--- a/Паланий/УП/05_Отчет_УП_09_01_Отчет_ИС_23_9_1_Харченко.docx
+++ b/Паланий/УП/05_Отчет_УП_09_01_Отчет_ИС_23_9_1_Харченко.docx
@@ -1,6 +1,6 @@
 
 <file path=word/document.xml><?xml version="1.0" encoding="utf-8"?>
-<w:document xmlns:wpc="http://schemas.microsoft.com/office/word/2010/wordprocessingCanvas" xmlns:cx="http://schemas.microsoft.com/office/drawing/2014/chartex" xmlns:cx1="http://schemas.microsoft.com/office/drawing/2015/9/8/chartex" xmlns:cx2="http://schemas.microsoft.com/office/drawing/2015/10/21/chartex" xmlns:cx3="http://schemas.microsoft.com/office/drawing/2016/5/9/chartex" xmlns:cx4="http://schemas.microsoft.com/office/drawing/2016/5/10/chartex" xmlns:cx5="http://schemas.microsoft.com/office/drawing/2016/5/11/chartex" xmlns:cx6="http://schemas.microsoft.com/office/drawing/2016/5/12/chartex" xmlns:cx7="http://schemas.microsoft.com/office/drawing/2016/5/13/chartex" xmlns:cx8="http://schemas.microsoft.com/office/drawing/2016/5/14/chartex" xmlns:mc="http://schemas.openxmlformats.org/markup-compatibility/2006" xmlns:aink="http://schemas.microsoft.com/office/drawing/2016/ink" xmlns:am3d="http://schemas.microsoft.com/office/drawing/2017/model3d" xmlns:o="urn:schemas-microsoft-com:office:office" xmlns:r="http://schemas.openxmlformats.org/officeDocument/2006/relationships" xmlns:m="http://schemas.openxmlformats.org/officeDocument/2006/math" xmlns:v="urn:schemas-microsoft-com:vml" xmlns:wp14="http://schemas.microsoft.com/office/word/2010/wordprocessingDrawing" xmlns:wp="http://schemas.openxmlformats.org/drawingml/2006/wordprocessingDrawing" xmlns:w10="urn:schemas-microsoft-com:office:word" xmlns:w="http://schemas.openxmlformats.org/wordprocessingml/2006/main" xmlns:w14="http://schemas.microsoft.com/office/word/2010/wordml" xmlns:w15="http://schemas.microsoft.com/office/word/2012/wordml" xmlns:w16cex="http://schemas.microsoft.com/office/word/2018/wordml/cex" xmlns:w16cid="http://schemas.microsoft.com/office/word/2016/wordml/cid" xmlns:w16="http://schemas.microsoft.com/office/word/2018/wordml" xmlns:w16se="http://schemas.microsoft.com/office/word/2015/wordml/symex" xmlns:wpg="http://schemas.microsoft.com/office/word/2010/wordprocessingGroup" xmlns:wpi="http://schemas.microsoft.com/office/word/2010/wordprocessingInk" xmlns:wne="http://schemas.microsoft.com/office/word/2006/wordml" xmlns:wps="http://schemas.microsoft.com/office/word/2010/wordprocessingShape" mc:Ignorable="w14 w15 w16se w16cid w16 w16cex wp14">
+<w:document xmlns:wpc="http://schemas.microsoft.com/office/word/2010/wordprocessingCanvas" xmlns:cx="http://schemas.microsoft.com/office/drawing/2014/chartex" xmlns:cx1="http://schemas.microsoft.com/office/drawing/2015/9/8/chartex" xmlns:cx2="http://schemas.microsoft.com/office/drawing/2015/10/21/chartex" xmlns:cx3="http://schemas.microsoft.com/office/drawing/2016/5/9/chartex" xmlns:cx4="http://schemas.microsoft.com/office/drawing/2016/5/10/chartex" xmlns:cx5="http://schemas.microsoft.com/office/drawing/2016/5/11/chartex" xmlns:cx6="http://schemas.microsoft.com/office/drawing/2016/5/12/chartex" xmlns:cx7="http://schemas.microsoft.com/office/drawing/2016/5/13/chartex" xmlns:cx8="http://schemas.microsoft.com/office/drawing/2016/5/14/chartex" xmlns:mc="http://schemas.openxmlformats.org/markup-compatibility/2006" xmlns:aink="http://schemas.microsoft.com/office/drawing/2016/ink" xmlns:am3d="http://schemas.microsoft.com/office/drawing/2017/model3d" xmlns:o="urn:schemas-microsoft-com:office:office" xmlns:r="http://schemas.openxmlformats.org/officeDocument/2006/relationships" xmlns:m="http://schemas.openxmlformats.org/officeDocument/2006/math" xmlns:v="urn:schemas-microsoft-com:vml" xmlns:wp14="http://schemas.microsoft.com/office/word/2010/wordprocessingDrawing" xmlns:wp="http://schemas.openxmlformats.org/drawingml/2006/wordprocessingDrawing" xmlns:w10="urn:schemas-microsoft-com:office:word" xmlns:w="http://schemas.openxmlformats.org/wordprocessingml/2006/main" xmlns:w14="http://schemas.microsoft.com/office/word/2010/wordml" xmlns:w15="http://schemas.microsoft.com/office/word/2012/wordml" xmlns:w16cex="http://schemas.microsoft.com/office/word/2018/wordml/cex" xmlns:w16cid="http://schemas.microsoft.com/office/word/2016/wordml/cid" xmlns:w16="http://schemas.microsoft.com/office/word/2018/wordml" xmlns:w16sdtdh="http://schemas.microsoft.com/office/word/2020/wordml/sdtdatahash" xmlns:w16se="http://schemas.microsoft.com/office/word/2015/wordml/symex" xmlns:wpg="http://schemas.microsoft.com/office/word/2010/wordprocessingGroup" xmlns:wpi="http://schemas.microsoft.com/office/word/2010/wordprocessingInk" xmlns:wne="http://schemas.microsoft.com/office/word/2006/wordml" xmlns:wps="http://schemas.microsoft.com/office/word/2010/wordprocessingShape" mc:Ignorable="w14 w15 w16se w16cid w16 w16cex w16sdtdh wp14">
   <w:body>
     <w:p>
       <w:pPr>
@@ -2766,85 +2766,7 @@
           <w:szCs w:val="24"/>
           <w:lang w:eastAsia="ru-RU"/>
         </w:rPr>
-        <w:t xml:space="preserve"> профессиональное решение для аутентификации и авторизации позволит быстро внедрить регистрацию и вход через </w:t>
-      </w:r>
-      <w:proofErr w:type="spellStart"/>
-      <w:r>
-        <w:rPr>
-          <w:rFonts w:ascii="Times New Roman" w:eastAsia="Times New Roman" w:hAnsi="Times New Roman" w:cs="Times New Roman"/>
-          <w:color w:val="000000" w:themeColor="text1"/>
-          <w:spacing w:val="5"/>
-          <w:kern w:val="36"/>
-          <w:sz w:val="24"/>
-          <w:szCs w:val="24"/>
-          <w:lang w:eastAsia="ru-RU"/>
-        </w:rPr>
-        <w:t>email</w:t>
-      </w:r>
-      <w:proofErr w:type="spellEnd"/>
-      <w:r>
-        <w:rPr>
-          <w:rFonts w:ascii="Times New Roman" w:eastAsia="Times New Roman" w:hAnsi="Times New Roman" w:cs="Times New Roman"/>
-          <w:color w:val="000000" w:themeColor="text1"/>
-          <w:spacing w:val="5"/>
-          <w:kern w:val="36"/>
-          <w:sz w:val="24"/>
-          <w:szCs w:val="24"/>
-          <w:lang w:eastAsia="ru-RU"/>
-        </w:rPr>
-        <w:t xml:space="preserve"> и социальные сети (</w:t>
-      </w:r>
-      <w:proofErr w:type="spellStart"/>
-      <w:r>
-        <w:rPr>
-          <w:rFonts w:ascii="Times New Roman" w:eastAsia="Times New Roman" w:hAnsi="Times New Roman" w:cs="Times New Roman"/>
-          <w:color w:val="000000" w:themeColor="text1"/>
-          <w:spacing w:val="5"/>
-          <w:kern w:val="36"/>
-          <w:sz w:val="24"/>
-          <w:szCs w:val="24"/>
-          <w:lang w:eastAsia="ru-RU"/>
-        </w:rPr>
-        <w:t>Google</w:t>
-      </w:r>
-      <w:proofErr w:type="spellEnd"/>
-      <w:r>
-        <w:rPr>
-          <w:rFonts w:ascii="Times New Roman" w:eastAsia="Times New Roman" w:hAnsi="Times New Roman" w:cs="Times New Roman"/>
-          <w:color w:val="000000" w:themeColor="text1"/>
-          <w:spacing w:val="5"/>
-          <w:kern w:val="36"/>
-          <w:sz w:val="24"/>
-          <w:szCs w:val="24"/>
-          <w:lang w:eastAsia="ru-RU"/>
-        </w:rPr>
-        <w:t xml:space="preserve">, </w:t>
-      </w:r>
-      <w:proofErr w:type="spellStart"/>
-      <w:r>
-        <w:rPr>
-          <w:rFonts w:ascii="Times New Roman" w:eastAsia="Times New Roman" w:hAnsi="Times New Roman" w:cs="Times New Roman"/>
-          <w:color w:val="000000" w:themeColor="text1"/>
-          <w:spacing w:val="5"/>
-          <w:kern w:val="36"/>
-          <w:sz w:val="24"/>
-          <w:szCs w:val="24"/>
-          <w:lang w:eastAsia="ru-RU"/>
-        </w:rPr>
-        <w:t>Facebook</w:t>
-      </w:r>
-      <w:proofErr w:type="spellEnd"/>
-      <w:r>
-        <w:rPr>
-          <w:rFonts w:ascii="Times New Roman" w:eastAsia="Times New Roman" w:hAnsi="Times New Roman" w:cs="Times New Roman"/>
-          <w:color w:val="000000" w:themeColor="text1"/>
-          <w:spacing w:val="5"/>
-          <w:kern w:val="36"/>
-          <w:sz w:val="24"/>
-          <w:szCs w:val="24"/>
-          <w:lang w:eastAsia="ru-RU"/>
-        </w:rPr>
-        <w:t xml:space="preserve"> и другие). Сервис предоставляет расширенные функции безопасности, такие как многофакторная аутентификация и защита от </w:t>
+        <w:t xml:space="preserve"> профессиональное решение для аутентификации и авторизации позволит быстро внедрить регистрацию и вход через email и социальные сети (Google, Facebook и другие). Сервис предоставляет расширенные функции безопасности, такие как многофакторная аутентификация и защита от </w:t>
       </w:r>
       <w:proofErr w:type="spellStart"/>
       <w:r>
@@ -3060,7 +2982,21 @@
         <w:rPr>
           <w:lang w:eastAsia="ru-RU"/>
         </w:rPr>
-        <w:t>), основное содержимое (main) и подвал (</w:t>
+        <w:t>), основное содержимое (</w:t>
+      </w:r>
+      <w:proofErr w:type="spellStart"/>
+      <w:r>
+        <w:rPr>
+          <w:lang w:eastAsia="ru-RU"/>
+        </w:rPr>
+        <w:t>main</w:t>
+      </w:r>
+      <w:proofErr w:type="spellEnd"/>
+      <w:r>
+        <w:rPr>
+          <w:lang w:eastAsia="ru-RU"/>
+        </w:rPr>
+        <w:t>) и подвал (</w:t>
       </w:r>
       <w:proofErr w:type="spellStart"/>
       <w:r>
@@ -3274,19 +3210,7 @@
         <w:rPr>
           <w:lang w:eastAsia="ru-RU"/>
         </w:rPr>
-        <w:t xml:space="preserve">). При нажатии на кнопку выполняется переход на страницу авторизации, что реализовано </w:t>
-      </w:r>
-      <w:r>
-        <w:rPr>
-          <w:lang w:eastAsia="ru-RU"/>
-        </w:rPr>
-        <w:t>через обработчика</w:t>
-      </w:r>
-      <w:r>
-        <w:rPr>
-          <w:lang w:eastAsia="ru-RU"/>
-        </w:rPr>
-        <w:t xml:space="preserve"> события в JavaScript.</w:t>
+        <w:t>). При нажатии на кнопку выполняется переход на страницу авторизации, что реализовано через обработчика события в JavaScript.</w:t>
       </w:r>
     </w:p>
     <w:p>
@@ -3307,6 +3231,7 @@
       <w:r>
         <w:rPr>
           <w:rFonts w:ascii="Times New Roman" w:eastAsia="Times New Roman" w:hAnsi="Times New Roman" w:cs="Times New Roman"/>
+          <w:noProof/>
           <w:color w:val="000000" w:themeColor="text1"/>
           <w:spacing w:val="5"/>
           <w:kern w:val="36"/>
@@ -3527,6 +3452,7 @@
       <w:r>
         <w:rPr>
           <w:rFonts w:ascii="Times New Roman" w:eastAsia="Times New Roman" w:hAnsi="Times New Roman" w:cs="Times New Roman"/>
+          <w:noProof/>
           <w:color w:val="000000" w:themeColor="text1"/>
           <w:spacing w:val="5"/>
           <w:kern w:val="36"/>
@@ -3906,6 +3832,7 @@
       <w:r>
         <w:rPr>
           <w:rFonts w:ascii="Times New Roman" w:eastAsia="Times New Roman" w:hAnsi="Times New Roman" w:cs="Times New Roman"/>
+          <w:noProof/>
           <w:color w:val="000000" w:themeColor="text1"/>
           <w:spacing w:val="5"/>
           <w:kern w:val="36"/>
@@ -4001,27 +3928,7 @@
         <w:rPr>
           <w:lang w:eastAsia="ru-RU"/>
         </w:rPr>
-        <w:t xml:space="preserve"> то есть</w:t>
-      </w:r>
-      <w:r>
-        <w:rPr>
-          <w:lang w:eastAsia="ru-RU"/>
-        </w:rPr>
-        <w:t xml:space="preserve"> пользователь вводит текст в поле и нажимает на иконку лупы или клавишу </w:t>
-      </w:r>
-      <w:proofErr w:type="spellStart"/>
-      <w:r>
-        <w:rPr>
-          <w:lang w:eastAsia="ru-RU"/>
-        </w:rPr>
-        <w:t>Enter</w:t>
-      </w:r>
-      <w:proofErr w:type="spellEnd"/>
-      <w:r>
-        <w:rPr>
-          <w:lang w:eastAsia="ru-RU"/>
-        </w:rPr>
-        <w:t xml:space="preserve">, после чего скрипт фильтрует массив рецептов по вхождению поискового запроса в название (свойство title). Регистр символов не учитывается. Если </w:t>
+        <w:t xml:space="preserve"> то есть пользователь вводит текст в поле и нажимает на иконку лупы или клавишу Enter, после чего скрипт фильтрует массив рецептов по вхождению поискового запроса в название (свойство title). Регистр символов не учитывается. Если </w:t>
       </w:r>
       <w:r>
         <w:rPr>
@@ -4042,19 +3949,7 @@
         <w:rPr>
           <w:lang w:eastAsia="ru-RU"/>
         </w:rPr>
-        <w:t>Подвал сайта закреплен внизу страницы</w:t>
-      </w:r>
-      <w:r>
-        <w:rPr>
-          <w:lang w:eastAsia="ru-RU"/>
-        </w:rPr>
-        <w:t xml:space="preserve"> (См. Рисунок 5)</w:t>
-      </w:r>
-      <w:r>
-        <w:rPr>
-          <w:lang w:eastAsia="ru-RU"/>
-        </w:rPr>
-        <w:t xml:space="preserve"> и содержит логотип, навигационные ссылки (дублирующие основные разделы: «Рецепты», «Статьи», «Профиль», «Любимое», «Мои рецепты», «Мои комментарии»), а также строку с информацией об авторе и годе разработки. Футер выполнен в светлых тонах с верхней тенью, что визуально отделяет его от контента и создает завершенность композиции.</w:t>
+        <w:t>Подвал сайта закреплен внизу страницы (См. Рисунок 5) и содержит логотип, навигационные ссылки (дублирующие основные разделы: «Рецепты», «Статьи», «Профиль», «Любимое», «Мои рецепты», «Мои комментарии»), а также строку с информацией об авторе и годе разработки. Футер выполнен в светлых тонах с верхней тенью, что визуально отделяет его от контента и создает завершенность композиции.</w:t>
       </w:r>
     </w:p>
     <w:p>
@@ -4067,6 +3962,7 @@
       </w:pPr>
       <w:r>
         <w:rPr>
+          <w:noProof/>
           <w:lang w:eastAsia="ru-RU"/>
         </w:rPr>
         <w:drawing>
@@ -4146,21 +4042,7 @@
         <w:rPr>
           <w:lang w:eastAsia="ru-RU"/>
         </w:rPr>
-        <w:t xml:space="preserve"> из </w:t>
-      </w:r>
-      <w:proofErr w:type="spellStart"/>
-      <w:r>
-        <w:rPr>
-          <w:lang w:eastAsia="ru-RU"/>
-        </w:rPr>
-        <w:t>Google</w:t>
-      </w:r>
-      <w:proofErr w:type="spellEnd"/>
-      <w:r>
-        <w:rPr>
-          <w:lang w:eastAsia="ru-RU"/>
-        </w:rPr>
-        <w:t xml:space="preserve"> </w:t>
+        <w:t xml:space="preserve"> из Google </w:t>
       </w:r>
       <w:proofErr w:type="spellStart"/>
       <w:r>
@@ -4266,33 +4148,7 @@
           <w:szCs w:val="24"/>
           <w:lang w:eastAsia="ru-RU"/>
         </w:rPr>
-        <w:t xml:space="preserve">Основной функционал веб-приложения «Кулинарная книга» реализован с использованием модульной архитектуры на чистом JavaScript, HTML и CSS. Все данные – пользователи, рецепты, комментарии – хранятся в формате JSON и синхронизируются с localStorage, что позволяет имитировать работу серверной части без бэкенда. Ключевым элементом является класс </w:t>
-      </w:r>
-      <w:proofErr w:type="spellStart"/>
-      <w:r>
-        <w:rPr>
-          <w:rFonts w:ascii="Times New Roman" w:eastAsia="Times New Roman" w:hAnsi="Times New Roman" w:cs="Times New Roman"/>
-          <w:color w:val="000000" w:themeColor="text1"/>
-          <w:spacing w:val="5"/>
-          <w:kern w:val="36"/>
-          <w:sz w:val="24"/>
-          <w:szCs w:val="24"/>
-          <w:lang w:eastAsia="ru-RU"/>
-        </w:rPr>
-        <w:t>Storage</w:t>
-      </w:r>
-      <w:proofErr w:type="spellEnd"/>
-      <w:r>
-        <w:rPr>
-          <w:rFonts w:ascii="Times New Roman" w:eastAsia="Times New Roman" w:hAnsi="Times New Roman" w:cs="Times New Roman"/>
-          <w:color w:val="000000" w:themeColor="text1"/>
-          <w:spacing w:val="5"/>
-          <w:kern w:val="36"/>
-          <w:sz w:val="24"/>
-          <w:szCs w:val="24"/>
-          <w:lang w:eastAsia="ru-RU"/>
-        </w:rPr>
-        <w:t xml:space="preserve"> (файл storage.js), который </w:t>
+        <w:t xml:space="preserve">Основной функционал веб-приложения «Кулинарная книга» реализован с использованием модульной архитектуры на чистом JavaScript, HTML и CSS. Все данные – пользователи, рецепты, комментарии – хранятся в формате JSON и синхронизируются с localStorage, что позволяет имитировать работу серверной части без бэкенда. Ключевым элементом является класс Storage (файл storage.js), который </w:t>
       </w:r>
       <w:r>
         <w:rPr>
@@ -4371,7 +4227,7 @@
           <w:kern w:val="36"/>
           <w:sz w:val="24"/>
           <w:szCs w:val="24"/>
-          <w:lang w:val="en-US" w:eastAsia="ru-RU"/>
+          <w:lang w:eastAsia="ru-RU"/>
         </w:rPr>
       </w:pPr>
       <w:r>
@@ -6400,7 +6256,27 @@
                                 <w:szCs w:val="20"/>
                                 <w:lang w:val="en-US"/>
                               </w:rPr>
-                              <w:t xml:space="preserve">                &lt;a href="</w:t>
+                              <w:t xml:space="preserve">                &lt;a </w:t>
+                            </w:r>
+                            <w:proofErr w:type="spellStart"/>
+                            <w:r>
+                              <w:rPr>
+                                <w:rFonts w:ascii="Consolas" w:hAnsi="Consolas"/>
+                                <w:sz w:val="20"/>
+                                <w:szCs w:val="20"/>
+                                <w:lang w:val="en-US"/>
+                              </w:rPr>
+                              <w:t>href</w:t>
+                            </w:r>
+                            <w:proofErr w:type="spellEnd"/>
+                            <w:r>
+                              <w:rPr>
+                                <w:rFonts w:ascii="Consolas" w:hAnsi="Consolas"/>
+                                <w:sz w:val="20"/>
+                                <w:szCs w:val="20"/>
+                                <w:lang w:val="en-US"/>
+                              </w:rPr>
+                              <w:t>="</w:t>
                             </w:r>
                             <w:proofErr w:type="spellStart"/>
                             <w:r>
@@ -6576,7 +6452,47 @@
                                 <w:szCs w:val="20"/>
                                 <w:lang w:val="en-US"/>
                               </w:rPr>
-                              <w:t xml:space="preserve">                                &lt;img src="./static/media/</w:t>
+                              <w:t xml:space="preserve">                                &lt;</w:t>
+                            </w:r>
+                            <w:proofErr w:type="spellStart"/>
+                            <w:r>
+                              <w:rPr>
+                                <w:rFonts w:ascii="Consolas" w:hAnsi="Consolas"/>
+                                <w:sz w:val="20"/>
+                                <w:szCs w:val="20"/>
+                                <w:lang w:val="en-US"/>
+                              </w:rPr>
+                              <w:t>img</w:t>
+                            </w:r>
+                            <w:proofErr w:type="spellEnd"/>
+                            <w:r>
+                              <w:rPr>
+                                <w:rFonts w:ascii="Consolas" w:hAnsi="Consolas"/>
+                                <w:sz w:val="20"/>
+                                <w:szCs w:val="20"/>
+                                <w:lang w:val="en-US"/>
+                              </w:rPr>
+                              <w:t xml:space="preserve"> </w:t>
+                            </w:r>
+                            <w:proofErr w:type="spellStart"/>
+                            <w:r>
+                              <w:rPr>
+                                <w:rFonts w:ascii="Consolas" w:hAnsi="Consolas"/>
+                                <w:sz w:val="20"/>
+                                <w:szCs w:val="20"/>
+                                <w:lang w:val="en-US"/>
+                              </w:rPr>
+                              <w:t>src</w:t>
+                            </w:r>
+                            <w:proofErr w:type="spellEnd"/>
+                            <w:r>
+                              <w:rPr>
+                                <w:rFonts w:ascii="Consolas" w:hAnsi="Consolas"/>
+                                <w:sz w:val="20"/>
+                                <w:szCs w:val="20"/>
+                                <w:lang w:val="en-US"/>
+                              </w:rPr>
+                              <w:t>="./static/media/</w:t>
                             </w:r>
                             <w:proofErr w:type="spellStart"/>
                             <w:r>
@@ -6997,6 +6913,7 @@
                                 <w:rFonts w:ascii="Consolas" w:hAnsi="Consolas"/>
                                 <w:sz w:val="20"/>
                                 <w:szCs w:val="20"/>
+                                <w:lang w:val="en-US"/>
                               </w:rPr>
                             </w:pPr>
                             <w:r>
@@ -7013,6 +6930,7 @@
                                 <w:rFonts w:ascii="Consolas" w:hAnsi="Consolas"/>
                                 <w:sz w:val="20"/>
                                 <w:szCs w:val="20"/>
+                                <w:lang w:val="en-US"/>
                               </w:rPr>
                               <w:t>}</w:t>
                             </w:r>
@@ -7030,8 +6948,17 @@
                                 <w:rFonts w:ascii="Consolas" w:hAnsi="Consolas"/>
                                 <w:sz w:val="20"/>
                                 <w:szCs w:val="20"/>
-                              </w:rPr>
-                              <w:t xml:space="preserve">    }</w:t>
+                                <w:lang w:val="en-US"/>
+                              </w:rPr>
+                              <w:t xml:space="preserve">    </w:t>
+                            </w:r>
+                            <w:r>
+                              <w:rPr>
+                                <w:rFonts w:ascii="Consolas" w:hAnsi="Consolas"/>
+                                <w:sz w:val="20"/>
+                                <w:szCs w:val="20"/>
+                              </w:rPr>
+                              <w:t>}</w:t>
                             </w:r>
                           </w:p>
                         </w:txbxContent>
@@ -7331,7 +7258,27 @@
                           <w:szCs w:val="20"/>
                           <w:lang w:val="en-US"/>
                         </w:rPr>
-                        <w:t xml:space="preserve">                &lt;a href="</w:t>
+                        <w:t xml:space="preserve">                &lt;a </w:t>
+                      </w:r>
+                      <w:proofErr w:type="spellStart"/>
+                      <w:r>
+                        <w:rPr>
+                          <w:rFonts w:ascii="Consolas" w:hAnsi="Consolas"/>
+                          <w:sz w:val="20"/>
+                          <w:szCs w:val="20"/>
+                          <w:lang w:val="en-US"/>
+                        </w:rPr>
+                        <w:t>href</w:t>
+                      </w:r>
+                      <w:proofErr w:type="spellEnd"/>
+                      <w:r>
+                        <w:rPr>
+                          <w:rFonts w:ascii="Consolas" w:hAnsi="Consolas"/>
+                          <w:sz w:val="20"/>
+                          <w:szCs w:val="20"/>
+                          <w:lang w:val="en-US"/>
+                        </w:rPr>
+                        <w:t>="</w:t>
                       </w:r>
                       <w:proofErr w:type="spellStart"/>
                       <w:r>
@@ -7507,7 +7454,47 @@
                           <w:szCs w:val="20"/>
                           <w:lang w:val="en-US"/>
                         </w:rPr>
-                        <w:t xml:space="preserve">                                &lt;img src="./static/media/</w:t>
+                        <w:t xml:space="preserve">                                &lt;</w:t>
+                      </w:r>
+                      <w:proofErr w:type="spellStart"/>
+                      <w:r>
+                        <w:rPr>
+                          <w:rFonts w:ascii="Consolas" w:hAnsi="Consolas"/>
+                          <w:sz w:val="20"/>
+                          <w:szCs w:val="20"/>
+                          <w:lang w:val="en-US"/>
+                        </w:rPr>
+                        <w:t>img</w:t>
+                      </w:r>
+                      <w:proofErr w:type="spellEnd"/>
+                      <w:r>
+                        <w:rPr>
+                          <w:rFonts w:ascii="Consolas" w:hAnsi="Consolas"/>
+                          <w:sz w:val="20"/>
+                          <w:szCs w:val="20"/>
+                          <w:lang w:val="en-US"/>
+                        </w:rPr>
+                        <w:t xml:space="preserve"> </w:t>
+                      </w:r>
+                      <w:proofErr w:type="spellStart"/>
+                      <w:r>
+                        <w:rPr>
+                          <w:rFonts w:ascii="Consolas" w:hAnsi="Consolas"/>
+                          <w:sz w:val="20"/>
+                          <w:szCs w:val="20"/>
+                          <w:lang w:val="en-US"/>
+                        </w:rPr>
+                        <w:t>src</w:t>
+                      </w:r>
+                      <w:proofErr w:type="spellEnd"/>
+                      <w:r>
+                        <w:rPr>
+                          <w:rFonts w:ascii="Consolas" w:hAnsi="Consolas"/>
+                          <w:sz w:val="20"/>
+                          <w:szCs w:val="20"/>
+                          <w:lang w:val="en-US"/>
+                        </w:rPr>
+                        <w:t>="./static/media/</w:t>
                       </w:r>
                       <w:proofErr w:type="spellStart"/>
                       <w:r>
@@ -7928,6 +7915,7 @@
                           <w:rFonts w:ascii="Consolas" w:hAnsi="Consolas"/>
                           <w:sz w:val="20"/>
                           <w:szCs w:val="20"/>
+                          <w:lang w:val="en-US"/>
                         </w:rPr>
                       </w:pPr>
                       <w:r>
@@ -7944,6 +7932,7 @@
                           <w:rFonts w:ascii="Consolas" w:hAnsi="Consolas"/>
                           <w:sz w:val="20"/>
                           <w:szCs w:val="20"/>
+                          <w:lang w:val="en-US"/>
                         </w:rPr>
                         <w:t>}</w:t>
                       </w:r>
@@ -7961,8 +7950,17 @@
                           <w:rFonts w:ascii="Consolas" w:hAnsi="Consolas"/>
                           <w:sz w:val="20"/>
                           <w:szCs w:val="20"/>
-                        </w:rPr>
-                        <w:t xml:space="preserve">    }</w:t>
+                          <w:lang w:val="en-US"/>
+                        </w:rPr>
+                        <w:t xml:space="preserve">    </w:t>
+                      </w:r>
+                      <w:r>
+                        <w:rPr>
+                          <w:rFonts w:ascii="Consolas" w:hAnsi="Consolas"/>
+                          <w:sz w:val="20"/>
+                          <w:szCs w:val="20"/>
+                        </w:rPr>
+                        <w:t>}</w:t>
                       </w:r>
                     </w:p>
                   </w:txbxContent>
@@ -8077,43 +8075,7 @@
           <w:szCs w:val="24"/>
           <w:lang w:eastAsia="ru-RU"/>
         </w:rPr>
-        <w:t xml:space="preserve"> </w:t>
-      </w:r>
-      <w:r>
-        <w:rPr>
-          <w:rFonts w:ascii="Times New Roman" w:eastAsia="Times New Roman" w:hAnsi="Times New Roman" w:cs="Times New Roman"/>
-          <w:color w:val="000000" w:themeColor="text1"/>
-          <w:spacing w:val="5"/>
-          <w:kern w:val="36"/>
-          <w:sz w:val="24"/>
-          <w:szCs w:val="24"/>
-          <w:lang w:eastAsia="ru-RU"/>
-        </w:rPr>
-        <w:t xml:space="preserve">(См. Рисунок </w:t>
-      </w:r>
-      <w:r>
-        <w:rPr>
-          <w:rFonts w:ascii="Times New Roman" w:eastAsia="Times New Roman" w:hAnsi="Times New Roman" w:cs="Times New Roman"/>
-          <w:color w:val="000000" w:themeColor="text1"/>
-          <w:spacing w:val="5"/>
-          <w:kern w:val="36"/>
-          <w:sz w:val="24"/>
-          <w:szCs w:val="24"/>
-          <w:lang w:eastAsia="ru-RU"/>
-        </w:rPr>
-        <w:t>8</w:t>
-      </w:r>
-      <w:r>
-        <w:rPr>
-          <w:rFonts w:ascii="Times New Roman" w:eastAsia="Times New Roman" w:hAnsi="Times New Roman" w:cs="Times New Roman"/>
-          <w:color w:val="000000" w:themeColor="text1"/>
-          <w:spacing w:val="5"/>
-          <w:kern w:val="36"/>
-          <w:sz w:val="24"/>
-          <w:szCs w:val="24"/>
-          <w:lang w:eastAsia="ru-RU"/>
-        </w:rPr>
-        <w:t>)</w:t>
+        <w:t xml:space="preserve"> (См. Рисунок 8)</w:t>
       </w:r>
       <w:r>
         <w:rPr>
@@ -9825,43 +9787,7 @@
           <w:szCs w:val="24"/>
           <w:lang w:eastAsia="ru-RU"/>
         </w:rPr>
-        <w:t xml:space="preserve"> </w:t>
-      </w:r>
-      <w:r>
-        <w:rPr>
-          <w:rFonts w:ascii="Times New Roman" w:eastAsia="Times New Roman" w:hAnsi="Times New Roman" w:cs="Times New Roman"/>
-          <w:color w:val="000000" w:themeColor="text1"/>
-          <w:spacing w:val="5"/>
-          <w:kern w:val="36"/>
-          <w:sz w:val="24"/>
-          <w:szCs w:val="24"/>
-          <w:lang w:eastAsia="ru-RU"/>
-        </w:rPr>
-        <w:t xml:space="preserve">(См. Рисунок </w:t>
-      </w:r>
-      <w:r>
-        <w:rPr>
-          <w:rFonts w:ascii="Times New Roman" w:eastAsia="Times New Roman" w:hAnsi="Times New Roman" w:cs="Times New Roman"/>
-          <w:color w:val="000000" w:themeColor="text1"/>
-          <w:spacing w:val="5"/>
-          <w:kern w:val="36"/>
-          <w:sz w:val="24"/>
-          <w:szCs w:val="24"/>
-          <w:lang w:eastAsia="ru-RU"/>
-        </w:rPr>
-        <w:t>9</w:t>
-      </w:r>
-      <w:r>
-        <w:rPr>
-          <w:rFonts w:ascii="Times New Roman" w:eastAsia="Times New Roman" w:hAnsi="Times New Roman" w:cs="Times New Roman"/>
-          <w:color w:val="000000" w:themeColor="text1"/>
-          <w:spacing w:val="5"/>
-          <w:kern w:val="36"/>
-          <w:sz w:val="24"/>
-          <w:szCs w:val="24"/>
-          <w:lang w:eastAsia="ru-RU"/>
-        </w:rPr>
-        <w:t>)</w:t>
+        <w:t xml:space="preserve"> (См. Рисунок 9)</w:t>
       </w:r>
       <w:r>
         <w:rPr>
@@ -9897,33 +9823,7 @@
           <w:szCs w:val="24"/>
           <w:lang w:eastAsia="ru-RU"/>
         </w:rPr>
-        <w:t xml:space="preserve"> лупы или клавишу </w:t>
-      </w:r>
-      <w:proofErr w:type="spellStart"/>
-      <w:r>
-        <w:rPr>
-          <w:rFonts w:ascii="Times New Roman" w:eastAsia="Times New Roman" w:hAnsi="Times New Roman" w:cs="Times New Roman"/>
-          <w:color w:val="000000" w:themeColor="text1"/>
-          <w:spacing w:val="5"/>
-          <w:kern w:val="36"/>
-          <w:sz w:val="24"/>
-          <w:szCs w:val="24"/>
-          <w:lang w:eastAsia="ru-RU"/>
-        </w:rPr>
-        <w:t>Enter</w:t>
-      </w:r>
-      <w:proofErr w:type="spellEnd"/>
-      <w:r>
-        <w:rPr>
-          <w:rFonts w:ascii="Times New Roman" w:eastAsia="Times New Roman" w:hAnsi="Times New Roman" w:cs="Times New Roman"/>
-          <w:color w:val="000000" w:themeColor="text1"/>
-          <w:spacing w:val="5"/>
-          <w:kern w:val="36"/>
-          <w:sz w:val="24"/>
-          <w:szCs w:val="24"/>
-          <w:lang w:eastAsia="ru-RU"/>
-        </w:rPr>
-        <w:t xml:space="preserve">. Срабатывает функция </w:t>
+        <w:t xml:space="preserve"> лупы или клавишу Enter. Срабатывает функция </w:t>
       </w:r>
       <w:proofErr w:type="spellStart"/>
       <w:r>
@@ -11228,43 +11128,7 @@
           <w:szCs w:val="24"/>
           <w:lang w:eastAsia="ru-RU"/>
         </w:rPr>
-        <w:t xml:space="preserve"> </w:t>
-      </w:r>
-      <w:r>
-        <w:rPr>
-          <w:rFonts w:ascii="Times New Roman" w:eastAsia="Times New Roman" w:hAnsi="Times New Roman" w:cs="Times New Roman"/>
-          <w:color w:val="000000" w:themeColor="text1"/>
-          <w:spacing w:val="5"/>
-          <w:kern w:val="36"/>
-          <w:sz w:val="24"/>
-          <w:szCs w:val="24"/>
-          <w:lang w:eastAsia="ru-RU"/>
-        </w:rPr>
-        <w:t xml:space="preserve">(См. Рисунок </w:t>
-      </w:r>
-      <w:r>
-        <w:rPr>
-          <w:rFonts w:ascii="Times New Roman" w:eastAsia="Times New Roman" w:hAnsi="Times New Roman" w:cs="Times New Roman"/>
-          <w:color w:val="000000" w:themeColor="text1"/>
-          <w:spacing w:val="5"/>
-          <w:kern w:val="36"/>
-          <w:sz w:val="24"/>
-          <w:szCs w:val="24"/>
-          <w:lang w:eastAsia="ru-RU"/>
-        </w:rPr>
-        <w:t>10</w:t>
-      </w:r>
-      <w:r>
-        <w:rPr>
-          <w:rFonts w:ascii="Times New Roman" w:eastAsia="Times New Roman" w:hAnsi="Times New Roman" w:cs="Times New Roman"/>
-          <w:color w:val="000000" w:themeColor="text1"/>
-          <w:spacing w:val="5"/>
-          <w:kern w:val="36"/>
-          <w:sz w:val="24"/>
-          <w:szCs w:val="24"/>
-          <w:lang w:eastAsia="ru-RU"/>
-        </w:rPr>
-        <w:t>)</w:t>
+        <w:t xml:space="preserve"> (См. Рисунок 10)</w:t>
       </w:r>
       <w:r>
         <w:rPr>
@@ -12971,43 +12835,7 @@
           <w:szCs w:val="24"/>
           <w:lang w:eastAsia="ru-RU"/>
         </w:rPr>
-        <w:t xml:space="preserve"> </w:t>
-      </w:r>
-      <w:r>
-        <w:rPr>
-          <w:rFonts w:ascii="Times New Roman" w:eastAsia="Times New Roman" w:hAnsi="Times New Roman" w:cs="Times New Roman"/>
-          <w:color w:val="000000" w:themeColor="text1"/>
-          <w:spacing w:val="5"/>
-          <w:kern w:val="36"/>
-          <w:sz w:val="24"/>
-          <w:szCs w:val="24"/>
-          <w:lang w:eastAsia="ru-RU"/>
-        </w:rPr>
-        <w:t xml:space="preserve">(См. Рисунок </w:t>
-      </w:r>
-      <w:r>
-        <w:rPr>
-          <w:rFonts w:ascii="Times New Roman" w:eastAsia="Times New Roman" w:hAnsi="Times New Roman" w:cs="Times New Roman"/>
-          <w:color w:val="000000" w:themeColor="text1"/>
-          <w:spacing w:val="5"/>
-          <w:kern w:val="36"/>
-          <w:sz w:val="24"/>
-          <w:szCs w:val="24"/>
-          <w:lang w:eastAsia="ru-RU"/>
-        </w:rPr>
-        <w:t>11</w:t>
-      </w:r>
-      <w:r>
-        <w:rPr>
-          <w:rFonts w:ascii="Times New Roman" w:eastAsia="Times New Roman" w:hAnsi="Times New Roman" w:cs="Times New Roman"/>
-          <w:color w:val="000000" w:themeColor="text1"/>
-          <w:spacing w:val="5"/>
-          <w:kern w:val="36"/>
-          <w:sz w:val="24"/>
-          <w:szCs w:val="24"/>
-          <w:lang w:eastAsia="ru-RU"/>
-        </w:rPr>
-        <w:t>)</w:t>
+        <w:t xml:space="preserve"> (См. Рисунок 11)</w:t>
       </w:r>
       <w:r>
         <w:rPr>
@@ -13929,7 +13757,47 @@
                                 <w:szCs w:val="20"/>
                                 <w:lang w:val="en-US"/>
                               </w:rPr>
-                              <w:t xml:space="preserve"> `&lt;img src="${</w:t>
+                              <w:t xml:space="preserve"> `&lt;</w:t>
+                            </w:r>
+                            <w:proofErr w:type="spellStart"/>
+                            <w:r>
+                              <w:rPr>
+                                <w:rFonts w:ascii="Consolas" w:hAnsi="Consolas"/>
+                                <w:sz w:val="20"/>
+                                <w:szCs w:val="20"/>
+                                <w:lang w:val="en-US"/>
+                              </w:rPr>
+                              <w:t>img</w:t>
+                            </w:r>
+                            <w:proofErr w:type="spellEnd"/>
+                            <w:r>
+                              <w:rPr>
+                                <w:rFonts w:ascii="Consolas" w:hAnsi="Consolas"/>
+                                <w:sz w:val="20"/>
+                                <w:szCs w:val="20"/>
+                                <w:lang w:val="en-US"/>
+                              </w:rPr>
+                              <w:t xml:space="preserve"> </w:t>
+                            </w:r>
+                            <w:proofErr w:type="spellStart"/>
+                            <w:r>
+                              <w:rPr>
+                                <w:rFonts w:ascii="Consolas" w:hAnsi="Consolas"/>
+                                <w:sz w:val="20"/>
+                                <w:szCs w:val="20"/>
+                                <w:lang w:val="en-US"/>
+                              </w:rPr>
+                              <w:t>src</w:t>
+                            </w:r>
+                            <w:proofErr w:type="spellEnd"/>
+                            <w:r>
+                              <w:rPr>
+                                <w:rFonts w:ascii="Consolas" w:hAnsi="Consolas"/>
+                                <w:sz w:val="20"/>
+                                <w:szCs w:val="20"/>
+                                <w:lang w:val="en-US"/>
+                              </w:rPr>
+                              <w:t>="${</w:t>
                             </w:r>
                             <w:proofErr w:type="spellStart"/>
                             <w:r>
@@ -14327,7 +14195,47 @@
                                 <w:szCs w:val="20"/>
                                 <w:lang w:val="en-US"/>
                               </w:rPr>
-                              <w:t xml:space="preserve">                    &lt;img src="./static/media/</w:t>
+                              <w:t xml:space="preserve">                    &lt;</w:t>
+                            </w:r>
+                            <w:proofErr w:type="spellStart"/>
+                            <w:r>
+                              <w:rPr>
+                                <w:rFonts w:ascii="Consolas" w:hAnsi="Consolas"/>
+                                <w:sz w:val="20"/>
+                                <w:szCs w:val="20"/>
+                                <w:lang w:val="en-US"/>
+                              </w:rPr>
+                              <w:t>img</w:t>
+                            </w:r>
+                            <w:proofErr w:type="spellEnd"/>
+                            <w:r>
+                              <w:rPr>
+                                <w:rFonts w:ascii="Consolas" w:hAnsi="Consolas"/>
+                                <w:sz w:val="20"/>
+                                <w:szCs w:val="20"/>
+                                <w:lang w:val="en-US"/>
+                              </w:rPr>
+                              <w:t xml:space="preserve"> </w:t>
+                            </w:r>
+                            <w:proofErr w:type="spellStart"/>
+                            <w:r>
+                              <w:rPr>
+                                <w:rFonts w:ascii="Consolas" w:hAnsi="Consolas"/>
+                                <w:sz w:val="20"/>
+                                <w:szCs w:val="20"/>
+                                <w:lang w:val="en-US"/>
+                              </w:rPr>
+                              <w:t>src</w:t>
+                            </w:r>
+                            <w:proofErr w:type="spellEnd"/>
+                            <w:r>
+                              <w:rPr>
+                                <w:rFonts w:ascii="Consolas" w:hAnsi="Consolas"/>
+                                <w:sz w:val="20"/>
+                                <w:szCs w:val="20"/>
+                                <w:lang w:val="en-US"/>
+                              </w:rPr>
+                              <w:t>="./static/media/</w:t>
                             </w:r>
                             <w:proofErr w:type="spellStart"/>
                             <w:r>
@@ -15048,7 +14956,47 @@
                           <w:szCs w:val="20"/>
                           <w:lang w:val="en-US"/>
                         </w:rPr>
-                        <w:t xml:space="preserve"> `&lt;img src="${</w:t>
+                        <w:t xml:space="preserve"> `&lt;</w:t>
+                      </w:r>
+                      <w:proofErr w:type="spellStart"/>
+                      <w:r>
+                        <w:rPr>
+                          <w:rFonts w:ascii="Consolas" w:hAnsi="Consolas"/>
+                          <w:sz w:val="20"/>
+                          <w:szCs w:val="20"/>
+                          <w:lang w:val="en-US"/>
+                        </w:rPr>
+                        <w:t>img</w:t>
+                      </w:r>
+                      <w:proofErr w:type="spellEnd"/>
+                      <w:r>
+                        <w:rPr>
+                          <w:rFonts w:ascii="Consolas" w:hAnsi="Consolas"/>
+                          <w:sz w:val="20"/>
+                          <w:szCs w:val="20"/>
+                          <w:lang w:val="en-US"/>
+                        </w:rPr>
+                        <w:t xml:space="preserve"> </w:t>
+                      </w:r>
+                      <w:proofErr w:type="spellStart"/>
+                      <w:r>
+                        <w:rPr>
+                          <w:rFonts w:ascii="Consolas" w:hAnsi="Consolas"/>
+                          <w:sz w:val="20"/>
+                          <w:szCs w:val="20"/>
+                          <w:lang w:val="en-US"/>
+                        </w:rPr>
+                        <w:t>src</w:t>
+                      </w:r>
+                      <w:proofErr w:type="spellEnd"/>
+                      <w:r>
+                        <w:rPr>
+                          <w:rFonts w:ascii="Consolas" w:hAnsi="Consolas"/>
+                          <w:sz w:val="20"/>
+                          <w:szCs w:val="20"/>
+                          <w:lang w:val="en-US"/>
+                        </w:rPr>
+                        <w:t>="${</w:t>
                       </w:r>
                       <w:proofErr w:type="spellStart"/>
                       <w:r>
@@ -15446,7 +15394,47 @@
                           <w:szCs w:val="20"/>
                           <w:lang w:val="en-US"/>
                         </w:rPr>
-                        <w:t xml:space="preserve">                    &lt;img src="./static/media/</w:t>
+                        <w:t xml:space="preserve">                    &lt;</w:t>
+                      </w:r>
+                      <w:proofErr w:type="spellStart"/>
+                      <w:r>
+                        <w:rPr>
+                          <w:rFonts w:ascii="Consolas" w:hAnsi="Consolas"/>
+                          <w:sz w:val="20"/>
+                          <w:szCs w:val="20"/>
+                          <w:lang w:val="en-US"/>
+                        </w:rPr>
+                        <w:t>img</w:t>
+                      </w:r>
+                      <w:proofErr w:type="spellEnd"/>
+                      <w:r>
+                        <w:rPr>
+                          <w:rFonts w:ascii="Consolas" w:hAnsi="Consolas"/>
+                          <w:sz w:val="20"/>
+                          <w:szCs w:val="20"/>
+                          <w:lang w:val="en-US"/>
+                        </w:rPr>
+                        <w:t xml:space="preserve"> </w:t>
+                      </w:r>
+                      <w:proofErr w:type="spellStart"/>
+                      <w:r>
+                        <w:rPr>
+                          <w:rFonts w:ascii="Consolas" w:hAnsi="Consolas"/>
+                          <w:sz w:val="20"/>
+                          <w:szCs w:val="20"/>
+                          <w:lang w:val="en-US"/>
+                        </w:rPr>
+                        <w:t>src</w:t>
+                      </w:r>
+                      <w:proofErr w:type="spellEnd"/>
+                      <w:r>
+                        <w:rPr>
+                          <w:rFonts w:ascii="Consolas" w:hAnsi="Consolas"/>
+                          <w:sz w:val="20"/>
+                          <w:szCs w:val="20"/>
+                          <w:lang w:val="en-US"/>
+                        </w:rPr>
+                        <w:t>="./static/media/</w:t>
                       </w:r>
                       <w:proofErr w:type="spellStart"/>
                       <w:r>
@@ -15611,33 +15599,7 @@
           <w:szCs w:val="24"/>
           <w:lang w:eastAsia="ru-RU"/>
         </w:rPr>
-        <w:t xml:space="preserve">Кроме того, страница содержит блок комментариев – в текущей версии он заполнен статическими данными, но в классе </w:t>
-      </w:r>
-      <w:proofErr w:type="spellStart"/>
-      <w:r>
-        <w:rPr>
-          <w:rFonts w:ascii="Times New Roman" w:eastAsia="Times New Roman" w:hAnsi="Times New Roman" w:cs="Times New Roman"/>
-          <w:color w:val="000000" w:themeColor="text1"/>
-          <w:spacing w:val="5"/>
-          <w:kern w:val="36"/>
-          <w:sz w:val="24"/>
-          <w:szCs w:val="24"/>
-          <w:lang w:eastAsia="ru-RU"/>
-        </w:rPr>
-        <w:t>Storage</w:t>
-      </w:r>
-      <w:proofErr w:type="spellEnd"/>
-      <w:r>
-        <w:rPr>
-          <w:rFonts w:ascii="Times New Roman" w:eastAsia="Times New Roman" w:hAnsi="Times New Roman" w:cs="Times New Roman"/>
-          <w:color w:val="000000" w:themeColor="text1"/>
-          <w:spacing w:val="5"/>
-          <w:kern w:val="36"/>
-          <w:sz w:val="24"/>
-          <w:szCs w:val="24"/>
-          <w:lang w:eastAsia="ru-RU"/>
-        </w:rPr>
-        <w:t xml:space="preserve"> уже реализованы методы </w:t>
+        <w:t xml:space="preserve">Кроме того, страница содержит блок комментариев – в текущей версии он заполнен статическими данными, но в классе Storage уже реализованы методы </w:t>
       </w:r>
       <w:proofErr w:type="spellStart"/>
       <w:r>
@@ -15769,59 +15731,7 @@
           <w:szCs w:val="24"/>
           <w:lang w:eastAsia="ru-RU"/>
         </w:rPr>
-        <w:t xml:space="preserve">Страница авторизации и регистрации (login.html) объединяет вход для существующих пользователей и создание нового аккаунта. При вводе имени, </w:t>
-      </w:r>
-      <w:proofErr w:type="spellStart"/>
-      <w:r>
-        <w:rPr>
-          <w:rFonts w:ascii="Times New Roman" w:eastAsia="Times New Roman" w:hAnsi="Times New Roman" w:cs="Times New Roman"/>
-          <w:color w:val="000000" w:themeColor="text1"/>
-          <w:spacing w:val="5"/>
-          <w:kern w:val="36"/>
-          <w:sz w:val="24"/>
-          <w:szCs w:val="24"/>
-          <w:lang w:eastAsia="ru-RU"/>
-        </w:rPr>
-        <w:t>email</w:t>
-      </w:r>
-      <w:proofErr w:type="spellEnd"/>
-      <w:r>
-        <w:rPr>
-          <w:rFonts w:ascii="Times New Roman" w:eastAsia="Times New Roman" w:hAnsi="Times New Roman" w:cs="Times New Roman"/>
-          <w:color w:val="000000" w:themeColor="text1"/>
-          <w:spacing w:val="5"/>
-          <w:kern w:val="36"/>
-          <w:sz w:val="24"/>
-          <w:szCs w:val="24"/>
-          <w:lang w:eastAsia="ru-RU"/>
-        </w:rPr>
-        <w:t xml:space="preserve"> и пароля скрипт сначала проверяет, существует ли пользователь с таким </w:t>
-      </w:r>
-      <w:proofErr w:type="spellStart"/>
-      <w:r>
-        <w:rPr>
-          <w:rFonts w:ascii="Times New Roman" w:eastAsia="Times New Roman" w:hAnsi="Times New Roman" w:cs="Times New Roman"/>
-          <w:color w:val="000000" w:themeColor="text1"/>
-          <w:spacing w:val="5"/>
-          <w:kern w:val="36"/>
-          <w:sz w:val="24"/>
-          <w:szCs w:val="24"/>
-          <w:lang w:eastAsia="ru-RU"/>
-        </w:rPr>
-        <w:t>email</w:t>
-      </w:r>
-      <w:proofErr w:type="spellEnd"/>
-      <w:r>
-        <w:rPr>
-          <w:rFonts w:ascii="Times New Roman" w:eastAsia="Times New Roman" w:hAnsi="Times New Roman" w:cs="Times New Roman"/>
-          <w:color w:val="000000" w:themeColor="text1"/>
-          <w:spacing w:val="5"/>
-          <w:kern w:val="36"/>
-          <w:sz w:val="24"/>
-          <w:szCs w:val="24"/>
-          <w:lang w:eastAsia="ru-RU"/>
-        </w:rPr>
-        <w:t xml:space="preserve">. Если да, то сравниваются имя и пароль – </w:t>
+        <w:t xml:space="preserve">Страница авторизации и регистрации (login.html) объединяет вход для существующих пользователей и создание нового аккаунта. При вводе имени, email и пароля скрипт сначала проверяет, существует ли пользователь с таким email. Если да, то сравниваются имя и пароль – </w:t>
       </w:r>
       <w:r>
         <w:rPr>
@@ -15834,59 +15744,7 @@
           <w:lang w:eastAsia="ru-RU"/>
         </w:rPr>
         <w:lastRenderedPageBreak/>
-        <w:t xml:space="preserve">при совпадении пользователь авторизуется и перенаправляется на страницу профиля. Если пользователь не найден, выполняется валидация: имя не должно быть пустым, </w:t>
-      </w:r>
-      <w:proofErr w:type="spellStart"/>
-      <w:r>
-        <w:rPr>
-          <w:rFonts w:ascii="Times New Roman" w:eastAsia="Times New Roman" w:hAnsi="Times New Roman" w:cs="Times New Roman"/>
-          <w:color w:val="000000" w:themeColor="text1"/>
-          <w:spacing w:val="5"/>
-          <w:kern w:val="36"/>
-          <w:sz w:val="24"/>
-          <w:szCs w:val="24"/>
-          <w:lang w:eastAsia="ru-RU"/>
-        </w:rPr>
-        <w:t>email</w:t>
-      </w:r>
-      <w:proofErr w:type="spellEnd"/>
-      <w:r>
-        <w:rPr>
-          <w:rFonts w:ascii="Times New Roman" w:eastAsia="Times New Roman" w:hAnsi="Times New Roman" w:cs="Times New Roman"/>
-          <w:color w:val="000000" w:themeColor="text1"/>
-          <w:spacing w:val="5"/>
-          <w:kern w:val="36"/>
-          <w:sz w:val="24"/>
-          <w:szCs w:val="24"/>
-          <w:lang w:eastAsia="ru-RU"/>
-        </w:rPr>
-        <w:t xml:space="preserve"> должен оканчиваться на @gmail.com или @mail.ru, пароль – не менее 6 символов. После успешной валидации создаётся новый пользователь с автоматически сгенерированным идентификатором, пустыми полями для избранного, оценок и комментариев, после чего он также становится текущим и перенаправляется в профиль. Все сообщения об ошибках отображаются под соответствующими полями ввода. Для удобства добавлена обработка нажатия клавиши </w:t>
-      </w:r>
-      <w:proofErr w:type="spellStart"/>
-      <w:r>
-        <w:rPr>
-          <w:rFonts w:ascii="Times New Roman" w:eastAsia="Times New Roman" w:hAnsi="Times New Roman" w:cs="Times New Roman"/>
-          <w:color w:val="000000" w:themeColor="text1"/>
-          <w:spacing w:val="5"/>
-          <w:kern w:val="36"/>
-          <w:sz w:val="24"/>
-          <w:szCs w:val="24"/>
-          <w:lang w:eastAsia="ru-RU"/>
-        </w:rPr>
-        <w:t>Enter</w:t>
-      </w:r>
-      <w:proofErr w:type="spellEnd"/>
-      <w:r>
-        <w:rPr>
-          <w:rFonts w:ascii="Times New Roman" w:eastAsia="Times New Roman" w:hAnsi="Times New Roman" w:cs="Times New Roman"/>
-          <w:color w:val="000000" w:themeColor="text1"/>
-          <w:spacing w:val="5"/>
-          <w:kern w:val="36"/>
-          <w:sz w:val="24"/>
-          <w:szCs w:val="24"/>
-          <w:lang w:eastAsia="ru-RU"/>
-        </w:rPr>
-        <w:t xml:space="preserve"> в любом из полей.</w:t>
+        <w:t>при совпадении пользователь авторизуется и перенаправляется на страницу профиля. Если пользователь не найден, выполняется валидация: имя не должно быть пустым, email должен оканчиваться на @gmail.com или @mail.ru, пароль – не менее 6 символов. После успешной валидации создаётся новый пользователь с автоматически сгенерированным идентификатором, пустыми полями для избранного, оценок и комментариев, после чего он также становится текущим и перенаправляется в профиль. Все сообщения об ошибках отображаются под соответствующими полями ввода. Для удобства добавлена обработка нажатия клавиши Enter в любом из полей.</w:t>
       </w:r>
     </w:p>
     <w:p>
@@ -15896,30 +15754,14 @@
         <w:jc w:val="both"/>
         <w:rPr>
           <w:rFonts w:ascii="Times New Roman" w:eastAsia="Times New Roman" w:hAnsi="Times New Roman" w:cs="Times New Roman"/>
-          <w:b/>
-          <w:bCs/>
-          <w:color w:val="000000" w:themeColor="text1"/>
-          <w:spacing w:val="5"/>
-          <w:kern w:val="36"/>
-          <w:sz w:val="24"/>
-          <w:szCs w:val="24"/>
-          <w:lang w:eastAsia="ru-RU"/>
-        </w:rPr>
-      </w:pPr>
-      <w:r>
-        <w:rPr>
-          <w:rFonts w:ascii="Times New Roman" w:eastAsia="Times New Roman" w:hAnsi="Times New Roman" w:cs="Times New Roman"/>
-          <w:b/>
-          <w:bCs/>
-          <w:color w:val="000000" w:themeColor="text1"/>
-          <w:spacing w:val="5"/>
-          <w:kern w:val="36"/>
-          <w:sz w:val="24"/>
-          <w:szCs w:val="24"/>
-          <w:lang w:eastAsia="ru-RU"/>
-        </w:rPr>
-        <w:br w:type="page"/>
-      </w:r>
+          <w:color w:val="000000" w:themeColor="text1"/>
+          <w:spacing w:val="5"/>
+          <w:kern w:val="36"/>
+          <w:sz w:val="24"/>
+          <w:szCs w:val="24"/>
+          <w:lang w:eastAsia="ru-RU"/>
+        </w:rPr>
+      </w:pPr>
     </w:p>
     <w:p>
       <w:pPr>
@@ -15931,32 +15773,12 @@
       </w:pPr>
       <w:bookmarkStart w:id="6" w:name="_Toc213398649"/>
       <w:r>
-        <w:lastRenderedPageBreak/>
         <w:t>Тестирование основного функционала приложения/сайта</w:t>
       </w:r>
       <w:bookmarkEnd w:id="6"/>
     </w:p>
     <w:p>
       <w:pPr>
-        <w:pStyle w:val="ae"/>
-        <w:shd w:val="clear" w:color="auto" w:fill="FFFFFF" w:themeFill="background1"/>
-        <w:spacing w:after="0"/>
-        <w:outlineLvl w:val="0"/>
-        <w:rPr>
-          <w:rFonts w:ascii="Times New Roman" w:eastAsia="Times New Roman" w:hAnsi="Times New Roman" w:cs="Times New Roman"/>
-          <w:b/>
-          <w:bCs/>
-          <w:color w:val="000000" w:themeColor="text1"/>
-          <w:spacing w:val="5"/>
-          <w:kern w:val="36"/>
-          <w:sz w:val="24"/>
-          <w:szCs w:val="24"/>
-          <w:lang w:eastAsia="ru-RU"/>
-        </w:rPr>
-      </w:pPr>
-    </w:p>
-    <w:p>
-      <w:pPr>
         <w:spacing w:after="0" w:line="360" w:lineRule="auto"/>
         <w:ind w:firstLine="709"/>
         <w:jc w:val="both"/>
@@ -15970,18 +15792,6 @@
           <w:lang w:eastAsia="ru-RU"/>
         </w:rPr>
       </w:pPr>
-      <w:r>
-        <w:rPr>
-          <w:rFonts w:ascii="Times New Roman" w:eastAsia="Times New Roman" w:hAnsi="Times New Roman" w:cs="Times New Roman"/>
-          <w:color w:val="000000" w:themeColor="text1"/>
-          <w:spacing w:val="5"/>
-          <w:kern w:val="36"/>
-          <w:sz w:val="24"/>
-          <w:szCs w:val="24"/>
-          <w:lang w:eastAsia="ru-RU"/>
-        </w:rPr>
-        <w:t xml:space="preserve">В ходе проведения тестирования пользовательского интерфейса и функциональности веб-сайта был проведен анализ двух ключевых страниц: главной страницы и страницы конкретного рецепта. Тестирование выявило ряд сильных сторон текущей реализации, а также позволил сформировать перечень возможностей для улучшения функционала и пользовательского опыта. Проверка навигации показала, что основное меню сайта визуально выделено и содержит логичные разделы, такие как переход к списку рецептов и форма поиска. </w:t>
-      </w:r>
     </w:p>
     <w:p>
       <w:pPr>
@@ -16008,43 +15818,7 @@
           <w:szCs w:val="24"/>
           <w:lang w:eastAsia="ru-RU"/>
         </w:rPr>
-        <w:t>Страница рецепта, в свою очередь, содержит корректно оформленный блок ингредиентов с разделителями и подробную пошаговую инструкцию приготовления, что обеспечивает хорошую информационную наполненность. Система взаимодействия с пользователем на данный момент находится в состоянии</w:t>
-      </w:r>
-      <w:r>
-        <w:rPr>
-          <w:rFonts w:ascii="Times New Roman" w:eastAsia="Times New Roman" w:hAnsi="Times New Roman" w:cs="Times New Roman"/>
-          <w:color w:val="000000" w:themeColor="text1"/>
-          <w:spacing w:val="5"/>
-          <w:kern w:val="36"/>
-          <w:sz w:val="24"/>
-          <w:szCs w:val="24"/>
-          <w:lang w:eastAsia="ru-RU"/>
-        </w:rPr>
-        <w:t xml:space="preserve"> разработки</w:t>
-      </w:r>
-      <w:r>
-        <w:rPr>
-          <w:rFonts w:ascii="Times New Roman" w:eastAsia="Times New Roman" w:hAnsi="Times New Roman" w:cs="Times New Roman"/>
-          <w:color w:val="000000" w:themeColor="text1"/>
-          <w:spacing w:val="5"/>
-          <w:kern w:val="36"/>
-          <w:sz w:val="24"/>
-          <w:szCs w:val="24"/>
-          <w:lang w:eastAsia="ru-RU"/>
-        </w:rPr>
-        <w:t>: кнопка «Войти» и форма для комментариев на странице рецепта присутствуют, но не имеют привязки к серверной логике, что делает их декоративными элементами. Анализ адаптивности и верстки показал, что страницы жестко фиксированы по ширине — 1990 пикселей, что является избыточным для большинства современных мониторов и приведет к горизонтальному скроллингу на более скромных разрешениях экрана</w:t>
-      </w:r>
-      <w:r>
-        <w:rPr>
-          <w:rFonts w:ascii="Times New Roman" w:eastAsia="Times New Roman" w:hAnsi="Times New Roman" w:cs="Times New Roman"/>
-          <w:color w:val="000000" w:themeColor="text1"/>
-          <w:spacing w:val="5"/>
-          <w:kern w:val="36"/>
-          <w:sz w:val="24"/>
-          <w:szCs w:val="24"/>
-          <w:lang w:eastAsia="ru-RU"/>
-        </w:rPr>
-        <w:t xml:space="preserve"> так как </w:t>
+        <w:t xml:space="preserve">В ходе учебной практики было проведено функциональное тестирование разработанного веб-приложения «Кулинарная книга». Тестирование охватывало все ключевые модули системы: отображение главной страницы, работу фильтрации по категориям, поиск рецептов, страницу детального просмотра рецепта, а также систему аутентификации и регистрации пользователей. Тестирование проводилось в браузере Google </w:t>
       </w:r>
       <w:proofErr w:type="spellStart"/>
       <w:r>
@@ -16057,7 +15831,7 @@
           <w:szCs w:val="24"/>
           <w:lang w:eastAsia="ru-RU"/>
         </w:rPr>
-        <w:t>адаптив</w:t>
+        <w:t>Chrome</w:t>
       </w:r>
       <w:proofErr w:type="spellEnd"/>
       <w:r>
@@ -16070,19 +15844,87 @@
           <w:szCs w:val="24"/>
           <w:lang w:eastAsia="ru-RU"/>
         </w:rPr>
-        <w:t xml:space="preserve"> пока не реализован</w:t>
-      </w:r>
-      <w:r>
-        <w:rPr>
-          <w:rFonts w:ascii="Times New Roman" w:eastAsia="Times New Roman" w:hAnsi="Times New Roman" w:cs="Times New Roman"/>
-          <w:color w:val="000000" w:themeColor="text1"/>
-          <w:spacing w:val="5"/>
-          <w:kern w:val="36"/>
-          <w:sz w:val="24"/>
-          <w:szCs w:val="24"/>
-          <w:lang w:eastAsia="ru-RU"/>
-        </w:rPr>
-        <w:t xml:space="preserve">. </w:t>
+        <w:t xml:space="preserve"> версии актуальной на момент разработки, с использованием реальных данных из файлов </w:t>
+      </w:r>
+      <w:proofErr w:type="spellStart"/>
+      <w:proofErr w:type="gramStart"/>
+      <w:r>
+        <w:rPr>
+          <w:rFonts w:ascii="Times New Roman" w:eastAsia="Times New Roman" w:hAnsi="Times New Roman" w:cs="Times New Roman"/>
+          <w:color w:val="000000" w:themeColor="text1"/>
+          <w:spacing w:val="5"/>
+          <w:kern w:val="36"/>
+          <w:sz w:val="24"/>
+          <w:szCs w:val="24"/>
+          <w:lang w:eastAsia="ru-RU"/>
+        </w:rPr>
+        <w:t>recipe.json</w:t>
+      </w:r>
+      <w:proofErr w:type="spellEnd"/>
+      <w:proofErr w:type="gramEnd"/>
+      <w:r>
+        <w:rPr>
+          <w:rFonts w:ascii="Times New Roman" w:eastAsia="Times New Roman" w:hAnsi="Times New Roman" w:cs="Times New Roman"/>
+          <w:color w:val="000000" w:themeColor="text1"/>
+          <w:spacing w:val="5"/>
+          <w:kern w:val="36"/>
+          <w:sz w:val="24"/>
+          <w:szCs w:val="24"/>
+          <w:lang w:eastAsia="ru-RU"/>
+        </w:rPr>
+        <w:t xml:space="preserve">, </w:t>
+      </w:r>
+      <w:proofErr w:type="spellStart"/>
+      <w:r>
+        <w:rPr>
+          <w:rFonts w:ascii="Times New Roman" w:eastAsia="Times New Roman" w:hAnsi="Times New Roman" w:cs="Times New Roman"/>
+          <w:color w:val="000000" w:themeColor="text1"/>
+          <w:spacing w:val="5"/>
+          <w:kern w:val="36"/>
+          <w:sz w:val="24"/>
+          <w:szCs w:val="24"/>
+          <w:lang w:eastAsia="ru-RU"/>
+        </w:rPr>
+        <w:t>allUsers.json</w:t>
+      </w:r>
+      <w:proofErr w:type="spellEnd"/>
+      <w:r>
+        <w:rPr>
+          <w:rFonts w:ascii="Times New Roman" w:eastAsia="Times New Roman" w:hAnsi="Times New Roman" w:cs="Times New Roman"/>
+          <w:color w:val="000000" w:themeColor="text1"/>
+          <w:spacing w:val="5"/>
+          <w:kern w:val="36"/>
+          <w:sz w:val="24"/>
+          <w:szCs w:val="24"/>
+          <w:lang w:eastAsia="ru-RU"/>
+        </w:rPr>
+        <w:t xml:space="preserve"> и </w:t>
+      </w:r>
+      <w:proofErr w:type="spellStart"/>
+      <w:r>
+        <w:rPr>
+          <w:rFonts w:ascii="Times New Roman" w:eastAsia="Times New Roman" w:hAnsi="Times New Roman" w:cs="Times New Roman"/>
+          <w:color w:val="000000" w:themeColor="text1"/>
+          <w:spacing w:val="5"/>
+          <w:kern w:val="36"/>
+          <w:sz w:val="24"/>
+          <w:szCs w:val="24"/>
+          <w:lang w:eastAsia="ru-RU"/>
+        </w:rPr>
+        <w:t>comments.json</w:t>
+      </w:r>
+      <w:proofErr w:type="spellEnd"/>
+      <w:r>
+        <w:rPr>
+          <w:rFonts w:ascii="Times New Roman" w:eastAsia="Times New Roman" w:hAnsi="Times New Roman" w:cs="Times New Roman"/>
+          <w:color w:val="000000" w:themeColor="text1"/>
+          <w:spacing w:val="5"/>
+          <w:kern w:val="36"/>
+          <w:sz w:val="24"/>
+          <w:szCs w:val="24"/>
+          <w:lang w:eastAsia="ru-RU"/>
+        </w:rPr>
+        <w:t>.</w:t>
       </w:r>
     </w:p>
     <w:p>
@@ -16110,63 +15952,18 @@
           <w:szCs w:val="24"/>
           <w:lang w:eastAsia="ru-RU"/>
         </w:rPr>
-        <w:t>На главной странице блоки рецептов расположены несимметрично: в</w:t>
-      </w:r>
-      <w:r>
-        <w:rPr>
-          <w:rFonts w:ascii="Times New Roman" w:eastAsia="Times New Roman" w:hAnsi="Times New Roman" w:cs="Times New Roman"/>
-          <w:color w:val="000000" w:themeColor="text1"/>
-          <w:spacing w:val="5"/>
-          <w:kern w:val="36"/>
-          <w:sz w:val="24"/>
-          <w:szCs w:val="24"/>
-          <w:lang w:eastAsia="ru-RU"/>
-        </w:rPr>
-        <w:t xml:space="preserve"> </w:t>
-      </w:r>
-      <w:r>
-        <w:rPr>
-          <w:rFonts w:ascii="Times New Roman" w:eastAsia="Times New Roman" w:hAnsi="Times New Roman" w:cs="Times New Roman"/>
-          <w:color w:val="000000" w:themeColor="text1"/>
-          <w:spacing w:val="5"/>
-          <w:kern w:val="36"/>
-          <w:sz w:val="24"/>
-          <w:szCs w:val="24"/>
-          <w:lang w:eastAsia="ru-RU"/>
-        </w:rPr>
-        <w:t xml:space="preserve">блоке с «Цезарем» используется </w:t>
-      </w:r>
-      <w:proofErr w:type="spellStart"/>
-      <w:r>
-        <w:rPr>
-          <w:rFonts w:ascii="Times New Roman" w:eastAsia="Times New Roman" w:hAnsi="Times New Roman" w:cs="Times New Roman"/>
-          <w:color w:val="000000" w:themeColor="text1"/>
-          <w:spacing w:val="5"/>
-          <w:kern w:val="36"/>
-          <w:sz w:val="24"/>
-          <w:szCs w:val="24"/>
-          <w:lang w:eastAsia="ru-RU"/>
-        </w:rPr>
-        <w:t>флекс</w:t>
-      </w:r>
-      <w:proofErr w:type="spellEnd"/>
-      <w:r>
-        <w:rPr>
-          <w:rFonts w:ascii="Times New Roman" w:eastAsia="Times New Roman" w:hAnsi="Times New Roman" w:cs="Times New Roman"/>
-          <w:color w:val="000000" w:themeColor="text1"/>
-          <w:spacing w:val="5"/>
-          <w:kern w:val="36"/>
-          <w:sz w:val="24"/>
-          <w:szCs w:val="24"/>
-          <w:lang w:eastAsia="ru-RU"/>
-        </w:rPr>
-        <w:t xml:space="preserve"> для выравнивания названия и иконки избранного. В юзабилити форм обратной связи выявлено, что поле ввода комментария не связано с необходимостью предварительной авторизации, что может дезориентировать пользователя. На основании выявленных недостатков сформирован перечень возможностей для улучшения функционала. В первую очередь требуется нормализация путей: исправить ссылку с главной страницы на каталог рецептов, а также унифицировать ссылки на CSS-файлы. </w:t>
+        <w:t>Описание тестирования каждой функции:</w:t>
       </w:r>
     </w:p>
     <w:p>
       <w:pPr>
+        <w:pStyle w:val="ae"/>
+        <w:numPr>
+          <w:ilvl w:val="0"/>
+          <w:numId w:val="54"/>
+        </w:numPr>
         <w:spacing w:after="0" w:line="360" w:lineRule="auto"/>
-        <w:ind w:firstLine="709"/>
+        <w:ind w:left="0" w:firstLine="709"/>
         <w:jc w:val="both"/>
         <w:rPr>
           <w:rFonts w:ascii="Times New Roman" w:eastAsia="Times New Roman" w:hAnsi="Times New Roman" w:cs="Times New Roman"/>
@@ -16188,33 +15985,59 @@
           <w:szCs w:val="24"/>
           <w:lang w:eastAsia="ru-RU"/>
         </w:rPr>
-        <w:t xml:space="preserve">В области фронтенд-разработки рекомендуется отказаться от фиксированной ширины контейнеров в пользу относительных единиц измерения (проценты, </w:t>
+        <w:t>Тестирование главной страницы и загрузки рецептов.</w:t>
+      </w:r>
+      <w:r>
+        <w:rPr>
+          <w:rFonts w:ascii="Times New Roman" w:eastAsia="Times New Roman" w:hAnsi="Times New Roman" w:cs="Times New Roman"/>
+          <w:color w:val="000000" w:themeColor="text1"/>
+          <w:spacing w:val="5"/>
+          <w:kern w:val="36"/>
+          <w:sz w:val="24"/>
+          <w:szCs w:val="24"/>
+          <w:lang w:eastAsia="ru-RU"/>
+        </w:rPr>
+        <w:t xml:space="preserve"> </w:t>
+      </w:r>
+      <w:r>
+        <w:rPr>
+          <w:rFonts w:ascii="Times New Roman" w:eastAsia="Times New Roman" w:hAnsi="Times New Roman" w:cs="Times New Roman"/>
+          <w:color w:val="000000" w:themeColor="text1"/>
+          <w:spacing w:val="5"/>
+          <w:kern w:val="36"/>
+          <w:sz w:val="24"/>
+          <w:szCs w:val="24"/>
+          <w:lang w:eastAsia="ru-RU"/>
+        </w:rPr>
+        <w:t xml:space="preserve">При открытии main.html страница корректно загружает и отображает все рецепты из файла </w:t>
       </w:r>
       <w:proofErr w:type="spellStart"/>
-      <w:r>
-        <w:rPr>
-          <w:rFonts w:ascii="Times New Roman" w:eastAsia="Times New Roman" w:hAnsi="Times New Roman" w:cs="Times New Roman"/>
-          <w:color w:val="000000" w:themeColor="text1"/>
-          <w:spacing w:val="5"/>
-          <w:kern w:val="36"/>
-          <w:sz w:val="24"/>
-          <w:szCs w:val="24"/>
-          <w:lang w:eastAsia="ru-RU"/>
-        </w:rPr>
-        <w:t>vw</w:t>
+      <w:proofErr w:type="gramStart"/>
+      <w:r>
+        <w:rPr>
+          <w:rFonts w:ascii="Times New Roman" w:eastAsia="Times New Roman" w:hAnsi="Times New Roman" w:cs="Times New Roman"/>
+          <w:color w:val="000000" w:themeColor="text1"/>
+          <w:spacing w:val="5"/>
+          <w:kern w:val="36"/>
+          <w:sz w:val="24"/>
+          <w:szCs w:val="24"/>
+          <w:lang w:eastAsia="ru-RU"/>
+        </w:rPr>
+        <w:t>recipe.json</w:t>
       </w:r>
       <w:proofErr w:type="spellEnd"/>
-      <w:r>
-        <w:rPr>
-          <w:rFonts w:ascii="Times New Roman" w:eastAsia="Times New Roman" w:hAnsi="Times New Roman" w:cs="Times New Roman"/>
-          <w:color w:val="000000" w:themeColor="text1"/>
-          <w:spacing w:val="5"/>
-          <w:kern w:val="36"/>
-          <w:sz w:val="24"/>
-          <w:szCs w:val="24"/>
-          <w:lang w:eastAsia="ru-RU"/>
-        </w:rPr>
-        <w:t>) и максимальных ширин (</w:t>
+      <w:proofErr w:type="gramEnd"/>
+      <w:r>
+        <w:rPr>
+          <w:rFonts w:ascii="Times New Roman" w:eastAsia="Times New Roman" w:hAnsi="Times New Roman" w:cs="Times New Roman"/>
+          <w:color w:val="000000" w:themeColor="text1"/>
+          <w:spacing w:val="5"/>
+          <w:kern w:val="36"/>
+          <w:sz w:val="24"/>
+          <w:szCs w:val="24"/>
+          <w:lang w:eastAsia="ru-RU"/>
+        </w:rPr>
+        <w:t xml:space="preserve">. Карточки формируются динамически: каждая содержит изображение блюда, время приготовления, заголовок и описание, обрезанное до 190 символов. В ходе тестирования установлено, что при отсутствии описания у рецепта функция </w:t>
       </w:r>
       <w:proofErr w:type="spellStart"/>
       <w:r>
@@ -16227,7 +16050,7 @@
           <w:szCs w:val="24"/>
           <w:lang w:eastAsia="ru-RU"/>
         </w:rPr>
-        <w:t>max-width</w:t>
+        <w:t>truncateText</w:t>
       </w:r>
       <w:proofErr w:type="spellEnd"/>
       <w:r>
@@ -16240,39 +16063,18 @@
           <w:szCs w:val="24"/>
           <w:lang w:eastAsia="ru-RU"/>
         </w:rPr>
-        <w:t xml:space="preserve">), чтобы сайт корректно отображался на всех устройствах, от ноутбуков до широкоформатных мониторов. Функциональность избранного требует доработки: необходимо связать ее с логикой добавления в избранное для авторизованного пользователя. Крайне важно интегрировать кнопки входа и отправки комментария с бэкенд-частью, а также добавить условный рендеринг: показывать форму ввода только если пользователь авторизован, либо предлагать ему войти. Навигацию в футере следует сделать </w:t>
-      </w:r>
-      <w:proofErr w:type="spellStart"/>
-      <w:r>
-        <w:rPr>
-          <w:rFonts w:ascii="Times New Roman" w:eastAsia="Times New Roman" w:hAnsi="Times New Roman" w:cs="Times New Roman"/>
-          <w:color w:val="000000" w:themeColor="text1"/>
-          <w:spacing w:val="5"/>
-          <w:kern w:val="36"/>
-          <w:sz w:val="24"/>
-          <w:szCs w:val="24"/>
-          <w:lang w:eastAsia="ru-RU"/>
-        </w:rPr>
-        <w:t>кликабельной</w:t>
-      </w:r>
-      <w:proofErr w:type="spellEnd"/>
-      <w:r>
-        <w:rPr>
-          <w:rFonts w:ascii="Times New Roman" w:eastAsia="Times New Roman" w:hAnsi="Times New Roman" w:cs="Times New Roman"/>
-          <w:color w:val="000000" w:themeColor="text1"/>
-          <w:spacing w:val="5"/>
-          <w:kern w:val="36"/>
-          <w:sz w:val="24"/>
-          <w:szCs w:val="24"/>
-          <w:lang w:eastAsia="ru-RU"/>
-        </w:rPr>
-        <w:t>, превратив текстовые пункты в полноценные ссылки. Также рекомендуется реализовать функционал поиска по сайту через привязку кнопки «Лупа» к поисковому запросу. Внедрение данных улучшений позволит превратить статичный макет в полноценный, удобный и интерактивный веб-ресурс.</w:t>
+        <w:t xml:space="preserve"> возвращает строку «Описание отсутствует», что предотвращает появление пустых блоков. При проблемах с загрузкой JSON-файла (например, при неверном пути) на странице выводится сообщение «Не удалось загрузить рецепты», что обеспечивает корректную обработку ошибок.</w:t>
       </w:r>
     </w:p>
     <w:p>
       <w:pPr>
+        <w:pStyle w:val="ae"/>
+        <w:numPr>
+          <w:ilvl w:val="0"/>
+          <w:numId w:val="54"/>
+        </w:numPr>
         <w:spacing w:after="0" w:line="360" w:lineRule="auto"/>
-        <w:ind w:firstLine="709"/>
+        <w:ind w:left="0" w:firstLine="709"/>
         <w:jc w:val="both"/>
         <w:rPr>
           <w:rFonts w:ascii="Times New Roman" w:eastAsia="Times New Roman" w:hAnsi="Times New Roman" w:cs="Times New Roman"/>
@@ -16294,8 +16096,31 @@
           <w:szCs w:val="24"/>
           <w:lang w:eastAsia="ru-RU"/>
         </w:rPr>
-        <w:lastRenderedPageBreak/>
-        <w:t>Проведено детальное функциональное и визуальное тестирование веб-сайта, предоставленного в виде двух HTML-документов (главная страница и страница рецепта) и двух файлов CSS. Анализ проводился с точки зрения пользовательского опыта, корректности верстки, кросс-</w:t>
+        <w:t>Тестирование фильтрации по категориям.</w:t>
+      </w:r>
+      <w:r>
+        <w:rPr>
+          <w:rFonts w:ascii="Times New Roman" w:eastAsia="Times New Roman" w:hAnsi="Times New Roman" w:cs="Times New Roman"/>
+          <w:color w:val="000000" w:themeColor="text1"/>
+          <w:spacing w:val="5"/>
+          <w:kern w:val="36"/>
+          <w:sz w:val="24"/>
+          <w:szCs w:val="24"/>
+          <w:lang w:eastAsia="ru-RU"/>
+        </w:rPr>
+        <w:t xml:space="preserve"> </w:t>
+      </w:r>
+      <w:r>
+        <w:rPr>
+          <w:rFonts w:ascii="Times New Roman" w:eastAsia="Times New Roman" w:hAnsi="Times New Roman" w:cs="Times New Roman"/>
+          <w:color w:val="000000" w:themeColor="text1"/>
+          <w:spacing w:val="5"/>
+          <w:kern w:val="36"/>
+          <w:sz w:val="24"/>
+          <w:szCs w:val="24"/>
+          <w:lang w:eastAsia="ru-RU"/>
+        </w:rPr>
+        <w:t xml:space="preserve">Меню категорий, раскрывающееся при клике на стрелку, успешно показывает одиннадцать категорий. При выборе категории «Завтраки» на странице остаются только рецепты, в массиве которых выбранная категория присутствует в поле </w:t>
       </w:r>
       <w:proofErr w:type="spellStart"/>
       <w:r>
@@ -16308,7 +16133,7 @@
           <w:szCs w:val="24"/>
           <w:lang w:eastAsia="ru-RU"/>
         </w:rPr>
-        <w:t>браузерности</w:t>
+        <w:t>categories</w:t>
       </w:r>
       <w:proofErr w:type="spellEnd"/>
       <w:r>
@@ -16321,78 +16146,69 @@
           <w:szCs w:val="24"/>
           <w:lang w:eastAsia="ru-RU"/>
         </w:rPr>
-        <w:t xml:space="preserve"> и соответствия современным стандартам веб-разработки. </w:t>
-      </w:r>
-      <w:r>
-        <w:rPr>
-          <w:rFonts w:ascii="Times New Roman" w:eastAsia="Times New Roman" w:hAnsi="Times New Roman" w:cs="Times New Roman"/>
-          <w:color w:val="000000" w:themeColor="text1"/>
-          <w:spacing w:val="5"/>
-          <w:kern w:val="36"/>
-          <w:sz w:val="24"/>
-          <w:szCs w:val="24"/>
-          <w:lang w:eastAsia="ru-RU"/>
-        </w:rPr>
-        <w:t>С технической точки зрения, сайт представляет собой сырой макет, демонстрирующий лишь общее расположение блоков</w:t>
-      </w:r>
-      <w:r>
-        <w:rPr>
-          <w:rFonts w:ascii="Times New Roman" w:eastAsia="Times New Roman" w:hAnsi="Times New Roman" w:cs="Times New Roman"/>
-          <w:color w:val="000000" w:themeColor="text1"/>
-          <w:spacing w:val="5"/>
-          <w:kern w:val="36"/>
-          <w:sz w:val="24"/>
-          <w:szCs w:val="24"/>
-          <w:lang w:eastAsia="ru-RU"/>
-        </w:rPr>
-        <w:t>.</w:t>
+        <w:t xml:space="preserve">. Фильтрация выполняется мгновенно, без перезагрузки страницы. После фильтрации меню автоматически скрывается, а строка поиска очищается. При повторном открытии меню и выборе другой категории фильтрация обновляется корректно. В ходе тестирования выявлено, </w:t>
+      </w:r>
+      <w:r>
+        <w:rPr>
+          <w:rFonts w:ascii="Times New Roman" w:eastAsia="Times New Roman" w:hAnsi="Times New Roman" w:cs="Times New Roman"/>
+          <w:color w:val="000000" w:themeColor="text1"/>
+          <w:spacing w:val="5"/>
+          <w:kern w:val="36"/>
+          <w:sz w:val="24"/>
+          <w:szCs w:val="24"/>
+          <w:lang w:eastAsia="ru-RU"/>
+        </w:rPr>
+        <w:t>что,</w:t>
+      </w:r>
+      <w:r>
+        <w:rPr>
+          <w:rFonts w:ascii="Times New Roman" w:eastAsia="Times New Roman" w:hAnsi="Times New Roman" w:cs="Times New Roman"/>
+          <w:color w:val="000000" w:themeColor="text1"/>
+          <w:spacing w:val="5"/>
+          <w:kern w:val="36"/>
+          <w:sz w:val="24"/>
+          <w:szCs w:val="24"/>
+          <w:lang w:eastAsia="ru-RU"/>
+        </w:rPr>
+        <w:t xml:space="preserve"> если рецепт не относится ни к одной категории, он не отображается при фильтрации, что соответствует ожидаемому поведению.</w:t>
       </w:r>
     </w:p>
     <w:p>
       <w:pPr>
-        <w:rPr>
-          <w:rFonts w:ascii="Times New Roman" w:eastAsia="Times New Roman" w:hAnsi="Times New Roman" w:cs="Times New Roman"/>
-          <w:b/>
-          <w:bCs/>
-          <w:color w:val="000000" w:themeColor="text1"/>
-          <w:spacing w:val="5"/>
-          <w:kern w:val="36"/>
-          <w:sz w:val="24"/>
-          <w:szCs w:val="24"/>
-          <w:lang w:eastAsia="ru-RU"/>
-        </w:rPr>
-      </w:pPr>
-      <w:r>
-        <w:rPr>
-          <w:rFonts w:ascii="Times New Roman" w:eastAsia="Times New Roman" w:hAnsi="Times New Roman" w:cs="Times New Roman"/>
-          <w:b/>
-          <w:bCs/>
-          <w:color w:val="000000" w:themeColor="text1"/>
-          <w:spacing w:val="5"/>
-          <w:kern w:val="36"/>
-          <w:sz w:val="24"/>
-          <w:szCs w:val="24"/>
-          <w:lang w:eastAsia="ru-RU"/>
-        </w:rPr>
-        <w:t xml:space="preserve">Образец результата: </w:t>
-      </w:r>
-      <w:r>
-        <w:rPr>
-          <w:rFonts w:ascii="Times New Roman" w:eastAsia="Times New Roman" w:hAnsi="Times New Roman" w:cs="Times New Roman"/>
-          <w:color w:val="000000" w:themeColor="text1"/>
-          <w:spacing w:val="5"/>
-          <w:kern w:val="36"/>
-          <w:sz w:val="24"/>
-          <w:szCs w:val="24"/>
-          <w:lang w:eastAsia="ru-RU"/>
-        </w:rPr>
-        <w:t>Описание тестирования функций, перечень возможностей для улучшения функционала сайта выявленный в ходе тестирования.</w:t>
-      </w:r>
-      <w:r>
-        <w:rPr>
-          <w:rFonts w:ascii="Times New Roman" w:eastAsia="Times New Roman" w:hAnsi="Times New Roman" w:cs="Times New Roman"/>
-          <w:b/>
-          <w:bCs/>
+        <w:pStyle w:val="ae"/>
+        <w:numPr>
+          <w:ilvl w:val="0"/>
+          <w:numId w:val="54"/>
+        </w:numPr>
+        <w:spacing w:after="0" w:line="360" w:lineRule="auto"/>
+        <w:ind w:left="0" w:firstLine="709"/>
+        <w:jc w:val="both"/>
+        <w:rPr>
+          <w:rFonts w:ascii="Times New Roman" w:eastAsia="Times New Roman" w:hAnsi="Times New Roman" w:cs="Times New Roman"/>
+          <w:color w:val="000000" w:themeColor="text1"/>
+          <w:spacing w:val="5"/>
+          <w:kern w:val="36"/>
+          <w:sz w:val="24"/>
+          <w:szCs w:val="24"/>
+          <w:lang w:eastAsia="ru-RU"/>
+        </w:rPr>
+      </w:pPr>
+      <w:r>
+        <w:rPr>
+          <w:rFonts w:ascii="Times New Roman" w:eastAsia="Times New Roman" w:hAnsi="Times New Roman" w:cs="Times New Roman"/>
+          <w:color w:val="000000" w:themeColor="text1"/>
+          <w:spacing w:val="5"/>
+          <w:kern w:val="36"/>
+          <w:sz w:val="24"/>
+          <w:szCs w:val="24"/>
+          <w:lang w:eastAsia="ru-RU"/>
+        </w:rPr>
+        <w:lastRenderedPageBreak/>
+        <w:t>Тестирование поиска рецептов.</w:t>
+      </w:r>
+      <w:r>
+        <w:rPr>
+          <w:rFonts w:ascii="Times New Roman" w:eastAsia="Times New Roman" w:hAnsi="Times New Roman" w:cs="Times New Roman"/>
           <w:color w:val="000000" w:themeColor="text1"/>
           <w:spacing w:val="5"/>
           <w:kern w:val="36"/>
@@ -16405,16 +16221,977 @@
       <w:r>
         <w:rPr>
           <w:rFonts w:ascii="Times New Roman" w:eastAsia="Times New Roman" w:hAnsi="Times New Roman" w:cs="Times New Roman"/>
-          <w:b/>
-          <w:bCs/>
-          <w:color w:val="000000" w:themeColor="text1"/>
-          <w:spacing w:val="5"/>
-          <w:kern w:val="36"/>
-          <w:sz w:val="24"/>
-          <w:szCs w:val="24"/>
-          <w:lang w:eastAsia="ru-RU"/>
-        </w:rPr>
-        <w:br w:type="page"/>
+          <w:color w:val="000000" w:themeColor="text1"/>
+          <w:spacing w:val="5"/>
+          <w:kern w:val="36"/>
+          <w:sz w:val="24"/>
+          <w:szCs w:val="24"/>
+          <w:lang w:eastAsia="ru-RU"/>
+        </w:rPr>
+        <w:t xml:space="preserve">Поисковая строка принимает текстовый ввод. При нажатии на иконку лупы или клавишу Enter срабатывает функция </w:t>
+      </w:r>
+      <w:proofErr w:type="spellStart"/>
+      <w:r>
+        <w:rPr>
+          <w:rFonts w:ascii="Times New Roman" w:eastAsia="Times New Roman" w:hAnsi="Times New Roman" w:cs="Times New Roman"/>
+          <w:color w:val="000000" w:themeColor="text1"/>
+          <w:spacing w:val="5"/>
+          <w:kern w:val="36"/>
+          <w:sz w:val="24"/>
+          <w:szCs w:val="24"/>
+          <w:lang w:eastAsia="ru-RU"/>
+        </w:rPr>
+        <w:t>searchRecipes</w:t>
+      </w:r>
+      <w:proofErr w:type="spellEnd"/>
+      <w:r>
+        <w:rPr>
+          <w:rFonts w:ascii="Times New Roman" w:eastAsia="Times New Roman" w:hAnsi="Times New Roman" w:cs="Times New Roman"/>
+          <w:color w:val="000000" w:themeColor="text1"/>
+          <w:spacing w:val="5"/>
+          <w:kern w:val="36"/>
+          <w:sz w:val="24"/>
+          <w:szCs w:val="24"/>
+          <w:lang w:eastAsia="ru-RU"/>
+        </w:rPr>
+        <w:t>, которая фильтрует рецепты по вхождению запроса в название (регистр не учитывается). При вводе существующего названия, например «</w:t>
+      </w:r>
+      <w:proofErr w:type="spellStart"/>
+      <w:r>
+        <w:rPr>
+          <w:rFonts w:ascii="Times New Roman" w:eastAsia="Times New Roman" w:hAnsi="Times New Roman" w:cs="Times New Roman"/>
+          <w:color w:val="000000" w:themeColor="text1"/>
+          <w:spacing w:val="5"/>
+          <w:kern w:val="36"/>
+          <w:sz w:val="24"/>
+          <w:szCs w:val="24"/>
+          <w:lang w:eastAsia="ru-RU"/>
+        </w:rPr>
+        <w:t>Панкейки</w:t>
+      </w:r>
+      <w:proofErr w:type="spellEnd"/>
+      <w:r>
+        <w:rPr>
+          <w:rFonts w:ascii="Times New Roman" w:eastAsia="Times New Roman" w:hAnsi="Times New Roman" w:cs="Times New Roman"/>
+          <w:color w:val="000000" w:themeColor="text1"/>
+          <w:spacing w:val="5"/>
+          <w:kern w:val="36"/>
+          <w:sz w:val="24"/>
+          <w:szCs w:val="24"/>
+          <w:lang w:eastAsia="ru-RU"/>
+        </w:rPr>
+        <w:t>», на странице отображается только искомая карточка. При вводе части названия, например «пан», поиск также находит все рецепты, содержащие эту подстроку. При пустом поле поиска отображаются все рецепты. При запросе, не соответствующему ни одному названию, выводится сообщение «Рецепты не найдены». В ходе тестирования отмечено, что поиск осуществляется только по названию, без учета описания или ингредиентов.</w:t>
+      </w:r>
+    </w:p>
+    <w:p>
+      <w:pPr>
+        <w:pStyle w:val="ae"/>
+        <w:numPr>
+          <w:ilvl w:val="0"/>
+          <w:numId w:val="54"/>
+        </w:numPr>
+        <w:spacing w:after="0" w:line="360" w:lineRule="auto"/>
+        <w:ind w:left="0" w:firstLine="709"/>
+        <w:jc w:val="both"/>
+        <w:rPr>
+          <w:rFonts w:ascii="Times New Roman" w:eastAsia="Times New Roman" w:hAnsi="Times New Roman" w:cs="Times New Roman"/>
+          <w:color w:val="000000" w:themeColor="text1"/>
+          <w:spacing w:val="5"/>
+          <w:kern w:val="36"/>
+          <w:sz w:val="24"/>
+          <w:szCs w:val="24"/>
+          <w:lang w:eastAsia="ru-RU"/>
+        </w:rPr>
+      </w:pPr>
+      <w:r>
+        <w:rPr>
+          <w:rFonts w:ascii="Times New Roman" w:eastAsia="Times New Roman" w:hAnsi="Times New Roman" w:cs="Times New Roman"/>
+          <w:color w:val="000000" w:themeColor="text1"/>
+          <w:spacing w:val="5"/>
+          <w:kern w:val="36"/>
+          <w:sz w:val="24"/>
+          <w:szCs w:val="24"/>
+          <w:lang w:eastAsia="ru-RU"/>
+        </w:rPr>
+        <w:t>Тестирование системы аутентификации.</w:t>
+      </w:r>
+      <w:r>
+        <w:rPr>
+          <w:rFonts w:ascii="Times New Roman" w:eastAsia="Times New Roman" w:hAnsi="Times New Roman" w:cs="Times New Roman"/>
+          <w:color w:val="000000" w:themeColor="text1"/>
+          <w:spacing w:val="5"/>
+          <w:kern w:val="36"/>
+          <w:sz w:val="24"/>
+          <w:szCs w:val="24"/>
+          <w:lang w:eastAsia="ru-RU"/>
+        </w:rPr>
+        <w:t xml:space="preserve"> </w:t>
+      </w:r>
+      <w:r>
+        <w:rPr>
+          <w:rFonts w:ascii="Times New Roman" w:eastAsia="Times New Roman" w:hAnsi="Times New Roman" w:cs="Times New Roman"/>
+          <w:color w:val="000000" w:themeColor="text1"/>
+          <w:spacing w:val="5"/>
+          <w:kern w:val="36"/>
+          <w:sz w:val="24"/>
+          <w:szCs w:val="24"/>
+          <w:lang w:eastAsia="ru-RU"/>
+        </w:rPr>
+        <w:t xml:space="preserve">Страница login.html объединяет функционал входа и регистрации. При вводе данных нового пользователя с email @gmail.com или @mail.ru и паролем более 6 символов создается новая запись в </w:t>
+      </w:r>
+      <w:proofErr w:type="spellStart"/>
+      <w:r>
+        <w:rPr>
+          <w:rFonts w:ascii="Times New Roman" w:eastAsia="Times New Roman" w:hAnsi="Times New Roman" w:cs="Times New Roman"/>
+          <w:color w:val="000000" w:themeColor="text1"/>
+          <w:spacing w:val="5"/>
+          <w:kern w:val="36"/>
+          <w:sz w:val="24"/>
+          <w:szCs w:val="24"/>
+          <w:lang w:eastAsia="ru-RU"/>
+        </w:rPr>
+        <w:t>localStorage</w:t>
+      </w:r>
+      <w:proofErr w:type="spellEnd"/>
+      <w:r>
+        <w:rPr>
+          <w:rFonts w:ascii="Times New Roman" w:eastAsia="Times New Roman" w:hAnsi="Times New Roman" w:cs="Times New Roman"/>
+          <w:color w:val="000000" w:themeColor="text1"/>
+          <w:spacing w:val="5"/>
+          <w:kern w:val="36"/>
+          <w:sz w:val="24"/>
+          <w:szCs w:val="24"/>
+          <w:lang w:eastAsia="ru-RU"/>
+        </w:rPr>
+        <w:t>, пользователь становится текущим и перенаправляется на profile.html. При вводе существующего email проверяется соответствие имени и пароля – при совпадении выполняется вход. В ходе тестирования проверены сценарии: регистрация нового пользователя, вход существующего пользователя, попытка входа с неверным паролем (выводится сообщение «Неверный пароль»), попытка входа с неверным именем (сообщение «Неверное имя»). Валидация email корректно отклоняет адреса с неразрешенными доменами, например @yandex.ru. Все сообщения об ошибках отображаются под соответствующими полями.</w:t>
+      </w:r>
+    </w:p>
+    <w:p>
+      <w:pPr>
+        <w:pStyle w:val="ae"/>
+        <w:numPr>
+          <w:ilvl w:val="0"/>
+          <w:numId w:val="54"/>
+        </w:numPr>
+        <w:spacing w:after="0" w:line="360" w:lineRule="auto"/>
+        <w:ind w:left="0" w:firstLine="709"/>
+        <w:jc w:val="both"/>
+        <w:rPr>
+          <w:rFonts w:ascii="Times New Roman" w:eastAsia="Times New Roman" w:hAnsi="Times New Roman" w:cs="Times New Roman"/>
+          <w:color w:val="000000" w:themeColor="text1"/>
+          <w:spacing w:val="5"/>
+          <w:kern w:val="36"/>
+          <w:sz w:val="24"/>
+          <w:szCs w:val="24"/>
+          <w:lang w:eastAsia="ru-RU"/>
+        </w:rPr>
+      </w:pPr>
+      <w:r>
+        <w:rPr>
+          <w:rFonts w:ascii="Times New Roman" w:eastAsia="Times New Roman" w:hAnsi="Times New Roman" w:cs="Times New Roman"/>
+          <w:color w:val="000000" w:themeColor="text1"/>
+          <w:spacing w:val="5"/>
+          <w:kern w:val="36"/>
+          <w:sz w:val="24"/>
+          <w:szCs w:val="24"/>
+          <w:lang w:eastAsia="ru-RU"/>
+        </w:rPr>
+        <w:t>Тестирование класса Storage.</w:t>
+      </w:r>
+      <w:r>
+        <w:rPr>
+          <w:rFonts w:ascii="Times New Roman" w:eastAsia="Times New Roman" w:hAnsi="Times New Roman" w:cs="Times New Roman"/>
+          <w:color w:val="000000" w:themeColor="text1"/>
+          <w:spacing w:val="5"/>
+          <w:kern w:val="36"/>
+          <w:sz w:val="24"/>
+          <w:szCs w:val="24"/>
+          <w:lang w:eastAsia="ru-RU"/>
+        </w:rPr>
+        <w:t xml:space="preserve"> </w:t>
+      </w:r>
+      <w:r>
+        <w:rPr>
+          <w:rFonts w:ascii="Times New Roman" w:eastAsia="Times New Roman" w:hAnsi="Times New Roman" w:cs="Times New Roman"/>
+          <w:color w:val="000000" w:themeColor="text1"/>
+          <w:spacing w:val="5"/>
+          <w:kern w:val="36"/>
+          <w:sz w:val="24"/>
+          <w:szCs w:val="24"/>
+          <w:lang w:eastAsia="ru-RU"/>
+        </w:rPr>
+        <w:t xml:space="preserve">В ходе тестирования проверена работа всех методов класса Storage. Методы </w:t>
+      </w:r>
+      <w:proofErr w:type="spellStart"/>
+      <w:r>
+        <w:rPr>
+          <w:rFonts w:ascii="Times New Roman" w:eastAsia="Times New Roman" w:hAnsi="Times New Roman" w:cs="Times New Roman"/>
+          <w:color w:val="000000" w:themeColor="text1"/>
+          <w:spacing w:val="5"/>
+          <w:kern w:val="36"/>
+          <w:sz w:val="24"/>
+          <w:szCs w:val="24"/>
+          <w:lang w:eastAsia="ru-RU"/>
+        </w:rPr>
+        <w:t>getUsers</w:t>
+      </w:r>
+      <w:proofErr w:type="spellEnd"/>
+      <w:r>
+        <w:rPr>
+          <w:rFonts w:ascii="Times New Roman" w:eastAsia="Times New Roman" w:hAnsi="Times New Roman" w:cs="Times New Roman"/>
+          <w:color w:val="000000" w:themeColor="text1"/>
+          <w:spacing w:val="5"/>
+          <w:kern w:val="36"/>
+          <w:sz w:val="24"/>
+          <w:szCs w:val="24"/>
+          <w:lang w:eastAsia="ru-RU"/>
+        </w:rPr>
+        <w:t xml:space="preserve"> и </w:t>
+      </w:r>
+      <w:proofErr w:type="spellStart"/>
+      <w:r>
+        <w:rPr>
+          <w:rFonts w:ascii="Times New Roman" w:eastAsia="Times New Roman" w:hAnsi="Times New Roman" w:cs="Times New Roman"/>
+          <w:color w:val="000000" w:themeColor="text1"/>
+          <w:spacing w:val="5"/>
+          <w:kern w:val="36"/>
+          <w:sz w:val="24"/>
+          <w:szCs w:val="24"/>
+          <w:lang w:eastAsia="ru-RU"/>
+        </w:rPr>
+        <w:t>saveUsers</w:t>
+      </w:r>
+      <w:proofErr w:type="spellEnd"/>
+      <w:r>
+        <w:rPr>
+          <w:rFonts w:ascii="Times New Roman" w:eastAsia="Times New Roman" w:hAnsi="Times New Roman" w:cs="Times New Roman"/>
+          <w:color w:val="000000" w:themeColor="text1"/>
+          <w:spacing w:val="5"/>
+          <w:kern w:val="36"/>
+          <w:sz w:val="24"/>
+          <w:szCs w:val="24"/>
+          <w:lang w:eastAsia="ru-RU"/>
+        </w:rPr>
+        <w:t xml:space="preserve"> корректно работают с </w:t>
+      </w:r>
+      <w:proofErr w:type="spellStart"/>
+      <w:r>
+        <w:rPr>
+          <w:rFonts w:ascii="Times New Roman" w:eastAsia="Times New Roman" w:hAnsi="Times New Roman" w:cs="Times New Roman"/>
+          <w:color w:val="000000" w:themeColor="text1"/>
+          <w:spacing w:val="5"/>
+          <w:kern w:val="36"/>
+          <w:sz w:val="24"/>
+          <w:szCs w:val="24"/>
+          <w:lang w:eastAsia="ru-RU"/>
+        </w:rPr>
+        <w:t>localStorage</w:t>
+      </w:r>
+      <w:proofErr w:type="spellEnd"/>
+      <w:r>
+        <w:rPr>
+          <w:rFonts w:ascii="Times New Roman" w:eastAsia="Times New Roman" w:hAnsi="Times New Roman" w:cs="Times New Roman"/>
+          <w:color w:val="000000" w:themeColor="text1"/>
+          <w:spacing w:val="5"/>
+          <w:kern w:val="36"/>
+          <w:sz w:val="24"/>
+          <w:szCs w:val="24"/>
+          <w:lang w:eastAsia="ru-RU"/>
+        </w:rPr>
+        <w:t xml:space="preserve">, при отсутствии данных загружают значения по умолчанию из импортированных JSON-файлов. Метод </w:t>
+      </w:r>
+      <w:proofErr w:type="spellStart"/>
+      <w:r>
+        <w:rPr>
+          <w:rFonts w:ascii="Times New Roman" w:eastAsia="Times New Roman" w:hAnsi="Times New Roman" w:cs="Times New Roman"/>
+          <w:color w:val="000000" w:themeColor="text1"/>
+          <w:spacing w:val="5"/>
+          <w:kern w:val="36"/>
+          <w:sz w:val="24"/>
+          <w:szCs w:val="24"/>
+          <w:lang w:eastAsia="ru-RU"/>
+        </w:rPr>
+        <w:t>saveComment</w:t>
+      </w:r>
+      <w:proofErr w:type="spellEnd"/>
+      <w:r>
+        <w:rPr>
+          <w:rFonts w:ascii="Times New Roman" w:eastAsia="Times New Roman" w:hAnsi="Times New Roman" w:cs="Times New Roman"/>
+          <w:color w:val="000000" w:themeColor="text1"/>
+          <w:spacing w:val="5"/>
+          <w:kern w:val="36"/>
+          <w:sz w:val="24"/>
+          <w:szCs w:val="24"/>
+          <w:lang w:eastAsia="ru-RU"/>
+        </w:rPr>
+        <w:t xml:space="preserve"> успешно добавляет новый комментарий в массив, обновляет список комментариев пользователя и сохраняет изменения. Метод </w:t>
+      </w:r>
+      <w:proofErr w:type="spellStart"/>
+      <w:r>
+        <w:rPr>
+          <w:rFonts w:ascii="Times New Roman" w:eastAsia="Times New Roman" w:hAnsi="Times New Roman" w:cs="Times New Roman"/>
+          <w:color w:val="000000" w:themeColor="text1"/>
+          <w:spacing w:val="5"/>
+          <w:kern w:val="36"/>
+          <w:sz w:val="24"/>
+          <w:szCs w:val="24"/>
+          <w:lang w:eastAsia="ru-RU"/>
+        </w:rPr>
+        <w:t>saveRaiting</w:t>
+      </w:r>
+      <w:proofErr w:type="spellEnd"/>
+      <w:r>
+        <w:rPr>
+          <w:rFonts w:ascii="Times New Roman" w:eastAsia="Times New Roman" w:hAnsi="Times New Roman" w:cs="Times New Roman"/>
+          <w:color w:val="000000" w:themeColor="text1"/>
+          <w:spacing w:val="5"/>
+          <w:kern w:val="36"/>
+          <w:sz w:val="24"/>
+          <w:szCs w:val="24"/>
+          <w:lang w:eastAsia="ru-RU"/>
+        </w:rPr>
+        <w:t xml:space="preserve"> сохраняет оценку пользователя для конкретного рецепта в объект </w:t>
+      </w:r>
+      <w:proofErr w:type="spellStart"/>
+      <w:r>
+        <w:rPr>
+          <w:rFonts w:ascii="Times New Roman" w:eastAsia="Times New Roman" w:hAnsi="Times New Roman" w:cs="Times New Roman"/>
+          <w:color w:val="000000" w:themeColor="text1"/>
+          <w:spacing w:val="5"/>
+          <w:kern w:val="36"/>
+          <w:sz w:val="24"/>
+          <w:szCs w:val="24"/>
+          <w:lang w:eastAsia="ru-RU"/>
+        </w:rPr>
+        <w:t>grades</w:t>
+      </w:r>
+      <w:proofErr w:type="spellEnd"/>
+      <w:r>
+        <w:rPr>
+          <w:rFonts w:ascii="Times New Roman" w:eastAsia="Times New Roman" w:hAnsi="Times New Roman" w:cs="Times New Roman"/>
+          <w:color w:val="000000" w:themeColor="text1"/>
+          <w:spacing w:val="5"/>
+          <w:kern w:val="36"/>
+          <w:sz w:val="24"/>
+          <w:szCs w:val="24"/>
+          <w:lang w:eastAsia="ru-RU"/>
+        </w:rPr>
+        <w:t>. Однако на момент тестирования интерфейс для добавления комментариев и оценок на странице рецепта не был полностью интегрирован – кнопка «Отправить» не привязана к методу сохранения комментария, а блок оценок отображает статические данные.</w:t>
+      </w:r>
+    </w:p>
+    <w:p>
+      <w:pPr>
+        <w:pStyle w:val="ae"/>
+        <w:spacing w:after="0" w:line="360" w:lineRule="auto"/>
+        <w:ind w:left="0" w:firstLine="709"/>
+        <w:jc w:val="both"/>
+        <w:rPr>
+          <w:rFonts w:ascii="Times New Roman" w:eastAsia="Times New Roman" w:hAnsi="Times New Roman" w:cs="Times New Roman"/>
+          <w:color w:val="000000" w:themeColor="text1"/>
+          <w:spacing w:val="5"/>
+          <w:kern w:val="36"/>
+          <w:sz w:val="24"/>
+          <w:szCs w:val="24"/>
+          <w:lang w:eastAsia="ru-RU"/>
+        </w:rPr>
+      </w:pPr>
+      <w:r>
+        <w:rPr>
+          <w:rFonts w:ascii="Times New Roman" w:eastAsia="Times New Roman" w:hAnsi="Times New Roman" w:cs="Times New Roman"/>
+          <w:color w:val="000000" w:themeColor="text1"/>
+          <w:spacing w:val="5"/>
+          <w:kern w:val="36"/>
+          <w:sz w:val="24"/>
+          <w:szCs w:val="24"/>
+          <w:lang w:eastAsia="ru-RU"/>
+        </w:rPr>
+        <w:t>В результате проведенного тестирования был сформирован список улучшений, которые позволят повысить качество, удобство и функциональную полноту веб-приложения:</w:t>
+      </w:r>
+    </w:p>
+    <w:p>
+      <w:pPr>
+        <w:pStyle w:val="ae"/>
+        <w:numPr>
+          <w:ilvl w:val="0"/>
+          <w:numId w:val="55"/>
+        </w:numPr>
+        <w:spacing w:after="0" w:line="360" w:lineRule="auto"/>
+        <w:ind w:left="0" w:firstLine="709"/>
+        <w:jc w:val="both"/>
+        <w:rPr>
+          <w:rFonts w:ascii="Times New Roman" w:eastAsia="Times New Roman" w:hAnsi="Times New Roman" w:cs="Times New Roman"/>
+          <w:color w:val="000000" w:themeColor="text1"/>
+          <w:spacing w:val="5"/>
+          <w:kern w:val="36"/>
+          <w:sz w:val="24"/>
+          <w:szCs w:val="24"/>
+          <w:lang w:eastAsia="ru-RU"/>
+        </w:rPr>
+      </w:pPr>
+      <w:r>
+        <w:rPr>
+          <w:rFonts w:ascii="Times New Roman" w:eastAsia="Times New Roman" w:hAnsi="Times New Roman" w:cs="Times New Roman"/>
+          <w:color w:val="000000" w:themeColor="text1"/>
+          <w:spacing w:val="5"/>
+          <w:kern w:val="36"/>
+          <w:sz w:val="24"/>
+          <w:szCs w:val="24"/>
+          <w:lang w:eastAsia="ru-RU"/>
+        </w:rPr>
+        <w:t xml:space="preserve">Расширение поиска. В текущей версии поиск выполняется только по названию рецепта. Целесообразно расширить категории, что позволит пользователям находить рецепты по более широкому кругу критериев. Реализация может быть выполнена через метод </w:t>
+      </w:r>
+      <w:proofErr w:type="spellStart"/>
+      <w:r>
+        <w:rPr>
+          <w:rFonts w:ascii="Times New Roman" w:eastAsia="Times New Roman" w:hAnsi="Times New Roman" w:cs="Times New Roman"/>
+          <w:color w:val="000000" w:themeColor="text1"/>
+          <w:spacing w:val="5"/>
+          <w:kern w:val="36"/>
+          <w:sz w:val="24"/>
+          <w:szCs w:val="24"/>
+          <w:lang w:eastAsia="ru-RU"/>
+        </w:rPr>
+        <w:t>searchRecipes</w:t>
+      </w:r>
+      <w:proofErr w:type="spellEnd"/>
+      <w:r>
+        <w:rPr>
+          <w:rFonts w:ascii="Times New Roman" w:eastAsia="Times New Roman" w:hAnsi="Times New Roman" w:cs="Times New Roman"/>
+          <w:color w:val="000000" w:themeColor="text1"/>
+          <w:spacing w:val="5"/>
+          <w:kern w:val="36"/>
+          <w:sz w:val="24"/>
+          <w:szCs w:val="24"/>
+          <w:lang w:eastAsia="ru-RU"/>
+        </w:rPr>
+        <w:t xml:space="preserve"> в классе Storage, который уже содержит заготовку для поиска по описанию.</w:t>
+      </w:r>
+    </w:p>
+    <w:p>
+      <w:pPr>
+        <w:pStyle w:val="ae"/>
+        <w:numPr>
+          <w:ilvl w:val="0"/>
+          <w:numId w:val="55"/>
+        </w:numPr>
+        <w:spacing w:after="0" w:line="360" w:lineRule="auto"/>
+        <w:ind w:left="0" w:firstLine="709"/>
+        <w:jc w:val="both"/>
+        <w:rPr>
+          <w:rFonts w:ascii="Times New Roman" w:eastAsia="Times New Roman" w:hAnsi="Times New Roman" w:cs="Times New Roman"/>
+          <w:color w:val="000000" w:themeColor="text1"/>
+          <w:spacing w:val="5"/>
+          <w:kern w:val="36"/>
+          <w:sz w:val="24"/>
+          <w:szCs w:val="24"/>
+          <w:lang w:eastAsia="ru-RU"/>
+        </w:rPr>
+      </w:pPr>
+      <w:r>
+        <w:rPr>
+          <w:rFonts w:ascii="Times New Roman" w:eastAsia="Times New Roman" w:hAnsi="Times New Roman" w:cs="Times New Roman"/>
+          <w:color w:val="000000" w:themeColor="text1"/>
+          <w:spacing w:val="5"/>
+          <w:kern w:val="36"/>
+          <w:sz w:val="24"/>
+          <w:szCs w:val="24"/>
+          <w:lang w:eastAsia="ru-RU"/>
+        </w:rPr>
+        <w:lastRenderedPageBreak/>
+        <w:t xml:space="preserve">Интеграция комментариев и оценок с бэкендом. На странице рецепта блок комментариев заполнен статическими данными, а кнопка «Отправить» не сохраняет новый комментарий. Необходимо привязать кнопку к методу </w:t>
+      </w:r>
+      <w:proofErr w:type="spellStart"/>
+      <w:proofErr w:type="gramStart"/>
+      <w:r>
+        <w:rPr>
+          <w:rFonts w:ascii="Times New Roman" w:eastAsia="Times New Roman" w:hAnsi="Times New Roman" w:cs="Times New Roman"/>
+          <w:color w:val="000000" w:themeColor="text1"/>
+          <w:spacing w:val="5"/>
+          <w:kern w:val="36"/>
+          <w:sz w:val="24"/>
+          <w:szCs w:val="24"/>
+          <w:lang w:eastAsia="ru-RU"/>
+        </w:rPr>
+        <w:t>storage.saveComment</w:t>
+      </w:r>
+      <w:proofErr w:type="spellEnd"/>
+      <w:proofErr w:type="gramEnd"/>
+      <w:r>
+        <w:rPr>
+          <w:rFonts w:ascii="Times New Roman" w:eastAsia="Times New Roman" w:hAnsi="Times New Roman" w:cs="Times New Roman"/>
+          <w:color w:val="000000" w:themeColor="text1"/>
+          <w:spacing w:val="5"/>
+          <w:kern w:val="36"/>
+          <w:sz w:val="24"/>
+          <w:szCs w:val="24"/>
+          <w:lang w:eastAsia="ru-RU"/>
+        </w:rPr>
+        <w:t xml:space="preserve">, динамически подгружать комментарии из </w:t>
+      </w:r>
+      <w:proofErr w:type="spellStart"/>
+      <w:r>
+        <w:rPr>
+          <w:rFonts w:ascii="Times New Roman" w:eastAsia="Times New Roman" w:hAnsi="Times New Roman" w:cs="Times New Roman"/>
+          <w:color w:val="000000" w:themeColor="text1"/>
+          <w:spacing w:val="5"/>
+          <w:kern w:val="36"/>
+          <w:sz w:val="24"/>
+          <w:szCs w:val="24"/>
+          <w:lang w:eastAsia="ru-RU"/>
+        </w:rPr>
+        <w:t>localStorage</w:t>
+      </w:r>
+      <w:proofErr w:type="spellEnd"/>
+      <w:r>
+        <w:rPr>
+          <w:rFonts w:ascii="Times New Roman" w:eastAsia="Times New Roman" w:hAnsi="Times New Roman" w:cs="Times New Roman"/>
+          <w:color w:val="000000" w:themeColor="text1"/>
+          <w:spacing w:val="5"/>
+          <w:kern w:val="36"/>
+          <w:sz w:val="24"/>
+          <w:szCs w:val="24"/>
+          <w:lang w:eastAsia="ru-RU"/>
+        </w:rPr>
+        <w:t xml:space="preserve"> и отображать их, а также реализовать возможность добавления оценки (рейтинга) через метод </w:t>
+      </w:r>
+      <w:proofErr w:type="spellStart"/>
+      <w:r>
+        <w:rPr>
+          <w:rFonts w:ascii="Times New Roman" w:eastAsia="Times New Roman" w:hAnsi="Times New Roman" w:cs="Times New Roman"/>
+          <w:color w:val="000000" w:themeColor="text1"/>
+          <w:spacing w:val="5"/>
+          <w:kern w:val="36"/>
+          <w:sz w:val="24"/>
+          <w:szCs w:val="24"/>
+          <w:lang w:eastAsia="ru-RU"/>
+        </w:rPr>
+        <w:t>saveRaitingCurrentUser</w:t>
+      </w:r>
+      <w:proofErr w:type="spellEnd"/>
+      <w:r>
+        <w:rPr>
+          <w:rFonts w:ascii="Times New Roman" w:eastAsia="Times New Roman" w:hAnsi="Times New Roman" w:cs="Times New Roman"/>
+          <w:color w:val="000000" w:themeColor="text1"/>
+          <w:spacing w:val="5"/>
+          <w:kern w:val="36"/>
+          <w:sz w:val="24"/>
+          <w:szCs w:val="24"/>
+          <w:lang w:eastAsia="ru-RU"/>
+        </w:rPr>
+        <w:t>.</w:t>
+      </w:r>
+    </w:p>
+    <w:p>
+      <w:pPr>
+        <w:pStyle w:val="ae"/>
+        <w:numPr>
+          <w:ilvl w:val="0"/>
+          <w:numId w:val="55"/>
+        </w:numPr>
+        <w:spacing w:after="0" w:line="360" w:lineRule="auto"/>
+        <w:ind w:left="0" w:firstLine="709"/>
+        <w:jc w:val="both"/>
+        <w:rPr>
+          <w:rFonts w:ascii="Times New Roman" w:eastAsia="Times New Roman" w:hAnsi="Times New Roman" w:cs="Times New Roman"/>
+          <w:color w:val="000000" w:themeColor="text1"/>
+          <w:spacing w:val="5"/>
+          <w:kern w:val="36"/>
+          <w:sz w:val="24"/>
+          <w:szCs w:val="24"/>
+          <w:lang w:eastAsia="ru-RU"/>
+        </w:rPr>
+      </w:pPr>
+      <w:r>
+        <w:rPr>
+          <w:rFonts w:ascii="Times New Roman" w:eastAsia="Times New Roman" w:hAnsi="Times New Roman" w:cs="Times New Roman"/>
+          <w:color w:val="000000" w:themeColor="text1"/>
+          <w:spacing w:val="5"/>
+          <w:kern w:val="36"/>
+          <w:sz w:val="24"/>
+          <w:szCs w:val="24"/>
+          <w:lang w:eastAsia="ru-RU"/>
+        </w:rPr>
+        <w:t xml:space="preserve">Добавление функционала избранного. В структуре пользователя предусмотрено поле </w:t>
+      </w:r>
+      <w:proofErr w:type="spellStart"/>
+      <w:r>
+        <w:rPr>
+          <w:rFonts w:ascii="Times New Roman" w:eastAsia="Times New Roman" w:hAnsi="Times New Roman" w:cs="Times New Roman"/>
+          <w:color w:val="000000" w:themeColor="text1"/>
+          <w:spacing w:val="5"/>
+          <w:kern w:val="36"/>
+          <w:sz w:val="24"/>
+          <w:szCs w:val="24"/>
+          <w:lang w:eastAsia="ru-RU"/>
+        </w:rPr>
+        <w:t>favorites</w:t>
+      </w:r>
+      <w:proofErr w:type="spellEnd"/>
+      <w:r>
+        <w:rPr>
+          <w:rFonts w:ascii="Times New Roman" w:eastAsia="Times New Roman" w:hAnsi="Times New Roman" w:cs="Times New Roman"/>
+          <w:color w:val="000000" w:themeColor="text1"/>
+          <w:spacing w:val="5"/>
+          <w:kern w:val="36"/>
+          <w:sz w:val="24"/>
+          <w:szCs w:val="24"/>
+          <w:lang w:eastAsia="ru-RU"/>
+        </w:rPr>
+        <w:t>, но на данный момент нет интерфейса для добавления рецептов в избранное и отображения этого списка на странице профиля. Следует реализовать кнопку «В избранное» на карточках рецепта и на детальной странице, а также создать отдельный раздел для просмотра сохраненных рецептов.</w:t>
+      </w:r>
+    </w:p>
+    <w:p>
+      <w:pPr>
+        <w:pStyle w:val="ae"/>
+        <w:numPr>
+          <w:ilvl w:val="0"/>
+          <w:numId w:val="55"/>
+        </w:numPr>
+        <w:spacing w:after="0" w:line="360" w:lineRule="auto"/>
+        <w:ind w:left="0" w:firstLine="709"/>
+        <w:jc w:val="both"/>
+        <w:rPr>
+          <w:rFonts w:ascii="Times New Roman" w:eastAsia="Times New Roman" w:hAnsi="Times New Roman" w:cs="Times New Roman"/>
+          <w:color w:val="000000" w:themeColor="text1"/>
+          <w:spacing w:val="5"/>
+          <w:kern w:val="36"/>
+          <w:sz w:val="24"/>
+          <w:szCs w:val="24"/>
+          <w:lang w:eastAsia="ru-RU"/>
+        </w:rPr>
+      </w:pPr>
+      <w:r>
+        <w:rPr>
+          <w:rFonts w:ascii="Times New Roman" w:eastAsia="Times New Roman" w:hAnsi="Times New Roman" w:cs="Times New Roman"/>
+          <w:color w:val="000000" w:themeColor="text1"/>
+          <w:spacing w:val="5"/>
+          <w:kern w:val="36"/>
+          <w:sz w:val="24"/>
+          <w:szCs w:val="24"/>
+          <w:lang w:eastAsia="ru-RU"/>
+        </w:rPr>
+        <w:t>Реализация страницы профиля пользователя. На данный момент после входа пользователь перенаправляется на profile.html. Необходимо создать страницу профиля с отображением имени пользователя, email, списка избранных рецептов, личных рецептов и комментариев.</w:t>
+      </w:r>
+    </w:p>
+    <w:p>
+      <w:pPr>
+        <w:pStyle w:val="ae"/>
+        <w:numPr>
+          <w:ilvl w:val="0"/>
+          <w:numId w:val="55"/>
+        </w:numPr>
+        <w:spacing w:after="0" w:line="360" w:lineRule="auto"/>
+        <w:ind w:left="0" w:firstLine="709"/>
+        <w:jc w:val="both"/>
+        <w:rPr>
+          <w:rFonts w:ascii="Times New Roman" w:eastAsia="Times New Roman" w:hAnsi="Times New Roman" w:cs="Times New Roman"/>
+          <w:color w:val="000000" w:themeColor="text1"/>
+          <w:spacing w:val="5"/>
+          <w:kern w:val="36"/>
+          <w:sz w:val="24"/>
+          <w:szCs w:val="24"/>
+          <w:lang w:eastAsia="ru-RU"/>
+        </w:rPr>
+      </w:pPr>
+      <w:r>
+        <w:rPr>
+          <w:rFonts w:ascii="Times New Roman" w:eastAsia="Times New Roman" w:hAnsi="Times New Roman" w:cs="Times New Roman"/>
+          <w:color w:val="000000" w:themeColor="text1"/>
+          <w:spacing w:val="5"/>
+          <w:kern w:val="36"/>
+          <w:sz w:val="24"/>
+          <w:szCs w:val="24"/>
+          <w:lang w:eastAsia="ru-RU"/>
+        </w:rPr>
+        <w:t xml:space="preserve">Добавление возможности создания и редактирования собственных рецептов. Функционал «Мои рецепты» заявлен в футере, но не реализован. Следует добавить форму для добавления нового рецепта с полями: название, описание, время приготовления, изображение, ингредиенты (динамический список), шаги приготовления (динамический список), категории. Новые рецепты должны сохраняться в </w:t>
+      </w:r>
+      <w:proofErr w:type="spellStart"/>
+      <w:r>
+        <w:rPr>
+          <w:rFonts w:ascii="Times New Roman" w:eastAsia="Times New Roman" w:hAnsi="Times New Roman" w:cs="Times New Roman"/>
+          <w:color w:val="000000" w:themeColor="text1"/>
+          <w:spacing w:val="5"/>
+          <w:kern w:val="36"/>
+          <w:sz w:val="24"/>
+          <w:szCs w:val="24"/>
+          <w:lang w:eastAsia="ru-RU"/>
+        </w:rPr>
+        <w:t>localStorage</w:t>
+      </w:r>
+      <w:proofErr w:type="spellEnd"/>
+      <w:r>
+        <w:rPr>
+          <w:rFonts w:ascii="Times New Roman" w:eastAsia="Times New Roman" w:hAnsi="Times New Roman" w:cs="Times New Roman"/>
+          <w:color w:val="000000" w:themeColor="text1"/>
+          <w:spacing w:val="5"/>
+          <w:kern w:val="36"/>
+          <w:sz w:val="24"/>
+          <w:szCs w:val="24"/>
+          <w:lang w:eastAsia="ru-RU"/>
+        </w:rPr>
+        <w:t xml:space="preserve"> с привязкой к текущему пользователю.</w:t>
+      </w:r>
+    </w:p>
+    <w:p>
+      <w:pPr>
+        <w:pStyle w:val="ae"/>
+        <w:numPr>
+          <w:ilvl w:val="0"/>
+          <w:numId w:val="55"/>
+        </w:numPr>
+        <w:spacing w:after="0" w:line="360" w:lineRule="auto"/>
+        <w:ind w:left="0" w:firstLine="709"/>
+        <w:jc w:val="both"/>
+        <w:rPr>
+          <w:rFonts w:ascii="Times New Roman" w:eastAsia="Times New Roman" w:hAnsi="Times New Roman" w:cs="Times New Roman"/>
+          <w:color w:val="000000" w:themeColor="text1"/>
+          <w:spacing w:val="5"/>
+          <w:kern w:val="36"/>
+          <w:sz w:val="24"/>
+          <w:szCs w:val="24"/>
+          <w:lang w:eastAsia="ru-RU"/>
+        </w:rPr>
+      </w:pPr>
+      <w:r>
+        <w:rPr>
+          <w:rFonts w:ascii="Times New Roman" w:eastAsia="Times New Roman" w:hAnsi="Times New Roman" w:cs="Times New Roman"/>
+          <w:color w:val="000000" w:themeColor="text1"/>
+          <w:spacing w:val="5"/>
+          <w:kern w:val="36"/>
+          <w:sz w:val="24"/>
+          <w:szCs w:val="24"/>
+          <w:lang w:eastAsia="ru-RU"/>
+        </w:rPr>
+        <w:t>Оптимизация фильтрации по категориям. В текущей реализации категории жестко закодированы в HTML. Для масштабируемости и удобства сопровождения целесообразно выгружать список категорий из отдельного JSON-файла или генерировать динамически на основе данных рецептов.</w:t>
+      </w:r>
+    </w:p>
+    <w:p>
+      <w:pPr>
+        <w:pStyle w:val="ae"/>
+        <w:numPr>
+          <w:ilvl w:val="0"/>
+          <w:numId w:val="55"/>
+        </w:numPr>
+        <w:spacing w:after="0" w:line="360" w:lineRule="auto"/>
+        <w:ind w:left="0" w:firstLine="709"/>
+        <w:jc w:val="both"/>
+        <w:rPr>
+          <w:rFonts w:ascii="Times New Roman" w:eastAsia="Times New Roman" w:hAnsi="Times New Roman" w:cs="Times New Roman"/>
+          <w:color w:val="000000" w:themeColor="text1"/>
+          <w:spacing w:val="5"/>
+          <w:kern w:val="36"/>
+          <w:sz w:val="24"/>
+          <w:szCs w:val="24"/>
+          <w:lang w:eastAsia="ru-RU"/>
+        </w:rPr>
+      </w:pPr>
+      <w:r>
+        <w:rPr>
+          <w:rFonts w:ascii="Times New Roman" w:eastAsia="Times New Roman" w:hAnsi="Times New Roman" w:cs="Times New Roman"/>
+          <w:color w:val="000000" w:themeColor="text1"/>
+          <w:spacing w:val="5"/>
+          <w:kern w:val="36"/>
+          <w:sz w:val="24"/>
+          <w:szCs w:val="24"/>
+          <w:lang w:eastAsia="ru-RU"/>
+        </w:rPr>
+        <w:t>Добавление пагинации или бесконечной прокрутки. При увеличении количества рецептов загрузка всех карточек одновременно может замедлить работу страницы. Рекомендуется реализовать пагинацию или ленивую загрузку (</w:t>
+      </w:r>
+      <w:proofErr w:type="spellStart"/>
+      <w:r>
+        <w:rPr>
+          <w:rFonts w:ascii="Times New Roman" w:eastAsia="Times New Roman" w:hAnsi="Times New Roman" w:cs="Times New Roman"/>
+          <w:color w:val="000000" w:themeColor="text1"/>
+          <w:spacing w:val="5"/>
+          <w:kern w:val="36"/>
+          <w:sz w:val="24"/>
+          <w:szCs w:val="24"/>
+          <w:lang w:eastAsia="ru-RU"/>
+        </w:rPr>
+        <w:t>lazy</w:t>
+      </w:r>
+      <w:proofErr w:type="spellEnd"/>
+      <w:r>
+        <w:rPr>
+          <w:rFonts w:ascii="Times New Roman" w:eastAsia="Times New Roman" w:hAnsi="Times New Roman" w:cs="Times New Roman"/>
+          <w:color w:val="000000" w:themeColor="text1"/>
+          <w:spacing w:val="5"/>
+          <w:kern w:val="36"/>
+          <w:sz w:val="24"/>
+          <w:szCs w:val="24"/>
+          <w:lang w:eastAsia="ru-RU"/>
+        </w:rPr>
+        <w:t xml:space="preserve"> </w:t>
+      </w:r>
+      <w:proofErr w:type="spellStart"/>
+      <w:r>
+        <w:rPr>
+          <w:rFonts w:ascii="Times New Roman" w:eastAsia="Times New Roman" w:hAnsi="Times New Roman" w:cs="Times New Roman"/>
+          <w:color w:val="000000" w:themeColor="text1"/>
+          <w:spacing w:val="5"/>
+          <w:kern w:val="36"/>
+          <w:sz w:val="24"/>
+          <w:szCs w:val="24"/>
+          <w:lang w:eastAsia="ru-RU"/>
+        </w:rPr>
+        <w:t>loading</w:t>
+      </w:r>
+      <w:proofErr w:type="spellEnd"/>
+      <w:r>
+        <w:rPr>
+          <w:rFonts w:ascii="Times New Roman" w:eastAsia="Times New Roman" w:hAnsi="Times New Roman" w:cs="Times New Roman"/>
+          <w:color w:val="000000" w:themeColor="text1"/>
+          <w:spacing w:val="5"/>
+          <w:kern w:val="36"/>
+          <w:sz w:val="24"/>
+          <w:szCs w:val="24"/>
+          <w:lang w:eastAsia="ru-RU"/>
+        </w:rPr>
+        <w:t>) для оптимизации производительности.</w:t>
+      </w:r>
+    </w:p>
+    <w:p>
+      <w:pPr>
+        <w:pStyle w:val="ae"/>
+        <w:numPr>
+          <w:ilvl w:val="0"/>
+          <w:numId w:val="55"/>
+        </w:numPr>
+        <w:spacing w:after="0" w:line="360" w:lineRule="auto"/>
+        <w:ind w:left="0" w:firstLine="709"/>
+        <w:jc w:val="both"/>
+        <w:rPr>
+          <w:rFonts w:ascii="Times New Roman" w:eastAsia="Times New Roman" w:hAnsi="Times New Roman" w:cs="Times New Roman"/>
+          <w:color w:val="000000" w:themeColor="text1"/>
+          <w:spacing w:val="5"/>
+          <w:kern w:val="36"/>
+          <w:sz w:val="24"/>
+          <w:szCs w:val="24"/>
+          <w:lang w:eastAsia="ru-RU"/>
+        </w:rPr>
+      </w:pPr>
+      <w:r>
+        <w:rPr>
+          <w:rFonts w:ascii="Times New Roman" w:eastAsia="Times New Roman" w:hAnsi="Times New Roman" w:cs="Times New Roman"/>
+          <w:color w:val="000000" w:themeColor="text1"/>
+          <w:spacing w:val="5"/>
+          <w:kern w:val="36"/>
+          <w:sz w:val="24"/>
+          <w:szCs w:val="24"/>
+          <w:lang w:eastAsia="ru-RU"/>
+        </w:rPr>
+        <w:t xml:space="preserve">Синхронизация данных между вкладками. Поскольку данные хранятся в </w:t>
+      </w:r>
+      <w:proofErr w:type="spellStart"/>
+      <w:r>
+        <w:rPr>
+          <w:rFonts w:ascii="Times New Roman" w:eastAsia="Times New Roman" w:hAnsi="Times New Roman" w:cs="Times New Roman"/>
+          <w:color w:val="000000" w:themeColor="text1"/>
+          <w:spacing w:val="5"/>
+          <w:kern w:val="36"/>
+          <w:sz w:val="24"/>
+          <w:szCs w:val="24"/>
+          <w:lang w:eastAsia="ru-RU"/>
+        </w:rPr>
+        <w:t>localStorage</w:t>
+      </w:r>
+      <w:proofErr w:type="spellEnd"/>
+      <w:r>
+        <w:rPr>
+          <w:rFonts w:ascii="Times New Roman" w:eastAsia="Times New Roman" w:hAnsi="Times New Roman" w:cs="Times New Roman"/>
+          <w:color w:val="000000" w:themeColor="text1"/>
+          <w:spacing w:val="5"/>
+          <w:kern w:val="36"/>
+          <w:sz w:val="24"/>
+          <w:szCs w:val="24"/>
+          <w:lang w:eastAsia="ru-RU"/>
+        </w:rPr>
+        <w:t xml:space="preserve">, при изменении данных в одной вкладке (например, добавлении комментария) другие открытые вкладки не обновляются автоматически. Можно добавить обработчик события </w:t>
+      </w:r>
+      <w:proofErr w:type="spellStart"/>
+      <w:r>
+        <w:rPr>
+          <w:rFonts w:ascii="Times New Roman" w:eastAsia="Times New Roman" w:hAnsi="Times New Roman" w:cs="Times New Roman"/>
+          <w:color w:val="000000" w:themeColor="text1"/>
+          <w:spacing w:val="5"/>
+          <w:kern w:val="36"/>
+          <w:sz w:val="24"/>
+          <w:szCs w:val="24"/>
+          <w:lang w:eastAsia="ru-RU"/>
+        </w:rPr>
+        <w:t>storage</w:t>
+      </w:r>
+      <w:proofErr w:type="spellEnd"/>
+      <w:r>
+        <w:rPr>
+          <w:rFonts w:ascii="Times New Roman" w:eastAsia="Times New Roman" w:hAnsi="Times New Roman" w:cs="Times New Roman"/>
+          <w:color w:val="000000" w:themeColor="text1"/>
+          <w:spacing w:val="5"/>
+          <w:kern w:val="36"/>
+          <w:sz w:val="24"/>
+          <w:szCs w:val="24"/>
+          <w:lang w:eastAsia="ru-RU"/>
+        </w:rPr>
+        <w:t xml:space="preserve"> для синхронизации состояния.</w:t>
+      </w:r>
+    </w:p>
+    <w:p>
+      <w:pPr>
+        <w:pStyle w:val="ae"/>
+        <w:numPr>
+          <w:ilvl w:val="0"/>
+          <w:numId w:val="55"/>
+        </w:numPr>
+        <w:spacing w:after="0" w:line="360" w:lineRule="auto"/>
+        <w:ind w:left="0" w:firstLine="709"/>
+        <w:jc w:val="both"/>
+        <w:rPr>
+          <w:rFonts w:ascii="Times New Roman" w:eastAsia="Times New Roman" w:hAnsi="Times New Roman" w:cs="Times New Roman"/>
+          <w:color w:val="000000" w:themeColor="text1"/>
+          <w:spacing w:val="5"/>
+          <w:kern w:val="36"/>
+          <w:sz w:val="24"/>
+          <w:szCs w:val="24"/>
+          <w:lang w:eastAsia="ru-RU"/>
+        </w:rPr>
+      </w:pPr>
+      <w:r>
+        <w:rPr>
+          <w:rFonts w:ascii="Times New Roman" w:eastAsia="Times New Roman" w:hAnsi="Times New Roman" w:cs="Times New Roman"/>
+          <w:color w:val="000000" w:themeColor="text1"/>
+          <w:spacing w:val="5"/>
+          <w:kern w:val="36"/>
+          <w:sz w:val="24"/>
+          <w:szCs w:val="24"/>
+          <w:lang w:eastAsia="ru-RU"/>
+        </w:rPr>
+        <w:t xml:space="preserve">Доработка адаптивности верстки. В текущей версии ширина контейнеров задана в фиксированных значениях (1280px), что на экранах с меньшим разрешением приводит к появлению горизонтальной прокрутки. Рекомендуется перейти на адаптивную верстку с использованием относительных единиц и </w:t>
+      </w:r>
+      <w:proofErr w:type="spellStart"/>
+      <w:r>
+        <w:rPr>
+          <w:rFonts w:ascii="Times New Roman" w:eastAsia="Times New Roman" w:hAnsi="Times New Roman" w:cs="Times New Roman"/>
+          <w:color w:val="000000" w:themeColor="text1"/>
+          <w:spacing w:val="5"/>
+          <w:kern w:val="36"/>
+          <w:sz w:val="24"/>
+          <w:szCs w:val="24"/>
+          <w:lang w:eastAsia="ru-RU"/>
+        </w:rPr>
+        <w:t>медиазапросов</w:t>
+      </w:r>
+      <w:proofErr w:type="spellEnd"/>
+      <w:r>
+        <w:rPr>
+          <w:rFonts w:ascii="Times New Roman" w:eastAsia="Times New Roman" w:hAnsi="Times New Roman" w:cs="Times New Roman"/>
+          <w:color w:val="000000" w:themeColor="text1"/>
+          <w:spacing w:val="5"/>
+          <w:kern w:val="36"/>
+          <w:sz w:val="24"/>
+          <w:szCs w:val="24"/>
+          <w:lang w:eastAsia="ru-RU"/>
+        </w:rPr>
+        <w:t>.</w:t>
       </w:r>
     </w:p>
     <w:p>
@@ -16434,6 +17211,22 @@
     </w:p>
     <w:p>
       <w:pPr>
+        <w:pStyle w:val="afa"/>
+        <w:rPr>
+          <w:lang w:eastAsia="ru-RU"/>
+        </w:rPr>
+      </w:pPr>
+    </w:p>
+    <w:p>
+      <w:pPr>
+        <w:pStyle w:val="afa"/>
+        <w:rPr>
+          <w:lang w:eastAsia="ru-RU"/>
+        </w:rPr>
+      </w:pPr>
+    </w:p>
+    <w:p>
+      <w:pPr>
         <w:rPr>
           <w:rFonts w:ascii="Times New Roman" w:eastAsia="Times New Roman" w:hAnsi="Times New Roman" w:cs="Times New Roman"/>
           <w:b/>
@@ -16608,13 +17401,163 @@
         </w:numPr>
       </w:pPr>
       <w:bookmarkStart w:id="9" w:name="_Toc213398652"/>
-      <w:bookmarkStart w:id="10" w:name="_GoBack"/>
-      <w:bookmarkEnd w:id="10"/>
       <w:r>
         <w:lastRenderedPageBreak/>
         <w:t>Работа над дизайном продукта</w:t>
       </w:r>
       <w:bookmarkEnd w:id="9"/>
+    </w:p>
+    <w:p>
+      <w:pPr>
+        <w:ind w:left="360"/>
+        <w:rPr>
+          <w:rFonts w:ascii="Times New Roman" w:eastAsia="Times New Roman" w:hAnsi="Times New Roman" w:cs="Times New Roman"/>
+          <w:b/>
+          <w:bCs/>
+          <w:color w:val="000000" w:themeColor="text1"/>
+          <w:spacing w:val="5"/>
+          <w:kern w:val="36"/>
+          <w:sz w:val="24"/>
+          <w:szCs w:val="24"/>
+          <w:lang w:eastAsia="ru-RU"/>
+        </w:rPr>
+      </w:pPr>
+    </w:p>
+    <w:p>
+      <w:pPr>
+        <w:pStyle w:val="afa"/>
+        <w:rPr>
+          <w:lang w:eastAsia="ru-RU"/>
+        </w:rPr>
+      </w:pPr>
+      <w:r>
+        <w:rPr>
+          <w:lang w:eastAsia="ru-RU"/>
+        </w:rPr>
+        <w:t>Дизайн веб-приложения “Кулинарная книга” выполнен в светлой и уютной цветовой гамме, ориентированной на комфортное восприятие контента</w:t>
+      </w:r>
+      <w:r>
+        <w:rPr>
+          <w:lang w:eastAsia="ru-RU"/>
+        </w:rPr>
+        <w:t xml:space="preserve"> (дизайн главной страницы можно увидеть в Приложении 1)</w:t>
+      </w:r>
+      <w:r>
+        <w:rPr>
+          <w:lang w:eastAsia="ru-RU"/>
+        </w:rPr>
+        <w:t xml:space="preserve">. Основной фон страниц </w:t>
+      </w:r>
+      <w:r>
+        <w:rPr>
+          <w:lang w:eastAsia="ru-RU"/>
+        </w:rPr>
+        <w:t>светло серого цвета для создания эффекта что карточки находятся ближе к пользователю, а такой цвет фона является вспомогательным. Он</w:t>
+      </w:r>
+      <w:r>
+        <w:rPr>
+          <w:lang w:eastAsia="ru-RU"/>
+        </w:rPr>
+        <w:t xml:space="preserve"> не отвлекает внимание от рецептов, а белые карточки и панели создают ощущение чистоты и порядка. В качестве акцентного цвета выбран теплый оттенок охры</w:t>
+      </w:r>
+      <w:r>
+        <w:rPr>
+          <w:lang w:eastAsia="ru-RU"/>
+        </w:rPr>
+        <w:t xml:space="preserve"> либо простыми словами желто оранжевый</w:t>
+      </w:r>
+      <w:r>
+        <w:rPr>
+          <w:lang w:eastAsia="ru-RU"/>
+        </w:rPr>
+        <w:t>, который используется для кнопки “Войти”, выпадающего меню категорий и других интерактивных элементов, ассоциируясь с выпечкой и домашним уютом.</w:t>
+      </w:r>
+    </w:p>
+    <w:p>
+      <w:pPr>
+        <w:pStyle w:val="afa"/>
+        <w:rPr>
+          <w:lang w:eastAsia="ru-RU"/>
+        </w:rPr>
+      </w:pPr>
+      <w:r>
+        <w:rPr>
+          <w:lang w:eastAsia="ru-RU"/>
+        </w:rPr>
+        <w:t xml:space="preserve">Для </w:t>
+      </w:r>
+      <w:r>
+        <w:rPr>
+          <w:lang w:eastAsia="ru-RU"/>
+        </w:rPr>
+        <w:t>текста</w:t>
+      </w:r>
+      <w:r>
+        <w:rPr>
+          <w:lang w:eastAsia="ru-RU"/>
+        </w:rPr>
+        <w:t xml:space="preserve"> выбран современный гротеск </w:t>
+      </w:r>
+      <w:proofErr w:type="spellStart"/>
+      <w:r>
+        <w:rPr>
+          <w:lang w:eastAsia="ru-RU"/>
+        </w:rPr>
+        <w:t>Jost</w:t>
+      </w:r>
+      <w:proofErr w:type="spellEnd"/>
+      <w:r>
+        <w:rPr>
+          <w:lang w:eastAsia="ru-RU"/>
+        </w:rPr>
+        <w:t xml:space="preserve"> из Google </w:t>
+      </w:r>
+      <w:proofErr w:type="spellStart"/>
+      <w:r>
+        <w:rPr>
+          <w:lang w:eastAsia="ru-RU"/>
+        </w:rPr>
+        <w:t>Fonts</w:t>
+      </w:r>
+      <w:proofErr w:type="spellEnd"/>
+      <w:r>
+        <w:rPr>
+          <w:lang w:eastAsia="ru-RU"/>
+        </w:rPr>
+        <w:t xml:space="preserve">, обеспечивающий хорошую читаемость на всех устройствах. Заголовки карточек рецептов набраны полужирным начертанием размером, что позволяет быстро идентифицировать блюдо, а описание рецептов выполнено </w:t>
+      </w:r>
+      <w:r>
+        <w:rPr>
+          <w:lang w:eastAsia="ru-RU"/>
+        </w:rPr>
+        <w:t xml:space="preserve">более мелким </w:t>
+      </w:r>
+      <w:r>
+        <w:rPr>
+          <w:lang w:eastAsia="ru-RU"/>
+        </w:rPr>
+        <w:t>шрифтом</w:t>
+      </w:r>
+      <w:r>
+        <w:rPr>
+          <w:lang w:eastAsia="ru-RU"/>
+        </w:rPr>
+        <w:t xml:space="preserve"> (пример можно увидеть на Рисунке 4)</w:t>
+      </w:r>
+      <w:r>
+        <w:rPr>
+          <w:lang w:eastAsia="ru-RU"/>
+        </w:rPr>
+        <w:t xml:space="preserve">. </w:t>
+      </w:r>
+    </w:p>
+    <w:p>
+      <w:pPr>
+        <w:pStyle w:val="afa"/>
+        <w:rPr>
+          <w:lang w:eastAsia="ru-RU"/>
+        </w:rPr>
+      </w:pPr>
     </w:p>
     <w:p>
       <w:pPr>
@@ -16764,7 +17707,7 @@
           <w:lang w:eastAsia="ru-RU"/>
         </w:rPr>
       </w:pPr>
-      <w:bookmarkStart w:id="11" w:name="_Toc213398653"/>
+      <w:bookmarkStart w:id="10" w:name="_Toc213398653"/>
       <w:r>
         <w:rPr>
           <w:rFonts w:ascii="Times New Roman" w:eastAsia="Times New Roman" w:hAnsi="Times New Roman" w:cs="Times New Roman"/>
@@ -16780,7 +17723,7 @@
         <w:lastRenderedPageBreak/>
         <w:t>Интеграция отобранных ранее API</w:t>
       </w:r>
-      <w:bookmarkEnd w:id="11"/>
+      <w:bookmarkEnd w:id="10"/>
     </w:p>
     <w:p>
       <w:pPr>
@@ -16924,7 +17867,7 @@
           <w:lang w:eastAsia="ru-RU"/>
         </w:rPr>
       </w:pPr>
-      <w:bookmarkStart w:id="12" w:name="_Toc213398654"/>
+      <w:bookmarkStart w:id="11" w:name="_Toc213398654"/>
       <w:r>
         <w:rPr>
           <w:rFonts w:ascii="Times New Roman" w:eastAsia="Times New Roman" w:hAnsi="Times New Roman" w:cs="Times New Roman"/>
@@ -16940,7 +17883,7 @@
         <w:lastRenderedPageBreak/>
         <w:t>Публикация разработанного продукта в интернете с использованием бесплатной хостинг-платформы, обеспечив доступ к нему по публичной ссылке.</w:t>
       </w:r>
-      <w:bookmarkEnd w:id="12"/>
+      <w:bookmarkEnd w:id="11"/>
     </w:p>
     <w:p>
       <w:pPr>
@@ -17036,7 +17979,7 @@
           <w:lang w:eastAsia="ru-RU"/>
         </w:rPr>
       </w:pPr>
-      <w:bookmarkStart w:id="13" w:name="_Toc213398655"/>
+      <w:bookmarkStart w:id="12" w:name="_Toc213398655"/>
       <w:r>
         <w:rPr>
           <w:rFonts w:ascii="Times New Roman" w:eastAsia="Times New Roman" w:hAnsi="Times New Roman" w:cs="Times New Roman"/>
@@ -17052,7 +17995,7 @@
         <w:lastRenderedPageBreak/>
         <w:t>Разработка опроса пользователей для сбора обратной связи по продукту</w:t>
       </w:r>
-      <w:bookmarkEnd w:id="13"/>
+      <w:bookmarkEnd w:id="12"/>
     </w:p>
     <w:p>
       <w:pPr>
@@ -17148,7 +18091,7 @@
           <w:lang w:eastAsia="ru-RU"/>
         </w:rPr>
       </w:pPr>
-      <w:bookmarkStart w:id="14" w:name="_Toc213398656"/>
+      <w:bookmarkStart w:id="13" w:name="_Toc213398656"/>
       <w:r>
         <w:rPr>
           <w:rFonts w:ascii="Times New Roman" w:eastAsia="Times New Roman" w:hAnsi="Times New Roman" w:cs="Times New Roman"/>
@@ -17164,7 +18107,7 @@
         <w:lastRenderedPageBreak/>
         <w:t>Сбор и анализ обратной связи среди целевой аудитории (учебной группы)</w:t>
       </w:r>
-      <w:bookmarkEnd w:id="14"/>
+      <w:bookmarkEnd w:id="13"/>
     </w:p>
     <w:p>
       <w:pPr>
@@ -17260,7 +18203,7 @@
           <w:lang w:eastAsia="ru-RU"/>
         </w:rPr>
       </w:pPr>
-      <w:bookmarkStart w:id="15" w:name="_Toc213398657"/>
+      <w:bookmarkStart w:id="14" w:name="_Toc213398657"/>
       <w:r>
         <w:rPr>
           <w:rFonts w:ascii="Times New Roman" w:eastAsia="Times New Roman" w:hAnsi="Times New Roman" w:cs="Times New Roman"/>
@@ -17276,7 +18219,7 @@
         <w:lastRenderedPageBreak/>
         <w:t>Внесение изменений в продукт согласно проведенному опросу</w:t>
       </w:r>
-      <w:bookmarkEnd w:id="15"/>
+      <w:bookmarkEnd w:id="14"/>
     </w:p>
     <w:p>
       <w:pPr>
@@ -17386,7 +18329,7 @@
           <w:lang w:eastAsia="ru-RU"/>
         </w:rPr>
       </w:pPr>
-      <w:bookmarkStart w:id="16" w:name="_Toc213398658"/>
+      <w:bookmarkStart w:id="15" w:name="_Toc213398658"/>
       <w:r>
         <w:rPr>
           <w:rFonts w:ascii="Times New Roman" w:eastAsia="Times New Roman" w:hAnsi="Times New Roman" w:cs="Times New Roman"/>
@@ -17402,7 +18345,7 @@
         <w:lastRenderedPageBreak/>
         <w:t>Анализ возможной модернизации, масштабирования продукта и практической необходимости продукта в рамках актуального рынка информационных технологий</w:t>
       </w:r>
-      <w:bookmarkEnd w:id="16"/>
+      <w:bookmarkEnd w:id="15"/>
     </w:p>
     <w:p>
       <w:pPr>
@@ -17518,30 +18461,6 @@
         </w:rPr>
         <w:br w:type="page"/>
       </w:r>
-    </w:p>
-    <w:p>
-      <w:pPr>
-        <w:rPr>
-          <w:rFonts w:ascii="Times New Roman" w:hAnsi="Times New Roman" w:cs="Times New Roman"/>
-          <w:b/>
-          <w:bCs/>
-          <w:color w:val="000000" w:themeColor="text1"/>
-          <w:sz w:val="24"/>
-          <w:szCs w:val="24"/>
-        </w:rPr>
-      </w:pPr>
-    </w:p>
-    <w:p>
-      <w:pPr>
-        <w:rPr>
-          <w:rFonts w:ascii="Times New Roman" w:hAnsi="Times New Roman" w:cs="Times New Roman"/>
-          <w:b/>
-          <w:bCs/>
-          <w:color w:val="000000" w:themeColor="text1"/>
-          <w:sz w:val="24"/>
-          <w:szCs w:val="24"/>
-        </w:rPr>
-      </w:pPr>
     </w:p>
     <w:p>
       <w:pPr>
@@ -17562,7 +18481,7 @@
           <w:lang w:eastAsia="ru-RU"/>
         </w:rPr>
       </w:pPr>
-      <w:bookmarkStart w:id="17" w:name="_Toc213398659"/>
+      <w:bookmarkStart w:id="16" w:name="_Toc213398659"/>
       <w:r>
         <w:rPr>
           <w:rFonts w:ascii="Times New Roman" w:eastAsia="Times New Roman" w:hAnsi="Times New Roman" w:cs="Times New Roman"/>
@@ -17575,6 +18494,7 @@
           <w:szCs w:val="24"/>
           <w:lang w:eastAsia="ru-RU"/>
         </w:rPr>
+        <w:lastRenderedPageBreak/>
         <w:t>ПРИЛОЖЕНИ</w:t>
       </w:r>
       <w:r>
@@ -17591,120 +18511,47 @@
         </w:rPr>
         <w:t>Е</w:t>
       </w:r>
-      <w:bookmarkEnd w:id="17"/>
+      <w:bookmarkEnd w:id="16"/>
+      <w:r>
+        <w:rPr>
+          <w:rFonts w:ascii="Times New Roman" w:eastAsia="Times New Roman" w:hAnsi="Times New Roman" w:cs="Times New Roman"/>
+          <w:b/>
+          <w:bCs/>
+          <w:color w:val="000000" w:themeColor="text1"/>
+          <w:spacing w:val="5"/>
+          <w:kern w:val="36"/>
+          <w:sz w:val="24"/>
+          <w:szCs w:val="24"/>
+          <w:lang w:eastAsia="ru-RU"/>
+        </w:rPr>
+        <w:t xml:space="preserve"> 1</w:t>
+      </w:r>
     </w:p>
     <w:p>
       <w:pPr>
-        <w:jc w:val="right"/>
-        <w:rPr>
-          <w:rFonts w:ascii="Times New Roman" w:hAnsi="Times New Roman" w:cs="Times New Roman"/>
-          <w:color w:val="000000" w:themeColor="text1"/>
-          <w:sz w:val="24"/>
-          <w:szCs w:val="24"/>
-        </w:rPr>
-      </w:pPr>
-      <w:r>
-        <w:rPr>
-          <w:rFonts w:ascii="Times New Roman" w:hAnsi="Times New Roman" w:cs="Times New Roman"/>
-          <w:color w:val="000000" w:themeColor="text1"/>
-          <w:sz w:val="24"/>
-          <w:szCs w:val="24"/>
-        </w:rPr>
-        <w:br w:type="page"/>
-      </w:r>
+        <w:pStyle w:val="afa"/>
+        <w:rPr>
+          <w:lang w:eastAsia="ru-RU"/>
+        </w:rPr>
+      </w:pPr>
     </w:p>
     <w:p>
       <w:pPr>
-        <w:jc w:val="right"/>
-        <w:rPr>
-          <w:rFonts w:ascii="Times New Roman" w:hAnsi="Times New Roman" w:cs="Times New Roman"/>
-          <w:color w:val="000000" w:themeColor="text1"/>
-          <w:sz w:val="24"/>
-          <w:szCs w:val="24"/>
-        </w:rPr>
-      </w:pPr>
-      <w:r>
-        <w:rPr>
-          <w:rFonts w:ascii="Times New Roman" w:hAnsi="Times New Roman" w:cs="Times New Roman"/>
-          <w:color w:val="000000" w:themeColor="text1"/>
-          <w:sz w:val="24"/>
-          <w:szCs w:val="24"/>
-        </w:rPr>
-        <w:lastRenderedPageBreak/>
-        <w:t>Приложение</w:t>
-      </w:r>
-      <w:r>
-        <w:rPr>
-          <w:rFonts w:ascii="Times New Roman" w:hAnsi="Times New Roman" w:cs="Times New Roman"/>
-          <w:color w:val="000000" w:themeColor="text1"/>
-          <w:sz w:val="24"/>
-          <w:szCs w:val="24"/>
-        </w:rPr>
-        <w:t xml:space="preserve"> </w:t>
-      </w:r>
-      <w:r>
-        <w:rPr>
-          <w:rFonts w:ascii="Times New Roman" w:hAnsi="Times New Roman" w:cs="Times New Roman"/>
-          <w:color w:val="000000" w:themeColor="text1"/>
-          <w:sz w:val="24"/>
-          <w:szCs w:val="24"/>
-          <w:highlight w:val="yellow"/>
-        </w:rPr>
-        <w:t>9</w:t>
-      </w:r>
-      <w:r>
-        <w:rPr>
-          <w:rFonts w:ascii="Times New Roman" w:hAnsi="Times New Roman" w:cs="Times New Roman"/>
-          <w:color w:val="000000" w:themeColor="text1"/>
-          <w:sz w:val="24"/>
-          <w:szCs w:val="24"/>
-        </w:rPr>
-        <w:t>.</w:t>
-      </w:r>
-      <w:r>
-        <w:rPr>
-          <w:rFonts w:ascii="Times New Roman" w:hAnsi="Times New Roman" w:cs="Times New Roman"/>
-          <w:color w:val="000000" w:themeColor="text1"/>
-          <w:sz w:val="24"/>
-          <w:szCs w:val="24"/>
-        </w:rPr>
-        <w:t xml:space="preserve"> </w:t>
-      </w:r>
-      <w:r>
-        <w:rPr>
-          <w:rFonts w:ascii="Times New Roman" w:hAnsi="Times New Roman" w:cs="Times New Roman"/>
-          <w:color w:val="000000" w:themeColor="text1"/>
-          <w:sz w:val="24"/>
-          <w:szCs w:val="24"/>
-          <w:shd w:val="clear" w:color="auto" w:fill="FFFFFF"/>
-        </w:rPr>
-        <w:t>Презентация</w:t>
-      </w:r>
-    </w:p>
-    <w:p>
-      <w:pPr>
+        <w:pStyle w:val="afa"/>
         <w:jc w:val="center"/>
         <w:rPr>
-          <w:rFonts w:ascii="Times New Roman" w:hAnsi="Times New Roman" w:cs="Times New Roman"/>
-          <w:color w:val="000000" w:themeColor="text1"/>
-          <w:sz w:val="24"/>
-          <w:szCs w:val="24"/>
-        </w:rPr>
-      </w:pPr>
-      <w:r>
-        <w:rPr>
-          <w:rFonts w:ascii="Times New Roman" w:hAnsi="Times New Roman" w:cs="Times New Roman"/>
-          <w:noProof/>
-          <w:color w:val="000000" w:themeColor="text1"/>
-          <w:sz w:val="24"/>
-          <w:szCs w:val="24"/>
+          <w:lang w:eastAsia="ru-RU"/>
+        </w:rPr>
+      </w:pPr>
+      <w:r>
+        <w:rPr>
           <w:lang w:eastAsia="ru-RU"/>
         </w:rPr>
         <w:drawing>
-          <wp:inline distT="0" distB="0" distL="0" distR="0" wp14:anchorId="7DA41090" wp14:editId="3697E63D">
-            <wp:extent cx="6480175" cy="3644900"/>
-            <wp:effectExtent l="0" t="0" r="0" b="0"/>
-            <wp:docPr id="57" name="Рисунок 57"/>
+          <wp:inline distT="0" distB="0" distL="0" distR="0" wp14:anchorId="4D7EC8C7" wp14:editId="4CBBDEC6">
+            <wp:extent cx="5406084" cy="8692738"/>
+            <wp:effectExtent l="0" t="0" r="4445" b="0"/>
+            <wp:docPr id="13" name="Рисунок 13"/>
             <wp:cNvGraphicFramePr>
               <a:graphicFrameLocks xmlns:a="http://schemas.openxmlformats.org/drawingml/2006/main" noChangeAspect="1"/>
             </wp:cNvGraphicFramePr>
@@ -17712,17 +18559,11 @@
               <a:graphicData uri="http://schemas.openxmlformats.org/drawingml/2006/picture">
                 <pic:pic xmlns:pic="http://schemas.openxmlformats.org/drawingml/2006/picture">
                   <pic:nvPicPr>
-                    <pic:cNvPr id="57" name="Слайд1.JPG"/>
+                    <pic:cNvPr id="1" name=""/>
                     <pic:cNvPicPr/>
                   </pic:nvPicPr>
                   <pic:blipFill>
-                    <a:blip r:embed="rId13">
-                      <a:extLst>
-                        <a:ext uri="{28A0092B-C50C-407E-A947-70E740481C1C}">
-                          <a14:useLocalDpi xmlns:a14="http://schemas.microsoft.com/office/drawing/2010/main" val="0"/>
-                        </a:ext>
-                      </a:extLst>
-                    </a:blip>
+                    <a:blip r:embed="rId13"/>
                     <a:stretch>
                       <a:fillRect/>
                     </a:stretch>
@@ -17730,7 +18571,7 @@
                   <pic:spPr>
                     <a:xfrm>
                       <a:off x="0" y="0"/>
-                      <a:ext cx="6480175" cy="3644900"/>
+                      <a:ext cx="5421785" cy="8717984"/>
                     </a:xfrm>
                     <a:prstGeom prst="rect">
                       <a:avLst/>
@@ -17745,6 +18586,50 @@
     </w:p>
     <w:p>
       <w:pPr>
+        <w:pStyle w:val="1"/>
+        <w:numPr>
+          <w:ilvl w:val="0"/>
+          <w:numId w:val="0"/>
+        </w:numPr>
+        <w:ind w:left="1429"/>
+      </w:pPr>
+      <w:r>
+        <w:lastRenderedPageBreak/>
+        <w:t>ПРИЛОЖЕНИЕ 2</w:t>
+      </w:r>
+    </w:p>
+    <w:p>
+      <w:pPr>
+        <w:pStyle w:val="afa"/>
+      </w:pPr>
+    </w:p>
+    <w:p>
+      <w:pPr>
+        <w:pStyle w:val="afa"/>
+      </w:pPr>
+    </w:p>
+    <w:p>
+      <w:pPr>
+        <w:jc w:val="right"/>
+        <w:rPr>
+          <w:rFonts w:ascii="Times New Roman" w:hAnsi="Times New Roman" w:cs="Times New Roman"/>
+          <w:color w:val="000000" w:themeColor="text1"/>
+          <w:sz w:val="24"/>
+          <w:szCs w:val="24"/>
+        </w:rPr>
+      </w:pPr>
+      <w:r>
+        <w:rPr>
+          <w:rFonts w:ascii="Times New Roman" w:hAnsi="Times New Roman" w:cs="Times New Roman"/>
+          <w:color w:val="000000" w:themeColor="text1"/>
+          <w:sz w:val="24"/>
+          <w:szCs w:val="24"/>
+        </w:rPr>
+        <w:br w:type="page"/>
+      </w:r>
+    </w:p>
+    <w:p>
+      <w:pPr>
         <w:jc w:val="center"/>
         <w:rPr>
           <w:rFonts w:ascii="Times New Roman" w:hAnsi="Times New Roman" w:cs="Times New Roman"/>
@@ -17753,60 +18638,9 @@
           <w:szCs w:val="24"/>
         </w:rPr>
       </w:pPr>
-      <w:r>
-        <w:rPr>
-          <w:rFonts w:ascii="Times New Roman" w:hAnsi="Times New Roman" w:cs="Times New Roman"/>
-          <w:noProof/>
-          <w:color w:val="000000" w:themeColor="text1"/>
-          <w:sz w:val="24"/>
-          <w:szCs w:val="24"/>
-          <w:lang w:eastAsia="ru-RU"/>
-        </w:rPr>
-        <w:drawing>
-          <wp:inline distT="0" distB="0" distL="0" distR="0" wp14:anchorId="65F80952" wp14:editId="6C04B067">
-            <wp:extent cx="6480175" cy="3644900"/>
-            <wp:effectExtent l="0" t="0" r="0" b="0"/>
-            <wp:docPr id="58" name="Рисунок 58"/>
-            <wp:cNvGraphicFramePr>
-              <a:graphicFrameLocks xmlns:a="http://schemas.openxmlformats.org/drawingml/2006/main" noChangeAspect="1"/>
-            </wp:cNvGraphicFramePr>
-            <a:graphic xmlns:a="http://schemas.openxmlformats.org/drawingml/2006/main">
-              <a:graphicData uri="http://schemas.openxmlformats.org/drawingml/2006/picture">
-                <pic:pic xmlns:pic="http://schemas.openxmlformats.org/drawingml/2006/picture">
-                  <pic:nvPicPr>
-                    <pic:cNvPr id="58" name="Слайд2.JPG"/>
-                    <pic:cNvPicPr/>
-                  </pic:nvPicPr>
-                  <pic:blipFill>
-                    <a:blip r:embed="rId14">
-                      <a:extLst>
-                        <a:ext uri="{28A0092B-C50C-407E-A947-70E740481C1C}">
-                          <a14:useLocalDpi xmlns:a14="http://schemas.microsoft.com/office/drawing/2010/main" val="0"/>
-                        </a:ext>
-                      </a:extLst>
-                    </a:blip>
-                    <a:stretch>
-                      <a:fillRect/>
-                    </a:stretch>
-                  </pic:blipFill>
-                  <pic:spPr>
-                    <a:xfrm>
-                      <a:off x="0" y="0"/>
-                      <a:ext cx="6480175" cy="3644900"/>
-                    </a:xfrm>
-                    <a:prstGeom prst="rect">
-                      <a:avLst/>
-                    </a:prstGeom>
-                  </pic:spPr>
-                </pic:pic>
-              </a:graphicData>
-            </a:graphic>
-          </wp:inline>
-        </w:drawing>
-      </w:r>
     </w:p>
     <w:sectPr>
-      <w:footerReference w:type="default" r:id="rId15"/>
+      <w:footerReference w:type="default" r:id="rId14"/>
       <w:pgSz w:w="11906" w:h="16838" w:code="9"/>
       <w:pgMar w:top="1134" w:right="567" w:bottom="1134" w:left="1134" w:header="709" w:footer="709" w:gutter="0"/>
       <w:pgNumType w:start="2"/>
@@ -17819,7 +18653,7 @@
 </file>
 
 <file path=word/endnotes.xml><?xml version="1.0" encoding="utf-8"?>
-<w:endnotes xmlns:wpc="http://schemas.microsoft.com/office/word/2010/wordprocessingCanvas" xmlns:cx="http://schemas.microsoft.com/office/drawing/2014/chartex" xmlns:cx1="http://schemas.microsoft.com/office/drawing/2015/9/8/chartex" xmlns:cx2="http://schemas.microsoft.com/office/drawing/2015/10/21/chartex" xmlns:cx3="http://schemas.microsoft.com/office/drawing/2016/5/9/chartex" xmlns:cx4="http://schemas.microsoft.com/office/drawing/2016/5/10/chartex" xmlns:cx5="http://schemas.microsoft.com/office/drawing/2016/5/11/chartex" xmlns:cx6="http://schemas.microsoft.com/office/drawing/2016/5/12/chartex" xmlns:cx7="http://schemas.microsoft.com/office/drawing/2016/5/13/chartex" xmlns:cx8="http://schemas.microsoft.com/office/drawing/2016/5/14/chartex" xmlns:mc="http://schemas.openxmlformats.org/markup-compatibility/2006" xmlns:aink="http://schemas.microsoft.com/office/drawing/2016/ink" xmlns:am3d="http://schemas.microsoft.com/office/drawing/2017/model3d" xmlns:o="urn:schemas-microsoft-com:office:office" xmlns:r="http://schemas.openxmlformats.org/officeDocument/2006/relationships" xmlns:m="http://schemas.openxmlformats.org/officeDocument/2006/math" xmlns:v="urn:schemas-microsoft-com:vml" xmlns:wp14="http://schemas.microsoft.com/office/word/2010/wordprocessingDrawing" xmlns:wp="http://schemas.openxmlformats.org/drawingml/2006/wordprocessingDrawing" xmlns:w10="urn:schemas-microsoft-com:office:word" xmlns:w="http://schemas.openxmlformats.org/wordprocessingml/2006/main" xmlns:w14="http://schemas.microsoft.com/office/word/2010/wordml" xmlns:w15="http://schemas.microsoft.com/office/word/2012/wordml" xmlns:w16cex="http://schemas.microsoft.com/office/word/2018/wordml/cex" xmlns:w16cid="http://schemas.microsoft.com/office/word/2016/wordml/cid" xmlns:w16="http://schemas.microsoft.com/office/word/2018/wordml" xmlns:w16se="http://schemas.microsoft.com/office/word/2015/wordml/symex" xmlns:wpg="http://schemas.microsoft.com/office/word/2010/wordprocessingGroup" xmlns:wpi="http://schemas.microsoft.com/office/word/2010/wordprocessingInk" xmlns:wne="http://schemas.microsoft.com/office/word/2006/wordml" xmlns:wps="http://schemas.microsoft.com/office/word/2010/wordprocessingShape" mc:Ignorable="w14 w15 w16se w16cid w16 w16cex wp14">
+<w:endnotes xmlns:wpc="http://schemas.microsoft.com/office/word/2010/wordprocessingCanvas" xmlns:cx="http://schemas.microsoft.com/office/drawing/2014/chartex" xmlns:cx1="http://schemas.microsoft.com/office/drawing/2015/9/8/chartex" xmlns:cx2="http://schemas.microsoft.com/office/drawing/2015/10/21/chartex" xmlns:cx3="http://schemas.microsoft.com/office/drawing/2016/5/9/chartex" xmlns:cx4="http://schemas.microsoft.com/office/drawing/2016/5/10/chartex" xmlns:cx5="http://schemas.microsoft.com/office/drawing/2016/5/11/chartex" xmlns:cx6="http://schemas.microsoft.com/office/drawing/2016/5/12/chartex" xmlns:cx7="http://schemas.microsoft.com/office/drawing/2016/5/13/chartex" xmlns:cx8="http://schemas.microsoft.com/office/drawing/2016/5/14/chartex" xmlns:mc="http://schemas.openxmlformats.org/markup-compatibility/2006" xmlns:aink="http://schemas.microsoft.com/office/drawing/2016/ink" xmlns:am3d="http://schemas.microsoft.com/office/drawing/2017/model3d" xmlns:o="urn:schemas-microsoft-com:office:office" xmlns:r="http://schemas.openxmlformats.org/officeDocument/2006/relationships" xmlns:m="http://schemas.openxmlformats.org/officeDocument/2006/math" xmlns:v="urn:schemas-microsoft-com:vml" xmlns:wp14="http://schemas.microsoft.com/office/word/2010/wordprocessingDrawing" xmlns:wp="http://schemas.openxmlformats.org/drawingml/2006/wordprocessingDrawing" xmlns:w10="urn:schemas-microsoft-com:office:word" xmlns:w="http://schemas.openxmlformats.org/wordprocessingml/2006/main" xmlns:w14="http://schemas.microsoft.com/office/word/2010/wordml" xmlns:w15="http://schemas.microsoft.com/office/word/2012/wordml" xmlns:w16cex="http://schemas.microsoft.com/office/word/2018/wordml/cex" xmlns:w16cid="http://schemas.microsoft.com/office/word/2016/wordml/cid" xmlns:w16="http://schemas.microsoft.com/office/word/2018/wordml" xmlns:w16sdtdh="http://schemas.microsoft.com/office/word/2020/wordml/sdtdatahash" xmlns:w16se="http://schemas.microsoft.com/office/word/2015/wordml/symex" xmlns:wpg="http://schemas.microsoft.com/office/word/2010/wordprocessingGroup" xmlns:wpi="http://schemas.microsoft.com/office/word/2010/wordprocessingInk" xmlns:wne="http://schemas.microsoft.com/office/word/2006/wordml" xmlns:wps="http://schemas.microsoft.com/office/word/2010/wordprocessingShape" mc:Ignorable="w14 w15 w16se w16cid w16 w16cex w16sdtdh wp14">
   <w:endnote w:type="separator" w:id="-1">
     <w:p>
       <w:pPr>
@@ -17844,7 +18678,7 @@
 </file>
 
 <file path=word/footer1.xml><?xml version="1.0" encoding="utf-8"?>
-<w:ftr xmlns:wpc="http://schemas.microsoft.com/office/word/2010/wordprocessingCanvas" xmlns:cx="http://schemas.microsoft.com/office/drawing/2014/chartex" xmlns:cx1="http://schemas.microsoft.com/office/drawing/2015/9/8/chartex" xmlns:cx2="http://schemas.microsoft.com/office/drawing/2015/10/21/chartex" xmlns:cx3="http://schemas.microsoft.com/office/drawing/2016/5/9/chartex" xmlns:cx4="http://schemas.microsoft.com/office/drawing/2016/5/10/chartex" xmlns:cx5="http://schemas.microsoft.com/office/drawing/2016/5/11/chartex" xmlns:cx6="http://schemas.microsoft.com/office/drawing/2016/5/12/chartex" xmlns:cx7="http://schemas.microsoft.com/office/drawing/2016/5/13/chartex" xmlns:cx8="http://schemas.microsoft.com/office/drawing/2016/5/14/chartex" xmlns:mc="http://schemas.openxmlformats.org/markup-compatibility/2006" xmlns:aink="http://schemas.microsoft.com/office/drawing/2016/ink" xmlns:am3d="http://schemas.microsoft.com/office/drawing/2017/model3d" xmlns:o="urn:schemas-microsoft-com:office:office" xmlns:r="http://schemas.openxmlformats.org/officeDocument/2006/relationships" xmlns:m="http://schemas.openxmlformats.org/officeDocument/2006/math" xmlns:v="urn:schemas-microsoft-com:vml" xmlns:wp14="http://schemas.microsoft.com/office/word/2010/wordprocessingDrawing" xmlns:wp="http://schemas.openxmlformats.org/drawingml/2006/wordprocessingDrawing" xmlns:w10="urn:schemas-microsoft-com:office:word" xmlns:w="http://schemas.openxmlformats.org/wordprocessingml/2006/main" xmlns:w14="http://schemas.microsoft.com/office/word/2010/wordml" xmlns:w15="http://schemas.microsoft.com/office/word/2012/wordml" xmlns:w16cex="http://schemas.microsoft.com/office/word/2018/wordml/cex" xmlns:w16cid="http://schemas.microsoft.com/office/word/2016/wordml/cid" xmlns:w16="http://schemas.microsoft.com/office/word/2018/wordml" xmlns:w16se="http://schemas.microsoft.com/office/word/2015/wordml/symex" xmlns:wpg="http://schemas.microsoft.com/office/word/2010/wordprocessingGroup" xmlns:wpi="http://schemas.microsoft.com/office/word/2010/wordprocessingInk" xmlns:wne="http://schemas.microsoft.com/office/word/2006/wordml" xmlns:wps="http://schemas.microsoft.com/office/word/2010/wordprocessingShape" mc:Ignorable="w14 w15 w16se w16cid w16 w16cex wp14">
+<w:ftr xmlns:wpc="http://schemas.microsoft.com/office/word/2010/wordprocessingCanvas" xmlns:cx="http://schemas.microsoft.com/office/drawing/2014/chartex" xmlns:cx1="http://schemas.microsoft.com/office/drawing/2015/9/8/chartex" xmlns:cx2="http://schemas.microsoft.com/office/drawing/2015/10/21/chartex" xmlns:cx3="http://schemas.microsoft.com/office/drawing/2016/5/9/chartex" xmlns:cx4="http://schemas.microsoft.com/office/drawing/2016/5/10/chartex" xmlns:cx5="http://schemas.microsoft.com/office/drawing/2016/5/11/chartex" xmlns:cx6="http://schemas.microsoft.com/office/drawing/2016/5/12/chartex" xmlns:cx7="http://schemas.microsoft.com/office/drawing/2016/5/13/chartex" xmlns:cx8="http://schemas.microsoft.com/office/drawing/2016/5/14/chartex" xmlns:mc="http://schemas.openxmlformats.org/markup-compatibility/2006" xmlns:aink="http://schemas.microsoft.com/office/drawing/2016/ink" xmlns:am3d="http://schemas.microsoft.com/office/drawing/2017/model3d" xmlns:o="urn:schemas-microsoft-com:office:office" xmlns:r="http://schemas.openxmlformats.org/officeDocument/2006/relationships" xmlns:m="http://schemas.openxmlformats.org/officeDocument/2006/math" xmlns:v="urn:schemas-microsoft-com:vml" xmlns:wp14="http://schemas.microsoft.com/office/word/2010/wordprocessingDrawing" xmlns:wp="http://schemas.openxmlformats.org/drawingml/2006/wordprocessingDrawing" xmlns:w10="urn:schemas-microsoft-com:office:word" xmlns:w="http://schemas.openxmlformats.org/wordprocessingml/2006/main" xmlns:w14="http://schemas.microsoft.com/office/word/2010/wordml" xmlns:w15="http://schemas.microsoft.com/office/word/2012/wordml" xmlns:w16cex="http://schemas.microsoft.com/office/word/2018/wordml/cex" xmlns:w16cid="http://schemas.microsoft.com/office/word/2016/wordml/cid" xmlns:w16="http://schemas.microsoft.com/office/word/2018/wordml" xmlns:w16sdtdh="http://schemas.microsoft.com/office/word/2020/wordml/sdtdatahash" xmlns:w16se="http://schemas.microsoft.com/office/word/2015/wordml/symex" xmlns:wpg="http://schemas.microsoft.com/office/word/2010/wordprocessingGroup" xmlns:wpi="http://schemas.microsoft.com/office/word/2010/wordprocessingInk" xmlns:wne="http://schemas.microsoft.com/office/word/2006/wordml" xmlns:wps="http://schemas.microsoft.com/office/word/2010/wordprocessingShape" mc:Ignorable="w14 w15 w16se w16cid w16 w16cex w16sdtdh wp14">
   <w:sdt>
     <w:sdtPr>
       <w:id w:val="-1278405968"/>
@@ -17924,7 +18758,7 @@
 </file>
 
 <file path=word/footnotes.xml><?xml version="1.0" encoding="utf-8"?>
-<w:footnotes xmlns:wpc="http://schemas.microsoft.com/office/word/2010/wordprocessingCanvas" xmlns:cx="http://schemas.microsoft.com/office/drawing/2014/chartex" xmlns:cx1="http://schemas.microsoft.com/office/drawing/2015/9/8/chartex" xmlns:cx2="http://schemas.microsoft.com/office/drawing/2015/10/21/chartex" xmlns:cx3="http://schemas.microsoft.com/office/drawing/2016/5/9/chartex" xmlns:cx4="http://schemas.microsoft.com/office/drawing/2016/5/10/chartex" xmlns:cx5="http://schemas.microsoft.com/office/drawing/2016/5/11/chartex" xmlns:cx6="http://schemas.microsoft.com/office/drawing/2016/5/12/chartex" xmlns:cx7="http://schemas.microsoft.com/office/drawing/2016/5/13/chartex" xmlns:cx8="http://schemas.microsoft.com/office/drawing/2016/5/14/chartex" xmlns:mc="http://schemas.openxmlformats.org/markup-compatibility/2006" xmlns:aink="http://schemas.microsoft.com/office/drawing/2016/ink" xmlns:am3d="http://schemas.microsoft.com/office/drawing/2017/model3d" xmlns:o="urn:schemas-microsoft-com:office:office" xmlns:r="http://schemas.openxmlformats.org/officeDocument/2006/relationships" xmlns:m="http://schemas.openxmlformats.org/officeDocument/2006/math" xmlns:v="urn:schemas-microsoft-com:vml" xmlns:wp14="http://schemas.microsoft.com/office/word/2010/wordprocessingDrawing" xmlns:wp="http://schemas.openxmlformats.org/drawingml/2006/wordprocessingDrawing" xmlns:w10="urn:schemas-microsoft-com:office:word" xmlns:w="http://schemas.openxmlformats.org/wordprocessingml/2006/main" xmlns:w14="http://schemas.microsoft.com/office/word/2010/wordml" xmlns:w15="http://schemas.microsoft.com/office/word/2012/wordml" xmlns:w16cex="http://schemas.microsoft.com/office/word/2018/wordml/cex" xmlns:w16cid="http://schemas.microsoft.com/office/word/2016/wordml/cid" xmlns:w16="http://schemas.microsoft.com/office/word/2018/wordml" xmlns:w16se="http://schemas.microsoft.com/office/word/2015/wordml/symex" xmlns:wpg="http://schemas.microsoft.com/office/word/2010/wordprocessingGroup" xmlns:wpi="http://schemas.microsoft.com/office/word/2010/wordprocessingInk" xmlns:wne="http://schemas.microsoft.com/office/word/2006/wordml" xmlns:wps="http://schemas.microsoft.com/office/word/2010/wordprocessingShape" mc:Ignorable="w14 w15 w16se w16cid w16 w16cex wp14">
+<w:footnotes xmlns:wpc="http://schemas.microsoft.com/office/word/2010/wordprocessingCanvas" xmlns:cx="http://schemas.microsoft.com/office/drawing/2014/chartex" xmlns:cx1="http://schemas.microsoft.com/office/drawing/2015/9/8/chartex" xmlns:cx2="http://schemas.microsoft.com/office/drawing/2015/10/21/chartex" xmlns:cx3="http://schemas.microsoft.com/office/drawing/2016/5/9/chartex" xmlns:cx4="http://schemas.microsoft.com/office/drawing/2016/5/10/chartex" xmlns:cx5="http://schemas.microsoft.com/office/drawing/2016/5/11/chartex" xmlns:cx6="http://schemas.microsoft.com/office/drawing/2016/5/12/chartex" xmlns:cx7="http://schemas.microsoft.com/office/drawing/2016/5/13/chartex" xmlns:cx8="http://schemas.microsoft.com/office/drawing/2016/5/14/chartex" xmlns:mc="http://schemas.openxmlformats.org/markup-compatibility/2006" xmlns:aink="http://schemas.microsoft.com/office/drawing/2016/ink" xmlns:am3d="http://schemas.microsoft.com/office/drawing/2017/model3d" xmlns:o="urn:schemas-microsoft-com:office:office" xmlns:r="http://schemas.openxmlformats.org/officeDocument/2006/relationships" xmlns:m="http://schemas.openxmlformats.org/officeDocument/2006/math" xmlns:v="urn:schemas-microsoft-com:vml" xmlns:wp14="http://schemas.microsoft.com/office/word/2010/wordprocessingDrawing" xmlns:wp="http://schemas.openxmlformats.org/drawingml/2006/wordprocessingDrawing" xmlns:w10="urn:schemas-microsoft-com:office:word" xmlns:w="http://schemas.openxmlformats.org/wordprocessingml/2006/main" xmlns:w14="http://schemas.microsoft.com/office/word/2010/wordml" xmlns:w15="http://schemas.microsoft.com/office/word/2012/wordml" xmlns:w16cex="http://schemas.microsoft.com/office/word/2018/wordml/cex" xmlns:w16cid="http://schemas.microsoft.com/office/word/2016/wordml/cid" xmlns:w16="http://schemas.microsoft.com/office/word/2018/wordml" xmlns:w16sdtdh="http://schemas.microsoft.com/office/word/2020/wordml/sdtdatahash" xmlns:w16se="http://schemas.microsoft.com/office/word/2015/wordml/symex" xmlns:wpg="http://schemas.microsoft.com/office/word/2010/wordprocessingGroup" xmlns:wpi="http://schemas.microsoft.com/office/word/2010/wordprocessingInk" xmlns:wne="http://schemas.microsoft.com/office/word/2006/wordml" xmlns:wps="http://schemas.microsoft.com/office/word/2010/wordprocessingShape" mc:Ignorable="w14 w15 w16se w16cid w16 w16cex w16sdtdh wp14">
   <w:footnote w:type="separator" w:id="-1">
     <w:p>
       <w:pPr>
@@ -17949,7 +18783,7 @@
 </file>
 
 <file path=word/numbering.xml><?xml version="1.0" encoding="utf-8"?>
-<w:numbering xmlns:wpc="http://schemas.microsoft.com/office/word/2010/wordprocessingCanvas" xmlns:cx="http://schemas.microsoft.com/office/drawing/2014/chartex" xmlns:cx1="http://schemas.microsoft.com/office/drawing/2015/9/8/chartex" xmlns:cx2="http://schemas.microsoft.com/office/drawing/2015/10/21/chartex" xmlns:cx3="http://schemas.microsoft.com/office/drawing/2016/5/9/chartex" xmlns:cx4="http://schemas.microsoft.com/office/drawing/2016/5/10/chartex" xmlns:cx5="http://schemas.microsoft.com/office/drawing/2016/5/11/chartex" xmlns:cx6="http://schemas.microsoft.com/office/drawing/2016/5/12/chartex" xmlns:cx7="http://schemas.microsoft.com/office/drawing/2016/5/13/chartex" xmlns:cx8="http://schemas.microsoft.com/office/drawing/2016/5/14/chartex" xmlns:mc="http://schemas.openxmlformats.org/markup-compatibility/2006" xmlns:aink="http://schemas.microsoft.com/office/drawing/2016/ink" xmlns:am3d="http://schemas.microsoft.com/office/drawing/2017/model3d" xmlns:o="urn:schemas-microsoft-com:office:office" xmlns:r="http://schemas.openxmlformats.org/officeDocument/2006/relationships" xmlns:m="http://schemas.openxmlformats.org/officeDocument/2006/math" xmlns:v="urn:schemas-microsoft-com:vml" xmlns:wp14="http://schemas.microsoft.com/office/word/2010/wordprocessingDrawing" xmlns:wp="http://schemas.openxmlformats.org/drawingml/2006/wordprocessingDrawing" xmlns:w10="urn:schemas-microsoft-com:office:word" xmlns:w="http://schemas.openxmlformats.org/wordprocessingml/2006/main" xmlns:w14="http://schemas.microsoft.com/office/word/2010/wordml" xmlns:w15="http://schemas.microsoft.com/office/word/2012/wordml" xmlns:w16cex="http://schemas.microsoft.com/office/word/2018/wordml/cex" xmlns:w16cid="http://schemas.microsoft.com/office/word/2016/wordml/cid" xmlns:w16="http://schemas.microsoft.com/office/word/2018/wordml" xmlns:w16se="http://schemas.microsoft.com/office/word/2015/wordml/symex" xmlns:wpg="http://schemas.microsoft.com/office/word/2010/wordprocessingGroup" xmlns:wpi="http://schemas.microsoft.com/office/word/2010/wordprocessingInk" xmlns:wne="http://schemas.microsoft.com/office/word/2006/wordml" xmlns:wps="http://schemas.microsoft.com/office/word/2010/wordprocessingShape" mc:Ignorable="w14 w15 w16se w16cid w16 w16cex wp14">
+<w:numbering xmlns:wpc="http://schemas.microsoft.com/office/word/2010/wordprocessingCanvas" xmlns:cx="http://schemas.microsoft.com/office/drawing/2014/chartex" xmlns:cx1="http://schemas.microsoft.com/office/drawing/2015/9/8/chartex" xmlns:cx2="http://schemas.microsoft.com/office/drawing/2015/10/21/chartex" xmlns:cx3="http://schemas.microsoft.com/office/drawing/2016/5/9/chartex" xmlns:cx4="http://schemas.microsoft.com/office/drawing/2016/5/10/chartex" xmlns:cx5="http://schemas.microsoft.com/office/drawing/2016/5/11/chartex" xmlns:cx6="http://schemas.microsoft.com/office/drawing/2016/5/12/chartex" xmlns:cx7="http://schemas.microsoft.com/office/drawing/2016/5/13/chartex" xmlns:cx8="http://schemas.microsoft.com/office/drawing/2016/5/14/chartex" xmlns:mc="http://schemas.openxmlformats.org/markup-compatibility/2006" xmlns:aink="http://schemas.microsoft.com/office/drawing/2016/ink" xmlns:am3d="http://schemas.microsoft.com/office/drawing/2017/model3d" xmlns:o="urn:schemas-microsoft-com:office:office" xmlns:r="http://schemas.openxmlformats.org/officeDocument/2006/relationships" xmlns:m="http://schemas.openxmlformats.org/officeDocument/2006/math" xmlns:v="urn:schemas-microsoft-com:vml" xmlns:wp14="http://schemas.microsoft.com/office/word/2010/wordprocessingDrawing" xmlns:wp="http://schemas.openxmlformats.org/drawingml/2006/wordprocessingDrawing" xmlns:w10="urn:schemas-microsoft-com:office:word" xmlns:w="http://schemas.openxmlformats.org/wordprocessingml/2006/main" xmlns:w14="http://schemas.microsoft.com/office/word/2010/wordml" xmlns:w15="http://schemas.microsoft.com/office/word/2012/wordml" xmlns:w16cex="http://schemas.microsoft.com/office/word/2018/wordml/cex" xmlns:w16cid="http://schemas.microsoft.com/office/word/2016/wordml/cid" xmlns:w16="http://schemas.microsoft.com/office/word/2018/wordml" xmlns:w16sdtdh="http://schemas.microsoft.com/office/word/2020/wordml/sdtdatahash" xmlns:w16se="http://schemas.microsoft.com/office/word/2015/wordml/symex" xmlns:wpg="http://schemas.microsoft.com/office/word/2010/wordprocessingGroup" xmlns:wpi="http://schemas.microsoft.com/office/word/2010/wordprocessingInk" xmlns:wne="http://schemas.microsoft.com/office/word/2006/wordml" xmlns:wps="http://schemas.microsoft.com/office/word/2010/wordprocessingShape" mc:Ignorable="w14 w15 w16se w16cid w16 w16cex w16sdtdh wp14">
   <w:abstractNum w:abstractNumId="0" w15:restartNumberingAfterBreak="0">
     <w:nsid w:val="00000001"/>
     <w:multiLevelType w:val="multilevel"/>
@@ -19742,6 +20576,95 @@
     </w:lvl>
   </w:abstractNum>
   <w:abstractNum w:abstractNumId="18" w15:restartNumberingAfterBreak="0">
+    <w:nsid w:val="33E507C0"/>
+    <w:multiLevelType w:val="hybridMultilevel"/>
+    <w:tmpl w:val="CFF0EB04"/>
+    <w:lvl w:ilvl="0" w:tplc="3E0CD02E">
+      <w:start w:val="1"/>
+      <w:numFmt w:val="decimal"/>
+      <w:lvlText w:val="%1."/>
+      <w:lvlJc w:val="left"/>
+      <w:pPr>
+        <w:ind w:left="1069" w:hanging="360"/>
+      </w:pPr>
+      <w:rPr>
+        <w:rFonts w:hint="default"/>
+      </w:rPr>
+    </w:lvl>
+    <w:lvl w:ilvl="1" w:tplc="04190019" w:tentative="1">
+      <w:start w:val="1"/>
+      <w:numFmt w:val="lowerLetter"/>
+      <w:lvlText w:val="%2."/>
+      <w:lvlJc w:val="left"/>
+      <w:pPr>
+        <w:ind w:left="1789" w:hanging="360"/>
+      </w:pPr>
+    </w:lvl>
+    <w:lvl w:ilvl="2" w:tplc="0419001B" w:tentative="1">
+      <w:start w:val="1"/>
+      <w:numFmt w:val="lowerRoman"/>
+      <w:lvlText w:val="%3."/>
+      <w:lvlJc w:val="right"/>
+      <w:pPr>
+        <w:ind w:left="2509" w:hanging="180"/>
+      </w:pPr>
+    </w:lvl>
+    <w:lvl w:ilvl="3" w:tplc="0419000F" w:tentative="1">
+      <w:start w:val="1"/>
+      <w:numFmt w:val="decimal"/>
+      <w:lvlText w:val="%4."/>
+      <w:lvlJc w:val="left"/>
+      <w:pPr>
+        <w:ind w:left="3229" w:hanging="360"/>
+      </w:pPr>
+    </w:lvl>
+    <w:lvl w:ilvl="4" w:tplc="04190019" w:tentative="1">
+      <w:start w:val="1"/>
+      <w:numFmt w:val="lowerLetter"/>
+      <w:lvlText w:val="%5."/>
+      <w:lvlJc w:val="left"/>
+      <w:pPr>
+        <w:ind w:left="3949" w:hanging="360"/>
+      </w:pPr>
+    </w:lvl>
+    <w:lvl w:ilvl="5" w:tplc="0419001B" w:tentative="1">
+      <w:start w:val="1"/>
+      <w:numFmt w:val="lowerRoman"/>
+      <w:lvlText w:val="%6."/>
+      <w:lvlJc w:val="right"/>
+      <w:pPr>
+        <w:ind w:left="4669" w:hanging="180"/>
+      </w:pPr>
+    </w:lvl>
+    <w:lvl w:ilvl="6" w:tplc="0419000F" w:tentative="1">
+      <w:start w:val="1"/>
+      <w:numFmt w:val="decimal"/>
+      <w:lvlText w:val="%7."/>
+      <w:lvlJc w:val="left"/>
+      <w:pPr>
+        <w:ind w:left="5389" w:hanging="360"/>
+      </w:pPr>
+    </w:lvl>
+    <w:lvl w:ilvl="7" w:tplc="04190019" w:tentative="1">
+      <w:start w:val="1"/>
+      <w:numFmt w:val="lowerLetter"/>
+      <w:lvlText w:val="%8."/>
+      <w:lvlJc w:val="left"/>
+      <w:pPr>
+        <w:ind w:left="6109" w:hanging="360"/>
+      </w:pPr>
+    </w:lvl>
+    <w:lvl w:ilvl="8" w:tplc="0419001B" w:tentative="1">
+      <w:start w:val="1"/>
+      <w:numFmt w:val="lowerRoman"/>
+      <w:lvlText w:val="%9."/>
+      <w:lvlJc w:val="right"/>
+      <w:pPr>
+        <w:ind w:left="6829" w:hanging="180"/>
+      </w:pPr>
+    </w:lvl>
+  </w:abstractNum>
+  <w:abstractNum w:abstractNumId="19" w15:restartNumberingAfterBreak="0">
     <w:nsid w:val="34A43D5E"/>
     <w:multiLevelType w:val="hybridMultilevel"/>
     <w:tmpl w:val="148A4B8C"/>
@@ -19827,7 +20750,7 @@
       </w:pPr>
     </w:lvl>
   </w:abstractNum>
-  <w:abstractNum w:abstractNumId="19" w15:restartNumberingAfterBreak="0">
+  <w:abstractNum w:abstractNumId="20" w15:restartNumberingAfterBreak="0">
     <w:nsid w:val="35F652DD"/>
     <w:multiLevelType w:val="hybridMultilevel"/>
     <w:tmpl w:val="45C4E8E2"/>
@@ -19916,7 +20839,7 @@
       </w:pPr>
     </w:lvl>
   </w:abstractNum>
-  <w:abstractNum w:abstractNumId="20" w15:restartNumberingAfterBreak="0">
+  <w:abstractNum w:abstractNumId="21" w15:restartNumberingAfterBreak="0">
     <w:nsid w:val="37BF4EFA"/>
     <w:multiLevelType w:val="hybridMultilevel"/>
     <w:tmpl w:val="3EC2E636"/>
@@ -20002,7 +20925,7 @@
       </w:pPr>
     </w:lvl>
   </w:abstractNum>
-  <w:abstractNum w:abstractNumId="21" w15:restartNumberingAfterBreak="0">
+  <w:abstractNum w:abstractNumId="22" w15:restartNumberingAfterBreak="0">
     <w:nsid w:val="38F70961"/>
     <w:multiLevelType w:val="hybridMultilevel"/>
     <w:tmpl w:val="6628A0C8"/>
@@ -20091,7 +21014,7 @@
       </w:pPr>
     </w:lvl>
   </w:abstractNum>
-  <w:abstractNum w:abstractNumId="22" w15:restartNumberingAfterBreak="0">
+  <w:abstractNum w:abstractNumId="23" w15:restartNumberingAfterBreak="0">
     <w:nsid w:val="39A64BD7"/>
     <w:multiLevelType w:val="hybridMultilevel"/>
     <w:tmpl w:val="8AFEB13E"/>
@@ -20204,7 +21127,7 @@
       </w:rPr>
     </w:lvl>
   </w:abstractNum>
-  <w:abstractNum w:abstractNumId="23" w15:restartNumberingAfterBreak="0">
+  <w:abstractNum w:abstractNumId="24" w15:restartNumberingAfterBreak="0">
     <w:nsid w:val="4461059C"/>
     <w:multiLevelType w:val="hybridMultilevel"/>
     <w:tmpl w:val="E0E8A4FC"/>
@@ -20293,7 +21216,7 @@
       </w:pPr>
     </w:lvl>
   </w:abstractNum>
-  <w:abstractNum w:abstractNumId="24" w15:restartNumberingAfterBreak="0">
+  <w:abstractNum w:abstractNumId="25" w15:restartNumberingAfterBreak="0">
     <w:nsid w:val="469639CB"/>
     <w:multiLevelType w:val="hybridMultilevel"/>
     <w:tmpl w:val="21B0B186"/>
@@ -20379,7 +21302,7 @@
       </w:pPr>
     </w:lvl>
   </w:abstractNum>
-  <w:abstractNum w:abstractNumId="25" w15:restartNumberingAfterBreak="0">
+  <w:abstractNum w:abstractNumId="26" w15:restartNumberingAfterBreak="0">
     <w:nsid w:val="474B5C64"/>
     <w:multiLevelType w:val="hybridMultilevel"/>
     <w:tmpl w:val="430CA4F2"/>
@@ -20468,7 +21391,7 @@
       </w:pPr>
     </w:lvl>
   </w:abstractNum>
-  <w:abstractNum w:abstractNumId="26" w15:restartNumberingAfterBreak="0">
+  <w:abstractNum w:abstractNumId="27" w15:restartNumberingAfterBreak="0">
     <w:nsid w:val="479E3A51"/>
     <w:multiLevelType w:val="hybridMultilevel"/>
     <w:tmpl w:val="FB2EADE6"/>
@@ -20557,7 +21480,7 @@
       </w:pPr>
     </w:lvl>
   </w:abstractNum>
-  <w:abstractNum w:abstractNumId="27" w15:restartNumberingAfterBreak="0">
+  <w:abstractNum w:abstractNumId="28" w15:restartNumberingAfterBreak="0">
     <w:nsid w:val="497A160D"/>
     <w:multiLevelType w:val="hybridMultilevel"/>
     <w:tmpl w:val="BC348CB6"/>
@@ -20646,7 +21569,7 @@
       </w:pPr>
     </w:lvl>
   </w:abstractNum>
-  <w:abstractNum w:abstractNumId="28" w15:restartNumberingAfterBreak="0">
+  <w:abstractNum w:abstractNumId="29" w15:restartNumberingAfterBreak="0">
     <w:nsid w:val="49836098"/>
     <w:multiLevelType w:val="multilevel"/>
     <w:tmpl w:val="01AEB0BA"/>
@@ -20724,7 +21647,7 @@
       </w:rPr>
     </w:lvl>
   </w:abstractNum>
-  <w:abstractNum w:abstractNumId="29" w15:restartNumberingAfterBreak="0">
+  <w:abstractNum w:abstractNumId="30" w15:restartNumberingAfterBreak="0">
     <w:nsid w:val="4C191128"/>
     <w:multiLevelType w:val="hybridMultilevel"/>
     <w:tmpl w:val="9E582F16"/>
@@ -20810,7 +21733,7 @@
       </w:pPr>
     </w:lvl>
   </w:abstractNum>
-  <w:abstractNum w:abstractNumId="30" w15:restartNumberingAfterBreak="0">
+  <w:abstractNum w:abstractNumId="31" w15:restartNumberingAfterBreak="0">
     <w:nsid w:val="4D1C7B31"/>
     <w:multiLevelType w:val="hybridMultilevel"/>
     <w:tmpl w:val="9D58B042"/>
@@ -20899,7 +21822,7 @@
       </w:pPr>
     </w:lvl>
   </w:abstractNum>
-  <w:abstractNum w:abstractNumId="31" w15:restartNumberingAfterBreak="0">
+  <w:abstractNum w:abstractNumId="32" w15:restartNumberingAfterBreak="0">
     <w:nsid w:val="4E1B2412"/>
     <w:multiLevelType w:val="hybridMultilevel"/>
     <w:tmpl w:val="C2B2BF8A"/>
@@ -20985,7 +21908,7 @@
       </w:pPr>
     </w:lvl>
   </w:abstractNum>
-  <w:abstractNum w:abstractNumId="32" w15:restartNumberingAfterBreak="0">
+  <w:abstractNum w:abstractNumId="33" w15:restartNumberingAfterBreak="0">
     <w:nsid w:val="4E265B8E"/>
     <w:multiLevelType w:val="hybridMultilevel"/>
     <w:tmpl w:val="7FB23CB0"/>
@@ -21068,7 +21991,7 @@
       </w:pPr>
     </w:lvl>
   </w:abstractNum>
-  <w:abstractNum w:abstractNumId="33" w15:restartNumberingAfterBreak="0">
+  <w:abstractNum w:abstractNumId="34" w15:restartNumberingAfterBreak="0">
     <w:nsid w:val="4E765B2C"/>
     <w:multiLevelType w:val="hybridMultilevel"/>
     <w:tmpl w:val="F1E6926E"/>
@@ -21158,7 +22081,7 @@
       </w:pPr>
     </w:lvl>
   </w:abstractNum>
-  <w:abstractNum w:abstractNumId="34" w15:restartNumberingAfterBreak="0">
+  <w:abstractNum w:abstractNumId="35" w15:restartNumberingAfterBreak="0">
     <w:nsid w:val="502C70DA"/>
     <w:multiLevelType w:val="multilevel"/>
     <w:tmpl w:val="26029D14"/>
@@ -21364,7 +22287,7 @@
       </w:rPr>
     </w:lvl>
   </w:abstractNum>
-  <w:abstractNum w:abstractNumId="35" w15:restartNumberingAfterBreak="0">
+  <w:abstractNum w:abstractNumId="36" w15:restartNumberingAfterBreak="0">
     <w:nsid w:val="53EE105B"/>
     <w:multiLevelType w:val="hybridMultilevel"/>
     <w:tmpl w:val="02AE1D9C"/>
@@ -21453,7 +22376,7 @@
       </w:pPr>
     </w:lvl>
   </w:abstractNum>
-  <w:abstractNum w:abstractNumId="36" w15:restartNumberingAfterBreak="0">
+  <w:abstractNum w:abstractNumId="37" w15:restartNumberingAfterBreak="0">
     <w:nsid w:val="544E03F9"/>
     <w:multiLevelType w:val="hybridMultilevel"/>
     <w:tmpl w:val="1116F1A0"/>
@@ -21543,7 +22466,7 @@
       </w:pPr>
     </w:lvl>
   </w:abstractNum>
-  <w:abstractNum w:abstractNumId="37" w15:restartNumberingAfterBreak="0">
+  <w:abstractNum w:abstractNumId="38" w15:restartNumberingAfterBreak="0">
     <w:nsid w:val="54A876FB"/>
     <w:multiLevelType w:val="hybridMultilevel"/>
     <w:tmpl w:val="BFDCEA84"/>
@@ -21656,7 +22579,7 @@
       </w:rPr>
     </w:lvl>
   </w:abstractNum>
-  <w:abstractNum w:abstractNumId="38" w15:restartNumberingAfterBreak="0">
+  <w:abstractNum w:abstractNumId="39" w15:restartNumberingAfterBreak="0">
     <w:nsid w:val="586B4E0A"/>
     <w:multiLevelType w:val="hybridMultilevel"/>
     <w:tmpl w:val="51A0F8B6"/>
@@ -21745,7 +22668,7 @@
       </w:pPr>
     </w:lvl>
   </w:abstractNum>
-  <w:abstractNum w:abstractNumId="39" w15:restartNumberingAfterBreak="0">
+  <w:abstractNum w:abstractNumId="40" w15:restartNumberingAfterBreak="0">
     <w:nsid w:val="58C83E1B"/>
     <w:multiLevelType w:val="hybridMultilevel"/>
     <w:tmpl w:val="B3C8AC4C"/>
@@ -21834,7 +22757,7 @@
       </w:pPr>
     </w:lvl>
   </w:abstractNum>
-  <w:abstractNum w:abstractNumId="40" w15:restartNumberingAfterBreak="0">
+  <w:abstractNum w:abstractNumId="41" w15:restartNumberingAfterBreak="0">
     <w:nsid w:val="5BBD3E45"/>
     <w:multiLevelType w:val="multilevel"/>
     <w:tmpl w:val="FFFFFFFF"/>
@@ -22013,7 +22936,7 @@
       </w:rPr>
     </w:lvl>
   </w:abstractNum>
-  <w:abstractNum w:abstractNumId="41" w15:restartNumberingAfterBreak="0">
+  <w:abstractNum w:abstractNumId="42" w15:restartNumberingAfterBreak="0">
     <w:nsid w:val="5CD04EB5"/>
     <w:multiLevelType w:val="hybridMultilevel"/>
     <w:tmpl w:val="65609EC0"/>
@@ -22103,7 +23026,7 @@
       </w:pPr>
     </w:lvl>
   </w:abstractNum>
-  <w:abstractNum w:abstractNumId="42" w15:restartNumberingAfterBreak="0">
+  <w:abstractNum w:abstractNumId="43" w15:restartNumberingAfterBreak="0">
     <w:nsid w:val="5EF06BF1"/>
     <w:multiLevelType w:val="hybridMultilevel"/>
     <w:tmpl w:val="908852DC"/>
@@ -22189,7 +23112,7 @@
       </w:pPr>
     </w:lvl>
   </w:abstractNum>
-  <w:abstractNum w:abstractNumId="43" w15:restartNumberingAfterBreak="0">
+  <w:abstractNum w:abstractNumId="44" w15:restartNumberingAfterBreak="0">
     <w:nsid w:val="689273A0"/>
     <w:multiLevelType w:val="multilevel"/>
     <w:tmpl w:val="1F2E7D78"/>
@@ -22267,7 +23190,7 @@
       </w:rPr>
     </w:lvl>
   </w:abstractNum>
-  <w:abstractNum w:abstractNumId="44" w15:restartNumberingAfterBreak="0">
+  <w:abstractNum w:abstractNumId="45" w15:restartNumberingAfterBreak="0">
     <w:nsid w:val="68985CB0"/>
     <w:multiLevelType w:val="hybridMultilevel"/>
     <w:tmpl w:val="36B06A90"/>
@@ -22356,7 +23279,7 @@
       </w:pPr>
     </w:lvl>
   </w:abstractNum>
-  <w:abstractNum w:abstractNumId="45" w15:restartNumberingAfterBreak="0">
+  <w:abstractNum w:abstractNumId="46" w15:restartNumberingAfterBreak="0">
     <w:nsid w:val="6A6E3C6A"/>
     <w:multiLevelType w:val="hybridMultilevel"/>
     <w:tmpl w:val="80EAF5B8"/>
@@ -22446,7 +23369,96 @@
       </w:pPr>
     </w:lvl>
   </w:abstractNum>
-  <w:abstractNum w:abstractNumId="46" w15:restartNumberingAfterBreak="0">
+  <w:abstractNum w:abstractNumId="47" w15:restartNumberingAfterBreak="0">
+    <w:nsid w:val="74360EDF"/>
+    <w:multiLevelType w:val="hybridMultilevel"/>
+    <w:tmpl w:val="00D690F8"/>
+    <w:lvl w:ilvl="0" w:tplc="3E0CD02E">
+      <w:start w:val="1"/>
+      <w:numFmt w:val="decimal"/>
+      <w:lvlText w:val="%1."/>
+      <w:lvlJc w:val="left"/>
+      <w:pPr>
+        <w:ind w:left="1069" w:hanging="360"/>
+      </w:pPr>
+      <w:rPr>
+        <w:rFonts w:hint="default"/>
+      </w:rPr>
+    </w:lvl>
+    <w:lvl w:ilvl="1" w:tplc="04190019" w:tentative="1">
+      <w:start w:val="1"/>
+      <w:numFmt w:val="lowerLetter"/>
+      <w:lvlText w:val="%2."/>
+      <w:lvlJc w:val="left"/>
+      <w:pPr>
+        <w:ind w:left="1789" w:hanging="360"/>
+      </w:pPr>
+    </w:lvl>
+    <w:lvl w:ilvl="2" w:tplc="0419001B" w:tentative="1">
+      <w:start w:val="1"/>
+      <w:numFmt w:val="lowerRoman"/>
+      <w:lvlText w:val="%3."/>
+      <w:lvlJc w:val="right"/>
+      <w:pPr>
+        <w:ind w:left="2509" w:hanging="180"/>
+      </w:pPr>
+    </w:lvl>
+    <w:lvl w:ilvl="3" w:tplc="0419000F" w:tentative="1">
+      <w:start w:val="1"/>
+      <w:numFmt w:val="decimal"/>
+      <w:lvlText w:val="%4."/>
+      <w:lvlJc w:val="left"/>
+      <w:pPr>
+        <w:ind w:left="3229" w:hanging="360"/>
+      </w:pPr>
+    </w:lvl>
+    <w:lvl w:ilvl="4" w:tplc="04190019" w:tentative="1">
+      <w:start w:val="1"/>
+      <w:numFmt w:val="lowerLetter"/>
+      <w:lvlText w:val="%5."/>
+      <w:lvlJc w:val="left"/>
+      <w:pPr>
+        <w:ind w:left="3949" w:hanging="360"/>
+      </w:pPr>
+    </w:lvl>
+    <w:lvl w:ilvl="5" w:tplc="0419001B" w:tentative="1">
+      <w:start w:val="1"/>
+      <w:numFmt w:val="lowerRoman"/>
+      <w:lvlText w:val="%6."/>
+      <w:lvlJc w:val="right"/>
+      <w:pPr>
+        <w:ind w:left="4669" w:hanging="180"/>
+      </w:pPr>
+    </w:lvl>
+    <w:lvl w:ilvl="6" w:tplc="0419000F" w:tentative="1">
+      <w:start w:val="1"/>
+      <w:numFmt w:val="decimal"/>
+      <w:lvlText w:val="%7."/>
+      <w:lvlJc w:val="left"/>
+      <w:pPr>
+        <w:ind w:left="5389" w:hanging="360"/>
+      </w:pPr>
+    </w:lvl>
+    <w:lvl w:ilvl="7" w:tplc="04190019" w:tentative="1">
+      <w:start w:val="1"/>
+      <w:numFmt w:val="lowerLetter"/>
+      <w:lvlText w:val="%8."/>
+      <w:lvlJc w:val="left"/>
+      <w:pPr>
+        <w:ind w:left="6109" w:hanging="360"/>
+      </w:pPr>
+    </w:lvl>
+    <w:lvl w:ilvl="8" w:tplc="0419001B" w:tentative="1">
+      <w:start w:val="1"/>
+      <w:numFmt w:val="lowerRoman"/>
+      <w:lvlText w:val="%9."/>
+      <w:lvlJc w:val="right"/>
+      <w:pPr>
+        <w:ind w:left="6829" w:hanging="180"/>
+      </w:pPr>
+    </w:lvl>
+  </w:abstractNum>
+  <w:abstractNum w:abstractNumId="48" w15:restartNumberingAfterBreak="0">
     <w:nsid w:val="76626838"/>
     <w:multiLevelType w:val="hybridMultilevel"/>
     <w:tmpl w:val="07FEE5B0"/>
@@ -22532,7 +23544,7 @@
       </w:pPr>
     </w:lvl>
   </w:abstractNum>
-  <w:abstractNum w:abstractNumId="47" w15:restartNumberingAfterBreak="0">
+  <w:abstractNum w:abstractNumId="49" w15:restartNumberingAfterBreak="0">
     <w:nsid w:val="7A03082D"/>
     <w:multiLevelType w:val="hybridMultilevel"/>
     <w:tmpl w:val="87E62D70"/>
@@ -22621,7 +23633,7 @@
       </w:pPr>
     </w:lvl>
   </w:abstractNum>
-  <w:abstractNum w:abstractNumId="48" w15:restartNumberingAfterBreak="0">
+  <w:abstractNum w:abstractNumId="50" w15:restartNumberingAfterBreak="0">
     <w:nsid w:val="7A8352AE"/>
     <w:multiLevelType w:val="hybridMultilevel"/>
     <w:tmpl w:val="BC348CB6"/>
@@ -22710,7 +23722,7 @@
       </w:pPr>
     </w:lvl>
   </w:abstractNum>
-  <w:abstractNum w:abstractNumId="49" w15:restartNumberingAfterBreak="0">
+  <w:abstractNum w:abstractNumId="51" w15:restartNumberingAfterBreak="0">
     <w:nsid w:val="7AE32A27"/>
     <w:multiLevelType w:val="hybridMultilevel"/>
     <w:tmpl w:val="E4982622"/>
@@ -22799,7 +23811,7 @@
       </w:pPr>
     </w:lvl>
   </w:abstractNum>
-  <w:abstractNum w:abstractNumId="50" w15:restartNumberingAfterBreak="0">
+  <w:abstractNum w:abstractNumId="52" w15:restartNumberingAfterBreak="0">
     <w:nsid w:val="7B681325"/>
     <w:multiLevelType w:val="hybridMultilevel"/>
     <w:tmpl w:val="5BFA1A06"/>
@@ -22889,7 +23901,7 @@
       </w:pPr>
     </w:lvl>
   </w:abstractNum>
-  <w:abstractNum w:abstractNumId="51" w15:restartNumberingAfterBreak="0">
+  <w:abstractNum w:abstractNumId="53" w15:restartNumberingAfterBreak="0">
     <w:nsid w:val="7D7D755D"/>
     <w:multiLevelType w:val="hybridMultilevel"/>
     <w:tmpl w:val="832223B8"/>
@@ -22979,7 +23991,7 @@
       </w:pPr>
     </w:lvl>
   </w:abstractNum>
-  <w:abstractNum w:abstractNumId="52" w15:restartNumberingAfterBreak="0">
+  <w:abstractNum w:abstractNumId="54" w15:restartNumberingAfterBreak="0">
     <w:nsid w:val="7F30187F"/>
     <w:multiLevelType w:val="multilevel"/>
     <w:tmpl w:val="0A68B898"/>
@@ -23093,22 +24105,22 @@
     </w:lvl>
   </w:abstractNum>
   <w:num w:numId="1">
-    <w:abstractNumId w:val="52"/>
+    <w:abstractNumId w:val="54"/>
   </w:num>
   <w:num w:numId="2">
-    <w:abstractNumId w:val="31"/>
+    <w:abstractNumId w:val="32"/>
   </w:num>
   <w:num w:numId="3">
-    <w:abstractNumId w:val="32"/>
+    <w:abstractNumId w:val="33"/>
   </w:num>
   <w:num w:numId="4">
-    <w:abstractNumId w:val="37"/>
+    <w:abstractNumId w:val="38"/>
   </w:num>
   <w:num w:numId="5">
     <w:abstractNumId w:val="0"/>
   </w:num>
   <w:num w:numId="6">
-    <w:abstractNumId w:val="40"/>
+    <w:abstractNumId w:val="41"/>
     <w:lvlOverride w:ilvl="0">
       <w:startOverride w:val="1"/>
     </w:lvlOverride>
@@ -23125,31 +24137,31 @@
     <w:abstractNumId w:val="15"/>
   </w:num>
   <w:num w:numId="8">
-    <w:abstractNumId w:val="34"/>
+    <w:abstractNumId w:val="35"/>
   </w:num>
   <w:num w:numId="9">
-    <w:abstractNumId w:val="28"/>
+    <w:abstractNumId w:val="29"/>
   </w:num>
   <w:num w:numId="10">
-    <w:abstractNumId w:val="43"/>
+    <w:abstractNumId w:val="44"/>
   </w:num>
   <w:num w:numId="11">
-    <w:abstractNumId w:val="22"/>
+    <w:abstractNumId w:val="23"/>
   </w:num>
   <w:num w:numId="12">
     <w:abstractNumId w:val="4"/>
   </w:num>
   <w:num w:numId="13">
-    <w:abstractNumId w:val="42"/>
+    <w:abstractNumId w:val="43"/>
   </w:num>
   <w:num w:numId="14">
     <w:abstractNumId w:val="8"/>
   </w:num>
   <w:num w:numId="15">
-    <w:abstractNumId w:val="21"/>
+    <w:abstractNumId w:val="22"/>
   </w:num>
   <w:num w:numId="16">
-    <w:abstractNumId w:val="24"/>
+    <w:abstractNumId w:val="25"/>
   </w:num>
   <w:num w:numId="17">
     <w:abstractNumId w:val="6"/>
@@ -23161,79 +24173,79 @@
     <w:abstractNumId w:val="14"/>
   </w:num>
   <w:num w:numId="20">
+    <w:abstractNumId w:val="50"/>
+  </w:num>
+  <w:num w:numId="21">
+    <w:abstractNumId w:val="46"/>
+  </w:num>
+  <w:num w:numId="22">
     <w:abstractNumId w:val="48"/>
   </w:num>
-  <w:num w:numId="21">
-    <w:abstractNumId w:val="45"/>
-  </w:num>
-  <w:num w:numId="22">
-    <w:abstractNumId w:val="46"/>
-  </w:num>
   <w:num w:numId="23">
-    <w:abstractNumId w:val="29"/>
+    <w:abstractNumId w:val="30"/>
   </w:num>
   <w:num w:numId="24">
-    <w:abstractNumId w:val="20"/>
+    <w:abstractNumId w:val="21"/>
   </w:num>
   <w:num w:numId="25">
     <w:abstractNumId w:val="3"/>
   </w:num>
   <w:num w:numId="26">
-    <w:abstractNumId w:val="27"/>
+    <w:abstractNumId w:val="28"/>
   </w:num>
   <w:num w:numId="27">
-    <w:abstractNumId w:val="18"/>
+    <w:abstractNumId w:val="19"/>
   </w:num>
   <w:num w:numId="28">
     <w:abstractNumId w:val="13"/>
   </w:num>
   <w:num w:numId="29">
-    <w:abstractNumId w:val="51"/>
+    <w:abstractNumId w:val="53"/>
   </w:num>
   <w:num w:numId="30">
-    <w:abstractNumId w:val="39"/>
+    <w:abstractNumId w:val="40"/>
   </w:num>
   <w:num w:numId="31">
     <w:abstractNumId w:val="17"/>
   </w:num>
   <w:num w:numId="32">
-    <w:abstractNumId w:val="47"/>
+    <w:abstractNumId w:val="49"/>
   </w:num>
   <w:num w:numId="33">
-    <w:abstractNumId w:val="38"/>
+    <w:abstractNumId w:val="39"/>
   </w:num>
   <w:num w:numId="34">
     <w:abstractNumId w:val="10"/>
   </w:num>
   <w:num w:numId="35">
-    <w:abstractNumId w:val="50"/>
+    <w:abstractNumId w:val="52"/>
   </w:num>
   <w:num w:numId="36">
-    <w:abstractNumId w:val="33"/>
+    <w:abstractNumId w:val="34"/>
   </w:num>
   <w:num w:numId="37">
     <w:abstractNumId w:val="7"/>
   </w:num>
   <w:num w:numId="38">
-    <w:abstractNumId w:val="23"/>
+    <w:abstractNumId w:val="24"/>
   </w:num>
   <w:num w:numId="39">
-    <w:abstractNumId w:val="44"/>
+    <w:abstractNumId w:val="45"/>
   </w:num>
   <w:num w:numId="40">
+    <w:abstractNumId w:val="27"/>
+  </w:num>
+  <w:num w:numId="41">
+    <w:abstractNumId w:val="31"/>
+  </w:num>
+  <w:num w:numId="42">
     <w:abstractNumId w:val="26"/>
   </w:num>
-  <w:num w:numId="41">
-    <w:abstractNumId w:val="30"/>
-  </w:num>
-  <w:num w:numId="42">
-    <w:abstractNumId w:val="25"/>
-  </w:num>
   <w:num w:numId="43">
-    <w:abstractNumId w:val="41"/>
+    <w:abstractNumId w:val="42"/>
   </w:num>
   <w:num w:numId="44">
-    <w:abstractNumId w:val="36"/>
+    <w:abstractNumId w:val="37"/>
   </w:num>
   <w:num w:numId="45">
     <w:abstractNumId w:val="9"/>
@@ -23248,26 +24260,32 @@
     <w:abstractNumId w:val="11"/>
   </w:num>
   <w:num w:numId="49">
-    <w:abstractNumId w:val="49"/>
+    <w:abstractNumId w:val="51"/>
   </w:num>
   <w:num w:numId="50">
     <w:abstractNumId w:val="16"/>
   </w:num>
   <w:num w:numId="51">
-    <w:abstractNumId w:val="19"/>
+    <w:abstractNumId w:val="20"/>
   </w:num>
   <w:num w:numId="52">
-    <w:abstractNumId w:val="35"/>
+    <w:abstractNumId w:val="36"/>
   </w:num>
   <w:num w:numId="53">
     <w:abstractNumId w:val="1"/>
+  </w:num>
+  <w:num w:numId="54">
+    <w:abstractNumId w:val="18"/>
+  </w:num>
+  <w:num w:numId="55">
+    <w:abstractNumId w:val="47"/>
   </w:num>
   <w:numIdMacAtCleanup w:val="48"/>
 </w:numbering>
 </file>
 
 <file path=word/styles.xml><?xml version="1.0" encoding="utf-8"?>
-<w:styles xmlns:mc="http://schemas.openxmlformats.org/markup-compatibility/2006" xmlns:r="http://schemas.openxmlformats.org/officeDocument/2006/relationships" xmlns:w="http://schemas.openxmlformats.org/wordprocessingml/2006/main" xmlns:w14="http://schemas.microsoft.com/office/word/2010/wordml" xmlns:w15="http://schemas.microsoft.com/office/word/2012/wordml" xmlns:w16cex="http://schemas.microsoft.com/office/word/2018/wordml/cex" xmlns:w16cid="http://schemas.microsoft.com/office/word/2016/wordml/cid" xmlns:w16="http://schemas.microsoft.com/office/word/2018/wordml" xmlns:w16se="http://schemas.microsoft.com/office/word/2015/wordml/symex" mc:Ignorable="w14 w15 w16se w16cid w16 w16cex">
+<w:styles xmlns:mc="http://schemas.openxmlformats.org/markup-compatibility/2006" xmlns:r="http://schemas.openxmlformats.org/officeDocument/2006/relationships" xmlns:w="http://schemas.openxmlformats.org/wordprocessingml/2006/main" xmlns:w14="http://schemas.microsoft.com/office/word/2010/wordml" xmlns:w15="http://schemas.microsoft.com/office/word/2012/wordml" xmlns:w16cex="http://schemas.microsoft.com/office/word/2018/wordml/cex" xmlns:w16cid="http://schemas.microsoft.com/office/word/2016/wordml/cid" xmlns:w16="http://schemas.microsoft.com/office/word/2018/wordml" xmlns:w16sdtdh="http://schemas.microsoft.com/office/word/2020/wordml/sdtdatahash" xmlns:w16se="http://schemas.microsoft.com/office/word/2015/wordml/symex" mc:Ignorable="w14 w15 w16se w16cid w16 w16cex w16sdtdh">
   <w:docDefaults>
     <w:rPrDefault>
       <w:rPr>

--- a/Паланий/УП/05_Отчет_УП_09_01_Отчет_ИС_23_9_1_Харченко.docx
+++ b/Паланий/УП/05_Отчет_УП_09_01_Отчет_ИС_23_9_1_Харченко.docx
@@ -16146,31 +16146,7 @@
           <w:szCs w:val="24"/>
           <w:lang w:eastAsia="ru-RU"/>
         </w:rPr>
-        <w:t xml:space="preserve">. Фильтрация выполняется мгновенно, без перезагрузки страницы. После фильтрации меню автоматически скрывается, а строка поиска очищается. При повторном открытии меню и выборе другой категории фильтрация обновляется корректно. В ходе тестирования выявлено, </w:t>
-      </w:r>
-      <w:r>
-        <w:rPr>
-          <w:rFonts w:ascii="Times New Roman" w:eastAsia="Times New Roman" w:hAnsi="Times New Roman" w:cs="Times New Roman"/>
-          <w:color w:val="000000" w:themeColor="text1"/>
-          <w:spacing w:val="5"/>
-          <w:kern w:val="36"/>
-          <w:sz w:val="24"/>
-          <w:szCs w:val="24"/>
-          <w:lang w:eastAsia="ru-RU"/>
-        </w:rPr>
-        <w:t>что,</w:t>
-      </w:r>
-      <w:r>
-        <w:rPr>
-          <w:rFonts w:ascii="Times New Roman" w:eastAsia="Times New Roman" w:hAnsi="Times New Roman" w:cs="Times New Roman"/>
-          <w:color w:val="000000" w:themeColor="text1"/>
-          <w:spacing w:val="5"/>
-          <w:kern w:val="36"/>
-          <w:sz w:val="24"/>
-          <w:szCs w:val="24"/>
-          <w:lang w:eastAsia="ru-RU"/>
-        </w:rPr>
-        <w:t xml:space="preserve"> если рецепт не относится ни к одной категории, он не отображается при фильтрации, что соответствует ожидаемому поведению.</w:t>
+        <w:t>. Фильтрация выполняется мгновенно, без перезагрузки страницы. После фильтрации меню автоматически скрывается, а строка поиска очищается. При повторном открытии меню и выборе другой категории фильтрация обновляется корректно. В ходе тестирования выявлено, что, если рецепт не относится ни к одной категории, он не отображается при фильтрации, что соответствует ожидаемому поведению.</w:t>
       </w:r>
     </w:p>
     <w:p>
@@ -17434,13 +17410,13 @@
         <w:rPr>
           <w:lang w:eastAsia="ru-RU"/>
         </w:rPr>
-        <w:t>Дизайн веб-приложения “Кулинарная книга” выполнен в светлой и уютной цветовой гамме, ориентированной на комфортное восприятие контента</w:t>
-      </w:r>
-      <w:r>
-        <w:rPr>
-          <w:lang w:eastAsia="ru-RU"/>
-        </w:rPr>
-        <w:t xml:space="preserve"> (дизайн главной страницы можно увидеть в Приложении 1)</w:t>
+        <w:t xml:space="preserve">Дизайн веб-приложения “Кулинарная книга” выполнен в единой стилистике, обеспечивающей визуальное единство всех страниц </w:t>
+      </w:r>
+      <w:r>
+        <w:rPr>
+          <w:lang w:eastAsia="ru-RU"/>
+        </w:rPr>
+        <w:t>(дизайн главной страницы можно увидеть в Приложении 1)</w:t>
       </w:r>
       <w:r>
         <w:rPr>
@@ -17558,9 +17534,133 @@
           <w:lang w:eastAsia="ru-RU"/>
         </w:rPr>
       </w:pPr>
+      <w:r>
+        <w:rPr>
+          <w:lang w:eastAsia="ru-RU"/>
+        </w:rPr>
+        <w:t>Все страницы имеют единую структуру: фиксированный хедер с логотипом, поиском, навигационной ссылкой “Рецепты” и кнопкой “Войти”, а также футер с навигационными ссылками и копирайтом. Хедер и футер оформлены белым цветом с тенями, что визуально отделяет их от основного контента</w:t>
+      </w:r>
+      <w:r>
+        <w:rPr>
+          <w:lang w:eastAsia="ru-RU"/>
+        </w:rPr>
+        <w:t xml:space="preserve"> (пример хедера можно увидеть на рисунке 2 а пример футера на рисунке 5)</w:t>
+      </w:r>
+      <w:r>
+        <w:rPr>
+          <w:lang w:eastAsia="ru-RU"/>
+        </w:rPr>
+        <w:t>.</w:t>
+      </w:r>
     </w:p>
     <w:p>
       <w:pPr>
+        <w:pStyle w:val="afa"/>
+        <w:rPr>
+          <w:lang w:eastAsia="ru-RU"/>
+        </w:rPr>
+      </w:pPr>
+      <w:r>
+        <w:rPr>
+          <w:lang w:eastAsia="ru-RU"/>
+        </w:rPr>
+        <w:t xml:space="preserve">Главная страница отличается </w:t>
+      </w:r>
+      <w:proofErr w:type="spellStart"/>
+      <w:r>
+        <w:rPr>
+          <w:lang w:eastAsia="ru-RU"/>
+        </w:rPr>
+        <w:t>двухколоночной</w:t>
+      </w:r>
+      <w:proofErr w:type="spellEnd"/>
+      <w:r>
+        <w:rPr>
+          <w:lang w:eastAsia="ru-RU"/>
+        </w:rPr>
+        <w:t xml:space="preserve"> компоновкой. В левой колонке расположен блок категорий, выполненный в виде раскрывающегося меню: в свернутом состоянии это белая карточка с заголовком и стрелкой, при нажатии на которую раскрывается выпадающий список категорий в акцентном цвете. Правая колонка содержит карточки рецептов – белые блоки с закругленными углами, тенью, изображением блюда, временем приготовления, названием и кратким описанием.</w:t>
+      </w:r>
+    </w:p>
+    <w:p>
+      <w:pPr>
+        <w:pStyle w:val="afa"/>
+        <w:rPr>
+          <w:lang w:eastAsia="ru-RU"/>
+        </w:rPr>
+      </w:pPr>
+      <w:r>
+        <w:rPr>
+          <w:lang w:eastAsia="ru-RU"/>
+        </w:rPr>
+        <w:t xml:space="preserve">Страница детального просмотра рецепта </w:t>
+      </w:r>
+      <w:r>
+        <w:rPr>
+          <w:lang w:eastAsia="ru-RU"/>
+        </w:rPr>
+        <w:t>разделяется на два блока</w:t>
+      </w:r>
+      <w:r>
+        <w:rPr>
+          <w:lang w:eastAsia="ru-RU"/>
+        </w:rPr>
+        <w:t xml:space="preserve">, где </w:t>
+      </w:r>
+      <w:r>
+        <w:rPr>
+          <w:lang w:eastAsia="ru-RU"/>
+        </w:rPr>
+        <w:t>верхняя</w:t>
+      </w:r>
+      <w:r>
+        <w:rPr>
+          <w:lang w:eastAsia="ru-RU"/>
+        </w:rPr>
+        <w:t xml:space="preserve"> содержит основную информацию о блюде: главное изображение, блок активности (лайки, рейтинг), заголовок, описание, список ингредиентов, оформленный в виде пар “название – количество”, и пошаговые инструкции. </w:t>
+      </w:r>
+      <w:r>
+        <w:rPr>
+          <w:lang w:eastAsia="ru-RU"/>
+        </w:rPr>
+        <w:t>Нижний блок содержит</w:t>
+      </w:r>
+      <w:r>
+        <w:rPr>
+          <w:lang w:eastAsia="ru-RU"/>
+        </w:rPr>
+        <w:t xml:space="preserve"> б</w:t>
+      </w:r>
+      <w:proofErr w:type="spellStart"/>
+      <w:r>
+        <w:rPr>
+          <w:lang w:eastAsia="ru-RU"/>
+        </w:rPr>
+        <w:t>лок</w:t>
+      </w:r>
+      <w:proofErr w:type="spellEnd"/>
+      <w:r>
+        <w:rPr>
+          <w:lang w:eastAsia="ru-RU"/>
+        </w:rPr>
+        <w:t xml:space="preserve"> комментариев с формой добавления отзыва.</w:t>
+      </w:r>
+    </w:p>
+    <w:p>
+      <w:pPr>
+        <w:pStyle w:val="afa"/>
+        <w:rPr>
+          <w:lang w:val="en-CY" w:eastAsia="ru-RU"/>
+        </w:rPr>
+      </w:pPr>
+      <w:r>
+        <w:rPr>
+          <w:lang w:eastAsia="ru-RU"/>
+        </w:rPr>
+        <w:t>Страница авторизации представляет собой центрированную форму на фоне основного нейтрального фона. Форма содержит заголовок “Авторизация”, три поля ввода (имя, email, пароль) с округлыми краями и серой обводкой, кнопку входа в акцентном цвете, а также сообщения об ошибках валидации, отображаемые под соответствующими полями красным текстом.</w:t>
+      </w:r>
+    </w:p>
+    <w:p>
+      <w:pPr>
         <w:ind w:left="360"/>
         <w:rPr>
           <w:rFonts w:ascii="Times New Roman" w:eastAsia="Times New Roman" w:hAnsi="Times New Roman" w:cs="Times New Roman"/>
@@ -17681,6 +17781,7 @@
           <w:szCs w:val="24"/>
           <w:lang w:eastAsia="ru-RU"/>
         </w:rPr>
+        <w:lastRenderedPageBreak/>
         <w:br w:type="page"/>
       </w:r>
     </w:p>
@@ -18545,6 +18646,7 @@
       </w:pPr>
       <w:r>
         <w:rPr>
+          <w:noProof/>
           <w:lang w:eastAsia="ru-RU"/>
         </w:rPr>
         <w:drawing>
@@ -18610,27 +18712,6 @@
     </w:p>
     <w:p>
       <w:pPr>
-        <w:jc w:val="right"/>
-        <w:rPr>
-          <w:rFonts w:ascii="Times New Roman" w:hAnsi="Times New Roman" w:cs="Times New Roman"/>
-          <w:color w:val="000000" w:themeColor="text1"/>
-          <w:sz w:val="24"/>
-          <w:szCs w:val="24"/>
-        </w:rPr>
-      </w:pPr>
-      <w:r>
-        <w:rPr>
-          <w:rFonts w:ascii="Times New Roman" w:hAnsi="Times New Roman" w:cs="Times New Roman"/>
-          <w:color w:val="000000" w:themeColor="text1"/>
-          <w:sz w:val="24"/>
-          <w:szCs w:val="24"/>
-        </w:rPr>
-        <w:br w:type="page"/>
-      </w:r>
-    </w:p>
-    <w:p>
-      <w:pPr>
-        <w:jc w:val="center"/>
         <w:rPr>
           <w:rFonts w:ascii="Times New Roman" w:hAnsi="Times New Roman" w:cs="Times New Roman"/>
           <w:color w:val="000000" w:themeColor="text1"/>

--- a/Паланий/УП/05_Отчет_УП_09_01_Отчет_ИС_23_9_1_Харченко.docx
+++ b/Паланий/УП/05_Отчет_УП_09_01_Отчет_ИС_23_9_1_Харченко.docx
@@ -1910,7 +1910,7 @@
         <w:pStyle w:val="1"/>
         <w:numPr>
           <w:ilvl w:val="0"/>
-          <w:numId w:val="52"/>
+          <w:numId w:val="3"/>
         </w:numPr>
       </w:pPr>
       <w:bookmarkStart w:id="1" w:name="_Toc213398645"/>
@@ -1958,7 +1958,7 @@
         <w:pStyle w:val="ae"/>
         <w:numPr>
           <w:ilvl w:val="0"/>
-          <w:numId w:val="50"/>
+          <w:numId w:val="1"/>
         </w:numPr>
         <w:spacing w:after="0" w:line="360" w:lineRule="auto"/>
         <w:ind w:left="0" w:firstLine="709"/>
@@ -2012,7 +2012,7 @@
         <w:pStyle w:val="ae"/>
         <w:numPr>
           <w:ilvl w:val="0"/>
-          <w:numId w:val="50"/>
+          <w:numId w:val="1"/>
         </w:numPr>
         <w:spacing w:after="0" w:line="360" w:lineRule="auto"/>
         <w:ind w:left="0" w:firstLine="709"/>
@@ -2068,7 +2068,7 @@
         <w:pStyle w:val="ae"/>
         <w:numPr>
           <w:ilvl w:val="0"/>
-          <w:numId w:val="50"/>
+          <w:numId w:val="1"/>
         </w:numPr>
         <w:spacing w:after="0" w:line="360" w:lineRule="auto"/>
         <w:ind w:left="0" w:firstLine="709"/>
@@ -2388,7 +2388,7 @@
         <w:pStyle w:val="1"/>
         <w:numPr>
           <w:ilvl w:val="0"/>
-          <w:numId w:val="52"/>
+          <w:numId w:val="3"/>
         </w:numPr>
       </w:pPr>
       <w:bookmarkStart w:id="2" w:name="_Toc213398646"/>
@@ -2482,7 +2482,7 @@
         <w:pStyle w:val="ae"/>
         <w:numPr>
           <w:ilvl w:val="0"/>
-          <w:numId w:val="51"/>
+          <w:numId w:val="2"/>
         </w:numPr>
         <w:spacing w:after="0" w:line="360" w:lineRule="auto"/>
         <w:ind w:left="0" w:firstLine="709"/>
@@ -2577,7 +2577,7 @@
         <w:pStyle w:val="ae"/>
         <w:numPr>
           <w:ilvl w:val="0"/>
-          <w:numId w:val="51"/>
+          <w:numId w:val="2"/>
         </w:numPr>
         <w:spacing w:after="0" w:line="360" w:lineRule="auto"/>
         <w:ind w:left="0" w:firstLine="709"/>
@@ -2646,7 +2646,7 @@
         <w:pStyle w:val="ae"/>
         <w:numPr>
           <w:ilvl w:val="0"/>
-          <w:numId w:val="51"/>
+          <w:numId w:val="2"/>
         </w:numPr>
         <w:spacing w:after="0" w:line="360" w:lineRule="auto"/>
         <w:ind w:left="0" w:firstLine="709"/>
@@ -2705,7 +2705,7 @@
         <w:pStyle w:val="ae"/>
         <w:numPr>
           <w:ilvl w:val="0"/>
-          <w:numId w:val="51"/>
+          <w:numId w:val="2"/>
         </w:numPr>
         <w:spacing w:after="0" w:line="360" w:lineRule="auto"/>
         <w:ind w:left="0" w:firstLine="709"/>
@@ -2921,7 +2921,7 @@
         <w:pStyle w:val="1"/>
         <w:numPr>
           <w:ilvl w:val="0"/>
-          <w:numId w:val="52"/>
+          <w:numId w:val="3"/>
         </w:numPr>
       </w:pPr>
       <w:bookmarkStart w:id="4" w:name="_Toc213398647"/>
@@ -4099,7 +4099,7 @@
         <w:pStyle w:val="1"/>
         <w:numPr>
           <w:ilvl w:val="0"/>
-          <w:numId w:val="52"/>
+          <w:numId w:val="3"/>
         </w:numPr>
       </w:pPr>
       <w:r>
@@ -33681,7 +33681,7 @@
         <w:pStyle w:val="1"/>
         <w:numPr>
           <w:ilvl w:val="0"/>
-          <w:numId w:val="52"/>
+          <w:numId w:val="3"/>
         </w:numPr>
       </w:pPr>
       <w:bookmarkStart w:id="6" w:name="_Toc213398649"/>
@@ -35230,7 +35230,7 @@
         <w:pStyle w:val="ae"/>
         <w:numPr>
           <w:ilvl w:val="0"/>
-          <w:numId w:val="56"/>
+          <w:numId w:val="5"/>
         </w:numPr>
         <w:spacing w:after="0" w:line="360" w:lineRule="auto"/>
         <w:ind w:left="0" w:firstLine="709"/>
@@ -35315,7 +35315,7 @@
         <w:pStyle w:val="ae"/>
         <w:numPr>
           <w:ilvl w:val="0"/>
-          <w:numId w:val="56"/>
+          <w:numId w:val="5"/>
         </w:numPr>
         <w:spacing w:after="0" w:line="360" w:lineRule="auto"/>
         <w:ind w:left="0" w:firstLine="709"/>
@@ -35398,7 +35398,7 @@
         <w:pStyle w:val="ae"/>
         <w:numPr>
           <w:ilvl w:val="0"/>
-          <w:numId w:val="56"/>
+          <w:numId w:val="5"/>
         </w:numPr>
         <w:spacing w:after="0" w:line="360" w:lineRule="auto"/>
         <w:ind w:left="0" w:firstLine="709"/>
@@ -35424,39 +35424,6 @@
           <w:lang w:eastAsia="ru-RU"/>
         </w:rPr>
         <w:t>Безопасность данных – пароли хранятся в открытом виде. Для учебного проекта это допустимо, но в реальном продукте необходимо хеширование.</w:t>
-      </w:r>
-    </w:p>
-    <w:p>
-      <w:pPr>
-        <w:pStyle w:val="ae"/>
-        <w:numPr>
-          <w:ilvl w:val="0"/>
-          <w:numId w:val="56"/>
-        </w:numPr>
-        <w:spacing w:after="0" w:line="360" w:lineRule="auto"/>
-        <w:ind w:left="0" w:firstLine="709"/>
-        <w:jc w:val="both"/>
-        <w:rPr>
-          <w:rFonts w:ascii="Times New Roman" w:eastAsia="Times New Roman" w:hAnsi="Times New Roman" w:cs="Times New Roman"/>
-          <w:color w:val="000000" w:themeColor="text1"/>
-          <w:spacing w:val="5"/>
-          <w:kern w:val="36"/>
-          <w:sz w:val="24"/>
-          <w:szCs w:val="24"/>
-          <w:lang w:eastAsia="ru-RU"/>
-        </w:rPr>
-      </w:pPr>
-      <w:r>
-        <w:rPr>
-          <w:rFonts w:ascii="Times New Roman" w:eastAsia="Times New Roman" w:hAnsi="Times New Roman" w:cs="Times New Roman"/>
-          <w:color w:val="000000" w:themeColor="text1"/>
-          <w:spacing w:val="5"/>
-          <w:kern w:val="36"/>
-          <w:sz w:val="24"/>
-          <w:szCs w:val="24"/>
-          <w:lang w:eastAsia="ru-RU"/>
-        </w:rPr>
-        <w:t>Производительность – при большом количестве рецептов (более 100) и комментариев могут возникнуть задержки, так как все операции синхронны и работают с полными массивами. Рекомендуется добавить пагинацию.</w:t>
       </w:r>
     </w:p>
     <w:p>
@@ -35481,7 +35448,7 @@
         <w:pStyle w:val="1"/>
         <w:numPr>
           <w:ilvl w:val="0"/>
-          <w:numId w:val="52"/>
+          <w:numId w:val="3"/>
         </w:numPr>
       </w:pPr>
       <w:bookmarkStart w:id="7" w:name="_Toc213398650"/>
@@ -35505,104 +35472,4262 @@
           <w:lang w:eastAsia="ru-RU"/>
         </w:rPr>
       </w:pPr>
+      <w:r>
+        <w:rPr>
+          <w:lang w:eastAsia="ru-RU"/>
+        </w:rPr>
+        <w:t>В ходе тестирования веб-приложения «Кулинарная книга» были выявлены три системные проблемы: дублирование логики поиска, отсутствие синхронизации состояния избранного между страницами и хранение паролей в открытом виде. В рамках доработки все указанные недостатки были устранены. Ниже представлено описание внесённых изменений с указанием мест для размещения скриншотов кода.</w:t>
+      </w:r>
     </w:p>
     <w:p>
       <w:pPr>
-        <w:rPr>
-          <w:rFonts w:ascii="Times New Roman" w:eastAsia="Times New Roman" w:hAnsi="Times New Roman" w:cs="Times New Roman"/>
-          <w:b/>
-          <w:bCs/>
-          <w:color w:val="000000" w:themeColor="text1"/>
-          <w:spacing w:val="5"/>
-          <w:kern w:val="36"/>
-          <w:sz w:val="24"/>
-          <w:szCs w:val="24"/>
+        <w:pStyle w:val="afa"/>
+        <w:numPr>
+          <w:ilvl w:val="0"/>
+          <w:numId w:val="6"/>
+        </w:numPr>
+        <w:ind w:left="0" w:firstLine="709"/>
+        <w:rPr>
           <w:lang w:eastAsia="ru-RU"/>
         </w:rPr>
       </w:pPr>
       <w:r>
         <w:rPr>
-          <w:rFonts w:ascii="Times New Roman" w:eastAsia="Times New Roman" w:hAnsi="Times New Roman" w:cs="Times New Roman"/>
-          <w:b/>
-          <w:bCs/>
-          <w:color w:val="000000" w:themeColor="text1"/>
-          <w:spacing w:val="5"/>
-          <w:kern w:val="36"/>
-          <w:sz w:val="24"/>
-          <w:szCs w:val="24"/>
-          <w:lang w:eastAsia="ru-RU"/>
-        </w:rPr>
-        <w:t xml:space="preserve">Образец результата: </w:t>
-      </w:r>
+          <w:lang w:eastAsia="ru-RU"/>
+        </w:rPr>
+        <w:t>Устранение дублирования логики поиска</w:t>
+      </w:r>
+    </w:p>
+    <w:p>
+      <w:pPr>
+        <w:pStyle w:val="afa"/>
+        <w:rPr>
+          <w:lang w:eastAsia="ru-RU"/>
+        </w:rPr>
+      </w:pPr>
+      <w:r>
+        <w:rPr>
+          <w:lang w:eastAsia="ru-RU"/>
+        </w:rPr>
+        <w:t>Проблема</w:t>
+      </w:r>
+      <w:r>
+        <w:rPr>
+          <w:lang w:eastAsia="ru-RU"/>
+        </w:rPr>
+        <w:t>: на</w:t>
+      </w:r>
+      <w:r>
+        <w:rPr>
+          <w:lang w:eastAsia="ru-RU"/>
+        </w:rPr>
+        <w:t xml:space="preserve"> главной странице поиск рецептов реализовывался собственной функцией </w:t>
+      </w:r>
+      <w:proofErr w:type="spellStart"/>
+      <w:r>
+        <w:rPr>
+          <w:lang w:eastAsia="ru-RU"/>
+        </w:rPr>
+        <w:t>searchRecipes</w:t>
+      </w:r>
+      <w:proofErr w:type="spellEnd"/>
+      <w:r>
+        <w:rPr>
+          <w:lang w:eastAsia="ru-RU"/>
+        </w:rPr>
+        <w:t xml:space="preserve">, которая фильтровала массив только по названию, игнорируя описание. При этом в классе </w:t>
+      </w:r>
+      <w:proofErr w:type="spellStart"/>
+      <w:r>
+        <w:rPr>
+          <w:lang w:eastAsia="ru-RU"/>
+        </w:rPr>
+        <w:t>Storage</w:t>
+      </w:r>
+      <w:proofErr w:type="spellEnd"/>
+      <w:r>
+        <w:rPr>
+          <w:lang w:eastAsia="ru-RU"/>
+        </w:rPr>
+        <w:t xml:space="preserve"> уже существовал более мощный метод </w:t>
+      </w:r>
+      <w:proofErr w:type="spellStart"/>
+      <w:r>
+        <w:rPr>
+          <w:lang w:eastAsia="ru-RU"/>
+        </w:rPr>
+        <w:t>searchRecipes</w:t>
+      </w:r>
+      <w:proofErr w:type="spellEnd"/>
+      <w:r>
+        <w:rPr>
+          <w:lang w:eastAsia="ru-RU"/>
+        </w:rPr>
+        <w:t>, проверяющий и заголовок, и описание.</w:t>
+      </w:r>
+    </w:p>
+    <w:p>
+      <w:pPr>
+        <w:pStyle w:val="afa"/>
+        <w:rPr>
+          <w:lang w:eastAsia="ru-RU"/>
+        </w:rPr>
+      </w:pPr>
+      <w:r>
+        <w:rPr>
+          <w:lang w:eastAsia="ru-RU"/>
+        </w:rPr>
+        <w:t xml:space="preserve">Решение: функция поиска была заменена на вызов метода </w:t>
+      </w:r>
+      <w:proofErr w:type="spellStart"/>
       <w:proofErr w:type="gramStart"/>
       <w:r>
         <w:rPr>
-          <w:rFonts w:ascii="Times New Roman" w:eastAsia="Times New Roman" w:hAnsi="Times New Roman" w:cs="Times New Roman"/>
-          <w:color w:val="000000" w:themeColor="text1"/>
-          <w:spacing w:val="5"/>
-          <w:kern w:val="36"/>
-          <w:sz w:val="24"/>
-          <w:szCs w:val="24"/>
-          <w:lang w:eastAsia="ru-RU"/>
-        </w:rPr>
-        <w:t>Описания реализации улучшений и исправлений</w:t>
-      </w:r>
+          <w:lang w:eastAsia="ru-RU"/>
+        </w:rPr>
+        <w:t>storage.searchRecipes</w:t>
+      </w:r>
+      <w:proofErr w:type="spellEnd"/>
       <w:proofErr w:type="gramEnd"/>
       <w:r>
         <w:rPr>
-          <w:rFonts w:ascii="Times New Roman" w:eastAsia="Times New Roman" w:hAnsi="Times New Roman" w:cs="Times New Roman"/>
-          <w:color w:val="000000" w:themeColor="text1"/>
-          <w:spacing w:val="5"/>
-          <w:kern w:val="36"/>
-          <w:sz w:val="24"/>
-          <w:szCs w:val="24"/>
-          <w:lang w:eastAsia="ru-RU"/>
-        </w:rPr>
-        <w:t xml:space="preserve"> предложенных в предыдущем пункте с кодом.</w:t>
-      </w:r>
-      <w:r>
-        <w:rPr>
-          <w:rFonts w:ascii="Times New Roman" w:eastAsia="Times New Roman" w:hAnsi="Times New Roman" w:cs="Times New Roman"/>
-          <w:b/>
-          <w:bCs/>
-          <w:color w:val="000000" w:themeColor="text1"/>
-          <w:spacing w:val="5"/>
-          <w:kern w:val="36"/>
-          <w:sz w:val="24"/>
-          <w:szCs w:val="24"/>
-          <w:lang w:eastAsia="ru-RU"/>
-        </w:rPr>
+          <w:lang w:eastAsia="ru-RU"/>
+        </w:rPr>
+        <w:t xml:space="preserve">(). Теперь вся логика поиска централизована в классе </w:t>
+      </w:r>
+      <w:proofErr w:type="spellStart"/>
+      <w:r>
+        <w:rPr>
+          <w:lang w:eastAsia="ru-RU"/>
+        </w:rPr>
+        <w:t>Storage</w:t>
+      </w:r>
+      <w:proofErr w:type="spellEnd"/>
+      <w:r>
+        <w:rPr>
+          <w:lang w:eastAsia="ru-RU"/>
+        </w:rPr>
+        <w:t>, что исключает дублирование и упрощает поддержку кода.</w:t>
+      </w:r>
+    </w:p>
+    <w:p>
+      <w:pPr>
+        <w:pStyle w:val="afa"/>
+        <w:rPr>
+          <w:lang w:eastAsia="ru-RU"/>
+        </w:rPr>
+      </w:pPr>
+      <w:r>
+        <w:rPr>
+          <w:lang w:eastAsia="ru-RU"/>
+        </w:rPr>
+        <w:lastRenderedPageBreak/>
+        <w:t>Ключевые изменения:</w:t>
+      </w:r>
+    </w:p>
+    <w:p>
+      <w:pPr>
+        <w:pStyle w:val="afa"/>
+        <w:numPr>
+          <w:ilvl w:val="0"/>
+          <w:numId w:val="7"/>
+        </w:numPr>
+        <w:ind w:left="0" w:firstLine="709"/>
+        <w:rPr>
+          <w:lang w:eastAsia="ru-RU"/>
+        </w:rPr>
+      </w:pPr>
+      <w:r>
+        <w:rPr>
+          <w:lang w:eastAsia="ru-RU"/>
+        </w:rPr>
+        <w:t xml:space="preserve">Удалена локальная функция </w:t>
+      </w:r>
+      <w:proofErr w:type="spellStart"/>
+      <w:r>
+        <w:rPr>
+          <w:lang w:eastAsia="ru-RU"/>
+        </w:rPr>
+        <w:t>searchRecipes</w:t>
+      </w:r>
+      <w:proofErr w:type="spellEnd"/>
+      <w:r>
+        <w:rPr>
+          <w:lang w:eastAsia="ru-RU"/>
+        </w:rPr>
+        <w:t>, фильтровавшая только по title.</w:t>
+      </w:r>
+    </w:p>
+    <w:p>
+      <w:pPr>
+        <w:pStyle w:val="afa"/>
+        <w:numPr>
+          <w:ilvl w:val="0"/>
+          <w:numId w:val="7"/>
+        </w:numPr>
+        <w:ind w:left="0" w:firstLine="709"/>
+        <w:rPr>
+          <w:lang w:eastAsia="ru-RU"/>
+        </w:rPr>
+      </w:pPr>
+      <w:r>
+        <w:rPr>
+          <w:lang w:eastAsia="ru-RU"/>
+        </w:rPr>
+        <w:t xml:space="preserve">В обработчике кнопки поиска и нажатия </w:t>
+      </w:r>
+      <w:proofErr w:type="spellStart"/>
+      <w:r>
+        <w:rPr>
+          <w:lang w:eastAsia="ru-RU"/>
+        </w:rPr>
+        <w:t>Enter</w:t>
+      </w:r>
+      <w:proofErr w:type="spellEnd"/>
+      <w:r>
+        <w:rPr>
+          <w:lang w:eastAsia="ru-RU"/>
+        </w:rPr>
+        <w:t xml:space="preserve"> теперь вызывается </w:t>
+      </w:r>
+      <w:proofErr w:type="spellStart"/>
+      <w:proofErr w:type="gramStart"/>
+      <w:r>
+        <w:rPr>
+          <w:lang w:eastAsia="ru-RU"/>
+        </w:rPr>
+        <w:t>storage.searchRecipes</w:t>
+      </w:r>
+      <w:proofErr w:type="spellEnd"/>
+      <w:proofErr w:type="gramEnd"/>
+      <w:r>
+        <w:rPr>
+          <w:lang w:eastAsia="ru-RU"/>
+        </w:rPr>
+        <w:t xml:space="preserve">, результат передаётся в </w:t>
+      </w:r>
+      <w:proofErr w:type="spellStart"/>
+      <w:r>
+        <w:rPr>
+          <w:lang w:eastAsia="ru-RU"/>
+        </w:rPr>
+        <w:t>loadAndDisplayRecipes</w:t>
+      </w:r>
+      <w:proofErr w:type="spellEnd"/>
+      <w:r>
+        <w:rPr>
+          <w:lang w:eastAsia="ru-RU"/>
+        </w:rPr>
+        <w:t>.</w:t>
+      </w:r>
+    </w:p>
+    <w:p>
+      <w:pPr>
+        <w:pStyle w:val="afa"/>
+        <w:numPr>
+          <w:ilvl w:val="0"/>
+          <w:numId w:val="7"/>
+        </w:numPr>
+        <w:ind w:left="0" w:firstLine="709"/>
+        <w:rPr>
+          <w:lang w:eastAsia="ru-RU"/>
+        </w:rPr>
+      </w:pPr>
+      <w:r>
+        <w:rPr>
+          <w:lang w:eastAsia="ru-RU"/>
+        </w:rPr>
+        <w:t xml:space="preserve">При пустом запросе метод </w:t>
+      </w:r>
+      <w:proofErr w:type="spellStart"/>
+      <w:r>
+        <w:rPr>
+          <w:lang w:eastAsia="ru-RU"/>
+        </w:rPr>
+        <w:t>searchRecipes</w:t>
+      </w:r>
+      <w:proofErr w:type="spellEnd"/>
+      <w:r>
+        <w:rPr>
+          <w:lang w:eastAsia="ru-RU"/>
+        </w:rPr>
+        <w:t xml:space="preserve"> возвращает все рецепты, что сохраняет прежнее поведение</w:t>
+      </w:r>
+      <w:r>
+        <w:rPr>
+          <w:lang w:eastAsia="ru-RU"/>
+        </w:rPr>
+        <w:t xml:space="preserve"> (См. Рисунок 20)</w:t>
+      </w:r>
+      <w:r>
+        <w:rPr>
+          <w:lang w:eastAsia="ru-RU"/>
+        </w:rPr>
+        <w:t>.</w:t>
+      </w:r>
+    </w:p>
+    <w:p>
+      <w:pPr>
+        <w:pStyle w:val="afa"/>
+        <w:jc w:val="center"/>
+        <w:rPr>
+          <w:lang w:eastAsia="ru-RU"/>
+        </w:rPr>
+      </w:pPr>
+      <w:r>
+        <w:rPr>
+          <w:noProof/>
+          <w:lang w:eastAsia="ru-RU"/>
+        </w:rPr>
+        <mc:AlternateContent>
+          <mc:Choice Requires="wps">
+            <w:drawing>
+              <wp:anchor distT="0" distB="0" distL="114300" distR="114300" simplePos="0" relativeHeight="251673600" behindDoc="0" locked="0" layoutInCell="1" allowOverlap="1" wp14:anchorId="0CC6C690" wp14:editId="1B608C02">
+                <wp:simplePos x="0" y="0"/>
+                <wp:positionH relativeFrom="column">
+                  <wp:posOffset>16180</wp:posOffset>
+                </wp:positionH>
+                <wp:positionV relativeFrom="paragraph">
+                  <wp:posOffset>42009</wp:posOffset>
+                </wp:positionV>
+                <wp:extent cx="6483350" cy="2814320"/>
+                <wp:effectExtent l="0" t="0" r="12700" b="24130"/>
+                <wp:wrapTopAndBottom/>
+                <wp:docPr id="24" name="Надпись 24"/>
+                <wp:cNvGraphicFramePr/>
+                <a:graphic xmlns:a="http://schemas.openxmlformats.org/drawingml/2006/main">
+                  <a:graphicData uri="http://schemas.microsoft.com/office/word/2010/wordprocessingShape">
+                    <wps:wsp>
+                      <wps:cNvSpPr txBox="1"/>
+                      <wps:spPr>
+                        <a:xfrm>
+                          <a:off x="0" y="0"/>
+                          <a:ext cx="6483350" cy="2814320"/>
+                        </a:xfrm>
+                        <a:prstGeom prst="rect">
+                          <a:avLst/>
+                        </a:prstGeom>
+                        <a:solidFill>
+                          <a:schemeClr val="lt1"/>
+                        </a:solidFill>
+                        <a:ln w="6350">
+                          <a:solidFill>
+                            <a:prstClr val="black"/>
+                          </a:solidFill>
+                        </a:ln>
+                      </wps:spPr>
+                      <wps:txbx>
+                        <w:txbxContent>
+                          <w:p>
+                            <w:pPr>
+                              <w:rPr>
+                                <w:rFonts w:ascii="Consolas" w:hAnsi="Consolas"/>
+                                <w:sz w:val="20"/>
+                                <w:szCs w:val="20"/>
+                                <w:lang w:val="en-US"/>
+                              </w:rPr>
+                            </w:pPr>
+                            <w:r>
+                              <w:rPr>
+                                <w:rFonts w:ascii="Consolas" w:hAnsi="Consolas"/>
+                                <w:sz w:val="20"/>
+                                <w:szCs w:val="20"/>
+                                <w:lang w:val="en-US"/>
+                              </w:rPr>
+                              <w:t xml:space="preserve">function </w:t>
+                            </w:r>
+                            <w:proofErr w:type="spellStart"/>
+                            <w:proofErr w:type="gramStart"/>
+                            <w:r>
+                              <w:rPr>
+                                <w:rFonts w:ascii="Consolas" w:hAnsi="Consolas"/>
+                                <w:sz w:val="20"/>
+                                <w:szCs w:val="20"/>
+                                <w:lang w:val="en-US"/>
+                              </w:rPr>
+                              <w:t>searchRecipes</w:t>
+                            </w:r>
+                            <w:proofErr w:type="spellEnd"/>
+                            <w:r>
+                              <w:rPr>
+                                <w:rFonts w:ascii="Consolas" w:hAnsi="Consolas"/>
+                                <w:sz w:val="20"/>
+                                <w:szCs w:val="20"/>
+                                <w:lang w:val="en-US"/>
+                              </w:rPr>
+                              <w:t>(</w:t>
+                            </w:r>
+                            <w:proofErr w:type="gramEnd"/>
+                            <w:r>
+                              <w:rPr>
+                                <w:rFonts w:ascii="Consolas" w:hAnsi="Consolas"/>
+                                <w:sz w:val="20"/>
+                                <w:szCs w:val="20"/>
+                                <w:lang w:val="en-US"/>
+                              </w:rPr>
+                              <w:t>) {</w:t>
+                            </w:r>
+                          </w:p>
+                          <w:p>
+                            <w:pPr>
+                              <w:rPr>
+                                <w:rFonts w:ascii="Consolas" w:hAnsi="Consolas"/>
+                                <w:sz w:val="20"/>
+                                <w:szCs w:val="20"/>
+                                <w:lang w:val="en-US"/>
+                              </w:rPr>
+                            </w:pPr>
+                            <w:r>
+                              <w:rPr>
+                                <w:rFonts w:ascii="Consolas" w:hAnsi="Consolas"/>
+                                <w:sz w:val="20"/>
+                                <w:szCs w:val="20"/>
+                                <w:lang w:val="en-US"/>
+                              </w:rPr>
+                              <w:t xml:space="preserve">                const query = </w:t>
+                            </w:r>
+                            <w:proofErr w:type="spellStart"/>
+                            <w:proofErr w:type="gramStart"/>
+                            <w:r>
+                              <w:rPr>
+                                <w:rFonts w:ascii="Consolas" w:hAnsi="Consolas"/>
+                                <w:sz w:val="20"/>
+                                <w:szCs w:val="20"/>
+                                <w:lang w:val="en-US"/>
+                              </w:rPr>
+                              <w:t>searchInput.value.trim</w:t>
+                            </w:r>
+                            <w:proofErr w:type="spellEnd"/>
+                            <w:proofErr w:type="gramEnd"/>
+                            <w:r>
+                              <w:rPr>
+                                <w:rFonts w:ascii="Consolas" w:hAnsi="Consolas"/>
+                                <w:sz w:val="20"/>
+                                <w:szCs w:val="20"/>
+                                <w:lang w:val="en-US"/>
+                              </w:rPr>
+                              <w:t>().</w:t>
+                            </w:r>
+                            <w:proofErr w:type="spellStart"/>
+                            <w:r>
+                              <w:rPr>
+                                <w:rFonts w:ascii="Consolas" w:hAnsi="Consolas"/>
+                                <w:sz w:val="20"/>
+                                <w:szCs w:val="20"/>
+                                <w:lang w:val="en-US"/>
+                              </w:rPr>
+                              <w:t>toLowerCase</w:t>
+                            </w:r>
+                            <w:proofErr w:type="spellEnd"/>
+                            <w:r>
+                              <w:rPr>
+                                <w:rFonts w:ascii="Consolas" w:hAnsi="Consolas"/>
+                                <w:sz w:val="20"/>
+                                <w:szCs w:val="20"/>
+                                <w:lang w:val="en-US"/>
+                              </w:rPr>
+                              <w:t>();</w:t>
+                            </w:r>
+                          </w:p>
+                          <w:p>
+                            <w:pPr>
+                              <w:rPr>
+                                <w:rFonts w:ascii="Consolas" w:hAnsi="Consolas"/>
+                                <w:sz w:val="20"/>
+                                <w:szCs w:val="20"/>
+                                <w:lang w:val="en-US"/>
+                              </w:rPr>
+                            </w:pPr>
+                            <w:r>
+                              <w:rPr>
+                                <w:rFonts w:ascii="Consolas" w:hAnsi="Consolas"/>
+                                <w:sz w:val="20"/>
+                                <w:szCs w:val="20"/>
+                                <w:lang w:val="en-US"/>
+                              </w:rPr>
+                              <w:t xml:space="preserve">                const results = </w:t>
+                            </w:r>
+                            <w:proofErr w:type="spellStart"/>
+                            <w:proofErr w:type="gramStart"/>
+                            <w:r>
+                              <w:rPr>
+                                <w:rFonts w:ascii="Consolas" w:hAnsi="Consolas"/>
+                                <w:sz w:val="20"/>
+                                <w:szCs w:val="20"/>
+                                <w:lang w:val="en-US"/>
+                              </w:rPr>
+                              <w:t>storage.searchRecipes</w:t>
+                            </w:r>
+                            <w:proofErr w:type="spellEnd"/>
+                            <w:proofErr w:type="gramEnd"/>
+                            <w:r>
+                              <w:rPr>
+                                <w:rFonts w:ascii="Consolas" w:hAnsi="Consolas"/>
+                                <w:sz w:val="20"/>
+                                <w:szCs w:val="20"/>
+                                <w:lang w:val="en-US"/>
+                              </w:rPr>
+                              <w:t>(query);</w:t>
+                            </w:r>
+                          </w:p>
+                          <w:p>
+                            <w:pPr>
+                              <w:rPr>
+                                <w:rFonts w:ascii="Consolas" w:hAnsi="Consolas"/>
+                                <w:sz w:val="20"/>
+                                <w:szCs w:val="20"/>
+                                <w:lang w:val="en-US"/>
+                              </w:rPr>
+                            </w:pPr>
+                            <w:r>
+                              <w:rPr>
+                                <w:rFonts w:ascii="Consolas" w:hAnsi="Consolas"/>
+                                <w:sz w:val="20"/>
+                                <w:szCs w:val="20"/>
+                                <w:lang w:val="en-US"/>
+                              </w:rPr>
+                              <w:t xml:space="preserve">                if (</w:t>
+                            </w:r>
+                            <w:proofErr w:type="spellStart"/>
+                            <w:proofErr w:type="gramStart"/>
+                            <w:r>
+                              <w:rPr>
+                                <w:rFonts w:ascii="Consolas" w:hAnsi="Consolas"/>
+                                <w:sz w:val="20"/>
+                                <w:szCs w:val="20"/>
+                                <w:lang w:val="en-US"/>
+                              </w:rPr>
+                              <w:t>results.length</w:t>
+                            </w:r>
+                            <w:proofErr w:type="spellEnd"/>
+                            <w:proofErr w:type="gramEnd"/>
+                            <w:r>
+                              <w:rPr>
+                                <w:rFonts w:ascii="Consolas" w:hAnsi="Consolas"/>
+                                <w:sz w:val="20"/>
+                                <w:szCs w:val="20"/>
+                                <w:lang w:val="en-US"/>
+                              </w:rPr>
+                              <w:t xml:space="preserve"> === 0) {</w:t>
+                            </w:r>
+                          </w:p>
+                          <w:p>
+                            <w:pPr>
+                              <w:rPr>
+                                <w:rFonts w:ascii="Consolas" w:hAnsi="Consolas"/>
+                                <w:sz w:val="20"/>
+                                <w:szCs w:val="20"/>
+                                <w:lang w:val="en-US"/>
+                              </w:rPr>
+                            </w:pPr>
+                            <w:r>
+                              <w:rPr>
+                                <w:rFonts w:ascii="Consolas" w:hAnsi="Consolas"/>
+                                <w:sz w:val="20"/>
+                                <w:szCs w:val="20"/>
+                                <w:lang w:val="en-US"/>
+                              </w:rPr>
+                              <w:t xml:space="preserve">                    </w:t>
+                            </w:r>
+                            <w:proofErr w:type="spellStart"/>
+                            <w:proofErr w:type="gramStart"/>
+                            <w:r>
+                              <w:rPr>
+                                <w:rFonts w:ascii="Consolas" w:hAnsi="Consolas"/>
+                                <w:sz w:val="20"/>
+                                <w:szCs w:val="20"/>
+                                <w:lang w:val="en-US"/>
+                              </w:rPr>
+                              <w:t>container.innerHTML</w:t>
+                            </w:r>
+                            <w:proofErr w:type="spellEnd"/>
+                            <w:proofErr w:type="gramEnd"/>
+                            <w:r>
+                              <w:rPr>
+                                <w:rFonts w:ascii="Consolas" w:hAnsi="Consolas"/>
+                                <w:sz w:val="20"/>
+                                <w:szCs w:val="20"/>
+                                <w:lang w:val="en-US"/>
+                              </w:rPr>
+                              <w:t xml:space="preserve"> = '&lt;div style="text-align:center;padding:60px;"&gt;</w:t>
+                            </w:r>
+                            <w:r>
+                              <w:rPr>
+                                <w:rFonts w:ascii="Consolas" w:hAnsi="Consolas"/>
+                                <w:sz w:val="20"/>
+                                <w:szCs w:val="20"/>
+                              </w:rPr>
+                              <w:t>Рецепты</w:t>
+                            </w:r>
+                            <w:r>
+                              <w:rPr>
+                                <w:rFonts w:ascii="Consolas" w:hAnsi="Consolas"/>
+                                <w:sz w:val="20"/>
+                                <w:szCs w:val="20"/>
+                                <w:lang w:val="en-US"/>
+                              </w:rPr>
+                              <w:t xml:space="preserve"> </w:t>
+                            </w:r>
+                            <w:r>
+                              <w:rPr>
+                                <w:rFonts w:ascii="Consolas" w:hAnsi="Consolas"/>
+                                <w:sz w:val="20"/>
+                                <w:szCs w:val="20"/>
+                              </w:rPr>
+                              <w:t>не</w:t>
+                            </w:r>
+                            <w:r>
+                              <w:rPr>
+                                <w:rFonts w:ascii="Consolas" w:hAnsi="Consolas"/>
+                                <w:sz w:val="20"/>
+                                <w:szCs w:val="20"/>
+                                <w:lang w:val="en-US"/>
+                              </w:rPr>
+                              <w:t xml:space="preserve"> </w:t>
+                            </w:r>
+                            <w:r>
+                              <w:rPr>
+                                <w:rFonts w:ascii="Consolas" w:hAnsi="Consolas"/>
+                                <w:sz w:val="20"/>
+                                <w:szCs w:val="20"/>
+                              </w:rPr>
+                              <w:t>найдены</w:t>
+                            </w:r>
+                            <w:r>
+                              <w:rPr>
+                                <w:rFonts w:ascii="Consolas" w:hAnsi="Consolas"/>
+                                <w:sz w:val="20"/>
+                                <w:szCs w:val="20"/>
+                                <w:lang w:val="en-US"/>
+                              </w:rPr>
+                              <w:t>&lt;/div&gt;';</w:t>
+                            </w:r>
+                          </w:p>
+                          <w:p>
+                            <w:pPr>
+                              <w:rPr>
+                                <w:rFonts w:ascii="Consolas" w:hAnsi="Consolas"/>
+                                <w:sz w:val="20"/>
+                                <w:szCs w:val="20"/>
+                              </w:rPr>
+                            </w:pPr>
+                            <w:r>
+                              <w:rPr>
+                                <w:rFonts w:ascii="Consolas" w:hAnsi="Consolas"/>
+                                <w:sz w:val="20"/>
+                                <w:szCs w:val="20"/>
+                                <w:lang w:val="en-US"/>
+                              </w:rPr>
+                              <w:t xml:space="preserve">                </w:t>
+                            </w:r>
+                            <w:r>
+                              <w:rPr>
+                                <w:rFonts w:ascii="Consolas" w:hAnsi="Consolas"/>
+                                <w:sz w:val="20"/>
+                                <w:szCs w:val="20"/>
+                              </w:rPr>
+                              <w:t xml:space="preserve">} </w:t>
+                            </w:r>
+                            <w:proofErr w:type="spellStart"/>
+                            <w:r>
+                              <w:rPr>
+                                <w:rFonts w:ascii="Consolas" w:hAnsi="Consolas"/>
+                                <w:sz w:val="20"/>
+                                <w:szCs w:val="20"/>
+                              </w:rPr>
+                              <w:t>else</w:t>
+                            </w:r>
+                            <w:proofErr w:type="spellEnd"/>
+                            <w:r>
+                              <w:rPr>
+                                <w:rFonts w:ascii="Consolas" w:hAnsi="Consolas"/>
+                                <w:sz w:val="20"/>
+                                <w:szCs w:val="20"/>
+                              </w:rPr>
+                              <w:t xml:space="preserve"> {</w:t>
+                            </w:r>
+                          </w:p>
+                          <w:p>
+                            <w:pPr>
+                              <w:rPr>
+                                <w:rFonts w:ascii="Consolas" w:hAnsi="Consolas"/>
+                                <w:sz w:val="20"/>
+                                <w:szCs w:val="20"/>
+                              </w:rPr>
+                            </w:pPr>
+                            <w:r>
+                              <w:rPr>
+                                <w:rFonts w:ascii="Consolas" w:hAnsi="Consolas"/>
+                                <w:sz w:val="20"/>
+                                <w:szCs w:val="20"/>
+                              </w:rPr>
+                              <w:t xml:space="preserve">                    </w:t>
+                            </w:r>
+                            <w:proofErr w:type="spellStart"/>
+                            <w:r>
+                              <w:rPr>
+                                <w:rFonts w:ascii="Consolas" w:hAnsi="Consolas"/>
+                                <w:sz w:val="20"/>
+                                <w:szCs w:val="20"/>
+                              </w:rPr>
+                              <w:t>loadAndDisplayRecipes</w:t>
+                            </w:r>
+                            <w:proofErr w:type="spellEnd"/>
+                            <w:r>
+                              <w:rPr>
+                                <w:rFonts w:ascii="Consolas" w:hAnsi="Consolas"/>
+                                <w:sz w:val="20"/>
+                                <w:szCs w:val="20"/>
+                              </w:rPr>
+                              <w:t>(</w:t>
+                            </w:r>
+                            <w:proofErr w:type="spellStart"/>
+                            <w:r>
+                              <w:rPr>
+                                <w:rFonts w:ascii="Consolas" w:hAnsi="Consolas"/>
+                                <w:sz w:val="20"/>
+                                <w:szCs w:val="20"/>
+                              </w:rPr>
+                              <w:t>results</w:t>
+                            </w:r>
+                            <w:proofErr w:type="spellEnd"/>
+                            <w:r>
+                              <w:rPr>
+                                <w:rFonts w:ascii="Consolas" w:hAnsi="Consolas"/>
+                                <w:sz w:val="20"/>
+                                <w:szCs w:val="20"/>
+                              </w:rPr>
+                              <w:t>);</w:t>
+                            </w:r>
+                          </w:p>
+                          <w:p>
+                            <w:pPr>
+                              <w:rPr>
+                                <w:rFonts w:ascii="Consolas" w:hAnsi="Consolas"/>
+                                <w:sz w:val="20"/>
+                                <w:szCs w:val="20"/>
+                              </w:rPr>
+                            </w:pPr>
+                            <w:r>
+                              <w:rPr>
+                                <w:rFonts w:ascii="Consolas" w:hAnsi="Consolas"/>
+                                <w:sz w:val="20"/>
+                                <w:szCs w:val="20"/>
+                              </w:rPr>
+                              <w:t xml:space="preserve">                }</w:t>
+                            </w:r>
+                          </w:p>
+                          <w:p>
+                            <w:pPr>
+                              <w:rPr>
+                                <w:rFonts w:ascii="Consolas" w:hAnsi="Consolas"/>
+                                <w:sz w:val="20"/>
+                                <w:szCs w:val="20"/>
+                              </w:rPr>
+                            </w:pPr>
+                            <w:r>
+                              <w:rPr>
+                                <w:rFonts w:ascii="Consolas" w:hAnsi="Consolas"/>
+                                <w:sz w:val="20"/>
+                                <w:szCs w:val="20"/>
+                              </w:rPr>
+                              <w:t xml:space="preserve">            }</w:t>
+                            </w:r>
+                          </w:p>
+                        </w:txbxContent>
+                      </wps:txbx>
+                      <wps:bodyPr rot="0" spcFirstLastPara="0" vertOverflow="overflow" horzOverflow="overflow" vert="horz" wrap="square" lIns="91440" tIns="45720" rIns="91440" bIns="45720" numCol="1" spcCol="0" rtlCol="0" fromWordArt="0" anchor="t" anchorCtr="0" forceAA="0" compatLnSpc="1">
+                        <a:prstTxWarp prst="textNoShape">
+                          <a:avLst/>
+                        </a:prstTxWarp>
+                        <a:noAutofit/>
+                      </wps:bodyPr>
+                    </wps:wsp>
+                  </a:graphicData>
+                </a:graphic>
+                <wp14:sizeRelV relativeFrom="margin">
+                  <wp14:pctHeight>0</wp14:pctHeight>
+                </wp14:sizeRelV>
+              </wp:anchor>
+            </w:drawing>
+          </mc:Choice>
+          <mc:Fallback>
+            <w:pict>
+              <v:shape w14:anchorId="0CC6C690" id="Надпись 24" o:spid="_x0000_s1040" type="#_x0000_t202" style="position:absolute;left:0;text-align:left;margin-left:1.25pt;margin-top:3.3pt;width:510.5pt;height:221.6pt;z-index:251673600;visibility:visible;mso-wrap-style:square;mso-height-percent:0;mso-wrap-distance-left:9pt;mso-wrap-distance-top:0;mso-wrap-distance-right:9pt;mso-wrap-distance-bottom:0;mso-position-horizontal:absolute;mso-position-horizontal-relative:text;mso-position-vertical:absolute;mso-position-vertical-relative:text;mso-height-percent:0;mso-height-relative:margin;v-text-anchor:top" o:gfxdata="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" fillcolor="white [3201]" strokeweight=".5pt">
+                <v:textbox>
+                  <w:txbxContent>
+                    <w:p>
+                      <w:pPr>
+                        <w:rPr>
+                          <w:rFonts w:ascii="Consolas" w:hAnsi="Consolas"/>
+                          <w:sz w:val="20"/>
+                          <w:szCs w:val="20"/>
+                          <w:lang w:val="en-US"/>
+                        </w:rPr>
+                      </w:pPr>
+                      <w:r>
+                        <w:rPr>
+                          <w:rFonts w:ascii="Consolas" w:hAnsi="Consolas"/>
+                          <w:sz w:val="20"/>
+                          <w:szCs w:val="20"/>
+                          <w:lang w:val="en-US"/>
+                        </w:rPr>
+                        <w:t xml:space="preserve">function </w:t>
+                      </w:r>
+                      <w:proofErr w:type="spellStart"/>
+                      <w:proofErr w:type="gramStart"/>
+                      <w:r>
+                        <w:rPr>
+                          <w:rFonts w:ascii="Consolas" w:hAnsi="Consolas"/>
+                          <w:sz w:val="20"/>
+                          <w:szCs w:val="20"/>
+                          <w:lang w:val="en-US"/>
+                        </w:rPr>
+                        <w:t>searchRecipes</w:t>
+                      </w:r>
+                      <w:proofErr w:type="spellEnd"/>
+                      <w:r>
+                        <w:rPr>
+                          <w:rFonts w:ascii="Consolas" w:hAnsi="Consolas"/>
+                          <w:sz w:val="20"/>
+                          <w:szCs w:val="20"/>
+                          <w:lang w:val="en-US"/>
+                        </w:rPr>
+                        <w:t>(</w:t>
+                      </w:r>
+                      <w:proofErr w:type="gramEnd"/>
+                      <w:r>
+                        <w:rPr>
+                          <w:rFonts w:ascii="Consolas" w:hAnsi="Consolas"/>
+                          <w:sz w:val="20"/>
+                          <w:szCs w:val="20"/>
+                          <w:lang w:val="en-US"/>
+                        </w:rPr>
+                        <w:t>) {</w:t>
+                      </w:r>
+                    </w:p>
+                    <w:p>
+                      <w:pPr>
+                        <w:rPr>
+                          <w:rFonts w:ascii="Consolas" w:hAnsi="Consolas"/>
+                          <w:sz w:val="20"/>
+                          <w:szCs w:val="20"/>
+                          <w:lang w:val="en-US"/>
+                        </w:rPr>
+                      </w:pPr>
+                      <w:r>
+                        <w:rPr>
+                          <w:rFonts w:ascii="Consolas" w:hAnsi="Consolas"/>
+                          <w:sz w:val="20"/>
+                          <w:szCs w:val="20"/>
+                          <w:lang w:val="en-US"/>
+                        </w:rPr>
+                        <w:t xml:space="preserve">                const query = </w:t>
+                      </w:r>
+                      <w:proofErr w:type="spellStart"/>
+                      <w:proofErr w:type="gramStart"/>
+                      <w:r>
+                        <w:rPr>
+                          <w:rFonts w:ascii="Consolas" w:hAnsi="Consolas"/>
+                          <w:sz w:val="20"/>
+                          <w:szCs w:val="20"/>
+                          <w:lang w:val="en-US"/>
+                        </w:rPr>
+                        <w:t>searchInput.value.trim</w:t>
+                      </w:r>
+                      <w:proofErr w:type="spellEnd"/>
+                      <w:proofErr w:type="gramEnd"/>
+                      <w:r>
+                        <w:rPr>
+                          <w:rFonts w:ascii="Consolas" w:hAnsi="Consolas"/>
+                          <w:sz w:val="20"/>
+                          <w:szCs w:val="20"/>
+                          <w:lang w:val="en-US"/>
+                        </w:rPr>
+                        <w:t>().</w:t>
+                      </w:r>
+                      <w:proofErr w:type="spellStart"/>
+                      <w:r>
+                        <w:rPr>
+                          <w:rFonts w:ascii="Consolas" w:hAnsi="Consolas"/>
+                          <w:sz w:val="20"/>
+                          <w:szCs w:val="20"/>
+                          <w:lang w:val="en-US"/>
+                        </w:rPr>
+                        <w:t>toLowerCase</w:t>
+                      </w:r>
+                      <w:proofErr w:type="spellEnd"/>
+                      <w:r>
+                        <w:rPr>
+                          <w:rFonts w:ascii="Consolas" w:hAnsi="Consolas"/>
+                          <w:sz w:val="20"/>
+                          <w:szCs w:val="20"/>
+                          <w:lang w:val="en-US"/>
+                        </w:rPr>
+                        <w:t>();</w:t>
+                      </w:r>
+                    </w:p>
+                    <w:p>
+                      <w:pPr>
+                        <w:rPr>
+                          <w:rFonts w:ascii="Consolas" w:hAnsi="Consolas"/>
+                          <w:sz w:val="20"/>
+                          <w:szCs w:val="20"/>
+                          <w:lang w:val="en-US"/>
+                        </w:rPr>
+                      </w:pPr>
+                      <w:r>
+                        <w:rPr>
+                          <w:rFonts w:ascii="Consolas" w:hAnsi="Consolas"/>
+                          <w:sz w:val="20"/>
+                          <w:szCs w:val="20"/>
+                          <w:lang w:val="en-US"/>
+                        </w:rPr>
+                        <w:t xml:space="preserve">                const results = </w:t>
+                      </w:r>
+                      <w:proofErr w:type="spellStart"/>
+                      <w:proofErr w:type="gramStart"/>
+                      <w:r>
+                        <w:rPr>
+                          <w:rFonts w:ascii="Consolas" w:hAnsi="Consolas"/>
+                          <w:sz w:val="20"/>
+                          <w:szCs w:val="20"/>
+                          <w:lang w:val="en-US"/>
+                        </w:rPr>
+                        <w:t>storage.searchRecipes</w:t>
+                      </w:r>
+                      <w:proofErr w:type="spellEnd"/>
+                      <w:proofErr w:type="gramEnd"/>
+                      <w:r>
+                        <w:rPr>
+                          <w:rFonts w:ascii="Consolas" w:hAnsi="Consolas"/>
+                          <w:sz w:val="20"/>
+                          <w:szCs w:val="20"/>
+                          <w:lang w:val="en-US"/>
+                        </w:rPr>
+                        <w:t>(query);</w:t>
+                      </w:r>
+                    </w:p>
+                    <w:p>
+                      <w:pPr>
+                        <w:rPr>
+                          <w:rFonts w:ascii="Consolas" w:hAnsi="Consolas"/>
+                          <w:sz w:val="20"/>
+                          <w:szCs w:val="20"/>
+                          <w:lang w:val="en-US"/>
+                        </w:rPr>
+                      </w:pPr>
+                      <w:r>
+                        <w:rPr>
+                          <w:rFonts w:ascii="Consolas" w:hAnsi="Consolas"/>
+                          <w:sz w:val="20"/>
+                          <w:szCs w:val="20"/>
+                          <w:lang w:val="en-US"/>
+                        </w:rPr>
+                        <w:t xml:space="preserve">                if (</w:t>
+                      </w:r>
+                      <w:proofErr w:type="spellStart"/>
+                      <w:proofErr w:type="gramStart"/>
+                      <w:r>
+                        <w:rPr>
+                          <w:rFonts w:ascii="Consolas" w:hAnsi="Consolas"/>
+                          <w:sz w:val="20"/>
+                          <w:szCs w:val="20"/>
+                          <w:lang w:val="en-US"/>
+                        </w:rPr>
+                        <w:t>results.length</w:t>
+                      </w:r>
+                      <w:proofErr w:type="spellEnd"/>
+                      <w:proofErr w:type="gramEnd"/>
+                      <w:r>
+                        <w:rPr>
+                          <w:rFonts w:ascii="Consolas" w:hAnsi="Consolas"/>
+                          <w:sz w:val="20"/>
+                          <w:szCs w:val="20"/>
+                          <w:lang w:val="en-US"/>
+                        </w:rPr>
+                        <w:t xml:space="preserve"> === 0) {</w:t>
+                      </w:r>
+                    </w:p>
+                    <w:p>
+                      <w:pPr>
+                        <w:rPr>
+                          <w:rFonts w:ascii="Consolas" w:hAnsi="Consolas"/>
+                          <w:sz w:val="20"/>
+                          <w:szCs w:val="20"/>
+                          <w:lang w:val="en-US"/>
+                        </w:rPr>
+                      </w:pPr>
+                      <w:r>
+                        <w:rPr>
+                          <w:rFonts w:ascii="Consolas" w:hAnsi="Consolas"/>
+                          <w:sz w:val="20"/>
+                          <w:szCs w:val="20"/>
+                          <w:lang w:val="en-US"/>
+                        </w:rPr>
+                        <w:t xml:space="preserve">                    </w:t>
+                      </w:r>
+                      <w:proofErr w:type="spellStart"/>
+                      <w:proofErr w:type="gramStart"/>
+                      <w:r>
+                        <w:rPr>
+                          <w:rFonts w:ascii="Consolas" w:hAnsi="Consolas"/>
+                          <w:sz w:val="20"/>
+                          <w:szCs w:val="20"/>
+                          <w:lang w:val="en-US"/>
+                        </w:rPr>
+                        <w:t>container.innerHTML</w:t>
+                      </w:r>
+                      <w:proofErr w:type="spellEnd"/>
+                      <w:proofErr w:type="gramEnd"/>
+                      <w:r>
+                        <w:rPr>
+                          <w:rFonts w:ascii="Consolas" w:hAnsi="Consolas"/>
+                          <w:sz w:val="20"/>
+                          <w:szCs w:val="20"/>
+                          <w:lang w:val="en-US"/>
+                        </w:rPr>
+                        <w:t xml:space="preserve"> = '&lt;div style="text-align:center;padding:60px;"&gt;</w:t>
+                      </w:r>
+                      <w:r>
+                        <w:rPr>
+                          <w:rFonts w:ascii="Consolas" w:hAnsi="Consolas"/>
+                          <w:sz w:val="20"/>
+                          <w:szCs w:val="20"/>
+                        </w:rPr>
+                        <w:t>Рецепты</w:t>
+                      </w:r>
+                      <w:r>
+                        <w:rPr>
+                          <w:rFonts w:ascii="Consolas" w:hAnsi="Consolas"/>
+                          <w:sz w:val="20"/>
+                          <w:szCs w:val="20"/>
+                          <w:lang w:val="en-US"/>
+                        </w:rPr>
+                        <w:t xml:space="preserve"> </w:t>
+                      </w:r>
+                      <w:r>
+                        <w:rPr>
+                          <w:rFonts w:ascii="Consolas" w:hAnsi="Consolas"/>
+                          <w:sz w:val="20"/>
+                          <w:szCs w:val="20"/>
+                        </w:rPr>
+                        <w:t>не</w:t>
+                      </w:r>
+                      <w:r>
+                        <w:rPr>
+                          <w:rFonts w:ascii="Consolas" w:hAnsi="Consolas"/>
+                          <w:sz w:val="20"/>
+                          <w:szCs w:val="20"/>
+                          <w:lang w:val="en-US"/>
+                        </w:rPr>
+                        <w:t xml:space="preserve"> </w:t>
+                      </w:r>
+                      <w:r>
+                        <w:rPr>
+                          <w:rFonts w:ascii="Consolas" w:hAnsi="Consolas"/>
+                          <w:sz w:val="20"/>
+                          <w:szCs w:val="20"/>
+                        </w:rPr>
+                        <w:t>найдены</w:t>
+                      </w:r>
+                      <w:r>
+                        <w:rPr>
+                          <w:rFonts w:ascii="Consolas" w:hAnsi="Consolas"/>
+                          <w:sz w:val="20"/>
+                          <w:szCs w:val="20"/>
+                          <w:lang w:val="en-US"/>
+                        </w:rPr>
+                        <w:t>&lt;/div&gt;';</w:t>
+                      </w:r>
+                    </w:p>
+                    <w:p>
+                      <w:pPr>
+                        <w:rPr>
+                          <w:rFonts w:ascii="Consolas" w:hAnsi="Consolas"/>
+                          <w:sz w:val="20"/>
+                          <w:szCs w:val="20"/>
+                        </w:rPr>
+                      </w:pPr>
+                      <w:r>
+                        <w:rPr>
+                          <w:rFonts w:ascii="Consolas" w:hAnsi="Consolas"/>
+                          <w:sz w:val="20"/>
+                          <w:szCs w:val="20"/>
+                          <w:lang w:val="en-US"/>
+                        </w:rPr>
+                        <w:t xml:space="preserve">                </w:t>
+                      </w:r>
+                      <w:r>
+                        <w:rPr>
+                          <w:rFonts w:ascii="Consolas" w:hAnsi="Consolas"/>
+                          <w:sz w:val="20"/>
+                          <w:szCs w:val="20"/>
+                        </w:rPr>
+                        <w:t xml:space="preserve">} </w:t>
+                      </w:r>
+                      <w:proofErr w:type="spellStart"/>
+                      <w:r>
+                        <w:rPr>
+                          <w:rFonts w:ascii="Consolas" w:hAnsi="Consolas"/>
+                          <w:sz w:val="20"/>
+                          <w:szCs w:val="20"/>
+                        </w:rPr>
+                        <w:t>else</w:t>
+                      </w:r>
+                      <w:proofErr w:type="spellEnd"/>
+                      <w:r>
+                        <w:rPr>
+                          <w:rFonts w:ascii="Consolas" w:hAnsi="Consolas"/>
+                          <w:sz w:val="20"/>
+                          <w:szCs w:val="20"/>
+                        </w:rPr>
+                        <w:t xml:space="preserve"> {</w:t>
+                      </w:r>
+                    </w:p>
+                    <w:p>
+                      <w:pPr>
+                        <w:rPr>
+                          <w:rFonts w:ascii="Consolas" w:hAnsi="Consolas"/>
+                          <w:sz w:val="20"/>
+                          <w:szCs w:val="20"/>
+                        </w:rPr>
+                      </w:pPr>
+                      <w:r>
+                        <w:rPr>
+                          <w:rFonts w:ascii="Consolas" w:hAnsi="Consolas"/>
+                          <w:sz w:val="20"/>
+                          <w:szCs w:val="20"/>
+                        </w:rPr>
+                        <w:t xml:space="preserve">                    </w:t>
+                      </w:r>
+                      <w:proofErr w:type="spellStart"/>
+                      <w:r>
+                        <w:rPr>
+                          <w:rFonts w:ascii="Consolas" w:hAnsi="Consolas"/>
+                          <w:sz w:val="20"/>
+                          <w:szCs w:val="20"/>
+                        </w:rPr>
+                        <w:t>loadAndDisplayRecipes</w:t>
+                      </w:r>
+                      <w:proofErr w:type="spellEnd"/>
+                      <w:r>
+                        <w:rPr>
+                          <w:rFonts w:ascii="Consolas" w:hAnsi="Consolas"/>
+                          <w:sz w:val="20"/>
+                          <w:szCs w:val="20"/>
+                        </w:rPr>
+                        <w:t>(</w:t>
+                      </w:r>
+                      <w:proofErr w:type="spellStart"/>
+                      <w:r>
+                        <w:rPr>
+                          <w:rFonts w:ascii="Consolas" w:hAnsi="Consolas"/>
+                          <w:sz w:val="20"/>
+                          <w:szCs w:val="20"/>
+                        </w:rPr>
+                        <w:t>results</w:t>
+                      </w:r>
+                      <w:proofErr w:type="spellEnd"/>
+                      <w:r>
+                        <w:rPr>
+                          <w:rFonts w:ascii="Consolas" w:hAnsi="Consolas"/>
+                          <w:sz w:val="20"/>
+                          <w:szCs w:val="20"/>
+                        </w:rPr>
+                        <w:t>);</w:t>
+                      </w:r>
+                    </w:p>
+                    <w:p>
+                      <w:pPr>
+                        <w:rPr>
+                          <w:rFonts w:ascii="Consolas" w:hAnsi="Consolas"/>
+                          <w:sz w:val="20"/>
+                          <w:szCs w:val="20"/>
+                        </w:rPr>
+                      </w:pPr>
+                      <w:r>
+                        <w:rPr>
+                          <w:rFonts w:ascii="Consolas" w:hAnsi="Consolas"/>
+                          <w:sz w:val="20"/>
+                          <w:szCs w:val="20"/>
+                        </w:rPr>
+                        <w:t xml:space="preserve">                }</w:t>
+                      </w:r>
+                    </w:p>
+                    <w:p>
+                      <w:pPr>
+                        <w:rPr>
+                          <w:rFonts w:ascii="Consolas" w:hAnsi="Consolas"/>
+                          <w:sz w:val="20"/>
+                          <w:szCs w:val="20"/>
+                        </w:rPr>
+                      </w:pPr>
+                      <w:r>
+                        <w:rPr>
+                          <w:rFonts w:ascii="Consolas" w:hAnsi="Consolas"/>
+                          <w:sz w:val="20"/>
+                          <w:szCs w:val="20"/>
+                        </w:rPr>
+                        <w:t xml:space="preserve">            }</w:t>
+                      </w:r>
+                    </w:p>
+                  </w:txbxContent>
+                </v:textbox>
+                <w10:wrap type="topAndBottom"/>
+              </v:shape>
+            </w:pict>
+          </mc:Fallback>
+        </mc:AlternateContent>
+      </w:r>
+      <w:r>
+        <w:rPr>
+          <w:lang w:eastAsia="ru-RU"/>
+        </w:rPr>
+        <w:t xml:space="preserve">Рисунок 20 – Измененный метод </w:t>
+      </w:r>
+      <w:proofErr w:type="spellStart"/>
+      <w:r>
+        <w:rPr>
+          <w:lang w:eastAsia="ru-RU"/>
+        </w:rPr>
+        <w:t>searchRecipes</w:t>
+      </w:r>
+      <w:proofErr w:type="spellEnd"/>
+    </w:p>
+    <w:p>
+      <w:pPr>
+        <w:pStyle w:val="afa"/>
+        <w:numPr>
+          <w:ilvl w:val="0"/>
+          <w:numId w:val="6"/>
+        </w:numPr>
+        <w:ind w:left="0" w:firstLine="709"/>
+      </w:pPr>
+      <w:r>
+        <w:t>Синхронизация состояния избранного на главной странице</w:t>
+      </w:r>
+    </w:p>
+    <w:p>
+      <w:pPr>
+        <w:pStyle w:val="afa"/>
+      </w:pPr>
+      <w:r>
+        <w:t>Проблема</w:t>
+      </w:r>
+      <w:r>
+        <w:t>: при</w:t>
+      </w:r>
+      <w:r>
+        <w:t xml:space="preserve"> добавлении или удалении рецепта из избранного на странице рецепта иконка </w:t>
+      </w:r>
+      <w:r>
+        <w:t>флажка</w:t>
+      </w:r>
+      <w:r>
+        <w:t xml:space="preserve"> на главной странице не обновлялась. Это происходило из-за того, что компоненты не обменивались информацией об изменении списка </w:t>
+      </w:r>
+      <w:proofErr w:type="spellStart"/>
+      <w:r>
+        <w:t>favorites</w:t>
+      </w:r>
+      <w:proofErr w:type="spellEnd"/>
+      <w:r>
+        <w:t xml:space="preserve"> пользователя.</w:t>
+      </w:r>
+    </w:p>
+    <w:p>
+      <w:pPr>
+        <w:pStyle w:val="afa"/>
+      </w:pPr>
+      <w:r>
+        <w:t>Решение: Реализована событийно-ориентированная синхронизация</w:t>
+      </w:r>
+      <w:r>
         <w:t xml:space="preserve"> </w:t>
       </w:r>
       <w:r>
         <w:rPr>
-          <w:rFonts w:ascii="Times New Roman" w:eastAsia="Times New Roman" w:hAnsi="Times New Roman" w:cs="Times New Roman"/>
-          <w:b/>
-          <w:bCs/>
-          <w:color w:val="000000" w:themeColor="text1"/>
-          <w:spacing w:val="5"/>
-          <w:kern w:val="36"/>
-          <w:sz w:val="24"/>
-          <w:szCs w:val="24"/>
-          <w:lang w:eastAsia="ru-RU"/>
-        </w:rPr>
-        <w:br w:type="page"/>
-      </w:r>
+          <w:lang w:eastAsia="ru-RU"/>
+        </w:rPr>
+        <w:t>(См. Рисунок 2</w:t>
+      </w:r>
+      <w:r>
+        <w:rPr>
+          <w:lang w:eastAsia="ru-RU"/>
+        </w:rPr>
+        <w:t>1</w:t>
+      </w:r>
+      <w:r>
+        <w:rPr>
+          <w:lang w:eastAsia="ru-RU"/>
+        </w:rPr>
+        <w:t>)</w:t>
+      </w:r>
+      <w:r>
+        <w:t xml:space="preserve">. </w:t>
+      </w:r>
+    </w:p>
+    <w:p>
+      <w:pPr>
+        <w:pStyle w:val="afa"/>
+      </w:pPr>
+      <w:r>
+        <w:t>Ключевые изменения:</w:t>
+      </w:r>
+    </w:p>
+    <w:p>
+      <w:pPr>
+        <w:pStyle w:val="afa"/>
+        <w:numPr>
+          <w:ilvl w:val="0"/>
+          <w:numId w:val="8"/>
+        </w:numPr>
+        <w:ind w:left="0" w:firstLine="709"/>
+      </w:pPr>
+      <w:r>
+        <w:t xml:space="preserve">Добавлена функция </w:t>
+      </w:r>
+      <w:proofErr w:type="spellStart"/>
+      <w:r>
+        <w:t>attachFavoriteHandlers</w:t>
+      </w:r>
+      <w:proofErr w:type="spellEnd"/>
+      <w:r>
+        <w:t xml:space="preserve">, которая назначает обработчик </w:t>
+      </w:r>
+      <w:proofErr w:type="spellStart"/>
+      <w:r>
+        <w:t>favoriteClickHandler</w:t>
+      </w:r>
+      <w:proofErr w:type="spellEnd"/>
+      <w:r>
+        <w:t xml:space="preserve"> на каждую кнопку.</w:t>
+      </w:r>
+    </w:p>
+    <w:p>
+      <w:pPr>
+        <w:pStyle w:val="afa"/>
+        <w:numPr>
+          <w:ilvl w:val="0"/>
+          <w:numId w:val="8"/>
+        </w:numPr>
+        <w:ind w:left="0" w:firstLine="709"/>
+      </w:pPr>
+      <w:r>
+        <w:t xml:space="preserve">В обработчике после изменения избранного вызывается </w:t>
+      </w:r>
+      <w:proofErr w:type="spellStart"/>
+      <w:proofErr w:type="gramStart"/>
+      <w:r>
+        <w:t>window.dispatchEvent</w:t>
+      </w:r>
+      <w:proofErr w:type="spellEnd"/>
+      <w:proofErr w:type="gramEnd"/>
+      <w:r>
+        <w:t>(</w:t>
+      </w:r>
+      <w:proofErr w:type="spellStart"/>
+      <w:r>
+        <w:t>new</w:t>
+      </w:r>
+      <w:proofErr w:type="spellEnd"/>
+      <w:r>
+        <w:t xml:space="preserve"> </w:t>
+      </w:r>
+      <w:proofErr w:type="spellStart"/>
+      <w:r>
+        <w:t>CustomEvent</w:t>
+      </w:r>
+      <w:proofErr w:type="spellEnd"/>
+      <w:r>
+        <w:t>('</w:t>
+      </w:r>
+      <w:proofErr w:type="spellStart"/>
+      <w:r>
+        <w:t>favoritesUpdated</w:t>
+      </w:r>
+      <w:proofErr w:type="spellEnd"/>
+      <w:r>
+        <w:t>', {...})).</w:t>
+      </w:r>
+    </w:p>
+    <w:p>
+      <w:pPr>
+        <w:pStyle w:val="afa"/>
+        <w:numPr>
+          <w:ilvl w:val="0"/>
+          <w:numId w:val="8"/>
+        </w:numPr>
+        <w:ind w:left="0" w:firstLine="709"/>
+      </w:pPr>
+      <w:r>
+        <w:t xml:space="preserve">Слушатель события обновляет src всех иконок с соответствующим </w:t>
+      </w:r>
+      <w:proofErr w:type="spellStart"/>
+      <w:r>
+        <w:t>data</w:t>
+      </w:r>
+      <w:proofErr w:type="spellEnd"/>
+      <w:r>
+        <w:t>-id.</w:t>
+      </w:r>
+    </w:p>
+    <w:p>
+      <w:pPr>
+        <w:pStyle w:val="afa"/>
+        <w:numPr>
+          <w:ilvl w:val="0"/>
+          <w:numId w:val="8"/>
+        </w:numPr>
+        <w:ind w:left="0" w:firstLine="709"/>
+      </w:pPr>
+      <w:r>
+        <w:t>При повторной фильтрации или поиске карточки перерисовываются с актуальным состоянием избранного.</w:t>
+      </w:r>
+    </w:p>
+    <w:p>
+      <w:pPr>
+        <w:pStyle w:val="afa"/>
+      </w:pPr>
+    </w:p>
+    <w:p>
+      <w:pPr>
+        <w:pStyle w:val="afa"/>
+      </w:pPr>
+    </w:p>
+    <w:p>
+      <w:pPr>
+        <w:pStyle w:val="afa"/>
+      </w:pPr>
+    </w:p>
+    <w:p>
+      <w:pPr>
+        <w:pStyle w:val="afa"/>
+        <w:jc w:val="center"/>
+      </w:pPr>
+      <w:r>
+        <w:rPr>
+          <w:noProof/>
+        </w:rPr>
+        <w:lastRenderedPageBreak/>
+        <mc:AlternateContent>
+          <mc:Choice Requires="wps">
+            <w:drawing>
+              <wp:anchor distT="0" distB="0" distL="114300" distR="114300" simplePos="0" relativeHeight="251674624" behindDoc="0" locked="0" layoutInCell="1" allowOverlap="1" wp14:anchorId="5CE7DB08" wp14:editId="3A3CBDA1">
+                <wp:simplePos x="0" y="0"/>
+                <wp:positionH relativeFrom="column">
+                  <wp:posOffset>-54610</wp:posOffset>
+                </wp:positionH>
+                <wp:positionV relativeFrom="paragraph">
+                  <wp:posOffset>231</wp:posOffset>
+                </wp:positionV>
+                <wp:extent cx="6554470" cy="2755075"/>
+                <wp:effectExtent l="0" t="0" r="17780" b="26670"/>
+                <wp:wrapTopAndBottom/>
+                <wp:docPr id="25" name="Надпись 25"/>
+                <wp:cNvGraphicFramePr/>
+                <a:graphic xmlns:a="http://schemas.openxmlformats.org/drawingml/2006/main">
+                  <a:graphicData uri="http://schemas.microsoft.com/office/word/2010/wordprocessingShape">
+                    <wps:wsp>
+                      <wps:cNvSpPr txBox="1"/>
+                      <wps:spPr>
+                        <a:xfrm>
+                          <a:off x="0" y="0"/>
+                          <a:ext cx="6554470" cy="2755075"/>
+                        </a:xfrm>
+                        <a:prstGeom prst="rect">
+                          <a:avLst/>
+                        </a:prstGeom>
+                        <a:solidFill>
+                          <a:schemeClr val="lt1"/>
+                        </a:solidFill>
+                        <a:ln w="6350">
+                          <a:solidFill>
+                            <a:prstClr val="black"/>
+                          </a:solidFill>
+                        </a:ln>
+                      </wps:spPr>
+                      <wps:txbx>
+                        <w:txbxContent>
+                          <w:p>
+                            <w:pPr>
+                              <w:rPr>
+                                <w:rFonts w:ascii="Consolas" w:hAnsi="Consolas"/>
+                                <w:sz w:val="20"/>
+                                <w:szCs w:val="20"/>
+                                <w:lang w:val="en-US"/>
+                              </w:rPr>
+                            </w:pPr>
+                            <w:proofErr w:type="spellStart"/>
+                            <w:proofErr w:type="gramStart"/>
+                            <w:r>
+                              <w:rPr>
+                                <w:rFonts w:ascii="Consolas" w:hAnsi="Consolas"/>
+                                <w:sz w:val="20"/>
+                                <w:szCs w:val="20"/>
+                                <w:lang w:val="en-US"/>
+                              </w:rPr>
+                              <w:t>window.addEventListener</w:t>
+                            </w:r>
+                            <w:proofErr w:type="spellEnd"/>
+                            <w:proofErr w:type="gramEnd"/>
+                            <w:r>
+                              <w:rPr>
+                                <w:rFonts w:ascii="Consolas" w:hAnsi="Consolas"/>
+                                <w:sz w:val="20"/>
+                                <w:szCs w:val="20"/>
+                                <w:lang w:val="en-US"/>
+                              </w:rPr>
+                              <w:t>('</w:t>
+                            </w:r>
+                            <w:proofErr w:type="spellStart"/>
+                            <w:r>
+                              <w:rPr>
+                                <w:rFonts w:ascii="Consolas" w:hAnsi="Consolas"/>
+                                <w:sz w:val="20"/>
+                                <w:szCs w:val="20"/>
+                                <w:lang w:val="en-US"/>
+                              </w:rPr>
+                              <w:t>favoritesUpdated</w:t>
+                            </w:r>
+                            <w:proofErr w:type="spellEnd"/>
+                            <w:r>
+                              <w:rPr>
+                                <w:rFonts w:ascii="Consolas" w:hAnsi="Consolas"/>
+                                <w:sz w:val="20"/>
+                                <w:szCs w:val="20"/>
+                                <w:lang w:val="en-US"/>
+                              </w:rPr>
+                              <w:t>', (e) =&gt; {</w:t>
+                            </w:r>
+                          </w:p>
+                          <w:p>
+                            <w:pPr>
+                              <w:rPr>
+                                <w:rFonts w:ascii="Consolas" w:hAnsi="Consolas"/>
+                                <w:sz w:val="20"/>
+                                <w:szCs w:val="20"/>
+                                <w:lang w:val="en-US"/>
+                              </w:rPr>
+                            </w:pPr>
+                            <w:r>
+                              <w:rPr>
+                                <w:rFonts w:ascii="Consolas" w:hAnsi="Consolas"/>
+                                <w:sz w:val="20"/>
+                                <w:szCs w:val="20"/>
+                                <w:lang w:val="en-US"/>
+                              </w:rPr>
+                              <w:t xml:space="preserve">        const </w:t>
+                            </w:r>
+                            <w:proofErr w:type="gramStart"/>
+                            <w:r>
+                              <w:rPr>
+                                <w:rFonts w:ascii="Consolas" w:hAnsi="Consolas"/>
+                                <w:sz w:val="20"/>
+                                <w:szCs w:val="20"/>
+                                <w:lang w:val="en-US"/>
+                              </w:rPr>
+                              <w:t xml:space="preserve">{ </w:t>
+                            </w:r>
+                            <w:proofErr w:type="spellStart"/>
+                            <w:r>
+                              <w:rPr>
+                                <w:rFonts w:ascii="Consolas" w:hAnsi="Consolas"/>
+                                <w:sz w:val="20"/>
+                                <w:szCs w:val="20"/>
+                                <w:lang w:val="en-US"/>
+                              </w:rPr>
+                              <w:t>recipeId</w:t>
+                            </w:r>
+                            <w:proofErr w:type="spellEnd"/>
+                            <w:proofErr w:type="gramEnd"/>
+                            <w:r>
+                              <w:rPr>
+                                <w:rFonts w:ascii="Consolas" w:hAnsi="Consolas"/>
+                                <w:sz w:val="20"/>
+                                <w:szCs w:val="20"/>
+                                <w:lang w:val="en-US"/>
+                              </w:rPr>
+                              <w:t xml:space="preserve">, </w:t>
+                            </w:r>
+                            <w:proofErr w:type="spellStart"/>
+                            <w:r>
+                              <w:rPr>
+                                <w:rFonts w:ascii="Consolas" w:hAnsi="Consolas"/>
+                                <w:sz w:val="20"/>
+                                <w:szCs w:val="20"/>
+                                <w:lang w:val="en-US"/>
+                              </w:rPr>
+                              <w:t>isFav</w:t>
+                            </w:r>
+                            <w:proofErr w:type="spellEnd"/>
+                            <w:r>
+                              <w:rPr>
+                                <w:rFonts w:ascii="Consolas" w:hAnsi="Consolas"/>
+                                <w:sz w:val="20"/>
+                                <w:szCs w:val="20"/>
+                                <w:lang w:val="en-US"/>
+                              </w:rPr>
+                              <w:t xml:space="preserve"> } = </w:t>
+                            </w:r>
+                            <w:proofErr w:type="spellStart"/>
+                            <w:r>
+                              <w:rPr>
+                                <w:rFonts w:ascii="Consolas" w:hAnsi="Consolas"/>
+                                <w:sz w:val="20"/>
+                                <w:szCs w:val="20"/>
+                                <w:lang w:val="en-US"/>
+                              </w:rPr>
+                              <w:t>e.detail</w:t>
+                            </w:r>
+                            <w:proofErr w:type="spellEnd"/>
+                            <w:r>
+                              <w:rPr>
+                                <w:rFonts w:ascii="Consolas" w:hAnsi="Consolas"/>
+                                <w:sz w:val="20"/>
+                                <w:szCs w:val="20"/>
+                                <w:lang w:val="en-US"/>
+                              </w:rPr>
+                              <w:t>;</w:t>
+                            </w:r>
+                          </w:p>
+                          <w:p>
+                            <w:pPr>
+                              <w:rPr>
+                                <w:rFonts w:ascii="Consolas" w:hAnsi="Consolas"/>
+                                <w:sz w:val="20"/>
+                                <w:szCs w:val="20"/>
+                                <w:lang w:val="en-US"/>
+                              </w:rPr>
+                            </w:pPr>
+                            <w:r>
+                              <w:rPr>
+                                <w:rFonts w:ascii="Consolas" w:hAnsi="Consolas"/>
+                                <w:sz w:val="20"/>
+                                <w:szCs w:val="20"/>
+                                <w:lang w:val="en-US"/>
+                              </w:rPr>
+                              <w:t xml:space="preserve">        const </w:t>
+                            </w:r>
+                            <w:proofErr w:type="spellStart"/>
+                            <w:r>
+                              <w:rPr>
+                                <w:rFonts w:ascii="Consolas" w:hAnsi="Consolas"/>
+                                <w:sz w:val="20"/>
+                                <w:szCs w:val="20"/>
+                                <w:lang w:val="en-US"/>
+                              </w:rPr>
+                              <w:t>allFavBtns</w:t>
+                            </w:r>
+                            <w:proofErr w:type="spellEnd"/>
+                            <w:r>
+                              <w:rPr>
+                                <w:rFonts w:ascii="Consolas" w:hAnsi="Consolas"/>
+                                <w:sz w:val="20"/>
+                                <w:szCs w:val="20"/>
+                                <w:lang w:val="en-US"/>
+                              </w:rPr>
+                              <w:t xml:space="preserve"> = </w:t>
+                            </w:r>
+                            <w:proofErr w:type="gramStart"/>
+                            <w:r>
+                              <w:rPr>
+                                <w:rFonts w:ascii="Consolas" w:hAnsi="Consolas"/>
+                                <w:sz w:val="20"/>
+                                <w:szCs w:val="20"/>
+                                <w:lang w:val="en-US"/>
+                              </w:rPr>
+                              <w:t>document.querySelectorAll</w:t>
+                            </w:r>
+                            <w:proofErr w:type="gramEnd"/>
+                            <w:r>
+                              <w:rPr>
+                                <w:rFonts w:ascii="Consolas" w:hAnsi="Consolas"/>
+                                <w:sz w:val="20"/>
+                                <w:szCs w:val="20"/>
+                                <w:lang w:val="en-US"/>
+                              </w:rPr>
+                              <w:t>(`.favorite-btn[data-id="${recipeId}"]`);</w:t>
+                            </w:r>
+                          </w:p>
+                          <w:p>
+                            <w:pPr>
+                              <w:rPr>
+                                <w:rFonts w:ascii="Consolas" w:hAnsi="Consolas"/>
+                                <w:sz w:val="20"/>
+                                <w:szCs w:val="20"/>
+                                <w:lang w:val="en-US"/>
+                              </w:rPr>
+                            </w:pPr>
+                            <w:r>
+                              <w:rPr>
+                                <w:rFonts w:ascii="Consolas" w:hAnsi="Consolas"/>
+                                <w:sz w:val="20"/>
+                                <w:szCs w:val="20"/>
+                                <w:lang w:val="en-US"/>
+                              </w:rPr>
+                              <w:t xml:space="preserve">        </w:t>
+                            </w:r>
+                            <w:proofErr w:type="spellStart"/>
+                            <w:r>
+                              <w:rPr>
+                                <w:rFonts w:ascii="Consolas" w:hAnsi="Consolas"/>
+                                <w:sz w:val="20"/>
+                                <w:szCs w:val="20"/>
+                                <w:lang w:val="en-US"/>
+                              </w:rPr>
+                              <w:t>allFavBtns.forEach</w:t>
+                            </w:r>
+                            <w:proofErr w:type="spellEnd"/>
+                            <w:r>
+                              <w:rPr>
+                                <w:rFonts w:ascii="Consolas" w:hAnsi="Consolas"/>
+                                <w:sz w:val="20"/>
+                                <w:szCs w:val="20"/>
+                                <w:lang w:val="en-US"/>
+                              </w:rPr>
+                              <w:t>(</w:t>
+                            </w:r>
+                            <w:proofErr w:type="spellStart"/>
+                            <w:r>
+                              <w:rPr>
+                                <w:rFonts w:ascii="Consolas" w:hAnsi="Consolas"/>
+                                <w:sz w:val="20"/>
+                                <w:szCs w:val="20"/>
+                                <w:lang w:val="en-US"/>
+                              </w:rPr>
+                              <w:t>btn</w:t>
+                            </w:r>
+                            <w:proofErr w:type="spellEnd"/>
+                            <w:r>
+                              <w:rPr>
+                                <w:rFonts w:ascii="Consolas" w:hAnsi="Consolas"/>
+                                <w:sz w:val="20"/>
+                                <w:szCs w:val="20"/>
+                                <w:lang w:val="en-US"/>
+                              </w:rPr>
+                              <w:t xml:space="preserve"> =&gt; {</w:t>
+                            </w:r>
+                          </w:p>
+                          <w:p>
+                            <w:pPr>
+                              <w:rPr>
+                                <w:rFonts w:ascii="Consolas" w:hAnsi="Consolas"/>
+                                <w:sz w:val="20"/>
+                                <w:szCs w:val="20"/>
+                                <w:lang w:val="en-US"/>
+                              </w:rPr>
+                            </w:pPr>
+                            <w:r>
+                              <w:rPr>
+                                <w:rFonts w:ascii="Consolas" w:hAnsi="Consolas"/>
+                                <w:sz w:val="20"/>
+                                <w:szCs w:val="20"/>
+                                <w:lang w:val="en-US"/>
+                              </w:rPr>
+                              <w:t xml:space="preserve">            const img = </w:t>
+                            </w:r>
+                            <w:proofErr w:type="spellStart"/>
+                            <w:proofErr w:type="gramStart"/>
+                            <w:r>
+                              <w:rPr>
+                                <w:rFonts w:ascii="Consolas" w:hAnsi="Consolas"/>
+                                <w:sz w:val="20"/>
+                                <w:szCs w:val="20"/>
+                                <w:lang w:val="en-US"/>
+                              </w:rPr>
+                              <w:t>btn.querySelector</w:t>
+                            </w:r>
+                            <w:proofErr w:type="spellEnd"/>
+                            <w:proofErr w:type="gramEnd"/>
+                            <w:r>
+                              <w:rPr>
+                                <w:rFonts w:ascii="Consolas" w:hAnsi="Consolas"/>
+                                <w:sz w:val="20"/>
+                                <w:szCs w:val="20"/>
+                                <w:lang w:val="en-US"/>
+                              </w:rPr>
+                              <w:t>('img');</w:t>
+                            </w:r>
+                          </w:p>
+                          <w:p>
+                            <w:pPr>
+                              <w:rPr>
+                                <w:rFonts w:ascii="Consolas" w:hAnsi="Consolas"/>
+                                <w:sz w:val="20"/>
+                                <w:szCs w:val="20"/>
+                                <w:lang w:val="en-US"/>
+                              </w:rPr>
+                            </w:pPr>
+                            <w:r>
+                              <w:rPr>
+                                <w:rFonts w:ascii="Consolas" w:hAnsi="Consolas"/>
+                                <w:sz w:val="20"/>
+                                <w:szCs w:val="20"/>
+                                <w:lang w:val="en-US"/>
+                              </w:rPr>
+                              <w:t xml:space="preserve">            </w:t>
+                            </w:r>
+                            <w:proofErr w:type="spellStart"/>
+                            <w:r>
+                              <w:rPr>
+                                <w:rFonts w:ascii="Consolas" w:hAnsi="Consolas"/>
+                                <w:sz w:val="20"/>
+                                <w:szCs w:val="20"/>
+                                <w:lang w:val="en-US"/>
+                              </w:rPr>
+                              <w:t>img.src</w:t>
+                            </w:r>
+                            <w:proofErr w:type="spellEnd"/>
+                            <w:r>
+                              <w:rPr>
+                                <w:rFonts w:ascii="Consolas" w:hAnsi="Consolas"/>
+                                <w:sz w:val="20"/>
+                                <w:szCs w:val="20"/>
+                                <w:lang w:val="en-US"/>
+                              </w:rPr>
+                              <w:t xml:space="preserve"> = </w:t>
+                            </w:r>
+                            <w:proofErr w:type="spellStart"/>
+                            <w:proofErr w:type="gramStart"/>
+                            <w:r>
+                              <w:rPr>
+                                <w:rFonts w:ascii="Consolas" w:hAnsi="Consolas"/>
+                                <w:sz w:val="20"/>
+                                <w:szCs w:val="20"/>
+                                <w:lang w:val="en-US"/>
+                              </w:rPr>
+                              <w:t>isFav</w:t>
+                            </w:r>
+                            <w:proofErr w:type="spellEnd"/>
+                            <w:r>
+                              <w:rPr>
+                                <w:rFonts w:ascii="Consolas" w:hAnsi="Consolas"/>
+                                <w:sz w:val="20"/>
+                                <w:szCs w:val="20"/>
+                                <w:lang w:val="en-US"/>
+                              </w:rPr>
+                              <w:t xml:space="preserve"> ?</w:t>
+                            </w:r>
+                            <w:proofErr w:type="gramEnd"/>
+                            <w:r>
+                              <w:rPr>
+                                <w:rFonts w:ascii="Consolas" w:hAnsi="Consolas"/>
+                                <w:sz w:val="20"/>
+                                <w:szCs w:val="20"/>
+                                <w:lang w:val="en-US"/>
+                              </w:rPr>
+                              <w:t xml:space="preserve"> './static/media/</w:t>
+                            </w:r>
+                            <w:proofErr w:type="spellStart"/>
+                            <w:r>
+                              <w:rPr>
+                                <w:rFonts w:ascii="Consolas" w:hAnsi="Consolas"/>
+                                <w:sz w:val="20"/>
+                                <w:szCs w:val="20"/>
+                                <w:lang w:val="en-US"/>
+                              </w:rPr>
+                              <w:t>click_favorite.svg</w:t>
+                            </w:r>
+                            <w:proofErr w:type="spellEnd"/>
+                            <w:proofErr w:type="gramStart"/>
+                            <w:r>
+                              <w:rPr>
+                                <w:rFonts w:ascii="Consolas" w:hAnsi="Consolas"/>
+                                <w:sz w:val="20"/>
+                                <w:szCs w:val="20"/>
+                                <w:lang w:val="en-US"/>
+                              </w:rPr>
+                              <w:t>' :</w:t>
+                            </w:r>
+                            <w:proofErr w:type="gramEnd"/>
+                            <w:r>
+                              <w:rPr>
+                                <w:rFonts w:ascii="Consolas" w:hAnsi="Consolas"/>
+                                <w:sz w:val="20"/>
+                                <w:szCs w:val="20"/>
+                                <w:lang w:val="en-US"/>
+                              </w:rPr>
+                              <w:t xml:space="preserve"> './static/media/</w:t>
+                            </w:r>
+                            <w:proofErr w:type="spellStart"/>
+                            <w:r>
+                              <w:rPr>
+                                <w:rFonts w:ascii="Consolas" w:hAnsi="Consolas"/>
+                                <w:sz w:val="20"/>
+                                <w:szCs w:val="20"/>
+                                <w:lang w:val="en-US"/>
+                              </w:rPr>
+                              <w:t>favorite.svg</w:t>
+                            </w:r>
+                            <w:proofErr w:type="spellEnd"/>
+                            <w:r>
+                              <w:rPr>
+                                <w:rFonts w:ascii="Consolas" w:hAnsi="Consolas"/>
+                                <w:sz w:val="20"/>
+                                <w:szCs w:val="20"/>
+                                <w:lang w:val="en-US"/>
+                              </w:rPr>
+                              <w:t>';</w:t>
+                            </w:r>
+                          </w:p>
+                          <w:p>
+                            <w:pPr>
+                              <w:rPr>
+                                <w:rFonts w:ascii="Consolas" w:hAnsi="Consolas"/>
+                                <w:sz w:val="20"/>
+                                <w:szCs w:val="20"/>
+                              </w:rPr>
+                            </w:pPr>
+                            <w:r>
+                              <w:rPr>
+                                <w:rFonts w:ascii="Consolas" w:hAnsi="Consolas"/>
+                                <w:sz w:val="20"/>
+                                <w:szCs w:val="20"/>
+                                <w:lang w:val="en-US"/>
+                              </w:rPr>
+                              <w:t xml:space="preserve">        </w:t>
+                            </w:r>
+                            <w:r>
+                              <w:rPr>
+                                <w:rFonts w:ascii="Consolas" w:hAnsi="Consolas"/>
+                                <w:sz w:val="20"/>
+                                <w:szCs w:val="20"/>
+                              </w:rPr>
+                              <w:t>});</w:t>
+                            </w:r>
+                          </w:p>
+                          <w:p>
+                            <w:pPr>
+                              <w:rPr>
+                                <w:rFonts w:ascii="Consolas" w:hAnsi="Consolas"/>
+                                <w:sz w:val="20"/>
+                                <w:szCs w:val="20"/>
+                              </w:rPr>
+                            </w:pPr>
+                            <w:r>
+                              <w:rPr>
+                                <w:rFonts w:ascii="Consolas" w:hAnsi="Consolas"/>
+                                <w:sz w:val="20"/>
+                                <w:szCs w:val="20"/>
+                              </w:rPr>
+                              <w:t xml:space="preserve">    });</w:t>
+                            </w:r>
+                          </w:p>
+                        </w:txbxContent>
+                      </wps:txbx>
+                      <wps:bodyPr rot="0" spcFirstLastPara="0" vertOverflow="overflow" horzOverflow="overflow" vert="horz" wrap="square" lIns="91440" tIns="45720" rIns="91440" bIns="45720" numCol="1" spcCol="0" rtlCol="0" fromWordArt="0" anchor="t" anchorCtr="0" forceAA="0" compatLnSpc="1">
+                        <a:prstTxWarp prst="textNoShape">
+                          <a:avLst/>
+                        </a:prstTxWarp>
+                        <a:noAutofit/>
+                      </wps:bodyPr>
+                    </wps:wsp>
+                  </a:graphicData>
+                </a:graphic>
+                <wp14:sizeRelH relativeFrom="margin">
+                  <wp14:pctWidth>0</wp14:pctWidth>
+                </wp14:sizeRelH>
+                <wp14:sizeRelV relativeFrom="margin">
+                  <wp14:pctHeight>0</wp14:pctHeight>
+                </wp14:sizeRelV>
+              </wp:anchor>
+            </w:drawing>
+          </mc:Choice>
+          <mc:Fallback>
+            <w:pict>
+              <v:shape w14:anchorId="5CE7DB08" id="Надпись 25" o:spid="_x0000_s1041" type="#_x0000_t202" style="position:absolute;left:0;text-align:left;margin-left:-4.3pt;margin-top:0;width:516.1pt;height:216.95pt;z-index:251674624;visibility:visible;mso-wrap-style:square;mso-width-percent:0;mso-height-percent:0;mso-wrap-distance-left:9pt;mso-wrap-distance-top:0;mso-wrap-distance-right:9pt;mso-wrap-distance-bottom:0;mso-position-horizontal:absolute;mso-position-horizontal-relative:text;mso-position-vertical:absolute;mso-position-vertical-relative:text;mso-width-percent:0;mso-height-percent:0;mso-width-relative:margin;mso-height-relative:margin;v-text-anchor:top" o:gfxdata="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" fillcolor="white [3201]" strokeweight=".5pt">
+                <v:textbox>
+                  <w:txbxContent>
+                    <w:p>
+                      <w:pPr>
+                        <w:rPr>
+                          <w:rFonts w:ascii="Consolas" w:hAnsi="Consolas"/>
+                          <w:sz w:val="20"/>
+                          <w:szCs w:val="20"/>
+                          <w:lang w:val="en-US"/>
+                        </w:rPr>
+                      </w:pPr>
+                      <w:proofErr w:type="spellStart"/>
+                      <w:proofErr w:type="gramStart"/>
+                      <w:r>
+                        <w:rPr>
+                          <w:rFonts w:ascii="Consolas" w:hAnsi="Consolas"/>
+                          <w:sz w:val="20"/>
+                          <w:szCs w:val="20"/>
+                          <w:lang w:val="en-US"/>
+                        </w:rPr>
+                        <w:t>window.addEventListener</w:t>
+                      </w:r>
+                      <w:proofErr w:type="spellEnd"/>
+                      <w:proofErr w:type="gramEnd"/>
+                      <w:r>
+                        <w:rPr>
+                          <w:rFonts w:ascii="Consolas" w:hAnsi="Consolas"/>
+                          <w:sz w:val="20"/>
+                          <w:szCs w:val="20"/>
+                          <w:lang w:val="en-US"/>
+                        </w:rPr>
+                        <w:t>('</w:t>
+                      </w:r>
+                      <w:proofErr w:type="spellStart"/>
+                      <w:r>
+                        <w:rPr>
+                          <w:rFonts w:ascii="Consolas" w:hAnsi="Consolas"/>
+                          <w:sz w:val="20"/>
+                          <w:szCs w:val="20"/>
+                          <w:lang w:val="en-US"/>
+                        </w:rPr>
+                        <w:t>favoritesUpdated</w:t>
+                      </w:r>
+                      <w:proofErr w:type="spellEnd"/>
+                      <w:r>
+                        <w:rPr>
+                          <w:rFonts w:ascii="Consolas" w:hAnsi="Consolas"/>
+                          <w:sz w:val="20"/>
+                          <w:szCs w:val="20"/>
+                          <w:lang w:val="en-US"/>
+                        </w:rPr>
+                        <w:t>', (e) =&gt; {</w:t>
+                      </w:r>
+                    </w:p>
+                    <w:p>
+                      <w:pPr>
+                        <w:rPr>
+                          <w:rFonts w:ascii="Consolas" w:hAnsi="Consolas"/>
+                          <w:sz w:val="20"/>
+                          <w:szCs w:val="20"/>
+                          <w:lang w:val="en-US"/>
+                        </w:rPr>
+                      </w:pPr>
+                      <w:r>
+                        <w:rPr>
+                          <w:rFonts w:ascii="Consolas" w:hAnsi="Consolas"/>
+                          <w:sz w:val="20"/>
+                          <w:szCs w:val="20"/>
+                          <w:lang w:val="en-US"/>
+                        </w:rPr>
+                        <w:t xml:space="preserve">        const </w:t>
+                      </w:r>
+                      <w:proofErr w:type="gramStart"/>
+                      <w:r>
+                        <w:rPr>
+                          <w:rFonts w:ascii="Consolas" w:hAnsi="Consolas"/>
+                          <w:sz w:val="20"/>
+                          <w:szCs w:val="20"/>
+                          <w:lang w:val="en-US"/>
+                        </w:rPr>
+                        <w:t xml:space="preserve">{ </w:t>
+                      </w:r>
+                      <w:proofErr w:type="spellStart"/>
+                      <w:r>
+                        <w:rPr>
+                          <w:rFonts w:ascii="Consolas" w:hAnsi="Consolas"/>
+                          <w:sz w:val="20"/>
+                          <w:szCs w:val="20"/>
+                          <w:lang w:val="en-US"/>
+                        </w:rPr>
+                        <w:t>recipeId</w:t>
+                      </w:r>
+                      <w:proofErr w:type="spellEnd"/>
+                      <w:proofErr w:type="gramEnd"/>
+                      <w:r>
+                        <w:rPr>
+                          <w:rFonts w:ascii="Consolas" w:hAnsi="Consolas"/>
+                          <w:sz w:val="20"/>
+                          <w:szCs w:val="20"/>
+                          <w:lang w:val="en-US"/>
+                        </w:rPr>
+                        <w:t xml:space="preserve">, </w:t>
+                      </w:r>
+                      <w:proofErr w:type="spellStart"/>
+                      <w:r>
+                        <w:rPr>
+                          <w:rFonts w:ascii="Consolas" w:hAnsi="Consolas"/>
+                          <w:sz w:val="20"/>
+                          <w:szCs w:val="20"/>
+                          <w:lang w:val="en-US"/>
+                        </w:rPr>
+                        <w:t>isFav</w:t>
+                      </w:r>
+                      <w:proofErr w:type="spellEnd"/>
+                      <w:r>
+                        <w:rPr>
+                          <w:rFonts w:ascii="Consolas" w:hAnsi="Consolas"/>
+                          <w:sz w:val="20"/>
+                          <w:szCs w:val="20"/>
+                          <w:lang w:val="en-US"/>
+                        </w:rPr>
+                        <w:t xml:space="preserve"> } = </w:t>
+                      </w:r>
+                      <w:proofErr w:type="spellStart"/>
+                      <w:r>
+                        <w:rPr>
+                          <w:rFonts w:ascii="Consolas" w:hAnsi="Consolas"/>
+                          <w:sz w:val="20"/>
+                          <w:szCs w:val="20"/>
+                          <w:lang w:val="en-US"/>
+                        </w:rPr>
+                        <w:t>e.detail</w:t>
+                      </w:r>
+                      <w:proofErr w:type="spellEnd"/>
+                      <w:r>
+                        <w:rPr>
+                          <w:rFonts w:ascii="Consolas" w:hAnsi="Consolas"/>
+                          <w:sz w:val="20"/>
+                          <w:szCs w:val="20"/>
+                          <w:lang w:val="en-US"/>
+                        </w:rPr>
+                        <w:t>;</w:t>
+                      </w:r>
+                    </w:p>
+                    <w:p>
+                      <w:pPr>
+                        <w:rPr>
+                          <w:rFonts w:ascii="Consolas" w:hAnsi="Consolas"/>
+                          <w:sz w:val="20"/>
+                          <w:szCs w:val="20"/>
+                          <w:lang w:val="en-US"/>
+                        </w:rPr>
+                      </w:pPr>
+                      <w:r>
+                        <w:rPr>
+                          <w:rFonts w:ascii="Consolas" w:hAnsi="Consolas"/>
+                          <w:sz w:val="20"/>
+                          <w:szCs w:val="20"/>
+                          <w:lang w:val="en-US"/>
+                        </w:rPr>
+                        <w:t xml:space="preserve">        const </w:t>
+                      </w:r>
+                      <w:proofErr w:type="spellStart"/>
+                      <w:r>
+                        <w:rPr>
+                          <w:rFonts w:ascii="Consolas" w:hAnsi="Consolas"/>
+                          <w:sz w:val="20"/>
+                          <w:szCs w:val="20"/>
+                          <w:lang w:val="en-US"/>
+                        </w:rPr>
+                        <w:t>allFavBtns</w:t>
+                      </w:r>
+                      <w:proofErr w:type="spellEnd"/>
+                      <w:r>
+                        <w:rPr>
+                          <w:rFonts w:ascii="Consolas" w:hAnsi="Consolas"/>
+                          <w:sz w:val="20"/>
+                          <w:szCs w:val="20"/>
+                          <w:lang w:val="en-US"/>
+                        </w:rPr>
+                        <w:t xml:space="preserve"> = </w:t>
+                      </w:r>
+                      <w:proofErr w:type="gramStart"/>
+                      <w:r>
+                        <w:rPr>
+                          <w:rFonts w:ascii="Consolas" w:hAnsi="Consolas"/>
+                          <w:sz w:val="20"/>
+                          <w:szCs w:val="20"/>
+                          <w:lang w:val="en-US"/>
+                        </w:rPr>
+                        <w:t>document.querySelectorAll</w:t>
+                      </w:r>
+                      <w:proofErr w:type="gramEnd"/>
+                      <w:r>
+                        <w:rPr>
+                          <w:rFonts w:ascii="Consolas" w:hAnsi="Consolas"/>
+                          <w:sz w:val="20"/>
+                          <w:szCs w:val="20"/>
+                          <w:lang w:val="en-US"/>
+                        </w:rPr>
+                        <w:t>(`.favorite-btn[data-id="${recipeId}"]`);</w:t>
+                      </w:r>
+                    </w:p>
+                    <w:p>
+                      <w:pPr>
+                        <w:rPr>
+                          <w:rFonts w:ascii="Consolas" w:hAnsi="Consolas"/>
+                          <w:sz w:val="20"/>
+                          <w:szCs w:val="20"/>
+                          <w:lang w:val="en-US"/>
+                        </w:rPr>
+                      </w:pPr>
+                      <w:r>
+                        <w:rPr>
+                          <w:rFonts w:ascii="Consolas" w:hAnsi="Consolas"/>
+                          <w:sz w:val="20"/>
+                          <w:szCs w:val="20"/>
+                          <w:lang w:val="en-US"/>
+                        </w:rPr>
+                        <w:t xml:space="preserve">        </w:t>
+                      </w:r>
+                      <w:proofErr w:type="spellStart"/>
+                      <w:r>
+                        <w:rPr>
+                          <w:rFonts w:ascii="Consolas" w:hAnsi="Consolas"/>
+                          <w:sz w:val="20"/>
+                          <w:szCs w:val="20"/>
+                          <w:lang w:val="en-US"/>
+                        </w:rPr>
+                        <w:t>allFavBtns.forEach</w:t>
+                      </w:r>
+                      <w:proofErr w:type="spellEnd"/>
+                      <w:r>
+                        <w:rPr>
+                          <w:rFonts w:ascii="Consolas" w:hAnsi="Consolas"/>
+                          <w:sz w:val="20"/>
+                          <w:szCs w:val="20"/>
+                          <w:lang w:val="en-US"/>
+                        </w:rPr>
+                        <w:t>(</w:t>
+                      </w:r>
+                      <w:proofErr w:type="spellStart"/>
+                      <w:r>
+                        <w:rPr>
+                          <w:rFonts w:ascii="Consolas" w:hAnsi="Consolas"/>
+                          <w:sz w:val="20"/>
+                          <w:szCs w:val="20"/>
+                          <w:lang w:val="en-US"/>
+                        </w:rPr>
+                        <w:t>btn</w:t>
+                      </w:r>
+                      <w:proofErr w:type="spellEnd"/>
+                      <w:r>
+                        <w:rPr>
+                          <w:rFonts w:ascii="Consolas" w:hAnsi="Consolas"/>
+                          <w:sz w:val="20"/>
+                          <w:szCs w:val="20"/>
+                          <w:lang w:val="en-US"/>
+                        </w:rPr>
+                        <w:t xml:space="preserve"> =&gt; {</w:t>
+                      </w:r>
+                    </w:p>
+                    <w:p>
+                      <w:pPr>
+                        <w:rPr>
+                          <w:rFonts w:ascii="Consolas" w:hAnsi="Consolas"/>
+                          <w:sz w:val="20"/>
+                          <w:szCs w:val="20"/>
+                          <w:lang w:val="en-US"/>
+                        </w:rPr>
+                      </w:pPr>
+                      <w:r>
+                        <w:rPr>
+                          <w:rFonts w:ascii="Consolas" w:hAnsi="Consolas"/>
+                          <w:sz w:val="20"/>
+                          <w:szCs w:val="20"/>
+                          <w:lang w:val="en-US"/>
+                        </w:rPr>
+                        <w:t xml:space="preserve">            const img = </w:t>
+                      </w:r>
+                      <w:proofErr w:type="spellStart"/>
+                      <w:proofErr w:type="gramStart"/>
+                      <w:r>
+                        <w:rPr>
+                          <w:rFonts w:ascii="Consolas" w:hAnsi="Consolas"/>
+                          <w:sz w:val="20"/>
+                          <w:szCs w:val="20"/>
+                          <w:lang w:val="en-US"/>
+                        </w:rPr>
+                        <w:t>btn.querySelector</w:t>
+                      </w:r>
+                      <w:proofErr w:type="spellEnd"/>
+                      <w:proofErr w:type="gramEnd"/>
+                      <w:r>
+                        <w:rPr>
+                          <w:rFonts w:ascii="Consolas" w:hAnsi="Consolas"/>
+                          <w:sz w:val="20"/>
+                          <w:szCs w:val="20"/>
+                          <w:lang w:val="en-US"/>
+                        </w:rPr>
+                        <w:t>('img');</w:t>
+                      </w:r>
+                    </w:p>
+                    <w:p>
+                      <w:pPr>
+                        <w:rPr>
+                          <w:rFonts w:ascii="Consolas" w:hAnsi="Consolas"/>
+                          <w:sz w:val="20"/>
+                          <w:szCs w:val="20"/>
+                          <w:lang w:val="en-US"/>
+                        </w:rPr>
+                      </w:pPr>
+                      <w:r>
+                        <w:rPr>
+                          <w:rFonts w:ascii="Consolas" w:hAnsi="Consolas"/>
+                          <w:sz w:val="20"/>
+                          <w:szCs w:val="20"/>
+                          <w:lang w:val="en-US"/>
+                        </w:rPr>
+                        <w:t xml:space="preserve">            </w:t>
+                      </w:r>
+                      <w:proofErr w:type="spellStart"/>
+                      <w:r>
+                        <w:rPr>
+                          <w:rFonts w:ascii="Consolas" w:hAnsi="Consolas"/>
+                          <w:sz w:val="20"/>
+                          <w:szCs w:val="20"/>
+                          <w:lang w:val="en-US"/>
+                        </w:rPr>
+                        <w:t>img.src</w:t>
+                      </w:r>
+                      <w:proofErr w:type="spellEnd"/>
+                      <w:r>
+                        <w:rPr>
+                          <w:rFonts w:ascii="Consolas" w:hAnsi="Consolas"/>
+                          <w:sz w:val="20"/>
+                          <w:szCs w:val="20"/>
+                          <w:lang w:val="en-US"/>
+                        </w:rPr>
+                        <w:t xml:space="preserve"> = </w:t>
+                      </w:r>
+                      <w:proofErr w:type="spellStart"/>
+                      <w:proofErr w:type="gramStart"/>
+                      <w:r>
+                        <w:rPr>
+                          <w:rFonts w:ascii="Consolas" w:hAnsi="Consolas"/>
+                          <w:sz w:val="20"/>
+                          <w:szCs w:val="20"/>
+                          <w:lang w:val="en-US"/>
+                        </w:rPr>
+                        <w:t>isFav</w:t>
+                      </w:r>
+                      <w:proofErr w:type="spellEnd"/>
+                      <w:r>
+                        <w:rPr>
+                          <w:rFonts w:ascii="Consolas" w:hAnsi="Consolas"/>
+                          <w:sz w:val="20"/>
+                          <w:szCs w:val="20"/>
+                          <w:lang w:val="en-US"/>
+                        </w:rPr>
+                        <w:t xml:space="preserve"> ?</w:t>
+                      </w:r>
+                      <w:proofErr w:type="gramEnd"/>
+                      <w:r>
+                        <w:rPr>
+                          <w:rFonts w:ascii="Consolas" w:hAnsi="Consolas"/>
+                          <w:sz w:val="20"/>
+                          <w:szCs w:val="20"/>
+                          <w:lang w:val="en-US"/>
+                        </w:rPr>
+                        <w:t xml:space="preserve"> './static/media/</w:t>
+                      </w:r>
+                      <w:proofErr w:type="spellStart"/>
+                      <w:r>
+                        <w:rPr>
+                          <w:rFonts w:ascii="Consolas" w:hAnsi="Consolas"/>
+                          <w:sz w:val="20"/>
+                          <w:szCs w:val="20"/>
+                          <w:lang w:val="en-US"/>
+                        </w:rPr>
+                        <w:t>click_favorite.svg</w:t>
+                      </w:r>
+                      <w:proofErr w:type="spellEnd"/>
+                      <w:proofErr w:type="gramStart"/>
+                      <w:r>
+                        <w:rPr>
+                          <w:rFonts w:ascii="Consolas" w:hAnsi="Consolas"/>
+                          <w:sz w:val="20"/>
+                          <w:szCs w:val="20"/>
+                          <w:lang w:val="en-US"/>
+                        </w:rPr>
+                        <w:t>' :</w:t>
+                      </w:r>
+                      <w:proofErr w:type="gramEnd"/>
+                      <w:r>
+                        <w:rPr>
+                          <w:rFonts w:ascii="Consolas" w:hAnsi="Consolas"/>
+                          <w:sz w:val="20"/>
+                          <w:szCs w:val="20"/>
+                          <w:lang w:val="en-US"/>
+                        </w:rPr>
+                        <w:t xml:space="preserve"> './static/media/</w:t>
+                      </w:r>
+                      <w:proofErr w:type="spellStart"/>
+                      <w:r>
+                        <w:rPr>
+                          <w:rFonts w:ascii="Consolas" w:hAnsi="Consolas"/>
+                          <w:sz w:val="20"/>
+                          <w:szCs w:val="20"/>
+                          <w:lang w:val="en-US"/>
+                        </w:rPr>
+                        <w:t>favorite.svg</w:t>
+                      </w:r>
+                      <w:proofErr w:type="spellEnd"/>
+                      <w:r>
+                        <w:rPr>
+                          <w:rFonts w:ascii="Consolas" w:hAnsi="Consolas"/>
+                          <w:sz w:val="20"/>
+                          <w:szCs w:val="20"/>
+                          <w:lang w:val="en-US"/>
+                        </w:rPr>
+                        <w:t>';</w:t>
+                      </w:r>
+                    </w:p>
+                    <w:p>
+                      <w:pPr>
+                        <w:rPr>
+                          <w:rFonts w:ascii="Consolas" w:hAnsi="Consolas"/>
+                          <w:sz w:val="20"/>
+                          <w:szCs w:val="20"/>
+                        </w:rPr>
+                      </w:pPr>
+                      <w:r>
+                        <w:rPr>
+                          <w:rFonts w:ascii="Consolas" w:hAnsi="Consolas"/>
+                          <w:sz w:val="20"/>
+                          <w:szCs w:val="20"/>
+                          <w:lang w:val="en-US"/>
+                        </w:rPr>
+                        <w:t xml:space="preserve">        </w:t>
+                      </w:r>
+                      <w:r>
+                        <w:rPr>
+                          <w:rFonts w:ascii="Consolas" w:hAnsi="Consolas"/>
+                          <w:sz w:val="20"/>
+                          <w:szCs w:val="20"/>
+                        </w:rPr>
+                        <w:t>});</w:t>
+                      </w:r>
+                    </w:p>
+                    <w:p>
+                      <w:pPr>
+                        <w:rPr>
+                          <w:rFonts w:ascii="Consolas" w:hAnsi="Consolas"/>
+                          <w:sz w:val="20"/>
+                          <w:szCs w:val="20"/>
+                        </w:rPr>
+                      </w:pPr>
+                      <w:r>
+                        <w:rPr>
+                          <w:rFonts w:ascii="Consolas" w:hAnsi="Consolas"/>
+                          <w:sz w:val="20"/>
+                          <w:szCs w:val="20"/>
+                        </w:rPr>
+                        <w:t xml:space="preserve">    });</w:t>
+                      </w:r>
+                    </w:p>
+                  </w:txbxContent>
+                </v:textbox>
+                <w10:wrap type="topAndBottom"/>
+              </v:shape>
+            </w:pict>
+          </mc:Fallback>
+        </mc:AlternateContent>
+      </w:r>
+      <w:r>
+        <w:t>Рисунок 21 – Изменение с</w:t>
+      </w:r>
+      <w:r>
+        <w:t>инхронизаци</w:t>
+      </w:r>
+      <w:r>
+        <w:t>и</w:t>
+      </w:r>
+      <w:r>
+        <w:t xml:space="preserve"> состояния избранного</w:t>
+      </w:r>
+    </w:p>
+    <w:p>
+      <w:pPr>
+        <w:pStyle w:val="afa"/>
+        <w:numPr>
+          <w:ilvl w:val="0"/>
+          <w:numId w:val="6"/>
+        </w:numPr>
+        <w:ind w:left="0" w:firstLine="709"/>
+      </w:pPr>
+      <w:r>
+        <w:t>Хеширование паролей для повышения безопасности</w:t>
+      </w:r>
+    </w:p>
+    <w:p>
+      <w:pPr>
+        <w:pStyle w:val="afa"/>
+      </w:pPr>
+      <w:r>
+        <w:t>Проблема</w:t>
+      </w:r>
+      <w:r>
+        <w:t>: ранее</w:t>
+      </w:r>
+      <w:r>
+        <w:t xml:space="preserve"> пароли пользователей хранились в localStorage в открытом виде, что является критическим недостатком даже для учебного проекта, так как любой скрипт или расширение браузера могло их прочитать.</w:t>
+      </w:r>
+    </w:p>
+    <w:p>
+      <w:pPr>
+        <w:pStyle w:val="afa"/>
+      </w:pPr>
+      <w:r>
+        <w:t xml:space="preserve">Решение: </w:t>
+      </w:r>
+      <w:r>
+        <w:t xml:space="preserve">были </w:t>
+      </w:r>
+      <w:r>
+        <w:t xml:space="preserve">добавлены функции хеширования паролей с использованием </w:t>
+      </w:r>
+      <w:proofErr w:type="spellStart"/>
+      <w:r>
+        <w:t>btoa</w:t>
+      </w:r>
+      <w:proofErr w:type="spellEnd"/>
+      <w:r>
+        <w:t xml:space="preserve"> + </w:t>
+      </w:r>
+      <w:proofErr w:type="spellStart"/>
+      <w:r>
+        <w:t>encodeURIComponent</w:t>
+      </w:r>
+      <w:proofErr w:type="spellEnd"/>
+      <w:r>
+        <w:t xml:space="preserve"> (простое, но эффективно</w:t>
+      </w:r>
+      <w:r>
+        <w:t>е</w:t>
+      </w:r>
+      <w:r>
+        <w:t xml:space="preserve">). При регистрации новый пароль сразу </w:t>
+      </w:r>
+      <w:proofErr w:type="spellStart"/>
+      <w:r>
+        <w:t>хешируется</w:t>
+      </w:r>
+      <w:proofErr w:type="spellEnd"/>
+      <w:r>
+        <w:t xml:space="preserve">. При входе сравнивается </w:t>
+      </w:r>
+      <w:proofErr w:type="spellStart"/>
+      <w:r>
+        <w:t>хеш</w:t>
+      </w:r>
+      <w:proofErr w:type="spellEnd"/>
+      <w:r>
+        <w:t xml:space="preserve"> введённого пароля с хранящимся </w:t>
+      </w:r>
+      <w:proofErr w:type="spellStart"/>
+      <w:r>
+        <w:t>хешем</w:t>
+      </w:r>
+      <w:proofErr w:type="spellEnd"/>
+      <w:r>
+        <w:t xml:space="preserve">. Для обратной совместимости со старыми пользователями, у которых пароль записан открыто, добавлена проверка: если введённый пароль совпадает с открытым, то он автоматически заменяется на </w:t>
+      </w:r>
+      <w:proofErr w:type="spellStart"/>
+      <w:r>
+        <w:t>хеш</w:t>
+      </w:r>
+      <w:proofErr w:type="spellEnd"/>
+      <w:r>
+        <w:t xml:space="preserve"> при следующем сохранении.</w:t>
+      </w:r>
+    </w:p>
+    <w:p>
+      <w:pPr>
+        <w:pStyle w:val="afa"/>
+      </w:pPr>
+      <w:r>
+        <w:t>Ключевые изменения</w:t>
+      </w:r>
+      <w:r>
+        <w:t xml:space="preserve"> </w:t>
+      </w:r>
+      <w:r>
+        <w:rPr>
+          <w:lang w:eastAsia="ru-RU"/>
+        </w:rPr>
+        <w:t>(См. Рисунок 2</w:t>
+      </w:r>
+      <w:r>
+        <w:rPr>
+          <w:lang w:eastAsia="ru-RU"/>
+        </w:rPr>
+        <w:t>2</w:t>
+      </w:r>
+      <w:r>
+        <w:rPr>
+          <w:lang w:eastAsia="ru-RU"/>
+        </w:rPr>
+        <w:t>)</w:t>
+      </w:r>
+      <w:r>
+        <w:t>:</w:t>
+      </w:r>
+    </w:p>
+    <w:p>
+      <w:pPr>
+        <w:pStyle w:val="afa"/>
+        <w:numPr>
+          <w:ilvl w:val="0"/>
+          <w:numId w:val="9"/>
+        </w:numPr>
+        <w:ind w:left="0" w:firstLine="709"/>
+        <w:rPr>
+          <w:lang w:val="en-US"/>
+        </w:rPr>
+      </w:pPr>
+      <w:r>
+        <w:t>Функция</w:t>
+      </w:r>
+      <w:r>
+        <w:rPr>
+          <w:lang w:val="en-US"/>
+        </w:rPr>
+        <w:t xml:space="preserve"> </w:t>
+      </w:r>
+      <w:proofErr w:type="spellStart"/>
+      <w:r>
+        <w:rPr>
+          <w:lang w:val="en-US"/>
+        </w:rPr>
+        <w:t>hashPassword</w:t>
+      </w:r>
+      <w:proofErr w:type="spellEnd"/>
+      <w:r>
+        <w:rPr>
+          <w:lang w:val="en-US"/>
+        </w:rPr>
+        <w:t xml:space="preserve">(password) </w:t>
+      </w:r>
+      <w:r>
+        <w:t>возвращает</w:t>
+      </w:r>
+      <w:r>
+        <w:rPr>
+          <w:lang w:val="en-US"/>
+        </w:rPr>
+        <w:t xml:space="preserve"> </w:t>
+      </w:r>
+      <w:proofErr w:type="spellStart"/>
+      <w:r>
+        <w:rPr>
+          <w:lang w:val="en-US"/>
+        </w:rPr>
+        <w:t>btoa</w:t>
+      </w:r>
+      <w:proofErr w:type="spellEnd"/>
+      <w:r>
+        <w:rPr>
+          <w:lang w:val="en-US"/>
+        </w:rPr>
+        <w:t>(</w:t>
+      </w:r>
+      <w:proofErr w:type="spellStart"/>
+      <w:r>
+        <w:rPr>
+          <w:lang w:val="en-US"/>
+        </w:rPr>
+        <w:t>encodeURIComponent</w:t>
+      </w:r>
+      <w:proofErr w:type="spellEnd"/>
+      <w:r>
+        <w:rPr>
+          <w:lang w:val="en-US"/>
+        </w:rPr>
+        <w:t>(password)).</w:t>
+      </w:r>
+    </w:p>
+    <w:p>
+      <w:pPr>
+        <w:pStyle w:val="afa"/>
+        <w:numPr>
+          <w:ilvl w:val="0"/>
+          <w:numId w:val="9"/>
+        </w:numPr>
+        <w:ind w:left="0" w:firstLine="709"/>
+      </w:pPr>
+      <w:r>
+        <w:t xml:space="preserve">Функция </w:t>
+      </w:r>
+      <w:proofErr w:type="spellStart"/>
+      <w:proofErr w:type="gramStart"/>
+      <w:r>
+        <w:t>checkPassword</w:t>
+      </w:r>
+      <w:proofErr w:type="spellEnd"/>
+      <w:r>
+        <w:t>(</w:t>
+      </w:r>
+      <w:proofErr w:type="spellStart"/>
+      <w:proofErr w:type="gramEnd"/>
+      <w:r>
+        <w:t>inputPassword</w:t>
+      </w:r>
+      <w:proofErr w:type="spellEnd"/>
+      <w:r>
+        <w:t xml:space="preserve">, </w:t>
+      </w:r>
+      <w:proofErr w:type="spellStart"/>
+      <w:r>
+        <w:t>storedPassword</w:t>
+      </w:r>
+      <w:proofErr w:type="spellEnd"/>
+      <w:r>
+        <w:t xml:space="preserve">) проверяет сначала </w:t>
+      </w:r>
+      <w:proofErr w:type="spellStart"/>
+      <w:r>
+        <w:t>хеш</w:t>
+      </w:r>
+      <w:proofErr w:type="spellEnd"/>
+      <w:r>
+        <w:t>, затем – открытый пароль (для миграции).</w:t>
+      </w:r>
+    </w:p>
+    <w:p>
+      <w:pPr>
+        <w:pStyle w:val="afa"/>
+        <w:numPr>
+          <w:ilvl w:val="0"/>
+          <w:numId w:val="9"/>
+        </w:numPr>
+        <w:ind w:left="0" w:firstLine="709"/>
+      </w:pPr>
+      <w:r>
+        <w:t xml:space="preserve">В </w:t>
+      </w:r>
+      <w:proofErr w:type="spellStart"/>
+      <w:r>
+        <w:t>createNewUser</w:t>
+      </w:r>
+      <w:proofErr w:type="spellEnd"/>
+      <w:r>
+        <w:t xml:space="preserve"> пароль сохраняется через </w:t>
+      </w:r>
+      <w:proofErr w:type="spellStart"/>
+      <w:r>
+        <w:t>hashPassword</w:t>
+      </w:r>
+      <w:proofErr w:type="spellEnd"/>
+      <w:r>
+        <w:t>.</w:t>
+      </w:r>
+    </w:p>
+    <w:p>
+      <w:pPr>
+        <w:pStyle w:val="afa"/>
+        <w:numPr>
+          <w:ilvl w:val="0"/>
+          <w:numId w:val="9"/>
+        </w:numPr>
+        <w:ind w:left="0" w:firstLine="709"/>
+      </w:pPr>
+      <w:r>
+        <w:t>В блоке авторизации существующего пользователя при успешном входе с открытым паролем происходит обновление записи на хешированный вариант</w:t>
+      </w:r>
+      <w:r>
+        <w:t>.</w:t>
+      </w:r>
+    </w:p>
+    <w:p>
+      <w:pPr>
+        <w:pStyle w:val="afa"/>
+        <w:ind w:left="709" w:firstLine="0"/>
+        <w:jc w:val="center"/>
+      </w:pPr>
+      <w:r>
+        <w:rPr>
+          <w:noProof/>
+          <w:lang w:eastAsia="ru-RU"/>
+        </w:rPr>
+        <w:lastRenderedPageBreak/>
+        <mc:AlternateContent>
+          <mc:Choice Requires="wps">
+            <w:drawing>
+              <wp:anchor distT="0" distB="0" distL="114300" distR="114300" simplePos="0" relativeHeight="251675648" behindDoc="0" locked="0" layoutInCell="1" allowOverlap="1" wp14:anchorId="5AA53B1A" wp14:editId="0661F01B">
+                <wp:simplePos x="0" y="0"/>
+                <wp:positionH relativeFrom="column">
+                  <wp:posOffset>-43815</wp:posOffset>
+                </wp:positionH>
+                <wp:positionV relativeFrom="paragraph">
+                  <wp:posOffset>3810</wp:posOffset>
+                </wp:positionV>
+                <wp:extent cx="6494780" cy="4452620"/>
+                <wp:effectExtent l="0" t="0" r="20320" b="24130"/>
+                <wp:wrapTopAndBottom/>
+                <wp:docPr id="26" name="Надпись 26"/>
+                <wp:cNvGraphicFramePr/>
+                <a:graphic xmlns:a="http://schemas.openxmlformats.org/drawingml/2006/main">
+                  <a:graphicData uri="http://schemas.microsoft.com/office/word/2010/wordprocessingShape">
+                    <wps:wsp>
+                      <wps:cNvSpPr txBox="1"/>
+                      <wps:spPr>
+                        <a:xfrm>
+                          <a:off x="0" y="0"/>
+                          <a:ext cx="6494780" cy="4452620"/>
+                        </a:xfrm>
+                        <a:prstGeom prst="rect">
+                          <a:avLst/>
+                        </a:prstGeom>
+                        <a:solidFill>
+                          <a:schemeClr val="lt1"/>
+                        </a:solidFill>
+                        <a:ln w="6350">
+                          <a:solidFill>
+                            <a:prstClr val="black"/>
+                          </a:solidFill>
+                        </a:ln>
+                      </wps:spPr>
+                      <wps:txbx>
+                        <w:txbxContent>
+                          <w:p>
+                            <w:pPr>
+                              <w:rPr>
+                                <w:rFonts w:ascii="Consolas" w:hAnsi="Consolas"/>
+                                <w:sz w:val="20"/>
+                                <w:szCs w:val="20"/>
+                                <w:lang w:val="en-US"/>
+                              </w:rPr>
+                            </w:pPr>
+                            <w:r>
+                              <w:rPr>
+                                <w:rFonts w:ascii="Consolas" w:hAnsi="Consolas"/>
+                                <w:sz w:val="20"/>
+                                <w:szCs w:val="20"/>
+                                <w:lang w:val="en-US"/>
+                              </w:rPr>
+                              <w:t xml:space="preserve">function </w:t>
+                            </w:r>
+                            <w:proofErr w:type="spellStart"/>
+                            <w:r>
+                              <w:rPr>
+                                <w:rFonts w:ascii="Consolas" w:hAnsi="Consolas"/>
+                                <w:sz w:val="20"/>
+                                <w:szCs w:val="20"/>
+                                <w:lang w:val="en-US"/>
+                              </w:rPr>
+                              <w:t>hashPassword</w:t>
+                            </w:r>
+                            <w:proofErr w:type="spellEnd"/>
+                            <w:r>
+                              <w:rPr>
+                                <w:rFonts w:ascii="Consolas" w:hAnsi="Consolas"/>
+                                <w:sz w:val="20"/>
+                                <w:szCs w:val="20"/>
+                                <w:lang w:val="en-US"/>
+                              </w:rPr>
+                              <w:t>(password) {</w:t>
+                            </w:r>
+                          </w:p>
+                          <w:p>
+                            <w:pPr>
+                              <w:rPr>
+                                <w:rFonts w:ascii="Consolas" w:hAnsi="Consolas"/>
+                                <w:sz w:val="20"/>
+                                <w:szCs w:val="20"/>
+                                <w:lang w:val="en-US"/>
+                              </w:rPr>
+                            </w:pPr>
+                            <w:r>
+                              <w:rPr>
+                                <w:rFonts w:ascii="Consolas" w:hAnsi="Consolas"/>
+                                <w:sz w:val="20"/>
+                                <w:szCs w:val="20"/>
+                                <w:lang w:val="en-US"/>
+                              </w:rPr>
+                              <w:t xml:space="preserve">    try {</w:t>
+                            </w:r>
+                          </w:p>
+                          <w:p>
+                            <w:pPr>
+                              <w:rPr>
+                                <w:rFonts w:ascii="Consolas" w:hAnsi="Consolas"/>
+                                <w:sz w:val="20"/>
+                                <w:szCs w:val="20"/>
+                                <w:lang w:val="en-US"/>
+                              </w:rPr>
+                            </w:pPr>
+                            <w:r>
+                              <w:rPr>
+                                <w:rFonts w:ascii="Consolas" w:hAnsi="Consolas"/>
+                                <w:sz w:val="20"/>
+                                <w:szCs w:val="20"/>
+                                <w:lang w:val="en-US"/>
+                              </w:rPr>
+                              <w:t xml:space="preserve">        return </w:t>
+                            </w:r>
+                            <w:proofErr w:type="spellStart"/>
+                            <w:r>
+                              <w:rPr>
+                                <w:rFonts w:ascii="Consolas" w:hAnsi="Consolas"/>
+                                <w:sz w:val="20"/>
+                                <w:szCs w:val="20"/>
+                                <w:lang w:val="en-US"/>
+                              </w:rPr>
+                              <w:t>btoa</w:t>
+                            </w:r>
+                            <w:proofErr w:type="spellEnd"/>
+                            <w:r>
+                              <w:rPr>
+                                <w:rFonts w:ascii="Consolas" w:hAnsi="Consolas"/>
+                                <w:sz w:val="20"/>
+                                <w:szCs w:val="20"/>
+                                <w:lang w:val="en-US"/>
+                              </w:rPr>
+                              <w:t>(</w:t>
+                            </w:r>
+                            <w:proofErr w:type="spellStart"/>
+                            <w:r>
+                              <w:rPr>
+                                <w:rFonts w:ascii="Consolas" w:hAnsi="Consolas"/>
+                                <w:sz w:val="20"/>
+                                <w:szCs w:val="20"/>
+                                <w:lang w:val="en-US"/>
+                              </w:rPr>
+                              <w:t>encodeURIComponent</w:t>
+                            </w:r>
+                            <w:proofErr w:type="spellEnd"/>
+                            <w:r>
+                              <w:rPr>
+                                <w:rFonts w:ascii="Consolas" w:hAnsi="Consolas"/>
+                                <w:sz w:val="20"/>
+                                <w:szCs w:val="20"/>
+                                <w:lang w:val="en-US"/>
+                              </w:rPr>
+                              <w:t>(password));</w:t>
+                            </w:r>
+                          </w:p>
+                          <w:p>
+                            <w:pPr>
+                              <w:rPr>
+                                <w:rFonts w:ascii="Consolas" w:hAnsi="Consolas"/>
+                                <w:sz w:val="20"/>
+                                <w:szCs w:val="20"/>
+                              </w:rPr>
+                            </w:pPr>
+                            <w:r>
+                              <w:rPr>
+                                <w:rFonts w:ascii="Consolas" w:hAnsi="Consolas"/>
+                                <w:sz w:val="20"/>
+                                <w:szCs w:val="20"/>
+                                <w:lang w:val="en-US"/>
+                              </w:rPr>
+                              <w:t xml:space="preserve">    </w:t>
+                            </w:r>
+                            <w:r>
+                              <w:rPr>
+                                <w:rFonts w:ascii="Consolas" w:hAnsi="Consolas"/>
+                                <w:sz w:val="20"/>
+                                <w:szCs w:val="20"/>
+                              </w:rPr>
+                              <w:t xml:space="preserve">} </w:t>
+                            </w:r>
+                            <w:proofErr w:type="spellStart"/>
+                            <w:r>
+                              <w:rPr>
+                                <w:rFonts w:ascii="Consolas" w:hAnsi="Consolas"/>
+                                <w:sz w:val="20"/>
+                                <w:szCs w:val="20"/>
+                              </w:rPr>
+                              <w:t>catch</w:t>
+                            </w:r>
+                            <w:proofErr w:type="spellEnd"/>
+                            <w:r>
+                              <w:rPr>
+                                <w:rFonts w:ascii="Consolas" w:hAnsi="Consolas"/>
+                                <w:sz w:val="20"/>
+                                <w:szCs w:val="20"/>
+                              </w:rPr>
+                              <w:t xml:space="preserve"> (e) {</w:t>
+                            </w:r>
+                          </w:p>
+                          <w:p>
+                            <w:pPr>
+                              <w:rPr>
+                                <w:rFonts w:ascii="Consolas" w:hAnsi="Consolas"/>
+                                <w:sz w:val="20"/>
+                                <w:szCs w:val="20"/>
+                              </w:rPr>
+                            </w:pPr>
+                            <w:r>
+                              <w:rPr>
+                                <w:rFonts w:ascii="Consolas" w:hAnsi="Consolas"/>
+                                <w:sz w:val="20"/>
+                                <w:szCs w:val="20"/>
+                              </w:rPr>
+                              <w:t xml:space="preserve">        </w:t>
+                            </w:r>
+                            <w:proofErr w:type="spellStart"/>
+                            <w:proofErr w:type="gramStart"/>
+                            <w:r>
+                              <w:rPr>
+                                <w:rFonts w:ascii="Consolas" w:hAnsi="Consolas"/>
+                                <w:sz w:val="20"/>
+                                <w:szCs w:val="20"/>
+                              </w:rPr>
+                              <w:t>console.warn</w:t>
+                            </w:r>
+                            <w:proofErr w:type="spellEnd"/>
+                            <w:proofErr w:type="gramEnd"/>
+                            <w:r>
+                              <w:rPr>
+                                <w:rFonts w:ascii="Consolas" w:hAnsi="Consolas"/>
+                                <w:sz w:val="20"/>
+                                <w:szCs w:val="20"/>
+                              </w:rPr>
+                              <w:t>('Ошибка хеширования, используется открытый пароль');</w:t>
+                            </w:r>
+                          </w:p>
+                          <w:p>
+                            <w:pPr>
+                              <w:rPr>
+                                <w:rFonts w:ascii="Consolas" w:hAnsi="Consolas"/>
+                                <w:sz w:val="20"/>
+                                <w:szCs w:val="20"/>
+                              </w:rPr>
+                            </w:pPr>
+                            <w:r>
+                              <w:rPr>
+                                <w:rFonts w:ascii="Consolas" w:hAnsi="Consolas"/>
+                                <w:sz w:val="20"/>
+                                <w:szCs w:val="20"/>
+                              </w:rPr>
+                              <w:t xml:space="preserve">        </w:t>
+                            </w:r>
+                            <w:proofErr w:type="spellStart"/>
+                            <w:r>
+                              <w:rPr>
+                                <w:rFonts w:ascii="Consolas" w:hAnsi="Consolas"/>
+                                <w:sz w:val="20"/>
+                                <w:szCs w:val="20"/>
+                              </w:rPr>
+                              <w:t>return</w:t>
+                            </w:r>
+                            <w:proofErr w:type="spellEnd"/>
+                            <w:r>
+                              <w:rPr>
+                                <w:rFonts w:ascii="Consolas" w:hAnsi="Consolas"/>
+                                <w:sz w:val="20"/>
+                                <w:szCs w:val="20"/>
+                              </w:rPr>
+                              <w:t xml:space="preserve"> </w:t>
+                            </w:r>
+                            <w:proofErr w:type="spellStart"/>
+                            <w:r>
+                              <w:rPr>
+                                <w:rFonts w:ascii="Consolas" w:hAnsi="Consolas"/>
+                                <w:sz w:val="20"/>
+                                <w:szCs w:val="20"/>
+                              </w:rPr>
+                              <w:t>password</w:t>
+                            </w:r>
+                            <w:proofErr w:type="spellEnd"/>
+                            <w:r>
+                              <w:rPr>
+                                <w:rFonts w:ascii="Consolas" w:hAnsi="Consolas"/>
+                                <w:sz w:val="20"/>
+                                <w:szCs w:val="20"/>
+                              </w:rPr>
+                              <w:t>;</w:t>
+                            </w:r>
+                          </w:p>
+                          <w:p>
+                            <w:pPr>
+                              <w:rPr>
+                                <w:rFonts w:ascii="Consolas" w:hAnsi="Consolas"/>
+                                <w:sz w:val="20"/>
+                                <w:szCs w:val="20"/>
+                              </w:rPr>
+                            </w:pPr>
+                            <w:r>
+                              <w:rPr>
+                                <w:rFonts w:ascii="Consolas" w:hAnsi="Consolas"/>
+                                <w:sz w:val="20"/>
+                                <w:szCs w:val="20"/>
+                              </w:rPr>
+                              <w:t xml:space="preserve">    }</w:t>
+                            </w:r>
+                          </w:p>
+                          <w:p>
+                            <w:pPr>
+                              <w:rPr>
+                                <w:rFonts w:ascii="Consolas" w:hAnsi="Consolas"/>
+                                <w:sz w:val="20"/>
+                                <w:szCs w:val="20"/>
+                              </w:rPr>
+                            </w:pPr>
+                            <w:r>
+                              <w:rPr>
+                                <w:rFonts w:ascii="Consolas" w:hAnsi="Consolas"/>
+                                <w:sz w:val="20"/>
+                                <w:szCs w:val="20"/>
+                              </w:rPr>
+                              <w:t>}</w:t>
+                            </w:r>
+                          </w:p>
+                          <w:p>
+                            <w:pPr>
+                              <w:rPr>
+                                <w:rFonts w:ascii="Consolas" w:hAnsi="Consolas"/>
+                                <w:sz w:val="20"/>
+                                <w:szCs w:val="20"/>
+                              </w:rPr>
+                            </w:pPr>
+                          </w:p>
+                          <w:p>
+                            <w:pPr>
+                              <w:rPr>
+                                <w:rFonts w:ascii="Consolas" w:hAnsi="Consolas"/>
+                                <w:sz w:val="20"/>
+                                <w:szCs w:val="20"/>
+                                <w:lang w:val="en-US"/>
+                              </w:rPr>
+                            </w:pPr>
+                            <w:r>
+                              <w:rPr>
+                                <w:rFonts w:ascii="Consolas" w:hAnsi="Consolas"/>
+                                <w:sz w:val="20"/>
+                                <w:szCs w:val="20"/>
+                                <w:lang w:val="en-US"/>
+                              </w:rPr>
+                              <w:t xml:space="preserve">function </w:t>
+                            </w:r>
+                            <w:proofErr w:type="spellStart"/>
+                            <w:proofErr w:type="gramStart"/>
+                            <w:r>
+                              <w:rPr>
+                                <w:rFonts w:ascii="Consolas" w:hAnsi="Consolas"/>
+                                <w:sz w:val="20"/>
+                                <w:szCs w:val="20"/>
+                                <w:lang w:val="en-US"/>
+                              </w:rPr>
+                              <w:t>checkPassword</w:t>
+                            </w:r>
+                            <w:proofErr w:type="spellEnd"/>
+                            <w:r>
+                              <w:rPr>
+                                <w:rFonts w:ascii="Consolas" w:hAnsi="Consolas"/>
+                                <w:sz w:val="20"/>
+                                <w:szCs w:val="20"/>
+                                <w:lang w:val="en-US"/>
+                              </w:rPr>
+                              <w:t>(</w:t>
+                            </w:r>
+                            <w:proofErr w:type="spellStart"/>
+                            <w:proofErr w:type="gramEnd"/>
+                            <w:r>
+                              <w:rPr>
+                                <w:rFonts w:ascii="Consolas" w:hAnsi="Consolas"/>
+                                <w:sz w:val="20"/>
+                                <w:szCs w:val="20"/>
+                                <w:lang w:val="en-US"/>
+                              </w:rPr>
+                              <w:t>inputPassword</w:t>
+                            </w:r>
+                            <w:proofErr w:type="spellEnd"/>
+                            <w:r>
+                              <w:rPr>
+                                <w:rFonts w:ascii="Consolas" w:hAnsi="Consolas"/>
+                                <w:sz w:val="20"/>
+                                <w:szCs w:val="20"/>
+                                <w:lang w:val="en-US"/>
+                              </w:rPr>
+                              <w:t xml:space="preserve">, </w:t>
+                            </w:r>
+                            <w:proofErr w:type="spellStart"/>
+                            <w:r>
+                              <w:rPr>
+                                <w:rFonts w:ascii="Consolas" w:hAnsi="Consolas"/>
+                                <w:sz w:val="20"/>
+                                <w:szCs w:val="20"/>
+                                <w:lang w:val="en-US"/>
+                              </w:rPr>
+                              <w:t>storedPassword</w:t>
+                            </w:r>
+                            <w:proofErr w:type="spellEnd"/>
+                            <w:r>
+                              <w:rPr>
+                                <w:rFonts w:ascii="Consolas" w:hAnsi="Consolas"/>
+                                <w:sz w:val="20"/>
+                                <w:szCs w:val="20"/>
+                                <w:lang w:val="en-US"/>
+                              </w:rPr>
+                              <w:t>) {</w:t>
+                            </w:r>
+                          </w:p>
+                          <w:p>
+                            <w:pPr>
+                              <w:rPr>
+                                <w:rFonts w:ascii="Consolas" w:hAnsi="Consolas"/>
+                                <w:sz w:val="20"/>
+                                <w:szCs w:val="20"/>
+                                <w:lang w:val="en-US"/>
+                              </w:rPr>
+                            </w:pPr>
+                            <w:r>
+                              <w:rPr>
+                                <w:rFonts w:ascii="Consolas" w:hAnsi="Consolas"/>
+                                <w:sz w:val="20"/>
+                                <w:szCs w:val="20"/>
+                                <w:lang w:val="en-US"/>
+                              </w:rPr>
+                              <w:t xml:space="preserve">    const </w:t>
+                            </w:r>
+                            <w:proofErr w:type="spellStart"/>
+                            <w:r>
+                              <w:rPr>
+                                <w:rFonts w:ascii="Consolas" w:hAnsi="Consolas"/>
+                                <w:sz w:val="20"/>
+                                <w:szCs w:val="20"/>
+                                <w:lang w:val="en-US"/>
+                              </w:rPr>
+                              <w:t>inputHash</w:t>
+                            </w:r>
+                            <w:proofErr w:type="spellEnd"/>
+                            <w:r>
+                              <w:rPr>
+                                <w:rFonts w:ascii="Consolas" w:hAnsi="Consolas"/>
+                                <w:sz w:val="20"/>
+                                <w:szCs w:val="20"/>
+                                <w:lang w:val="en-US"/>
+                              </w:rPr>
+                              <w:t xml:space="preserve"> = </w:t>
+                            </w:r>
+                            <w:proofErr w:type="spellStart"/>
+                            <w:r>
+                              <w:rPr>
+                                <w:rFonts w:ascii="Consolas" w:hAnsi="Consolas"/>
+                                <w:sz w:val="20"/>
+                                <w:szCs w:val="20"/>
+                                <w:lang w:val="en-US"/>
+                              </w:rPr>
+                              <w:t>hashPassword</w:t>
+                            </w:r>
+                            <w:proofErr w:type="spellEnd"/>
+                            <w:r>
+                              <w:rPr>
+                                <w:rFonts w:ascii="Consolas" w:hAnsi="Consolas"/>
+                                <w:sz w:val="20"/>
+                                <w:szCs w:val="20"/>
+                                <w:lang w:val="en-US"/>
+                              </w:rPr>
+                              <w:t>(</w:t>
+                            </w:r>
+                            <w:proofErr w:type="spellStart"/>
+                            <w:r>
+                              <w:rPr>
+                                <w:rFonts w:ascii="Consolas" w:hAnsi="Consolas"/>
+                                <w:sz w:val="20"/>
+                                <w:szCs w:val="20"/>
+                                <w:lang w:val="en-US"/>
+                              </w:rPr>
+                              <w:t>inputPassword</w:t>
+                            </w:r>
+                            <w:proofErr w:type="spellEnd"/>
+                            <w:r>
+                              <w:rPr>
+                                <w:rFonts w:ascii="Consolas" w:hAnsi="Consolas"/>
+                                <w:sz w:val="20"/>
+                                <w:szCs w:val="20"/>
+                                <w:lang w:val="en-US"/>
+                              </w:rPr>
+                              <w:t>);</w:t>
+                            </w:r>
+                          </w:p>
+                          <w:p>
+                            <w:pPr>
+                              <w:rPr>
+                                <w:rFonts w:ascii="Consolas" w:hAnsi="Consolas"/>
+                                <w:sz w:val="20"/>
+                                <w:szCs w:val="20"/>
+                                <w:lang w:val="en-US"/>
+                              </w:rPr>
+                            </w:pPr>
+                            <w:r>
+                              <w:rPr>
+                                <w:rFonts w:ascii="Consolas" w:hAnsi="Consolas"/>
+                                <w:sz w:val="20"/>
+                                <w:szCs w:val="20"/>
+                                <w:lang w:val="en-US"/>
+                              </w:rPr>
+                              <w:t xml:space="preserve">    if (</w:t>
+                            </w:r>
+                            <w:proofErr w:type="spellStart"/>
+                            <w:r>
+                              <w:rPr>
+                                <w:rFonts w:ascii="Consolas" w:hAnsi="Consolas"/>
+                                <w:sz w:val="20"/>
+                                <w:szCs w:val="20"/>
+                                <w:lang w:val="en-US"/>
+                              </w:rPr>
+                              <w:t>inputHash</w:t>
+                            </w:r>
+                            <w:proofErr w:type="spellEnd"/>
+                            <w:r>
+                              <w:rPr>
+                                <w:rFonts w:ascii="Consolas" w:hAnsi="Consolas"/>
+                                <w:sz w:val="20"/>
+                                <w:szCs w:val="20"/>
+                                <w:lang w:val="en-US"/>
+                              </w:rPr>
+                              <w:t xml:space="preserve"> === </w:t>
+                            </w:r>
+                            <w:proofErr w:type="spellStart"/>
+                            <w:r>
+                              <w:rPr>
+                                <w:rFonts w:ascii="Consolas" w:hAnsi="Consolas"/>
+                                <w:sz w:val="20"/>
+                                <w:szCs w:val="20"/>
+                                <w:lang w:val="en-US"/>
+                              </w:rPr>
+                              <w:t>storedPassword</w:t>
+                            </w:r>
+                            <w:proofErr w:type="spellEnd"/>
+                            <w:r>
+                              <w:rPr>
+                                <w:rFonts w:ascii="Consolas" w:hAnsi="Consolas"/>
+                                <w:sz w:val="20"/>
+                                <w:szCs w:val="20"/>
+                                <w:lang w:val="en-US"/>
+                              </w:rPr>
+                              <w:t>) return true;</w:t>
+                            </w:r>
+                          </w:p>
+                          <w:p>
+                            <w:pPr>
+                              <w:rPr>
+                                <w:rFonts w:ascii="Consolas" w:hAnsi="Consolas"/>
+                                <w:sz w:val="20"/>
+                                <w:szCs w:val="20"/>
+                                <w:lang w:val="en-US"/>
+                              </w:rPr>
+                            </w:pPr>
+                            <w:r>
+                              <w:rPr>
+                                <w:rFonts w:ascii="Consolas" w:hAnsi="Consolas"/>
+                                <w:sz w:val="20"/>
+                                <w:szCs w:val="20"/>
+                                <w:lang w:val="en-US"/>
+                              </w:rPr>
+                              <w:t xml:space="preserve">    if (</w:t>
+                            </w:r>
+                            <w:proofErr w:type="spellStart"/>
+                            <w:r>
+                              <w:rPr>
+                                <w:rFonts w:ascii="Consolas" w:hAnsi="Consolas"/>
+                                <w:sz w:val="20"/>
+                                <w:szCs w:val="20"/>
+                                <w:lang w:val="en-US"/>
+                              </w:rPr>
+                              <w:t>inputPassword</w:t>
+                            </w:r>
+                            <w:proofErr w:type="spellEnd"/>
+                            <w:r>
+                              <w:rPr>
+                                <w:rFonts w:ascii="Consolas" w:hAnsi="Consolas"/>
+                                <w:sz w:val="20"/>
+                                <w:szCs w:val="20"/>
+                                <w:lang w:val="en-US"/>
+                              </w:rPr>
+                              <w:t xml:space="preserve"> === </w:t>
+                            </w:r>
+                            <w:proofErr w:type="spellStart"/>
+                            <w:r>
+                              <w:rPr>
+                                <w:rFonts w:ascii="Consolas" w:hAnsi="Consolas"/>
+                                <w:sz w:val="20"/>
+                                <w:szCs w:val="20"/>
+                                <w:lang w:val="en-US"/>
+                              </w:rPr>
+                              <w:t>storedPassword</w:t>
+                            </w:r>
+                            <w:proofErr w:type="spellEnd"/>
+                            <w:r>
+                              <w:rPr>
+                                <w:rFonts w:ascii="Consolas" w:hAnsi="Consolas"/>
+                                <w:sz w:val="20"/>
+                                <w:szCs w:val="20"/>
+                                <w:lang w:val="en-US"/>
+                              </w:rPr>
+                              <w:t xml:space="preserve">) return true; // </w:t>
+                            </w:r>
+                            <w:r>
+                              <w:rPr>
+                                <w:rFonts w:ascii="Consolas" w:hAnsi="Consolas"/>
+                                <w:sz w:val="20"/>
+                                <w:szCs w:val="20"/>
+                              </w:rPr>
+                              <w:t>старый</w:t>
+                            </w:r>
+                            <w:r>
+                              <w:rPr>
+                                <w:rFonts w:ascii="Consolas" w:hAnsi="Consolas"/>
+                                <w:sz w:val="20"/>
+                                <w:szCs w:val="20"/>
+                                <w:lang w:val="en-US"/>
+                              </w:rPr>
+                              <w:t xml:space="preserve"> </w:t>
+                            </w:r>
+                            <w:r>
+                              <w:rPr>
+                                <w:rFonts w:ascii="Consolas" w:hAnsi="Consolas"/>
+                                <w:sz w:val="20"/>
+                                <w:szCs w:val="20"/>
+                              </w:rPr>
+                              <w:t>открытый</w:t>
+                            </w:r>
+                            <w:r>
+                              <w:rPr>
+                                <w:rFonts w:ascii="Consolas" w:hAnsi="Consolas"/>
+                                <w:sz w:val="20"/>
+                                <w:szCs w:val="20"/>
+                                <w:lang w:val="en-US"/>
+                              </w:rPr>
+                              <w:t xml:space="preserve"> </w:t>
+                            </w:r>
+                            <w:r>
+                              <w:rPr>
+                                <w:rFonts w:ascii="Consolas" w:hAnsi="Consolas"/>
+                                <w:sz w:val="20"/>
+                                <w:szCs w:val="20"/>
+                              </w:rPr>
+                              <w:t>пароль</w:t>
+                            </w:r>
+                          </w:p>
+                          <w:p>
+                            <w:pPr>
+                              <w:rPr>
+                                <w:rFonts w:ascii="Consolas" w:hAnsi="Consolas"/>
+                                <w:sz w:val="20"/>
+                                <w:szCs w:val="20"/>
+                              </w:rPr>
+                            </w:pPr>
+                            <w:r>
+                              <w:rPr>
+                                <w:rFonts w:ascii="Consolas" w:hAnsi="Consolas"/>
+                                <w:sz w:val="20"/>
+                                <w:szCs w:val="20"/>
+                                <w:lang w:val="en-US"/>
+                              </w:rPr>
+                              <w:t xml:space="preserve">    </w:t>
+                            </w:r>
+                            <w:proofErr w:type="spellStart"/>
+                            <w:r>
+                              <w:rPr>
+                                <w:rFonts w:ascii="Consolas" w:hAnsi="Consolas"/>
+                                <w:sz w:val="20"/>
+                                <w:szCs w:val="20"/>
+                              </w:rPr>
+                              <w:t>return</w:t>
+                            </w:r>
+                            <w:proofErr w:type="spellEnd"/>
+                            <w:r>
+                              <w:rPr>
+                                <w:rFonts w:ascii="Consolas" w:hAnsi="Consolas"/>
+                                <w:sz w:val="20"/>
+                                <w:szCs w:val="20"/>
+                              </w:rPr>
+                              <w:t xml:space="preserve"> </w:t>
+                            </w:r>
+                            <w:proofErr w:type="spellStart"/>
+                            <w:r>
+                              <w:rPr>
+                                <w:rFonts w:ascii="Consolas" w:hAnsi="Consolas"/>
+                                <w:sz w:val="20"/>
+                                <w:szCs w:val="20"/>
+                              </w:rPr>
+                              <w:t>false</w:t>
+                            </w:r>
+                            <w:proofErr w:type="spellEnd"/>
+                            <w:r>
+                              <w:rPr>
+                                <w:rFonts w:ascii="Consolas" w:hAnsi="Consolas"/>
+                                <w:sz w:val="20"/>
+                                <w:szCs w:val="20"/>
+                              </w:rPr>
+                              <w:t>;</w:t>
+                            </w:r>
+                          </w:p>
+                          <w:p>
+                            <w:pPr>
+                              <w:rPr>
+                                <w:rFonts w:ascii="Consolas" w:hAnsi="Consolas"/>
+                                <w:sz w:val="20"/>
+                                <w:szCs w:val="20"/>
+                              </w:rPr>
+                            </w:pPr>
+                            <w:r>
+                              <w:rPr>
+                                <w:rFonts w:ascii="Consolas" w:hAnsi="Consolas"/>
+                                <w:sz w:val="20"/>
+                                <w:szCs w:val="20"/>
+                              </w:rPr>
+                              <w:t>}</w:t>
+                            </w:r>
+                          </w:p>
+                        </w:txbxContent>
+                      </wps:txbx>
+                      <wps:bodyPr rot="0" spcFirstLastPara="0" vertOverflow="overflow" horzOverflow="overflow" vert="horz" wrap="square" lIns="91440" tIns="45720" rIns="91440" bIns="45720" numCol="1" spcCol="0" rtlCol="0" fromWordArt="0" anchor="t" anchorCtr="0" forceAA="0" compatLnSpc="1">
+                        <a:prstTxWarp prst="textNoShape">
+                          <a:avLst/>
+                        </a:prstTxWarp>
+                        <a:noAutofit/>
+                      </wps:bodyPr>
+                    </wps:wsp>
+                  </a:graphicData>
+                </a:graphic>
+                <wp14:sizeRelV relativeFrom="margin">
+                  <wp14:pctHeight>0</wp14:pctHeight>
+                </wp14:sizeRelV>
+              </wp:anchor>
+            </w:drawing>
+          </mc:Choice>
+          <mc:Fallback>
+            <w:pict>
+              <v:shape w14:anchorId="5AA53B1A" id="Надпись 26" o:spid="_x0000_s1042" type="#_x0000_t202" style="position:absolute;left:0;text-align:left;margin-left:-3.45pt;margin-top:.3pt;width:511.4pt;height:350.6pt;z-index:251675648;visibility:visible;mso-wrap-style:square;mso-height-percent:0;mso-wrap-distance-left:9pt;mso-wrap-distance-top:0;mso-wrap-distance-right:9pt;mso-wrap-distance-bottom:0;mso-position-horizontal:absolute;mso-position-horizontal-relative:text;mso-position-vertical:absolute;mso-position-vertical-relative:text;mso-height-percent:0;mso-height-relative:margin;v-text-anchor:top" o:gfxdata="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" fillcolor="white [3201]" strokeweight=".5pt">
+                <v:textbox>
+                  <w:txbxContent>
+                    <w:p>
+                      <w:pPr>
+                        <w:rPr>
+                          <w:rFonts w:ascii="Consolas" w:hAnsi="Consolas"/>
+                          <w:sz w:val="20"/>
+                          <w:szCs w:val="20"/>
+                          <w:lang w:val="en-US"/>
+                        </w:rPr>
+                      </w:pPr>
+                      <w:r>
+                        <w:rPr>
+                          <w:rFonts w:ascii="Consolas" w:hAnsi="Consolas"/>
+                          <w:sz w:val="20"/>
+                          <w:szCs w:val="20"/>
+                          <w:lang w:val="en-US"/>
+                        </w:rPr>
+                        <w:t xml:space="preserve">function </w:t>
+                      </w:r>
+                      <w:proofErr w:type="spellStart"/>
+                      <w:r>
+                        <w:rPr>
+                          <w:rFonts w:ascii="Consolas" w:hAnsi="Consolas"/>
+                          <w:sz w:val="20"/>
+                          <w:szCs w:val="20"/>
+                          <w:lang w:val="en-US"/>
+                        </w:rPr>
+                        <w:t>hashPassword</w:t>
+                      </w:r>
+                      <w:proofErr w:type="spellEnd"/>
+                      <w:r>
+                        <w:rPr>
+                          <w:rFonts w:ascii="Consolas" w:hAnsi="Consolas"/>
+                          <w:sz w:val="20"/>
+                          <w:szCs w:val="20"/>
+                          <w:lang w:val="en-US"/>
+                        </w:rPr>
+                        <w:t>(password) {</w:t>
+                      </w:r>
+                    </w:p>
+                    <w:p>
+                      <w:pPr>
+                        <w:rPr>
+                          <w:rFonts w:ascii="Consolas" w:hAnsi="Consolas"/>
+                          <w:sz w:val="20"/>
+                          <w:szCs w:val="20"/>
+                          <w:lang w:val="en-US"/>
+                        </w:rPr>
+                      </w:pPr>
+                      <w:r>
+                        <w:rPr>
+                          <w:rFonts w:ascii="Consolas" w:hAnsi="Consolas"/>
+                          <w:sz w:val="20"/>
+                          <w:szCs w:val="20"/>
+                          <w:lang w:val="en-US"/>
+                        </w:rPr>
+                        <w:t xml:space="preserve">    try {</w:t>
+                      </w:r>
+                    </w:p>
+                    <w:p>
+                      <w:pPr>
+                        <w:rPr>
+                          <w:rFonts w:ascii="Consolas" w:hAnsi="Consolas"/>
+                          <w:sz w:val="20"/>
+                          <w:szCs w:val="20"/>
+                          <w:lang w:val="en-US"/>
+                        </w:rPr>
+                      </w:pPr>
+                      <w:r>
+                        <w:rPr>
+                          <w:rFonts w:ascii="Consolas" w:hAnsi="Consolas"/>
+                          <w:sz w:val="20"/>
+                          <w:szCs w:val="20"/>
+                          <w:lang w:val="en-US"/>
+                        </w:rPr>
+                        <w:t xml:space="preserve">        return </w:t>
+                      </w:r>
+                      <w:proofErr w:type="spellStart"/>
+                      <w:r>
+                        <w:rPr>
+                          <w:rFonts w:ascii="Consolas" w:hAnsi="Consolas"/>
+                          <w:sz w:val="20"/>
+                          <w:szCs w:val="20"/>
+                          <w:lang w:val="en-US"/>
+                        </w:rPr>
+                        <w:t>btoa</w:t>
+                      </w:r>
+                      <w:proofErr w:type="spellEnd"/>
+                      <w:r>
+                        <w:rPr>
+                          <w:rFonts w:ascii="Consolas" w:hAnsi="Consolas"/>
+                          <w:sz w:val="20"/>
+                          <w:szCs w:val="20"/>
+                          <w:lang w:val="en-US"/>
+                        </w:rPr>
+                        <w:t>(</w:t>
+                      </w:r>
+                      <w:proofErr w:type="spellStart"/>
+                      <w:r>
+                        <w:rPr>
+                          <w:rFonts w:ascii="Consolas" w:hAnsi="Consolas"/>
+                          <w:sz w:val="20"/>
+                          <w:szCs w:val="20"/>
+                          <w:lang w:val="en-US"/>
+                        </w:rPr>
+                        <w:t>encodeURIComponent</w:t>
+                      </w:r>
+                      <w:proofErr w:type="spellEnd"/>
+                      <w:r>
+                        <w:rPr>
+                          <w:rFonts w:ascii="Consolas" w:hAnsi="Consolas"/>
+                          <w:sz w:val="20"/>
+                          <w:szCs w:val="20"/>
+                          <w:lang w:val="en-US"/>
+                        </w:rPr>
+                        <w:t>(password));</w:t>
+                      </w:r>
+                    </w:p>
+                    <w:p>
+                      <w:pPr>
+                        <w:rPr>
+                          <w:rFonts w:ascii="Consolas" w:hAnsi="Consolas"/>
+                          <w:sz w:val="20"/>
+                          <w:szCs w:val="20"/>
+                        </w:rPr>
+                      </w:pPr>
+                      <w:r>
+                        <w:rPr>
+                          <w:rFonts w:ascii="Consolas" w:hAnsi="Consolas"/>
+                          <w:sz w:val="20"/>
+                          <w:szCs w:val="20"/>
+                          <w:lang w:val="en-US"/>
+                        </w:rPr>
+                        <w:t xml:space="preserve">    </w:t>
+                      </w:r>
+                      <w:r>
+                        <w:rPr>
+                          <w:rFonts w:ascii="Consolas" w:hAnsi="Consolas"/>
+                          <w:sz w:val="20"/>
+                          <w:szCs w:val="20"/>
+                        </w:rPr>
+                        <w:t xml:space="preserve">} </w:t>
+                      </w:r>
+                      <w:proofErr w:type="spellStart"/>
+                      <w:r>
+                        <w:rPr>
+                          <w:rFonts w:ascii="Consolas" w:hAnsi="Consolas"/>
+                          <w:sz w:val="20"/>
+                          <w:szCs w:val="20"/>
+                        </w:rPr>
+                        <w:t>catch</w:t>
+                      </w:r>
+                      <w:proofErr w:type="spellEnd"/>
+                      <w:r>
+                        <w:rPr>
+                          <w:rFonts w:ascii="Consolas" w:hAnsi="Consolas"/>
+                          <w:sz w:val="20"/>
+                          <w:szCs w:val="20"/>
+                        </w:rPr>
+                        <w:t xml:space="preserve"> (e) {</w:t>
+                      </w:r>
+                    </w:p>
+                    <w:p>
+                      <w:pPr>
+                        <w:rPr>
+                          <w:rFonts w:ascii="Consolas" w:hAnsi="Consolas"/>
+                          <w:sz w:val="20"/>
+                          <w:szCs w:val="20"/>
+                        </w:rPr>
+                      </w:pPr>
+                      <w:r>
+                        <w:rPr>
+                          <w:rFonts w:ascii="Consolas" w:hAnsi="Consolas"/>
+                          <w:sz w:val="20"/>
+                          <w:szCs w:val="20"/>
+                        </w:rPr>
+                        <w:t xml:space="preserve">        </w:t>
+                      </w:r>
+                      <w:proofErr w:type="spellStart"/>
+                      <w:proofErr w:type="gramStart"/>
+                      <w:r>
+                        <w:rPr>
+                          <w:rFonts w:ascii="Consolas" w:hAnsi="Consolas"/>
+                          <w:sz w:val="20"/>
+                          <w:szCs w:val="20"/>
+                        </w:rPr>
+                        <w:t>console.warn</w:t>
+                      </w:r>
+                      <w:proofErr w:type="spellEnd"/>
+                      <w:proofErr w:type="gramEnd"/>
+                      <w:r>
+                        <w:rPr>
+                          <w:rFonts w:ascii="Consolas" w:hAnsi="Consolas"/>
+                          <w:sz w:val="20"/>
+                          <w:szCs w:val="20"/>
+                        </w:rPr>
+                        <w:t>('Ошибка хеширования, используется открытый пароль');</w:t>
+                      </w:r>
+                    </w:p>
+                    <w:p>
+                      <w:pPr>
+                        <w:rPr>
+                          <w:rFonts w:ascii="Consolas" w:hAnsi="Consolas"/>
+                          <w:sz w:val="20"/>
+                          <w:szCs w:val="20"/>
+                        </w:rPr>
+                      </w:pPr>
+                      <w:r>
+                        <w:rPr>
+                          <w:rFonts w:ascii="Consolas" w:hAnsi="Consolas"/>
+                          <w:sz w:val="20"/>
+                          <w:szCs w:val="20"/>
+                        </w:rPr>
+                        <w:t xml:space="preserve">        </w:t>
+                      </w:r>
+                      <w:proofErr w:type="spellStart"/>
+                      <w:r>
+                        <w:rPr>
+                          <w:rFonts w:ascii="Consolas" w:hAnsi="Consolas"/>
+                          <w:sz w:val="20"/>
+                          <w:szCs w:val="20"/>
+                        </w:rPr>
+                        <w:t>return</w:t>
+                      </w:r>
+                      <w:proofErr w:type="spellEnd"/>
+                      <w:r>
+                        <w:rPr>
+                          <w:rFonts w:ascii="Consolas" w:hAnsi="Consolas"/>
+                          <w:sz w:val="20"/>
+                          <w:szCs w:val="20"/>
+                        </w:rPr>
+                        <w:t xml:space="preserve"> </w:t>
+                      </w:r>
+                      <w:proofErr w:type="spellStart"/>
+                      <w:r>
+                        <w:rPr>
+                          <w:rFonts w:ascii="Consolas" w:hAnsi="Consolas"/>
+                          <w:sz w:val="20"/>
+                          <w:szCs w:val="20"/>
+                        </w:rPr>
+                        <w:t>password</w:t>
+                      </w:r>
+                      <w:proofErr w:type="spellEnd"/>
+                      <w:r>
+                        <w:rPr>
+                          <w:rFonts w:ascii="Consolas" w:hAnsi="Consolas"/>
+                          <w:sz w:val="20"/>
+                          <w:szCs w:val="20"/>
+                        </w:rPr>
+                        <w:t>;</w:t>
+                      </w:r>
+                    </w:p>
+                    <w:p>
+                      <w:pPr>
+                        <w:rPr>
+                          <w:rFonts w:ascii="Consolas" w:hAnsi="Consolas"/>
+                          <w:sz w:val="20"/>
+                          <w:szCs w:val="20"/>
+                        </w:rPr>
+                      </w:pPr>
+                      <w:r>
+                        <w:rPr>
+                          <w:rFonts w:ascii="Consolas" w:hAnsi="Consolas"/>
+                          <w:sz w:val="20"/>
+                          <w:szCs w:val="20"/>
+                        </w:rPr>
+                        <w:t xml:space="preserve">    }</w:t>
+                      </w:r>
+                    </w:p>
+                    <w:p>
+                      <w:pPr>
+                        <w:rPr>
+                          <w:rFonts w:ascii="Consolas" w:hAnsi="Consolas"/>
+                          <w:sz w:val="20"/>
+                          <w:szCs w:val="20"/>
+                        </w:rPr>
+                      </w:pPr>
+                      <w:r>
+                        <w:rPr>
+                          <w:rFonts w:ascii="Consolas" w:hAnsi="Consolas"/>
+                          <w:sz w:val="20"/>
+                          <w:szCs w:val="20"/>
+                        </w:rPr>
+                        <w:t>}</w:t>
+                      </w:r>
+                    </w:p>
+                    <w:p>
+                      <w:pPr>
+                        <w:rPr>
+                          <w:rFonts w:ascii="Consolas" w:hAnsi="Consolas"/>
+                          <w:sz w:val="20"/>
+                          <w:szCs w:val="20"/>
+                        </w:rPr>
+                      </w:pPr>
+                    </w:p>
+                    <w:p>
+                      <w:pPr>
+                        <w:rPr>
+                          <w:rFonts w:ascii="Consolas" w:hAnsi="Consolas"/>
+                          <w:sz w:val="20"/>
+                          <w:szCs w:val="20"/>
+                          <w:lang w:val="en-US"/>
+                        </w:rPr>
+                      </w:pPr>
+                      <w:r>
+                        <w:rPr>
+                          <w:rFonts w:ascii="Consolas" w:hAnsi="Consolas"/>
+                          <w:sz w:val="20"/>
+                          <w:szCs w:val="20"/>
+                          <w:lang w:val="en-US"/>
+                        </w:rPr>
+                        <w:t xml:space="preserve">function </w:t>
+                      </w:r>
+                      <w:proofErr w:type="spellStart"/>
+                      <w:proofErr w:type="gramStart"/>
+                      <w:r>
+                        <w:rPr>
+                          <w:rFonts w:ascii="Consolas" w:hAnsi="Consolas"/>
+                          <w:sz w:val="20"/>
+                          <w:szCs w:val="20"/>
+                          <w:lang w:val="en-US"/>
+                        </w:rPr>
+                        <w:t>checkPassword</w:t>
+                      </w:r>
+                      <w:proofErr w:type="spellEnd"/>
+                      <w:r>
+                        <w:rPr>
+                          <w:rFonts w:ascii="Consolas" w:hAnsi="Consolas"/>
+                          <w:sz w:val="20"/>
+                          <w:szCs w:val="20"/>
+                          <w:lang w:val="en-US"/>
+                        </w:rPr>
+                        <w:t>(</w:t>
+                      </w:r>
+                      <w:proofErr w:type="spellStart"/>
+                      <w:proofErr w:type="gramEnd"/>
+                      <w:r>
+                        <w:rPr>
+                          <w:rFonts w:ascii="Consolas" w:hAnsi="Consolas"/>
+                          <w:sz w:val="20"/>
+                          <w:szCs w:val="20"/>
+                          <w:lang w:val="en-US"/>
+                        </w:rPr>
+                        <w:t>inputPassword</w:t>
+                      </w:r>
+                      <w:proofErr w:type="spellEnd"/>
+                      <w:r>
+                        <w:rPr>
+                          <w:rFonts w:ascii="Consolas" w:hAnsi="Consolas"/>
+                          <w:sz w:val="20"/>
+                          <w:szCs w:val="20"/>
+                          <w:lang w:val="en-US"/>
+                        </w:rPr>
+                        <w:t xml:space="preserve">, </w:t>
+                      </w:r>
+                      <w:proofErr w:type="spellStart"/>
+                      <w:r>
+                        <w:rPr>
+                          <w:rFonts w:ascii="Consolas" w:hAnsi="Consolas"/>
+                          <w:sz w:val="20"/>
+                          <w:szCs w:val="20"/>
+                          <w:lang w:val="en-US"/>
+                        </w:rPr>
+                        <w:t>storedPassword</w:t>
+                      </w:r>
+                      <w:proofErr w:type="spellEnd"/>
+                      <w:r>
+                        <w:rPr>
+                          <w:rFonts w:ascii="Consolas" w:hAnsi="Consolas"/>
+                          <w:sz w:val="20"/>
+                          <w:szCs w:val="20"/>
+                          <w:lang w:val="en-US"/>
+                        </w:rPr>
+                        <w:t>) {</w:t>
+                      </w:r>
+                    </w:p>
+                    <w:p>
+                      <w:pPr>
+                        <w:rPr>
+                          <w:rFonts w:ascii="Consolas" w:hAnsi="Consolas"/>
+                          <w:sz w:val="20"/>
+                          <w:szCs w:val="20"/>
+                          <w:lang w:val="en-US"/>
+                        </w:rPr>
+                      </w:pPr>
+                      <w:r>
+                        <w:rPr>
+                          <w:rFonts w:ascii="Consolas" w:hAnsi="Consolas"/>
+                          <w:sz w:val="20"/>
+                          <w:szCs w:val="20"/>
+                          <w:lang w:val="en-US"/>
+                        </w:rPr>
+                        <w:t xml:space="preserve">    const </w:t>
+                      </w:r>
+                      <w:proofErr w:type="spellStart"/>
+                      <w:r>
+                        <w:rPr>
+                          <w:rFonts w:ascii="Consolas" w:hAnsi="Consolas"/>
+                          <w:sz w:val="20"/>
+                          <w:szCs w:val="20"/>
+                          <w:lang w:val="en-US"/>
+                        </w:rPr>
+                        <w:t>inputHash</w:t>
+                      </w:r>
+                      <w:proofErr w:type="spellEnd"/>
+                      <w:r>
+                        <w:rPr>
+                          <w:rFonts w:ascii="Consolas" w:hAnsi="Consolas"/>
+                          <w:sz w:val="20"/>
+                          <w:szCs w:val="20"/>
+                          <w:lang w:val="en-US"/>
+                        </w:rPr>
+                        <w:t xml:space="preserve"> = </w:t>
+                      </w:r>
+                      <w:proofErr w:type="spellStart"/>
+                      <w:r>
+                        <w:rPr>
+                          <w:rFonts w:ascii="Consolas" w:hAnsi="Consolas"/>
+                          <w:sz w:val="20"/>
+                          <w:szCs w:val="20"/>
+                          <w:lang w:val="en-US"/>
+                        </w:rPr>
+                        <w:t>hashPassword</w:t>
+                      </w:r>
+                      <w:proofErr w:type="spellEnd"/>
+                      <w:r>
+                        <w:rPr>
+                          <w:rFonts w:ascii="Consolas" w:hAnsi="Consolas"/>
+                          <w:sz w:val="20"/>
+                          <w:szCs w:val="20"/>
+                          <w:lang w:val="en-US"/>
+                        </w:rPr>
+                        <w:t>(</w:t>
+                      </w:r>
+                      <w:proofErr w:type="spellStart"/>
+                      <w:r>
+                        <w:rPr>
+                          <w:rFonts w:ascii="Consolas" w:hAnsi="Consolas"/>
+                          <w:sz w:val="20"/>
+                          <w:szCs w:val="20"/>
+                          <w:lang w:val="en-US"/>
+                        </w:rPr>
+                        <w:t>inputPassword</w:t>
+                      </w:r>
+                      <w:proofErr w:type="spellEnd"/>
+                      <w:r>
+                        <w:rPr>
+                          <w:rFonts w:ascii="Consolas" w:hAnsi="Consolas"/>
+                          <w:sz w:val="20"/>
+                          <w:szCs w:val="20"/>
+                          <w:lang w:val="en-US"/>
+                        </w:rPr>
+                        <w:t>);</w:t>
+                      </w:r>
+                    </w:p>
+                    <w:p>
+                      <w:pPr>
+                        <w:rPr>
+                          <w:rFonts w:ascii="Consolas" w:hAnsi="Consolas"/>
+                          <w:sz w:val="20"/>
+                          <w:szCs w:val="20"/>
+                          <w:lang w:val="en-US"/>
+                        </w:rPr>
+                      </w:pPr>
+                      <w:r>
+                        <w:rPr>
+                          <w:rFonts w:ascii="Consolas" w:hAnsi="Consolas"/>
+                          <w:sz w:val="20"/>
+                          <w:szCs w:val="20"/>
+                          <w:lang w:val="en-US"/>
+                        </w:rPr>
+                        <w:t xml:space="preserve">    if (</w:t>
+                      </w:r>
+                      <w:proofErr w:type="spellStart"/>
+                      <w:r>
+                        <w:rPr>
+                          <w:rFonts w:ascii="Consolas" w:hAnsi="Consolas"/>
+                          <w:sz w:val="20"/>
+                          <w:szCs w:val="20"/>
+                          <w:lang w:val="en-US"/>
+                        </w:rPr>
+                        <w:t>inputHash</w:t>
+                      </w:r>
+                      <w:proofErr w:type="spellEnd"/>
+                      <w:r>
+                        <w:rPr>
+                          <w:rFonts w:ascii="Consolas" w:hAnsi="Consolas"/>
+                          <w:sz w:val="20"/>
+                          <w:szCs w:val="20"/>
+                          <w:lang w:val="en-US"/>
+                        </w:rPr>
+                        <w:t xml:space="preserve"> === </w:t>
+                      </w:r>
+                      <w:proofErr w:type="spellStart"/>
+                      <w:r>
+                        <w:rPr>
+                          <w:rFonts w:ascii="Consolas" w:hAnsi="Consolas"/>
+                          <w:sz w:val="20"/>
+                          <w:szCs w:val="20"/>
+                          <w:lang w:val="en-US"/>
+                        </w:rPr>
+                        <w:t>storedPassword</w:t>
+                      </w:r>
+                      <w:proofErr w:type="spellEnd"/>
+                      <w:r>
+                        <w:rPr>
+                          <w:rFonts w:ascii="Consolas" w:hAnsi="Consolas"/>
+                          <w:sz w:val="20"/>
+                          <w:szCs w:val="20"/>
+                          <w:lang w:val="en-US"/>
+                        </w:rPr>
+                        <w:t>) return true;</w:t>
+                      </w:r>
+                    </w:p>
+                    <w:p>
+                      <w:pPr>
+                        <w:rPr>
+                          <w:rFonts w:ascii="Consolas" w:hAnsi="Consolas"/>
+                          <w:sz w:val="20"/>
+                          <w:szCs w:val="20"/>
+                          <w:lang w:val="en-US"/>
+                        </w:rPr>
+                      </w:pPr>
+                      <w:r>
+                        <w:rPr>
+                          <w:rFonts w:ascii="Consolas" w:hAnsi="Consolas"/>
+                          <w:sz w:val="20"/>
+                          <w:szCs w:val="20"/>
+                          <w:lang w:val="en-US"/>
+                        </w:rPr>
+                        <w:t xml:space="preserve">    if (</w:t>
+                      </w:r>
+                      <w:proofErr w:type="spellStart"/>
+                      <w:r>
+                        <w:rPr>
+                          <w:rFonts w:ascii="Consolas" w:hAnsi="Consolas"/>
+                          <w:sz w:val="20"/>
+                          <w:szCs w:val="20"/>
+                          <w:lang w:val="en-US"/>
+                        </w:rPr>
+                        <w:t>inputPassword</w:t>
+                      </w:r>
+                      <w:proofErr w:type="spellEnd"/>
+                      <w:r>
+                        <w:rPr>
+                          <w:rFonts w:ascii="Consolas" w:hAnsi="Consolas"/>
+                          <w:sz w:val="20"/>
+                          <w:szCs w:val="20"/>
+                          <w:lang w:val="en-US"/>
+                        </w:rPr>
+                        <w:t xml:space="preserve"> === </w:t>
+                      </w:r>
+                      <w:proofErr w:type="spellStart"/>
+                      <w:r>
+                        <w:rPr>
+                          <w:rFonts w:ascii="Consolas" w:hAnsi="Consolas"/>
+                          <w:sz w:val="20"/>
+                          <w:szCs w:val="20"/>
+                          <w:lang w:val="en-US"/>
+                        </w:rPr>
+                        <w:t>storedPassword</w:t>
+                      </w:r>
+                      <w:proofErr w:type="spellEnd"/>
+                      <w:r>
+                        <w:rPr>
+                          <w:rFonts w:ascii="Consolas" w:hAnsi="Consolas"/>
+                          <w:sz w:val="20"/>
+                          <w:szCs w:val="20"/>
+                          <w:lang w:val="en-US"/>
+                        </w:rPr>
+                        <w:t xml:space="preserve">) return true; // </w:t>
+                      </w:r>
+                      <w:r>
+                        <w:rPr>
+                          <w:rFonts w:ascii="Consolas" w:hAnsi="Consolas"/>
+                          <w:sz w:val="20"/>
+                          <w:szCs w:val="20"/>
+                        </w:rPr>
+                        <w:t>старый</w:t>
+                      </w:r>
+                      <w:r>
+                        <w:rPr>
+                          <w:rFonts w:ascii="Consolas" w:hAnsi="Consolas"/>
+                          <w:sz w:val="20"/>
+                          <w:szCs w:val="20"/>
+                          <w:lang w:val="en-US"/>
+                        </w:rPr>
+                        <w:t xml:space="preserve"> </w:t>
+                      </w:r>
+                      <w:r>
+                        <w:rPr>
+                          <w:rFonts w:ascii="Consolas" w:hAnsi="Consolas"/>
+                          <w:sz w:val="20"/>
+                          <w:szCs w:val="20"/>
+                        </w:rPr>
+                        <w:t>открытый</w:t>
+                      </w:r>
+                      <w:r>
+                        <w:rPr>
+                          <w:rFonts w:ascii="Consolas" w:hAnsi="Consolas"/>
+                          <w:sz w:val="20"/>
+                          <w:szCs w:val="20"/>
+                          <w:lang w:val="en-US"/>
+                        </w:rPr>
+                        <w:t xml:space="preserve"> </w:t>
+                      </w:r>
+                      <w:r>
+                        <w:rPr>
+                          <w:rFonts w:ascii="Consolas" w:hAnsi="Consolas"/>
+                          <w:sz w:val="20"/>
+                          <w:szCs w:val="20"/>
+                        </w:rPr>
+                        <w:t>пароль</w:t>
+                      </w:r>
+                    </w:p>
+                    <w:p>
+                      <w:pPr>
+                        <w:rPr>
+                          <w:rFonts w:ascii="Consolas" w:hAnsi="Consolas"/>
+                          <w:sz w:val="20"/>
+                          <w:szCs w:val="20"/>
+                        </w:rPr>
+                      </w:pPr>
+                      <w:r>
+                        <w:rPr>
+                          <w:rFonts w:ascii="Consolas" w:hAnsi="Consolas"/>
+                          <w:sz w:val="20"/>
+                          <w:szCs w:val="20"/>
+                          <w:lang w:val="en-US"/>
+                        </w:rPr>
+                        <w:t xml:space="preserve">    </w:t>
+                      </w:r>
+                      <w:proofErr w:type="spellStart"/>
+                      <w:r>
+                        <w:rPr>
+                          <w:rFonts w:ascii="Consolas" w:hAnsi="Consolas"/>
+                          <w:sz w:val="20"/>
+                          <w:szCs w:val="20"/>
+                        </w:rPr>
+                        <w:t>return</w:t>
+                      </w:r>
+                      <w:proofErr w:type="spellEnd"/>
+                      <w:r>
+                        <w:rPr>
+                          <w:rFonts w:ascii="Consolas" w:hAnsi="Consolas"/>
+                          <w:sz w:val="20"/>
+                          <w:szCs w:val="20"/>
+                        </w:rPr>
+                        <w:t xml:space="preserve"> </w:t>
+                      </w:r>
+                      <w:proofErr w:type="spellStart"/>
+                      <w:r>
+                        <w:rPr>
+                          <w:rFonts w:ascii="Consolas" w:hAnsi="Consolas"/>
+                          <w:sz w:val="20"/>
+                          <w:szCs w:val="20"/>
+                        </w:rPr>
+                        <w:t>false</w:t>
+                      </w:r>
+                      <w:proofErr w:type="spellEnd"/>
+                      <w:r>
+                        <w:rPr>
+                          <w:rFonts w:ascii="Consolas" w:hAnsi="Consolas"/>
+                          <w:sz w:val="20"/>
+                          <w:szCs w:val="20"/>
+                        </w:rPr>
+                        <w:t>;</w:t>
+                      </w:r>
+                    </w:p>
+                    <w:p>
+                      <w:pPr>
+                        <w:rPr>
+                          <w:rFonts w:ascii="Consolas" w:hAnsi="Consolas"/>
+                          <w:sz w:val="20"/>
+                          <w:szCs w:val="20"/>
+                        </w:rPr>
+                      </w:pPr>
+                      <w:r>
+                        <w:rPr>
+                          <w:rFonts w:ascii="Consolas" w:hAnsi="Consolas"/>
+                          <w:sz w:val="20"/>
+                          <w:szCs w:val="20"/>
+                        </w:rPr>
+                        <w:t>}</w:t>
+                      </w:r>
+                    </w:p>
+                  </w:txbxContent>
+                </v:textbox>
+                <w10:wrap type="topAndBottom"/>
+              </v:shape>
+            </w:pict>
+          </mc:Fallback>
+        </mc:AlternateContent>
+      </w:r>
+      <w:r>
+        <w:t xml:space="preserve">Рисунок 22 - </w:t>
+      </w:r>
+      <w:r>
+        <w:t>Хеширование паролей для повышения безопасности</w:t>
+      </w:r>
+    </w:p>
+    <w:p>
+      <w:pPr>
+        <w:pStyle w:val="afa"/>
+      </w:pPr>
+      <w:r>
+        <w:t xml:space="preserve">Все три исправления успешно внедрены и протестированы. Теперь поиск использует единый метод класса </w:t>
+      </w:r>
+      <w:proofErr w:type="spellStart"/>
+      <w:r>
+        <w:t>Storage</w:t>
+      </w:r>
+      <w:proofErr w:type="spellEnd"/>
+      <w:r>
+        <w:t xml:space="preserve">, избранное синхронизируется на всех страницах через </w:t>
+      </w:r>
+      <w:proofErr w:type="spellStart"/>
+      <w:r>
+        <w:t>кастомные</w:t>
+      </w:r>
+      <w:proofErr w:type="spellEnd"/>
+      <w:r>
+        <w:t xml:space="preserve"> события, а пароли хранятся в </w:t>
+      </w:r>
+      <w:proofErr w:type="spellStart"/>
+      <w:r>
+        <w:t>обфусцированном</w:t>
+      </w:r>
+      <w:proofErr w:type="spellEnd"/>
+      <w:r>
+        <w:t xml:space="preserve"> виде, что делает приложение более безопасным и удобным в сопровождении.</w:t>
+      </w:r>
+    </w:p>
+    <w:p>
+      <w:pPr>
+        <w:pStyle w:val="afa"/>
+      </w:pPr>
+      <w:bookmarkStart w:id="8" w:name="_GoBack"/>
+      <w:bookmarkEnd w:id="8"/>
     </w:p>
     <w:p>
       <w:pPr>
         <w:pStyle w:val="1"/>
         <w:numPr>
           <w:ilvl w:val="0"/>
-          <w:numId w:val="52"/>
+          <w:numId w:val="3"/>
         </w:numPr>
       </w:pPr>
-      <w:bookmarkStart w:id="8" w:name="_Toc213398651"/>
-      <w:r>
-        <w:lastRenderedPageBreak/>
+      <w:bookmarkStart w:id="9" w:name="_Toc213398651"/>
+      <w:r>
         <w:t>Работа над продуктом согласно списку требований, сформулированных ранее</w:t>
       </w:r>
-      <w:bookmarkEnd w:id="8"/>
+      <w:bookmarkEnd w:id="9"/>
     </w:p>
     <w:p>
       <w:pPr>
@@ -35678,15 +39803,15 @@
         <w:pStyle w:val="1"/>
         <w:numPr>
           <w:ilvl w:val="0"/>
-          <w:numId w:val="52"/>
+          <w:numId w:val="3"/>
         </w:numPr>
       </w:pPr>
-      <w:bookmarkStart w:id="9" w:name="_Toc213398652"/>
+      <w:bookmarkStart w:id="10" w:name="_Toc213398652"/>
       <w:r>
         <w:lastRenderedPageBreak/>
         <w:t>Работа над дизайном продукта</w:t>
       </w:r>
-      <w:bookmarkEnd w:id="9"/>
+      <w:bookmarkEnd w:id="10"/>
     </w:p>
     <w:p>
       <w:pPr>
@@ -36095,7 +40220,7 @@
         <w:pStyle w:val="ae"/>
         <w:numPr>
           <w:ilvl w:val="0"/>
-          <w:numId w:val="52"/>
+          <w:numId w:val="3"/>
         </w:numPr>
         <w:shd w:val="clear" w:color="auto" w:fill="FFFFFF" w:themeFill="background1"/>
         <w:spacing w:after="0"/>
@@ -36113,7 +40238,7 @@
           <w:lang w:eastAsia="ru-RU"/>
         </w:rPr>
       </w:pPr>
-      <w:bookmarkStart w:id="10" w:name="_Toc213398653"/>
+      <w:bookmarkStart w:id="11" w:name="_Toc213398653"/>
       <w:r>
         <w:rPr>
           <w:rFonts w:ascii="Times New Roman" w:eastAsia="Times New Roman" w:hAnsi="Times New Roman" w:cs="Times New Roman"/>
@@ -36129,7 +40254,7 @@
         <w:lastRenderedPageBreak/>
         <w:t>Интеграция отобранных ранее API</w:t>
       </w:r>
-      <w:bookmarkEnd w:id="10"/>
+      <w:bookmarkEnd w:id="11"/>
     </w:p>
     <w:p>
       <w:pPr>
@@ -36255,7 +40380,7 @@
         <w:pStyle w:val="ae"/>
         <w:numPr>
           <w:ilvl w:val="0"/>
-          <w:numId w:val="52"/>
+          <w:numId w:val="3"/>
         </w:numPr>
         <w:shd w:val="clear" w:color="auto" w:fill="FFFFFF" w:themeFill="background1"/>
         <w:spacing w:after="0"/>
@@ -36273,7 +40398,7 @@
           <w:lang w:eastAsia="ru-RU"/>
         </w:rPr>
       </w:pPr>
-      <w:bookmarkStart w:id="11" w:name="_Toc213398654"/>
+      <w:bookmarkStart w:id="12" w:name="_Toc213398654"/>
       <w:r>
         <w:rPr>
           <w:rFonts w:ascii="Times New Roman" w:eastAsia="Times New Roman" w:hAnsi="Times New Roman" w:cs="Times New Roman"/>
@@ -36303,7 +40428,7 @@
         </w:rPr>
         <w:t>Публикация разработанного продукта в интернете с использованием бесплатной хостинг-платформы, обеспечив доступ к нему по публичной ссылке.</w:t>
       </w:r>
-      <w:bookmarkEnd w:id="11"/>
+      <w:bookmarkEnd w:id="12"/>
     </w:p>
     <w:p>
       <w:pPr>
@@ -36381,7 +40506,7 @@
         <w:pStyle w:val="ae"/>
         <w:numPr>
           <w:ilvl w:val="0"/>
-          <w:numId w:val="52"/>
+          <w:numId w:val="3"/>
         </w:numPr>
         <w:shd w:val="clear" w:color="auto" w:fill="FFFFFF" w:themeFill="background1"/>
         <w:spacing w:after="0"/>
@@ -36399,7 +40524,7 @@
           <w:lang w:eastAsia="ru-RU"/>
         </w:rPr>
       </w:pPr>
-      <w:bookmarkStart w:id="12" w:name="_Toc213398655"/>
+      <w:bookmarkStart w:id="13" w:name="_Toc213398655"/>
       <w:r>
         <w:rPr>
           <w:rFonts w:ascii="Times New Roman" w:eastAsia="Times New Roman" w:hAnsi="Times New Roman" w:cs="Times New Roman"/>
@@ -36415,8 +40540,6 @@
         <w:lastRenderedPageBreak/>
         <w:t xml:space="preserve"> </w:t>
       </w:r>
-      <w:bookmarkStart w:id="13" w:name="_GoBack"/>
-      <w:bookmarkEnd w:id="13"/>
       <w:r>
         <w:rPr>
           <w:rFonts w:ascii="Times New Roman" w:eastAsia="Times New Roman" w:hAnsi="Times New Roman" w:cs="Times New Roman"/>
@@ -36431,7 +40554,7 @@
         </w:rPr>
         <w:t>Разработка опроса пользователей для сбора обратной связи по продукту</w:t>
       </w:r>
-      <w:bookmarkEnd w:id="12"/>
+      <w:bookmarkEnd w:id="13"/>
     </w:p>
     <w:p>
       <w:pPr>
@@ -36509,7 +40632,7 @@
         <w:pStyle w:val="ae"/>
         <w:numPr>
           <w:ilvl w:val="0"/>
-          <w:numId w:val="52"/>
+          <w:numId w:val="3"/>
         </w:numPr>
         <w:shd w:val="clear" w:color="auto" w:fill="FFFFFF" w:themeFill="background1"/>
         <w:spacing w:after="0"/>
@@ -36621,7 +40744,7 @@
         <w:pStyle w:val="ae"/>
         <w:numPr>
           <w:ilvl w:val="0"/>
-          <w:numId w:val="52"/>
+          <w:numId w:val="3"/>
         </w:numPr>
         <w:shd w:val="clear" w:color="auto" w:fill="FFFFFF" w:themeFill="background1"/>
         <w:spacing w:after="0"/>
@@ -36747,7 +40870,7 @@
         <w:pStyle w:val="ae"/>
         <w:numPr>
           <w:ilvl w:val="0"/>
-          <w:numId w:val="52"/>
+          <w:numId w:val="3"/>
         </w:numPr>
         <w:shd w:val="clear" w:color="auto" w:fill="FFFFFF" w:themeFill="background1"/>
         <w:spacing w:after="0"/>
@@ -37201,182 +41324,6 @@
 <file path=word/numbering.xml><?xml version="1.0" encoding="utf-8"?>
 <w:numbering xmlns:wpc="http://schemas.microsoft.com/office/word/2010/wordprocessingCanvas" xmlns:cx="http://schemas.microsoft.com/office/drawing/2014/chartex" xmlns:cx1="http://schemas.microsoft.com/office/drawing/2015/9/8/chartex" xmlns:cx2="http://schemas.microsoft.com/office/drawing/2015/10/21/chartex" xmlns:cx3="http://schemas.microsoft.com/office/drawing/2016/5/9/chartex" xmlns:cx4="http://schemas.microsoft.com/office/drawing/2016/5/10/chartex" xmlns:cx5="http://schemas.microsoft.com/office/drawing/2016/5/11/chartex" xmlns:cx6="http://schemas.microsoft.com/office/drawing/2016/5/12/chartex" xmlns:cx7="http://schemas.microsoft.com/office/drawing/2016/5/13/chartex" xmlns:cx8="http://schemas.microsoft.com/office/drawing/2016/5/14/chartex" xmlns:mc="http://schemas.openxmlformats.org/markup-compatibility/2006" xmlns:aink="http://schemas.microsoft.com/office/drawing/2016/ink" xmlns:am3d="http://schemas.microsoft.com/office/drawing/2017/model3d" xmlns:o="urn:schemas-microsoft-com:office:office" xmlns:r="http://schemas.openxmlformats.org/officeDocument/2006/relationships" xmlns:m="http://schemas.openxmlformats.org/officeDocument/2006/math" xmlns:v="urn:schemas-microsoft-com:vml" xmlns:wp14="http://schemas.microsoft.com/office/word/2010/wordprocessingDrawing" xmlns:wp="http://schemas.openxmlformats.org/drawingml/2006/wordprocessingDrawing" xmlns:w10="urn:schemas-microsoft-com:office:word" xmlns:w="http://schemas.openxmlformats.org/wordprocessingml/2006/main" xmlns:w14="http://schemas.microsoft.com/office/word/2010/wordml" xmlns:w15="http://schemas.microsoft.com/office/word/2012/wordml" xmlns:w16cex="http://schemas.microsoft.com/office/word/2018/wordml/cex" xmlns:w16cid="http://schemas.microsoft.com/office/word/2016/wordml/cid" xmlns:w16="http://schemas.microsoft.com/office/word/2018/wordml" xmlns:w16se="http://schemas.microsoft.com/office/word/2015/wordml/symex" xmlns:wpg="http://schemas.microsoft.com/office/word/2010/wordprocessingGroup" xmlns:wpi="http://schemas.microsoft.com/office/word/2010/wordprocessingInk" xmlns:wne="http://schemas.microsoft.com/office/word/2006/wordml" xmlns:wps="http://schemas.microsoft.com/office/word/2010/wordprocessingShape" mc:Ignorable="w14 w15 w16se w16cid w16 w16cex wp14">
   <w:abstractNum w:abstractNumId="0" w15:restartNumberingAfterBreak="0">
-    <w:nsid w:val="00000001"/>
-    <w:multiLevelType w:val="multilevel"/>
-    <w:tmpl w:val="FFFFFFFF"/>
-    <w:lvl w:ilvl="0">
-      <w:start w:val="1"/>
-      <w:numFmt w:val="bullet"/>
-      <w:lvlText w:val="-"/>
-      <w:lvlJc w:val="left"/>
-      <w:rPr>
-        <w:rFonts w:ascii="Times New Roman" w:hAnsi="Times New Roman"/>
-        <w:b w:val="0"/>
-        <w:i w:val="0"/>
-        <w:smallCaps w:val="0"/>
-        <w:strike w:val="0"/>
-        <w:color w:val="000000"/>
-        <w:spacing w:val="0"/>
-        <w:w w:val="100"/>
-        <w:position w:val="0"/>
-        <w:sz w:val="25"/>
-        <w:u w:val="none"/>
-      </w:rPr>
-    </w:lvl>
-    <w:lvl w:ilvl="1">
-      <w:start w:val="1"/>
-      <w:numFmt w:val="bullet"/>
-      <w:lvlText w:val="-"/>
-      <w:lvlJc w:val="left"/>
-      <w:rPr>
-        <w:rFonts w:ascii="Times New Roman" w:hAnsi="Times New Roman"/>
-        <w:b w:val="0"/>
-        <w:i w:val="0"/>
-        <w:smallCaps w:val="0"/>
-        <w:strike w:val="0"/>
-        <w:color w:val="000000"/>
-        <w:spacing w:val="0"/>
-        <w:w w:val="100"/>
-        <w:position w:val="0"/>
-        <w:sz w:val="25"/>
-        <w:u w:val="none"/>
-      </w:rPr>
-    </w:lvl>
-    <w:lvl w:ilvl="2">
-      <w:start w:val="1"/>
-      <w:numFmt w:val="bullet"/>
-      <w:lvlText w:val="-"/>
-      <w:lvlJc w:val="left"/>
-      <w:rPr>
-        <w:rFonts w:ascii="Times New Roman" w:hAnsi="Times New Roman"/>
-        <w:b w:val="0"/>
-        <w:i w:val="0"/>
-        <w:smallCaps w:val="0"/>
-        <w:strike w:val="0"/>
-        <w:color w:val="000000"/>
-        <w:spacing w:val="0"/>
-        <w:w w:val="100"/>
-        <w:position w:val="0"/>
-        <w:sz w:val="25"/>
-        <w:u w:val="none"/>
-      </w:rPr>
-    </w:lvl>
-    <w:lvl w:ilvl="3">
-      <w:start w:val="1"/>
-      <w:numFmt w:val="bullet"/>
-      <w:lvlText w:val="-"/>
-      <w:lvlJc w:val="left"/>
-      <w:rPr>
-        <w:rFonts w:ascii="Times New Roman" w:hAnsi="Times New Roman"/>
-        <w:b w:val="0"/>
-        <w:i w:val="0"/>
-        <w:smallCaps w:val="0"/>
-        <w:strike w:val="0"/>
-        <w:color w:val="000000"/>
-        <w:spacing w:val="0"/>
-        <w:w w:val="100"/>
-        <w:position w:val="0"/>
-        <w:sz w:val="25"/>
-        <w:u w:val="none"/>
-      </w:rPr>
-    </w:lvl>
-    <w:lvl w:ilvl="4">
-      <w:start w:val="1"/>
-      <w:numFmt w:val="bullet"/>
-      <w:lvlText w:val="-"/>
-      <w:lvlJc w:val="left"/>
-      <w:rPr>
-        <w:rFonts w:ascii="Times New Roman" w:hAnsi="Times New Roman"/>
-        <w:b w:val="0"/>
-        <w:i w:val="0"/>
-        <w:smallCaps w:val="0"/>
-        <w:strike w:val="0"/>
-        <w:color w:val="000000"/>
-        <w:spacing w:val="0"/>
-        <w:w w:val="100"/>
-        <w:position w:val="0"/>
-        <w:sz w:val="25"/>
-        <w:u w:val="none"/>
-      </w:rPr>
-    </w:lvl>
-    <w:lvl w:ilvl="5">
-      <w:start w:val="1"/>
-      <w:numFmt w:val="bullet"/>
-      <w:lvlText w:val="-"/>
-      <w:lvlJc w:val="left"/>
-      <w:rPr>
-        <w:rFonts w:ascii="Times New Roman" w:hAnsi="Times New Roman"/>
-        <w:b w:val="0"/>
-        <w:i w:val="0"/>
-        <w:smallCaps w:val="0"/>
-        <w:strike w:val="0"/>
-        <w:color w:val="000000"/>
-        <w:spacing w:val="0"/>
-        <w:w w:val="100"/>
-        <w:position w:val="0"/>
-        <w:sz w:val="25"/>
-        <w:u w:val="none"/>
-      </w:rPr>
-    </w:lvl>
-    <w:lvl w:ilvl="6">
-      <w:start w:val="1"/>
-      <w:numFmt w:val="bullet"/>
-      <w:lvlText w:val="-"/>
-      <w:lvlJc w:val="left"/>
-      <w:rPr>
-        <w:rFonts w:ascii="Times New Roman" w:hAnsi="Times New Roman"/>
-        <w:b w:val="0"/>
-        <w:i w:val="0"/>
-        <w:smallCaps w:val="0"/>
-        <w:strike w:val="0"/>
-        <w:color w:val="000000"/>
-        <w:spacing w:val="0"/>
-        <w:w w:val="100"/>
-        <w:position w:val="0"/>
-        <w:sz w:val="25"/>
-        <w:u w:val="none"/>
-      </w:rPr>
-    </w:lvl>
-    <w:lvl w:ilvl="7">
-      <w:start w:val="1"/>
-      <w:numFmt w:val="bullet"/>
-      <w:lvlText w:val="-"/>
-      <w:lvlJc w:val="left"/>
-      <w:rPr>
-        <w:rFonts w:ascii="Times New Roman" w:hAnsi="Times New Roman"/>
-        <w:b w:val="0"/>
-        <w:i w:val="0"/>
-        <w:smallCaps w:val="0"/>
-        <w:strike w:val="0"/>
-        <w:color w:val="000000"/>
-        <w:spacing w:val="0"/>
-        <w:w w:val="100"/>
-        <w:position w:val="0"/>
-        <w:sz w:val="25"/>
-        <w:u w:val="none"/>
-      </w:rPr>
-    </w:lvl>
-    <w:lvl w:ilvl="8">
-      <w:start w:val="1"/>
-      <w:numFmt w:val="bullet"/>
-      <w:lvlText w:val="-"/>
-      <w:lvlJc w:val="left"/>
-      <w:rPr>
-        <w:rFonts w:ascii="Times New Roman" w:hAnsi="Times New Roman"/>
-        <w:b w:val="0"/>
-        <w:i w:val="0"/>
-        <w:smallCaps w:val="0"/>
-        <w:strike w:val="0"/>
-        <w:color w:val="000000"/>
-        <w:spacing w:val="0"/>
-        <w:w w:val="100"/>
-        <w:position w:val="0"/>
-        <w:sz w:val="25"/>
-        <w:u w:val="none"/>
-      </w:rPr>
-    </w:lvl>
-  </w:abstractNum>
-  <w:abstractNum w:abstractNumId="1" w15:restartNumberingAfterBreak="0">
     <w:nsid w:val="00771100"/>
     <w:multiLevelType w:val="hybridMultilevel"/>
     <w:tmpl w:val="D862AF74"/>
@@ -37463,1357 +41410,7 @@
       </w:pPr>
     </w:lvl>
   </w:abstractNum>
-  <w:abstractNum w:abstractNumId="2" w15:restartNumberingAfterBreak="0">
-    <w:nsid w:val="0088068C"/>
-    <w:multiLevelType w:val="hybridMultilevel"/>
-    <w:tmpl w:val="9BE4E2F8"/>
-    <w:lvl w:ilvl="0" w:tplc="0419000F">
-      <w:start w:val="1"/>
-      <w:numFmt w:val="decimal"/>
-      <w:lvlText w:val="%1."/>
-      <w:lvlJc w:val="left"/>
-      <w:pPr>
-        <w:ind w:left="720" w:hanging="360"/>
-      </w:pPr>
-    </w:lvl>
-    <w:lvl w:ilvl="1" w:tplc="C4881F24">
-      <w:start w:val="1"/>
-      <w:numFmt w:val="bullet"/>
-      <w:lvlText w:val=""/>
-      <w:lvlJc w:val="left"/>
-      <w:pPr>
-        <w:ind w:left="1440" w:hanging="360"/>
-      </w:pPr>
-      <w:rPr>
-        <w:rFonts w:ascii="Symbol" w:hAnsi="Symbol" w:hint="default"/>
-      </w:rPr>
-    </w:lvl>
-    <w:lvl w:ilvl="2" w:tplc="0419001B">
-      <w:start w:val="1"/>
-      <w:numFmt w:val="lowerRoman"/>
-      <w:lvlText w:val="%3."/>
-      <w:lvlJc w:val="right"/>
-      <w:pPr>
-        <w:ind w:left="2160" w:hanging="180"/>
-      </w:pPr>
-    </w:lvl>
-    <w:lvl w:ilvl="3" w:tplc="0419000F" w:tentative="1">
-      <w:start w:val="1"/>
-      <w:numFmt w:val="decimal"/>
-      <w:lvlText w:val="%4."/>
-      <w:lvlJc w:val="left"/>
-      <w:pPr>
-        <w:ind w:left="2880" w:hanging="360"/>
-      </w:pPr>
-    </w:lvl>
-    <w:lvl w:ilvl="4" w:tplc="04190019" w:tentative="1">
-      <w:start w:val="1"/>
-      <w:numFmt w:val="lowerLetter"/>
-      <w:lvlText w:val="%5."/>
-      <w:lvlJc w:val="left"/>
-      <w:pPr>
-        <w:ind w:left="3600" w:hanging="360"/>
-      </w:pPr>
-    </w:lvl>
-    <w:lvl w:ilvl="5" w:tplc="0419001B" w:tentative="1">
-      <w:start w:val="1"/>
-      <w:numFmt w:val="lowerRoman"/>
-      <w:lvlText w:val="%6."/>
-      <w:lvlJc w:val="right"/>
-      <w:pPr>
-        <w:ind w:left="4320" w:hanging="180"/>
-      </w:pPr>
-    </w:lvl>
-    <w:lvl w:ilvl="6" w:tplc="0419000F" w:tentative="1">
-      <w:start w:val="1"/>
-      <w:numFmt w:val="decimal"/>
-      <w:lvlText w:val="%7."/>
-      <w:lvlJc w:val="left"/>
-      <w:pPr>
-        <w:ind w:left="5040" w:hanging="360"/>
-      </w:pPr>
-    </w:lvl>
-    <w:lvl w:ilvl="7" w:tplc="04190019" w:tentative="1">
-      <w:start w:val="1"/>
-      <w:numFmt w:val="lowerLetter"/>
-      <w:lvlText w:val="%8."/>
-      <w:lvlJc w:val="left"/>
-      <w:pPr>
-        <w:ind w:left="5760" w:hanging="360"/>
-      </w:pPr>
-    </w:lvl>
-    <w:lvl w:ilvl="8" w:tplc="0419001B" w:tentative="1">
-      <w:start w:val="1"/>
-      <w:numFmt w:val="lowerRoman"/>
-      <w:lvlText w:val="%9."/>
-      <w:lvlJc w:val="right"/>
-      <w:pPr>
-        <w:ind w:left="6480" w:hanging="180"/>
-      </w:pPr>
-    </w:lvl>
-  </w:abstractNum>
-  <w:abstractNum w:abstractNumId="3" w15:restartNumberingAfterBreak="0">
-    <w:nsid w:val="016A7A9A"/>
-    <w:multiLevelType w:val="hybridMultilevel"/>
-    <w:tmpl w:val="81A86884"/>
-    <w:lvl w:ilvl="0" w:tplc="0409000F">
-      <w:start w:val="1"/>
-      <w:numFmt w:val="decimal"/>
-      <w:lvlText w:val="%1."/>
-      <w:lvlJc w:val="left"/>
-      <w:pPr>
-        <w:ind w:left="1440" w:hanging="360"/>
-      </w:pPr>
-    </w:lvl>
-    <w:lvl w:ilvl="1" w:tplc="04190019" w:tentative="1">
-      <w:start w:val="1"/>
-      <w:numFmt w:val="lowerLetter"/>
-      <w:lvlText w:val="%2."/>
-      <w:lvlJc w:val="left"/>
-      <w:pPr>
-        <w:ind w:left="2160" w:hanging="360"/>
-      </w:pPr>
-    </w:lvl>
-    <w:lvl w:ilvl="2" w:tplc="0419001B" w:tentative="1">
-      <w:start w:val="1"/>
-      <w:numFmt w:val="lowerRoman"/>
-      <w:lvlText w:val="%3."/>
-      <w:lvlJc w:val="right"/>
-      <w:pPr>
-        <w:ind w:left="2880" w:hanging="180"/>
-      </w:pPr>
-    </w:lvl>
-    <w:lvl w:ilvl="3" w:tplc="0419000F" w:tentative="1">
-      <w:start w:val="1"/>
-      <w:numFmt w:val="decimal"/>
-      <w:lvlText w:val="%4."/>
-      <w:lvlJc w:val="left"/>
-      <w:pPr>
-        <w:ind w:left="3600" w:hanging="360"/>
-      </w:pPr>
-    </w:lvl>
-    <w:lvl w:ilvl="4" w:tplc="04190019" w:tentative="1">
-      <w:start w:val="1"/>
-      <w:numFmt w:val="lowerLetter"/>
-      <w:lvlText w:val="%5."/>
-      <w:lvlJc w:val="left"/>
-      <w:pPr>
-        <w:ind w:left="4320" w:hanging="360"/>
-      </w:pPr>
-    </w:lvl>
-    <w:lvl w:ilvl="5" w:tplc="0419001B" w:tentative="1">
-      <w:start w:val="1"/>
-      <w:numFmt w:val="lowerRoman"/>
-      <w:lvlText w:val="%6."/>
-      <w:lvlJc w:val="right"/>
-      <w:pPr>
-        <w:ind w:left="5040" w:hanging="180"/>
-      </w:pPr>
-    </w:lvl>
-    <w:lvl w:ilvl="6" w:tplc="0419000F" w:tentative="1">
-      <w:start w:val="1"/>
-      <w:numFmt w:val="decimal"/>
-      <w:lvlText w:val="%7."/>
-      <w:lvlJc w:val="left"/>
-      <w:pPr>
-        <w:ind w:left="5760" w:hanging="360"/>
-      </w:pPr>
-    </w:lvl>
-    <w:lvl w:ilvl="7" w:tplc="04190019" w:tentative="1">
-      <w:start w:val="1"/>
-      <w:numFmt w:val="lowerLetter"/>
-      <w:lvlText w:val="%8."/>
-      <w:lvlJc w:val="left"/>
-      <w:pPr>
-        <w:ind w:left="6480" w:hanging="360"/>
-      </w:pPr>
-    </w:lvl>
-    <w:lvl w:ilvl="8" w:tplc="0419001B" w:tentative="1">
-      <w:start w:val="1"/>
-      <w:numFmt w:val="lowerRoman"/>
-      <w:lvlText w:val="%9."/>
-      <w:lvlJc w:val="right"/>
-      <w:pPr>
-        <w:ind w:left="7200" w:hanging="180"/>
-      </w:pPr>
-    </w:lvl>
-  </w:abstractNum>
-  <w:abstractNum w:abstractNumId="4" w15:restartNumberingAfterBreak="0">
-    <w:nsid w:val="01E012D4"/>
-    <w:multiLevelType w:val="hybridMultilevel"/>
-    <w:tmpl w:val="21B0B186"/>
-    <w:lvl w:ilvl="0" w:tplc="0419000F">
-      <w:start w:val="1"/>
-      <w:numFmt w:val="decimal"/>
-      <w:lvlText w:val="%1."/>
-      <w:lvlJc w:val="left"/>
-      <w:pPr>
-        <w:ind w:left="720" w:hanging="360"/>
-      </w:pPr>
-    </w:lvl>
-    <w:lvl w:ilvl="1" w:tplc="04190019" w:tentative="1">
-      <w:start w:val="1"/>
-      <w:numFmt w:val="lowerLetter"/>
-      <w:lvlText w:val="%2."/>
-      <w:lvlJc w:val="left"/>
-      <w:pPr>
-        <w:ind w:left="1440" w:hanging="360"/>
-      </w:pPr>
-    </w:lvl>
-    <w:lvl w:ilvl="2" w:tplc="0419001B" w:tentative="1">
-      <w:start w:val="1"/>
-      <w:numFmt w:val="lowerRoman"/>
-      <w:lvlText w:val="%3."/>
-      <w:lvlJc w:val="right"/>
-      <w:pPr>
-        <w:ind w:left="2160" w:hanging="180"/>
-      </w:pPr>
-    </w:lvl>
-    <w:lvl w:ilvl="3" w:tplc="0419000F" w:tentative="1">
-      <w:start w:val="1"/>
-      <w:numFmt w:val="decimal"/>
-      <w:lvlText w:val="%4."/>
-      <w:lvlJc w:val="left"/>
-      <w:pPr>
-        <w:ind w:left="2880" w:hanging="360"/>
-      </w:pPr>
-    </w:lvl>
-    <w:lvl w:ilvl="4" w:tplc="04190019" w:tentative="1">
-      <w:start w:val="1"/>
-      <w:numFmt w:val="lowerLetter"/>
-      <w:lvlText w:val="%5."/>
-      <w:lvlJc w:val="left"/>
-      <w:pPr>
-        <w:ind w:left="3600" w:hanging="360"/>
-      </w:pPr>
-    </w:lvl>
-    <w:lvl w:ilvl="5" w:tplc="0419001B" w:tentative="1">
-      <w:start w:val="1"/>
-      <w:numFmt w:val="lowerRoman"/>
-      <w:lvlText w:val="%6."/>
-      <w:lvlJc w:val="right"/>
-      <w:pPr>
-        <w:ind w:left="4320" w:hanging="180"/>
-      </w:pPr>
-    </w:lvl>
-    <w:lvl w:ilvl="6" w:tplc="0419000F" w:tentative="1">
-      <w:start w:val="1"/>
-      <w:numFmt w:val="decimal"/>
-      <w:lvlText w:val="%7."/>
-      <w:lvlJc w:val="left"/>
-      <w:pPr>
-        <w:ind w:left="5040" w:hanging="360"/>
-      </w:pPr>
-    </w:lvl>
-    <w:lvl w:ilvl="7" w:tplc="04190019" w:tentative="1">
-      <w:start w:val="1"/>
-      <w:numFmt w:val="lowerLetter"/>
-      <w:lvlText w:val="%8."/>
-      <w:lvlJc w:val="left"/>
-      <w:pPr>
-        <w:ind w:left="5760" w:hanging="360"/>
-      </w:pPr>
-    </w:lvl>
-    <w:lvl w:ilvl="8" w:tplc="0419001B" w:tentative="1">
-      <w:start w:val="1"/>
-      <w:numFmt w:val="lowerRoman"/>
-      <w:lvlText w:val="%9."/>
-      <w:lvlJc w:val="right"/>
-      <w:pPr>
-        <w:ind w:left="6480" w:hanging="180"/>
-      </w:pPr>
-    </w:lvl>
-  </w:abstractNum>
-  <w:abstractNum w:abstractNumId="5" w15:restartNumberingAfterBreak="0">
-    <w:nsid w:val="08083ACE"/>
-    <w:multiLevelType w:val="hybridMultilevel"/>
-    <w:tmpl w:val="84AC4CDE"/>
-    <w:lvl w:ilvl="0" w:tplc="0419000F">
-      <w:start w:val="1"/>
-      <w:numFmt w:val="decimal"/>
-      <w:lvlText w:val="%1."/>
-      <w:lvlJc w:val="left"/>
-      <w:pPr>
-        <w:ind w:left="720" w:hanging="360"/>
-      </w:pPr>
-    </w:lvl>
-    <w:lvl w:ilvl="1" w:tplc="C4881F24">
-      <w:start w:val="1"/>
-      <w:numFmt w:val="bullet"/>
-      <w:lvlText w:val=""/>
-      <w:lvlJc w:val="left"/>
-      <w:pPr>
-        <w:ind w:left="1440" w:hanging="360"/>
-      </w:pPr>
-      <w:rPr>
-        <w:rFonts w:ascii="Symbol" w:hAnsi="Symbol" w:hint="default"/>
-      </w:rPr>
-    </w:lvl>
-    <w:lvl w:ilvl="2" w:tplc="0419001B" w:tentative="1">
-      <w:start w:val="1"/>
-      <w:numFmt w:val="lowerRoman"/>
-      <w:lvlText w:val="%3."/>
-      <w:lvlJc w:val="right"/>
-      <w:pPr>
-        <w:ind w:left="2160" w:hanging="180"/>
-      </w:pPr>
-    </w:lvl>
-    <w:lvl w:ilvl="3" w:tplc="0419000F" w:tentative="1">
-      <w:start w:val="1"/>
-      <w:numFmt w:val="decimal"/>
-      <w:lvlText w:val="%4."/>
-      <w:lvlJc w:val="left"/>
-      <w:pPr>
-        <w:ind w:left="2880" w:hanging="360"/>
-      </w:pPr>
-    </w:lvl>
-    <w:lvl w:ilvl="4" w:tplc="04190019" w:tentative="1">
-      <w:start w:val="1"/>
-      <w:numFmt w:val="lowerLetter"/>
-      <w:lvlText w:val="%5."/>
-      <w:lvlJc w:val="left"/>
-      <w:pPr>
-        <w:ind w:left="3600" w:hanging="360"/>
-      </w:pPr>
-    </w:lvl>
-    <w:lvl w:ilvl="5" w:tplc="0419001B" w:tentative="1">
-      <w:start w:val="1"/>
-      <w:numFmt w:val="lowerRoman"/>
-      <w:lvlText w:val="%6."/>
-      <w:lvlJc w:val="right"/>
-      <w:pPr>
-        <w:ind w:left="4320" w:hanging="180"/>
-      </w:pPr>
-    </w:lvl>
-    <w:lvl w:ilvl="6" w:tplc="0419000F" w:tentative="1">
-      <w:start w:val="1"/>
-      <w:numFmt w:val="decimal"/>
-      <w:lvlText w:val="%7."/>
-      <w:lvlJc w:val="left"/>
-      <w:pPr>
-        <w:ind w:left="5040" w:hanging="360"/>
-      </w:pPr>
-    </w:lvl>
-    <w:lvl w:ilvl="7" w:tplc="04190019" w:tentative="1">
-      <w:start w:val="1"/>
-      <w:numFmt w:val="lowerLetter"/>
-      <w:lvlText w:val="%8."/>
-      <w:lvlJc w:val="left"/>
-      <w:pPr>
-        <w:ind w:left="5760" w:hanging="360"/>
-      </w:pPr>
-    </w:lvl>
-    <w:lvl w:ilvl="8" w:tplc="0419001B" w:tentative="1">
-      <w:start w:val="1"/>
-      <w:numFmt w:val="lowerRoman"/>
-      <w:lvlText w:val="%9."/>
-      <w:lvlJc w:val="right"/>
-      <w:pPr>
-        <w:ind w:left="6480" w:hanging="180"/>
-      </w:pPr>
-    </w:lvl>
-  </w:abstractNum>
-  <w:abstractNum w:abstractNumId="6" w15:restartNumberingAfterBreak="0">
-    <w:nsid w:val="096D4DCA"/>
-    <w:multiLevelType w:val="hybridMultilevel"/>
-    <w:tmpl w:val="EE9EEB82"/>
-    <w:lvl w:ilvl="0" w:tplc="0419000F">
-      <w:start w:val="1"/>
-      <w:numFmt w:val="decimal"/>
-      <w:lvlText w:val="%1."/>
-      <w:lvlJc w:val="left"/>
-      <w:pPr>
-        <w:ind w:left="720" w:hanging="360"/>
-      </w:pPr>
-    </w:lvl>
-    <w:lvl w:ilvl="1" w:tplc="04190019" w:tentative="1">
-      <w:start w:val="1"/>
-      <w:numFmt w:val="lowerLetter"/>
-      <w:lvlText w:val="%2."/>
-      <w:lvlJc w:val="left"/>
-      <w:pPr>
-        <w:ind w:left="1440" w:hanging="360"/>
-      </w:pPr>
-    </w:lvl>
-    <w:lvl w:ilvl="2" w:tplc="0419001B" w:tentative="1">
-      <w:start w:val="1"/>
-      <w:numFmt w:val="lowerRoman"/>
-      <w:lvlText w:val="%3."/>
-      <w:lvlJc w:val="right"/>
-      <w:pPr>
-        <w:ind w:left="2160" w:hanging="180"/>
-      </w:pPr>
-    </w:lvl>
-    <w:lvl w:ilvl="3" w:tplc="0419000F" w:tentative="1">
-      <w:start w:val="1"/>
-      <w:numFmt w:val="decimal"/>
-      <w:lvlText w:val="%4."/>
-      <w:lvlJc w:val="left"/>
-      <w:pPr>
-        <w:ind w:left="2880" w:hanging="360"/>
-      </w:pPr>
-    </w:lvl>
-    <w:lvl w:ilvl="4" w:tplc="04190019" w:tentative="1">
-      <w:start w:val="1"/>
-      <w:numFmt w:val="lowerLetter"/>
-      <w:lvlText w:val="%5."/>
-      <w:lvlJc w:val="left"/>
-      <w:pPr>
-        <w:ind w:left="3600" w:hanging="360"/>
-      </w:pPr>
-    </w:lvl>
-    <w:lvl w:ilvl="5" w:tplc="0419001B" w:tentative="1">
-      <w:start w:val="1"/>
-      <w:numFmt w:val="lowerRoman"/>
-      <w:lvlText w:val="%6."/>
-      <w:lvlJc w:val="right"/>
-      <w:pPr>
-        <w:ind w:left="4320" w:hanging="180"/>
-      </w:pPr>
-    </w:lvl>
-    <w:lvl w:ilvl="6" w:tplc="0419000F" w:tentative="1">
-      <w:start w:val="1"/>
-      <w:numFmt w:val="decimal"/>
-      <w:lvlText w:val="%7."/>
-      <w:lvlJc w:val="left"/>
-      <w:pPr>
-        <w:ind w:left="5040" w:hanging="360"/>
-      </w:pPr>
-    </w:lvl>
-    <w:lvl w:ilvl="7" w:tplc="04190019" w:tentative="1">
-      <w:start w:val="1"/>
-      <w:numFmt w:val="lowerLetter"/>
-      <w:lvlText w:val="%8."/>
-      <w:lvlJc w:val="left"/>
-      <w:pPr>
-        <w:ind w:left="5760" w:hanging="360"/>
-      </w:pPr>
-    </w:lvl>
-    <w:lvl w:ilvl="8" w:tplc="0419001B" w:tentative="1">
-      <w:start w:val="1"/>
-      <w:numFmt w:val="lowerRoman"/>
-      <w:lvlText w:val="%9."/>
-      <w:lvlJc w:val="right"/>
-      <w:pPr>
-        <w:ind w:left="6480" w:hanging="180"/>
-      </w:pPr>
-    </w:lvl>
-  </w:abstractNum>
-  <w:abstractNum w:abstractNumId="7" w15:restartNumberingAfterBreak="0">
-    <w:nsid w:val="11AA6C49"/>
-    <w:multiLevelType w:val="hybridMultilevel"/>
-    <w:tmpl w:val="DB8403B4"/>
-    <w:lvl w:ilvl="0" w:tplc="0419000F">
-      <w:start w:val="1"/>
-      <w:numFmt w:val="decimal"/>
-      <w:lvlText w:val="%1."/>
-      <w:lvlJc w:val="left"/>
-      <w:pPr>
-        <w:ind w:left="720" w:hanging="360"/>
-      </w:pPr>
-    </w:lvl>
-    <w:lvl w:ilvl="1" w:tplc="C4881F24">
-      <w:start w:val="1"/>
-      <w:numFmt w:val="bullet"/>
-      <w:lvlText w:val=""/>
-      <w:lvlJc w:val="left"/>
-      <w:pPr>
-        <w:ind w:left="1440" w:hanging="360"/>
-      </w:pPr>
-      <w:rPr>
-        <w:rFonts w:ascii="Symbol" w:hAnsi="Symbol" w:hint="default"/>
-      </w:rPr>
-    </w:lvl>
-    <w:lvl w:ilvl="2" w:tplc="0419001B">
-      <w:start w:val="1"/>
-      <w:numFmt w:val="lowerRoman"/>
-      <w:lvlText w:val="%3."/>
-      <w:lvlJc w:val="right"/>
-      <w:pPr>
-        <w:ind w:left="2160" w:hanging="180"/>
-      </w:pPr>
-    </w:lvl>
-    <w:lvl w:ilvl="3" w:tplc="0419000F" w:tentative="1">
-      <w:start w:val="1"/>
-      <w:numFmt w:val="decimal"/>
-      <w:lvlText w:val="%4."/>
-      <w:lvlJc w:val="left"/>
-      <w:pPr>
-        <w:ind w:left="2880" w:hanging="360"/>
-      </w:pPr>
-    </w:lvl>
-    <w:lvl w:ilvl="4" w:tplc="04190019" w:tentative="1">
-      <w:start w:val="1"/>
-      <w:numFmt w:val="lowerLetter"/>
-      <w:lvlText w:val="%5."/>
-      <w:lvlJc w:val="left"/>
-      <w:pPr>
-        <w:ind w:left="3600" w:hanging="360"/>
-      </w:pPr>
-    </w:lvl>
-    <w:lvl w:ilvl="5" w:tplc="0419001B" w:tentative="1">
-      <w:start w:val="1"/>
-      <w:numFmt w:val="lowerRoman"/>
-      <w:lvlText w:val="%6."/>
-      <w:lvlJc w:val="right"/>
-      <w:pPr>
-        <w:ind w:left="4320" w:hanging="180"/>
-      </w:pPr>
-    </w:lvl>
-    <w:lvl w:ilvl="6" w:tplc="0419000F" w:tentative="1">
-      <w:start w:val="1"/>
-      <w:numFmt w:val="decimal"/>
-      <w:lvlText w:val="%7."/>
-      <w:lvlJc w:val="left"/>
-      <w:pPr>
-        <w:ind w:left="5040" w:hanging="360"/>
-      </w:pPr>
-    </w:lvl>
-    <w:lvl w:ilvl="7" w:tplc="04190019" w:tentative="1">
-      <w:start w:val="1"/>
-      <w:numFmt w:val="lowerLetter"/>
-      <w:lvlText w:val="%8."/>
-      <w:lvlJc w:val="left"/>
-      <w:pPr>
-        <w:ind w:left="5760" w:hanging="360"/>
-      </w:pPr>
-    </w:lvl>
-    <w:lvl w:ilvl="8" w:tplc="0419001B" w:tentative="1">
-      <w:start w:val="1"/>
-      <w:numFmt w:val="lowerRoman"/>
-      <w:lvlText w:val="%9."/>
-      <w:lvlJc w:val="right"/>
-      <w:pPr>
-        <w:ind w:left="6480" w:hanging="180"/>
-      </w:pPr>
-    </w:lvl>
-  </w:abstractNum>
-  <w:abstractNum w:abstractNumId="8" w15:restartNumberingAfterBreak="0">
-    <w:nsid w:val="13EB51CD"/>
-    <w:multiLevelType w:val="hybridMultilevel"/>
-    <w:tmpl w:val="D190334A"/>
-    <w:lvl w:ilvl="0" w:tplc="0419000F">
-      <w:start w:val="1"/>
-      <w:numFmt w:val="decimal"/>
-      <w:lvlText w:val="%1."/>
-      <w:lvlJc w:val="left"/>
-      <w:pPr>
-        <w:ind w:left="720" w:hanging="360"/>
-      </w:pPr>
-    </w:lvl>
-    <w:lvl w:ilvl="1" w:tplc="04190019">
-      <w:start w:val="1"/>
-      <w:numFmt w:val="lowerLetter"/>
-      <w:lvlText w:val="%2."/>
-      <w:lvlJc w:val="left"/>
-      <w:pPr>
-        <w:ind w:left="1440" w:hanging="360"/>
-      </w:pPr>
-    </w:lvl>
-    <w:lvl w:ilvl="2" w:tplc="0419001B">
-      <w:start w:val="1"/>
-      <w:numFmt w:val="lowerRoman"/>
-      <w:lvlText w:val="%3."/>
-      <w:lvlJc w:val="right"/>
-      <w:pPr>
-        <w:ind w:left="2160" w:hanging="180"/>
-      </w:pPr>
-    </w:lvl>
-    <w:lvl w:ilvl="3" w:tplc="0419000F" w:tentative="1">
-      <w:start w:val="1"/>
-      <w:numFmt w:val="decimal"/>
-      <w:lvlText w:val="%4."/>
-      <w:lvlJc w:val="left"/>
-      <w:pPr>
-        <w:ind w:left="2880" w:hanging="360"/>
-      </w:pPr>
-    </w:lvl>
-    <w:lvl w:ilvl="4" w:tplc="04190019" w:tentative="1">
-      <w:start w:val="1"/>
-      <w:numFmt w:val="lowerLetter"/>
-      <w:lvlText w:val="%5."/>
-      <w:lvlJc w:val="left"/>
-      <w:pPr>
-        <w:ind w:left="3600" w:hanging="360"/>
-      </w:pPr>
-    </w:lvl>
-    <w:lvl w:ilvl="5" w:tplc="0419001B" w:tentative="1">
-      <w:start w:val="1"/>
-      <w:numFmt w:val="lowerRoman"/>
-      <w:lvlText w:val="%6."/>
-      <w:lvlJc w:val="right"/>
-      <w:pPr>
-        <w:ind w:left="4320" w:hanging="180"/>
-      </w:pPr>
-    </w:lvl>
-    <w:lvl w:ilvl="6" w:tplc="0419000F" w:tentative="1">
-      <w:start w:val="1"/>
-      <w:numFmt w:val="decimal"/>
-      <w:lvlText w:val="%7."/>
-      <w:lvlJc w:val="left"/>
-      <w:pPr>
-        <w:ind w:left="5040" w:hanging="360"/>
-      </w:pPr>
-    </w:lvl>
-    <w:lvl w:ilvl="7" w:tplc="04190019" w:tentative="1">
-      <w:start w:val="1"/>
-      <w:numFmt w:val="lowerLetter"/>
-      <w:lvlText w:val="%8."/>
-      <w:lvlJc w:val="left"/>
-      <w:pPr>
-        <w:ind w:left="5760" w:hanging="360"/>
-      </w:pPr>
-    </w:lvl>
-    <w:lvl w:ilvl="8" w:tplc="0419001B" w:tentative="1">
-      <w:start w:val="1"/>
-      <w:numFmt w:val="lowerRoman"/>
-      <w:lvlText w:val="%9."/>
-      <w:lvlJc w:val="right"/>
-      <w:pPr>
-        <w:ind w:left="6480" w:hanging="180"/>
-      </w:pPr>
-    </w:lvl>
-  </w:abstractNum>
-  <w:abstractNum w:abstractNumId="9" w15:restartNumberingAfterBreak="0">
-    <w:nsid w:val="165C0EB9"/>
-    <w:multiLevelType w:val="hybridMultilevel"/>
-    <w:tmpl w:val="09B00870"/>
-    <w:lvl w:ilvl="0" w:tplc="0419000F">
-      <w:start w:val="1"/>
-      <w:numFmt w:val="decimal"/>
-      <w:lvlText w:val="%1."/>
-      <w:lvlJc w:val="left"/>
-      <w:pPr>
-        <w:ind w:left="720" w:hanging="360"/>
-      </w:pPr>
-    </w:lvl>
-    <w:lvl w:ilvl="1" w:tplc="C4881F24">
-      <w:start w:val="1"/>
-      <w:numFmt w:val="bullet"/>
-      <w:lvlText w:val=""/>
-      <w:lvlJc w:val="left"/>
-      <w:pPr>
-        <w:ind w:left="1440" w:hanging="360"/>
-      </w:pPr>
-      <w:rPr>
-        <w:rFonts w:ascii="Symbol" w:hAnsi="Symbol" w:hint="default"/>
-      </w:rPr>
-    </w:lvl>
-    <w:lvl w:ilvl="2" w:tplc="0419001B">
-      <w:start w:val="1"/>
-      <w:numFmt w:val="lowerRoman"/>
-      <w:lvlText w:val="%3."/>
-      <w:lvlJc w:val="right"/>
-      <w:pPr>
-        <w:ind w:left="2160" w:hanging="180"/>
-      </w:pPr>
-    </w:lvl>
-    <w:lvl w:ilvl="3" w:tplc="0419000F" w:tentative="1">
-      <w:start w:val="1"/>
-      <w:numFmt w:val="decimal"/>
-      <w:lvlText w:val="%4."/>
-      <w:lvlJc w:val="left"/>
-      <w:pPr>
-        <w:ind w:left="2880" w:hanging="360"/>
-      </w:pPr>
-    </w:lvl>
-    <w:lvl w:ilvl="4" w:tplc="04190019" w:tentative="1">
-      <w:start w:val="1"/>
-      <w:numFmt w:val="lowerLetter"/>
-      <w:lvlText w:val="%5."/>
-      <w:lvlJc w:val="left"/>
-      <w:pPr>
-        <w:ind w:left="3600" w:hanging="360"/>
-      </w:pPr>
-    </w:lvl>
-    <w:lvl w:ilvl="5" w:tplc="0419001B" w:tentative="1">
-      <w:start w:val="1"/>
-      <w:numFmt w:val="lowerRoman"/>
-      <w:lvlText w:val="%6."/>
-      <w:lvlJc w:val="right"/>
-      <w:pPr>
-        <w:ind w:left="4320" w:hanging="180"/>
-      </w:pPr>
-    </w:lvl>
-    <w:lvl w:ilvl="6" w:tplc="0419000F" w:tentative="1">
-      <w:start w:val="1"/>
-      <w:numFmt w:val="decimal"/>
-      <w:lvlText w:val="%7."/>
-      <w:lvlJc w:val="left"/>
-      <w:pPr>
-        <w:ind w:left="5040" w:hanging="360"/>
-      </w:pPr>
-    </w:lvl>
-    <w:lvl w:ilvl="7" w:tplc="04190019" w:tentative="1">
-      <w:start w:val="1"/>
-      <w:numFmt w:val="lowerLetter"/>
-      <w:lvlText w:val="%8."/>
-      <w:lvlJc w:val="left"/>
-      <w:pPr>
-        <w:ind w:left="5760" w:hanging="360"/>
-      </w:pPr>
-    </w:lvl>
-    <w:lvl w:ilvl="8" w:tplc="0419001B" w:tentative="1">
-      <w:start w:val="1"/>
-      <w:numFmt w:val="lowerRoman"/>
-      <w:lvlText w:val="%9."/>
-      <w:lvlJc w:val="right"/>
-      <w:pPr>
-        <w:ind w:left="6480" w:hanging="180"/>
-      </w:pPr>
-    </w:lvl>
-  </w:abstractNum>
-  <w:abstractNum w:abstractNumId="10" w15:restartNumberingAfterBreak="0">
-    <w:nsid w:val="185A5C01"/>
-    <w:multiLevelType w:val="hybridMultilevel"/>
-    <w:tmpl w:val="C4BE4762"/>
-    <w:lvl w:ilvl="0" w:tplc="0409000F">
-      <w:start w:val="1"/>
-      <w:numFmt w:val="decimal"/>
-      <w:lvlText w:val="%1."/>
-      <w:lvlJc w:val="left"/>
-      <w:pPr>
-        <w:ind w:left="720" w:hanging="360"/>
-      </w:pPr>
-    </w:lvl>
-    <w:lvl w:ilvl="1" w:tplc="C4881F24">
-      <w:start w:val="1"/>
-      <w:numFmt w:val="bullet"/>
-      <w:lvlText w:val=""/>
-      <w:lvlJc w:val="left"/>
-      <w:pPr>
-        <w:ind w:left="1440" w:hanging="360"/>
-      </w:pPr>
-      <w:rPr>
-        <w:rFonts w:ascii="Symbol" w:hAnsi="Symbol" w:hint="default"/>
-        <w:i w:val="0"/>
-      </w:rPr>
-    </w:lvl>
-    <w:lvl w:ilvl="2" w:tplc="0409001B" w:tentative="1">
-      <w:start w:val="1"/>
-      <w:numFmt w:val="lowerRoman"/>
-      <w:lvlText w:val="%3."/>
-      <w:lvlJc w:val="right"/>
-      <w:pPr>
-        <w:ind w:left="2160" w:hanging="180"/>
-      </w:pPr>
-    </w:lvl>
-    <w:lvl w:ilvl="3" w:tplc="0409000F" w:tentative="1">
-      <w:start w:val="1"/>
-      <w:numFmt w:val="decimal"/>
-      <w:lvlText w:val="%4."/>
-      <w:lvlJc w:val="left"/>
-      <w:pPr>
-        <w:ind w:left="2880" w:hanging="360"/>
-      </w:pPr>
-    </w:lvl>
-    <w:lvl w:ilvl="4" w:tplc="04090019" w:tentative="1">
-      <w:start w:val="1"/>
-      <w:numFmt w:val="lowerLetter"/>
-      <w:lvlText w:val="%5."/>
-      <w:lvlJc w:val="left"/>
-      <w:pPr>
-        <w:ind w:left="3600" w:hanging="360"/>
-      </w:pPr>
-    </w:lvl>
-    <w:lvl w:ilvl="5" w:tplc="0409001B" w:tentative="1">
-      <w:start w:val="1"/>
-      <w:numFmt w:val="lowerRoman"/>
-      <w:lvlText w:val="%6."/>
-      <w:lvlJc w:val="right"/>
-      <w:pPr>
-        <w:ind w:left="4320" w:hanging="180"/>
-      </w:pPr>
-    </w:lvl>
-    <w:lvl w:ilvl="6" w:tplc="0409000F" w:tentative="1">
-      <w:start w:val="1"/>
-      <w:numFmt w:val="decimal"/>
-      <w:lvlText w:val="%7."/>
-      <w:lvlJc w:val="left"/>
-      <w:pPr>
-        <w:ind w:left="5040" w:hanging="360"/>
-      </w:pPr>
-    </w:lvl>
-    <w:lvl w:ilvl="7" w:tplc="04090019" w:tentative="1">
-      <w:start w:val="1"/>
-      <w:numFmt w:val="lowerLetter"/>
-      <w:lvlText w:val="%8."/>
-      <w:lvlJc w:val="left"/>
-      <w:pPr>
-        <w:ind w:left="5760" w:hanging="360"/>
-      </w:pPr>
-    </w:lvl>
-    <w:lvl w:ilvl="8" w:tplc="0409001B" w:tentative="1">
-      <w:start w:val="1"/>
-      <w:numFmt w:val="lowerRoman"/>
-      <w:lvlText w:val="%9."/>
-      <w:lvlJc w:val="right"/>
-      <w:pPr>
-        <w:ind w:left="6480" w:hanging="180"/>
-      </w:pPr>
-    </w:lvl>
-  </w:abstractNum>
-  <w:abstractNum w:abstractNumId="11" w15:restartNumberingAfterBreak="0">
-    <w:nsid w:val="1F0F44A5"/>
-    <w:multiLevelType w:val="hybridMultilevel"/>
-    <w:tmpl w:val="59CECD84"/>
-    <w:lvl w:ilvl="0" w:tplc="0419000F">
-      <w:start w:val="1"/>
-      <w:numFmt w:val="decimal"/>
-      <w:lvlText w:val="%1."/>
-      <w:lvlJc w:val="left"/>
-      <w:pPr>
-        <w:ind w:left="720" w:hanging="360"/>
-      </w:pPr>
-    </w:lvl>
-    <w:lvl w:ilvl="1" w:tplc="C4881F24">
-      <w:start w:val="1"/>
-      <w:numFmt w:val="bullet"/>
-      <w:lvlText w:val=""/>
-      <w:lvlJc w:val="left"/>
-      <w:pPr>
-        <w:ind w:left="1440" w:hanging="360"/>
-      </w:pPr>
-      <w:rPr>
-        <w:rFonts w:ascii="Symbol" w:hAnsi="Symbol" w:hint="default"/>
-      </w:rPr>
-    </w:lvl>
-    <w:lvl w:ilvl="2" w:tplc="0419001B" w:tentative="1">
-      <w:start w:val="1"/>
-      <w:numFmt w:val="lowerRoman"/>
-      <w:lvlText w:val="%3."/>
-      <w:lvlJc w:val="right"/>
-      <w:pPr>
-        <w:ind w:left="2160" w:hanging="180"/>
-      </w:pPr>
-    </w:lvl>
-    <w:lvl w:ilvl="3" w:tplc="0419000F" w:tentative="1">
-      <w:start w:val="1"/>
-      <w:numFmt w:val="decimal"/>
-      <w:lvlText w:val="%4."/>
-      <w:lvlJc w:val="left"/>
-      <w:pPr>
-        <w:ind w:left="2880" w:hanging="360"/>
-      </w:pPr>
-    </w:lvl>
-    <w:lvl w:ilvl="4" w:tplc="04190019" w:tentative="1">
-      <w:start w:val="1"/>
-      <w:numFmt w:val="lowerLetter"/>
-      <w:lvlText w:val="%5."/>
-      <w:lvlJc w:val="left"/>
-      <w:pPr>
-        <w:ind w:left="3600" w:hanging="360"/>
-      </w:pPr>
-    </w:lvl>
-    <w:lvl w:ilvl="5" w:tplc="0419001B" w:tentative="1">
-      <w:start w:val="1"/>
-      <w:numFmt w:val="lowerRoman"/>
-      <w:lvlText w:val="%6."/>
-      <w:lvlJc w:val="right"/>
-      <w:pPr>
-        <w:ind w:left="4320" w:hanging="180"/>
-      </w:pPr>
-    </w:lvl>
-    <w:lvl w:ilvl="6" w:tplc="0419000F" w:tentative="1">
-      <w:start w:val="1"/>
-      <w:numFmt w:val="decimal"/>
-      <w:lvlText w:val="%7."/>
-      <w:lvlJc w:val="left"/>
-      <w:pPr>
-        <w:ind w:left="5040" w:hanging="360"/>
-      </w:pPr>
-    </w:lvl>
-    <w:lvl w:ilvl="7" w:tplc="04190019" w:tentative="1">
-      <w:start w:val="1"/>
-      <w:numFmt w:val="lowerLetter"/>
-      <w:lvlText w:val="%8."/>
-      <w:lvlJc w:val="left"/>
-      <w:pPr>
-        <w:ind w:left="5760" w:hanging="360"/>
-      </w:pPr>
-    </w:lvl>
-    <w:lvl w:ilvl="8" w:tplc="0419001B" w:tentative="1">
-      <w:start w:val="1"/>
-      <w:numFmt w:val="lowerRoman"/>
-      <w:lvlText w:val="%9."/>
-      <w:lvlJc w:val="right"/>
-      <w:pPr>
-        <w:ind w:left="6480" w:hanging="180"/>
-      </w:pPr>
-    </w:lvl>
-  </w:abstractNum>
-  <w:abstractNum w:abstractNumId="12" w15:restartNumberingAfterBreak="0">
-    <w:nsid w:val="1F7762C3"/>
-    <w:multiLevelType w:val="hybridMultilevel"/>
-    <w:tmpl w:val="F8E2B89E"/>
-    <w:lvl w:ilvl="0" w:tplc="0419000F">
-      <w:start w:val="1"/>
-      <w:numFmt w:val="decimal"/>
-      <w:lvlText w:val="%1."/>
-      <w:lvlJc w:val="left"/>
-      <w:pPr>
-        <w:ind w:left="720" w:hanging="360"/>
-      </w:pPr>
-    </w:lvl>
-    <w:lvl w:ilvl="1" w:tplc="C4881F24">
-      <w:start w:val="1"/>
-      <w:numFmt w:val="bullet"/>
-      <w:lvlText w:val=""/>
-      <w:lvlJc w:val="left"/>
-      <w:pPr>
-        <w:ind w:left="1440" w:hanging="360"/>
-      </w:pPr>
-      <w:rPr>
-        <w:rFonts w:ascii="Symbol" w:hAnsi="Symbol" w:hint="default"/>
-      </w:rPr>
-    </w:lvl>
-    <w:lvl w:ilvl="2" w:tplc="0419001B">
-      <w:start w:val="1"/>
-      <w:numFmt w:val="lowerRoman"/>
-      <w:lvlText w:val="%3."/>
-      <w:lvlJc w:val="right"/>
-      <w:pPr>
-        <w:ind w:left="2160" w:hanging="180"/>
-      </w:pPr>
-    </w:lvl>
-    <w:lvl w:ilvl="3" w:tplc="0419000F" w:tentative="1">
-      <w:start w:val="1"/>
-      <w:numFmt w:val="decimal"/>
-      <w:lvlText w:val="%4."/>
-      <w:lvlJc w:val="left"/>
-      <w:pPr>
-        <w:ind w:left="2880" w:hanging="360"/>
-      </w:pPr>
-    </w:lvl>
-    <w:lvl w:ilvl="4" w:tplc="04190019" w:tentative="1">
-      <w:start w:val="1"/>
-      <w:numFmt w:val="lowerLetter"/>
-      <w:lvlText w:val="%5."/>
-      <w:lvlJc w:val="left"/>
-      <w:pPr>
-        <w:ind w:left="3600" w:hanging="360"/>
-      </w:pPr>
-    </w:lvl>
-    <w:lvl w:ilvl="5" w:tplc="0419001B" w:tentative="1">
-      <w:start w:val="1"/>
-      <w:numFmt w:val="lowerRoman"/>
-      <w:lvlText w:val="%6."/>
-      <w:lvlJc w:val="right"/>
-      <w:pPr>
-        <w:ind w:left="4320" w:hanging="180"/>
-      </w:pPr>
-    </w:lvl>
-    <w:lvl w:ilvl="6" w:tplc="0419000F" w:tentative="1">
-      <w:start w:val="1"/>
-      <w:numFmt w:val="decimal"/>
-      <w:lvlText w:val="%7."/>
-      <w:lvlJc w:val="left"/>
-      <w:pPr>
-        <w:ind w:left="5040" w:hanging="360"/>
-      </w:pPr>
-    </w:lvl>
-    <w:lvl w:ilvl="7" w:tplc="04190019" w:tentative="1">
-      <w:start w:val="1"/>
-      <w:numFmt w:val="lowerLetter"/>
-      <w:lvlText w:val="%8."/>
-      <w:lvlJc w:val="left"/>
-      <w:pPr>
-        <w:ind w:left="5760" w:hanging="360"/>
-      </w:pPr>
-    </w:lvl>
-    <w:lvl w:ilvl="8" w:tplc="0419001B" w:tentative="1">
-      <w:start w:val="1"/>
-      <w:numFmt w:val="lowerRoman"/>
-      <w:lvlText w:val="%9."/>
-      <w:lvlJc w:val="right"/>
-      <w:pPr>
-        <w:ind w:left="6480" w:hanging="180"/>
-      </w:pPr>
-    </w:lvl>
-  </w:abstractNum>
-  <w:abstractNum w:abstractNumId="13" w15:restartNumberingAfterBreak="0">
-    <w:nsid w:val="212B2D24"/>
-    <w:multiLevelType w:val="hybridMultilevel"/>
-    <w:tmpl w:val="D1A89C62"/>
-    <w:lvl w:ilvl="0" w:tplc="0409000F">
-      <w:start w:val="1"/>
-      <w:numFmt w:val="decimal"/>
-      <w:lvlText w:val="%1."/>
-      <w:lvlJc w:val="left"/>
-      <w:pPr>
-        <w:ind w:left="720" w:hanging="360"/>
-      </w:pPr>
-    </w:lvl>
-    <w:lvl w:ilvl="1" w:tplc="C4881F24">
-      <w:start w:val="1"/>
-      <w:numFmt w:val="bullet"/>
-      <w:lvlText w:val=""/>
-      <w:lvlJc w:val="left"/>
-      <w:pPr>
-        <w:ind w:left="1440" w:hanging="360"/>
-      </w:pPr>
-      <w:rPr>
-        <w:rFonts w:ascii="Symbol" w:hAnsi="Symbol" w:hint="default"/>
-        <w:i w:val="0"/>
-      </w:rPr>
-    </w:lvl>
-    <w:lvl w:ilvl="2" w:tplc="0409001B" w:tentative="1">
-      <w:start w:val="1"/>
-      <w:numFmt w:val="lowerRoman"/>
-      <w:lvlText w:val="%3."/>
-      <w:lvlJc w:val="right"/>
-      <w:pPr>
-        <w:ind w:left="2160" w:hanging="180"/>
-      </w:pPr>
-    </w:lvl>
-    <w:lvl w:ilvl="3" w:tplc="0409000F" w:tentative="1">
-      <w:start w:val="1"/>
-      <w:numFmt w:val="decimal"/>
-      <w:lvlText w:val="%4."/>
-      <w:lvlJc w:val="left"/>
-      <w:pPr>
-        <w:ind w:left="2880" w:hanging="360"/>
-      </w:pPr>
-    </w:lvl>
-    <w:lvl w:ilvl="4" w:tplc="04090019" w:tentative="1">
-      <w:start w:val="1"/>
-      <w:numFmt w:val="lowerLetter"/>
-      <w:lvlText w:val="%5."/>
-      <w:lvlJc w:val="left"/>
-      <w:pPr>
-        <w:ind w:left="3600" w:hanging="360"/>
-      </w:pPr>
-    </w:lvl>
-    <w:lvl w:ilvl="5" w:tplc="0409001B" w:tentative="1">
-      <w:start w:val="1"/>
-      <w:numFmt w:val="lowerRoman"/>
-      <w:lvlText w:val="%6."/>
-      <w:lvlJc w:val="right"/>
-      <w:pPr>
-        <w:ind w:left="4320" w:hanging="180"/>
-      </w:pPr>
-    </w:lvl>
-    <w:lvl w:ilvl="6" w:tplc="0409000F" w:tentative="1">
-      <w:start w:val="1"/>
-      <w:numFmt w:val="decimal"/>
-      <w:lvlText w:val="%7."/>
-      <w:lvlJc w:val="left"/>
-      <w:pPr>
-        <w:ind w:left="5040" w:hanging="360"/>
-      </w:pPr>
-    </w:lvl>
-    <w:lvl w:ilvl="7" w:tplc="04090019" w:tentative="1">
-      <w:start w:val="1"/>
-      <w:numFmt w:val="lowerLetter"/>
-      <w:lvlText w:val="%8."/>
-      <w:lvlJc w:val="left"/>
-      <w:pPr>
-        <w:ind w:left="5760" w:hanging="360"/>
-      </w:pPr>
-    </w:lvl>
-    <w:lvl w:ilvl="8" w:tplc="0409001B" w:tentative="1">
-      <w:start w:val="1"/>
-      <w:numFmt w:val="lowerRoman"/>
-      <w:lvlText w:val="%9."/>
-      <w:lvlJc w:val="right"/>
-      <w:pPr>
-        <w:ind w:left="6480" w:hanging="180"/>
-      </w:pPr>
-    </w:lvl>
-  </w:abstractNum>
-  <w:abstractNum w:abstractNumId="14" w15:restartNumberingAfterBreak="0">
-    <w:nsid w:val="23DB3EAC"/>
-    <w:multiLevelType w:val="hybridMultilevel"/>
-    <w:tmpl w:val="E03AD47A"/>
-    <w:lvl w:ilvl="0" w:tplc="0419000F">
-      <w:start w:val="1"/>
-      <w:numFmt w:val="decimal"/>
-      <w:lvlText w:val="%1."/>
-      <w:lvlJc w:val="left"/>
-      <w:pPr>
-        <w:ind w:left="720" w:hanging="360"/>
-      </w:pPr>
-    </w:lvl>
-    <w:lvl w:ilvl="1" w:tplc="04190019">
-      <w:start w:val="1"/>
-      <w:numFmt w:val="lowerLetter"/>
-      <w:lvlText w:val="%2."/>
-      <w:lvlJc w:val="left"/>
-      <w:pPr>
-        <w:ind w:left="1440" w:hanging="360"/>
-      </w:pPr>
-    </w:lvl>
-    <w:lvl w:ilvl="2" w:tplc="0419001B">
-      <w:start w:val="1"/>
-      <w:numFmt w:val="lowerRoman"/>
-      <w:lvlText w:val="%3."/>
-      <w:lvlJc w:val="right"/>
-      <w:pPr>
-        <w:ind w:left="2160" w:hanging="180"/>
-      </w:pPr>
-    </w:lvl>
-    <w:lvl w:ilvl="3" w:tplc="0419000F" w:tentative="1">
-      <w:start w:val="1"/>
-      <w:numFmt w:val="decimal"/>
-      <w:lvlText w:val="%4."/>
-      <w:lvlJc w:val="left"/>
-      <w:pPr>
-        <w:ind w:left="2880" w:hanging="360"/>
-      </w:pPr>
-    </w:lvl>
-    <w:lvl w:ilvl="4" w:tplc="04190019" w:tentative="1">
-      <w:start w:val="1"/>
-      <w:numFmt w:val="lowerLetter"/>
-      <w:lvlText w:val="%5."/>
-      <w:lvlJc w:val="left"/>
-      <w:pPr>
-        <w:ind w:left="3600" w:hanging="360"/>
-      </w:pPr>
-    </w:lvl>
-    <w:lvl w:ilvl="5" w:tplc="0419001B" w:tentative="1">
-      <w:start w:val="1"/>
-      <w:numFmt w:val="lowerRoman"/>
-      <w:lvlText w:val="%6."/>
-      <w:lvlJc w:val="right"/>
-      <w:pPr>
-        <w:ind w:left="4320" w:hanging="180"/>
-      </w:pPr>
-    </w:lvl>
-    <w:lvl w:ilvl="6" w:tplc="0419000F" w:tentative="1">
-      <w:start w:val="1"/>
-      <w:numFmt w:val="decimal"/>
-      <w:lvlText w:val="%7."/>
-      <w:lvlJc w:val="left"/>
-      <w:pPr>
-        <w:ind w:left="5040" w:hanging="360"/>
-      </w:pPr>
-    </w:lvl>
-    <w:lvl w:ilvl="7" w:tplc="04190019" w:tentative="1">
-      <w:start w:val="1"/>
-      <w:numFmt w:val="lowerLetter"/>
-      <w:lvlText w:val="%8."/>
-      <w:lvlJc w:val="left"/>
-      <w:pPr>
-        <w:ind w:left="5760" w:hanging="360"/>
-      </w:pPr>
-    </w:lvl>
-    <w:lvl w:ilvl="8" w:tplc="0419001B" w:tentative="1">
-      <w:start w:val="1"/>
-      <w:numFmt w:val="lowerRoman"/>
-      <w:lvlText w:val="%9."/>
-      <w:lvlJc w:val="right"/>
-      <w:pPr>
-        <w:ind w:left="6480" w:hanging="180"/>
-      </w:pPr>
-    </w:lvl>
-  </w:abstractNum>
-  <w:abstractNum w:abstractNumId="15" w15:restartNumberingAfterBreak="0">
-    <w:nsid w:val="258E6029"/>
-    <w:multiLevelType w:val="multilevel"/>
-    <w:tmpl w:val="47ECB6E6"/>
-    <w:lvl w:ilvl="0">
-      <w:start w:val="1"/>
-      <w:numFmt w:val="decimal"/>
-      <w:lvlText w:val="%1."/>
-      <w:lvlJc w:val="left"/>
-      <w:pPr>
-        <w:ind w:left="0" w:firstLine="0"/>
-      </w:pPr>
-      <w:rPr>
-        <w:rFonts w:cs="Times New Roman" w:hint="default"/>
-        <w:b/>
-        <w:bCs/>
-        <w:i w:val="0"/>
-        <w:iCs w:val="0"/>
-        <w:smallCaps w:val="0"/>
-        <w:strike w:val="0"/>
-        <w:color w:val="000000"/>
-        <w:spacing w:val="0"/>
-        <w:w w:val="100"/>
-        <w:position w:val="0"/>
-        <w:sz w:val="25"/>
-        <w:szCs w:val="25"/>
-        <w:u w:val="none"/>
-      </w:rPr>
-    </w:lvl>
-    <w:lvl w:ilvl="1">
-      <w:start w:val="1"/>
-      <w:numFmt w:val="bullet"/>
-      <w:lvlText w:val="•"/>
-      <w:lvlJc w:val="left"/>
-      <w:pPr>
-        <w:ind w:left="0" w:firstLine="0"/>
-      </w:pPr>
-      <w:rPr>
-        <w:rFonts w:ascii="Times New Roman" w:hAnsi="Times New Roman" w:hint="default"/>
-        <w:b w:val="0"/>
-        <w:i w:val="0"/>
-        <w:smallCaps w:val="0"/>
-        <w:strike w:val="0"/>
-        <w:color w:val="000000"/>
-        <w:spacing w:val="0"/>
-        <w:w w:val="100"/>
-        <w:position w:val="0"/>
-        <w:sz w:val="25"/>
-        <w:u w:val="none"/>
-      </w:rPr>
-    </w:lvl>
-    <w:lvl w:ilvl="2">
-      <w:start w:val="1"/>
-      <w:numFmt w:val="bullet"/>
-      <w:lvlText w:val="•"/>
-      <w:lvlJc w:val="left"/>
-      <w:pPr>
-        <w:ind w:left="0" w:firstLine="0"/>
-      </w:pPr>
-      <w:rPr>
-        <w:rFonts w:ascii="Times New Roman" w:hAnsi="Times New Roman" w:hint="default"/>
-        <w:b w:val="0"/>
-        <w:i w:val="0"/>
-        <w:smallCaps w:val="0"/>
-        <w:strike w:val="0"/>
-        <w:color w:val="000000"/>
-        <w:spacing w:val="0"/>
-        <w:w w:val="100"/>
-        <w:position w:val="0"/>
-        <w:sz w:val="25"/>
-        <w:u w:val="none"/>
-      </w:rPr>
-    </w:lvl>
-    <w:lvl w:ilvl="3">
-      <w:start w:val="1"/>
-      <w:numFmt w:val="bullet"/>
-      <w:lvlText w:val="•"/>
-      <w:lvlJc w:val="left"/>
-      <w:pPr>
-        <w:ind w:left="0" w:firstLine="0"/>
-      </w:pPr>
-      <w:rPr>
-        <w:rFonts w:ascii="Times New Roman" w:hAnsi="Times New Roman" w:hint="default"/>
-        <w:b w:val="0"/>
-        <w:i w:val="0"/>
-        <w:smallCaps w:val="0"/>
-        <w:strike w:val="0"/>
-        <w:color w:val="000000"/>
-        <w:spacing w:val="0"/>
-        <w:w w:val="100"/>
-        <w:position w:val="0"/>
-        <w:sz w:val="25"/>
-        <w:u w:val="none"/>
-      </w:rPr>
-    </w:lvl>
-    <w:lvl w:ilvl="4">
-      <w:start w:val="1"/>
-      <w:numFmt w:val="bullet"/>
-      <w:lvlText w:val="•"/>
-      <w:lvlJc w:val="left"/>
-      <w:pPr>
-        <w:ind w:left="0" w:firstLine="0"/>
-      </w:pPr>
-      <w:rPr>
-        <w:rFonts w:ascii="Times New Roman" w:hAnsi="Times New Roman" w:hint="default"/>
-        <w:b w:val="0"/>
-        <w:i w:val="0"/>
-        <w:smallCaps w:val="0"/>
-        <w:strike w:val="0"/>
-        <w:color w:val="000000"/>
-        <w:spacing w:val="0"/>
-        <w:w w:val="100"/>
-        <w:position w:val="0"/>
-        <w:sz w:val="25"/>
-        <w:u w:val="none"/>
-      </w:rPr>
-    </w:lvl>
-    <w:lvl w:ilvl="5">
-      <w:start w:val="1"/>
-      <w:numFmt w:val="bullet"/>
-      <w:lvlText w:val="•"/>
-      <w:lvlJc w:val="left"/>
-      <w:pPr>
-        <w:ind w:left="0" w:firstLine="0"/>
-      </w:pPr>
-      <w:rPr>
-        <w:rFonts w:ascii="Times New Roman" w:hAnsi="Times New Roman" w:hint="default"/>
-        <w:b w:val="0"/>
-        <w:i w:val="0"/>
-        <w:smallCaps w:val="0"/>
-        <w:strike w:val="0"/>
-        <w:color w:val="000000"/>
-        <w:spacing w:val="0"/>
-        <w:w w:val="100"/>
-        <w:position w:val="0"/>
-        <w:sz w:val="25"/>
-        <w:u w:val="none"/>
-      </w:rPr>
-    </w:lvl>
-    <w:lvl w:ilvl="6">
-      <w:start w:val="1"/>
-      <w:numFmt w:val="bullet"/>
-      <w:lvlText w:val="•"/>
-      <w:lvlJc w:val="left"/>
-      <w:pPr>
-        <w:ind w:left="0" w:firstLine="0"/>
-      </w:pPr>
-      <w:rPr>
-        <w:rFonts w:ascii="Times New Roman" w:hAnsi="Times New Roman" w:hint="default"/>
-        <w:b w:val="0"/>
-        <w:i w:val="0"/>
-        <w:smallCaps w:val="0"/>
-        <w:strike w:val="0"/>
-        <w:color w:val="000000"/>
-        <w:spacing w:val="0"/>
-        <w:w w:val="100"/>
-        <w:position w:val="0"/>
-        <w:sz w:val="25"/>
-        <w:u w:val="none"/>
-      </w:rPr>
-    </w:lvl>
-    <w:lvl w:ilvl="7">
-      <w:start w:val="1"/>
-      <w:numFmt w:val="bullet"/>
-      <w:lvlText w:val="•"/>
-      <w:lvlJc w:val="left"/>
-      <w:pPr>
-        <w:ind w:left="0" w:firstLine="0"/>
-      </w:pPr>
-      <w:rPr>
-        <w:rFonts w:ascii="Times New Roman" w:hAnsi="Times New Roman" w:hint="default"/>
-        <w:b w:val="0"/>
-        <w:i w:val="0"/>
-        <w:smallCaps w:val="0"/>
-        <w:strike w:val="0"/>
-        <w:color w:val="000000"/>
-        <w:spacing w:val="0"/>
-        <w:w w:val="100"/>
-        <w:position w:val="0"/>
-        <w:sz w:val="25"/>
-        <w:u w:val="none"/>
-      </w:rPr>
-    </w:lvl>
-    <w:lvl w:ilvl="8">
-      <w:start w:val="1"/>
-      <w:numFmt w:val="bullet"/>
-      <w:lvlText w:val="•"/>
-      <w:lvlJc w:val="left"/>
-      <w:pPr>
-        <w:ind w:left="0" w:firstLine="0"/>
-      </w:pPr>
-      <w:rPr>
-        <w:rFonts w:ascii="Times New Roman" w:hAnsi="Times New Roman" w:hint="default"/>
-        <w:b w:val="0"/>
-        <w:i w:val="0"/>
-        <w:smallCaps w:val="0"/>
-        <w:strike w:val="0"/>
-        <w:color w:val="000000"/>
-        <w:spacing w:val="0"/>
-        <w:w w:val="100"/>
-        <w:position w:val="0"/>
-        <w:sz w:val="25"/>
-        <w:u w:val="none"/>
-      </w:rPr>
-    </w:lvl>
-  </w:abstractNum>
-  <w:abstractNum w:abstractNumId="16" w15:restartNumberingAfterBreak="0">
+  <w:abstractNum w:abstractNumId="1" w15:restartNumberingAfterBreak="0">
     <w:nsid w:val="2CD53259"/>
     <w:multiLevelType w:val="hybridMultilevel"/>
     <w:tmpl w:val="28A80E9A"/>
@@ -38902,271 +41499,7 @@
       </w:pPr>
     </w:lvl>
   </w:abstractNum>
-  <w:abstractNum w:abstractNumId="17" w15:restartNumberingAfterBreak="0">
-    <w:nsid w:val="33062619"/>
-    <w:multiLevelType w:val="hybridMultilevel"/>
-    <w:tmpl w:val="9BC440B0"/>
-    <w:lvl w:ilvl="0" w:tplc="0419000F">
-      <w:start w:val="1"/>
-      <w:numFmt w:val="decimal"/>
-      <w:lvlText w:val="%1."/>
-      <w:lvlJc w:val="left"/>
-      <w:pPr>
-        <w:ind w:left="720" w:hanging="360"/>
-      </w:pPr>
-    </w:lvl>
-    <w:lvl w:ilvl="1" w:tplc="C4881F24">
-      <w:start w:val="1"/>
-      <w:numFmt w:val="bullet"/>
-      <w:lvlText w:val=""/>
-      <w:lvlJc w:val="left"/>
-      <w:pPr>
-        <w:ind w:left="1440" w:hanging="360"/>
-      </w:pPr>
-      <w:rPr>
-        <w:rFonts w:ascii="Symbol" w:hAnsi="Symbol" w:hint="default"/>
-      </w:rPr>
-    </w:lvl>
-    <w:lvl w:ilvl="2" w:tplc="0419001B">
-      <w:start w:val="1"/>
-      <w:numFmt w:val="lowerRoman"/>
-      <w:lvlText w:val="%3."/>
-      <w:lvlJc w:val="right"/>
-      <w:pPr>
-        <w:ind w:left="2160" w:hanging="180"/>
-      </w:pPr>
-    </w:lvl>
-    <w:lvl w:ilvl="3" w:tplc="0419000F" w:tentative="1">
-      <w:start w:val="1"/>
-      <w:numFmt w:val="decimal"/>
-      <w:lvlText w:val="%4."/>
-      <w:lvlJc w:val="left"/>
-      <w:pPr>
-        <w:ind w:left="2880" w:hanging="360"/>
-      </w:pPr>
-    </w:lvl>
-    <w:lvl w:ilvl="4" w:tplc="04190019" w:tentative="1">
-      <w:start w:val="1"/>
-      <w:numFmt w:val="lowerLetter"/>
-      <w:lvlText w:val="%5."/>
-      <w:lvlJc w:val="left"/>
-      <w:pPr>
-        <w:ind w:left="3600" w:hanging="360"/>
-      </w:pPr>
-    </w:lvl>
-    <w:lvl w:ilvl="5" w:tplc="0419001B" w:tentative="1">
-      <w:start w:val="1"/>
-      <w:numFmt w:val="lowerRoman"/>
-      <w:lvlText w:val="%6."/>
-      <w:lvlJc w:val="right"/>
-      <w:pPr>
-        <w:ind w:left="4320" w:hanging="180"/>
-      </w:pPr>
-    </w:lvl>
-    <w:lvl w:ilvl="6" w:tplc="0419000F" w:tentative="1">
-      <w:start w:val="1"/>
-      <w:numFmt w:val="decimal"/>
-      <w:lvlText w:val="%7."/>
-      <w:lvlJc w:val="left"/>
-      <w:pPr>
-        <w:ind w:left="5040" w:hanging="360"/>
-      </w:pPr>
-    </w:lvl>
-    <w:lvl w:ilvl="7" w:tplc="04190019" w:tentative="1">
-      <w:start w:val="1"/>
-      <w:numFmt w:val="lowerLetter"/>
-      <w:lvlText w:val="%8."/>
-      <w:lvlJc w:val="left"/>
-      <w:pPr>
-        <w:ind w:left="5760" w:hanging="360"/>
-      </w:pPr>
-    </w:lvl>
-    <w:lvl w:ilvl="8" w:tplc="0419001B" w:tentative="1">
-      <w:start w:val="1"/>
-      <w:numFmt w:val="lowerRoman"/>
-      <w:lvlText w:val="%9."/>
-      <w:lvlJc w:val="right"/>
-      <w:pPr>
-        <w:ind w:left="6480" w:hanging="180"/>
-      </w:pPr>
-    </w:lvl>
-  </w:abstractNum>
-  <w:abstractNum w:abstractNumId="18" w15:restartNumberingAfterBreak="0">
-    <w:nsid w:val="33E507C0"/>
-    <w:multiLevelType w:val="hybridMultilevel"/>
-    <w:tmpl w:val="CFF0EB04"/>
-    <w:lvl w:ilvl="0" w:tplc="3E0CD02E">
-      <w:start w:val="1"/>
-      <w:numFmt w:val="decimal"/>
-      <w:lvlText w:val="%1."/>
-      <w:lvlJc w:val="left"/>
-      <w:pPr>
-        <w:ind w:left="1069" w:hanging="360"/>
-      </w:pPr>
-      <w:rPr>
-        <w:rFonts w:hint="default"/>
-      </w:rPr>
-    </w:lvl>
-    <w:lvl w:ilvl="1" w:tplc="04190019" w:tentative="1">
-      <w:start w:val="1"/>
-      <w:numFmt w:val="lowerLetter"/>
-      <w:lvlText w:val="%2."/>
-      <w:lvlJc w:val="left"/>
-      <w:pPr>
-        <w:ind w:left="1789" w:hanging="360"/>
-      </w:pPr>
-    </w:lvl>
-    <w:lvl w:ilvl="2" w:tplc="0419001B" w:tentative="1">
-      <w:start w:val="1"/>
-      <w:numFmt w:val="lowerRoman"/>
-      <w:lvlText w:val="%3."/>
-      <w:lvlJc w:val="right"/>
-      <w:pPr>
-        <w:ind w:left="2509" w:hanging="180"/>
-      </w:pPr>
-    </w:lvl>
-    <w:lvl w:ilvl="3" w:tplc="0419000F" w:tentative="1">
-      <w:start w:val="1"/>
-      <w:numFmt w:val="decimal"/>
-      <w:lvlText w:val="%4."/>
-      <w:lvlJc w:val="left"/>
-      <w:pPr>
-        <w:ind w:left="3229" w:hanging="360"/>
-      </w:pPr>
-    </w:lvl>
-    <w:lvl w:ilvl="4" w:tplc="04190019" w:tentative="1">
-      <w:start w:val="1"/>
-      <w:numFmt w:val="lowerLetter"/>
-      <w:lvlText w:val="%5."/>
-      <w:lvlJc w:val="left"/>
-      <w:pPr>
-        <w:ind w:left="3949" w:hanging="360"/>
-      </w:pPr>
-    </w:lvl>
-    <w:lvl w:ilvl="5" w:tplc="0419001B" w:tentative="1">
-      <w:start w:val="1"/>
-      <w:numFmt w:val="lowerRoman"/>
-      <w:lvlText w:val="%6."/>
-      <w:lvlJc w:val="right"/>
-      <w:pPr>
-        <w:ind w:left="4669" w:hanging="180"/>
-      </w:pPr>
-    </w:lvl>
-    <w:lvl w:ilvl="6" w:tplc="0419000F" w:tentative="1">
-      <w:start w:val="1"/>
-      <w:numFmt w:val="decimal"/>
-      <w:lvlText w:val="%7."/>
-      <w:lvlJc w:val="left"/>
-      <w:pPr>
-        <w:ind w:left="5389" w:hanging="360"/>
-      </w:pPr>
-    </w:lvl>
-    <w:lvl w:ilvl="7" w:tplc="04190019" w:tentative="1">
-      <w:start w:val="1"/>
-      <w:numFmt w:val="lowerLetter"/>
-      <w:lvlText w:val="%8."/>
-      <w:lvlJc w:val="left"/>
-      <w:pPr>
-        <w:ind w:left="6109" w:hanging="360"/>
-      </w:pPr>
-    </w:lvl>
-    <w:lvl w:ilvl="8" w:tplc="0419001B" w:tentative="1">
-      <w:start w:val="1"/>
-      <w:numFmt w:val="lowerRoman"/>
-      <w:lvlText w:val="%9."/>
-      <w:lvlJc w:val="right"/>
-      <w:pPr>
-        <w:ind w:left="6829" w:hanging="180"/>
-      </w:pPr>
-    </w:lvl>
-  </w:abstractNum>
-  <w:abstractNum w:abstractNumId="19" w15:restartNumberingAfterBreak="0">
-    <w:nsid w:val="34A43D5E"/>
-    <w:multiLevelType w:val="hybridMultilevel"/>
-    <w:tmpl w:val="148A4B8C"/>
-    <w:lvl w:ilvl="0" w:tplc="0409000F">
-      <w:start w:val="1"/>
-      <w:numFmt w:val="decimal"/>
-      <w:lvlText w:val="%1."/>
-      <w:lvlJc w:val="left"/>
-      <w:pPr>
-        <w:ind w:left="1440" w:hanging="360"/>
-      </w:pPr>
-    </w:lvl>
-    <w:lvl w:ilvl="1" w:tplc="04190019" w:tentative="1">
-      <w:start w:val="1"/>
-      <w:numFmt w:val="lowerLetter"/>
-      <w:lvlText w:val="%2."/>
-      <w:lvlJc w:val="left"/>
-      <w:pPr>
-        <w:ind w:left="1440" w:hanging="360"/>
-      </w:pPr>
-    </w:lvl>
-    <w:lvl w:ilvl="2" w:tplc="0419001B" w:tentative="1">
-      <w:start w:val="1"/>
-      <w:numFmt w:val="lowerRoman"/>
-      <w:lvlText w:val="%3."/>
-      <w:lvlJc w:val="right"/>
-      <w:pPr>
-        <w:ind w:left="2160" w:hanging="180"/>
-      </w:pPr>
-    </w:lvl>
-    <w:lvl w:ilvl="3" w:tplc="0419000F" w:tentative="1">
-      <w:start w:val="1"/>
-      <w:numFmt w:val="decimal"/>
-      <w:lvlText w:val="%4."/>
-      <w:lvlJc w:val="left"/>
-      <w:pPr>
-        <w:ind w:left="2880" w:hanging="360"/>
-      </w:pPr>
-    </w:lvl>
-    <w:lvl w:ilvl="4" w:tplc="04190019" w:tentative="1">
-      <w:start w:val="1"/>
-      <w:numFmt w:val="lowerLetter"/>
-      <w:lvlText w:val="%5."/>
-      <w:lvlJc w:val="left"/>
-      <w:pPr>
-        <w:ind w:left="3600" w:hanging="360"/>
-      </w:pPr>
-    </w:lvl>
-    <w:lvl w:ilvl="5" w:tplc="0419001B" w:tentative="1">
-      <w:start w:val="1"/>
-      <w:numFmt w:val="lowerRoman"/>
-      <w:lvlText w:val="%6."/>
-      <w:lvlJc w:val="right"/>
-      <w:pPr>
-        <w:ind w:left="4320" w:hanging="180"/>
-      </w:pPr>
-    </w:lvl>
-    <w:lvl w:ilvl="6" w:tplc="0419000F" w:tentative="1">
-      <w:start w:val="1"/>
-      <w:numFmt w:val="decimal"/>
-      <w:lvlText w:val="%7."/>
-      <w:lvlJc w:val="left"/>
-      <w:pPr>
-        <w:ind w:left="5040" w:hanging="360"/>
-      </w:pPr>
-    </w:lvl>
-    <w:lvl w:ilvl="7" w:tplc="04190019" w:tentative="1">
-      <w:start w:val="1"/>
-      <w:numFmt w:val="lowerLetter"/>
-      <w:lvlText w:val="%8."/>
-      <w:lvlJc w:val="left"/>
-      <w:pPr>
-        <w:ind w:left="5760" w:hanging="360"/>
-      </w:pPr>
-    </w:lvl>
-    <w:lvl w:ilvl="8" w:tplc="0419001B" w:tentative="1">
-      <w:start w:val="1"/>
-      <w:numFmt w:val="lowerRoman"/>
-      <w:lvlText w:val="%9."/>
-      <w:lvlJc w:val="right"/>
-      <w:pPr>
-        <w:ind w:left="6480" w:hanging="180"/>
-      </w:pPr>
-    </w:lvl>
-  </w:abstractNum>
-  <w:abstractNum w:abstractNumId="20" w15:restartNumberingAfterBreak="0">
+  <w:abstractNum w:abstractNumId="2" w15:restartNumberingAfterBreak="0">
     <w:nsid w:val="35F652DD"/>
     <w:multiLevelType w:val="hybridMultilevel"/>
     <w:tmpl w:val="45C4E8E2"/>
@@ -39255,384 +41588,7 @@
       </w:pPr>
     </w:lvl>
   </w:abstractNum>
-  <w:abstractNum w:abstractNumId="21" w15:restartNumberingAfterBreak="0">
-    <w:nsid w:val="37BF4EFA"/>
-    <w:multiLevelType w:val="hybridMultilevel"/>
-    <w:tmpl w:val="3EC2E636"/>
-    <w:lvl w:ilvl="0" w:tplc="0419000F">
-      <w:start w:val="1"/>
-      <w:numFmt w:val="decimal"/>
-      <w:lvlText w:val="%1."/>
-      <w:lvlJc w:val="left"/>
-      <w:pPr>
-        <w:ind w:left="720" w:hanging="360"/>
-      </w:pPr>
-    </w:lvl>
-    <w:lvl w:ilvl="1" w:tplc="04190019">
-      <w:start w:val="1"/>
-      <w:numFmt w:val="lowerLetter"/>
-      <w:lvlText w:val="%2."/>
-      <w:lvlJc w:val="left"/>
-      <w:pPr>
-        <w:ind w:left="1440" w:hanging="360"/>
-      </w:pPr>
-    </w:lvl>
-    <w:lvl w:ilvl="2" w:tplc="0419001B" w:tentative="1">
-      <w:start w:val="1"/>
-      <w:numFmt w:val="lowerRoman"/>
-      <w:lvlText w:val="%3."/>
-      <w:lvlJc w:val="right"/>
-      <w:pPr>
-        <w:ind w:left="2160" w:hanging="180"/>
-      </w:pPr>
-    </w:lvl>
-    <w:lvl w:ilvl="3" w:tplc="0419000F" w:tentative="1">
-      <w:start w:val="1"/>
-      <w:numFmt w:val="decimal"/>
-      <w:lvlText w:val="%4."/>
-      <w:lvlJc w:val="left"/>
-      <w:pPr>
-        <w:ind w:left="2880" w:hanging="360"/>
-      </w:pPr>
-    </w:lvl>
-    <w:lvl w:ilvl="4" w:tplc="04190019" w:tentative="1">
-      <w:start w:val="1"/>
-      <w:numFmt w:val="lowerLetter"/>
-      <w:lvlText w:val="%5."/>
-      <w:lvlJc w:val="left"/>
-      <w:pPr>
-        <w:ind w:left="3600" w:hanging="360"/>
-      </w:pPr>
-    </w:lvl>
-    <w:lvl w:ilvl="5" w:tplc="0419001B" w:tentative="1">
-      <w:start w:val="1"/>
-      <w:numFmt w:val="lowerRoman"/>
-      <w:lvlText w:val="%6."/>
-      <w:lvlJc w:val="right"/>
-      <w:pPr>
-        <w:ind w:left="4320" w:hanging="180"/>
-      </w:pPr>
-    </w:lvl>
-    <w:lvl w:ilvl="6" w:tplc="0419000F" w:tentative="1">
-      <w:start w:val="1"/>
-      <w:numFmt w:val="decimal"/>
-      <w:lvlText w:val="%7."/>
-      <w:lvlJc w:val="left"/>
-      <w:pPr>
-        <w:ind w:left="5040" w:hanging="360"/>
-      </w:pPr>
-    </w:lvl>
-    <w:lvl w:ilvl="7" w:tplc="04190019" w:tentative="1">
-      <w:start w:val="1"/>
-      <w:numFmt w:val="lowerLetter"/>
-      <w:lvlText w:val="%8."/>
-      <w:lvlJc w:val="left"/>
-      <w:pPr>
-        <w:ind w:left="5760" w:hanging="360"/>
-      </w:pPr>
-    </w:lvl>
-    <w:lvl w:ilvl="8" w:tplc="0419001B" w:tentative="1">
-      <w:start w:val="1"/>
-      <w:numFmt w:val="lowerRoman"/>
-      <w:lvlText w:val="%9."/>
-      <w:lvlJc w:val="right"/>
-      <w:pPr>
-        <w:ind w:left="6480" w:hanging="180"/>
-      </w:pPr>
-    </w:lvl>
-  </w:abstractNum>
-  <w:abstractNum w:abstractNumId="22" w15:restartNumberingAfterBreak="0">
-    <w:nsid w:val="38F70961"/>
-    <w:multiLevelType w:val="hybridMultilevel"/>
-    <w:tmpl w:val="6628A0C8"/>
-    <w:lvl w:ilvl="0" w:tplc="0419000F">
-      <w:start w:val="1"/>
-      <w:numFmt w:val="decimal"/>
-      <w:lvlText w:val="%1."/>
-      <w:lvlJc w:val="left"/>
-      <w:pPr>
-        <w:ind w:left="720" w:hanging="360"/>
-      </w:pPr>
-    </w:lvl>
-    <w:lvl w:ilvl="1" w:tplc="C4881F24">
-      <w:start w:val="1"/>
-      <w:numFmt w:val="bullet"/>
-      <w:lvlText w:val=""/>
-      <w:lvlJc w:val="left"/>
-      <w:pPr>
-        <w:ind w:left="1440" w:hanging="360"/>
-      </w:pPr>
-      <w:rPr>
-        <w:rFonts w:ascii="Symbol" w:hAnsi="Symbol" w:hint="default"/>
-      </w:rPr>
-    </w:lvl>
-    <w:lvl w:ilvl="2" w:tplc="0419001B">
-      <w:start w:val="1"/>
-      <w:numFmt w:val="lowerRoman"/>
-      <w:lvlText w:val="%3."/>
-      <w:lvlJc w:val="right"/>
-      <w:pPr>
-        <w:ind w:left="2160" w:hanging="180"/>
-      </w:pPr>
-    </w:lvl>
-    <w:lvl w:ilvl="3" w:tplc="0419000F" w:tentative="1">
-      <w:start w:val="1"/>
-      <w:numFmt w:val="decimal"/>
-      <w:lvlText w:val="%4."/>
-      <w:lvlJc w:val="left"/>
-      <w:pPr>
-        <w:ind w:left="2880" w:hanging="360"/>
-      </w:pPr>
-    </w:lvl>
-    <w:lvl w:ilvl="4" w:tplc="04190019" w:tentative="1">
-      <w:start w:val="1"/>
-      <w:numFmt w:val="lowerLetter"/>
-      <w:lvlText w:val="%5."/>
-      <w:lvlJc w:val="left"/>
-      <w:pPr>
-        <w:ind w:left="3600" w:hanging="360"/>
-      </w:pPr>
-    </w:lvl>
-    <w:lvl w:ilvl="5" w:tplc="0419001B" w:tentative="1">
-      <w:start w:val="1"/>
-      <w:numFmt w:val="lowerRoman"/>
-      <w:lvlText w:val="%6."/>
-      <w:lvlJc w:val="right"/>
-      <w:pPr>
-        <w:ind w:left="4320" w:hanging="180"/>
-      </w:pPr>
-    </w:lvl>
-    <w:lvl w:ilvl="6" w:tplc="0419000F" w:tentative="1">
-      <w:start w:val="1"/>
-      <w:numFmt w:val="decimal"/>
-      <w:lvlText w:val="%7."/>
-      <w:lvlJc w:val="left"/>
-      <w:pPr>
-        <w:ind w:left="5040" w:hanging="360"/>
-      </w:pPr>
-    </w:lvl>
-    <w:lvl w:ilvl="7" w:tplc="04190019" w:tentative="1">
-      <w:start w:val="1"/>
-      <w:numFmt w:val="lowerLetter"/>
-      <w:lvlText w:val="%8."/>
-      <w:lvlJc w:val="left"/>
-      <w:pPr>
-        <w:ind w:left="5760" w:hanging="360"/>
-      </w:pPr>
-    </w:lvl>
-    <w:lvl w:ilvl="8" w:tplc="0419001B" w:tentative="1">
-      <w:start w:val="1"/>
-      <w:numFmt w:val="lowerRoman"/>
-      <w:lvlText w:val="%9."/>
-      <w:lvlJc w:val="right"/>
-      <w:pPr>
-        <w:ind w:left="6480" w:hanging="180"/>
-      </w:pPr>
-    </w:lvl>
-  </w:abstractNum>
-  <w:abstractNum w:abstractNumId="23" w15:restartNumberingAfterBreak="0">
-    <w:nsid w:val="39A64BD7"/>
-    <w:multiLevelType w:val="hybridMultilevel"/>
-    <w:tmpl w:val="8AFEB13E"/>
-    <w:lvl w:ilvl="0" w:tplc="0419000F">
-      <w:start w:val="1"/>
-      <w:numFmt w:val="decimal"/>
-      <w:lvlText w:val="%1."/>
-      <w:lvlJc w:val="left"/>
-      <w:pPr>
-        <w:ind w:left="720" w:hanging="360"/>
-      </w:pPr>
-      <w:rPr>
-        <w:rFonts w:cs="Times New Roman"/>
-      </w:rPr>
-    </w:lvl>
-    <w:lvl w:ilvl="1" w:tplc="04190019" w:tentative="1">
-      <w:start w:val="1"/>
-      <w:numFmt w:val="lowerLetter"/>
-      <w:lvlText w:val="%2."/>
-      <w:lvlJc w:val="left"/>
-      <w:pPr>
-        <w:ind w:left="1440" w:hanging="360"/>
-      </w:pPr>
-      <w:rPr>
-        <w:rFonts w:cs="Times New Roman"/>
-      </w:rPr>
-    </w:lvl>
-    <w:lvl w:ilvl="2" w:tplc="0419001B" w:tentative="1">
-      <w:start w:val="1"/>
-      <w:numFmt w:val="lowerRoman"/>
-      <w:lvlText w:val="%3."/>
-      <w:lvlJc w:val="right"/>
-      <w:pPr>
-        <w:ind w:left="2160" w:hanging="180"/>
-      </w:pPr>
-      <w:rPr>
-        <w:rFonts w:cs="Times New Roman"/>
-      </w:rPr>
-    </w:lvl>
-    <w:lvl w:ilvl="3" w:tplc="0419000F" w:tentative="1">
-      <w:start w:val="1"/>
-      <w:numFmt w:val="decimal"/>
-      <w:lvlText w:val="%4."/>
-      <w:lvlJc w:val="left"/>
-      <w:pPr>
-        <w:ind w:left="2880" w:hanging="360"/>
-      </w:pPr>
-      <w:rPr>
-        <w:rFonts w:cs="Times New Roman"/>
-      </w:rPr>
-    </w:lvl>
-    <w:lvl w:ilvl="4" w:tplc="04190019" w:tentative="1">
-      <w:start w:val="1"/>
-      <w:numFmt w:val="lowerLetter"/>
-      <w:lvlText w:val="%5."/>
-      <w:lvlJc w:val="left"/>
-      <w:pPr>
-        <w:ind w:left="3600" w:hanging="360"/>
-      </w:pPr>
-      <w:rPr>
-        <w:rFonts w:cs="Times New Roman"/>
-      </w:rPr>
-    </w:lvl>
-    <w:lvl w:ilvl="5" w:tplc="0419001B" w:tentative="1">
-      <w:start w:val="1"/>
-      <w:numFmt w:val="lowerRoman"/>
-      <w:lvlText w:val="%6."/>
-      <w:lvlJc w:val="right"/>
-      <w:pPr>
-        <w:ind w:left="4320" w:hanging="180"/>
-      </w:pPr>
-      <w:rPr>
-        <w:rFonts w:cs="Times New Roman"/>
-      </w:rPr>
-    </w:lvl>
-    <w:lvl w:ilvl="6" w:tplc="0419000F" w:tentative="1">
-      <w:start w:val="1"/>
-      <w:numFmt w:val="decimal"/>
-      <w:lvlText w:val="%7."/>
-      <w:lvlJc w:val="left"/>
-      <w:pPr>
-        <w:ind w:left="5040" w:hanging="360"/>
-      </w:pPr>
-      <w:rPr>
-        <w:rFonts w:cs="Times New Roman"/>
-      </w:rPr>
-    </w:lvl>
-    <w:lvl w:ilvl="7" w:tplc="04190019" w:tentative="1">
-      <w:start w:val="1"/>
-      <w:numFmt w:val="lowerLetter"/>
-      <w:lvlText w:val="%8."/>
-      <w:lvlJc w:val="left"/>
-      <w:pPr>
-        <w:ind w:left="5760" w:hanging="360"/>
-      </w:pPr>
-      <w:rPr>
-        <w:rFonts w:cs="Times New Roman"/>
-      </w:rPr>
-    </w:lvl>
-    <w:lvl w:ilvl="8" w:tplc="0419001B" w:tentative="1">
-      <w:start w:val="1"/>
-      <w:numFmt w:val="lowerRoman"/>
-      <w:lvlText w:val="%9."/>
-      <w:lvlJc w:val="right"/>
-      <w:pPr>
-        <w:ind w:left="6480" w:hanging="180"/>
-      </w:pPr>
-      <w:rPr>
-        <w:rFonts w:cs="Times New Roman"/>
-      </w:rPr>
-    </w:lvl>
-  </w:abstractNum>
-  <w:abstractNum w:abstractNumId="24" w15:restartNumberingAfterBreak="0">
-    <w:nsid w:val="4461059C"/>
-    <w:multiLevelType w:val="hybridMultilevel"/>
-    <w:tmpl w:val="E0E8A4FC"/>
-    <w:lvl w:ilvl="0" w:tplc="0419000F">
-      <w:start w:val="1"/>
-      <w:numFmt w:val="decimal"/>
-      <w:lvlText w:val="%1."/>
-      <w:lvlJc w:val="left"/>
-      <w:pPr>
-        <w:ind w:left="720" w:hanging="360"/>
-      </w:pPr>
-    </w:lvl>
-    <w:lvl w:ilvl="1" w:tplc="C4881F24">
-      <w:start w:val="1"/>
-      <w:numFmt w:val="bullet"/>
-      <w:lvlText w:val=""/>
-      <w:lvlJc w:val="left"/>
-      <w:pPr>
-        <w:ind w:left="1440" w:hanging="360"/>
-      </w:pPr>
-      <w:rPr>
-        <w:rFonts w:ascii="Symbol" w:hAnsi="Symbol" w:hint="default"/>
-      </w:rPr>
-    </w:lvl>
-    <w:lvl w:ilvl="2" w:tplc="0419001B">
-      <w:start w:val="1"/>
-      <w:numFmt w:val="lowerRoman"/>
-      <w:lvlText w:val="%3."/>
-      <w:lvlJc w:val="right"/>
-      <w:pPr>
-        <w:ind w:left="2160" w:hanging="180"/>
-      </w:pPr>
-    </w:lvl>
-    <w:lvl w:ilvl="3" w:tplc="0419000F" w:tentative="1">
-      <w:start w:val="1"/>
-      <w:numFmt w:val="decimal"/>
-      <w:lvlText w:val="%4."/>
-      <w:lvlJc w:val="left"/>
-      <w:pPr>
-        <w:ind w:left="2880" w:hanging="360"/>
-      </w:pPr>
-    </w:lvl>
-    <w:lvl w:ilvl="4" w:tplc="04190019" w:tentative="1">
-      <w:start w:val="1"/>
-      <w:numFmt w:val="lowerLetter"/>
-      <w:lvlText w:val="%5."/>
-      <w:lvlJc w:val="left"/>
-      <w:pPr>
-        <w:ind w:left="3600" w:hanging="360"/>
-      </w:pPr>
-    </w:lvl>
-    <w:lvl w:ilvl="5" w:tplc="0419001B" w:tentative="1">
-      <w:start w:val="1"/>
-      <w:numFmt w:val="lowerRoman"/>
-      <w:lvlText w:val="%6."/>
-      <w:lvlJc w:val="right"/>
-      <w:pPr>
-        <w:ind w:left="4320" w:hanging="180"/>
-      </w:pPr>
-    </w:lvl>
-    <w:lvl w:ilvl="6" w:tplc="0419000F" w:tentative="1">
-      <w:start w:val="1"/>
-      <w:numFmt w:val="decimal"/>
-      <w:lvlText w:val="%7."/>
-      <w:lvlJc w:val="left"/>
-      <w:pPr>
-        <w:ind w:left="5040" w:hanging="360"/>
-      </w:pPr>
-    </w:lvl>
-    <w:lvl w:ilvl="7" w:tplc="04190019" w:tentative="1">
-      <w:start w:val="1"/>
-      <w:numFmt w:val="lowerLetter"/>
-      <w:lvlText w:val="%8."/>
-      <w:lvlJc w:val="left"/>
-      <w:pPr>
-        <w:ind w:left="5760" w:hanging="360"/>
-      </w:pPr>
-    </w:lvl>
-    <w:lvl w:ilvl="8" w:tplc="0419001B" w:tentative="1">
-      <w:start w:val="1"/>
-      <w:numFmt w:val="lowerRoman"/>
-      <w:lvlText w:val="%9."/>
-      <w:lvlJc w:val="right"/>
-      <w:pPr>
-        <w:ind w:left="6480" w:hanging="180"/>
-      </w:pPr>
-    </w:lvl>
-  </w:abstractNum>
-  <w:abstractNum w:abstractNumId="25" w15:restartNumberingAfterBreak="0">
+  <w:abstractNum w:abstractNumId="3" w15:restartNumberingAfterBreak="0">
     <w:nsid w:val="465025B1"/>
     <w:multiLevelType w:val="hybridMultilevel"/>
     <w:tmpl w:val="64C69408"/>
@@ -39718,623 +41674,17 @@
       </w:pPr>
     </w:lvl>
   </w:abstractNum>
-  <w:abstractNum w:abstractNumId="26" w15:restartNumberingAfterBreak="0">
-    <w:nsid w:val="469639CB"/>
+  <w:abstractNum w:abstractNumId="4" w15:restartNumberingAfterBreak="0">
+    <w:nsid w:val="4BB52931"/>
     <w:multiLevelType w:val="hybridMultilevel"/>
-    <w:tmpl w:val="21B0B186"/>
-    <w:lvl w:ilvl="0" w:tplc="0419000F">
+    <w:tmpl w:val="EF869074"/>
+    <w:lvl w:ilvl="0" w:tplc="C04CCE32">
       <w:start w:val="1"/>
       <w:numFmt w:val="decimal"/>
       <w:lvlText w:val="%1."/>
       <w:lvlJc w:val="left"/>
       <w:pPr>
-        <w:ind w:left="720" w:hanging="360"/>
-      </w:pPr>
-    </w:lvl>
-    <w:lvl w:ilvl="1" w:tplc="04190019">
-      <w:start w:val="1"/>
-      <w:numFmt w:val="lowerLetter"/>
-      <w:lvlText w:val="%2."/>
-      <w:lvlJc w:val="left"/>
-      <w:pPr>
-        <w:ind w:left="1440" w:hanging="360"/>
-      </w:pPr>
-    </w:lvl>
-    <w:lvl w:ilvl="2" w:tplc="0419001B" w:tentative="1">
-      <w:start w:val="1"/>
-      <w:numFmt w:val="lowerRoman"/>
-      <w:lvlText w:val="%3."/>
-      <w:lvlJc w:val="right"/>
-      <w:pPr>
-        <w:ind w:left="2160" w:hanging="180"/>
-      </w:pPr>
-    </w:lvl>
-    <w:lvl w:ilvl="3" w:tplc="0419000F" w:tentative="1">
-      <w:start w:val="1"/>
-      <w:numFmt w:val="decimal"/>
-      <w:lvlText w:val="%4."/>
-      <w:lvlJc w:val="left"/>
-      <w:pPr>
-        <w:ind w:left="2880" w:hanging="360"/>
-      </w:pPr>
-    </w:lvl>
-    <w:lvl w:ilvl="4" w:tplc="04190019" w:tentative="1">
-      <w:start w:val="1"/>
-      <w:numFmt w:val="lowerLetter"/>
-      <w:lvlText w:val="%5."/>
-      <w:lvlJc w:val="left"/>
-      <w:pPr>
-        <w:ind w:left="3600" w:hanging="360"/>
-      </w:pPr>
-    </w:lvl>
-    <w:lvl w:ilvl="5" w:tplc="0419001B" w:tentative="1">
-      <w:start w:val="1"/>
-      <w:numFmt w:val="lowerRoman"/>
-      <w:lvlText w:val="%6."/>
-      <w:lvlJc w:val="right"/>
-      <w:pPr>
-        <w:ind w:left="4320" w:hanging="180"/>
-      </w:pPr>
-    </w:lvl>
-    <w:lvl w:ilvl="6" w:tplc="0419000F" w:tentative="1">
-      <w:start w:val="1"/>
-      <w:numFmt w:val="decimal"/>
-      <w:lvlText w:val="%7."/>
-      <w:lvlJc w:val="left"/>
-      <w:pPr>
-        <w:ind w:left="5040" w:hanging="360"/>
-      </w:pPr>
-    </w:lvl>
-    <w:lvl w:ilvl="7" w:tplc="04190019" w:tentative="1">
-      <w:start w:val="1"/>
-      <w:numFmt w:val="lowerLetter"/>
-      <w:lvlText w:val="%8."/>
-      <w:lvlJc w:val="left"/>
-      <w:pPr>
-        <w:ind w:left="5760" w:hanging="360"/>
-      </w:pPr>
-    </w:lvl>
-    <w:lvl w:ilvl="8" w:tplc="0419001B" w:tentative="1">
-      <w:start w:val="1"/>
-      <w:numFmt w:val="lowerRoman"/>
-      <w:lvlText w:val="%9."/>
-      <w:lvlJc w:val="right"/>
-      <w:pPr>
-        <w:ind w:left="6480" w:hanging="180"/>
-      </w:pPr>
-    </w:lvl>
-  </w:abstractNum>
-  <w:abstractNum w:abstractNumId="27" w15:restartNumberingAfterBreak="0">
-    <w:nsid w:val="474B5C64"/>
-    <w:multiLevelType w:val="hybridMultilevel"/>
-    <w:tmpl w:val="430CA4F2"/>
-    <w:lvl w:ilvl="0" w:tplc="0419000F">
-      <w:start w:val="1"/>
-      <w:numFmt w:val="decimal"/>
-      <w:lvlText w:val="%1."/>
-      <w:lvlJc w:val="left"/>
-      <w:pPr>
-        <w:ind w:left="720" w:hanging="360"/>
-      </w:pPr>
-    </w:lvl>
-    <w:lvl w:ilvl="1" w:tplc="C4881F24">
-      <w:start w:val="1"/>
-      <w:numFmt w:val="bullet"/>
-      <w:lvlText w:val=""/>
-      <w:lvlJc w:val="left"/>
-      <w:pPr>
-        <w:ind w:left="1440" w:hanging="360"/>
-      </w:pPr>
-      <w:rPr>
-        <w:rFonts w:ascii="Symbol" w:hAnsi="Symbol" w:hint="default"/>
-      </w:rPr>
-    </w:lvl>
-    <w:lvl w:ilvl="2" w:tplc="0419001B">
-      <w:start w:val="1"/>
-      <w:numFmt w:val="lowerRoman"/>
-      <w:lvlText w:val="%3."/>
-      <w:lvlJc w:val="right"/>
-      <w:pPr>
-        <w:ind w:left="2160" w:hanging="180"/>
-      </w:pPr>
-    </w:lvl>
-    <w:lvl w:ilvl="3" w:tplc="0419000F" w:tentative="1">
-      <w:start w:val="1"/>
-      <w:numFmt w:val="decimal"/>
-      <w:lvlText w:val="%4."/>
-      <w:lvlJc w:val="left"/>
-      <w:pPr>
-        <w:ind w:left="2880" w:hanging="360"/>
-      </w:pPr>
-    </w:lvl>
-    <w:lvl w:ilvl="4" w:tplc="04190019" w:tentative="1">
-      <w:start w:val="1"/>
-      <w:numFmt w:val="lowerLetter"/>
-      <w:lvlText w:val="%5."/>
-      <w:lvlJc w:val="left"/>
-      <w:pPr>
-        <w:ind w:left="3600" w:hanging="360"/>
-      </w:pPr>
-    </w:lvl>
-    <w:lvl w:ilvl="5" w:tplc="0419001B" w:tentative="1">
-      <w:start w:val="1"/>
-      <w:numFmt w:val="lowerRoman"/>
-      <w:lvlText w:val="%6."/>
-      <w:lvlJc w:val="right"/>
-      <w:pPr>
-        <w:ind w:left="4320" w:hanging="180"/>
-      </w:pPr>
-    </w:lvl>
-    <w:lvl w:ilvl="6" w:tplc="0419000F" w:tentative="1">
-      <w:start w:val="1"/>
-      <w:numFmt w:val="decimal"/>
-      <w:lvlText w:val="%7."/>
-      <w:lvlJc w:val="left"/>
-      <w:pPr>
-        <w:ind w:left="5040" w:hanging="360"/>
-      </w:pPr>
-    </w:lvl>
-    <w:lvl w:ilvl="7" w:tplc="04190019" w:tentative="1">
-      <w:start w:val="1"/>
-      <w:numFmt w:val="lowerLetter"/>
-      <w:lvlText w:val="%8."/>
-      <w:lvlJc w:val="left"/>
-      <w:pPr>
-        <w:ind w:left="5760" w:hanging="360"/>
-      </w:pPr>
-    </w:lvl>
-    <w:lvl w:ilvl="8" w:tplc="0419001B" w:tentative="1">
-      <w:start w:val="1"/>
-      <w:numFmt w:val="lowerRoman"/>
-      <w:lvlText w:val="%9."/>
-      <w:lvlJc w:val="right"/>
-      <w:pPr>
-        <w:ind w:left="6480" w:hanging="180"/>
-      </w:pPr>
-    </w:lvl>
-  </w:abstractNum>
-  <w:abstractNum w:abstractNumId="28" w15:restartNumberingAfterBreak="0">
-    <w:nsid w:val="479E3A51"/>
-    <w:multiLevelType w:val="hybridMultilevel"/>
-    <w:tmpl w:val="FB2EADE6"/>
-    <w:lvl w:ilvl="0" w:tplc="0419000F">
-      <w:start w:val="1"/>
-      <w:numFmt w:val="decimal"/>
-      <w:lvlText w:val="%1."/>
-      <w:lvlJc w:val="left"/>
-      <w:pPr>
-        <w:ind w:left="720" w:hanging="360"/>
-      </w:pPr>
-    </w:lvl>
-    <w:lvl w:ilvl="1" w:tplc="C4881F24">
-      <w:start w:val="1"/>
-      <w:numFmt w:val="bullet"/>
-      <w:lvlText w:val=""/>
-      <w:lvlJc w:val="left"/>
-      <w:pPr>
-        <w:ind w:left="1440" w:hanging="360"/>
-      </w:pPr>
-      <w:rPr>
-        <w:rFonts w:ascii="Symbol" w:hAnsi="Symbol" w:hint="default"/>
-      </w:rPr>
-    </w:lvl>
-    <w:lvl w:ilvl="2" w:tplc="0419001B">
-      <w:start w:val="1"/>
-      <w:numFmt w:val="lowerRoman"/>
-      <w:lvlText w:val="%3."/>
-      <w:lvlJc w:val="right"/>
-      <w:pPr>
-        <w:ind w:left="2160" w:hanging="180"/>
-      </w:pPr>
-    </w:lvl>
-    <w:lvl w:ilvl="3" w:tplc="0419000F" w:tentative="1">
-      <w:start w:val="1"/>
-      <w:numFmt w:val="decimal"/>
-      <w:lvlText w:val="%4."/>
-      <w:lvlJc w:val="left"/>
-      <w:pPr>
-        <w:ind w:left="2880" w:hanging="360"/>
-      </w:pPr>
-    </w:lvl>
-    <w:lvl w:ilvl="4" w:tplc="04190019" w:tentative="1">
-      <w:start w:val="1"/>
-      <w:numFmt w:val="lowerLetter"/>
-      <w:lvlText w:val="%5."/>
-      <w:lvlJc w:val="left"/>
-      <w:pPr>
-        <w:ind w:left="3600" w:hanging="360"/>
-      </w:pPr>
-    </w:lvl>
-    <w:lvl w:ilvl="5" w:tplc="0419001B" w:tentative="1">
-      <w:start w:val="1"/>
-      <w:numFmt w:val="lowerRoman"/>
-      <w:lvlText w:val="%6."/>
-      <w:lvlJc w:val="right"/>
-      <w:pPr>
-        <w:ind w:left="4320" w:hanging="180"/>
-      </w:pPr>
-    </w:lvl>
-    <w:lvl w:ilvl="6" w:tplc="0419000F" w:tentative="1">
-      <w:start w:val="1"/>
-      <w:numFmt w:val="decimal"/>
-      <w:lvlText w:val="%7."/>
-      <w:lvlJc w:val="left"/>
-      <w:pPr>
-        <w:ind w:left="5040" w:hanging="360"/>
-      </w:pPr>
-    </w:lvl>
-    <w:lvl w:ilvl="7" w:tplc="04190019" w:tentative="1">
-      <w:start w:val="1"/>
-      <w:numFmt w:val="lowerLetter"/>
-      <w:lvlText w:val="%8."/>
-      <w:lvlJc w:val="left"/>
-      <w:pPr>
-        <w:ind w:left="5760" w:hanging="360"/>
-      </w:pPr>
-    </w:lvl>
-    <w:lvl w:ilvl="8" w:tplc="0419001B" w:tentative="1">
-      <w:start w:val="1"/>
-      <w:numFmt w:val="lowerRoman"/>
-      <w:lvlText w:val="%9."/>
-      <w:lvlJc w:val="right"/>
-      <w:pPr>
-        <w:ind w:left="6480" w:hanging="180"/>
-      </w:pPr>
-    </w:lvl>
-  </w:abstractNum>
-  <w:abstractNum w:abstractNumId="29" w15:restartNumberingAfterBreak="0">
-    <w:nsid w:val="497A160D"/>
-    <w:multiLevelType w:val="hybridMultilevel"/>
-    <w:tmpl w:val="BC348CB6"/>
-    <w:lvl w:ilvl="0" w:tplc="0409000F">
-      <w:start w:val="1"/>
-      <w:numFmt w:val="decimal"/>
-      <w:lvlText w:val="%1."/>
-      <w:lvlJc w:val="left"/>
-      <w:pPr>
-        <w:ind w:left="720" w:hanging="360"/>
-      </w:pPr>
-    </w:lvl>
-    <w:lvl w:ilvl="1" w:tplc="AF3C2B98">
-      <w:start w:val="1"/>
-      <w:numFmt w:val="lowerLetter"/>
-      <w:lvlText w:val="%2."/>
-      <w:lvlJc w:val="left"/>
-      <w:pPr>
-        <w:ind w:left="1440" w:hanging="360"/>
-      </w:pPr>
-      <w:rPr>
-        <w:i w:val="0"/>
-      </w:rPr>
-    </w:lvl>
-    <w:lvl w:ilvl="2" w:tplc="0409001B" w:tentative="1">
-      <w:start w:val="1"/>
-      <w:numFmt w:val="lowerRoman"/>
-      <w:lvlText w:val="%3."/>
-      <w:lvlJc w:val="right"/>
-      <w:pPr>
-        <w:ind w:left="2160" w:hanging="180"/>
-      </w:pPr>
-    </w:lvl>
-    <w:lvl w:ilvl="3" w:tplc="0409000F" w:tentative="1">
-      <w:start w:val="1"/>
-      <w:numFmt w:val="decimal"/>
-      <w:lvlText w:val="%4."/>
-      <w:lvlJc w:val="left"/>
-      <w:pPr>
-        <w:ind w:left="2880" w:hanging="360"/>
-      </w:pPr>
-    </w:lvl>
-    <w:lvl w:ilvl="4" w:tplc="04090019" w:tentative="1">
-      <w:start w:val="1"/>
-      <w:numFmt w:val="lowerLetter"/>
-      <w:lvlText w:val="%5."/>
-      <w:lvlJc w:val="left"/>
-      <w:pPr>
-        <w:ind w:left="3600" w:hanging="360"/>
-      </w:pPr>
-    </w:lvl>
-    <w:lvl w:ilvl="5" w:tplc="0409001B" w:tentative="1">
-      <w:start w:val="1"/>
-      <w:numFmt w:val="lowerRoman"/>
-      <w:lvlText w:val="%6."/>
-      <w:lvlJc w:val="right"/>
-      <w:pPr>
-        <w:ind w:left="4320" w:hanging="180"/>
-      </w:pPr>
-    </w:lvl>
-    <w:lvl w:ilvl="6" w:tplc="0409000F" w:tentative="1">
-      <w:start w:val="1"/>
-      <w:numFmt w:val="decimal"/>
-      <w:lvlText w:val="%7."/>
-      <w:lvlJc w:val="left"/>
-      <w:pPr>
-        <w:ind w:left="5040" w:hanging="360"/>
-      </w:pPr>
-    </w:lvl>
-    <w:lvl w:ilvl="7" w:tplc="04090019" w:tentative="1">
-      <w:start w:val="1"/>
-      <w:numFmt w:val="lowerLetter"/>
-      <w:lvlText w:val="%8."/>
-      <w:lvlJc w:val="left"/>
-      <w:pPr>
-        <w:ind w:left="5760" w:hanging="360"/>
-      </w:pPr>
-    </w:lvl>
-    <w:lvl w:ilvl="8" w:tplc="0409001B" w:tentative="1">
-      <w:start w:val="1"/>
-      <w:numFmt w:val="lowerRoman"/>
-      <w:lvlText w:val="%9."/>
-      <w:lvlJc w:val="right"/>
-      <w:pPr>
-        <w:ind w:left="6480" w:hanging="180"/>
-      </w:pPr>
-    </w:lvl>
-  </w:abstractNum>
-  <w:abstractNum w:abstractNumId="30" w15:restartNumberingAfterBreak="0">
-    <w:nsid w:val="49836098"/>
-    <w:multiLevelType w:val="multilevel"/>
-    <w:tmpl w:val="01AEB0BA"/>
-    <w:lvl w:ilvl="0">
-      <w:start w:val="1"/>
-      <w:numFmt w:val="bullet"/>
-      <w:lvlText w:val=""/>
-      <w:lvlJc w:val="left"/>
-      <w:rPr>
-        <w:rFonts w:ascii="Symbol" w:hAnsi="Symbol" w:hint="default"/>
-      </w:rPr>
-    </w:lvl>
-    <w:lvl w:ilvl="1">
-      <w:numFmt w:val="decimal"/>
-      <w:lvlText w:val=""/>
-      <w:lvlJc w:val="left"/>
-      <w:rPr>
-        <w:rFonts w:cs="Times New Roman"/>
-      </w:rPr>
-    </w:lvl>
-    <w:lvl w:ilvl="2">
-      <w:numFmt w:val="decimal"/>
-      <w:lvlText w:val=""/>
-      <w:lvlJc w:val="left"/>
-      <w:rPr>
-        <w:rFonts w:cs="Times New Roman"/>
-      </w:rPr>
-    </w:lvl>
-    <w:lvl w:ilvl="3">
-      <w:numFmt w:val="decimal"/>
-      <w:lvlText w:val=""/>
-      <w:lvlJc w:val="left"/>
-      <w:rPr>
-        <w:rFonts w:cs="Times New Roman"/>
-      </w:rPr>
-    </w:lvl>
-    <w:lvl w:ilvl="4">
-      <w:numFmt w:val="decimal"/>
-      <w:lvlText w:val=""/>
-      <w:lvlJc w:val="left"/>
-      <w:rPr>
-        <w:rFonts w:cs="Times New Roman"/>
-      </w:rPr>
-    </w:lvl>
-    <w:lvl w:ilvl="5">
-      <w:numFmt w:val="decimal"/>
-      <w:lvlText w:val=""/>
-      <w:lvlJc w:val="left"/>
-      <w:rPr>
-        <w:rFonts w:cs="Times New Roman"/>
-      </w:rPr>
-    </w:lvl>
-    <w:lvl w:ilvl="6">
-      <w:numFmt w:val="decimal"/>
-      <w:lvlText w:val=""/>
-      <w:lvlJc w:val="left"/>
-      <w:rPr>
-        <w:rFonts w:cs="Times New Roman"/>
-      </w:rPr>
-    </w:lvl>
-    <w:lvl w:ilvl="7">
-      <w:numFmt w:val="decimal"/>
-      <w:lvlText w:val=""/>
-      <w:lvlJc w:val="left"/>
-      <w:rPr>
-        <w:rFonts w:cs="Times New Roman"/>
-      </w:rPr>
-    </w:lvl>
-    <w:lvl w:ilvl="8">
-      <w:numFmt w:val="decimal"/>
-      <w:lvlText w:val=""/>
-      <w:lvlJc w:val="left"/>
-      <w:rPr>
-        <w:rFonts w:cs="Times New Roman"/>
-      </w:rPr>
-    </w:lvl>
-  </w:abstractNum>
-  <w:abstractNum w:abstractNumId="31" w15:restartNumberingAfterBreak="0">
-    <w:nsid w:val="4C191128"/>
-    <w:multiLevelType w:val="hybridMultilevel"/>
-    <w:tmpl w:val="9E582F16"/>
-    <w:lvl w:ilvl="0" w:tplc="0419000F">
-      <w:start w:val="1"/>
-      <w:numFmt w:val="decimal"/>
-      <w:lvlText w:val="%1."/>
-      <w:lvlJc w:val="left"/>
-      <w:pPr>
-        <w:ind w:left="720" w:hanging="360"/>
-      </w:pPr>
-    </w:lvl>
-    <w:lvl w:ilvl="1" w:tplc="04190019">
-      <w:start w:val="1"/>
-      <w:numFmt w:val="lowerLetter"/>
-      <w:lvlText w:val="%2."/>
-      <w:lvlJc w:val="left"/>
-      <w:pPr>
-        <w:ind w:left="1440" w:hanging="360"/>
-      </w:pPr>
-    </w:lvl>
-    <w:lvl w:ilvl="2" w:tplc="0419001B">
-      <w:start w:val="1"/>
-      <w:numFmt w:val="lowerRoman"/>
-      <w:lvlText w:val="%3."/>
-      <w:lvlJc w:val="right"/>
-      <w:pPr>
-        <w:ind w:left="2160" w:hanging="180"/>
-      </w:pPr>
-    </w:lvl>
-    <w:lvl w:ilvl="3" w:tplc="0419000F" w:tentative="1">
-      <w:start w:val="1"/>
-      <w:numFmt w:val="decimal"/>
-      <w:lvlText w:val="%4."/>
-      <w:lvlJc w:val="left"/>
-      <w:pPr>
-        <w:ind w:left="2880" w:hanging="360"/>
-      </w:pPr>
-    </w:lvl>
-    <w:lvl w:ilvl="4" w:tplc="04190019" w:tentative="1">
-      <w:start w:val="1"/>
-      <w:numFmt w:val="lowerLetter"/>
-      <w:lvlText w:val="%5."/>
-      <w:lvlJc w:val="left"/>
-      <w:pPr>
-        <w:ind w:left="3600" w:hanging="360"/>
-      </w:pPr>
-    </w:lvl>
-    <w:lvl w:ilvl="5" w:tplc="0419001B" w:tentative="1">
-      <w:start w:val="1"/>
-      <w:numFmt w:val="lowerRoman"/>
-      <w:lvlText w:val="%6."/>
-      <w:lvlJc w:val="right"/>
-      <w:pPr>
-        <w:ind w:left="4320" w:hanging="180"/>
-      </w:pPr>
-    </w:lvl>
-    <w:lvl w:ilvl="6" w:tplc="0419000F" w:tentative="1">
-      <w:start w:val="1"/>
-      <w:numFmt w:val="decimal"/>
-      <w:lvlText w:val="%7."/>
-      <w:lvlJc w:val="left"/>
-      <w:pPr>
-        <w:ind w:left="5040" w:hanging="360"/>
-      </w:pPr>
-    </w:lvl>
-    <w:lvl w:ilvl="7" w:tplc="04190019" w:tentative="1">
-      <w:start w:val="1"/>
-      <w:numFmt w:val="lowerLetter"/>
-      <w:lvlText w:val="%8."/>
-      <w:lvlJc w:val="left"/>
-      <w:pPr>
-        <w:ind w:left="5760" w:hanging="360"/>
-      </w:pPr>
-    </w:lvl>
-    <w:lvl w:ilvl="8" w:tplc="0419001B" w:tentative="1">
-      <w:start w:val="1"/>
-      <w:numFmt w:val="lowerRoman"/>
-      <w:lvlText w:val="%9."/>
-      <w:lvlJc w:val="right"/>
-      <w:pPr>
-        <w:ind w:left="6480" w:hanging="180"/>
-      </w:pPr>
-    </w:lvl>
-  </w:abstractNum>
-  <w:abstractNum w:abstractNumId="32" w15:restartNumberingAfterBreak="0">
-    <w:nsid w:val="4D1C7B31"/>
-    <w:multiLevelType w:val="hybridMultilevel"/>
-    <w:tmpl w:val="9D58B042"/>
-    <w:lvl w:ilvl="0" w:tplc="C4881F24">
-      <w:start w:val="1"/>
-      <w:numFmt w:val="bullet"/>
-      <w:lvlText w:val=""/>
-      <w:lvlJc w:val="left"/>
-      <w:pPr>
-        <w:ind w:left="720" w:hanging="360"/>
-      </w:pPr>
-      <w:rPr>
-        <w:rFonts w:ascii="Symbol" w:hAnsi="Symbol" w:hint="default"/>
-      </w:rPr>
-    </w:lvl>
-    <w:lvl w:ilvl="1" w:tplc="04190019">
-      <w:start w:val="1"/>
-      <w:numFmt w:val="lowerLetter"/>
-      <w:lvlText w:val="%2."/>
-      <w:lvlJc w:val="left"/>
-      <w:pPr>
-        <w:ind w:left="1440" w:hanging="360"/>
-      </w:pPr>
-    </w:lvl>
-    <w:lvl w:ilvl="2" w:tplc="0419001B">
-      <w:start w:val="1"/>
-      <w:numFmt w:val="lowerRoman"/>
-      <w:lvlText w:val="%3."/>
-      <w:lvlJc w:val="right"/>
-      <w:pPr>
-        <w:ind w:left="2160" w:hanging="180"/>
-      </w:pPr>
-    </w:lvl>
-    <w:lvl w:ilvl="3" w:tplc="0419000F" w:tentative="1">
-      <w:start w:val="1"/>
-      <w:numFmt w:val="decimal"/>
-      <w:lvlText w:val="%4."/>
-      <w:lvlJc w:val="left"/>
-      <w:pPr>
-        <w:ind w:left="2880" w:hanging="360"/>
-      </w:pPr>
-    </w:lvl>
-    <w:lvl w:ilvl="4" w:tplc="04190019" w:tentative="1">
-      <w:start w:val="1"/>
-      <w:numFmt w:val="lowerLetter"/>
-      <w:lvlText w:val="%5."/>
-      <w:lvlJc w:val="left"/>
-      <w:pPr>
-        <w:ind w:left="3600" w:hanging="360"/>
-      </w:pPr>
-    </w:lvl>
-    <w:lvl w:ilvl="5" w:tplc="0419001B" w:tentative="1">
-      <w:start w:val="1"/>
-      <w:numFmt w:val="lowerRoman"/>
-      <w:lvlText w:val="%6."/>
-      <w:lvlJc w:val="right"/>
-      <w:pPr>
-        <w:ind w:left="4320" w:hanging="180"/>
-      </w:pPr>
-    </w:lvl>
-    <w:lvl w:ilvl="6" w:tplc="0419000F" w:tentative="1">
-      <w:start w:val="1"/>
-      <w:numFmt w:val="decimal"/>
-      <w:lvlText w:val="%7."/>
-      <w:lvlJc w:val="left"/>
-      <w:pPr>
-        <w:ind w:left="5040" w:hanging="360"/>
-      </w:pPr>
-    </w:lvl>
-    <w:lvl w:ilvl="7" w:tplc="04190019" w:tentative="1">
-      <w:start w:val="1"/>
-      <w:numFmt w:val="lowerLetter"/>
-      <w:lvlText w:val="%8."/>
-      <w:lvlJc w:val="left"/>
-      <w:pPr>
-        <w:ind w:left="5760" w:hanging="360"/>
-      </w:pPr>
-    </w:lvl>
-    <w:lvl w:ilvl="8" w:tplc="0419001B" w:tentative="1">
-      <w:start w:val="1"/>
-      <w:numFmt w:val="lowerRoman"/>
-      <w:lvlText w:val="%9."/>
-      <w:lvlJc w:val="right"/>
-      <w:pPr>
-        <w:ind w:left="6480" w:hanging="180"/>
-      </w:pPr>
-    </w:lvl>
-  </w:abstractNum>
-  <w:abstractNum w:abstractNumId="33" w15:restartNumberingAfterBreak="0">
-    <w:nsid w:val="4E1B2412"/>
-    <w:multiLevelType w:val="hybridMultilevel"/>
-    <w:tmpl w:val="C2B2BF8A"/>
-    <w:lvl w:ilvl="0" w:tplc="0419000F">
-      <w:start w:val="1"/>
-      <w:numFmt w:val="decimal"/>
-      <w:lvlText w:val="%1."/>
-      <w:lvlJc w:val="left"/>
-      <w:pPr>
-        <w:ind w:left="720" w:hanging="360"/>
+        <w:ind w:left="1069" w:hanging="360"/>
       </w:pPr>
       <w:rPr>
         <w:rFonts w:hint="default"/>
@@ -40346,7 +41696,7 @@
       <w:lvlText w:val="%2."/>
       <w:lvlJc w:val="left"/>
       <w:pPr>
-        <w:ind w:left="1440" w:hanging="360"/>
+        <w:ind w:left="1789" w:hanging="360"/>
       </w:pPr>
     </w:lvl>
     <w:lvl w:ilvl="2" w:tplc="0419001B" w:tentative="1">
@@ -40355,14 +41705,17 @@
       <w:lvlText w:val="%3."/>
       <w:lvlJc w:val="right"/>
       <w:pPr>
-        <w:ind w:left="2160" w:hanging="180"/>
+        <w:ind w:left="2509" w:hanging="180"/>
       </w:pPr>
     </w:lvl>
-    <w:lvl w:ilvl="3" w:tplc="0419000F">
+    <w:lvl w:ilvl="3" w:tplc="0419000F" w:tentative="1">
       <w:start w:val="1"/>
       <w:numFmt w:val="decimal"/>
       <w:lvlText w:val="%4."/>
       <w:lvlJc w:val="left"/>
+      <w:pPr>
+        <w:ind w:left="3229" w:hanging="360"/>
+      </w:pPr>
     </w:lvl>
     <w:lvl w:ilvl="4" w:tplc="04190019" w:tentative="1">
       <w:start w:val="1"/>
@@ -40370,7 +41723,7 @@
       <w:lvlText w:val="%5."/>
       <w:lvlJc w:val="left"/>
       <w:pPr>
-        <w:ind w:left="3600" w:hanging="360"/>
+        <w:ind w:left="3949" w:hanging="360"/>
       </w:pPr>
     </w:lvl>
     <w:lvl w:ilvl="5" w:tplc="0419001B" w:tentative="1">
@@ -40379,7 +41732,7 @@
       <w:lvlText w:val="%6."/>
       <w:lvlJc w:val="right"/>
       <w:pPr>
-        <w:ind w:left="4320" w:hanging="180"/>
+        <w:ind w:left="4669" w:hanging="180"/>
       </w:pPr>
     </w:lvl>
     <w:lvl w:ilvl="6" w:tplc="0419000F" w:tentative="1">
@@ -40388,7 +41741,7 @@
       <w:lvlText w:val="%7."/>
       <w:lvlJc w:val="left"/>
       <w:pPr>
-        <w:ind w:left="5040" w:hanging="360"/>
+        <w:ind w:left="5389" w:hanging="360"/>
       </w:pPr>
     </w:lvl>
     <w:lvl w:ilvl="7" w:tplc="04190019" w:tentative="1">
@@ -40397,7 +41750,7 @@
       <w:lvlText w:val="%8."/>
       <w:lvlJc w:val="left"/>
       <w:pPr>
-        <w:ind w:left="5760" w:hanging="360"/>
+        <w:ind w:left="6109" w:hanging="360"/>
       </w:pPr>
     </w:lvl>
     <w:lvl w:ilvl="8" w:tplc="0419001B" w:tentative="1">
@@ -40406,390 +41759,11 @@
       <w:lvlText w:val="%9."/>
       <w:lvlJc w:val="right"/>
       <w:pPr>
-        <w:ind w:left="6480" w:hanging="180"/>
+        <w:ind w:left="6829" w:hanging="180"/>
       </w:pPr>
     </w:lvl>
   </w:abstractNum>
-  <w:abstractNum w:abstractNumId="34" w15:restartNumberingAfterBreak="0">
-    <w:nsid w:val="4E265B8E"/>
-    <w:multiLevelType w:val="hybridMultilevel"/>
-    <w:tmpl w:val="7FB23CB0"/>
-    <w:lvl w:ilvl="0" w:tplc="0419000F">
-      <w:start w:val="1"/>
-      <w:numFmt w:val="decimal"/>
-      <w:lvlText w:val="%1."/>
-      <w:lvlJc w:val="left"/>
-    </w:lvl>
-    <w:lvl w:ilvl="1" w:tplc="04190019" w:tentative="1">
-      <w:start w:val="1"/>
-      <w:numFmt w:val="lowerLetter"/>
-      <w:lvlText w:val="%2."/>
-      <w:lvlJc w:val="left"/>
-      <w:pPr>
-        <w:ind w:left="1440" w:hanging="360"/>
-      </w:pPr>
-    </w:lvl>
-    <w:lvl w:ilvl="2" w:tplc="0419001B" w:tentative="1">
-      <w:start w:val="1"/>
-      <w:numFmt w:val="lowerRoman"/>
-      <w:lvlText w:val="%3."/>
-      <w:lvlJc w:val="right"/>
-      <w:pPr>
-        <w:ind w:left="2160" w:hanging="180"/>
-      </w:pPr>
-    </w:lvl>
-    <w:lvl w:ilvl="3" w:tplc="0419000F" w:tentative="1">
-      <w:start w:val="1"/>
-      <w:numFmt w:val="decimal"/>
-      <w:lvlText w:val="%4."/>
-      <w:lvlJc w:val="left"/>
-      <w:pPr>
-        <w:ind w:left="2880" w:hanging="360"/>
-      </w:pPr>
-    </w:lvl>
-    <w:lvl w:ilvl="4" w:tplc="04190019" w:tentative="1">
-      <w:start w:val="1"/>
-      <w:numFmt w:val="lowerLetter"/>
-      <w:lvlText w:val="%5."/>
-      <w:lvlJc w:val="left"/>
-      <w:pPr>
-        <w:ind w:left="3600" w:hanging="360"/>
-      </w:pPr>
-    </w:lvl>
-    <w:lvl w:ilvl="5" w:tplc="0419001B" w:tentative="1">
-      <w:start w:val="1"/>
-      <w:numFmt w:val="lowerRoman"/>
-      <w:lvlText w:val="%6."/>
-      <w:lvlJc w:val="right"/>
-      <w:pPr>
-        <w:ind w:left="4320" w:hanging="180"/>
-      </w:pPr>
-    </w:lvl>
-    <w:lvl w:ilvl="6" w:tplc="0419000F" w:tentative="1">
-      <w:start w:val="1"/>
-      <w:numFmt w:val="decimal"/>
-      <w:lvlText w:val="%7."/>
-      <w:lvlJc w:val="left"/>
-      <w:pPr>
-        <w:ind w:left="5040" w:hanging="360"/>
-      </w:pPr>
-    </w:lvl>
-    <w:lvl w:ilvl="7" w:tplc="04190019" w:tentative="1">
-      <w:start w:val="1"/>
-      <w:numFmt w:val="lowerLetter"/>
-      <w:lvlText w:val="%8."/>
-      <w:lvlJc w:val="left"/>
-      <w:pPr>
-        <w:ind w:left="5760" w:hanging="360"/>
-      </w:pPr>
-    </w:lvl>
-    <w:lvl w:ilvl="8" w:tplc="0419001B" w:tentative="1">
-      <w:start w:val="1"/>
-      <w:numFmt w:val="lowerRoman"/>
-      <w:lvlText w:val="%9."/>
-      <w:lvlJc w:val="right"/>
-      <w:pPr>
-        <w:ind w:left="6480" w:hanging="180"/>
-      </w:pPr>
-    </w:lvl>
-  </w:abstractNum>
-  <w:abstractNum w:abstractNumId="35" w15:restartNumberingAfterBreak="0">
-    <w:nsid w:val="4E765B2C"/>
-    <w:multiLevelType w:val="hybridMultilevel"/>
-    <w:tmpl w:val="F1E6926E"/>
-    <w:lvl w:ilvl="0" w:tplc="0409000F">
-      <w:start w:val="1"/>
-      <w:numFmt w:val="decimal"/>
-      <w:lvlText w:val="%1."/>
-      <w:lvlJc w:val="left"/>
-      <w:pPr>
-        <w:ind w:left="720" w:hanging="360"/>
-      </w:pPr>
-    </w:lvl>
-    <w:lvl w:ilvl="1" w:tplc="C4881F24">
-      <w:start w:val="1"/>
-      <w:numFmt w:val="bullet"/>
-      <w:lvlText w:val=""/>
-      <w:lvlJc w:val="left"/>
-      <w:pPr>
-        <w:ind w:left="1440" w:hanging="360"/>
-      </w:pPr>
-      <w:rPr>
-        <w:rFonts w:ascii="Symbol" w:hAnsi="Symbol" w:hint="default"/>
-        <w:i w:val="0"/>
-      </w:rPr>
-    </w:lvl>
-    <w:lvl w:ilvl="2" w:tplc="0409001B" w:tentative="1">
-      <w:start w:val="1"/>
-      <w:numFmt w:val="lowerRoman"/>
-      <w:lvlText w:val="%3."/>
-      <w:lvlJc w:val="right"/>
-      <w:pPr>
-        <w:ind w:left="2160" w:hanging="180"/>
-      </w:pPr>
-    </w:lvl>
-    <w:lvl w:ilvl="3" w:tplc="0409000F" w:tentative="1">
-      <w:start w:val="1"/>
-      <w:numFmt w:val="decimal"/>
-      <w:lvlText w:val="%4."/>
-      <w:lvlJc w:val="left"/>
-      <w:pPr>
-        <w:ind w:left="2880" w:hanging="360"/>
-      </w:pPr>
-    </w:lvl>
-    <w:lvl w:ilvl="4" w:tplc="04090019" w:tentative="1">
-      <w:start w:val="1"/>
-      <w:numFmt w:val="lowerLetter"/>
-      <w:lvlText w:val="%5."/>
-      <w:lvlJc w:val="left"/>
-      <w:pPr>
-        <w:ind w:left="3600" w:hanging="360"/>
-      </w:pPr>
-    </w:lvl>
-    <w:lvl w:ilvl="5" w:tplc="0409001B" w:tentative="1">
-      <w:start w:val="1"/>
-      <w:numFmt w:val="lowerRoman"/>
-      <w:lvlText w:val="%6."/>
-      <w:lvlJc w:val="right"/>
-      <w:pPr>
-        <w:ind w:left="4320" w:hanging="180"/>
-      </w:pPr>
-    </w:lvl>
-    <w:lvl w:ilvl="6" w:tplc="0409000F" w:tentative="1">
-      <w:start w:val="1"/>
-      <w:numFmt w:val="decimal"/>
-      <w:lvlText w:val="%7."/>
-      <w:lvlJc w:val="left"/>
-      <w:pPr>
-        <w:ind w:left="5040" w:hanging="360"/>
-      </w:pPr>
-    </w:lvl>
-    <w:lvl w:ilvl="7" w:tplc="04090019" w:tentative="1">
-      <w:start w:val="1"/>
-      <w:numFmt w:val="lowerLetter"/>
-      <w:lvlText w:val="%8."/>
-      <w:lvlJc w:val="left"/>
-      <w:pPr>
-        <w:ind w:left="5760" w:hanging="360"/>
-      </w:pPr>
-    </w:lvl>
-    <w:lvl w:ilvl="8" w:tplc="0409001B" w:tentative="1">
-      <w:start w:val="1"/>
-      <w:numFmt w:val="lowerRoman"/>
-      <w:lvlText w:val="%9."/>
-      <w:lvlJc w:val="right"/>
-      <w:pPr>
-        <w:ind w:left="6480" w:hanging="180"/>
-      </w:pPr>
-    </w:lvl>
-  </w:abstractNum>
-  <w:abstractNum w:abstractNumId="36" w15:restartNumberingAfterBreak="0">
-    <w:nsid w:val="502C70DA"/>
-    <w:multiLevelType w:val="multilevel"/>
-    <w:tmpl w:val="26029D14"/>
-    <w:lvl w:ilvl="0">
-      <w:start w:val="1"/>
-      <w:numFmt w:val="decimal"/>
-      <w:lvlText w:val="%1."/>
-      <w:lvlJc w:val="left"/>
-      <w:pPr>
-        <w:ind w:left="0" w:firstLine="0"/>
-      </w:pPr>
-      <w:rPr>
-        <w:rFonts w:cs="Times New Roman" w:hint="default"/>
-        <w:b/>
-        <w:bCs/>
-        <w:i w:val="0"/>
-        <w:iCs w:val="0"/>
-        <w:smallCaps w:val="0"/>
-        <w:strike w:val="0"/>
-        <w:color w:val="000000"/>
-        <w:spacing w:val="0"/>
-        <w:w w:val="100"/>
-        <w:position w:val="0"/>
-        <w:sz w:val="25"/>
-        <w:szCs w:val="25"/>
-        <w:u w:val="none"/>
-      </w:rPr>
-    </w:lvl>
-    <w:lvl w:ilvl="1">
-      <w:start w:val="1"/>
-      <w:numFmt w:val="bullet"/>
-      <w:lvlText w:val="•"/>
-      <w:lvlJc w:val="left"/>
-      <w:pPr>
-        <w:ind w:left="0" w:firstLine="0"/>
-      </w:pPr>
-      <w:rPr>
-        <w:rFonts w:ascii="Times New Roman" w:hAnsi="Times New Roman" w:hint="default"/>
-        <w:b w:val="0"/>
-        <w:i w:val="0"/>
-        <w:smallCaps w:val="0"/>
-        <w:strike w:val="0"/>
-        <w:color w:val="000000"/>
-        <w:spacing w:val="0"/>
-        <w:w w:val="100"/>
-        <w:position w:val="0"/>
-        <w:sz w:val="25"/>
-        <w:u w:val="none"/>
-      </w:rPr>
-    </w:lvl>
-    <w:lvl w:ilvl="2">
-      <w:start w:val="1"/>
-      <w:numFmt w:val="bullet"/>
-      <w:lvlText w:val="•"/>
-      <w:lvlJc w:val="left"/>
-      <w:pPr>
-        <w:ind w:left="0" w:firstLine="0"/>
-      </w:pPr>
-      <w:rPr>
-        <w:rFonts w:ascii="Times New Roman" w:hAnsi="Times New Roman" w:hint="default"/>
-        <w:b w:val="0"/>
-        <w:i w:val="0"/>
-        <w:smallCaps w:val="0"/>
-        <w:strike w:val="0"/>
-        <w:color w:val="000000"/>
-        <w:spacing w:val="0"/>
-        <w:w w:val="100"/>
-        <w:position w:val="0"/>
-        <w:sz w:val="25"/>
-        <w:u w:val="none"/>
-      </w:rPr>
-    </w:lvl>
-    <w:lvl w:ilvl="3">
-      <w:start w:val="1"/>
-      <w:numFmt w:val="bullet"/>
-      <w:lvlText w:val="•"/>
-      <w:lvlJc w:val="left"/>
-      <w:pPr>
-        <w:ind w:left="0" w:firstLine="0"/>
-      </w:pPr>
-      <w:rPr>
-        <w:rFonts w:ascii="Times New Roman" w:hAnsi="Times New Roman" w:hint="default"/>
-        <w:b w:val="0"/>
-        <w:i w:val="0"/>
-        <w:smallCaps w:val="0"/>
-        <w:strike w:val="0"/>
-        <w:color w:val="000000"/>
-        <w:spacing w:val="0"/>
-        <w:w w:val="100"/>
-        <w:position w:val="0"/>
-        <w:sz w:val="25"/>
-        <w:u w:val="none"/>
-      </w:rPr>
-    </w:lvl>
-    <w:lvl w:ilvl="4">
-      <w:start w:val="1"/>
-      <w:numFmt w:val="bullet"/>
-      <w:lvlText w:val="•"/>
-      <w:lvlJc w:val="left"/>
-      <w:pPr>
-        <w:ind w:left="0" w:firstLine="0"/>
-      </w:pPr>
-      <w:rPr>
-        <w:rFonts w:ascii="Times New Roman" w:hAnsi="Times New Roman" w:hint="default"/>
-        <w:b w:val="0"/>
-        <w:i w:val="0"/>
-        <w:smallCaps w:val="0"/>
-        <w:strike w:val="0"/>
-        <w:color w:val="000000"/>
-        <w:spacing w:val="0"/>
-        <w:w w:val="100"/>
-        <w:position w:val="0"/>
-        <w:sz w:val="25"/>
-        <w:u w:val="none"/>
-      </w:rPr>
-    </w:lvl>
-    <w:lvl w:ilvl="5">
-      <w:start w:val="1"/>
-      <w:numFmt w:val="bullet"/>
-      <w:lvlText w:val="•"/>
-      <w:lvlJc w:val="left"/>
-      <w:pPr>
-        <w:ind w:left="0" w:firstLine="0"/>
-      </w:pPr>
-      <w:rPr>
-        <w:rFonts w:ascii="Times New Roman" w:hAnsi="Times New Roman" w:hint="default"/>
-        <w:b w:val="0"/>
-        <w:i w:val="0"/>
-        <w:smallCaps w:val="0"/>
-        <w:strike w:val="0"/>
-        <w:color w:val="000000"/>
-        <w:spacing w:val="0"/>
-        <w:w w:val="100"/>
-        <w:position w:val="0"/>
-        <w:sz w:val="25"/>
-        <w:u w:val="none"/>
-      </w:rPr>
-    </w:lvl>
-    <w:lvl w:ilvl="6">
-      <w:start w:val="1"/>
-      <w:numFmt w:val="bullet"/>
-      <w:lvlText w:val="•"/>
-      <w:lvlJc w:val="left"/>
-      <w:pPr>
-        <w:ind w:left="0" w:firstLine="0"/>
-      </w:pPr>
-      <w:rPr>
-        <w:rFonts w:ascii="Times New Roman" w:hAnsi="Times New Roman" w:hint="default"/>
-        <w:b w:val="0"/>
-        <w:i w:val="0"/>
-        <w:smallCaps w:val="0"/>
-        <w:strike w:val="0"/>
-        <w:color w:val="000000"/>
-        <w:spacing w:val="0"/>
-        <w:w w:val="100"/>
-        <w:position w:val="0"/>
-        <w:sz w:val="25"/>
-        <w:u w:val="none"/>
-      </w:rPr>
-    </w:lvl>
-    <w:lvl w:ilvl="7">
-      <w:start w:val="1"/>
-      <w:numFmt w:val="bullet"/>
-      <w:lvlText w:val="•"/>
-      <w:lvlJc w:val="left"/>
-      <w:pPr>
-        <w:ind w:left="0" w:firstLine="0"/>
-      </w:pPr>
-      <w:rPr>
-        <w:rFonts w:ascii="Times New Roman" w:hAnsi="Times New Roman" w:hint="default"/>
-        <w:b w:val="0"/>
-        <w:i w:val="0"/>
-        <w:smallCaps w:val="0"/>
-        <w:strike w:val="0"/>
-        <w:color w:val="000000"/>
-        <w:spacing w:val="0"/>
-        <w:w w:val="100"/>
-        <w:position w:val="0"/>
-        <w:sz w:val="25"/>
-        <w:u w:val="none"/>
-      </w:rPr>
-    </w:lvl>
-    <w:lvl w:ilvl="8">
-      <w:start w:val="1"/>
-      <w:numFmt w:val="bullet"/>
-      <w:lvlText w:val="•"/>
-      <w:lvlJc w:val="left"/>
-      <w:pPr>
-        <w:ind w:left="0" w:firstLine="0"/>
-      </w:pPr>
-      <w:rPr>
-        <w:rFonts w:ascii="Times New Roman" w:hAnsi="Times New Roman" w:hint="default"/>
-        <w:b w:val="0"/>
-        <w:i w:val="0"/>
-        <w:smallCaps w:val="0"/>
-        <w:strike w:val="0"/>
-        <w:color w:val="000000"/>
-        <w:spacing w:val="0"/>
-        <w:w w:val="100"/>
-        <w:position w:val="0"/>
-        <w:sz w:val="25"/>
-        <w:u w:val="none"/>
-      </w:rPr>
-    </w:lvl>
-  </w:abstractNum>
-  <w:abstractNum w:abstractNumId="37" w15:restartNumberingAfterBreak="0">
+  <w:abstractNum w:abstractNumId="5" w15:restartNumberingAfterBreak="0">
     <w:nsid w:val="53EE105B"/>
     <w:multiLevelType w:val="hybridMultilevel"/>
     <w:tmpl w:val="02AE1D9C"/>
@@ -40878,104 +41852,14 @@
       </w:pPr>
     </w:lvl>
   </w:abstractNum>
-  <w:abstractNum w:abstractNumId="38" w15:restartNumberingAfterBreak="0">
-    <w:nsid w:val="544E03F9"/>
+  <w:abstractNum w:abstractNumId="6" w15:restartNumberingAfterBreak="0">
+    <w:nsid w:val="5FC97F69"/>
     <w:multiLevelType w:val="hybridMultilevel"/>
-    <w:tmpl w:val="1116F1A0"/>
-    <w:lvl w:ilvl="0" w:tplc="0409000F">
-      <w:start w:val="1"/>
-      <w:numFmt w:val="decimal"/>
-      <w:lvlText w:val="%1."/>
-      <w:lvlJc w:val="left"/>
-      <w:pPr>
-        <w:ind w:left="720" w:hanging="360"/>
-      </w:pPr>
-    </w:lvl>
-    <w:lvl w:ilvl="1" w:tplc="C4881F24">
+    <w:tmpl w:val="4DC4ACE6"/>
+    <w:lvl w:ilvl="0" w:tplc="04190001">
       <w:start w:val="1"/>
       <w:numFmt w:val="bullet"/>
-      <w:lvlText w:val=""/>
-      <w:lvlJc w:val="left"/>
-      <w:pPr>
-        <w:ind w:left="1440" w:hanging="360"/>
-      </w:pPr>
-      <w:rPr>
-        <w:rFonts w:ascii="Symbol" w:hAnsi="Symbol" w:hint="default"/>
-        <w:i w:val="0"/>
-      </w:rPr>
-    </w:lvl>
-    <w:lvl w:ilvl="2" w:tplc="0409001B" w:tentative="1">
-      <w:start w:val="1"/>
-      <w:numFmt w:val="lowerRoman"/>
-      <w:lvlText w:val="%3."/>
-      <w:lvlJc w:val="right"/>
-      <w:pPr>
-        <w:ind w:left="2160" w:hanging="180"/>
-      </w:pPr>
-    </w:lvl>
-    <w:lvl w:ilvl="3" w:tplc="0409000F" w:tentative="1">
-      <w:start w:val="1"/>
-      <w:numFmt w:val="decimal"/>
-      <w:lvlText w:val="%4."/>
-      <w:lvlJc w:val="left"/>
-      <w:pPr>
-        <w:ind w:left="2880" w:hanging="360"/>
-      </w:pPr>
-    </w:lvl>
-    <w:lvl w:ilvl="4" w:tplc="04090019" w:tentative="1">
-      <w:start w:val="1"/>
-      <w:numFmt w:val="lowerLetter"/>
-      <w:lvlText w:val="%5."/>
-      <w:lvlJc w:val="left"/>
-      <w:pPr>
-        <w:ind w:left="3600" w:hanging="360"/>
-      </w:pPr>
-    </w:lvl>
-    <w:lvl w:ilvl="5" w:tplc="0409001B" w:tentative="1">
-      <w:start w:val="1"/>
-      <w:numFmt w:val="lowerRoman"/>
-      <w:lvlText w:val="%6."/>
-      <w:lvlJc w:val="right"/>
-      <w:pPr>
-        <w:ind w:left="4320" w:hanging="180"/>
-      </w:pPr>
-    </w:lvl>
-    <w:lvl w:ilvl="6" w:tplc="0409000F" w:tentative="1">
-      <w:start w:val="1"/>
-      <w:numFmt w:val="decimal"/>
-      <w:lvlText w:val="%7."/>
-      <w:lvlJc w:val="left"/>
-      <w:pPr>
-        <w:ind w:left="5040" w:hanging="360"/>
-      </w:pPr>
-    </w:lvl>
-    <w:lvl w:ilvl="7" w:tplc="04090019" w:tentative="1">
-      <w:start w:val="1"/>
-      <w:numFmt w:val="lowerLetter"/>
-      <w:lvlText w:val="%8."/>
-      <w:lvlJc w:val="left"/>
-      <w:pPr>
-        <w:ind w:left="5760" w:hanging="360"/>
-      </w:pPr>
-    </w:lvl>
-    <w:lvl w:ilvl="8" w:tplc="0409001B" w:tentative="1">
-      <w:start w:val="1"/>
-      <w:numFmt w:val="lowerRoman"/>
-      <w:lvlText w:val="%9."/>
-      <w:lvlJc w:val="right"/>
-      <w:pPr>
-        <w:ind w:left="6480" w:hanging="180"/>
-      </w:pPr>
-    </w:lvl>
-  </w:abstractNum>
-  <w:abstractNum w:abstractNumId="39" w15:restartNumberingAfterBreak="0">
-    <w:nsid w:val="54A876FB"/>
-    <w:multiLevelType w:val="hybridMultilevel"/>
-    <w:tmpl w:val="BFDCEA84"/>
-    <w:lvl w:ilvl="0" w:tplc="871C9C7E">
-      <w:start w:val="1"/>
-      <w:numFmt w:val="bullet"/>
-      <w:lvlText w:val="-"/>
+      <w:lvlText w:val=""/>
       <w:lvlJc w:val="left"/>
       <w:pPr>
         <w:ind w:left="1429" w:hanging="360"/>
@@ -41081,1711 +41965,260 @@
       </w:rPr>
     </w:lvl>
   </w:abstractNum>
-  <w:abstractNum w:abstractNumId="40" w15:restartNumberingAfterBreak="0">
-    <w:nsid w:val="586B4E0A"/>
+  <w:abstractNum w:abstractNumId="7" w15:restartNumberingAfterBreak="0">
+    <w:nsid w:val="61E71809"/>
     <w:multiLevelType w:val="hybridMultilevel"/>
-    <w:tmpl w:val="51A0F8B6"/>
-    <w:lvl w:ilvl="0" w:tplc="0419000F">
+    <w:tmpl w:val="A9049B1E"/>
+    <w:lvl w:ilvl="0" w:tplc="04190001">
       <w:start w:val="1"/>
-      <w:numFmt w:val="decimal"/>
-      <w:lvlText w:val="%1."/>
+      <w:numFmt w:val="bullet"/>
+      <w:lvlText w:val=""/>
       <w:lvlJc w:val="left"/>
       <w:pPr>
-        <w:ind w:left="720" w:hanging="360"/>
-      </w:pPr>
-    </w:lvl>
-    <w:lvl w:ilvl="1" w:tplc="C4881F24">
-      <w:start w:val="1"/>
-      <w:numFmt w:val="bullet"/>
-      <w:lvlText w:val=""/>
-      <w:lvlJc w:val="left"/>
-      <w:pPr>
-        <w:ind w:left="1440" w:hanging="360"/>
+        <w:ind w:left="1429" w:hanging="360"/>
       </w:pPr>
       <w:rPr>
         <w:rFonts w:ascii="Symbol" w:hAnsi="Symbol" w:hint="default"/>
       </w:rPr>
     </w:lvl>
-    <w:lvl w:ilvl="2" w:tplc="0419001B">
+    <w:lvl w:ilvl="1" w:tplc="04190003" w:tentative="1">
       <w:start w:val="1"/>
-      <w:numFmt w:val="lowerRoman"/>
-      <w:lvlText w:val="%3."/>
-      <w:lvlJc w:val="right"/>
-      <w:pPr>
-        <w:ind w:left="2160" w:hanging="180"/>
-      </w:pPr>
-    </w:lvl>
-    <w:lvl w:ilvl="3" w:tplc="0419000F" w:tentative="1">
-      <w:start w:val="1"/>
-      <w:numFmt w:val="decimal"/>
-      <w:lvlText w:val="%4."/>
+      <w:numFmt w:val="bullet"/>
+      <w:lvlText w:val="o"/>
       <w:lvlJc w:val="left"/>
       <w:pPr>
-        <w:ind w:left="2880" w:hanging="360"/>
+        <w:ind w:left="2149" w:hanging="360"/>
       </w:pPr>
+      <w:rPr>
+        <w:rFonts w:ascii="Courier New" w:hAnsi="Courier New" w:cs="Courier New" w:hint="default"/>
+      </w:rPr>
     </w:lvl>
-    <w:lvl w:ilvl="4" w:tplc="04190019" w:tentative="1">
+    <w:lvl w:ilvl="2" w:tplc="04190005" w:tentative="1">
       <w:start w:val="1"/>
-      <w:numFmt w:val="lowerLetter"/>
-      <w:lvlText w:val="%5."/>
+      <w:numFmt w:val="bullet"/>
+      <w:lvlText w:val=""/>
       <w:lvlJc w:val="left"/>
       <w:pPr>
-        <w:ind w:left="3600" w:hanging="360"/>
+        <w:ind w:left="2869" w:hanging="360"/>
       </w:pPr>
+      <w:rPr>
+        <w:rFonts w:ascii="Wingdings" w:hAnsi="Wingdings" w:hint="default"/>
+      </w:rPr>
     </w:lvl>
-    <w:lvl w:ilvl="5" w:tplc="0419001B" w:tentative="1">
+    <w:lvl w:ilvl="3" w:tplc="04190001" w:tentative="1">
       <w:start w:val="1"/>
-      <w:numFmt w:val="lowerRoman"/>
-      <w:lvlText w:val="%6."/>
-      <w:lvlJc w:val="right"/>
-      <w:pPr>
-        <w:ind w:left="4320" w:hanging="180"/>
-      </w:pPr>
-    </w:lvl>
-    <w:lvl w:ilvl="6" w:tplc="0419000F" w:tentative="1">
-      <w:start w:val="1"/>
-      <w:numFmt w:val="decimal"/>
-      <w:lvlText w:val="%7."/>
+      <w:numFmt w:val="bullet"/>
+      <w:lvlText w:val=""/>
       <w:lvlJc w:val="left"/>
       <w:pPr>
-        <w:ind w:left="5040" w:hanging="360"/>
-      </w:pPr>
-    </w:lvl>
-    <w:lvl w:ilvl="7" w:tplc="04190019" w:tentative="1">
-      <w:start w:val="1"/>
-      <w:numFmt w:val="lowerLetter"/>
-      <w:lvlText w:val="%8."/>
-      <w:lvlJc w:val="left"/>
-      <w:pPr>
-        <w:ind w:left="5760" w:hanging="360"/>
-      </w:pPr>
-    </w:lvl>
-    <w:lvl w:ilvl="8" w:tplc="0419001B" w:tentative="1">
-      <w:start w:val="1"/>
-      <w:numFmt w:val="lowerRoman"/>
-      <w:lvlText w:val="%9."/>
-      <w:lvlJc w:val="right"/>
-      <w:pPr>
-        <w:ind w:left="6480" w:hanging="180"/>
-      </w:pPr>
-    </w:lvl>
-  </w:abstractNum>
-  <w:abstractNum w:abstractNumId="41" w15:restartNumberingAfterBreak="0">
-    <w:nsid w:val="58C83E1B"/>
-    <w:multiLevelType w:val="hybridMultilevel"/>
-    <w:tmpl w:val="B3C8AC4C"/>
-    <w:lvl w:ilvl="0" w:tplc="0419000F">
-      <w:start w:val="1"/>
-      <w:numFmt w:val="decimal"/>
-      <w:lvlText w:val="%1."/>
-      <w:lvlJc w:val="left"/>
-      <w:pPr>
-        <w:ind w:left="720" w:hanging="360"/>
-      </w:pPr>
-    </w:lvl>
-    <w:lvl w:ilvl="1" w:tplc="C4881F24">
-      <w:start w:val="1"/>
-      <w:numFmt w:val="bullet"/>
-      <w:lvlText w:val=""/>
-      <w:lvlJc w:val="left"/>
-      <w:pPr>
-        <w:ind w:left="1440" w:hanging="360"/>
+        <w:ind w:left="3589" w:hanging="360"/>
       </w:pPr>
       <w:rPr>
         <w:rFonts w:ascii="Symbol" w:hAnsi="Symbol" w:hint="default"/>
       </w:rPr>
     </w:lvl>
-    <w:lvl w:ilvl="2" w:tplc="0419001B">
+    <w:lvl w:ilvl="4" w:tplc="04190003" w:tentative="1">
       <w:start w:val="1"/>
-      <w:numFmt w:val="lowerRoman"/>
-      <w:lvlText w:val="%3."/>
-      <w:lvlJc w:val="right"/>
-      <w:pPr>
-        <w:ind w:left="2160" w:hanging="180"/>
-      </w:pPr>
-    </w:lvl>
-    <w:lvl w:ilvl="3" w:tplc="0419000F" w:tentative="1">
-      <w:start w:val="1"/>
-      <w:numFmt w:val="decimal"/>
-      <w:lvlText w:val="%4."/>
+      <w:numFmt w:val="bullet"/>
+      <w:lvlText w:val="o"/>
       <w:lvlJc w:val="left"/>
       <w:pPr>
-        <w:ind w:left="2880" w:hanging="360"/>
+        <w:ind w:left="4309" w:hanging="360"/>
       </w:pPr>
+      <w:rPr>
+        <w:rFonts w:ascii="Courier New" w:hAnsi="Courier New" w:cs="Courier New" w:hint="default"/>
+      </w:rPr>
     </w:lvl>
-    <w:lvl w:ilvl="4" w:tplc="04190019" w:tentative="1">
+    <w:lvl w:ilvl="5" w:tplc="04190005" w:tentative="1">
       <w:start w:val="1"/>
-      <w:numFmt w:val="lowerLetter"/>
-      <w:lvlText w:val="%5."/>
+      <w:numFmt w:val="bullet"/>
+      <w:lvlText w:val=""/>
       <w:lvlJc w:val="left"/>
       <w:pPr>
-        <w:ind w:left="3600" w:hanging="360"/>
+        <w:ind w:left="5029" w:hanging="360"/>
       </w:pPr>
+      <w:rPr>
+        <w:rFonts w:ascii="Wingdings" w:hAnsi="Wingdings" w:hint="default"/>
+      </w:rPr>
     </w:lvl>
-    <w:lvl w:ilvl="5" w:tplc="0419001B" w:tentative="1">
+    <w:lvl w:ilvl="6" w:tplc="04190001" w:tentative="1">
       <w:start w:val="1"/>
-      <w:numFmt w:val="lowerRoman"/>
-      <w:lvlText w:val="%6."/>
-      <w:lvlJc w:val="right"/>
-      <w:pPr>
-        <w:ind w:left="4320" w:hanging="180"/>
-      </w:pPr>
-    </w:lvl>
-    <w:lvl w:ilvl="6" w:tplc="0419000F" w:tentative="1">
-      <w:start w:val="1"/>
-      <w:numFmt w:val="decimal"/>
-      <w:lvlText w:val="%7."/>
+      <w:numFmt w:val="bullet"/>
+      <w:lvlText w:val=""/>
       <w:lvlJc w:val="left"/>
       <w:pPr>
-        <w:ind w:left="5040" w:hanging="360"/>
-      </w:pPr>
-    </w:lvl>
-    <w:lvl w:ilvl="7" w:tplc="04190019" w:tentative="1">
-      <w:start w:val="1"/>
-      <w:numFmt w:val="lowerLetter"/>
-      <w:lvlText w:val="%8."/>
-      <w:lvlJc w:val="left"/>
-      <w:pPr>
-        <w:ind w:left="5760" w:hanging="360"/>
-      </w:pPr>
-    </w:lvl>
-    <w:lvl w:ilvl="8" w:tplc="0419001B" w:tentative="1">
-      <w:start w:val="1"/>
-      <w:numFmt w:val="lowerRoman"/>
-      <w:lvlText w:val="%9."/>
-      <w:lvlJc w:val="right"/>
-      <w:pPr>
-        <w:ind w:left="6480" w:hanging="180"/>
-      </w:pPr>
-    </w:lvl>
-  </w:abstractNum>
-  <w:abstractNum w:abstractNumId="42" w15:restartNumberingAfterBreak="0">
-    <w:nsid w:val="5BBD3E45"/>
-    <w:multiLevelType w:val="multilevel"/>
-    <w:tmpl w:val="FFFFFFFF"/>
-    <w:lvl w:ilvl="0">
-      <w:start w:val="1"/>
-      <w:numFmt w:val="decimal"/>
-      <w:lvlText w:val="%1."/>
-      <w:lvlJc w:val="left"/>
-      <w:rPr>
-        <w:rFonts w:cs="Times New Roman" w:hint="default"/>
-        <w:b/>
-        <w:bCs/>
-        <w:i w:val="0"/>
-        <w:iCs w:val="0"/>
-        <w:smallCaps w:val="0"/>
-        <w:strike w:val="0"/>
-        <w:color w:val="000000"/>
-        <w:spacing w:val="0"/>
-        <w:w w:val="100"/>
-        <w:position w:val="0"/>
-        <w:sz w:val="25"/>
-        <w:szCs w:val="25"/>
-        <w:u w:val="none"/>
-      </w:rPr>
-    </w:lvl>
-    <w:lvl w:ilvl="1">
-      <w:start w:val="1"/>
-      <w:numFmt w:val="bullet"/>
-      <w:lvlText w:val="•"/>
-      <w:lvlJc w:val="left"/>
-      <w:rPr>
-        <w:rFonts w:ascii="Times New Roman" w:hAnsi="Times New Roman"/>
-        <w:b w:val="0"/>
-        <w:i w:val="0"/>
-        <w:smallCaps w:val="0"/>
-        <w:strike w:val="0"/>
-        <w:color w:val="000000"/>
-        <w:spacing w:val="0"/>
-        <w:w w:val="100"/>
-        <w:position w:val="0"/>
-        <w:sz w:val="25"/>
-        <w:u w:val="none"/>
-      </w:rPr>
-    </w:lvl>
-    <w:lvl w:ilvl="2">
-      <w:start w:val="1"/>
-      <w:numFmt w:val="bullet"/>
-      <w:lvlText w:val="•"/>
-      <w:lvlJc w:val="left"/>
-      <w:rPr>
-        <w:rFonts w:ascii="Times New Roman" w:hAnsi="Times New Roman"/>
-        <w:b w:val="0"/>
-        <w:i w:val="0"/>
-        <w:smallCaps w:val="0"/>
-        <w:strike w:val="0"/>
-        <w:color w:val="000000"/>
-        <w:spacing w:val="0"/>
-        <w:w w:val="100"/>
-        <w:position w:val="0"/>
-        <w:sz w:val="25"/>
-        <w:u w:val="none"/>
-      </w:rPr>
-    </w:lvl>
-    <w:lvl w:ilvl="3">
-      <w:start w:val="1"/>
-      <w:numFmt w:val="bullet"/>
-      <w:lvlText w:val="•"/>
-      <w:lvlJc w:val="left"/>
-      <w:rPr>
-        <w:rFonts w:ascii="Times New Roman" w:hAnsi="Times New Roman"/>
-        <w:b w:val="0"/>
-        <w:i w:val="0"/>
-        <w:smallCaps w:val="0"/>
-        <w:strike w:val="0"/>
-        <w:color w:val="000000"/>
-        <w:spacing w:val="0"/>
-        <w:w w:val="100"/>
-        <w:position w:val="0"/>
-        <w:sz w:val="25"/>
-        <w:u w:val="none"/>
-      </w:rPr>
-    </w:lvl>
-    <w:lvl w:ilvl="4">
-      <w:start w:val="1"/>
-      <w:numFmt w:val="bullet"/>
-      <w:lvlText w:val="•"/>
-      <w:lvlJc w:val="left"/>
-      <w:rPr>
-        <w:rFonts w:ascii="Times New Roman" w:hAnsi="Times New Roman"/>
-        <w:b w:val="0"/>
-        <w:i w:val="0"/>
-        <w:smallCaps w:val="0"/>
-        <w:strike w:val="0"/>
-        <w:color w:val="000000"/>
-        <w:spacing w:val="0"/>
-        <w:w w:val="100"/>
-        <w:position w:val="0"/>
-        <w:sz w:val="25"/>
-        <w:u w:val="none"/>
-      </w:rPr>
-    </w:lvl>
-    <w:lvl w:ilvl="5">
-      <w:start w:val="1"/>
-      <w:numFmt w:val="bullet"/>
-      <w:lvlText w:val="•"/>
-      <w:lvlJc w:val="left"/>
-      <w:rPr>
-        <w:rFonts w:ascii="Times New Roman" w:hAnsi="Times New Roman"/>
-        <w:b w:val="0"/>
-        <w:i w:val="0"/>
-        <w:smallCaps w:val="0"/>
-        <w:strike w:val="0"/>
-        <w:color w:val="000000"/>
-        <w:spacing w:val="0"/>
-        <w:w w:val="100"/>
-        <w:position w:val="0"/>
-        <w:sz w:val="25"/>
-        <w:u w:val="none"/>
-      </w:rPr>
-    </w:lvl>
-    <w:lvl w:ilvl="6">
-      <w:start w:val="1"/>
-      <w:numFmt w:val="bullet"/>
-      <w:lvlText w:val="•"/>
-      <w:lvlJc w:val="left"/>
-      <w:rPr>
-        <w:rFonts w:ascii="Times New Roman" w:hAnsi="Times New Roman"/>
-        <w:b w:val="0"/>
-        <w:i w:val="0"/>
-        <w:smallCaps w:val="0"/>
-        <w:strike w:val="0"/>
-        <w:color w:val="000000"/>
-        <w:spacing w:val="0"/>
-        <w:w w:val="100"/>
-        <w:position w:val="0"/>
-        <w:sz w:val="25"/>
-        <w:u w:val="none"/>
-      </w:rPr>
-    </w:lvl>
-    <w:lvl w:ilvl="7">
-      <w:start w:val="1"/>
-      <w:numFmt w:val="bullet"/>
-      <w:lvlText w:val="•"/>
-      <w:lvlJc w:val="left"/>
-      <w:rPr>
-        <w:rFonts w:ascii="Times New Roman" w:hAnsi="Times New Roman"/>
-        <w:b w:val="0"/>
-        <w:i w:val="0"/>
-        <w:smallCaps w:val="0"/>
-        <w:strike w:val="0"/>
-        <w:color w:val="000000"/>
-        <w:spacing w:val="0"/>
-        <w:w w:val="100"/>
-        <w:position w:val="0"/>
-        <w:sz w:val="25"/>
-        <w:u w:val="none"/>
-      </w:rPr>
-    </w:lvl>
-    <w:lvl w:ilvl="8">
-      <w:start w:val="1"/>
-      <w:numFmt w:val="bullet"/>
-      <w:lvlText w:val="•"/>
-      <w:lvlJc w:val="left"/>
-      <w:rPr>
-        <w:rFonts w:ascii="Times New Roman" w:hAnsi="Times New Roman"/>
-        <w:b w:val="0"/>
-        <w:i w:val="0"/>
-        <w:smallCaps w:val="0"/>
-        <w:strike w:val="0"/>
-        <w:color w:val="000000"/>
-        <w:spacing w:val="0"/>
-        <w:w w:val="100"/>
-        <w:position w:val="0"/>
-        <w:sz w:val="25"/>
-        <w:u w:val="none"/>
-      </w:rPr>
-    </w:lvl>
-  </w:abstractNum>
-  <w:abstractNum w:abstractNumId="43" w15:restartNumberingAfterBreak="0">
-    <w:nsid w:val="5CD04EB5"/>
-    <w:multiLevelType w:val="hybridMultilevel"/>
-    <w:tmpl w:val="65609EC0"/>
-    <w:lvl w:ilvl="0" w:tplc="0409000F">
-      <w:start w:val="1"/>
-      <w:numFmt w:val="decimal"/>
-      <w:lvlText w:val="%1."/>
-      <w:lvlJc w:val="left"/>
-      <w:pPr>
-        <w:ind w:left="720" w:hanging="360"/>
-      </w:pPr>
-    </w:lvl>
-    <w:lvl w:ilvl="1" w:tplc="C4881F24">
-      <w:start w:val="1"/>
-      <w:numFmt w:val="bullet"/>
-      <w:lvlText w:val=""/>
-      <w:lvlJc w:val="left"/>
-      <w:pPr>
-        <w:ind w:left="1440" w:hanging="360"/>
-      </w:pPr>
-      <w:rPr>
-        <w:rFonts w:ascii="Symbol" w:hAnsi="Symbol" w:hint="default"/>
-        <w:i w:val="0"/>
-      </w:rPr>
-    </w:lvl>
-    <w:lvl w:ilvl="2" w:tplc="0409001B" w:tentative="1">
-      <w:start w:val="1"/>
-      <w:numFmt w:val="lowerRoman"/>
-      <w:lvlText w:val="%3."/>
-      <w:lvlJc w:val="right"/>
-      <w:pPr>
-        <w:ind w:left="2160" w:hanging="180"/>
-      </w:pPr>
-    </w:lvl>
-    <w:lvl w:ilvl="3" w:tplc="0409000F" w:tentative="1">
-      <w:start w:val="1"/>
-      <w:numFmt w:val="decimal"/>
-      <w:lvlText w:val="%4."/>
-      <w:lvlJc w:val="left"/>
-      <w:pPr>
-        <w:ind w:left="2880" w:hanging="360"/>
-      </w:pPr>
-    </w:lvl>
-    <w:lvl w:ilvl="4" w:tplc="04090019" w:tentative="1">
-      <w:start w:val="1"/>
-      <w:numFmt w:val="lowerLetter"/>
-      <w:lvlText w:val="%5."/>
-      <w:lvlJc w:val="left"/>
-      <w:pPr>
-        <w:ind w:left="3600" w:hanging="360"/>
-      </w:pPr>
-    </w:lvl>
-    <w:lvl w:ilvl="5" w:tplc="0409001B" w:tentative="1">
-      <w:start w:val="1"/>
-      <w:numFmt w:val="lowerRoman"/>
-      <w:lvlText w:val="%6."/>
-      <w:lvlJc w:val="right"/>
-      <w:pPr>
-        <w:ind w:left="4320" w:hanging="180"/>
-      </w:pPr>
-    </w:lvl>
-    <w:lvl w:ilvl="6" w:tplc="0409000F" w:tentative="1">
-      <w:start w:val="1"/>
-      <w:numFmt w:val="decimal"/>
-      <w:lvlText w:val="%7."/>
-      <w:lvlJc w:val="left"/>
-      <w:pPr>
-        <w:ind w:left="5040" w:hanging="360"/>
-      </w:pPr>
-    </w:lvl>
-    <w:lvl w:ilvl="7" w:tplc="04090019" w:tentative="1">
-      <w:start w:val="1"/>
-      <w:numFmt w:val="lowerLetter"/>
-      <w:lvlText w:val="%8."/>
-      <w:lvlJc w:val="left"/>
-      <w:pPr>
-        <w:ind w:left="5760" w:hanging="360"/>
-      </w:pPr>
-    </w:lvl>
-    <w:lvl w:ilvl="8" w:tplc="0409001B" w:tentative="1">
-      <w:start w:val="1"/>
-      <w:numFmt w:val="lowerRoman"/>
-      <w:lvlText w:val="%9."/>
-      <w:lvlJc w:val="right"/>
-      <w:pPr>
-        <w:ind w:left="6480" w:hanging="180"/>
-      </w:pPr>
-    </w:lvl>
-  </w:abstractNum>
-  <w:abstractNum w:abstractNumId="44" w15:restartNumberingAfterBreak="0">
-    <w:nsid w:val="5EF06BF1"/>
-    <w:multiLevelType w:val="hybridMultilevel"/>
-    <w:tmpl w:val="908852DC"/>
-    <w:lvl w:ilvl="0" w:tplc="0419000F">
-      <w:start w:val="1"/>
-      <w:numFmt w:val="decimal"/>
-      <w:lvlText w:val="%1."/>
-      <w:lvlJc w:val="left"/>
-      <w:pPr>
-        <w:ind w:left="720" w:hanging="360"/>
-      </w:pPr>
-    </w:lvl>
-    <w:lvl w:ilvl="1" w:tplc="04190019" w:tentative="1">
-      <w:start w:val="1"/>
-      <w:numFmt w:val="lowerLetter"/>
-      <w:lvlText w:val="%2."/>
-      <w:lvlJc w:val="left"/>
-      <w:pPr>
-        <w:ind w:left="1440" w:hanging="360"/>
-      </w:pPr>
-    </w:lvl>
-    <w:lvl w:ilvl="2" w:tplc="0419001B" w:tentative="1">
-      <w:start w:val="1"/>
-      <w:numFmt w:val="lowerRoman"/>
-      <w:lvlText w:val="%3."/>
-      <w:lvlJc w:val="right"/>
-      <w:pPr>
-        <w:ind w:left="2160" w:hanging="180"/>
-      </w:pPr>
-    </w:lvl>
-    <w:lvl w:ilvl="3" w:tplc="0419000F" w:tentative="1">
-      <w:start w:val="1"/>
-      <w:numFmt w:val="decimal"/>
-      <w:lvlText w:val="%4."/>
-      <w:lvlJc w:val="left"/>
-      <w:pPr>
-        <w:ind w:left="2880" w:hanging="360"/>
-      </w:pPr>
-    </w:lvl>
-    <w:lvl w:ilvl="4" w:tplc="04190019" w:tentative="1">
-      <w:start w:val="1"/>
-      <w:numFmt w:val="lowerLetter"/>
-      <w:lvlText w:val="%5."/>
-      <w:lvlJc w:val="left"/>
-      <w:pPr>
-        <w:ind w:left="3600" w:hanging="360"/>
-      </w:pPr>
-    </w:lvl>
-    <w:lvl w:ilvl="5" w:tplc="0419001B" w:tentative="1">
-      <w:start w:val="1"/>
-      <w:numFmt w:val="lowerRoman"/>
-      <w:lvlText w:val="%6."/>
-      <w:lvlJc w:val="right"/>
-      <w:pPr>
-        <w:ind w:left="4320" w:hanging="180"/>
-      </w:pPr>
-    </w:lvl>
-    <w:lvl w:ilvl="6" w:tplc="0419000F" w:tentative="1">
-      <w:start w:val="1"/>
-      <w:numFmt w:val="decimal"/>
-      <w:lvlText w:val="%7."/>
-      <w:lvlJc w:val="left"/>
-      <w:pPr>
-        <w:ind w:left="5040" w:hanging="360"/>
-      </w:pPr>
-    </w:lvl>
-    <w:lvl w:ilvl="7" w:tplc="04190019" w:tentative="1">
-      <w:start w:val="1"/>
-      <w:numFmt w:val="lowerLetter"/>
-      <w:lvlText w:val="%8."/>
-      <w:lvlJc w:val="left"/>
-      <w:pPr>
-        <w:ind w:left="5760" w:hanging="360"/>
-      </w:pPr>
-    </w:lvl>
-    <w:lvl w:ilvl="8" w:tplc="0419001B" w:tentative="1">
-      <w:start w:val="1"/>
-      <w:numFmt w:val="lowerRoman"/>
-      <w:lvlText w:val="%9."/>
-      <w:lvlJc w:val="right"/>
-      <w:pPr>
-        <w:ind w:left="6480" w:hanging="180"/>
-      </w:pPr>
-    </w:lvl>
-  </w:abstractNum>
-  <w:abstractNum w:abstractNumId="45" w15:restartNumberingAfterBreak="0">
-    <w:nsid w:val="689273A0"/>
-    <w:multiLevelType w:val="multilevel"/>
-    <w:tmpl w:val="1F2E7D78"/>
-    <w:lvl w:ilvl="0">
-      <w:start w:val="1"/>
-      <w:numFmt w:val="bullet"/>
-      <w:lvlText w:val=""/>
-      <w:lvlJc w:val="left"/>
-      <w:rPr>
-        <w:rFonts w:ascii="Symbol" w:hAnsi="Symbol" w:hint="default"/>
-      </w:rPr>
-    </w:lvl>
-    <w:lvl w:ilvl="1">
-      <w:numFmt w:val="decimal"/>
-      <w:lvlText w:val=""/>
-      <w:lvlJc w:val="left"/>
-      <w:rPr>
-        <w:rFonts w:cs="Times New Roman"/>
-      </w:rPr>
-    </w:lvl>
-    <w:lvl w:ilvl="2">
-      <w:numFmt w:val="decimal"/>
-      <w:lvlText w:val=""/>
-      <w:lvlJc w:val="left"/>
-      <w:rPr>
-        <w:rFonts w:cs="Times New Roman"/>
-      </w:rPr>
-    </w:lvl>
-    <w:lvl w:ilvl="3">
-      <w:numFmt w:val="decimal"/>
-      <w:lvlText w:val=""/>
-      <w:lvlJc w:val="left"/>
-      <w:rPr>
-        <w:rFonts w:cs="Times New Roman"/>
-      </w:rPr>
-    </w:lvl>
-    <w:lvl w:ilvl="4">
-      <w:numFmt w:val="decimal"/>
-      <w:lvlText w:val=""/>
-      <w:lvlJc w:val="left"/>
-      <w:rPr>
-        <w:rFonts w:cs="Times New Roman"/>
-      </w:rPr>
-    </w:lvl>
-    <w:lvl w:ilvl="5">
-      <w:numFmt w:val="decimal"/>
-      <w:lvlText w:val=""/>
-      <w:lvlJc w:val="left"/>
-      <w:rPr>
-        <w:rFonts w:cs="Times New Roman"/>
-      </w:rPr>
-    </w:lvl>
-    <w:lvl w:ilvl="6">
-      <w:numFmt w:val="decimal"/>
-      <w:lvlText w:val=""/>
-      <w:lvlJc w:val="left"/>
-      <w:rPr>
-        <w:rFonts w:cs="Times New Roman"/>
-      </w:rPr>
-    </w:lvl>
-    <w:lvl w:ilvl="7">
-      <w:numFmt w:val="decimal"/>
-      <w:lvlText w:val=""/>
-      <w:lvlJc w:val="left"/>
-      <w:rPr>
-        <w:rFonts w:cs="Times New Roman"/>
-      </w:rPr>
-    </w:lvl>
-    <w:lvl w:ilvl="8">
-      <w:numFmt w:val="decimal"/>
-      <w:lvlText w:val=""/>
-      <w:lvlJc w:val="left"/>
-      <w:rPr>
-        <w:rFonts w:cs="Times New Roman"/>
-      </w:rPr>
-    </w:lvl>
-  </w:abstractNum>
-  <w:abstractNum w:abstractNumId="46" w15:restartNumberingAfterBreak="0">
-    <w:nsid w:val="68985CB0"/>
-    <w:multiLevelType w:val="hybridMultilevel"/>
-    <w:tmpl w:val="36B06A90"/>
-    <w:lvl w:ilvl="0" w:tplc="0419000F">
-      <w:start w:val="1"/>
-      <w:numFmt w:val="decimal"/>
-      <w:lvlText w:val="%1."/>
-      <w:lvlJc w:val="left"/>
-      <w:pPr>
-        <w:ind w:left="720" w:hanging="360"/>
-      </w:pPr>
-    </w:lvl>
-    <w:lvl w:ilvl="1" w:tplc="C4881F24">
-      <w:start w:val="1"/>
-      <w:numFmt w:val="bullet"/>
-      <w:lvlText w:val=""/>
-      <w:lvlJc w:val="left"/>
-      <w:pPr>
-        <w:ind w:left="1440" w:hanging="360"/>
+        <w:ind w:left="5749" w:hanging="360"/>
       </w:pPr>
       <w:rPr>
         <w:rFonts w:ascii="Symbol" w:hAnsi="Symbol" w:hint="default"/>
       </w:rPr>
     </w:lvl>
-    <w:lvl w:ilvl="2" w:tplc="0419001B">
+    <w:lvl w:ilvl="7" w:tplc="04190003" w:tentative="1">
       <w:start w:val="1"/>
-      <w:numFmt w:val="lowerRoman"/>
-      <w:lvlText w:val="%3."/>
-      <w:lvlJc w:val="right"/>
-      <w:pPr>
-        <w:ind w:left="2160" w:hanging="180"/>
-      </w:pPr>
-    </w:lvl>
-    <w:lvl w:ilvl="3" w:tplc="0419000F" w:tentative="1">
-      <w:start w:val="1"/>
-      <w:numFmt w:val="decimal"/>
-      <w:lvlText w:val="%4."/>
+      <w:numFmt w:val="bullet"/>
+      <w:lvlText w:val="o"/>
       <w:lvlJc w:val="left"/>
       <w:pPr>
-        <w:ind w:left="2880" w:hanging="360"/>
+        <w:ind w:left="6469" w:hanging="360"/>
       </w:pPr>
+      <w:rPr>
+        <w:rFonts w:ascii="Courier New" w:hAnsi="Courier New" w:cs="Courier New" w:hint="default"/>
+      </w:rPr>
     </w:lvl>
-    <w:lvl w:ilvl="4" w:tplc="04190019" w:tentative="1">
+    <w:lvl w:ilvl="8" w:tplc="04190005" w:tentative="1">
       <w:start w:val="1"/>
-      <w:numFmt w:val="lowerLetter"/>
-      <w:lvlText w:val="%5."/>
+      <w:numFmt w:val="bullet"/>
+      <w:lvlText w:val=""/>
       <w:lvlJc w:val="left"/>
       <w:pPr>
-        <w:ind w:left="3600" w:hanging="360"/>
+        <w:ind w:left="7189" w:hanging="360"/>
       </w:pPr>
+      <w:rPr>
+        <w:rFonts w:ascii="Wingdings" w:hAnsi="Wingdings" w:hint="default"/>
+      </w:rPr>
     </w:lvl>
-    <w:lvl w:ilvl="5" w:tplc="0419001B" w:tentative="1">
+  </w:abstractNum>
+  <w:abstractNum w:abstractNumId="8" w15:restartNumberingAfterBreak="0">
+    <w:nsid w:val="631C7E69"/>
+    <w:multiLevelType w:val="hybridMultilevel"/>
+    <w:tmpl w:val="A1025660"/>
+    <w:lvl w:ilvl="0" w:tplc="04190001">
       <w:start w:val="1"/>
-      <w:numFmt w:val="lowerRoman"/>
-      <w:lvlText w:val="%6."/>
-      <w:lvlJc w:val="right"/>
-      <w:pPr>
-        <w:ind w:left="4320" w:hanging="180"/>
-      </w:pPr>
-    </w:lvl>
-    <w:lvl w:ilvl="6" w:tplc="0419000F" w:tentative="1">
-      <w:start w:val="1"/>
-      <w:numFmt w:val="decimal"/>
-      <w:lvlText w:val="%7."/>
+      <w:numFmt w:val="bullet"/>
+      <w:lvlText w:val=""/>
       <w:lvlJc w:val="left"/>
       <w:pPr>
-        <w:ind w:left="5040" w:hanging="360"/>
-      </w:pPr>
-    </w:lvl>
-    <w:lvl w:ilvl="7" w:tplc="04190019" w:tentative="1">
-      <w:start w:val="1"/>
-      <w:numFmt w:val="lowerLetter"/>
-      <w:lvlText w:val="%8."/>
-      <w:lvlJc w:val="left"/>
-      <w:pPr>
-        <w:ind w:left="5760" w:hanging="360"/>
-      </w:pPr>
-    </w:lvl>
-    <w:lvl w:ilvl="8" w:tplc="0419001B" w:tentative="1">
-      <w:start w:val="1"/>
-      <w:numFmt w:val="lowerRoman"/>
-      <w:lvlText w:val="%9."/>
-      <w:lvlJc w:val="right"/>
-      <w:pPr>
-        <w:ind w:left="6480" w:hanging="180"/>
-      </w:pPr>
-    </w:lvl>
-  </w:abstractNum>
-  <w:abstractNum w:abstractNumId="47" w15:restartNumberingAfterBreak="0">
-    <w:nsid w:val="6A6E3C6A"/>
-    <w:multiLevelType w:val="hybridMultilevel"/>
-    <w:tmpl w:val="80EAF5B8"/>
-    <w:lvl w:ilvl="0" w:tplc="0409000F">
-      <w:start w:val="1"/>
-      <w:numFmt w:val="decimal"/>
-      <w:lvlText w:val="%1."/>
-      <w:lvlJc w:val="left"/>
-      <w:pPr>
-        <w:ind w:left="720" w:hanging="360"/>
-      </w:pPr>
-    </w:lvl>
-    <w:lvl w:ilvl="1" w:tplc="C4881F24">
-      <w:start w:val="1"/>
-      <w:numFmt w:val="bullet"/>
-      <w:lvlText w:val=""/>
-      <w:lvlJc w:val="left"/>
-      <w:pPr>
-        <w:ind w:left="1440" w:hanging="360"/>
-      </w:pPr>
-      <w:rPr>
-        <w:rFonts w:ascii="Symbol" w:hAnsi="Symbol" w:hint="default"/>
-        <w:i w:val="0"/>
-      </w:rPr>
-    </w:lvl>
-    <w:lvl w:ilvl="2" w:tplc="0409001B" w:tentative="1">
-      <w:start w:val="1"/>
-      <w:numFmt w:val="lowerRoman"/>
-      <w:lvlText w:val="%3."/>
-      <w:lvlJc w:val="right"/>
-      <w:pPr>
-        <w:ind w:left="2160" w:hanging="180"/>
-      </w:pPr>
-    </w:lvl>
-    <w:lvl w:ilvl="3" w:tplc="0409000F" w:tentative="1">
-      <w:start w:val="1"/>
-      <w:numFmt w:val="decimal"/>
-      <w:lvlText w:val="%4."/>
-      <w:lvlJc w:val="left"/>
-      <w:pPr>
-        <w:ind w:left="2880" w:hanging="360"/>
-      </w:pPr>
-    </w:lvl>
-    <w:lvl w:ilvl="4" w:tplc="04090019" w:tentative="1">
-      <w:start w:val="1"/>
-      <w:numFmt w:val="lowerLetter"/>
-      <w:lvlText w:val="%5."/>
-      <w:lvlJc w:val="left"/>
-      <w:pPr>
-        <w:ind w:left="3600" w:hanging="360"/>
-      </w:pPr>
-    </w:lvl>
-    <w:lvl w:ilvl="5" w:tplc="0409001B" w:tentative="1">
-      <w:start w:val="1"/>
-      <w:numFmt w:val="lowerRoman"/>
-      <w:lvlText w:val="%6."/>
-      <w:lvlJc w:val="right"/>
-      <w:pPr>
-        <w:ind w:left="4320" w:hanging="180"/>
-      </w:pPr>
-    </w:lvl>
-    <w:lvl w:ilvl="6" w:tplc="0409000F" w:tentative="1">
-      <w:start w:val="1"/>
-      <w:numFmt w:val="decimal"/>
-      <w:lvlText w:val="%7."/>
-      <w:lvlJc w:val="left"/>
-      <w:pPr>
-        <w:ind w:left="5040" w:hanging="360"/>
-      </w:pPr>
-    </w:lvl>
-    <w:lvl w:ilvl="7" w:tplc="04090019" w:tentative="1">
-      <w:start w:val="1"/>
-      <w:numFmt w:val="lowerLetter"/>
-      <w:lvlText w:val="%8."/>
-      <w:lvlJc w:val="left"/>
-      <w:pPr>
-        <w:ind w:left="5760" w:hanging="360"/>
-      </w:pPr>
-    </w:lvl>
-    <w:lvl w:ilvl="8" w:tplc="0409001B" w:tentative="1">
-      <w:start w:val="1"/>
-      <w:numFmt w:val="lowerRoman"/>
-      <w:lvlText w:val="%9."/>
-      <w:lvlJc w:val="right"/>
-      <w:pPr>
-        <w:ind w:left="6480" w:hanging="180"/>
-      </w:pPr>
-    </w:lvl>
-  </w:abstractNum>
-  <w:abstractNum w:abstractNumId="48" w15:restartNumberingAfterBreak="0">
-    <w:nsid w:val="74360EDF"/>
-    <w:multiLevelType w:val="hybridMultilevel"/>
-    <w:tmpl w:val="00D690F8"/>
-    <w:lvl w:ilvl="0" w:tplc="3E0CD02E">
-      <w:start w:val="1"/>
-      <w:numFmt w:val="decimal"/>
-      <w:lvlText w:val="%1."/>
-      <w:lvlJc w:val="left"/>
-      <w:pPr>
-        <w:ind w:left="1069" w:hanging="360"/>
-      </w:pPr>
-      <w:rPr>
-        <w:rFonts w:hint="default"/>
-      </w:rPr>
-    </w:lvl>
-    <w:lvl w:ilvl="1" w:tplc="04190019" w:tentative="1">
-      <w:start w:val="1"/>
-      <w:numFmt w:val="lowerLetter"/>
-      <w:lvlText w:val="%2."/>
-      <w:lvlJc w:val="left"/>
-      <w:pPr>
-        <w:ind w:left="1789" w:hanging="360"/>
-      </w:pPr>
-    </w:lvl>
-    <w:lvl w:ilvl="2" w:tplc="0419001B" w:tentative="1">
-      <w:start w:val="1"/>
-      <w:numFmt w:val="lowerRoman"/>
-      <w:lvlText w:val="%3."/>
-      <w:lvlJc w:val="right"/>
-      <w:pPr>
-        <w:ind w:left="2509" w:hanging="180"/>
-      </w:pPr>
-    </w:lvl>
-    <w:lvl w:ilvl="3" w:tplc="0419000F" w:tentative="1">
-      <w:start w:val="1"/>
-      <w:numFmt w:val="decimal"/>
-      <w:lvlText w:val="%4."/>
-      <w:lvlJc w:val="left"/>
-      <w:pPr>
-        <w:ind w:left="3229" w:hanging="360"/>
-      </w:pPr>
-    </w:lvl>
-    <w:lvl w:ilvl="4" w:tplc="04190019" w:tentative="1">
-      <w:start w:val="1"/>
-      <w:numFmt w:val="lowerLetter"/>
-      <w:lvlText w:val="%5."/>
-      <w:lvlJc w:val="left"/>
-      <w:pPr>
-        <w:ind w:left="3949" w:hanging="360"/>
-      </w:pPr>
-    </w:lvl>
-    <w:lvl w:ilvl="5" w:tplc="0419001B" w:tentative="1">
-      <w:start w:val="1"/>
-      <w:numFmt w:val="lowerRoman"/>
-      <w:lvlText w:val="%6."/>
-      <w:lvlJc w:val="right"/>
-      <w:pPr>
-        <w:ind w:left="4669" w:hanging="180"/>
-      </w:pPr>
-    </w:lvl>
-    <w:lvl w:ilvl="6" w:tplc="0419000F" w:tentative="1">
-      <w:start w:val="1"/>
-      <w:numFmt w:val="decimal"/>
-      <w:lvlText w:val="%7."/>
-      <w:lvlJc w:val="left"/>
-      <w:pPr>
-        <w:ind w:left="5389" w:hanging="360"/>
-      </w:pPr>
-    </w:lvl>
-    <w:lvl w:ilvl="7" w:tplc="04190019" w:tentative="1">
-      <w:start w:val="1"/>
-      <w:numFmt w:val="lowerLetter"/>
-      <w:lvlText w:val="%8."/>
-      <w:lvlJc w:val="left"/>
-      <w:pPr>
-        <w:ind w:left="6109" w:hanging="360"/>
-      </w:pPr>
-    </w:lvl>
-    <w:lvl w:ilvl="8" w:tplc="0419001B" w:tentative="1">
-      <w:start w:val="1"/>
-      <w:numFmt w:val="lowerRoman"/>
-      <w:lvlText w:val="%9."/>
-      <w:lvlJc w:val="right"/>
-      <w:pPr>
-        <w:ind w:left="6829" w:hanging="180"/>
-      </w:pPr>
-    </w:lvl>
-  </w:abstractNum>
-  <w:abstractNum w:abstractNumId="49" w15:restartNumberingAfterBreak="0">
-    <w:nsid w:val="76626838"/>
-    <w:multiLevelType w:val="hybridMultilevel"/>
-    <w:tmpl w:val="07FEE5B0"/>
-    <w:lvl w:ilvl="0" w:tplc="0419000F">
-      <w:start w:val="1"/>
-      <w:numFmt w:val="decimal"/>
-      <w:lvlText w:val="%1."/>
-      <w:lvlJc w:val="left"/>
-      <w:pPr>
-        <w:ind w:left="720" w:hanging="360"/>
-      </w:pPr>
-    </w:lvl>
-    <w:lvl w:ilvl="1" w:tplc="04190019" w:tentative="1">
-      <w:start w:val="1"/>
-      <w:numFmt w:val="lowerLetter"/>
-      <w:lvlText w:val="%2."/>
-      <w:lvlJc w:val="left"/>
-      <w:pPr>
-        <w:ind w:left="1440" w:hanging="360"/>
-      </w:pPr>
-    </w:lvl>
-    <w:lvl w:ilvl="2" w:tplc="0419001B" w:tentative="1">
-      <w:start w:val="1"/>
-      <w:numFmt w:val="lowerRoman"/>
-      <w:lvlText w:val="%3."/>
-      <w:lvlJc w:val="right"/>
-      <w:pPr>
-        <w:ind w:left="2160" w:hanging="180"/>
-      </w:pPr>
-    </w:lvl>
-    <w:lvl w:ilvl="3" w:tplc="0419000F" w:tentative="1">
-      <w:start w:val="1"/>
-      <w:numFmt w:val="decimal"/>
-      <w:lvlText w:val="%4."/>
-      <w:lvlJc w:val="left"/>
-      <w:pPr>
-        <w:ind w:left="2880" w:hanging="360"/>
-      </w:pPr>
-    </w:lvl>
-    <w:lvl w:ilvl="4" w:tplc="04190019" w:tentative="1">
-      <w:start w:val="1"/>
-      <w:numFmt w:val="lowerLetter"/>
-      <w:lvlText w:val="%5."/>
-      <w:lvlJc w:val="left"/>
-      <w:pPr>
-        <w:ind w:left="3600" w:hanging="360"/>
-      </w:pPr>
-    </w:lvl>
-    <w:lvl w:ilvl="5" w:tplc="0419001B" w:tentative="1">
-      <w:start w:val="1"/>
-      <w:numFmt w:val="lowerRoman"/>
-      <w:lvlText w:val="%6."/>
-      <w:lvlJc w:val="right"/>
-      <w:pPr>
-        <w:ind w:left="4320" w:hanging="180"/>
-      </w:pPr>
-    </w:lvl>
-    <w:lvl w:ilvl="6" w:tplc="0419000F" w:tentative="1">
-      <w:start w:val="1"/>
-      <w:numFmt w:val="decimal"/>
-      <w:lvlText w:val="%7."/>
-      <w:lvlJc w:val="left"/>
-      <w:pPr>
-        <w:ind w:left="5040" w:hanging="360"/>
-      </w:pPr>
-    </w:lvl>
-    <w:lvl w:ilvl="7" w:tplc="04190019" w:tentative="1">
-      <w:start w:val="1"/>
-      <w:numFmt w:val="lowerLetter"/>
-      <w:lvlText w:val="%8."/>
-      <w:lvlJc w:val="left"/>
-      <w:pPr>
-        <w:ind w:left="5760" w:hanging="360"/>
-      </w:pPr>
-    </w:lvl>
-    <w:lvl w:ilvl="8" w:tplc="0419001B" w:tentative="1">
-      <w:start w:val="1"/>
-      <w:numFmt w:val="lowerRoman"/>
-      <w:lvlText w:val="%9."/>
-      <w:lvlJc w:val="right"/>
-      <w:pPr>
-        <w:ind w:left="6480" w:hanging="180"/>
-      </w:pPr>
-    </w:lvl>
-  </w:abstractNum>
-  <w:abstractNum w:abstractNumId="50" w15:restartNumberingAfterBreak="0">
-    <w:nsid w:val="7A03082D"/>
-    <w:multiLevelType w:val="hybridMultilevel"/>
-    <w:tmpl w:val="87E62D70"/>
-    <w:lvl w:ilvl="0" w:tplc="0419000F">
-      <w:start w:val="1"/>
-      <w:numFmt w:val="decimal"/>
-      <w:lvlText w:val="%1."/>
-      <w:lvlJc w:val="left"/>
-      <w:pPr>
-        <w:ind w:left="720" w:hanging="360"/>
-      </w:pPr>
-    </w:lvl>
-    <w:lvl w:ilvl="1" w:tplc="C4881F24">
-      <w:start w:val="1"/>
-      <w:numFmt w:val="bullet"/>
-      <w:lvlText w:val=""/>
-      <w:lvlJc w:val="left"/>
-      <w:pPr>
-        <w:ind w:left="1440" w:hanging="360"/>
+        <w:ind w:left="1429" w:hanging="360"/>
       </w:pPr>
       <w:rPr>
         <w:rFonts w:ascii="Symbol" w:hAnsi="Symbol" w:hint="default"/>
       </w:rPr>
     </w:lvl>
-    <w:lvl w:ilvl="2" w:tplc="0419001B">
+    <w:lvl w:ilvl="1" w:tplc="04190003" w:tentative="1">
       <w:start w:val="1"/>
-      <w:numFmt w:val="lowerRoman"/>
-      <w:lvlText w:val="%3."/>
-      <w:lvlJc w:val="right"/>
-      <w:pPr>
-        <w:ind w:left="2160" w:hanging="180"/>
-      </w:pPr>
-    </w:lvl>
-    <w:lvl w:ilvl="3" w:tplc="0419000F" w:tentative="1">
-      <w:start w:val="1"/>
-      <w:numFmt w:val="decimal"/>
-      <w:lvlText w:val="%4."/>
+      <w:numFmt w:val="bullet"/>
+      <w:lvlText w:val="o"/>
       <w:lvlJc w:val="left"/>
       <w:pPr>
-        <w:ind w:left="2880" w:hanging="360"/>
+        <w:ind w:left="2149" w:hanging="360"/>
       </w:pPr>
+      <w:rPr>
+        <w:rFonts w:ascii="Courier New" w:hAnsi="Courier New" w:cs="Courier New" w:hint="default"/>
+      </w:rPr>
     </w:lvl>
-    <w:lvl w:ilvl="4" w:tplc="04190019" w:tentative="1">
+    <w:lvl w:ilvl="2" w:tplc="04190005" w:tentative="1">
       <w:start w:val="1"/>
-      <w:numFmt w:val="lowerLetter"/>
-      <w:lvlText w:val="%5."/>
+      <w:numFmt w:val="bullet"/>
+      <w:lvlText w:val=""/>
       <w:lvlJc w:val="left"/>
       <w:pPr>
-        <w:ind w:left="3600" w:hanging="360"/>
+        <w:ind w:left="2869" w:hanging="360"/>
       </w:pPr>
+      <w:rPr>
+        <w:rFonts w:ascii="Wingdings" w:hAnsi="Wingdings" w:hint="default"/>
+      </w:rPr>
     </w:lvl>
-    <w:lvl w:ilvl="5" w:tplc="0419001B" w:tentative="1">
+    <w:lvl w:ilvl="3" w:tplc="04190001" w:tentative="1">
       <w:start w:val="1"/>
-      <w:numFmt w:val="lowerRoman"/>
-      <w:lvlText w:val="%6."/>
-      <w:lvlJc w:val="right"/>
-      <w:pPr>
-        <w:ind w:left="4320" w:hanging="180"/>
-      </w:pPr>
-    </w:lvl>
-    <w:lvl w:ilvl="6" w:tplc="0419000F" w:tentative="1">
-      <w:start w:val="1"/>
-      <w:numFmt w:val="decimal"/>
-      <w:lvlText w:val="%7."/>
+      <w:numFmt w:val="bullet"/>
+      <w:lvlText w:val=""/>
       <w:lvlJc w:val="left"/>
       <w:pPr>
-        <w:ind w:left="5040" w:hanging="360"/>
-      </w:pPr>
-    </w:lvl>
-    <w:lvl w:ilvl="7" w:tplc="04190019" w:tentative="1">
-      <w:start w:val="1"/>
-      <w:numFmt w:val="lowerLetter"/>
-      <w:lvlText w:val="%8."/>
-      <w:lvlJc w:val="left"/>
-      <w:pPr>
-        <w:ind w:left="5760" w:hanging="360"/>
-      </w:pPr>
-    </w:lvl>
-    <w:lvl w:ilvl="8" w:tplc="0419001B" w:tentative="1">
-      <w:start w:val="1"/>
-      <w:numFmt w:val="lowerRoman"/>
-      <w:lvlText w:val="%9."/>
-      <w:lvlJc w:val="right"/>
-      <w:pPr>
-        <w:ind w:left="6480" w:hanging="180"/>
-      </w:pPr>
-    </w:lvl>
-  </w:abstractNum>
-  <w:abstractNum w:abstractNumId="51" w15:restartNumberingAfterBreak="0">
-    <w:nsid w:val="7A8352AE"/>
-    <w:multiLevelType w:val="hybridMultilevel"/>
-    <w:tmpl w:val="BC348CB6"/>
-    <w:lvl w:ilvl="0" w:tplc="0409000F">
-      <w:start w:val="1"/>
-      <w:numFmt w:val="decimal"/>
-      <w:lvlText w:val="%1."/>
-      <w:lvlJc w:val="left"/>
-      <w:pPr>
-        <w:ind w:left="720" w:hanging="360"/>
-      </w:pPr>
-    </w:lvl>
-    <w:lvl w:ilvl="1" w:tplc="AF3C2B98">
-      <w:start w:val="1"/>
-      <w:numFmt w:val="lowerLetter"/>
-      <w:lvlText w:val="%2."/>
-      <w:lvlJc w:val="left"/>
-      <w:pPr>
-        <w:ind w:left="1440" w:hanging="360"/>
-      </w:pPr>
-      <w:rPr>
-        <w:i w:val="0"/>
-      </w:rPr>
-    </w:lvl>
-    <w:lvl w:ilvl="2" w:tplc="0409001B" w:tentative="1">
-      <w:start w:val="1"/>
-      <w:numFmt w:val="lowerRoman"/>
-      <w:lvlText w:val="%3."/>
-      <w:lvlJc w:val="right"/>
-      <w:pPr>
-        <w:ind w:left="2160" w:hanging="180"/>
-      </w:pPr>
-    </w:lvl>
-    <w:lvl w:ilvl="3" w:tplc="0409000F" w:tentative="1">
-      <w:start w:val="1"/>
-      <w:numFmt w:val="decimal"/>
-      <w:lvlText w:val="%4."/>
-      <w:lvlJc w:val="left"/>
-      <w:pPr>
-        <w:ind w:left="2880" w:hanging="360"/>
-      </w:pPr>
-    </w:lvl>
-    <w:lvl w:ilvl="4" w:tplc="04090019" w:tentative="1">
-      <w:start w:val="1"/>
-      <w:numFmt w:val="lowerLetter"/>
-      <w:lvlText w:val="%5."/>
-      <w:lvlJc w:val="left"/>
-      <w:pPr>
-        <w:ind w:left="3600" w:hanging="360"/>
-      </w:pPr>
-    </w:lvl>
-    <w:lvl w:ilvl="5" w:tplc="0409001B" w:tentative="1">
-      <w:start w:val="1"/>
-      <w:numFmt w:val="lowerRoman"/>
-      <w:lvlText w:val="%6."/>
-      <w:lvlJc w:val="right"/>
-      <w:pPr>
-        <w:ind w:left="4320" w:hanging="180"/>
-      </w:pPr>
-    </w:lvl>
-    <w:lvl w:ilvl="6" w:tplc="0409000F" w:tentative="1">
-      <w:start w:val="1"/>
-      <w:numFmt w:val="decimal"/>
-      <w:lvlText w:val="%7."/>
-      <w:lvlJc w:val="left"/>
-      <w:pPr>
-        <w:ind w:left="5040" w:hanging="360"/>
-      </w:pPr>
-    </w:lvl>
-    <w:lvl w:ilvl="7" w:tplc="04090019" w:tentative="1">
-      <w:start w:val="1"/>
-      <w:numFmt w:val="lowerLetter"/>
-      <w:lvlText w:val="%8."/>
-      <w:lvlJc w:val="left"/>
-      <w:pPr>
-        <w:ind w:left="5760" w:hanging="360"/>
-      </w:pPr>
-    </w:lvl>
-    <w:lvl w:ilvl="8" w:tplc="0409001B" w:tentative="1">
-      <w:start w:val="1"/>
-      <w:numFmt w:val="lowerRoman"/>
-      <w:lvlText w:val="%9."/>
-      <w:lvlJc w:val="right"/>
-      <w:pPr>
-        <w:ind w:left="6480" w:hanging="180"/>
-      </w:pPr>
-    </w:lvl>
-  </w:abstractNum>
-  <w:abstractNum w:abstractNumId="52" w15:restartNumberingAfterBreak="0">
-    <w:nsid w:val="7AE32A27"/>
-    <w:multiLevelType w:val="hybridMultilevel"/>
-    <w:tmpl w:val="E4982622"/>
-    <w:lvl w:ilvl="0" w:tplc="0419000F">
-      <w:start w:val="1"/>
-      <w:numFmt w:val="decimal"/>
-      <w:lvlText w:val="%1."/>
-      <w:lvlJc w:val="left"/>
-      <w:pPr>
-        <w:ind w:left="1070" w:hanging="360"/>
-      </w:pPr>
-      <w:rPr>
-        <w:rFonts w:hint="default"/>
-      </w:rPr>
-    </w:lvl>
-    <w:lvl w:ilvl="1" w:tplc="04190019" w:tentative="1">
-      <w:start w:val="1"/>
-      <w:numFmt w:val="lowerLetter"/>
-      <w:lvlText w:val="%2."/>
-      <w:lvlJc w:val="left"/>
-      <w:pPr>
-        <w:ind w:left="1440" w:hanging="360"/>
-      </w:pPr>
-    </w:lvl>
-    <w:lvl w:ilvl="2" w:tplc="0419001B" w:tentative="1">
-      <w:start w:val="1"/>
-      <w:numFmt w:val="lowerRoman"/>
-      <w:lvlText w:val="%3."/>
-      <w:lvlJc w:val="right"/>
-      <w:pPr>
-        <w:ind w:left="2160" w:hanging="180"/>
-      </w:pPr>
-    </w:lvl>
-    <w:lvl w:ilvl="3" w:tplc="0419000F" w:tentative="1">
-      <w:start w:val="1"/>
-      <w:numFmt w:val="decimal"/>
-      <w:lvlText w:val="%4."/>
-      <w:lvlJc w:val="left"/>
-      <w:pPr>
-        <w:ind w:left="2880" w:hanging="360"/>
-      </w:pPr>
-    </w:lvl>
-    <w:lvl w:ilvl="4" w:tplc="04190019" w:tentative="1">
-      <w:start w:val="1"/>
-      <w:numFmt w:val="lowerLetter"/>
-      <w:lvlText w:val="%5."/>
-      <w:lvlJc w:val="left"/>
-      <w:pPr>
-        <w:ind w:left="3600" w:hanging="360"/>
-      </w:pPr>
-    </w:lvl>
-    <w:lvl w:ilvl="5" w:tplc="0419001B" w:tentative="1">
-      <w:start w:val="1"/>
-      <w:numFmt w:val="lowerRoman"/>
-      <w:lvlText w:val="%6."/>
-      <w:lvlJc w:val="right"/>
-      <w:pPr>
-        <w:ind w:left="4320" w:hanging="180"/>
-      </w:pPr>
-    </w:lvl>
-    <w:lvl w:ilvl="6" w:tplc="0419000F" w:tentative="1">
-      <w:start w:val="1"/>
-      <w:numFmt w:val="decimal"/>
-      <w:lvlText w:val="%7."/>
-      <w:lvlJc w:val="left"/>
-      <w:pPr>
-        <w:ind w:left="5040" w:hanging="360"/>
-      </w:pPr>
-    </w:lvl>
-    <w:lvl w:ilvl="7" w:tplc="04190019" w:tentative="1">
-      <w:start w:val="1"/>
-      <w:numFmt w:val="lowerLetter"/>
-      <w:lvlText w:val="%8."/>
-      <w:lvlJc w:val="left"/>
-      <w:pPr>
-        <w:ind w:left="5760" w:hanging="360"/>
-      </w:pPr>
-    </w:lvl>
-    <w:lvl w:ilvl="8" w:tplc="0419001B" w:tentative="1">
-      <w:start w:val="1"/>
-      <w:numFmt w:val="lowerRoman"/>
-      <w:lvlText w:val="%9."/>
-      <w:lvlJc w:val="right"/>
-      <w:pPr>
-        <w:ind w:left="6480" w:hanging="180"/>
-      </w:pPr>
-    </w:lvl>
-  </w:abstractNum>
-  <w:abstractNum w:abstractNumId="53" w15:restartNumberingAfterBreak="0">
-    <w:nsid w:val="7B681325"/>
-    <w:multiLevelType w:val="hybridMultilevel"/>
-    <w:tmpl w:val="5BFA1A06"/>
-    <w:lvl w:ilvl="0" w:tplc="0409000F">
-      <w:start w:val="1"/>
-      <w:numFmt w:val="decimal"/>
-      <w:lvlText w:val="%1."/>
-      <w:lvlJc w:val="left"/>
-      <w:pPr>
-        <w:ind w:left="720" w:hanging="360"/>
-      </w:pPr>
-    </w:lvl>
-    <w:lvl w:ilvl="1" w:tplc="C4881F24">
-      <w:start w:val="1"/>
-      <w:numFmt w:val="bullet"/>
-      <w:lvlText w:val=""/>
-      <w:lvlJc w:val="left"/>
-      <w:pPr>
-        <w:ind w:left="1440" w:hanging="360"/>
+        <w:ind w:left="3589" w:hanging="360"/>
       </w:pPr>
       <w:rPr>
         <w:rFonts w:ascii="Symbol" w:hAnsi="Symbol" w:hint="default"/>
-        <w:i w:val="0"/>
       </w:rPr>
     </w:lvl>
-    <w:lvl w:ilvl="2" w:tplc="0409001B" w:tentative="1">
+    <w:lvl w:ilvl="4" w:tplc="04190003" w:tentative="1">
       <w:start w:val="1"/>
-      <w:numFmt w:val="lowerRoman"/>
-      <w:lvlText w:val="%3."/>
-      <w:lvlJc w:val="right"/>
-      <w:pPr>
-        <w:ind w:left="2160" w:hanging="180"/>
-      </w:pPr>
-    </w:lvl>
-    <w:lvl w:ilvl="3" w:tplc="0409000F" w:tentative="1">
-      <w:start w:val="1"/>
-      <w:numFmt w:val="decimal"/>
-      <w:lvlText w:val="%4."/>
+      <w:numFmt w:val="bullet"/>
+      <w:lvlText w:val="o"/>
       <w:lvlJc w:val="left"/>
       <w:pPr>
-        <w:ind w:left="2880" w:hanging="360"/>
+        <w:ind w:left="4309" w:hanging="360"/>
       </w:pPr>
+      <w:rPr>
+        <w:rFonts w:ascii="Courier New" w:hAnsi="Courier New" w:cs="Courier New" w:hint="default"/>
+      </w:rPr>
     </w:lvl>
-    <w:lvl w:ilvl="4" w:tplc="04090019" w:tentative="1">
+    <w:lvl w:ilvl="5" w:tplc="04190005" w:tentative="1">
       <w:start w:val="1"/>
-      <w:numFmt w:val="lowerLetter"/>
-      <w:lvlText w:val="%5."/>
+      <w:numFmt w:val="bullet"/>
+      <w:lvlText w:val=""/>
       <w:lvlJc w:val="left"/>
       <w:pPr>
-        <w:ind w:left="3600" w:hanging="360"/>
+        <w:ind w:left="5029" w:hanging="360"/>
       </w:pPr>
+      <w:rPr>
+        <w:rFonts w:ascii="Wingdings" w:hAnsi="Wingdings" w:hint="default"/>
+      </w:rPr>
     </w:lvl>
-    <w:lvl w:ilvl="5" w:tplc="0409001B" w:tentative="1">
+    <w:lvl w:ilvl="6" w:tplc="04190001" w:tentative="1">
       <w:start w:val="1"/>
-      <w:numFmt w:val="lowerRoman"/>
-      <w:lvlText w:val="%6."/>
-      <w:lvlJc w:val="right"/>
-      <w:pPr>
-        <w:ind w:left="4320" w:hanging="180"/>
-      </w:pPr>
-    </w:lvl>
-    <w:lvl w:ilvl="6" w:tplc="0409000F" w:tentative="1">
-      <w:start w:val="1"/>
-      <w:numFmt w:val="decimal"/>
-      <w:lvlText w:val="%7."/>
+      <w:numFmt w:val="bullet"/>
+      <w:lvlText w:val=""/>
       <w:lvlJc w:val="left"/>
       <w:pPr>
-        <w:ind w:left="5040" w:hanging="360"/>
-      </w:pPr>
-    </w:lvl>
-    <w:lvl w:ilvl="7" w:tplc="04090019" w:tentative="1">
-      <w:start w:val="1"/>
-      <w:numFmt w:val="lowerLetter"/>
-      <w:lvlText w:val="%8."/>
-      <w:lvlJc w:val="left"/>
-      <w:pPr>
-        <w:ind w:left="5760" w:hanging="360"/>
-      </w:pPr>
-    </w:lvl>
-    <w:lvl w:ilvl="8" w:tplc="0409001B" w:tentative="1">
-      <w:start w:val="1"/>
-      <w:numFmt w:val="lowerRoman"/>
-      <w:lvlText w:val="%9."/>
-      <w:lvlJc w:val="right"/>
-      <w:pPr>
-        <w:ind w:left="6480" w:hanging="180"/>
-      </w:pPr>
-    </w:lvl>
-  </w:abstractNum>
-  <w:abstractNum w:abstractNumId="54" w15:restartNumberingAfterBreak="0">
-    <w:nsid w:val="7D7D755D"/>
-    <w:multiLevelType w:val="hybridMultilevel"/>
-    <w:tmpl w:val="832223B8"/>
-    <w:lvl w:ilvl="0" w:tplc="0409000F">
-      <w:start w:val="1"/>
-      <w:numFmt w:val="decimal"/>
-      <w:lvlText w:val="%1."/>
-      <w:lvlJc w:val="left"/>
-      <w:pPr>
-        <w:ind w:left="720" w:hanging="360"/>
-      </w:pPr>
-    </w:lvl>
-    <w:lvl w:ilvl="1" w:tplc="C4881F24">
-      <w:start w:val="1"/>
-      <w:numFmt w:val="bullet"/>
-      <w:lvlText w:val=""/>
-      <w:lvlJc w:val="left"/>
-      <w:pPr>
-        <w:ind w:left="1440" w:hanging="360"/>
+        <w:ind w:left="5749" w:hanging="360"/>
       </w:pPr>
       <w:rPr>
         <w:rFonts w:ascii="Symbol" w:hAnsi="Symbol" w:hint="default"/>
-        <w:i w:val="0"/>
       </w:rPr>
     </w:lvl>
-    <w:lvl w:ilvl="2" w:tplc="0409001B" w:tentative="1">
+    <w:lvl w:ilvl="7" w:tplc="04190003" w:tentative="1">
       <w:start w:val="1"/>
-      <w:numFmt w:val="lowerRoman"/>
-      <w:lvlText w:val="%3."/>
-      <w:lvlJc w:val="right"/>
-      <w:pPr>
-        <w:ind w:left="2160" w:hanging="180"/>
-      </w:pPr>
-    </w:lvl>
-    <w:lvl w:ilvl="3" w:tplc="0409000F" w:tentative="1">
-      <w:start w:val="1"/>
-      <w:numFmt w:val="decimal"/>
-      <w:lvlText w:val="%4."/>
+      <w:numFmt w:val="bullet"/>
+      <w:lvlText w:val="o"/>
       <w:lvlJc w:val="left"/>
       <w:pPr>
-        <w:ind w:left="2880" w:hanging="360"/>
+        <w:ind w:left="6469" w:hanging="360"/>
       </w:pPr>
+      <w:rPr>
+        <w:rFonts w:ascii="Courier New" w:hAnsi="Courier New" w:cs="Courier New" w:hint="default"/>
+      </w:rPr>
     </w:lvl>
-    <w:lvl w:ilvl="4" w:tplc="04090019" w:tentative="1">
+    <w:lvl w:ilvl="8" w:tplc="04190005" w:tentative="1">
       <w:start w:val="1"/>
-      <w:numFmt w:val="lowerLetter"/>
-      <w:lvlText w:val="%5."/>
+      <w:numFmt w:val="bullet"/>
+      <w:lvlText w:val=""/>
       <w:lvlJc w:val="left"/>
       <w:pPr>
-        <w:ind w:left="3600" w:hanging="360"/>
-      </w:pPr>
-    </w:lvl>
-    <w:lvl w:ilvl="5" w:tplc="0409001B" w:tentative="1">
-      <w:start w:val="1"/>
-      <w:numFmt w:val="lowerRoman"/>
-      <w:lvlText w:val="%6."/>
-      <w:lvlJc w:val="right"/>
-      <w:pPr>
-        <w:ind w:left="4320" w:hanging="180"/>
-      </w:pPr>
-    </w:lvl>
-    <w:lvl w:ilvl="6" w:tplc="0409000F" w:tentative="1">
-      <w:start w:val="1"/>
-      <w:numFmt w:val="decimal"/>
-      <w:lvlText w:val="%7."/>
-      <w:lvlJc w:val="left"/>
-      <w:pPr>
-        <w:ind w:left="5040" w:hanging="360"/>
-      </w:pPr>
-    </w:lvl>
-    <w:lvl w:ilvl="7" w:tplc="04090019" w:tentative="1">
-      <w:start w:val="1"/>
-      <w:numFmt w:val="lowerLetter"/>
-      <w:lvlText w:val="%8."/>
-      <w:lvlJc w:val="left"/>
-      <w:pPr>
-        <w:ind w:left="5760" w:hanging="360"/>
-      </w:pPr>
-    </w:lvl>
-    <w:lvl w:ilvl="8" w:tplc="0409001B" w:tentative="1">
-      <w:start w:val="1"/>
-      <w:numFmt w:val="lowerRoman"/>
-      <w:lvlText w:val="%9."/>
-      <w:lvlJc w:val="right"/>
-      <w:pPr>
-        <w:ind w:left="6480" w:hanging="180"/>
-      </w:pPr>
-    </w:lvl>
-  </w:abstractNum>
-  <w:abstractNum w:abstractNumId="55" w15:restartNumberingAfterBreak="0">
-    <w:nsid w:val="7F30187F"/>
-    <w:multiLevelType w:val="multilevel"/>
-    <w:tmpl w:val="0A68B898"/>
-    <w:lvl w:ilvl="0">
-      <w:start w:val="1"/>
-      <w:numFmt w:val="decimal"/>
-      <w:lvlText w:val="%1."/>
-      <w:lvlJc w:val="left"/>
-      <w:pPr>
-        <w:ind w:left="360" w:hanging="360"/>
+        <w:ind w:left="7189" w:hanging="360"/>
       </w:pPr>
       <w:rPr>
-        <w:rFonts w:hint="default"/>
-      </w:rPr>
-    </w:lvl>
-    <w:lvl w:ilvl="1">
-      <w:start w:val="1"/>
-      <w:numFmt w:val="decimal"/>
-      <w:lvlText w:val="%1.%2."/>
-      <w:lvlJc w:val="left"/>
-      <w:pPr>
-        <w:ind w:left="360" w:hanging="360"/>
-      </w:pPr>
-      <w:rPr>
-        <w:rFonts w:hint="default"/>
-      </w:rPr>
-    </w:lvl>
-    <w:lvl w:ilvl="2">
-      <w:start w:val="1"/>
-      <w:numFmt w:val="decimal"/>
-      <w:lvlText w:val="%1.%2.%3."/>
-      <w:lvlJc w:val="left"/>
-      <w:pPr>
-        <w:ind w:left="720" w:hanging="720"/>
-      </w:pPr>
-      <w:rPr>
-        <w:rFonts w:hint="default"/>
-      </w:rPr>
-    </w:lvl>
-    <w:lvl w:ilvl="3">
-      <w:start w:val="1"/>
-      <w:numFmt w:val="decimal"/>
-      <w:lvlText w:val="%1.%2.%3.%4."/>
-      <w:lvlJc w:val="left"/>
-      <w:pPr>
-        <w:ind w:left="720" w:hanging="720"/>
-      </w:pPr>
-      <w:rPr>
-        <w:rFonts w:hint="default"/>
-      </w:rPr>
-    </w:lvl>
-    <w:lvl w:ilvl="4">
-      <w:start w:val="1"/>
-      <w:numFmt w:val="decimal"/>
-      <w:lvlText w:val="%1.%2.%3.%4.%5."/>
-      <w:lvlJc w:val="left"/>
-      <w:pPr>
-        <w:ind w:left="1080" w:hanging="1080"/>
-      </w:pPr>
-      <w:rPr>
-        <w:rFonts w:hint="default"/>
-      </w:rPr>
-    </w:lvl>
-    <w:lvl w:ilvl="5">
-      <w:start w:val="1"/>
-      <w:numFmt w:val="decimal"/>
-      <w:lvlText w:val="%1.%2.%3.%4.%5.%6."/>
-      <w:lvlJc w:val="left"/>
-      <w:pPr>
-        <w:ind w:left="1080" w:hanging="1080"/>
-      </w:pPr>
-      <w:rPr>
-        <w:rFonts w:hint="default"/>
-      </w:rPr>
-    </w:lvl>
-    <w:lvl w:ilvl="6">
-      <w:start w:val="1"/>
-      <w:numFmt w:val="decimal"/>
-      <w:lvlText w:val="%1.%2.%3.%4.%5.%6.%7."/>
-      <w:lvlJc w:val="left"/>
-      <w:pPr>
-        <w:ind w:left="1440" w:hanging="1440"/>
-      </w:pPr>
-      <w:rPr>
-        <w:rFonts w:hint="default"/>
-      </w:rPr>
-    </w:lvl>
-    <w:lvl w:ilvl="7">
-      <w:start w:val="1"/>
-      <w:numFmt w:val="decimal"/>
-      <w:lvlText w:val="%1.%2.%3.%4.%5.%6.%7.%8."/>
-      <w:lvlJc w:val="left"/>
-      <w:pPr>
-        <w:ind w:left="1440" w:hanging="1440"/>
-      </w:pPr>
-      <w:rPr>
-        <w:rFonts w:hint="default"/>
-      </w:rPr>
-    </w:lvl>
-    <w:lvl w:ilvl="8">
-      <w:start w:val="1"/>
-      <w:numFmt w:val="decimal"/>
-      <w:lvlText w:val="%1.%2.%3.%4.%5.%6.%7.%8.%9."/>
-      <w:lvlJc w:val="left"/>
-      <w:pPr>
-        <w:ind w:left="1800" w:hanging="1800"/>
-      </w:pPr>
-      <w:rPr>
-        <w:rFonts w:hint="default"/>
+        <w:rFonts w:ascii="Wingdings" w:hAnsi="Wingdings" w:hint="default"/>
       </w:rPr>
     </w:lvl>
   </w:abstractNum>
   <w:num w:numId="1">
-    <w:abstractNumId w:val="55"/>
+    <w:abstractNumId w:val="1"/>
   </w:num>
   <w:num w:numId="2">
-    <w:abstractNumId w:val="33"/>
+    <w:abstractNumId w:val="2"/>
   </w:num>
   <w:num w:numId="3">
-    <w:abstractNumId w:val="34"/>
+    <w:abstractNumId w:val="5"/>
   </w:num>
   <w:num w:numId="4">
-    <w:abstractNumId w:val="39"/>
+    <w:abstractNumId w:val="0"/>
   </w:num>
   <w:num w:numId="5">
-    <w:abstractNumId w:val="0"/>
+    <w:abstractNumId w:val="3"/>
   </w:num>
   <w:num w:numId="6">
-    <w:abstractNumId w:val="42"/>
-    <w:lvlOverride w:ilvl="0">
-      <w:startOverride w:val="1"/>
-    </w:lvlOverride>
-    <w:lvlOverride w:ilvl="1"/>
-    <w:lvlOverride w:ilvl="2"/>
-    <w:lvlOverride w:ilvl="3"/>
-    <w:lvlOverride w:ilvl="4"/>
-    <w:lvlOverride w:ilvl="5"/>
-    <w:lvlOverride w:ilvl="6"/>
-    <w:lvlOverride w:ilvl="7"/>
-    <w:lvlOverride w:ilvl="8"/>
+    <w:abstractNumId w:val="4"/>
   </w:num>
   <w:num w:numId="7">
-    <w:abstractNumId w:val="15"/>
+    <w:abstractNumId w:val="7"/>
   </w:num>
   <w:num w:numId="8">
-    <w:abstractNumId w:val="36"/>
+    <w:abstractNumId w:val="6"/>
   </w:num>
   <w:num w:numId="9">
-    <w:abstractNumId w:val="30"/>
-  </w:num>
-  <w:num w:numId="10">
-    <w:abstractNumId w:val="45"/>
-  </w:num>
-  <w:num w:numId="11">
-    <w:abstractNumId w:val="23"/>
-  </w:num>
-  <w:num w:numId="12">
-    <w:abstractNumId w:val="4"/>
-  </w:num>
-  <w:num w:numId="13">
-    <w:abstractNumId w:val="44"/>
-  </w:num>
-  <w:num w:numId="14">
     <w:abstractNumId w:val="8"/>
   </w:num>
-  <w:num w:numId="15">
-    <w:abstractNumId w:val="22"/>
-  </w:num>
-  <w:num w:numId="16">
-    <w:abstractNumId w:val="26"/>
-  </w:num>
-  <w:num w:numId="17">
-    <w:abstractNumId w:val="6"/>
-  </w:num>
-  <w:num w:numId="18">
-    <w:abstractNumId w:val="12"/>
-  </w:num>
-  <w:num w:numId="19">
-    <w:abstractNumId w:val="14"/>
-  </w:num>
-  <w:num w:numId="20">
-    <w:abstractNumId w:val="51"/>
-  </w:num>
-  <w:num w:numId="21">
-    <w:abstractNumId w:val="47"/>
-  </w:num>
-  <w:num w:numId="22">
-    <w:abstractNumId w:val="49"/>
-  </w:num>
-  <w:num w:numId="23">
-    <w:abstractNumId w:val="31"/>
-  </w:num>
-  <w:num w:numId="24">
-    <w:abstractNumId w:val="21"/>
-  </w:num>
-  <w:num w:numId="25">
-    <w:abstractNumId w:val="3"/>
-  </w:num>
-  <w:num w:numId="26">
-    <w:abstractNumId w:val="29"/>
-  </w:num>
-  <w:num w:numId="27">
-    <w:abstractNumId w:val="19"/>
-  </w:num>
-  <w:num w:numId="28">
-    <w:abstractNumId w:val="13"/>
-  </w:num>
-  <w:num w:numId="29">
-    <w:abstractNumId w:val="54"/>
-  </w:num>
-  <w:num w:numId="30">
-    <w:abstractNumId w:val="41"/>
-  </w:num>
-  <w:num w:numId="31">
-    <w:abstractNumId w:val="17"/>
-  </w:num>
-  <w:num w:numId="32">
-    <w:abstractNumId w:val="50"/>
-  </w:num>
-  <w:num w:numId="33">
-    <w:abstractNumId w:val="40"/>
-  </w:num>
-  <w:num w:numId="34">
-    <w:abstractNumId w:val="10"/>
-  </w:num>
-  <w:num w:numId="35">
-    <w:abstractNumId w:val="53"/>
-  </w:num>
-  <w:num w:numId="36">
-    <w:abstractNumId w:val="35"/>
-  </w:num>
-  <w:num w:numId="37">
-    <w:abstractNumId w:val="7"/>
-  </w:num>
-  <w:num w:numId="38">
-    <w:abstractNumId w:val="24"/>
-  </w:num>
-  <w:num w:numId="39">
-    <w:abstractNumId w:val="46"/>
-  </w:num>
-  <w:num w:numId="40">
-    <w:abstractNumId w:val="28"/>
-  </w:num>
-  <w:num w:numId="41">
-    <w:abstractNumId w:val="32"/>
-  </w:num>
-  <w:num w:numId="42">
-    <w:abstractNumId w:val="27"/>
-  </w:num>
-  <w:num w:numId="43">
-    <w:abstractNumId w:val="43"/>
-  </w:num>
-  <w:num w:numId="44">
-    <w:abstractNumId w:val="38"/>
-  </w:num>
-  <w:num w:numId="45">
-    <w:abstractNumId w:val="9"/>
-  </w:num>
-  <w:num w:numId="46">
-    <w:abstractNumId w:val="2"/>
-  </w:num>
-  <w:num w:numId="47">
-    <w:abstractNumId w:val="5"/>
-  </w:num>
-  <w:num w:numId="48">
-    <w:abstractNumId w:val="11"/>
-  </w:num>
-  <w:num w:numId="49">
-    <w:abstractNumId w:val="52"/>
-  </w:num>
-  <w:num w:numId="50">
-    <w:abstractNumId w:val="16"/>
-  </w:num>
-  <w:num w:numId="51">
-    <w:abstractNumId w:val="20"/>
-  </w:num>
-  <w:num w:numId="52">
-    <w:abstractNumId w:val="37"/>
-  </w:num>
-  <w:num w:numId="53">
-    <w:abstractNumId w:val="1"/>
-  </w:num>
-  <w:num w:numId="54">
-    <w:abstractNumId w:val="18"/>
-  </w:num>
-  <w:num w:numId="55">
-    <w:abstractNumId w:val="48"/>
-  </w:num>
-  <w:num w:numId="56">
-    <w:abstractNumId w:val="25"/>
-  </w:num>
-  <w:numIdMacAtCleanup w:val="48"/>
+  <w:numIdMacAtCleanup w:val="9"/>
 </w:numbering>
 </file>
 
@@ -43198,7 +42631,7 @@
     <w:rsid w:val="00435E0F"/>
     <w:pPr>
       <w:numPr>
-        <w:numId w:val="53"/>
+        <w:numId w:val="4"/>
       </w:numPr>
       <w:spacing w:after="0" w:line="360" w:lineRule="auto"/>
       <w:jc w:val="center"/>
@@ -44252,7 +43685,7 @@
 </file>
 
 <file path=customXml/itemProps1.xml><?xml version="1.0" encoding="utf-8"?>
-<ds:datastoreItem xmlns:ds="http://schemas.openxmlformats.org/officeDocument/2006/customXml" ds:itemID="{BC75E3AE-F369-404A-808F-0304071077AF}">
+<ds:datastoreItem xmlns:ds="http://schemas.openxmlformats.org/officeDocument/2006/customXml" ds:itemID="{A029A909-D591-45DA-8001-842D00CDF1EF}">
   <ds:schemaRefs>
     <ds:schemaRef ds:uri="http://schemas.openxmlformats.org/officeDocument/2006/bibliography"/>
   </ds:schemaRefs>

--- a/Паланий/УП/05_Отчет_УП_09_01_Отчет_ИС_23_9_1_Харченко.docx
+++ b/Паланий/УП/05_Отчет_УП_09_01_Отчет_ИС_23_9_1_Харченко.docx
@@ -2060,7 +2060,27 @@
           <w:szCs w:val="24"/>
           <w:lang w:eastAsia="ru-RU"/>
         </w:rPr>
-        <w:t xml:space="preserve"> выступает в роли масштабной энциклопедии, фокусируясь на максимально широком охвате рецептов, прежде всего русской и славянской кухни. Его сила — в огромной базе данных, подробных пошаговых инструкциях, часто сопровождаемых фотографиями каждого этапа, и в мощных инструментах поиска. Особого внимания заслуживает развитый функционал для пользователей: возможность публикации собственных рецептов, система комментариев, «Записная книжка» для сохранения понравившихся блюд и «Супер Поиск» — продвинутый фильтр по множеству параметров (ингредиенты, время приготовления, тип блюда и т.д.). Сайт имеет классическую, интуитивно понятную структуру с четким разделением на «Рецепты», «Статьи» и пользовательский раздел.</w:t>
+        <w:t xml:space="preserve"> выступает в роли масштабной энциклопедии, фокусируясь на максимально широком охвате рецептов, прежде всего русской и славянской кухни. Его сила — в огромной базе данных, подробных пошаговых инструкциях, часто сопровождаемых фотографиями каждого этапа, и в мощных инструментах поиска. Особого внимания заслуживает развитый функционал для пользователей: возможность публикации собственных рецептов, система комментариев, «Записная книжка» для сохранения понравившихся блюд и «</w:t>
+      </w:r>
+      <w:proofErr w:type="gramStart"/>
+      <w:r>
+        <w:rPr>
+          <w:rFonts w:ascii="Times New Roman" w:hAnsi="Times New Roman" w:cs="Times New Roman"/>
+          <w:sz w:val="24"/>
+          <w:szCs w:val="24"/>
+          <w:lang w:eastAsia="ru-RU"/>
+        </w:rPr>
+        <w:t>Супер Поиск</w:t>
+      </w:r>
+      <w:proofErr w:type="gramEnd"/>
+      <w:r>
+        <w:rPr>
+          <w:rFonts w:ascii="Times New Roman" w:hAnsi="Times New Roman" w:cs="Times New Roman"/>
+          <w:sz w:val="24"/>
+          <w:szCs w:val="24"/>
+          <w:lang w:eastAsia="ru-RU"/>
+        </w:rPr>
+        <w:t>» — продвинутый фильтр по множеству параметров (ингредиенты, время приготовления, тип блюда и т.д.). Сайт имеет классическую, интуитивно понятную структуру с четким разделением на «Рецепты», «Статьи» и пользовательский раздел.</w:t>
       </w:r>
     </w:p>
     <w:p>
@@ -2766,7 +2786,85 @@
           <w:szCs w:val="24"/>
           <w:lang w:eastAsia="ru-RU"/>
         </w:rPr>
-        <w:t xml:space="preserve"> профессиональное решение для аутентификации и авторизации позволит быстро внедрить регистрацию и вход через email и социальные сети (Google, Facebook и другие). Сервис предоставляет расширенные функции безопасности, такие как многофакторная аутентификация и защита от </w:t>
+        <w:t xml:space="preserve"> профессиональное решение для аутентификации и авторизации позволит быстро внедрить регистрацию и вход через </w:t>
+      </w:r>
+      <w:proofErr w:type="spellStart"/>
+      <w:r>
+        <w:rPr>
+          <w:rFonts w:ascii="Times New Roman" w:eastAsia="Times New Roman" w:hAnsi="Times New Roman" w:cs="Times New Roman"/>
+          <w:color w:val="000000" w:themeColor="text1"/>
+          <w:spacing w:val="5"/>
+          <w:kern w:val="36"/>
+          <w:sz w:val="24"/>
+          <w:szCs w:val="24"/>
+          <w:lang w:eastAsia="ru-RU"/>
+        </w:rPr>
+        <w:t>email</w:t>
+      </w:r>
+      <w:proofErr w:type="spellEnd"/>
+      <w:r>
+        <w:rPr>
+          <w:rFonts w:ascii="Times New Roman" w:eastAsia="Times New Roman" w:hAnsi="Times New Roman" w:cs="Times New Roman"/>
+          <w:color w:val="000000" w:themeColor="text1"/>
+          <w:spacing w:val="5"/>
+          <w:kern w:val="36"/>
+          <w:sz w:val="24"/>
+          <w:szCs w:val="24"/>
+          <w:lang w:eastAsia="ru-RU"/>
+        </w:rPr>
+        <w:t xml:space="preserve"> и социальные сети (</w:t>
+      </w:r>
+      <w:proofErr w:type="spellStart"/>
+      <w:r>
+        <w:rPr>
+          <w:rFonts w:ascii="Times New Roman" w:eastAsia="Times New Roman" w:hAnsi="Times New Roman" w:cs="Times New Roman"/>
+          <w:color w:val="000000" w:themeColor="text1"/>
+          <w:spacing w:val="5"/>
+          <w:kern w:val="36"/>
+          <w:sz w:val="24"/>
+          <w:szCs w:val="24"/>
+          <w:lang w:eastAsia="ru-RU"/>
+        </w:rPr>
+        <w:t>Google</w:t>
+      </w:r>
+      <w:proofErr w:type="spellEnd"/>
+      <w:r>
+        <w:rPr>
+          <w:rFonts w:ascii="Times New Roman" w:eastAsia="Times New Roman" w:hAnsi="Times New Roman" w:cs="Times New Roman"/>
+          <w:color w:val="000000" w:themeColor="text1"/>
+          <w:spacing w:val="5"/>
+          <w:kern w:val="36"/>
+          <w:sz w:val="24"/>
+          <w:szCs w:val="24"/>
+          <w:lang w:eastAsia="ru-RU"/>
+        </w:rPr>
+        <w:t xml:space="preserve">, </w:t>
+      </w:r>
+      <w:proofErr w:type="spellStart"/>
+      <w:r>
+        <w:rPr>
+          <w:rFonts w:ascii="Times New Roman" w:eastAsia="Times New Roman" w:hAnsi="Times New Roman" w:cs="Times New Roman"/>
+          <w:color w:val="000000" w:themeColor="text1"/>
+          <w:spacing w:val="5"/>
+          <w:kern w:val="36"/>
+          <w:sz w:val="24"/>
+          <w:szCs w:val="24"/>
+          <w:lang w:eastAsia="ru-RU"/>
+        </w:rPr>
+        <w:t>Facebook</w:t>
+      </w:r>
+      <w:proofErr w:type="spellEnd"/>
+      <w:r>
+        <w:rPr>
+          <w:rFonts w:ascii="Times New Roman" w:eastAsia="Times New Roman" w:hAnsi="Times New Roman" w:cs="Times New Roman"/>
+          <w:color w:val="000000" w:themeColor="text1"/>
+          <w:spacing w:val="5"/>
+          <w:kern w:val="36"/>
+          <w:sz w:val="24"/>
+          <w:szCs w:val="24"/>
+          <w:lang w:eastAsia="ru-RU"/>
+        </w:rPr>
+        <w:t xml:space="preserve"> и другие). Сервис предоставляет расширенные функции безопасности, такие как многофакторная аутентификация и защита от </w:t>
       </w:r>
       <w:proofErr w:type="spellStart"/>
       <w:r>
@@ -3914,7 +4012,21 @@
         <w:rPr>
           <w:lang w:eastAsia="ru-RU"/>
         </w:rPr>
-        <w:t xml:space="preserve"> то есть пользователь вводит текст в поле и нажимает на иконку лупы или клавишу Enter, после чего скрипт фильтрует массив рецептов по вхождению поискового запроса в название (свойство title). Регистр символов не учитывается. Если </w:t>
+        <w:t xml:space="preserve"> то есть пользователь вводит текст в поле и нажимает на иконку лупы или клавишу </w:t>
+      </w:r>
+      <w:proofErr w:type="spellStart"/>
+      <w:r>
+        <w:rPr>
+          <w:lang w:eastAsia="ru-RU"/>
+        </w:rPr>
+        <w:t>Enter</w:t>
+      </w:r>
+      <w:proofErr w:type="spellEnd"/>
+      <w:r>
+        <w:rPr>
+          <w:lang w:eastAsia="ru-RU"/>
+        </w:rPr>
+        <w:t xml:space="preserve">, после чего скрипт фильтрует массив рецептов по вхождению поискового запроса в название (свойство title). Регистр символов не учитывается. Если </w:t>
       </w:r>
       <w:r>
         <w:rPr>
@@ -4148,7 +4260,33 @@
           <w:szCs w:val="24"/>
           <w:lang w:eastAsia="ru-RU"/>
         </w:rPr>
-        <w:t xml:space="preserve">Основной функционал веб-приложения «Кулинарная книга» реализован с использованием модульной архитектуры на чистом JavaScript, HTML и CSS. Все данные – пользователи, рецепты, комментарии – хранятся в формате JSON и синхронизируются с localStorage, что позволяет имитировать работу серверной части без бэкенда. Ключевым элементом является класс Storage (файл storage.js), который </w:t>
+        <w:t xml:space="preserve">Основной функционал веб-приложения «Кулинарная книга» реализован с использованием модульной архитектуры на чистом JavaScript, HTML и CSS. Все данные – пользователи, рецепты, комментарии – хранятся в формате JSON и синхронизируются с localStorage, что позволяет имитировать работу серверной части без бэкенда. Ключевым элементом является класс </w:t>
+      </w:r>
+      <w:proofErr w:type="spellStart"/>
+      <w:r>
+        <w:rPr>
+          <w:rFonts w:ascii="Times New Roman" w:eastAsia="Times New Roman" w:hAnsi="Times New Roman" w:cs="Times New Roman"/>
+          <w:color w:val="000000" w:themeColor="text1"/>
+          <w:spacing w:val="5"/>
+          <w:kern w:val="36"/>
+          <w:sz w:val="24"/>
+          <w:szCs w:val="24"/>
+          <w:lang w:eastAsia="ru-RU"/>
+        </w:rPr>
+        <w:t>Storage</w:t>
+      </w:r>
+      <w:proofErr w:type="spellEnd"/>
+      <w:r>
+        <w:rPr>
+          <w:rFonts w:ascii="Times New Roman" w:eastAsia="Times New Roman" w:hAnsi="Times New Roman" w:cs="Times New Roman"/>
+          <w:color w:val="000000" w:themeColor="text1"/>
+          <w:spacing w:val="5"/>
+          <w:kern w:val="36"/>
+          <w:sz w:val="24"/>
+          <w:szCs w:val="24"/>
+          <w:lang w:eastAsia="ru-RU"/>
+        </w:rPr>
+        <w:t xml:space="preserve"> (файл storage.js), который </w:t>
       </w:r>
       <w:r>
         <w:rPr>
@@ -9667,7 +9805,33 @@
           <w:szCs w:val="24"/>
           <w:lang w:eastAsia="ru-RU"/>
         </w:rPr>
-        <w:t xml:space="preserve"> лупы или клавишу Enter. Срабатывает функция </w:t>
+        <w:t xml:space="preserve"> лупы или клавишу </w:t>
+      </w:r>
+      <w:proofErr w:type="spellStart"/>
+      <w:r>
+        <w:rPr>
+          <w:rFonts w:ascii="Times New Roman" w:eastAsia="Times New Roman" w:hAnsi="Times New Roman" w:cs="Times New Roman"/>
+          <w:color w:val="000000" w:themeColor="text1"/>
+          <w:spacing w:val="5"/>
+          <w:kern w:val="36"/>
+          <w:sz w:val="24"/>
+          <w:szCs w:val="24"/>
+          <w:lang w:eastAsia="ru-RU"/>
+        </w:rPr>
+        <w:t>Enter</w:t>
+      </w:r>
+      <w:proofErr w:type="spellEnd"/>
+      <w:r>
+        <w:rPr>
+          <w:rFonts w:ascii="Times New Roman" w:eastAsia="Times New Roman" w:hAnsi="Times New Roman" w:cs="Times New Roman"/>
+          <w:color w:val="000000" w:themeColor="text1"/>
+          <w:spacing w:val="5"/>
+          <w:kern w:val="36"/>
+          <w:sz w:val="24"/>
+          <w:szCs w:val="24"/>
+          <w:lang w:eastAsia="ru-RU"/>
+        </w:rPr>
+        <w:t xml:space="preserve">. Срабатывает функция </w:t>
       </w:r>
       <w:proofErr w:type="spellStart"/>
       <w:r>
@@ -16465,31 +16629,7 @@
           <w:szCs w:val="24"/>
           <w:lang w:eastAsia="ru-RU"/>
         </w:rPr>
-        <w:t xml:space="preserve"> </w:t>
-      </w:r>
-      <w:r>
-        <w:rPr>
-          <w:rFonts w:ascii="Times New Roman" w:eastAsia="Times New Roman" w:hAnsi="Times New Roman" w:cs="Times New Roman"/>
-          <w:color w:val="000000" w:themeColor="text1"/>
-          <w:spacing w:val="5"/>
-          <w:kern w:val="36"/>
-          <w:sz w:val="24"/>
-          <w:szCs w:val="24"/>
-          <w:lang w:eastAsia="ru-RU"/>
-        </w:rPr>
-        <w:t>(См. Рисунок 1</w:t>
-      </w:r>
-      <w:r>
-        <w:rPr>
-          <w:rFonts w:ascii="Times New Roman" w:eastAsia="Times New Roman" w:hAnsi="Times New Roman" w:cs="Times New Roman"/>
-          <w:color w:val="000000" w:themeColor="text1"/>
-          <w:spacing w:val="5"/>
-          <w:kern w:val="36"/>
-          <w:sz w:val="24"/>
-          <w:szCs w:val="24"/>
-          <w:lang w:eastAsia="ru-RU"/>
-        </w:rPr>
-        <w:t>2)</w:t>
+        <w:t xml:space="preserve"> (См. Рисунок 12)</w:t>
       </w:r>
       <w:r>
         <w:rPr>
@@ -19479,31 +19619,7 @@
           <w:szCs w:val="24"/>
           <w:lang w:eastAsia="ru-RU"/>
         </w:rPr>
-        <w:t xml:space="preserve"> </w:t>
-      </w:r>
-      <w:r>
-        <w:rPr>
-          <w:rFonts w:ascii="Times New Roman" w:eastAsia="Times New Roman" w:hAnsi="Times New Roman" w:cs="Times New Roman"/>
-          <w:color w:val="000000" w:themeColor="text1"/>
-          <w:spacing w:val="5"/>
-          <w:kern w:val="36"/>
-          <w:sz w:val="24"/>
-          <w:szCs w:val="24"/>
-          <w:lang w:eastAsia="ru-RU"/>
-        </w:rPr>
-        <w:t>(См. Рисунок 1</w:t>
-      </w:r>
-      <w:r>
-        <w:rPr>
-          <w:rFonts w:ascii="Times New Roman" w:eastAsia="Times New Roman" w:hAnsi="Times New Roman" w:cs="Times New Roman"/>
-          <w:color w:val="000000" w:themeColor="text1"/>
-          <w:spacing w:val="5"/>
-          <w:kern w:val="36"/>
-          <w:sz w:val="24"/>
-          <w:szCs w:val="24"/>
-          <w:lang w:eastAsia="ru-RU"/>
-        </w:rPr>
-        <w:t>3)</w:t>
+        <w:t xml:space="preserve"> (См. Рисунок 13)</w:t>
       </w:r>
       <w:r>
         <w:rPr>
@@ -19637,43 +19753,7 @@
           <w:szCs w:val="24"/>
           <w:lang w:eastAsia="ru-RU"/>
         </w:rPr>
-        <w:t xml:space="preserve"> </w:t>
-      </w:r>
-      <w:r>
-        <w:rPr>
-          <w:rFonts w:ascii="Times New Roman" w:eastAsia="Times New Roman" w:hAnsi="Times New Roman" w:cs="Times New Roman"/>
-          <w:color w:val="000000" w:themeColor="text1"/>
-          <w:spacing w:val="5"/>
-          <w:kern w:val="36"/>
-          <w:sz w:val="24"/>
-          <w:szCs w:val="24"/>
-          <w:lang w:eastAsia="ru-RU"/>
-        </w:rPr>
-        <w:t>(См. Рисунок 1</w:t>
-      </w:r>
-      <w:r>
-        <w:rPr>
-          <w:rFonts w:ascii="Times New Roman" w:eastAsia="Times New Roman" w:hAnsi="Times New Roman" w:cs="Times New Roman"/>
-          <w:color w:val="000000" w:themeColor="text1"/>
-          <w:spacing w:val="5"/>
-          <w:kern w:val="36"/>
-          <w:sz w:val="24"/>
-          <w:szCs w:val="24"/>
-          <w:lang w:eastAsia="ru-RU"/>
-        </w:rPr>
-        <w:t>4</w:t>
-      </w:r>
-      <w:r>
-        <w:rPr>
-          <w:rFonts w:ascii="Times New Roman" w:eastAsia="Times New Roman" w:hAnsi="Times New Roman" w:cs="Times New Roman"/>
-          <w:color w:val="000000" w:themeColor="text1"/>
-          <w:spacing w:val="5"/>
-          <w:kern w:val="36"/>
-          <w:sz w:val="24"/>
-          <w:szCs w:val="24"/>
-          <w:lang w:eastAsia="ru-RU"/>
-        </w:rPr>
-        <w:t>)</w:t>
+        <w:t xml:space="preserve"> (См. Рисунок 14)</w:t>
       </w:r>
       <w:r>
         <w:rPr>
@@ -19758,51 +19838,15 @@
                             <w:pPr>
                               <w:rPr>
                                 <w:rFonts w:ascii="Consolas" w:hAnsi="Consolas"/>
+                                <w:lang w:val="en-US"/>
                               </w:rPr>
                             </w:pPr>
-                            <w:proofErr w:type="spellStart"/>
-                            <w:proofErr w:type="gramStart"/>
-                            <w:r>
-                              <w:rPr>
-                                <w:rFonts w:ascii="Consolas" w:hAnsi="Consolas"/>
-                              </w:rPr>
-                              <w:t>updateCommentCount</w:t>
-                            </w:r>
-                            <w:proofErr w:type="spellEnd"/>
-                            <w:r>
-                              <w:rPr>
-                                <w:rFonts w:ascii="Consolas" w:hAnsi="Consolas"/>
-                              </w:rPr>
-                              <w:t>(</w:t>
-                            </w:r>
-                            <w:proofErr w:type="spellStart"/>
-                            <w:proofErr w:type="gramEnd"/>
-                            <w:r>
-                              <w:rPr>
-                                <w:rFonts w:ascii="Consolas" w:hAnsi="Consolas"/>
-                              </w:rPr>
-                              <w:t>allComments</w:t>
-                            </w:r>
-                            <w:proofErr w:type="spellEnd"/>
-                            <w:r>
-                              <w:rPr>
-                                <w:rFonts w:ascii="Consolas" w:hAnsi="Consolas"/>
-                              </w:rPr>
-                              <w:t xml:space="preserve">, </w:t>
-                            </w:r>
-                            <w:proofErr w:type="spellStart"/>
-                            <w:r>
-                              <w:rPr>
-                                <w:rFonts w:ascii="Consolas" w:hAnsi="Consolas"/>
-                              </w:rPr>
-                              <w:t>recipeId</w:t>
-                            </w:r>
-                            <w:proofErr w:type="spellEnd"/>
-                            <w:r>
-                              <w:rPr>
-                                <w:rFonts w:ascii="Consolas" w:hAnsi="Consolas"/>
-                              </w:rPr>
-                              <w:t>);</w:t>
+                            <w:r>
+                              <w:rPr>
+                                <w:rFonts w:ascii="Consolas" w:hAnsi="Consolas"/>
+                                <w:lang w:val="en-US"/>
+                              </w:rPr>
+                              <w:t>updateCommentCount(allComments, recipeId);</w:t>
                             </w:r>
                           </w:p>
                           <w:p>
@@ -19815,6 +19859,7 @@
                             <w:r>
                               <w:rPr>
                                 <w:rFonts w:ascii="Consolas" w:hAnsi="Consolas"/>
+                                <w:lang w:val="en-US"/>
                               </w:rPr>
                               <w:t xml:space="preserve">                    </w:t>
                             </w:r>
@@ -20278,51 +20323,15 @@
                       <w:pPr>
                         <w:rPr>
                           <w:rFonts w:ascii="Consolas" w:hAnsi="Consolas"/>
+                          <w:lang w:val="en-US"/>
                         </w:rPr>
                       </w:pPr>
-                      <w:proofErr w:type="spellStart"/>
-                      <w:proofErr w:type="gramStart"/>
-                      <w:r>
-                        <w:rPr>
-                          <w:rFonts w:ascii="Consolas" w:hAnsi="Consolas"/>
-                        </w:rPr>
-                        <w:t>updateCommentCount</w:t>
-                      </w:r>
-                      <w:proofErr w:type="spellEnd"/>
-                      <w:r>
-                        <w:rPr>
-                          <w:rFonts w:ascii="Consolas" w:hAnsi="Consolas"/>
-                        </w:rPr>
-                        <w:t>(</w:t>
-                      </w:r>
-                      <w:proofErr w:type="spellStart"/>
-                      <w:proofErr w:type="gramEnd"/>
-                      <w:r>
-                        <w:rPr>
-                          <w:rFonts w:ascii="Consolas" w:hAnsi="Consolas"/>
-                        </w:rPr>
-                        <w:t>allComments</w:t>
-                      </w:r>
-                      <w:proofErr w:type="spellEnd"/>
-                      <w:r>
-                        <w:rPr>
-                          <w:rFonts w:ascii="Consolas" w:hAnsi="Consolas"/>
-                        </w:rPr>
-                        <w:t xml:space="preserve">, </w:t>
-                      </w:r>
-                      <w:proofErr w:type="spellStart"/>
-                      <w:r>
-                        <w:rPr>
-                          <w:rFonts w:ascii="Consolas" w:hAnsi="Consolas"/>
-                        </w:rPr>
-                        <w:t>recipeId</w:t>
-                      </w:r>
-                      <w:proofErr w:type="spellEnd"/>
-                      <w:r>
-                        <w:rPr>
-                          <w:rFonts w:ascii="Consolas" w:hAnsi="Consolas"/>
-                        </w:rPr>
-                        <w:t>);</w:t>
+                      <w:r>
+                        <w:rPr>
+                          <w:rFonts w:ascii="Consolas" w:hAnsi="Consolas"/>
+                          <w:lang w:val="en-US"/>
+                        </w:rPr>
+                        <w:t>updateCommentCount(allComments, recipeId);</w:t>
                       </w:r>
                     </w:p>
                     <w:p>
@@ -20335,6 +20344,7 @@
                       <w:r>
                         <w:rPr>
                           <w:rFonts w:ascii="Consolas" w:hAnsi="Consolas"/>
+                          <w:lang w:val="en-US"/>
                         </w:rPr>
                         <w:t xml:space="preserve">                    </w:t>
                       </w:r>
@@ -20854,19 +20864,7 @@
           <w:szCs w:val="24"/>
           <w:lang w:eastAsia="ru-RU"/>
         </w:rPr>
-        <w:t xml:space="preserve"> </w:t>
-      </w:r>
-      <w:r>
-        <w:rPr>
-          <w:rFonts w:ascii="Times New Roman" w:eastAsia="Times New Roman" w:hAnsi="Times New Roman" w:cs="Times New Roman"/>
-          <w:color w:val="000000" w:themeColor="text1"/>
-          <w:spacing w:val="5"/>
-          <w:kern w:val="36"/>
-          <w:sz w:val="24"/>
-          <w:szCs w:val="24"/>
-          <w:lang w:eastAsia="ru-RU"/>
-        </w:rPr>
-        <w:t>(См. Рисунок 15)</w:t>
+        <w:t xml:space="preserve"> (См. Рисунок 15)</w:t>
       </w:r>
       <w:r>
         <w:rPr>
@@ -22169,6 +22167,7 @@
                                 <w:rFonts w:ascii="Consolas" w:hAnsi="Consolas"/>
                                 <w:sz w:val="16"/>
                                 <w:szCs w:val="16"/>
+                                <w:lang w:val="en-US"/>
                               </w:rPr>
                             </w:pPr>
                             <w:r>
@@ -22185,6 +22184,7 @@
                                 <w:rFonts w:ascii="Consolas" w:hAnsi="Consolas"/>
                                 <w:sz w:val="16"/>
                                 <w:szCs w:val="16"/>
+                                <w:lang w:val="en-US"/>
                               </w:rPr>
                               <w:t>}</w:t>
                             </w:r>
@@ -22195,6 +22195,7 @@
                                 <w:rFonts w:ascii="Consolas" w:hAnsi="Consolas"/>
                                 <w:sz w:val="16"/>
                                 <w:szCs w:val="16"/>
+                                <w:lang w:val="en-US"/>
                               </w:rPr>
                             </w:pPr>
                             <w:r>
@@ -22202,26 +22203,9 @@
                                 <w:rFonts w:ascii="Consolas" w:hAnsi="Consolas"/>
                                 <w:sz w:val="16"/>
                                 <w:szCs w:val="16"/>
-                              </w:rPr>
-                              <w:t xml:space="preserve">    } </w:t>
-                            </w:r>
-                            <w:proofErr w:type="spellStart"/>
-                            <w:r>
-                              <w:rPr>
-                                <w:rFonts w:ascii="Consolas" w:hAnsi="Consolas"/>
-                                <w:sz w:val="16"/>
-                                <w:szCs w:val="16"/>
-                              </w:rPr>
-                              <w:t>else</w:t>
-                            </w:r>
-                            <w:proofErr w:type="spellEnd"/>
-                            <w:r>
-                              <w:rPr>
-                                <w:rFonts w:ascii="Consolas" w:hAnsi="Consolas"/>
-                                <w:sz w:val="16"/>
-                                <w:szCs w:val="16"/>
-                              </w:rPr>
-                              <w:t xml:space="preserve"> {</w:t>
+                                <w:lang w:val="en-US"/>
+                              </w:rPr>
+                              <w:t xml:space="preserve">    } else {</w:t>
                             </w:r>
                           </w:p>
                           <w:p>
@@ -23455,6 +23439,7 @@
                           <w:rFonts w:ascii="Consolas" w:hAnsi="Consolas"/>
                           <w:sz w:val="16"/>
                           <w:szCs w:val="16"/>
+                          <w:lang w:val="en-US"/>
                         </w:rPr>
                       </w:pPr>
                       <w:r>
@@ -23471,6 +23456,7 @@
                           <w:rFonts w:ascii="Consolas" w:hAnsi="Consolas"/>
                           <w:sz w:val="16"/>
                           <w:szCs w:val="16"/>
+                          <w:lang w:val="en-US"/>
                         </w:rPr>
                         <w:t>}</w:t>
                       </w:r>
@@ -23481,6 +23467,7 @@
                           <w:rFonts w:ascii="Consolas" w:hAnsi="Consolas"/>
                           <w:sz w:val="16"/>
                           <w:szCs w:val="16"/>
+                          <w:lang w:val="en-US"/>
                         </w:rPr>
                       </w:pPr>
                       <w:r>
@@ -23488,26 +23475,9 @@
                           <w:rFonts w:ascii="Consolas" w:hAnsi="Consolas"/>
                           <w:sz w:val="16"/>
                           <w:szCs w:val="16"/>
-                        </w:rPr>
-                        <w:t xml:space="preserve">    } </w:t>
-                      </w:r>
-                      <w:proofErr w:type="spellStart"/>
-                      <w:r>
-                        <w:rPr>
-                          <w:rFonts w:ascii="Consolas" w:hAnsi="Consolas"/>
-                          <w:sz w:val="16"/>
-                          <w:szCs w:val="16"/>
-                        </w:rPr>
-                        <w:t>else</w:t>
-                      </w:r>
-                      <w:proofErr w:type="spellEnd"/>
-                      <w:r>
-                        <w:rPr>
-                          <w:rFonts w:ascii="Consolas" w:hAnsi="Consolas"/>
-                          <w:sz w:val="16"/>
-                          <w:szCs w:val="16"/>
-                        </w:rPr>
-                        <w:t xml:space="preserve"> {</w:t>
+                          <w:lang w:val="en-US"/>
+                        </w:rPr>
+                        <w:t xml:space="preserve">    } else {</w:t>
                       </w:r>
                     </w:p>
                     <w:p>
@@ -23848,29 +23818,7 @@
           <w:szCs w:val="24"/>
           <w:lang w:eastAsia="ru-RU"/>
         </w:rPr>
-        <w:t>(См. Рисунок 1</w:t>
-      </w:r>
-      <w:r>
-        <w:rPr>
-          <w:rFonts w:eastAsia="Times New Roman" w:cs="Times New Roman"/>
-          <w:color w:val="000000" w:themeColor="text1"/>
-          <w:spacing w:val="5"/>
-          <w:kern w:val="36"/>
-          <w:szCs w:val="24"/>
-          <w:lang w:eastAsia="ru-RU"/>
-        </w:rPr>
-        <w:t>6 и Рисунок 17</w:t>
-      </w:r>
-      <w:r>
-        <w:rPr>
-          <w:rFonts w:eastAsia="Times New Roman" w:cs="Times New Roman"/>
-          <w:color w:val="000000" w:themeColor="text1"/>
-          <w:spacing w:val="5"/>
-          <w:kern w:val="36"/>
-          <w:szCs w:val="24"/>
-          <w:lang w:eastAsia="ru-RU"/>
-        </w:rPr>
-        <w:t>)</w:t>
+        <w:t>(См. Рисунок 16 и Рисунок 17)</w:t>
       </w:r>
       <w:r>
         <w:rPr>
@@ -31034,29 +30982,7 @@
           <w:szCs w:val="24"/>
           <w:lang w:eastAsia="ru-RU"/>
         </w:rPr>
-        <w:t>(См. Рисунок 1</w:t>
-      </w:r>
-      <w:r>
-        <w:rPr>
-          <w:rFonts w:eastAsia="Times New Roman" w:cs="Times New Roman"/>
-          <w:color w:val="000000" w:themeColor="text1"/>
-          <w:spacing w:val="5"/>
-          <w:kern w:val="36"/>
-          <w:szCs w:val="24"/>
-          <w:lang w:eastAsia="ru-RU"/>
-        </w:rPr>
-        <w:t>8</w:t>
-      </w:r>
-      <w:r>
-        <w:rPr>
-          <w:rFonts w:eastAsia="Times New Roman" w:cs="Times New Roman"/>
-          <w:color w:val="000000" w:themeColor="text1"/>
-          <w:spacing w:val="5"/>
-          <w:kern w:val="36"/>
-          <w:szCs w:val="24"/>
-          <w:lang w:eastAsia="ru-RU"/>
-        </w:rPr>
-        <w:t>)</w:t>
+        <w:t>(См. Рисунок 18)</w:t>
       </w:r>
       <w:r>
         <w:rPr>
@@ -33534,19 +33460,7 @@
         <w:rPr>
           <w:lang w:eastAsia="ru-RU"/>
         </w:rPr>
-        <w:t>Динамическое обновление шапки</w:t>
-      </w:r>
-      <w:r>
-        <w:rPr>
-          <w:lang w:eastAsia="ru-RU"/>
-        </w:rPr>
-        <w:t xml:space="preserve"> </w:t>
-      </w:r>
-      <w:r>
-        <w:rPr>
-          <w:lang w:eastAsia="ru-RU"/>
-        </w:rPr>
-        <w:t>– отдельный скрипт, который проверяет статус авторизации и изменяет содержимое блока .</w:t>
+        <w:t>Динамическое обновление шапки – отдельный скрипт, который проверяет статус авторизации и изменяет содержимое блока .</w:t>
       </w:r>
       <w:proofErr w:type="spellStart"/>
       <w:r>
@@ -33577,29 +33491,7 @@
           <w:szCs w:val="24"/>
           <w:lang w:eastAsia="ru-RU"/>
         </w:rPr>
-        <w:t>(См. Рисунок 1</w:t>
-      </w:r>
-      <w:r>
-        <w:rPr>
-          <w:rFonts w:eastAsia="Times New Roman" w:cs="Times New Roman"/>
-          <w:color w:val="000000" w:themeColor="text1"/>
-          <w:spacing w:val="5"/>
-          <w:kern w:val="36"/>
-          <w:szCs w:val="24"/>
-          <w:lang w:eastAsia="ru-RU"/>
-        </w:rPr>
-        <w:t>9</w:t>
-      </w:r>
-      <w:r>
-        <w:rPr>
-          <w:rFonts w:eastAsia="Times New Roman" w:cs="Times New Roman"/>
-          <w:color w:val="000000" w:themeColor="text1"/>
-          <w:spacing w:val="5"/>
-          <w:kern w:val="36"/>
-          <w:szCs w:val="24"/>
-          <w:lang w:eastAsia="ru-RU"/>
-        </w:rPr>
-        <w:t>)</w:t>
+        <w:t>(См. Рисунок 19)</w:t>
       </w:r>
       <w:r>
         <w:rPr>
@@ -35509,19 +35401,7 @@
         <w:rPr>
           <w:lang w:eastAsia="ru-RU"/>
         </w:rPr>
-        <w:t>Проблема</w:t>
-      </w:r>
-      <w:r>
-        <w:rPr>
-          <w:lang w:eastAsia="ru-RU"/>
-        </w:rPr>
-        <w:t>: на</w:t>
-      </w:r>
-      <w:r>
-        <w:rPr>
-          <w:lang w:eastAsia="ru-RU"/>
-        </w:rPr>
-        <w:t xml:space="preserve"> главной странице поиск рецептов реализовывался собственной функцией </w:t>
+        <w:t xml:space="preserve">Проблема: на главной странице поиск рецептов реализовывался собственной функцией </w:t>
       </w:r>
       <w:proofErr w:type="spellStart"/>
       <w:r>
@@ -36713,19 +36593,7 @@
         <w:pStyle w:val="afa"/>
       </w:pPr>
       <w:r>
-        <w:t>Проблема</w:t>
-      </w:r>
-      <w:r>
-        <w:t>: при</w:t>
-      </w:r>
-      <w:r>
-        <w:t xml:space="preserve"> добавлении или удалении рецепта из избранного на странице рецепта иконка </w:t>
-      </w:r>
-      <w:r>
-        <w:t>флажка</w:t>
-      </w:r>
-      <w:r>
-        <w:t xml:space="preserve"> на главной странице не обновлялась. Это происходило из-за того, что компоненты не обменивались информацией об изменении списка </w:t>
+        <w:t xml:space="preserve">Проблема: при добавлении или удалении рецепта из избранного на странице рецепта иконка флажка на главной странице не обновлялась. Это происходило из-за того, что компоненты не обменивались информацией об изменении списка </w:t>
       </w:r>
       <w:proofErr w:type="spellStart"/>
       <w:r>
@@ -36750,19 +36618,7 @@
         <w:rPr>
           <w:lang w:eastAsia="ru-RU"/>
         </w:rPr>
-        <w:t>(См. Рисунок 2</w:t>
-      </w:r>
-      <w:r>
-        <w:rPr>
-          <w:lang w:eastAsia="ru-RU"/>
-        </w:rPr>
-        <w:t>1</w:t>
-      </w:r>
-      <w:r>
-        <w:rPr>
-          <w:lang w:eastAsia="ru-RU"/>
-        </w:rPr>
-        <w:t>)</w:t>
+        <w:t>(См. Рисунок 21)</w:t>
       </w:r>
       <w:r>
         <w:t xml:space="preserve">. </w:t>
@@ -37914,16 +37770,7 @@
         </mc:AlternateContent>
       </w:r>
       <w:r>
-        <w:t>Рисунок 21 – Изменение с</w:t>
-      </w:r>
-      <w:r>
-        <w:t>инхронизаци</w:t>
-      </w:r>
-      <w:r>
-        <w:t>и</w:t>
-      </w:r>
-      <w:r>
-        <w:t xml:space="preserve"> состояния избранного</w:t>
+        <w:t>Рисунок 21 – Изменение синхронизации состояния избранного</w:t>
       </w:r>
     </w:p>
     <w:p>
@@ -37944,13 +37791,7 @@
         <w:pStyle w:val="afa"/>
       </w:pPr>
       <w:r>
-        <w:t>Проблема</w:t>
-      </w:r>
-      <w:r>
-        <w:t>: ранее</w:t>
-      </w:r>
-      <w:r>
-        <w:t xml:space="preserve"> пароли пользователей хранились в localStorage в открытом виде, что является критическим недостатком даже для учебного проекта, так как любой скрипт или расширение браузера могло их прочитать.</w:t>
+        <w:t>Проблема: ранее пароли пользователей хранились в localStorage в открытом виде, что является критическим недостатком даже для учебного проекта, так как любой скрипт или расширение браузера могло их прочитать.</w:t>
       </w:r>
     </w:p>
     <w:p>
@@ -37958,13 +37799,7 @@
         <w:pStyle w:val="afa"/>
       </w:pPr>
       <w:r>
-        <w:t xml:space="preserve">Решение: </w:t>
-      </w:r>
-      <w:r>
-        <w:t xml:space="preserve">были </w:t>
-      </w:r>
-      <w:r>
-        <w:t xml:space="preserve">добавлены функции хеширования паролей с использованием </w:t>
+        <w:t xml:space="preserve">Решение: были добавлены функции хеширования паролей с использованием </w:t>
       </w:r>
       <w:proofErr w:type="spellStart"/>
       <w:r>
@@ -37980,13 +37815,7 @@
       </w:r>
       <w:proofErr w:type="spellEnd"/>
       <w:r>
-        <w:t xml:space="preserve"> (простое, но эффективно</w:t>
-      </w:r>
-      <w:r>
-        <w:t>е</w:t>
-      </w:r>
-      <w:r>
-        <w:t xml:space="preserve">). При регистрации новый пароль сразу </w:t>
+        <w:t xml:space="preserve"> (простое, но эффективное). При регистрации новый пароль сразу </w:t>
       </w:r>
       <w:proofErr w:type="spellStart"/>
       <w:r>
@@ -38035,19 +37864,7 @@
         <w:rPr>
           <w:lang w:eastAsia="ru-RU"/>
         </w:rPr>
-        <w:t>(См. Рисунок 2</w:t>
-      </w:r>
-      <w:r>
-        <w:rPr>
-          <w:lang w:eastAsia="ru-RU"/>
-        </w:rPr>
-        <w:t>2</w:t>
-      </w:r>
-      <w:r>
-        <w:rPr>
-          <w:lang w:eastAsia="ru-RU"/>
-        </w:rPr>
-        <w:t>)</w:t>
+        <w:t>(См. Рисунок 22)</w:t>
       </w:r>
       <w:r>
         <w:t>:</w:t>
@@ -38124,6 +37941,146 @@
           <w:lang w:val="en-US"/>
         </w:rPr>
         <w:t>(password)).</w:t>
+      </w:r>
+    </w:p>
+    <w:p>
+      <w:pPr>
+        <w:pStyle w:val="afa"/>
+        <w:numPr>
+          <w:ilvl w:val="0"/>
+          <w:numId w:val="9"/>
+        </w:numPr>
+        <w:ind w:left="0" w:firstLine="709"/>
+        <w:rPr>
+          <w:lang w:val="en-US"/>
+        </w:rPr>
+      </w:pPr>
+      <w:r>
+        <w:t>Функция</w:t>
+      </w:r>
+      <w:r>
+        <w:rPr>
+          <w:lang w:val="en-US"/>
+        </w:rPr>
+        <w:t xml:space="preserve"> </w:t>
+      </w:r>
+      <w:proofErr w:type="spellStart"/>
+      <w:proofErr w:type="gramStart"/>
+      <w:r>
+        <w:rPr>
+          <w:lang w:val="en-US"/>
+        </w:rPr>
+        <w:t>checkPassword</w:t>
+      </w:r>
+      <w:proofErr w:type="spellEnd"/>
+      <w:r>
+        <w:rPr>
+          <w:lang w:val="en-US"/>
+        </w:rPr>
+        <w:t>(</w:t>
+      </w:r>
+      <w:proofErr w:type="spellStart"/>
+      <w:proofErr w:type="gramEnd"/>
+      <w:r>
+        <w:rPr>
+          <w:lang w:val="en-US"/>
+        </w:rPr>
+        <w:t>inputPassword</w:t>
+      </w:r>
+      <w:proofErr w:type="spellEnd"/>
+      <w:r>
+        <w:rPr>
+          <w:lang w:val="en-US"/>
+        </w:rPr>
+        <w:t xml:space="preserve">, </w:t>
+      </w:r>
+      <w:proofErr w:type="spellStart"/>
+      <w:r>
+        <w:rPr>
+          <w:lang w:val="en-US"/>
+        </w:rPr>
+        <w:t>storedPassword</w:t>
+      </w:r>
+      <w:proofErr w:type="spellEnd"/>
+      <w:r>
+        <w:rPr>
+          <w:lang w:val="en-US"/>
+        </w:rPr>
+        <w:t xml:space="preserve">) </w:t>
+      </w:r>
+      <w:r>
+        <w:t>проверяет</w:t>
+      </w:r>
+      <w:r>
+        <w:rPr>
+          <w:lang w:val="en-US"/>
+        </w:rPr>
+        <w:t xml:space="preserve"> </w:t>
+      </w:r>
+      <w:r>
+        <w:t>сначала</w:t>
+      </w:r>
+      <w:r>
+        <w:rPr>
+          <w:lang w:val="en-US"/>
+        </w:rPr>
+        <w:t xml:space="preserve"> </w:t>
+      </w:r>
+      <w:proofErr w:type="spellStart"/>
+      <w:r>
+        <w:t>хеш</w:t>
+      </w:r>
+      <w:proofErr w:type="spellEnd"/>
+      <w:r>
+        <w:rPr>
+          <w:lang w:val="en-US"/>
+        </w:rPr>
+        <w:t xml:space="preserve">, </w:t>
+      </w:r>
+      <w:r>
+        <w:t>затем</w:t>
+      </w:r>
+      <w:r>
+        <w:rPr>
+          <w:lang w:val="en-US"/>
+        </w:rPr>
+        <w:t xml:space="preserve"> – </w:t>
+      </w:r>
+      <w:r>
+        <w:t>открытый</w:t>
+      </w:r>
+      <w:r>
+        <w:rPr>
+          <w:lang w:val="en-US"/>
+        </w:rPr>
+        <w:t xml:space="preserve"> </w:t>
+      </w:r>
+      <w:r>
+        <w:t>пароль</w:t>
+      </w:r>
+      <w:r>
+        <w:rPr>
+          <w:lang w:val="en-US"/>
+        </w:rPr>
+        <w:t xml:space="preserve"> (</w:t>
+      </w:r>
+      <w:r>
+        <w:t>для</w:t>
+      </w:r>
+      <w:r>
+        <w:rPr>
+          <w:lang w:val="en-US"/>
+        </w:rPr>
+        <w:t xml:space="preserve"> </w:t>
+      </w:r>
+      <w:r>
+        <w:t>миграции</w:t>
+      </w:r>
+      <w:r>
+        <w:rPr>
+          <w:lang w:val="en-US"/>
+        </w:rPr>
+        <w:t>).</w:t>
       </w:r>
     </w:p>
     <w:p>
@@ -38136,41 +38093,23 @@
         <w:ind w:left="0" w:firstLine="709"/>
       </w:pPr>
       <w:r>
-        <w:t xml:space="preserve">Функция </w:t>
+        <w:t xml:space="preserve">В </w:t>
       </w:r>
       <w:proofErr w:type="spellStart"/>
-      <w:proofErr w:type="gramStart"/>
-      <w:r>
-        <w:t>checkPassword</w:t>
+      <w:r>
+        <w:t>createNewUser</w:t>
       </w:r>
       <w:proofErr w:type="spellEnd"/>
       <w:r>
-        <w:t>(</w:t>
+        <w:t xml:space="preserve"> пароль сохраняется через </w:t>
       </w:r>
       <w:proofErr w:type="spellStart"/>
-      <w:proofErr w:type="gramEnd"/>
-      <w:r>
-        <w:t>inputPassword</w:t>
+      <w:r>
+        <w:t>hashPassword</w:t>
       </w:r>
       <w:proofErr w:type="spellEnd"/>
       <w:r>
-        <w:t xml:space="preserve">, </w:t>
-      </w:r>
-      <w:proofErr w:type="spellStart"/>
-      <w:r>
-        <w:t>storedPassword</w:t>
-      </w:r>
-      <w:proofErr w:type="spellEnd"/>
-      <w:r>
-        <w:t xml:space="preserve">) проверяет сначала </w:t>
-      </w:r>
-      <w:proofErr w:type="spellStart"/>
-      <w:r>
-        <w:t>хеш</w:t>
-      </w:r>
-      <w:proofErr w:type="spellEnd"/>
-      <w:r>
-        <w:t>, затем – открытый пароль (для миграции).</w:t>
+        <w:t>.</w:t>
       </w:r>
     </w:p>
     <w:p>
@@ -38183,39 +38122,7 @@
         <w:ind w:left="0" w:firstLine="709"/>
       </w:pPr>
       <w:r>
-        <w:t xml:space="preserve">В </w:t>
-      </w:r>
-      <w:proofErr w:type="spellStart"/>
-      <w:r>
-        <w:t>createNewUser</w:t>
-      </w:r>
-      <w:proofErr w:type="spellEnd"/>
-      <w:r>
-        <w:t xml:space="preserve"> пароль сохраняется через </w:t>
-      </w:r>
-      <w:proofErr w:type="spellStart"/>
-      <w:r>
-        <w:t>hashPassword</w:t>
-      </w:r>
-      <w:proofErr w:type="spellEnd"/>
-      <w:r>
-        <w:t>.</w:t>
-      </w:r>
-    </w:p>
-    <w:p>
-      <w:pPr>
-        <w:pStyle w:val="afa"/>
-        <w:numPr>
-          <w:ilvl w:val="0"/>
-          <w:numId w:val="9"/>
-        </w:numPr>
-        <w:ind w:left="0" w:firstLine="709"/>
-      </w:pPr>
-      <w:r>
-        <w:t>В блоке авторизации существующего пользователя при успешном входе с открытым паролем происходит обновление записи на хешированный вариант</w:t>
-      </w:r>
-      <w:r>
-        <w:t>.</w:t>
+        <w:t>В блоке авторизации существующего пользователя при успешном входе с открытым паролем происходит обновление записи на хешированный вариант.</w:t>
       </w:r>
     </w:p>
     <w:p>
@@ -38473,6 +38380,7 @@
                                 <w:rFonts w:ascii="Consolas" w:hAnsi="Consolas"/>
                                 <w:sz w:val="20"/>
                                 <w:szCs w:val="20"/>
+                                <w:lang w:val="en-US"/>
                               </w:rPr>
                             </w:pPr>
                             <w:r>
@@ -38483,41 +38391,14 @@
                               </w:rPr>
                               <w:t xml:space="preserve">        </w:t>
                             </w:r>
-                            <w:proofErr w:type="spellStart"/>
-                            <w:r>
-                              <w:rPr>
-                                <w:rFonts w:ascii="Consolas" w:hAnsi="Consolas"/>
-                                <w:sz w:val="20"/>
-                                <w:szCs w:val="20"/>
-                              </w:rPr>
-                              <w:t>return</w:t>
-                            </w:r>
-                            <w:proofErr w:type="spellEnd"/>
-                            <w:r>
-                              <w:rPr>
-                                <w:rFonts w:ascii="Consolas" w:hAnsi="Consolas"/>
-                                <w:sz w:val="20"/>
-                                <w:szCs w:val="20"/>
-                              </w:rPr>
-                              <w:t xml:space="preserve"> </w:t>
-                            </w:r>
-                            <w:proofErr w:type="spellStart"/>
-                            <w:r>
-                              <w:rPr>
-                                <w:rFonts w:ascii="Consolas" w:hAnsi="Consolas"/>
-                                <w:sz w:val="20"/>
-                                <w:szCs w:val="20"/>
-                              </w:rPr>
-                              <w:t>password</w:t>
-                            </w:r>
-                            <w:proofErr w:type="spellEnd"/>
-                            <w:r>
-                              <w:rPr>
-                                <w:rFonts w:ascii="Consolas" w:hAnsi="Consolas"/>
-                                <w:sz w:val="20"/>
-                                <w:szCs w:val="20"/>
-                              </w:rPr>
-                              <w:t>;</w:t>
+                            <w:r>
+                              <w:rPr>
+                                <w:rFonts w:ascii="Consolas" w:hAnsi="Consolas"/>
+                                <w:sz w:val="20"/>
+                                <w:szCs w:val="20"/>
+                                <w:lang w:val="en-US"/>
+                              </w:rPr>
+                              <w:t>return password;</w:t>
                             </w:r>
                           </w:p>
                           <w:p>
@@ -38526,6 +38407,7 @@
                                 <w:rFonts w:ascii="Consolas" w:hAnsi="Consolas"/>
                                 <w:sz w:val="20"/>
                                 <w:szCs w:val="20"/>
+                                <w:lang w:val="en-US"/>
                               </w:rPr>
                             </w:pPr>
                             <w:r>
@@ -38533,6 +38415,7 @@
                                 <w:rFonts w:ascii="Consolas" w:hAnsi="Consolas"/>
                                 <w:sz w:val="20"/>
                                 <w:szCs w:val="20"/>
+                                <w:lang w:val="en-US"/>
                               </w:rPr>
                               <w:t xml:space="preserve">    }</w:t>
                             </w:r>
@@ -38543,6 +38426,7 @@
                                 <w:rFonts w:ascii="Consolas" w:hAnsi="Consolas"/>
                                 <w:sz w:val="20"/>
                                 <w:szCs w:val="20"/>
+                                <w:lang w:val="en-US"/>
                               </w:rPr>
                             </w:pPr>
                             <w:r>
@@ -38550,6 +38434,7 @@
                                 <w:rFonts w:ascii="Consolas" w:hAnsi="Consolas"/>
                                 <w:sz w:val="20"/>
                                 <w:szCs w:val="20"/>
+                                <w:lang w:val="en-US"/>
                               </w:rPr>
                               <w:t>}</w:t>
                             </w:r>
@@ -38560,6 +38445,7 @@
                                 <w:rFonts w:ascii="Consolas" w:hAnsi="Consolas"/>
                                 <w:sz w:val="20"/>
                                 <w:szCs w:val="20"/>
+                                <w:lang w:val="en-US"/>
                               </w:rPr>
                             </w:pPr>
                           </w:p>
@@ -39180,6 +39066,7 @@
                           <w:rFonts w:ascii="Consolas" w:hAnsi="Consolas"/>
                           <w:sz w:val="20"/>
                           <w:szCs w:val="20"/>
+                          <w:lang w:val="en-US"/>
                         </w:rPr>
                       </w:pPr>
                       <w:r>
@@ -39190,41 +39077,14 @@
                         </w:rPr>
                         <w:t xml:space="preserve">        </w:t>
                       </w:r>
-                      <w:proofErr w:type="spellStart"/>
-                      <w:r>
-                        <w:rPr>
-                          <w:rFonts w:ascii="Consolas" w:hAnsi="Consolas"/>
-                          <w:sz w:val="20"/>
-                          <w:szCs w:val="20"/>
-                        </w:rPr>
-                        <w:t>return</w:t>
-                      </w:r>
-                      <w:proofErr w:type="spellEnd"/>
-                      <w:r>
-                        <w:rPr>
-                          <w:rFonts w:ascii="Consolas" w:hAnsi="Consolas"/>
-                          <w:sz w:val="20"/>
-                          <w:szCs w:val="20"/>
-                        </w:rPr>
-                        <w:t xml:space="preserve"> </w:t>
-                      </w:r>
-                      <w:proofErr w:type="spellStart"/>
-                      <w:r>
-                        <w:rPr>
-                          <w:rFonts w:ascii="Consolas" w:hAnsi="Consolas"/>
-                          <w:sz w:val="20"/>
-                          <w:szCs w:val="20"/>
-                        </w:rPr>
-                        <w:t>password</w:t>
-                      </w:r>
-                      <w:proofErr w:type="spellEnd"/>
-                      <w:r>
-                        <w:rPr>
-                          <w:rFonts w:ascii="Consolas" w:hAnsi="Consolas"/>
-                          <w:sz w:val="20"/>
-                          <w:szCs w:val="20"/>
-                        </w:rPr>
-                        <w:t>;</w:t>
+                      <w:r>
+                        <w:rPr>
+                          <w:rFonts w:ascii="Consolas" w:hAnsi="Consolas"/>
+                          <w:sz w:val="20"/>
+                          <w:szCs w:val="20"/>
+                          <w:lang w:val="en-US"/>
+                        </w:rPr>
+                        <w:t>return password;</w:t>
                       </w:r>
                     </w:p>
                     <w:p>
@@ -39233,6 +39093,7 @@
                           <w:rFonts w:ascii="Consolas" w:hAnsi="Consolas"/>
                           <w:sz w:val="20"/>
                           <w:szCs w:val="20"/>
+                          <w:lang w:val="en-US"/>
                         </w:rPr>
                       </w:pPr>
                       <w:r>
@@ -39240,6 +39101,7 @@
                           <w:rFonts w:ascii="Consolas" w:hAnsi="Consolas"/>
                           <w:sz w:val="20"/>
                           <w:szCs w:val="20"/>
+                          <w:lang w:val="en-US"/>
                         </w:rPr>
                         <w:t xml:space="preserve">    }</w:t>
                       </w:r>
@@ -39250,6 +39112,7 @@
                           <w:rFonts w:ascii="Consolas" w:hAnsi="Consolas"/>
                           <w:sz w:val="20"/>
                           <w:szCs w:val="20"/>
+                          <w:lang w:val="en-US"/>
                         </w:rPr>
                       </w:pPr>
                       <w:r>
@@ -39257,6 +39120,7 @@
                           <w:rFonts w:ascii="Consolas" w:hAnsi="Consolas"/>
                           <w:sz w:val="20"/>
                           <w:szCs w:val="20"/>
+                          <w:lang w:val="en-US"/>
                         </w:rPr>
                         <w:t>}</w:t>
                       </w:r>
@@ -39267,6 +39131,7 @@
                           <w:rFonts w:ascii="Consolas" w:hAnsi="Consolas"/>
                           <w:sz w:val="20"/>
                           <w:szCs w:val="20"/>
+                          <w:lang w:val="en-US"/>
                         </w:rPr>
                       </w:pPr>
                     </w:p>
@@ -39670,10 +39535,7 @@
         </mc:AlternateContent>
       </w:r>
       <w:r>
-        <w:t xml:space="preserve">Рисунок 22 - </w:t>
-      </w:r>
-      <w:r>
-        <w:t>Хеширование паролей для повышения безопасности</w:t>
+        <w:t>Рисунок 22 - Хеширование паролей для повышения безопасности</w:t>
       </w:r>
     </w:p>
     <w:p>
@@ -39712,8 +39574,6 @@
       <w:pPr>
         <w:pStyle w:val="afa"/>
       </w:pPr>
-      <w:bookmarkStart w:id="8" w:name="_GoBack"/>
-      <w:bookmarkEnd w:id="8"/>
     </w:p>
     <w:p>
       <w:pPr>
@@ -39723,11 +39583,11 @@
           <w:numId w:val="3"/>
         </w:numPr>
       </w:pPr>
-      <w:bookmarkStart w:id="9" w:name="_Toc213398651"/>
+      <w:bookmarkStart w:id="8" w:name="_Toc213398651"/>
       <w:r>
         <w:t>Работа над продуктом согласно списку требований, сформулированных ранее</w:t>
       </w:r>
-      <w:bookmarkEnd w:id="9"/>
+      <w:bookmarkEnd w:id="8"/>
     </w:p>
     <w:p>
       <w:pPr>
@@ -39743,60 +39603,380 @@
           <w:lang w:eastAsia="ru-RU"/>
         </w:rPr>
       </w:pPr>
-      <w:r>
-        <w:rPr>
-          <w:rFonts w:ascii="Times New Roman" w:eastAsia="Times New Roman" w:hAnsi="Times New Roman" w:cs="Times New Roman"/>
-          <w:b/>
-          <w:bCs/>
-          <w:color w:val="000000" w:themeColor="text1"/>
-          <w:spacing w:val="5"/>
-          <w:kern w:val="36"/>
-          <w:sz w:val="24"/>
-          <w:szCs w:val="24"/>
-          <w:lang w:eastAsia="ru-RU"/>
-        </w:rPr>
-        <w:t xml:space="preserve">Образец результата: </w:t>
-      </w:r>
-      <w:r>
-        <w:rPr>
-          <w:rFonts w:ascii="Times New Roman" w:eastAsia="Times New Roman" w:hAnsi="Times New Roman" w:cs="Times New Roman"/>
-          <w:color w:val="000000" w:themeColor="text1"/>
-          <w:spacing w:val="5"/>
-          <w:kern w:val="36"/>
-          <w:sz w:val="24"/>
-          <w:szCs w:val="24"/>
-          <w:lang w:eastAsia="ru-RU"/>
-        </w:rPr>
-        <w:t>Описание того, как реализованы требования, сформулированные в 1 пункте.</w:t>
-      </w:r>
-      <w:r>
-        <w:rPr>
-          <w:rFonts w:ascii="Times New Roman" w:eastAsia="Times New Roman" w:hAnsi="Times New Roman" w:cs="Times New Roman"/>
-          <w:b/>
-          <w:bCs/>
-          <w:color w:val="000000" w:themeColor="text1"/>
-          <w:spacing w:val="5"/>
-          <w:kern w:val="36"/>
-          <w:sz w:val="24"/>
-          <w:szCs w:val="24"/>
+    </w:p>
+    <w:p>
+      <w:pPr>
+        <w:pStyle w:val="afa"/>
+        <w:rPr>
+          <w:lang w:eastAsia="ru-RU"/>
+        </w:rPr>
+      </w:pPr>
+      <w:r>
+        <w:rPr>
+          <w:lang w:eastAsia="ru-RU"/>
+        </w:rPr>
+        <w:t xml:space="preserve">На основе анализа аналогов («Едим дома», </w:t>
+      </w:r>
+      <w:proofErr w:type="spellStart"/>
+      <w:r>
+        <w:rPr>
+          <w:lang w:eastAsia="ru-RU"/>
+        </w:rPr>
+        <w:t>RussianFood</w:t>
+      </w:r>
+      <w:proofErr w:type="spellEnd"/>
+      <w:r>
+        <w:rPr>
+          <w:lang w:eastAsia="ru-RU"/>
+        </w:rPr>
+        <w:t>, Food.ru) был сформирован перечень требований к разрабатываемому веб-приложению «Кулинарная книга». В ходе выполнения работы все ключевые требования успешно реализованы, за исключением двух функций, которые на текущем уровне учебной практики не являются обязательными. Ниже представлено подробное описание того, как каждое требование воплощено в коде.</w:t>
+      </w:r>
+    </w:p>
+    <w:p>
+      <w:pPr>
+        <w:pStyle w:val="afa"/>
+        <w:rPr>
+          <w:lang w:eastAsia="ru-RU"/>
+        </w:rPr>
+      </w:pPr>
+      <w:r>
+        <w:rPr>
+          <w:lang w:eastAsia="ru-RU"/>
+        </w:rPr>
+        <w:t>На главной странице</w:t>
+      </w:r>
+      <w:r>
+        <w:rPr>
           <w:lang w:eastAsia="ru-RU"/>
         </w:rPr>
         <w:t xml:space="preserve"> </w:t>
       </w:r>
       <w:r>
         <w:rPr>
-          <w:rFonts w:ascii="Times New Roman" w:eastAsia="Times New Roman" w:hAnsi="Times New Roman" w:cs="Times New Roman"/>
-          <w:b/>
-          <w:bCs/>
-          <w:color w:val="000000" w:themeColor="text1"/>
-          <w:spacing w:val="5"/>
-          <w:kern w:val="36"/>
-          <w:sz w:val="24"/>
-          <w:szCs w:val="24"/>
-          <w:lang w:eastAsia="ru-RU"/>
-        </w:rPr>
-        <w:br w:type="page"/>
-      </w:r>
+          <w:lang w:eastAsia="ru-RU"/>
+        </w:rPr>
+        <w:t xml:space="preserve">при загрузке выполняется запрос после чего все рецепты отображаются в виде карточек. Каждая карточка содержит изображение блюда, время приготовления, название и краткое описание (обрезается до 190 символов с сохранением целостности слов). Карточки </w:t>
+      </w:r>
+      <w:r>
+        <w:rPr>
+          <w:lang w:eastAsia="ru-RU"/>
+        </w:rPr>
+        <w:lastRenderedPageBreak/>
+        <w:t>являются ссылками на детальную страницу рецепта. Реализация полностью покрывает требование наличия структурированной библиотеки.</w:t>
+      </w:r>
+    </w:p>
+    <w:p>
+      <w:pPr>
+        <w:pStyle w:val="afa"/>
+        <w:rPr>
+          <w:lang w:eastAsia="ru-RU"/>
+        </w:rPr>
+      </w:pPr>
+      <w:r>
+        <w:rPr>
+          <w:lang w:eastAsia="ru-RU"/>
+        </w:rPr>
+        <w:t xml:space="preserve">Страница </w:t>
+      </w:r>
+      <w:r>
+        <w:rPr>
+          <w:lang w:eastAsia="ru-RU"/>
+        </w:rPr>
+        <w:t xml:space="preserve">с рецептом </w:t>
+      </w:r>
+      <w:r>
+        <w:rPr>
+          <w:lang w:eastAsia="ru-RU"/>
+        </w:rPr>
+        <w:t>динамически загружает данные в зависимости от переданного идентификатора (?id=...). На ней отображаются: главное изображение, заголовок, развёрнутое описание, список ингредиентов (в формате «название – количество»), пошаговая инструкция с возможностью иллюстрации каждого шага. Также присутствует блок активности (избранное, рейтинг) и блок комментариев.</w:t>
+      </w:r>
+    </w:p>
+    <w:p>
+      <w:pPr>
+        <w:pStyle w:val="afa"/>
+        <w:rPr>
+          <w:lang w:eastAsia="ru-RU"/>
+        </w:rPr>
+      </w:pPr>
+      <w:r>
+        <w:rPr>
+          <w:lang w:eastAsia="ru-RU"/>
+        </w:rPr>
+        <w:t xml:space="preserve">В левой части главной страницы реализовано раскрывающееся меню «Категории», содержащее 11 предопределённых </w:t>
+      </w:r>
+      <w:r>
+        <w:rPr>
+          <w:lang w:eastAsia="ru-RU"/>
+        </w:rPr>
+        <w:t>категорий</w:t>
+      </w:r>
+      <w:r>
+        <w:rPr>
+          <w:lang w:eastAsia="ru-RU"/>
+        </w:rPr>
+        <w:t xml:space="preserve"> (Завтраки, Обеды, Ужины, Десерты, Закуски, Салаты, Гарниры, Выпечка, Напитки, Соусы и маринады, Доступные ЗОЖ). При выборе категории происходит фильтрация карточек: рецепт отображается, если выбранная категория присутствует в его массивах </w:t>
+      </w:r>
+      <w:proofErr w:type="spellStart"/>
+      <w:r>
+        <w:rPr>
+          <w:lang w:eastAsia="ru-RU"/>
+        </w:rPr>
+        <w:t>categories</w:t>
+      </w:r>
+      <w:proofErr w:type="spellEnd"/>
+      <w:r>
+        <w:rPr>
+          <w:lang w:eastAsia="ru-RU"/>
+        </w:rPr>
+        <w:t>. После фильтрации меню автоматически закрывается, а строка поиска очищается.</w:t>
+      </w:r>
+    </w:p>
+    <w:p>
+      <w:pPr>
+        <w:pStyle w:val="afa"/>
+        <w:rPr>
+          <w:lang w:eastAsia="ru-RU"/>
+        </w:rPr>
+      </w:pPr>
+      <w:r>
+        <w:rPr>
+          <w:lang w:eastAsia="ru-RU"/>
+        </w:rPr>
+        <w:t xml:space="preserve">Поисковая строка на главной странице использует метод </w:t>
+      </w:r>
+      <w:proofErr w:type="spellStart"/>
+      <w:proofErr w:type="gramStart"/>
+      <w:r>
+        <w:rPr>
+          <w:lang w:eastAsia="ru-RU"/>
+        </w:rPr>
+        <w:t>storage.searchRecipes</w:t>
+      </w:r>
+      <w:proofErr w:type="spellEnd"/>
+      <w:proofErr w:type="gramEnd"/>
+      <w:r>
+        <w:rPr>
+          <w:lang w:eastAsia="ru-RU"/>
+        </w:rPr>
+        <w:t>, который фильтрует рецепты по вхождению запроса как в название, так и в описание. Регистр символов не учитывается. При пустом запросе отображаются все рецепты. Результаты поиска динамически обновляют список карточек. Таким образом, поиск является «обширным» согласно требованию.</w:t>
+      </w:r>
+    </w:p>
+    <w:p>
+      <w:pPr>
+        <w:pStyle w:val="afa"/>
+        <w:rPr>
+          <w:lang w:eastAsia="ru-RU"/>
+        </w:rPr>
+      </w:pPr>
+      <w:r>
+        <w:rPr>
+          <w:lang w:eastAsia="ru-RU"/>
+        </w:rPr>
+        <w:t xml:space="preserve">Страница </w:t>
+      </w:r>
+      <w:r>
+        <w:rPr>
+          <w:lang w:eastAsia="ru-RU"/>
+        </w:rPr>
+        <w:t>с логином</w:t>
+      </w:r>
+      <w:r>
+        <w:rPr>
+          <w:lang w:eastAsia="ru-RU"/>
+        </w:rPr>
+        <w:t xml:space="preserve"> реализует объединённый механизм входа и регистрации. При вводе имени, </w:t>
+      </w:r>
+      <w:proofErr w:type="spellStart"/>
+      <w:r>
+        <w:rPr>
+          <w:lang w:eastAsia="ru-RU"/>
+        </w:rPr>
+        <w:t>email</w:t>
+      </w:r>
+      <w:proofErr w:type="spellEnd"/>
+      <w:r>
+        <w:rPr>
+          <w:lang w:eastAsia="ru-RU"/>
+        </w:rPr>
+        <w:t xml:space="preserve"> и пароля, если пользователь с таким </w:t>
+      </w:r>
+      <w:proofErr w:type="spellStart"/>
+      <w:r>
+        <w:rPr>
+          <w:lang w:eastAsia="ru-RU"/>
+        </w:rPr>
+        <w:t>email</w:t>
+      </w:r>
+      <w:proofErr w:type="spellEnd"/>
+      <w:r>
+        <w:rPr>
+          <w:lang w:eastAsia="ru-RU"/>
+        </w:rPr>
+        <w:t xml:space="preserve"> не найден, происходит валидация данных (имя не пустое, </w:t>
+      </w:r>
+      <w:proofErr w:type="spellStart"/>
+      <w:r>
+        <w:rPr>
+          <w:lang w:eastAsia="ru-RU"/>
+        </w:rPr>
+        <w:t>email</w:t>
+      </w:r>
+      <w:proofErr w:type="spellEnd"/>
+      <w:r>
+        <w:rPr>
+          <w:lang w:eastAsia="ru-RU"/>
+        </w:rPr>
+        <w:t xml:space="preserve"> оканчивается на @gmail.com или @mail.ru, пароль не менее 6 символов) и создаётся новый пользователь. Пароль </w:t>
+      </w:r>
+      <w:proofErr w:type="spellStart"/>
+      <w:r>
+        <w:rPr>
+          <w:lang w:eastAsia="ru-RU"/>
+        </w:rPr>
+        <w:t>хешируется</w:t>
+      </w:r>
+      <w:proofErr w:type="spellEnd"/>
+      <w:r>
+        <w:rPr>
+          <w:lang w:eastAsia="ru-RU"/>
+        </w:rPr>
+        <w:t xml:space="preserve"> перед сохранением в localStorage. После регистрации пользователь автоматически авторизуется и перенаправляется в профиль.</w:t>
+      </w:r>
+    </w:p>
+    <w:p>
+      <w:pPr>
+        <w:pStyle w:val="afa"/>
+        <w:rPr>
+          <w:lang w:eastAsia="ru-RU"/>
+        </w:rPr>
+      </w:pPr>
+      <w:r>
+        <w:rPr>
+          <w:lang w:eastAsia="ru-RU"/>
+        </w:rPr>
+        <w:t>На уровне учебной практики и в рамках минимально жизнеспособного продукта (MVP) публикация пользовательских рецептов не является обязательной, так как требует дополнительной модерации, загрузки изображений, валидации полей и сложной структуры хранения. Основной фокус был сделан на ядро функционала – просмотр, фильтрацию, поиск, взаимодействие с избранным и комментариями. В будущем эта возможность может быть добавлена как расширение.</w:t>
+      </w:r>
+    </w:p>
+    <w:p>
+      <w:pPr>
+        <w:pStyle w:val="afa"/>
+        <w:rPr>
+          <w:lang w:eastAsia="ru-RU"/>
+        </w:rPr>
+      </w:pPr>
+      <w:r>
+        <w:rPr>
+          <w:lang w:eastAsia="ru-RU"/>
+        </w:rPr>
+        <w:t>На странице детального просмотра рецепта реализован полноценный блок комментариев. Пользователь может ввести текст отзыва, выбрать оценку от 1 до 5 (звёзды) и отправить комментарий. Комментарии сохраняются в localStorage с привязкой к пользователю и рецепту, отображаются с аватаром, именем и датой. После добавления комментария автоматически пересчитывается средний рейтинг рецепта.</w:t>
+      </w:r>
+    </w:p>
+    <w:p>
+      <w:pPr>
+        <w:pStyle w:val="afa"/>
+        <w:rPr>
+          <w:lang w:eastAsia="ru-RU"/>
+        </w:rPr>
+      </w:pPr>
+      <w:r>
+        <w:rPr>
+          <w:lang w:eastAsia="ru-RU"/>
+        </w:rPr>
+        <w:t xml:space="preserve">На главной странице (для авторизованных пользователей) на каждой карточке отображается иконка </w:t>
+      </w:r>
+      <w:r>
+        <w:rPr>
+          <w:lang w:eastAsia="ru-RU"/>
+        </w:rPr>
+        <w:t>флажка</w:t>
+      </w:r>
+      <w:r>
+        <w:rPr>
+          <w:lang w:eastAsia="ru-RU"/>
+        </w:rPr>
+        <w:t xml:space="preserve">. При клике рецепт добавляется или удаляется из избранного. Состояние синхронизируется через пользовательское событие </w:t>
+      </w:r>
+      <w:proofErr w:type="spellStart"/>
+      <w:r>
+        <w:rPr>
+          <w:lang w:eastAsia="ru-RU"/>
+        </w:rPr>
+        <w:t>favoritesUpdated</w:t>
+      </w:r>
+      <w:proofErr w:type="spellEnd"/>
+      <w:r>
+        <w:rPr>
+          <w:lang w:eastAsia="ru-RU"/>
+        </w:rPr>
+        <w:t xml:space="preserve">, поэтому иконки обновляются </w:t>
+      </w:r>
+      <w:r>
+        <w:rPr>
+          <w:lang w:eastAsia="ru-RU"/>
+        </w:rPr>
+        <w:lastRenderedPageBreak/>
+        <w:t xml:space="preserve">на всех карточках одновременно. На отдельной странице </w:t>
+      </w:r>
+      <w:r>
+        <w:rPr>
+          <w:lang w:eastAsia="ru-RU"/>
+        </w:rPr>
+        <w:t xml:space="preserve">избранного </w:t>
+      </w:r>
+      <w:r>
+        <w:rPr>
+          <w:lang w:eastAsia="ru-RU"/>
+        </w:rPr>
+        <w:t>отображаются только избранные рецепты с возможностью удаления и поиска по ним.</w:t>
+      </w:r>
+    </w:p>
+    <w:p>
+      <w:pPr>
+        <w:pStyle w:val="afa"/>
+        <w:rPr>
+          <w:lang w:eastAsia="ru-RU"/>
+        </w:rPr>
+      </w:pPr>
+      <w:r>
+        <w:rPr>
+          <w:lang w:eastAsia="ru-RU"/>
+        </w:rPr>
+        <w:t>Раздел статей (кулинарные советы, история блюд, тематические подборки) не входил в основной объём работы, так как приложение «Кулинарная книга» позиционировалось в первую очередь как сервис</w:t>
+      </w:r>
+      <w:r>
+        <w:rPr>
+          <w:lang w:eastAsia="ru-RU"/>
+        </w:rPr>
+        <w:t xml:space="preserve"> для хранения рецептов</w:t>
+      </w:r>
+      <w:r>
+        <w:rPr>
+          <w:lang w:eastAsia="ru-RU"/>
+        </w:rPr>
+        <w:t>. Статьи требуют отдельной модели данных, редакторского интерфейса и системы управления контентом, что выходит за рамки учебной практики. При необходимости этот функционал может быть добавлен позже.</w:t>
+      </w:r>
+    </w:p>
+    <w:p>
+      <w:pPr>
+        <w:pStyle w:val="afa"/>
+        <w:rPr>
+          <w:lang w:eastAsia="ru-RU"/>
+        </w:rPr>
+      </w:pPr>
+      <w:r>
+        <w:rPr>
+          <w:lang w:eastAsia="ru-RU"/>
+        </w:rPr>
+        <w:t>Все ключевые требования, определяющие минимальную ценность продукта – библиотека рецептов, детальный просмотр, фильтрация по категориям, полнотекстовый поиск, регистрация, комментарии, избранное – успешно реализованы. Нереализованные функции (публикация своих рецептов и раздел статей) обоснованно исключены на данном этапе, так как не являются критическими для демонстрации основной идеи проекта и могут быть доработаны в будущем без изменения архитектуры.</w:t>
+      </w:r>
+    </w:p>
+    <w:p>
+      <w:pPr>
+        <w:pStyle w:val="afa"/>
+        <w:rPr>
+          <w:lang w:eastAsia="ru-RU"/>
+        </w:rPr>
+      </w:pPr>
     </w:p>
     <w:p>
       <w:pPr>
@@ -39806,16 +39986,477 @@
           <w:numId w:val="3"/>
         </w:numPr>
       </w:pPr>
-      <w:bookmarkStart w:id="10" w:name="_Toc213398652"/>
-      <w:r>
-        <w:lastRenderedPageBreak/>
+      <w:bookmarkStart w:id="9" w:name="_Toc213398652"/>
+      <w:r>
         <w:t>Работа над дизайном продукта</w:t>
       </w:r>
-      <w:bookmarkEnd w:id="10"/>
+      <w:bookmarkEnd w:id="9"/>
     </w:p>
     <w:p>
       <w:pPr>
-        <w:ind w:left="360"/>
+        <w:pStyle w:val="afa"/>
+      </w:pPr>
+    </w:p>
+    <w:p>
+      <w:pPr>
+        <w:pStyle w:val="afa"/>
+      </w:pPr>
+      <w:r>
+        <w:t>Дизайн веб-приложения «Кулинарная книга» построен на сочетании светлой, «аппетитной» эстетики и современных веб-технологий, создавая атмосферу уюта и чистоты, располагающую к длительному просмотру рецептов. Визуальная концепция основана на нейтральной тёплой палитре, современной типографике и продуманной карточной структуре, обеспечивающей как эмоциональный комфорт, так и функциональность.</w:t>
+      </w:r>
+    </w:p>
+    <w:p>
+      <w:pPr>
+        <w:pStyle w:val="afa"/>
+      </w:pPr>
+      <w:r>
+        <w:t>Доминирующий фон страниц</w:t>
+      </w:r>
+      <w:r>
+        <w:t xml:space="preserve"> </w:t>
+      </w:r>
+      <w:r>
+        <w:t xml:space="preserve">— мягкий светло-серый, напоминающий текстуру бумаги или светлого камня, что не отвлекает внимание от контента и создаёт ощущение воздушности. Основные блоки (шапка, карточки, футер, формы) выполнены белым цветом с лёгкими тенями, что обеспечивает чистоту интерфейса и чёткое зонирование. Акцентный цвет — тёплый оттенок </w:t>
+      </w:r>
+      <w:r>
+        <w:t>оранжевого</w:t>
+      </w:r>
+      <w:r>
+        <w:t>, используется для кнопок, выпадающего меню категорий, иконок звёзд и важных интерактивных элементов, ассоциируясь с домашним теплом. Темно-серые и чёрные оттенки текста обеспечивают высокий контраст и хорошую читаемость.</w:t>
+      </w:r>
+    </w:p>
+    <w:p>
+      <w:pPr>
+        <w:pStyle w:val="afa"/>
+      </w:pPr>
+      <w:r>
+        <w:t xml:space="preserve">В основе шрифтовой системы лежит гротеск </w:t>
+      </w:r>
+      <w:proofErr w:type="spellStart"/>
+      <w:r>
+        <w:t>Jost</w:t>
+      </w:r>
+      <w:proofErr w:type="spellEnd"/>
+      <w:r>
+        <w:t xml:space="preserve"> (подключён из </w:t>
+      </w:r>
+      <w:proofErr w:type="spellStart"/>
+      <w:r>
+        <w:t>Google</w:t>
+      </w:r>
+      <w:proofErr w:type="spellEnd"/>
+      <w:r>
+        <w:t xml:space="preserve"> </w:t>
+      </w:r>
+      <w:proofErr w:type="spellStart"/>
+      <w:r>
+        <w:t>Fonts</w:t>
+      </w:r>
+      <w:proofErr w:type="spellEnd"/>
+      <w:r>
+        <w:t>). Этот шрифт сочетает геометрическую чёткость с мягкими округлыми формами, что соответствует современным тенденциям веб-дизайна. Заголовки карточек рецептов названия категорий и навигации</w:t>
+      </w:r>
+      <w:r>
+        <w:t xml:space="preserve"> набраны полужирным начертанием</w:t>
+      </w:r>
+      <w:r>
+        <w:t xml:space="preserve">. Иерархия текста выстроена через насыщенность и размер: заголовки привлекают внимание, а описания остаются лёгкими для сканирования. </w:t>
+      </w:r>
+    </w:p>
+    <w:p>
+      <w:pPr>
+        <w:pStyle w:val="afa"/>
+      </w:pPr>
+      <w:r>
+        <w:t>Главная с</w:t>
+      </w:r>
+      <w:r>
+        <w:t xml:space="preserve">траница имеет трёхчастную структуру: фиксированный хедер, основное содержимое с </w:t>
+      </w:r>
+      <w:r>
+        <w:t>двух колоночным</w:t>
+      </w:r>
+      <w:r>
+        <w:t xml:space="preserve"> макетом и футер. Хедер закреплён сверху, имеет белый фон, </w:t>
+      </w:r>
+      <w:r>
+        <w:lastRenderedPageBreak/>
+        <w:t xml:space="preserve">скруглённые нижние углы и тень — он всегда доступен при прокрутке. В левой части хедера расположен логотип </w:t>
+      </w:r>
+      <w:r>
+        <w:t>в виде книги, в которой нарисованы столовые приборы</w:t>
+      </w:r>
+      <w:r>
+        <w:t>, затем поисковая строка с иконкой лупы, справа — навигационная ссылка «Рецепты» и кнопка «Войти» (или иконки избранного/профиля после авторизации).</w:t>
+      </w:r>
+    </w:p>
+    <w:p>
+      <w:pPr>
+        <w:pStyle w:val="afa"/>
+      </w:pPr>
+      <w:r>
+        <w:t xml:space="preserve">Слева находится </w:t>
+      </w:r>
+      <w:r>
+        <w:t xml:space="preserve">блок категорий с заголовком «Категории» и стрелкой, которая при нажатии раскрывает выпадающее меню с одиннадцатью категориями (оформлено акцентным цветом, белый текст с подчёркиванием). </w:t>
+      </w:r>
+      <w:r>
+        <w:t>Справа находятся</w:t>
+      </w:r>
+      <w:r>
+        <w:t xml:space="preserve"> карточки рецептов. Каждая карточка — белый блок с закруглёнными углами, внутренними отступами и тенью. Внутри карточки: изображение блюда, наложение полупрозрачного блока с временем приготовления, название рецепта, краткое описание. Для авторизованных пользователей в правом верхнем углу карточки появляется кнопка-</w:t>
+      </w:r>
+      <w:r>
+        <w:t>флажок</w:t>
+      </w:r>
+      <w:r>
+        <w:t xml:space="preserve"> для добавления в избранное. Карточки располагаются вертикально, одна под другой, с </w:t>
+      </w:r>
+      <w:r>
+        <w:t xml:space="preserve">небольшим </w:t>
+      </w:r>
+      <w:r>
+        <w:t>отступом.</w:t>
+      </w:r>
+    </w:p>
+    <w:p>
+      <w:pPr>
+        <w:pStyle w:val="afa"/>
+      </w:pPr>
+      <w:r>
+        <w:t>Футер содержит логотип, две колонки навигационных ссылок («Рецепты», «Профиль», «Любимое», «Мои рецепты») и копирайт. Футер отделён от контента верхней тенью</w:t>
+      </w:r>
+      <w:r>
+        <w:t xml:space="preserve"> </w:t>
+      </w:r>
+      <w:r>
+        <w:rPr>
+          <w:lang w:eastAsia="ru-RU"/>
+        </w:rPr>
+        <w:t>(дизайн главной страницы можно увидеть в Приложении 1)</w:t>
+      </w:r>
+      <w:r>
+        <w:t>.</w:t>
+      </w:r>
+    </w:p>
+    <w:p>
+      <w:pPr>
+        <w:pStyle w:val="afa"/>
+      </w:pPr>
+      <w:r>
+        <w:t>На странице с рецептом блок рецепта находится сверху, а снизу блок комментариев</w:t>
+      </w:r>
+      <w:r>
+        <w:t xml:space="preserve"> </w:t>
+      </w:r>
+      <w:r>
+        <w:rPr>
+          <w:lang w:eastAsia="ru-RU"/>
+        </w:rPr>
+        <w:t>(дизайн страницы рецептов можно увидеть в Приложении 2)</w:t>
+      </w:r>
+      <w:r>
+        <w:t>. Блок рецепта: белый фон, скруглённые углы, тень, внутренние отступы. Верхняя часть — главное изображение, под ним — иконка избранного и блок описания. Список ингредиентов оформлен в рамке с акцентной обводкой оранжевого цвета и представляет собой пары «название – количество» с разделительной линией. Шаги приготовления — последовательные блоки с заголовком, описанием и, при наличии, изображением шага.</w:t>
+      </w:r>
+    </w:p>
+    <w:p>
+      <w:pPr>
+        <w:pStyle w:val="afa"/>
+      </w:pPr>
+      <w:r>
+        <w:t xml:space="preserve">Блок </w:t>
+      </w:r>
+      <w:r>
+        <w:t xml:space="preserve">с </w:t>
+      </w:r>
+      <w:r>
+        <w:t>комментар</w:t>
+      </w:r>
+      <w:r>
+        <w:t>иями имеет такой вид:</w:t>
+      </w:r>
+      <w:r>
+        <w:t xml:space="preserve"> заголовок «Комментарии» с количеством, звёздный рейтинг, список комментариев (каждый комментарий содержит аватар</w:t>
+      </w:r>
+      <w:r>
+        <w:t xml:space="preserve"> (фотографию, которую себе установил пользователь)</w:t>
+      </w:r>
+      <w:r>
+        <w:t>, имя, текст, дату</w:t>
+      </w:r>
+      <w:r>
+        <w:t xml:space="preserve"> написания комментария</w:t>
+      </w:r>
+      <w:r>
+        <w:t>). Форма добавления отзыва включает пять серых звёзд (при клике становятся золотыми), текстовое поле и кнопку «Отправить» акцентного цвета.</w:t>
+      </w:r>
+    </w:p>
+    <w:p>
+      <w:pPr>
+        <w:pStyle w:val="afa"/>
+      </w:pPr>
+      <w:r>
+        <w:t>Страница с авторизацией выглядит как м</w:t>
+      </w:r>
+      <w:r>
+        <w:t xml:space="preserve">инималистичная форма на белом фоне с тенью. В левом верхнем углу — стрелка возврата на главную. Заголовок «Авторизация». Три поля ввода: имя, </w:t>
+      </w:r>
+      <w:proofErr w:type="spellStart"/>
+      <w:r>
+        <w:t>email</w:t>
+      </w:r>
+      <w:proofErr w:type="spellEnd"/>
+      <w:r>
+        <w:t>, пароль — с округлыми краями и серой обводкой. Под каждым полем — скрытое сообщение об ошибке</w:t>
+      </w:r>
+      <w:r>
+        <w:t xml:space="preserve"> красного цвета</w:t>
+      </w:r>
+      <w:r>
+        <w:t>. Кнопка «Войти» акцентного</w:t>
+      </w:r>
+      <w:r>
+        <w:t xml:space="preserve"> оранжевого</w:t>
+      </w:r>
+      <w:r>
+        <w:t xml:space="preserve"> цвета. Дизайн не содержит лишних элементов, фокусируя внимание на процессе входа/регистрации</w:t>
+      </w:r>
+      <w:r>
+        <w:t xml:space="preserve"> </w:t>
+      </w:r>
+      <w:r>
+        <w:rPr>
+          <w:lang w:eastAsia="ru-RU"/>
+        </w:rPr>
+        <w:t>(дизайн страницы для авторизации можно увидеть в Приложении 3)</w:t>
+      </w:r>
+      <w:r>
+        <w:t>.</w:t>
+      </w:r>
+    </w:p>
+    <w:p>
+      <w:pPr>
+        <w:pStyle w:val="afa"/>
+      </w:pPr>
+      <w:r>
+        <w:t>Страница профиля имеет такой вид: б</w:t>
+      </w:r>
+      <w:r>
+        <w:t>елый блок с тенью, центрированный</w:t>
+      </w:r>
+      <w:r>
+        <w:t xml:space="preserve"> </w:t>
+      </w:r>
+      <w:r>
+        <w:rPr>
+          <w:lang w:eastAsia="ru-RU"/>
+        </w:rPr>
+        <w:t>(дизайн страницы профиля можно увидеть в Приложении 4)</w:t>
+      </w:r>
+      <w:r>
+        <w:t xml:space="preserve">. </w:t>
+      </w:r>
+      <w:r>
+        <w:t>В в</w:t>
+      </w:r>
+      <w:r>
+        <w:t>ерхн</w:t>
+      </w:r>
+      <w:r>
+        <w:t>ей</w:t>
+      </w:r>
+      <w:r>
+        <w:t xml:space="preserve"> част</w:t>
+      </w:r>
+      <w:r>
+        <w:t>и</w:t>
+      </w:r>
+      <w:r>
+        <w:t xml:space="preserve"> — </w:t>
+      </w:r>
+      <w:proofErr w:type="spellStart"/>
+      <w:r>
+        <w:t>аватар</w:t>
+      </w:r>
+      <w:r>
+        <w:t>ка</w:t>
+      </w:r>
+      <w:proofErr w:type="spellEnd"/>
+      <w:r>
+        <w:t xml:space="preserve"> пользователя в форме круга</w:t>
+      </w:r>
+      <w:r>
+        <w:t>, кнопка «Изменить фото» (серая, мелкая)</w:t>
+      </w:r>
+      <w:r>
+        <w:t xml:space="preserve"> и и</w:t>
+      </w:r>
+      <w:r>
+        <w:t xml:space="preserve">мя пользователя. Блок редактирования данных: поля </w:t>
+      </w:r>
+      <w:proofErr w:type="spellStart"/>
+      <w:r>
+        <w:lastRenderedPageBreak/>
+        <w:t>email</w:t>
+      </w:r>
+      <w:proofErr w:type="spellEnd"/>
+      <w:r>
+        <w:t xml:space="preserve">, дата рождения, переключатели пола (М/Ж) и кнопка «Сохранить» (серая). </w:t>
+      </w:r>
+      <w:r>
+        <w:t xml:space="preserve">В самом </w:t>
+      </w:r>
+      <w:r>
+        <w:t>низу — кнопка «Выйти» акцентного цвета.</w:t>
+      </w:r>
+    </w:p>
+    <w:p>
+      <w:pPr>
+        <w:pStyle w:val="afa"/>
+      </w:pPr>
+      <w:r>
+        <w:t>Страница с избранным а</w:t>
+      </w:r>
+      <w:r>
+        <w:t>налогична главной странице, но отображаются только рецепты, добавленные в избранное</w:t>
+      </w:r>
+      <w:r>
+        <w:t xml:space="preserve"> </w:t>
+      </w:r>
+      <w:r>
+        <w:rPr>
+          <w:lang w:eastAsia="ru-RU"/>
+        </w:rPr>
+        <w:t xml:space="preserve">(дизайн страницы профиля можно увидеть в Приложении </w:t>
+      </w:r>
+      <w:r>
+        <w:rPr>
+          <w:lang w:eastAsia="ru-RU"/>
+        </w:rPr>
+        <w:t>5</w:t>
+      </w:r>
+      <w:r>
+        <w:rPr>
+          <w:lang w:eastAsia="ru-RU"/>
+        </w:rPr>
+        <w:t>)</w:t>
+      </w:r>
+      <w:r>
+        <w:t xml:space="preserve">. Карточки имеют активную иконку </w:t>
+      </w:r>
+      <w:r>
+        <w:t>флажка</w:t>
+      </w:r>
+      <w:r>
+        <w:t xml:space="preserve">, при нажатии на которую рецепт удаляется из списка. При пустом списке выводится сообщение с предложением добавить рецепты. </w:t>
+      </w:r>
+    </w:p>
+    <w:p>
+      <w:pPr>
+        <w:pStyle w:val="afa"/>
+      </w:pPr>
+      <w:r>
+        <w:t>Так же на сайте есть интерактивные детали такие как:</w:t>
+      </w:r>
+    </w:p>
+    <w:p>
+      <w:pPr>
+        <w:pStyle w:val="afa"/>
+        <w:numPr>
+          <w:ilvl w:val="0"/>
+          <w:numId w:val="10"/>
+        </w:numPr>
+        <w:ind w:left="0" w:firstLine="709"/>
+      </w:pPr>
+      <w:r>
+        <w:t>Стрелка меню категорий при клике плавно поворачивается на 180, а выпадающее меню появляется без анимации (</w:t>
+      </w:r>
+      <w:r>
+        <w:t xml:space="preserve">с помощью </w:t>
+      </w:r>
+      <w:r>
+        <w:t xml:space="preserve">переключение класса </w:t>
+      </w:r>
+      <w:proofErr w:type="spellStart"/>
+      <w:r>
+        <w:t>hidden</w:t>
+      </w:r>
+      <w:proofErr w:type="spellEnd"/>
+      <w:r>
+        <w:t>).</w:t>
+      </w:r>
+    </w:p>
+    <w:p>
+      <w:pPr>
+        <w:pStyle w:val="afa"/>
+        <w:numPr>
+          <w:ilvl w:val="0"/>
+          <w:numId w:val="10"/>
+        </w:numPr>
+        <w:ind w:left="0" w:firstLine="709"/>
+      </w:pPr>
+      <w:r>
+        <w:t>Кнопки избранного при наведении увеличиваются до 1.1 (</w:t>
+      </w:r>
+      <w:r>
+        <w:t xml:space="preserve">с помощью </w:t>
+      </w:r>
+      <w:proofErr w:type="spellStart"/>
+      <w:r>
+        <w:t>transform</w:t>
+      </w:r>
+      <w:proofErr w:type="spellEnd"/>
+      <w:r>
+        <w:t xml:space="preserve">: </w:t>
+      </w:r>
+      <w:proofErr w:type="spellStart"/>
+      <w:r>
+        <w:t>scale</w:t>
+      </w:r>
+      <w:proofErr w:type="spellEnd"/>
+      <w:r>
+        <w:t>).</w:t>
+      </w:r>
+    </w:p>
+    <w:p>
+      <w:pPr>
+        <w:pStyle w:val="afa"/>
+        <w:numPr>
+          <w:ilvl w:val="0"/>
+          <w:numId w:val="10"/>
+        </w:numPr>
+        <w:ind w:left="0" w:firstLine="709"/>
+      </w:pPr>
+      <w:r>
+        <w:t>Серые звёзды в форме отзыва при клике меняются на золотые (JavaScript меняет src).</w:t>
+      </w:r>
+    </w:p>
+    <w:p>
+      <w:pPr>
+        <w:pStyle w:val="afa"/>
+        <w:numPr>
+          <w:ilvl w:val="0"/>
+          <w:numId w:val="10"/>
+        </w:numPr>
+        <w:ind w:left="0" w:firstLine="709"/>
+      </w:pPr>
+      <w:r>
+        <w:t>Некоторые к</w:t>
+      </w:r>
+      <w:r>
+        <w:t>нопки и ссылки имеют эффект изменения цвета при наведении (например, серая кнопка «Сохранить» светлеет).</w:t>
+      </w:r>
+    </w:p>
+    <w:p>
+      <w:pPr>
+        <w:pStyle w:val="afa"/>
+      </w:pPr>
+      <w:r>
+        <w:t>Дизайн сайта «Кулинарная книга» представляет собой сбалансированное решение, где светлая цветовая гамма и карточная структура обеспечивают удобство просмотра рецептов, акцентные элементы направляют внимание на ключевые действия (поиск, фильтрация, избранное, комментирование), а единая стилистика формирует целостный образ современного кулинарного портала.</w:t>
+      </w:r>
+    </w:p>
+    <w:p>
+      <w:pPr>
         <w:rPr>
           <w:rFonts w:ascii="Times New Roman" w:eastAsia="Times New Roman" w:hAnsi="Times New Roman" w:cs="Times New Roman"/>
           <w:b/>
@@ -39828,392 +40469,6 @@
           <w:lang w:eastAsia="ru-RU"/>
         </w:rPr>
       </w:pPr>
-    </w:p>
-    <w:p>
-      <w:pPr>
-        <w:pStyle w:val="afa"/>
-        <w:rPr>
-          <w:lang w:eastAsia="ru-RU"/>
-        </w:rPr>
-      </w:pPr>
-      <w:r>
-        <w:rPr>
-          <w:lang w:eastAsia="ru-RU"/>
-        </w:rPr>
-        <w:t xml:space="preserve">Дизайн веб-приложения “Кулинарная книга” выполнен в единой стилистике, обеспечивающей визуальное единство всех страниц </w:t>
-      </w:r>
-      <w:r>
-        <w:rPr>
-          <w:lang w:eastAsia="ru-RU"/>
-        </w:rPr>
-        <w:t>(дизайн главной страницы можно увидеть в Приложении 1)</w:t>
-      </w:r>
-      <w:r>
-        <w:rPr>
-          <w:lang w:eastAsia="ru-RU"/>
-        </w:rPr>
-        <w:t xml:space="preserve">. Основной фон страниц </w:t>
-      </w:r>
-      <w:r>
-        <w:rPr>
-          <w:lang w:eastAsia="ru-RU"/>
-        </w:rPr>
-        <w:t>светло серого цвета для создания эффекта что карточки находятся ближе к пользователю, а такой цвет фона является вспомогательным. Он</w:t>
-      </w:r>
-      <w:r>
-        <w:rPr>
-          <w:lang w:eastAsia="ru-RU"/>
-        </w:rPr>
-        <w:t xml:space="preserve"> не отвлекает внимание от рецептов, а белые карточки и панели создают ощущение чистоты и порядка. В качестве акцентного цвета выбран теплый оттенок охры</w:t>
-      </w:r>
-      <w:r>
-        <w:rPr>
-          <w:lang w:eastAsia="ru-RU"/>
-        </w:rPr>
-        <w:t xml:space="preserve"> либо простыми словами желто оранжевый</w:t>
-      </w:r>
-      <w:r>
-        <w:rPr>
-          <w:lang w:eastAsia="ru-RU"/>
-        </w:rPr>
-        <w:t>, который используется для кнопки “Войти”, выпадающего меню категорий и других интерактивных элементов, ассоциируясь с выпечкой и домашним уютом.</w:t>
-      </w:r>
-    </w:p>
-    <w:p>
-      <w:pPr>
-        <w:pStyle w:val="afa"/>
-        <w:rPr>
-          <w:lang w:eastAsia="ru-RU"/>
-        </w:rPr>
-      </w:pPr>
-      <w:r>
-        <w:rPr>
-          <w:lang w:eastAsia="ru-RU"/>
-        </w:rPr>
-        <w:t xml:space="preserve">Для </w:t>
-      </w:r>
-      <w:r>
-        <w:rPr>
-          <w:lang w:eastAsia="ru-RU"/>
-        </w:rPr>
-        <w:t>текста</w:t>
-      </w:r>
-      <w:r>
-        <w:rPr>
-          <w:lang w:eastAsia="ru-RU"/>
-        </w:rPr>
-        <w:t xml:space="preserve"> выбран современный гротеск </w:t>
-      </w:r>
-      <w:proofErr w:type="spellStart"/>
-      <w:r>
-        <w:rPr>
-          <w:lang w:eastAsia="ru-RU"/>
-        </w:rPr>
-        <w:t>Jost</w:t>
-      </w:r>
-      <w:proofErr w:type="spellEnd"/>
-      <w:r>
-        <w:rPr>
-          <w:lang w:eastAsia="ru-RU"/>
-        </w:rPr>
-        <w:t xml:space="preserve"> из </w:t>
-      </w:r>
-      <w:proofErr w:type="spellStart"/>
-      <w:r>
-        <w:rPr>
-          <w:lang w:eastAsia="ru-RU"/>
-        </w:rPr>
-        <w:t>Google</w:t>
-      </w:r>
-      <w:proofErr w:type="spellEnd"/>
-      <w:r>
-        <w:rPr>
-          <w:lang w:eastAsia="ru-RU"/>
-        </w:rPr>
-        <w:t xml:space="preserve"> </w:t>
-      </w:r>
-      <w:proofErr w:type="spellStart"/>
-      <w:r>
-        <w:rPr>
-          <w:lang w:eastAsia="ru-RU"/>
-        </w:rPr>
-        <w:t>Fonts</w:t>
-      </w:r>
-      <w:proofErr w:type="spellEnd"/>
-      <w:r>
-        <w:rPr>
-          <w:lang w:eastAsia="ru-RU"/>
-        </w:rPr>
-        <w:t xml:space="preserve">, обеспечивающий хорошую читаемость на всех устройствах. Заголовки карточек рецептов набраны полужирным начертанием размером, что позволяет быстро идентифицировать блюдо, а описание рецептов выполнено </w:t>
-      </w:r>
-      <w:r>
-        <w:rPr>
-          <w:lang w:eastAsia="ru-RU"/>
-        </w:rPr>
-        <w:t xml:space="preserve">более мелким </w:t>
-      </w:r>
-      <w:r>
-        <w:rPr>
-          <w:lang w:eastAsia="ru-RU"/>
-        </w:rPr>
-        <w:t>шрифтом</w:t>
-      </w:r>
-      <w:r>
-        <w:rPr>
-          <w:lang w:eastAsia="ru-RU"/>
-        </w:rPr>
-        <w:t xml:space="preserve"> (пример можно увидеть на Рисунке 4)</w:t>
-      </w:r>
-      <w:r>
-        <w:rPr>
-          <w:lang w:eastAsia="ru-RU"/>
-        </w:rPr>
-        <w:t xml:space="preserve">. </w:t>
-      </w:r>
-    </w:p>
-    <w:p>
-      <w:pPr>
-        <w:pStyle w:val="afa"/>
-        <w:rPr>
-          <w:lang w:eastAsia="ru-RU"/>
-        </w:rPr>
-      </w:pPr>
-      <w:r>
-        <w:rPr>
-          <w:lang w:eastAsia="ru-RU"/>
-        </w:rPr>
-        <w:t>Все страницы имеют единую структуру: фиксированный хедер с логотипом, поиском, навигационной ссылкой “Рецепты” и кнопкой “Войти”, а также футер с навигационными ссылками и копирайтом. Хедер и футер оформлены белым цветом с тенями, что визуально отделяет их от основного контента</w:t>
-      </w:r>
-      <w:r>
-        <w:rPr>
-          <w:lang w:eastAsia="ru-RU"/>
-        </w:rPr>
-        <w:t xml:space="preserve"> (пример хедера можно увидеть на рисунке 2 а пример футера на рисунке 5)</w:t>
-      </w:r>
-      <w:r>
-        <w:rPr>
-          <w:lang w:eastAsia="ru-RU"/>
-        </w:rPr>
-        <w:t>.</w:t>
-      </w:r>
-    </w:p>
-    <w:p>
-      <w:pPr>
-        <w:pStyle w:val="afa"/>
-        <w:rPr>
-          <w:lang w:eastAsia="ru-RU"/>
-        </w:rPr>
-      </w:pPr>
-      <w:r>
-        <w:rPr>
-          <w:lang w:eastAsia="ru-RU"/>
-        </w:rPr>
-        <w:t xml:space="preserve">Главная страница отличается </w:t>
-      </w:r>
-      <w:proofErr w:type="spellStart"/>
-      <w:r>
-        <w:rPr>
-          <w:lang w:eastAsia="ru-RU"/>
-        </w:rPr>
-        <w:t>двухколоночной</w:t>
-      </w:r>
-      <w:proofErr w:type="spellEnd"/>
-      <w:r>
-        <w:rPr>
-          <w:lang w:eastAsia="ru-RU"/>
-        </w:rPr>
-        <w:t xml:space="preserve"> компоновкой. В левой колонке расположен блок категорий, выполненный в виде раскрывающегося меню: в свернутом состоянии это белая карточка с заголовком и стрелкой, при нажатии на которую раскрывается выпадающий список категорий в акцентном цвете. Правая колонка содержит карточки рецептов – белые блоки с закругленными углами, тенью, изображением блюда, временем приготовления, названием и кратким описанием.</w:t>
-      </w:r>
-    </w:p>
-    <w:p>
-      <w:pPr>
-        <w:pStyle w:val="afa"/>
-        <w:rPr>
-          <w:lang w:eastAsia="ru-RU"/>
-        </w:rPr>
-      </w:pPr>
-      <w:r>
-        <w:rPr>
-          <w:lang w:eastAsia="ru-RU"/>
-        </w:rPr>
-        <w:t xml:space="preserve">Страница детального просмотра рецепта </w:t>
-      </w:r>
-      <w:r>
-        <w:rPr>
-          <w:lang w:eastAsia="ru-RU"/>
-        </w:rPr>
-        <w:t>разделяется на два блока</w:t>
-      </w:r>
-      <w:r>
-        <w:rPr>
-          <w:lang w:eastAsia="ru-RU"/>
-        </w:rPr>
-        <w:t xml:space="preserve">, где </w:t>
-      </w:r>
-      <w:r>
-        <w:rPr>
-          <w:lang w:eastAsia="ru-RU"/>
-        </w:rPr>
-        <w:t>верхняя</w:t>
-      </w:r>
-      <w:r>
-        <w:rPr>
-          <w:lang w:eastAsia="ru-RU"/>
-        </w:rPr>
-        <w:t xml:space="preserve"> содержит основную информацию о блюде: главное изображение, блок активности (лайки, рейтинг), заголовок, описание, список ингредиентов, оформленный в виде пар “название – количество”, и пошаговые инструкции. </w:t>
-      </w:r>
-      <w:r>
-        <w:rPr>
-          <w:lang w:eastAsia="ru-RU"/>
-        </w:rPr>
-        <w:t>Нижний блок содержит</w:t>
-      </w:r>
-      <w:r>
-        <w:rPr>
-          <w:lang w:eastAsia="ru-RU"/>
-        </w:rPr>
-        <w:t xml:space="preserve"> блок комментариев с формой добавления отзыва.</w:t>
-      </w:r>
-    </w:p>
-    <w:p>
-      <w:pPr>
-        <w:pStyle w:val="afa"/>
-        <w:rPr>
-          <w:lang w:eastAsia="ru-RU"/>
-        </w:rPr>
-      </w:pPr>
-      <w:r>
-        <w:rPr>
-          <w:lang w:eastAsia="ru-RU"/>
-        </w:rPr>
-        <w:t>Страница авторизации представляет собой центрированную форму на фоне основного нейтрального фона. Форма содержит заголовок “Авторизация”, три поля ввода (имя, email, пароль) с округлыми краями и серой обводкой, кнопку входа в акцентном цвете, а также сообщения об ошибках валидации, отображаемые под соответствующими полями красным текстом.</w:t>
-      </w:r>
-    </w:p>
-    <w:p>
-      <w:pPr>
-        <w:ind w:left="360"/>
-        <w:rPr>
-          <w:rFonts w:ascii="Times New Roman" w:eastAsia="Times New Roman" w:hAnsi="Times New Roman" w:cs="Times New Roman"/>
-          <w:b/>
-          <w:bCs/>
-          <w:color w:val="000000" w:themeColor="text1"/>
-          <w:spacing w:val="5"/>
-          <w:kern w:val="36"/>
-          <w:sz w:val="24"/>
-          <w:szCs w:val="24"/>
-          <w:lang w:eastAsia="ru-RU"/>
-        </w:rPr>
-      </w:pPr>
-      <w:r>
-        <w:rPr>
-          <w:rFonts w:ascii="Times New Roman" w:eastAsia="Times New Roman" w:hAnsi="Times New Roman" w:cs="Times New Roman"/>
-          <w:b/>
-          <w:bCs/>
-          <w:color w:val="000000" w:themeColor="text1"/>
-          <w:spacing w:val="5"/>
-          <w:kern w:val="36"/>
-          <w:sz w:val="24"/>
-          <w:szCs w:val="24"/>
-          <w:lang w:eastAsia="ru-RU"/>
-        </w:rPr>
-        <w:t xml:space="preserve">Образец результата: </w:t>
-      </w:r>
-      <w:r>
-        <w:rPr>
-          <w:rFonts w:ascii="Times New Roman" w:eastAsia="Times New Roman" w:hAnsi="Times New Roman" w:cs="Times New Roman"/>
-          <w:color w:val="000000" w:themeColor="text1"/>
-          <w:spacing w:val="5"/>
-          <w:kern w:val="36"/>
-          <w:sz w:val="24"/>
-          <w:szCs w:val="24"/>
-          <w:lang w:eastAsia="ru-RU"/>
-        </w:rPr>
-        <w:t xml:space="preserve">Описание дизайна сайта, скриншоты </w:t>
-      </w:r>
-      <w:proofErr w:type="gramStart"/>
-      <w:r>
-        <w:rPr>
-          <w:rFonts w:ascii="Times New Roman" w:eastAsia="Times New Roman" w:hAnsi="Times New Roman" w:cs="Times New Roman"/>
-          <w:color w:val="000000" w:themeColor="text1"/>
-          <w:spacing w:val="5"/>
-          <w:kern w:val="36"/>
-          <w:sz w:val="24"/>
-          <w:szCs w:val="24"/>
-          <w:lang w:eastAsia="ru-RU"/>
-        </w:rPr>
-        <w:t>обязательны</w:t>
-      </w:r>
-      <w:proofErr w:type="gramEnd"/>
-      <w:r>
-        <w:rPr>
-          <w:rFonts w:ascii="Times New Roman" w:eastAsia="Times New Roman" w:hAnsi="Times New Roman" w:cs="Times New Roman"/>
-          <w:color w:val="000000" w:themeColor="text1"/>
-          <w:spacing w:val="5"/>
-          <w:kern w:val="36"/>
-          <w:sz w:val="24"/>
-          <w:szCs w:val="24"/>
-          <w:lang w:eastAsia="ru-RU"/>
-        </w:rPr>
-        <w:t xml:space="preserve"> как и код файла .</w:t>
-      </w:r>
-      <w:proofErr w:type="spellStart"/>
-      <w:r>
-        <w:rPr>
-          <w:rFonts w:ascii="Times New Roman" w:eastAsia="Times New Roman" w:hAnsi="Times New Roman" w:cs="Times New Roman"/>
-          <w:color w:val="000000" w:themeColor="text1"/>
-          <w:spacing w:val="5"/>
-          <w:kern w:val="36"/>
-          <w:sz w:val="24"/>
-          <w:szCs w:val="24"/>
-          <w:lang w:val="en-US" w:eastAsia="ru-RU"/>
-        </w:rPr>
-        <w:t>css</w:t>
-      </w:r>
-      <w:proofErr w:type="spellEnd"/>
-      <w:r>
-        <w:rPr>
-          <w:rFonts w:ascii="Times New Roman" w:eastAsia="Times New Roman" w:hAnsi="Times New Roman" w:cs="Times New Roman"/>
-          <w:b/>
-          <w:bCs/>
-          <w:color w:val="000000" w:themeColor="text1"/>
-          <w:spacing w:val="5"/>
-          <w:kern w:val="36"/>
-          <w:sz w:val="24"/>
-          <w:szCs w:val="24"/>
-          <w:lang w:eastAsia="ru-RU"/>
-        </w:rPr>
-        <w:t xml:space="preserve"> </w:t>
-      </w:r>
-    </w:p>
-    <w:p>
-      <w:pPr>
-        <w:rPr>
-          <w:rFonts w:ascii="Times New Roman" w:eastAsia="Times New Roman" w:hAnsi="Times New Roman" w:cs="Times New Roman"/>
-          <w:b/>
-          <w:bCs/>
-          <w:color w:val="000000" w:themeColor="text1"/>
-          <w:spacing w:val="5"/>
-          <w:kern w:val="36"/>
-          <w:sz w:val="24"/>
-          <w:szCs w:val="24"/>
-          <w:lang w:eastAsia="ru-RU"/>
-        </w:rPr>
-      </w:pPr>
-      <w:r>
-        <w:rPr>
-          <w:rFonts w:ascii="Times New Roman" w:eastAsia="Times New Roman" w:hAnsi="Times New Roman" w:cs="Times New Roman"/>
-          <w:b/>
-          <w:bCs/>
-          <w:color w:val="000000" w:themeColor="text1"/>
-          <w:spacing w:val="5"/>
-          <w:kern w:val="36"/>
-          <w:sz w:val="24"/>
-          <w:szCs w:val="24"/>
-          <w:lang w:eastAsia="ru-RU"/>
-        </w:rPr>
-        <w:lastRenderedPageBreak/>
-        <w:br w:type="page"/>
-      </w:r>
     </w:p>
     <w:p>
       <w:pPr>
@@ -40238,7 +40493,7 @@
           <w:lang w:eastAsia="ru-RU"/>
         </w:rPr>
       </w:pPr>
-      <w:bookmarkStart w:id="11" w:name="_Toc213398653"/>
+      <w:bookmarkStart w:id="10" w:name="_Toc213398653"/>
       <w:r>
         <w:rPr>
           <w:rFonts w:ascii="Times New Roman" w:eastAsia="Times New Roman" w:hAnsi="Times New Roman" w:cs="Times New Roman"/>
@@ -40251,129 +40506,475 @@
           <w:szCs w:val="24"/>
           <w:lang w:eastAsia="ru-RU"/>
         </w:rPr>
-        <w:lastRenderedPageBreak/>
         <w:t>Интеграция отобранных ранее API</w:t>
       </w:r>
-      <w:bookmarkEnd w:id="11"/>
+      <w:bookmarkEnd w:id="10"/>
     </w:p>
     <w:p>
       <w:pPr>
-        <w:ind w:left="360"/>
-        <w:rPr>
-          <w:rFonts w:ascii="Times New Roman" w:eastAsia="Times New Roman" w:hAnsi="Times New Roman" w:cs="Times New Roman"/>
-          <w:b/>
-          <w:bCs/>
-          <w:color w:val="000000" w:themeColor="text1"/>
-          <w:spacing w:val="5"/>
-          <w:kern w:val="36"/>
-          <w:sz w:val="24"/>
-          <w:szCs w:val="24"/>
+        <w:pStyle w:val="afa"/>
+        <w:rPr>
           <w:lang w:eastAsia="ru-RU"/>
         </w:rPr>
       </w:pPr>
-      <w:r>
-        <w:rPr>
-          <w:rFonts w:ascii="Times New Roman" w:eastAsia="Times New Roman" w:hAnsi="Times New Roman" w:cs="Times New Roman"/>
-          <w:b/>
-          <w:bCs/>
-          <w:color w:val="000000" w:themeColor="text1"/>
-          <w:spacing w:val="5"/>
-          <w:kern w:val="36"/>
-          <w:sz w:val="24"/>
-          <w:szCs w:val="24"/>
-          <w:lang w:eastAsia="ru-RU"/>
-        </w:rPr>
-        <w:t xml:space="preserve">Образец результата: </w:t>
-      </w:r>
-      <w:r>
-        <w:rPr>
-          <w:rFonts w:ascii="Times New Roman" w:eastAsia="Times New Roman" w:hAnsi="Times New Roman" w:cs="Times New Roman"/>
-          <w:color w:val="000000" w:themeColor="text1"/>
-          <w:spacing w:val="5"/>
-          <w:kern w:val="36"/>
-          <w:sz w:val="24"/>
-          <w:szCs w:val="24"/>
-          <w:lang w:eastAsia="ru-RU"/>
-        </w:rPr>
-        <w:t xml:space="preserve">Описание </w:t>
-      </w:r>
-      <w:r>
-        <w:rPr>
-          <w:rFonts w:ascii="Times New Roman" w:eastAsia="Times New Roman" w:hAnsi="Times New Roman" w:cs="Times New Roman"/>
-          <w:color w:val="000000" w:themeColor="text1"/>
-          <w:spacing w:val="5"/>
-          <w:kern w:val="36"/>
-          <w:sz w:val="24"/>
-          <w:szCs w:val="24"/>
-          <w:lang w:eastAsia="ru-RU"/>
-        </w:rPr>
-        <w:t xml:space="preserve">того каким образом были интегрированы </w:t>
-      </w:r>
-      <w:r>
-        <w:rPr>
-          <w:rFonts w:ascii="Times New Roman" w:eastAsia="Times New Roman" w:hAnsi="Times New Roman" w:cs="Times New Roman"/>
-          <w:color w:val="000000" w:themeColor="text1"/>
-          <w:spacing w:val="5"/>
-          <w:kern w:val="36"/>
-          <w:sz w:val="24"/>
-          <w:szCs w:val="24"/>
-          <w:lang w:val="en-US" w:eastAsia="ru-RU"/>
-        </w:rPr>
-        <w:t>API</w:t>
-      </w:r>
-      <w:r>
-        <w:rPr>
-          <w:rFonts w:ascii="Times New Roman" w:eastAsia="Times New Roman" w:hAnsi="Times New Roman" w:cs="Times New Roman"/>
-          <w:color w:val="000000" w:themeColor="text1"/>
-          <w:spacing w:val="5"/>
-          <w:kern w:val="36"/>
-          <w:sz w:val="24"/>
-          <w:szCs w:val="24"/>
-          <w:lang w:eastAsia="ru-RU"/>
-        </w:rPr>
-        <w:t xml:space="preserve"> </w:t>
-      </w:r>
-      <w:r>
-        <w:rPr>
-          <w:rFonts w:ascii="Times New Roman" w:eastAsia="Times New Roman" w:hAnsi="Times New Roman" w:cs="Times New Roman"/>
-          <w:color w:val="000000" w:themeColor="text1"/>
-          <w:spacing w:val="5"/>
-          <w:kern w:val="36"/>
-          <w:sz w:val="24"/>
-          <w:szCs w:val="24"/>
-          <w:lang w:eastAsia="ru-RU"/>
-        </w:rPr>
-        <w:t>отобранные ранее, если они не были интегрированы объяснение почему и каким образом был реализован функционал, предлагаемый ими.</w:t>
-      </w:r>
     </w:p>
     <w:p>
       <w:pPr>
-        <w:rPr>
-          <w:rFonts w:ascii="Times New Roman" w:eastAsia="Times New Roman" w:hAnsi="Times New Roman" w:cs="Times New Roman"/>
-          <w:b/>
-          <w:bCs/>
-          <w:color w:val="000000" w:themeColor="text1"/>
-          <w:spacing w:val="5"/>
-          <w:kern w:val="36"/>
-          <w:sz w:val="24"/>
-          <w:szCs w:val="24"/>
+        <w:pStyle w:val="afa"/>
+        <w:rPr>
           <w:lang w:eastAsia="ru-RU"/>
         </w:rPr>
       </w:pPr>
       <w:r>
         <w:rPr>
-          <w:rFonts w:ascii="Times New Roman" w:eastAsia="Times New Roman" w:hAnsi="Times New Roman" w:cs="Times New Roman"/>
-          <w:b/>
-          <w:bCs/>
-          <w:color w:val="000000" w:themeColor="text1"/>
-          <w:spacing w:val="5"/>
-          <w:kern w:val="36"/>
-          <w:sz w:val="24"/>
-          <w:szCs w:val="24"/>
-          <w:lang w:eastAsia="ru-RU"/>
-        </w:rPr>
-        <w:br w:type="page"/>
-      </w:r>
+          <w:lang w:eastAsia="ru-RU"/>
+        </w:rPr>
+        <w:t xml:space="preserve">В ходе проектирования веб-приложения «Кулинарная книга» был проведён анализ потенциально полезных внешних API: </w:t>
+      </w:r>
+      <w:proofErr w:type="spellStart"/>
+      <w:r>
+        <w:rPr>
+          <w:lang w:eastAsia="ru-RU"/>
+        </w:rPr>
+        <w:t>Spoonacular</w:t>
+      </w:r>
+      <w:proofErr w:type="spellEnd"/>
+      <w:r>
+        <w:rPr>
+          <w:lang w:eastAsia="ru-RU"/>
+        </w:rPr>
+        <w:t xml:space="preserve"> API для получения готовых рецептов, Dev.to API для подборки кулинарных статей, </w:t>
+      </w:r>
+      <w:proofErr w:type="spellStart"/>
+      <w:r>
+        <w:rPr>
+          <w:lang w:eastAsia="ru-RU"/>
+        </w:rPr>
+        <w:t>WordPress</w:t>
+      </w:r>
+      <w:proofErr w:type="spellEnd"/>
+      <w:r>
+        <w:rPr>
+          <w:lang w:eastAsia="ru-RU"/>
+        </w:rPr>
+        <w:t xml:space="preserve"> для управления блогом и Auth0 для аутентификации пользователей. Однако в рамках учебной практики и в соответствии с поставленными задачами ни один из перечисленных сервисов не был интегрирован в готовый продукт. Ниже приводится обоснование этого решения и описание того, каким образом функционал, предлагаемый этими API, был реализован собственными силами.</w:t>
+      </w:r>
+    </w:p>
+    <w:p>
+      <w:pPr>
+        <w:pStyle w:val="afa"/>
+        <w:rPr>
+          <w:lang w:eastAsia="ru-RU"/>
+        </w:rPr>
+      </w:pPr>
+      <w:r>
+        <w:rPr>
+          <w:lang w:eastAsia="ru-RU"/>
+        </w:rPr>
+        <w:t xml:space="preserve">Основной целью практики являлась демонстрация навыков проектирования, разработки и оптимизации веб-приложения с нуля, включая работу с клиент-серверным взаимодействием, базами данных (в роли localStorage), системой аутентификации и динамическим интерфейсом. Использование готовых API (особенно </w:t>
+      </w:r>
+      <w:proofErr w:type="spellStart"/>
+      <w:r>
+        <w:rPr>
+          <w:lang w:eastAsia="ru-RU"/>
+        </w:rPr>
+        <w:t>Spoonacular</w:t>
+      </w:r>
+      <w:proofErr w:type="spellEnd"/>
+      <w:r>
+        <w:rPr>
+          <w:lang w:eastAsia="ru-RU"/>
+        </w:rPr>
+        <w:t xml:space="preserve"> и Auth0) скрыло бы значительную часть этой логики, что противоречит учебным задачам.</w:t>
+      </w:r>
+    </w:p>
+    <w:p>
+      <w:pPr>
+        <w:pStyle w:val="afa"/>
+        <w:rPr>
+          <w:lang w:eastAsia="ru-RU"/>
+        </w:rPr>
+      </w:pPr>
+      <w:r>
+        <w:rPr>
+          <w:lang w:eastAsia="ru-RU"/>
+        </w:rPr>
+        <w:t>Все перечисленные API имеют жёсткие лимиты на количество запросов в день (</w:t>
+      </w:r>
+      <w:proofErr w:type="spellStart"/>
+      <w:r>
+        <w:rPr>
+          <w:lang w:eastAsia="ru-RU"/>
+        </w:rPr>
+        <w:t>Spoonacular</w:t>
+      </w:r>
+      <w:proofErr w:type="spellEnd"/>
+      <w:r>
+        <w:rPr>
+          <w:lang w:eastAsia="ru-RU"/>
+        </w:rPr>
+        <w:t xml:space="preserve"> – до 150 запросов/день, Dev.to – до 60 запросов/час, Auth0 – ограниченное число активных </w:t>
+      </w:r>
+      <w:r>
+        <w:rPr>
+          <w:lang w:eastAsia="ru-RU"/>
+        </w:rPr>
+        <w:lastRenderedPageBreak/>
+        <w:t xml:space="preserve">пользователей на бесплатном плане). При локальной разработке и тестировании такие лимиты быстро исчерпаются, что приведёт к нестабильной работе приложения. Кроме того, для работы с </w:t>
+      </w:r>
+      <w:proofErr w:type="spellStart"/>
+      <w:r>
+        <w:rPr>
+          <w:lang w:eastAsia="ru-RU"/>
+        </w:rPr>
+        <w:t>Spoonacular</w:t>
+      </w:r>
+      <w:proofErr w:type="spellEnd"/>
+      <w:r>
+        <w:rPr>
+          <w:lang w:eastAsia="ru-RU"/>
+        </w:rPr>
+        <w:t xml:space="preserve"> требуется API-ключ, который небезопасно хранить в клиентском коде – потребовался бы прокси-сервер, что усложнило бы архитектуру.</w:t>
+      </w:r>
+    </w:p>
+    <w:p>
+      <w:pPr>
+        <w:pStyle w:val="afa"/>
+        <w:rPr>
+          <w:lang w:eastAsia="ru-RU"/>
+        </w:rPr>
+      </w:pPr>
+      <w:r>
+        <w:rPr>
+          <w:lang w:eastAsia="ru-RU"/>
+        </w:rPr>
+        <w:t xml:space="preserve">Проект представляет собой статический сайт (HTML, CSS, JS), развёрнутый на бесплатном хостинге. Для безопасного вызова </w:t>
+      </w:r>
+      <w:proofErr w:type="spellStart"/>
+      <w:r>
+        <w:rPr>
+          <w:lang w:eastAsia="ru-RU"/>
+        </w:rPr>
+        <w:t>Spoonacular</w:t>
+      </w:r>
+      <w:proofErr w:type="spellEnd"/>
+      <w:r>
+        <w:rPr>
+          <w:lang w:eastAsia="ru-RU"/>
+        </w:rPr>
+        <w:t xml:space="preserve"> или Dev.to пришлось бы разворачивать собственный бэкенд (хотя бы на Node.js) для </w:t>
+      </w:r>
+      <w:proofErr w:type="spellStart"/>
+      <w:r>
+        <w:rPr>
+          <w:lang w:eastAsia="ru-RU"/>
+        </w:rPr>
+        <w:t>проксирования</w:t>
+      </w:r>
+      <w:proofErr w:type="spellEnd"/>
+      <w:r>
+        <w:rPr>
+          <w:lang w:eastAsia="ru-RU"/>
+        </w:rPr>
+        <w:t xml:space="preserve"> запросов и скрытия ключей. Это выходит за рамки учебной практики.</w:t>
+      </w:r>
+    </w:p>
+    <w:p>
+      <w:pPr>
+        <w:pStyle w:val="afa"/>
+        <w:rPr>
+          <w:lang w:eastAsia="ru-RU"/>
+        </w:rPr>
+      </w:pPr>
+      <w:r>
+        <w:rPr>
+          <w:lang w:eastAsia="ru-RU"/>
+        </w:rPr>
+        <w:t>На начальном этапе развития «Кулинарной книги» гораздо важнее отработать логику отображения, фильтрации, комментирования и избранного на локальных данных, чем зависеть от внешних сервисов. После подтверждения концепции и при реальном запуске проекта интеграция API станет оправданным шагом, но на стадии учебного прототипа она</w:t>
+      </w:r>
+      <w:r>
+        <w:rPr>
+          <w:lang w:eastAsia="ru-RU"/>
+        </w:rPr>
+        <w:t xml:space="preserve"> может быть</w:t>
+      </w:r>
+      <w:r>
+        <w:rPr>
+          <w:lang w:eastAsia="ru-RU"/>
+        </w:rPr>
+        <w:t xml:space="preserve"> избыточна.</w:t>
+      </w:r>
+    </w:p>
+    <w:p>
+      <w:pPr>
+        <w:pStyle w:val="afa"/>
+        <w:rPr>
+          <w:lang w:eastAsia="ru-RU"/>
+        </w:rPr>
+      </w:pPr>
+      <w:r>
+        <w:rPr>
+          <w:lang w:eastAsia="ru-RU"/>
+        </w:rPr>
+        <w:t>Несмотря на отказ от внешних сервисов, все ключевые функции, которые они должны были обеспечить, были разработаны самостоятельно:</w:t>
+      </w:r>
+      <w:r>
+        <w:rPr>
+          <w:lang w:eastAsia="ru-RU"/>
+        </w:rPr>
+        <w:t xml:space="preserve"> </w:t>
+      </w:r>
+      <w:r>
+        <w:rPr>
+          <w:lang w:eastAsia="ru-RU"/>
+        </w:rPr>
+        <w:t xml:space="preserve">Вместо обращения к удалённому API все рецепты хранятся локально в файле </w:t>
+      </w:r>
+      <w:proofErr w:type="spellStart"/>
+      <w:proofErr w:type="gramStart"/>
+      <w:r>
+        <w:rPr>
+          <w:lang w:eastAsia="ru-RU"/>
+        </w:rPr>
+        <w:t>recipe.json</w:t>
+      </w:r>
+      <w:proofErr w:type="spellEnd"/>
+      <w:proofErr w:type="gramEnd"/>
+      <w:r>
+        <w:rPr>
+          <w:lang w:eastAsia="ru-RU"/>
+        </w:rPr>
+        <w:t xml:space="preserve">, который загружается при старте приложения. Этот JSON-файл содержит полную структуру рецептов: уникальный идентификатор, название, описание, изображение, время приготовления, список ингредиентов (с точными пропорциями), пошаговые инструкции (с возможными иллюстрациями), а также массивы категорий и тегов. Фильтрация, поиск и отображение рецептов реализованы на клиентской стороне с помощью JavaScript (методы </w:t>
+      </w:r>
+      <w:proofErr w:type="spellStart"/>
+      <w:r>
+        <w:rPr>
+          <w:lang w:eastAsia="ru-RU"/>
+        </w:rPr>
+        <w:t>loadAndDisplayRecipes</w:t>
+      </w:r>
+      <w:proofErr w:type="spellEnd"/>
+      <w:r>
+        <w:rPr>
+          <w:lang w:eastAsia="ru-RU"/>
+        </w:rPr>
+        <w:t xml:space="preserve">, </w:t>
+      </w:r>
+      <w:proofErr w:type="spellStart"/>
+      <w:proofErr w:type="gramStart"/>
+      <w:r>
+        <w:rPr>
+          <w:lang w:eastAsia="ru-RU"/>
+        </w:rPr>
+        <w:t>storage.searchRecipes</w:t>
+      </w:r>
+      <w:proofErr w:type="spellEnd"/>
+      <w:proofErr w:type="gramEnd"/>
+      <w:r>
+        <w:rPr>
+          <w:lang w:eastAsia="ru-RU"/>
+        </w:rPr>
+        <w:t>). Такой подход полностью автономен, не требует интернета для тестирования и даёт полный контроль над данными.</w:t>
+      </w:r>
+    </w:p>
+    <w:p>
+      <w:pPr>
+        <w:pStyle w:val="afa"/>
+        <w:rPr>
+          <w:lang w:eastAsia="ru-RU"/>
+        </w:rPr>
+      </w:pPr>
+      <w:r>
+        <w:rPr>
+          <w:lang w:eastAsia="ru-RU"/>
+        </w:rPr>
+        <w:t xml:space="preserve">Функционал статей (кулинарные советы, история блюд, тематические подборки) не был реализован в текущей версии приложения, так как он не входил в основной список требований для учебного проекта. При необходимости его можно добавить позже, создав отдельную модель данных и страницу со списком статей, аналогичную рецептам. </w:t>
+      </w:r>
+      <w:proofErr w:type="spellStart"/>
+      <w:r>
+        <w:rPr>
+          <w:lang w:eastAsia="ru-RU"/>
+        </w:rPr>
+        <w:t>WordPress</w:t>
+      </w:r>
+      <w:proofErr w:type="spellEnd"/>
+      <w:r>
+        <w:rPr>
+          <w:lang w:eastAsia="ru-RU"/>
+        </w:rPr>
+        <w:t xml:space="preserve"> или Dev.to не интегрированы, потому что на данном этапе нет потребности в динамическом управлении контентом – все данные статичны и правятся разработчиком вручную.</w:t>
+      </w:r>
+    </w:p>
+    <w:p>
+      <w:pPr>
+        <w:pStyle w:val="afa"/>
+        <w:rPr>
+          <w:lang w:eastAsia="ru-RU"/>
+        </w:rPr>
+      </w:pPr>
+      <w:r>
+        <w:rPr>
+          <w:lang w:eastAsia="ru-RU"/>
+        </w:rPr>
+        <w:t xml:space="preserve">Система регистрации и входа полностью реализована собственными силами на localStorage. В файлах login.js и storage.js созданы функции для создания новых пользователей, хеширования паролей (через </w:t>
+      </w:r>
+      <w:proofErr w:type="spellStart"/>
+      <w:r>
+        <w:rPr>
+          <w:lang w:eastAsia="ru-RU"/>
+        </w:rPr>
+        <w:t>btoa</w:t>
+      </w:r>
+      <w:proofErr w:type="spellEnd"/>
+      <w:r>
+        <w:rPr>
+          <w:lang w:eastAsia="ru-RU"/>
+        </w:rPr>
+        <w:t xml:space="preserve"> + </w:t>
+      </w:r>
+      <w:proofErr w:type="spellStart"/>
+      <w:r>
+        <w:rPr>
+          <w:lang w:eastAsia="ru-RU"/>
+        </w:rPr>
+        <w:t>encodeURIComponent</w:t>
+      </w:r>
+      <w:proofErr w:type="spellEnd"/>
+      <w:r>
+        <w:rPr>
+          <w:lang w:eastAsia="ru-RU"/>
+        </w:rPr>
+        <w:t xml:space="preserve">), проверки учётных данных, сохранения текущего сеанса и выхода. Пользователи хранятся в localStorage в массиве </w:t>
+      </w:r>
+      <w:proofErr w:type="spellStart"/>
+      <w:r>
+        <w:rPr>
+          <w:lang w:eastAsia="ru-RU"/>
+        </w:rPr>
+        <w:t>users</w:t>
+      </w:r>
+      <w:proofErr w:type="spellEnd"/>
+      <w:r>
+        <w:rPr>
+          <w:lang w:eastAsia="ru-RU"/>
+        </w:rPr>
+        <w:t>. Социальная аутентификация (</w:t>
+      </w:r>
+      <w:proofErr w:type="spellStart"/>
+      <w:r>
+        <w:rPr>
+          <w:lang w:eastAsia="ru-RU"/>
+        </w:rPr>
+        <w:t>Google</w:t>
+      </w:r>
+      <w:proofErr w:type="spellEnd"/>
+      <w:r>
+        <w:rPr>
+          <w:lang w:eastAsia="ru-RU"/>
+        </w:rPr>
+        <w:t xml:space="preserve">, </w:t>
+      </w:r>
+      <w:proofErr w:type="spellStart"/>
+      <w:r>
+        <w:rPr>
+          <w:lang w:eastAsia="ru-RU"/>
+        </w:rPr>
+        <w:t>Facebook</w:t>
+      </w:r>
+      <w:proofErr w:type="spellEnd"/>
+      <w:r>
+        <w:rPr>
+          <w:lang w:eastAsia="ru-RU"/>
+        </w:rPr>
+        <w:t xml:space="preserve">) не требуется для учебного проекта, а многофакторная защита и защита от </w:t>
+      </w:r>
+      <w:proofErr w:type="spellStart"/>
+      <w:r>
+        <w:rPr>
+          <w:lang w:eastAsia="ru-RU"/>
+        </w:rPr>
+        <w:t>брутфорс</w:t>
+      </w:r>
+      <w:proofErr w:type="spellEnd"/>
+      <w:r>
+        <w:rPr>
+          <w:lang w:eastAsia="ru-RU"/>
+        </w:rPr>
+        <w:t>-атак избыточны для локального прототипа. При этом в коде предусмотрена миграция открытых паролей на хешированные, что повышает безопасность на доступном уровне.</w:t>
+      </w:r>
+    </w:p>
+    <w:p>
+      <w:pPr>
+        <w:pStyle w:val="afa"/>
+        <w:rPr>
+          <w:lang w:eastAsia="ru-RU"/>
+        </w:rPr>
+      </w:pPr>
+    </w:p>
+    <w:p>
+      <w:pPr>
+        <w:pStyle w:val="afa"/>
+        <w:rPr>
+          <w:lang w:eastAsia="ru-RU"/>
+        </w:rPr>
+      </w:pPr>
+      <w:r>
+        <w:rPr>
+          <w:lang w:eastAsia="ru-RU"/>
+        </w:rPr>
+        <w:lastRenderedPageBreak/>
+        <w:t xml:space="preserve">Интеграция внешних API </w:t>
+      </w:r>
+      <w:proofErr w:type="spellStart"/>
+      <w:r>
+        <w:rPr>
+          <w:lang w:eastAsia="ru-RU"/>
+        </w:rPr>
+        <w:t>Spoonacular</w:t>
+      </w:r>
+      <w:proofErr w:type="spellEnd"/>
+      <w:r>
+        <w:rPr>
+          <w:lang w:eastAsia="ru-RU"/>
+        </w:rPr>
+        <w:t xml:space="preserve">, Dev.to, </w:t>
+      </w:r>
+      <w:proofErr w:type="spellStart"/>
+      <w:r>
+        <w:rPr>
+          <w:lang w:eastAsia="ru-RU"/>
+        </w:rPr>
+        <w:t>WordPress</w:t>
+      </w:r>
+      <w:proofErr w:type="spellEnd"/>
+      <w:r>
+        <w:rPr>
+          <w:lang w:eastAsia="ru-RU"/>
+        </w:rPr>
+        <w:t xml:space="preserve"> и Auth0 не была выполнена по объективным причинам: учебный характер проекта, ограничения бесплатных тарифов, сложность безопасного вызова из статического </w:t>
+      </w:r>
+      <w:proofErr w:type="spellStart"/>
+      <w:r>
+        <w:rPr>
+          <w:lang w:eastAsia="ru-RU"/>
+        </w:rPr>
+        <w:t>фронтенда</w:t>
+      </w:r>
+      <w:proofErr w:type="spellEnd"/>
+      <w:r>
+        <w:rPr>
+          <w:lang w:eastAsia="ru-RU"/>
+        </w:rPr>
+        <w:t xml:space="preserve"> и избыточность для минимально жизнеспособного продукта. Весь необходимый функционал – библиотека рецептов, поиск, фильтрация, аутентификация, комментарии, избранное – реализован вручную с использованием локальных JSON-файлов, localStorage и клиентского JavaScript. Это позволило полностью контролировать логику приложения, избежать зависимостей от сторонних сервисов и сосредоточиться на демонстрации навыков веб-разработки. При последующем масштабировании проекта и переходе на реальный хостинг с серверной частью интеграция перечисленных API станет оправданным и необходимым шагом для обогащения контента и повышения безопасности.</w:t>
+      </w:r>
+    </w:p>
+    <w:p>
+      <w:pPr>
+        <w:pStyle w:val="afa"/>
+        <w:rPr>
+          <w:lang w:eastAsia="ru-RU"/>
+        </w:rPr>
+      </w:pPr>
     </w:p>
     <w:p>
       <w:pPr>
@@ -40398,7 +40999,7 @@
           <w:lang w:eastAsia="ru-RU"/>
         </w:rPr>
       </w:pPr>
-      <w:bookmarkStart w:id="12" w:name="_Toc213398654"/>
+      <w:bookmarkStart w:id="11" w:name="_Toc213398654"/>
       <w:r>
         <w:rPr>
           <w:rFonts w:ascii="Times New Roman" w:eastAsia="Times New Roman" w:hAnsi="Times New Roman" w:cs="Times New Roman"/>
@@ -40411,10 +41012,13 @@
           <w:szCs w:val="24"/>
           <w:lang w:eastAsia="ru-RU"/>
         </w:rPr>
-        <w:lastRenderedPageBreak/>
-        <w:t xml:space="preserve"> </w:t>
-      </w:r>
-      <w:r>
+        <w:t>Публикация разработанного продукта в интернете с использованием бесплатной хостинг-платформы, обеспечив доступ к нему по публичной ссылке.</w:t>
+      </w:r>
+      <w:bookmarkEnd w:id="11"/>
+    </w:p>
+    <w:p>
+      <w:pPr>
+        <w:ind w:left="360"/>
         <w:rPr>
           <w:rFonts w:ascii="Times New Roman" w:eastAsia="Times New Roman" w:hAnsi="Times New Roman" w:cs="Times New Roman"/>
           <w:b/>
@@ -40426,13 +41030,8 @@
           <w:szCs w:val="24"/>
           <w:lang w:eastAsia="ru-RU"/>
         </w:rPr>
-        <w:t>Публикация разработанного продукта в интернете с использованием бесплатной хостинг-платформы, обеспечив доступ к нему по публичной ссылке.</w:t>
-      </w:r>
-      <w:bookmarkEnd w:id="12"/>
-    </w:p>
-    <w:p>
-      <w:pPr>
-        <w:ind w:left="360"/>
+      </w:pPr>
+      <w:r>
         <w:rPr>
           <w:rFonts w:ascii="Times New Roman" w:eastAsia="Times New Roman" w:hAnsi="Times New Roman" w:cs="Times New Roman"/>
           <w:b/>
@@ -40444,8 +41043,23 @@
           <w:szCs w:val="24"/>
           <w:lang w:eastAsia="ru-RU"/>
         </w:rPr>
-      </w:pPr>
-      <w:r>
+        <w:t xml:space="preserve">Образец результата: </w:t>
+      </w:r>
+      <w:r>
+        <w:rPr>
+          <w:rFonts w:ascii="Times New Roman" w:eastAsia="Times New Roman" w:hAnsi="Times New Roman" w:cs="Times New Roman"/>
+          <w:color w:val="000000" w:themeColor="text1"/>
+          <w:spacing w:val="5"/>
+          <w:kern w:val="36"/>
+          <w:sz w:val="24"/>
+          <w:szCs w:val="24"/>
+          <w:lang w:eastAsia="ru-RU"/>
+        </w:rPr>
+        <w:t>Сравнение сервисов для бесплатного хостинга сайта, обоснование вашего выбора</w:t>
+      </w:r>
+    </w:p>
+    <w:p>
+      <w:pPr>
         <w:rPr>
           <w:rFonts w:ascii="Times New Roman" w:eastAsia="Times New Roman" w:hAnsi="Times New Roman" w:cs="Times New Roman"/>
           <w:b/>
@@ -40457,23 +41071,8 @@
           <w:szCs w:val="24"/>
           <w:lang w:eastAsia="ru-RU"/>
         </w:rPr>
-        <w:t xml:space="preserve">Образец результата: </w:t>
-      </w:r>
-      <w:r>
-        <w:rPr>
-          <w:rFonts w:ascii="Times New Roman" w:eastAsia="Times New Roman" w:hAnsi="Times New Roman" w:cs="Times New Roman"/>
-          <w:color w:val="000000" w:themeColor="text1"/>
-          <w:spacing w:val="5"/>
-          <w:kern w:val="36"/>
-          <w:sz w:val="24"/>
-          <w:szCs w:val="24"/>
-          <w:lang w:eastAsia="ru-RU"/>
-        </w:rPr>
-        <w:t>Сравнение сервисов для бесплатного хостинга сайта, обоснование вашего выбора</w:t>
-      </w:r>
-    </w:p>
-    <w:p>
-      <w:pPr>
+      </w:pPr>
+      <w:r>
         <w:rPr>
           <w:rFonts w:ascii="Times New Roman" w:eastAsia="Times New Roman" w:hAnsi="Times New Roman" w:cs="Times New Roman"/>
           <w:b/>
@@ -40485,21 +41084,10 @@
           <w:szCs w:val="24"/>
           <w:lang w:eastAsia="ru-RU"/>
         </w:rPr>
-      </w:pPr>
-      <w:r>
-        <w:rPr>
-          <w:rFonts w:ascii="Times New Roman" w:eastAsia="Times New Roman" w:hAnsi="Times New Roman" w:cs="Times New Roman"/>
-          <w:b/>
-          <w:bCs/>
-          <w:color w:val="000000" w:themeColor="text1"/>
-          <w:spacing w:val="5"/>
-          <w:kern w:val="36"/>
-          <w:sz w:val="24"/>
-          <w:szCs w:val="24"/>
-          <w:lang w:eastAsia="ru-RU"/>
-        </w:rPr>
         <w:br w:type="page"/>
       </w:r>
+      <w:bookmarkStart w:id="12" w:name="_GoBack"/>
+      <w:bookmarkEnd w:id="12"/>
     </w:p>
     <w:p>
       <w:pPr>
@@ -41161,25 +41749,298 @@
     <w:p>
       <w:pPr>
         <w:pStyle w:val="afa"/>
+        <w:jc w:val="center"/>
+        <w:rPr>
+          <w:lang w:val="en-US"/>
+        </w:rPr>
+      </w:pPr>
+      <w:r>
+        <w:rPr>
+          <w:lang w:val="en-US"/>
+        </w:rPr>
+        <w:drawing>
+          <wp:inline distT="0" distB="0" distL="0" distR="0" wp14:anchorId="3D76F065" wp14:editId="6C7B75B0">
+            <wp:extent cx="3024783" cy="8750596"/>
+            <wp:effectExtent l="0" t="0" r="4445" b="0"/>
+            <wp:docPr id="2" name="Рисунок 2"/>
+            <wp:cNvGraphicFramePr>
+              <a:graphicFrameLocks xmlns:a="http://schemas.openxmlformats.org/drawingml/2006/main" noChangeAspect="1"/>
+            </wp:cNvGraphicFramePr>
+            <a:graphic xmlns:a="http://schemas.openxmlformats.org/drawingml/2006/main">
+              <a:graphicData uri="http://schemas.openxmlformats.org/drawingml/2006/picture">
+                <pic:pic xmlns:pic="http://schemas.openxmlformats.org/drawingml/2006/picture">
+                  <pic:nvPicPr>
+                    <pic:cNvPr id="1" name=""/>
+                    <pic:cNvPicPr/>
+                  </pic:nvPicPr>
+                  <pic:blipFill>
+                    <a:blip r:embed="rId14"/>
+                    <a:stretch>
+                      <a:fillRect/>
+                    </a:stretch>
+                  </pic:blipFill>
+                  <pic:spPr>
+                    <a:xfrm>
+                      <a:off x="0" y="0"/>
+                      <a:ext cx="3034553" cy="8778860"/>
+                    </a:xfrm>
+                    <a:prstGeom prst="rect">
+                      <a:avLst/>
+                    </a:prstGeom>
+                  </pic:spPr>
+                </pic:pic>
+              </a:graphicData>
+            </a:graphic>
+          </wp:inline>
+        </w:drawing>
+      </w:r>
+    </w:p>
+    <w:p>
+      <w:pPr>
+        <w:pStyle w:val="1"/>
+        <w:numPr>
+          <w:ilvl w:val="0"/>
+          <w:numId w:val="0"/>
+        </w:numPr>
+        <w:ind w:firstLine="709"/>
+      </w:pPr>
+      <w:r>
+        <w:lastRenderedPageBreak/>
+        <w:t>ПРИЛОЖЕНИЕ 3</w:t>
+      </w:r>
+    </w:p>
+    <w:p>
+      <w:pPr>
+        <w:pStyle w:val="afa"/>
+        <w:jc w:val="center"/>
+        <w:rPr>
+          <w:lang w:val="en-US"/>
+        </w:rPr>
       </w:pPr>
     </w:p>
     <w:p>
       <w:pPr>
         <w:pStyle w:val="afa"/>
+        <w:jc w:val="center"/>
+        <w:rPr>
+          <w:lang w:val="en-US"/>
+        </w:rPr>
+      </w:pPr>
+      <w:r>
+        <w:rPr>
+          <w:lang w:val="en-US"/>
+        </w:rPr>
+        <w:drawing>
+          <wp:inline distT="0" distB="0" distL="0" distR="0" wp14:anchorId="1A318D9B" wp14:editId="0D7DAE61">
+            <wp:extent cx="6091984" cy="3550722"/>
+            <wp:effectExtent l="0" t="0" r="4445" b="0"/>
+            <wp:docPr id="5" name="Рисунок 5"/>
+            <wp:cNvGraphicFramePr>
+              <a:graphicFrameLocks xmlns:a="http://schemas.openxmlformats.org/drawingml/2006/main" noChangeAspect="1"/>
+            </wp:cNvGraphicFramePr>
+            <a:graphic xmlns:a="http://schemas.openxmlformats.org/drawingml/2006/main">
+              <a:graphicData uri="http://schemas.openxmlformats.org/drawingml/2006/picture">
+                <pic:pic xmlns:pic="http://schemas.openxmlformats.org/drawingml/2006/picture">
+                  <pic:nvPicPr>
+                    <pic:cNvPr id="1" name=""/>
+                    <pic:cNvPicPr/>
+                  </pic:nvPicPr>
+                  <pic:blipFill>
+                    <a:blip r:embed="rId15"/>
+                    <a:stretch>
+                      <a:fillRect/>
+                    </a:stretch>
+                  </pic:blipFill>
+                  <pic:spPr>
+                    <a:xfrm>
+                      <a:off x="0" y="0"/>
+                      <a:ext cx="6124655" cy="3569764"/>
+                    </a:xfrm>
+                    <a:prstGeom prst="rect">
+                      <a:avLst/>
+                    </a:prstGeom>
+                  </pic:spPr>
+                </pic:pic>
+              </a:graphicData>
+            </a:graphic>
+          </wp:inline>
+        </w:drawing>
+      </w:r>
+    </w:p>
+    <w:p>
+      <w:pPr>
+        <w:rPr>
+          <w:rFonts w:ascii="Times New Roman" w:hAnsi="Times New Roman"/>
+          <w:sz w:val="24"/>
+          <w:lang w:val="en-US"/>
+        </w:rPr>
+      </w:pPr>
+      <w:r>
+        <w:rPr>
+          <w:lang w:val="en-US"/>
+        </w:rPr>
+        <w:br w:type="page"/>
+      </w:r>
+    </w:p>
+    <w:p>
+      <w:pPr>
+        <w:pStyle w:val="1"/>
+        <w:numPr>
+          <w:ilvl w:val="0"/>
+          <w:numId w:val="0"/>
+        </w:numPr>
+        <w:ind w:firstLine="709"/>
+      </w:pPr>
+      <w:r>
+        <w:lastRenderedPageBreak/>
+        <w:t>ПРИЛОЖЕНИЕ 4</w:t>
+      </w:r>
+    </w:p>
+    <w:p>
+      <w:pPr>
+        <w:pStyle w:val="afa"/>
+        <w:jc w:val="center"/>
+        <w:rPr>
+          <w:lang w:val="en-US"/>
+        </w:rPr>
       </w:pPr>
     </w:p>
     <w:p>
       <w:pPr>
-        <w:rPr>
-          <w:rFonts w:ascii="Times New Roman" w:hAnsi="Times New Roman" w:cs="Times New Roman"/>
-          <w:color w:val="000000" w:themeColor="text1"/>
-          <w:sz w:val="24"/>
-          <w:szCs w:val="24"/>
-        </w:rPr>
+        <w:pStyle w:val="afa"/>
+        <w:jc w:val="center"/>
+        <w:rPr>
+          <w:lang w:val="en-US"/>
+        </w:rPr>
+      </w:pPr>
+      <w:r>
+        <w:rPr>
+          <w:lang w:val="en-US"/>
+        </w:rPr>
+        <w:drawing>
+          <wp:inline distT="0" distB="0" distL="0" distR="0" wp14:anchorId="17FD44FC" wp14:editId="78549232">
+            <wp:extent cx="5998647" cy="5688281"/>
+            <wp:effectExtent l="0" t="0" r="2540" b="8255"/>
+            <wp:docPr id="27" name="Рисунок 27"/>
+            <wp:cNvGraphicFramePr>
+              <a:graphicFrameLocks xmlns:a="http://schemas.openxmlformats.org/drawingml/2006/main" noChangeAspect="1"/>
+            </wp:cNvGraphicFramePr>
+            <a:graphic xmlns:a="http://schemas.openxmlformats.org/drawingml/2006/main">
+              <a:graphicData uri="http://schemas.openxmlformats.org/drawingml/2006/picture">
+                <pic:pic xmlns:pic="http://schemas.openxmlformats.org/drawingml/2006/picture">
+                  <pic:nvPicPr>
+                    <pic:cNvPr id="1" name=""/>
+                    <pic:cNvPicPr/>
+                  </pic:nvPicPr>
+                  <pic:blipFill>
+                    <a:blip r:embed="rId16"/>
+                    <a:stretch>
+                      <a:fillRect/>
+                    </a:stretch>
+                  </pic:blipFill>
+                  <pic:spPr>
+                    <a:xfrm>
+                      <a:off x="0" y="0"/>
+                      <a:ext cx="6008344" cy="5697476"/>
+                    </a:xfrm>
+                    <a:prstGeom prst="rect">
+                      <a:avLst/>
+                    </a:prstGeom>
+                  </pic:spPr>
+                </pic:pic>
+              </a:graphicData>
+            </a:graphic>
+          </wp:inline>
+        </w:drawing>
+      </w:r>
+    </w:p>
+    <w:p>
+      <w:pPr>
+        <w:rPr>
+          <w:rFonts w:ascii="Times New Roman" w:hAnsi="Times New Roman"/>
+          <w:sz w:val="24"/>
+          <w:lang w:val="en-US"/>
+        </w:rPr>
+      </w:pPr>
+      <w:r>
+        <w:rPr>
+          <w:lang w:val="en-US"/>
+        </w:rPr>
+        <w:br w:type="page"/>
+      </w:r>
+    </w:p>
+    <w:p>
+      <w:pPr>
+        <w:pStyle w:val="1"/>
+        <w:numPr>
+          <w:ilvl w:val="0"/>
+          <w:numId w:val="0"/>
+        </w:numPr>
+        <w:ind w:left="1429"/>
+      </w:pPr>
+      <w:r>
+        <w:lastRenderedPageBreak/>
+        <w:t>ПРИЛОЖЕНИЕ 5</w:t>
+      </w:r>
+    </w:p>
+    <w:p>
+      <w:pPr>
+        <w:pStyle w:val="1"/>
+        <w:numPr>
+          <w:ilvl w:val="0"/>
+          <w:numId w:val="0"/>
+        </w:numPr>
+        <w:ind w:left="1429"/>
       </w:pPr>
     </w:p>
+    <w:p>
+      <w:pPr>
+        <w:pStyle w:val="afa"/>
+        <w:jc w:val="center"/>
+      </w:pPr>
+      <w:r>
+        <w:rPr>
+          <w:lang w:val="en-US"/>
+        </w:rPr>
+        <w:drawing>
+          <wp:inline distT="0" distB="0" distL="0" distR="0" wp14:anchorId="0E4179E7" wp14:editId="2080D18D">
+            <wp:extent cx="5580993" cy="8037980"/>
+            <wp:effectExtent l="0" t="0" r="1270" b="1270"/>
+            <wp:docPr id="28" name="Рисунок 28"/>
+            <wp:cNvGraphicFramePr>
+              <a:graphicFrameLocks xmlns:a="http://schemas.openxmlformats.org/drawingml/2006/main" noChangeAspect="1"/>
+            </wp:cNvGraphicFramePr>
+            <a:graphic xmlns:a="http://schemas.openxmlformats.org/drawingml/2006/main">
+              <a:graphicData uri="http://schemas.openxmlformats.org/drawingml/2006/picture">
+                <pic:pic xmlns:pic="http://schemas.openxmlformats.org/drawingml/2006/picture">
+                  <pic:nvPicPr>
+                    <pic:cNvPr id="1" name=""/>
+                    <pic:cNvPicPr/>
+                  </pic:nvPicPr>
+                  <pic:blipFill>
+                    <a:blip r:embed="rId17"/>
+                    <a:stretch>
+                      <a:fillRect/>
+                    </a:stretch>
+                  </pic:blipFill>
+                  <pic:spPr>
+                    <a:xfrm>
+                      <a:off x="0" y="0"/>
+                      <a:ext cx="5593281" cy="8055678"/>
+                    </a:xfrm>
+                    <a:prstGeom prst="rect">
+                      <a:avLst/>
+                    </a:prstGeom>
+                  </pic:spPr>
+                </pic:pic>
+              </a:graphicData>
+            </a:graphic>
+          </wp:inline>
+        </w:drawing>
+      </w:r>
+    </w:p>
     <w:sectPr>
-      <w:footerReference w:type="default" r:id="rId14"/>
+      <w:footerReference w:type="default" r:id="rId18"/>
       <w:pgSz w:w="11906" w:h="16838" w:code="9"/>
       <w:pgMar w:top="1134" w:right="567" w:bottom="1134" w:left="1134" w:header="709" w:footer="709" w:gutter="0"/>
       <w:pgNumType w:start="2"/>
@@ -41589,6 +42450,92 @@
     </w:lvl>
   </w:abstractNum>
   <w:abstractNum w:abstractNumId="3" w15:restartNumberingAfterBreak="0">
+    <w:nsid w:val="3CDB4DB9"/>
+    <w:multiLevelType w:val="hybridMultilevel"/>
+    <w:tmpl w:val="EA1CD8F0"/>
+    <w:lvl w:ilvl="0" w:tplc="0419000F">
+      <w:start w:val="1"/>
+      <w:numFmt w:val="decimal"/>
+      <w:lvlText w:val="%1."/>
+      <w:lvlJc w:val="left"/>
+      <w:pPr>
+        <w:ind w:left="1429" w:hanging="360"/>
+      </w:pPr>
+    </w:lvl>
+    <w:lvl w:ilvl="1" w:tplc="04190019" w:tentative="1">
+      <w:start w:val="1"/>
+      <w:numFmt w:val="lowerLetter"/>
+      <w:lvlText w:val="%2."/>
+      <w:lvlJc w:val="left"/>
+      <w:pPr>
+        <w:ind w:left="2149" w:hanging="360"/>
+      </w:pPr>
+    </w:lvl>
+    <w:lvl w:ilvl="2" w:tplc="0419001B" w:tentative="1">
+      <w:start w:val="1"/>
+      <w:numFmt w:val="lowerRoman"/>
+      <w:lvlText w:val="%3."/>
+      <w:lvlJc w:val="right"/>
+      <w:pPr>
+        <w:ind w:left="2869" w:hanging="180"/>
+      </w:pPr>
+    </w:lvl>
+    <w:lvl w:ilvl="3" w:tplc="0419000F" w:tentative="1">
+      <w:start w:val="1"/>
+      <w:numFmt w:val="decimal"/>
+      <w:lvlText w:val="%4."/>
+      <w:lvlJc w:val="left"/>
+      <w:pPr>
+        <w:ind w:left="3589" w:hanging="360"/>
+      </w:pPr>
+    </w:lvl>
+    <w:lvl w:ilvl="4" w:tplc="04190019" w:tentative="1">
+      <w:start w:val="1"/>
+      <w:numFmt w:val="lowerLetter"/>
+      <w:lvlText w:val="%5."/>
+      <w:lvlJc w:val="left"/>
+      <w:pPr>
+        <w:ind w:left="4309" w:hanging="360"/>
+      </w:pPr>
+    </w:lvl>
+    <w:lvl w:ilvl="5" w:tplc="0419001B" w:tentative="1">
+      <w:start w:val="1"/>
+      <w:numFmt w:val="lowerRoman"/>
+      <w:lvlText w:val="%6."/>
+      <w:lvlJc w:val="right"/>
+      <w:pPr>
+        <w:ind w:left="5029" w:hanging="180"/>
+      </w:pPr>
+    </w:lvl>
+    <w:lvl w:ilvl="6" w:tplc="0419000F" w:tentative="1">
+      <w:start w:val="1"/>
+      <w:numFmt w:val="decimal"/>
+      <w:lvlText w:val="%7."/>
+      <w:lvlJc w:val="left"/>
+      <w:pPr>
+        <w:ind w:left="5749" w:hanging="360"/>
+      </w:pPr>
+    </w:lvl>
+    <w:lvl w:ilvl="7" w:tplc="04190019" w:tentative="1">
+      <w:start w:val="1"/>
+      <w:numFmt w:val="lowerLetter"/>
+      <w:lvlText w:val="%8."/>
+      <w:lvlJc w:val="left"/>
+      <w:pPr>
+        <w:ind w:left="6469" w:hanging="360"/>
+      </w:pPr>
+    </w:lvl>
+    <w:lvl w:ilvl="8" w:tplc="0419001B" w:tentative="1">
+      <w:start w:val="1"/>
+      <w:numFmt w:val="lowerRoman"/>
+      <w:lvlText w:val="%9."/>
+      <w:lvlJc w:val="right"/>
+      <w:pPr>
+        <w:ind w:left="7189" w:hanging="180"/>
+      </w:pPr>
+    </w:lvl>
+  </w:abstractNum>
+  <w:abstractNum w:abstractNumId="4" w15:restartNumberingAfterBreak="0">
     <w:nsid w:val="465025B1"/>
     <w:multiLevelType w:val="hybridMultilevel"/>
     <w:tmpl w:val="64C69408"/>
@@ -41674,7 +42621,7 @@
       </w:pPr>
     </w:lvl>
   </w:abstractNum>
-  <w:abstractNum w:abstractNumId="4" w15:restartNumberingAfterBreak="0">
+  <w:abstractNum w:abstractNumId="5" w15:restartNumberingAfterBreak="0">
     <w:nsid w:val="4BB52931"/>
     <w:multiLevelType w:val="hybridMultilevel"/>
     <w:tmpl w:val="EF869074"/>
@@ -41763,7 +42710,7 @@
       </w:pPr>
     </w:lvl>
   </w:abstractNum>
-  <w:abstractNum w:abstractNumId="5" w15:restartNumberingAfterBreak="0">
+  <w:abstractNum w:abstractNumId="6" w15:restartNumberingAfterBreak="0">
     <w:nsid w:val="53EE105B"/>
     <w:multiLevelType w:val="hybridMultilevel"/>
     <w:tmpl w:val="02AE1D9C"/>
@@ -41852,7 +42799,7 @@
       </w:pPr>
     </w:lvl>
   </w:abstractNum>
-  <w:abstractNum w:abstractNumId="6" w15:restartNumberingAfterBreak="0">
+  <w:abstractNum w:abstractNumId="7" w15:restartNumberingAfterBreak="0">
     <w:nsid w:val="5FC97F69"/>
     <w:multiLevelType w:val="hybridMultilevel"/>
     <w:tmpl w:val="4DC4ACE6"/>
@@ -41965,7 +42912,7 @@
       </w:rPr>
     </w:lvl>
   </w:abstractNum>
-  <w:abstractNum w:abstractNumId="7" w15:restartNumberingAfterBreak="0">
+  <w:abstractNum w:abstractNumId="8" w15:restartNumberingAfterBreak="0">
     <w:nsid w:val="61E71809"/>
     <w:multiLevelType w:val="hybridMultilevel"/>
     <w:tmpl w:val="A9049B1E"/>
@@ -42078,7 +43025,7 @@
       </w:rPr>
     </w:lvl>
   </w:abstractNum>
-  <w:abstractNum w:abstractNumId="8" w15:restartNumberingAfterBreak="0">
+  <w:abstractNum w:abstractNumId="9" w15:restartNumberingAfterBreak="0">
     <w:nsid w:val="631C7E69"/>
     <w:multiLevelType w:val="hybridMultilevel"/>
     <w:tmpl w:val="A1025660"/>
@@ -42198,25 +43145,28 @@
     <w:abstractNumId w:val="2"/>
   </w:num>
   <w:num w:numId="3">
-    <w:abstractNumId w:val="5"/>
+    <w:abstractNumId w:val="6"/>
   </w:num>
   <w:num w:numId="4">
     <w:abstractNumId w:val="0"/>
   </w:num>
   <w:num w:numId="5">
-    <w:abstractNumId w:val="3"/>
+    <w:abstractNumId w:val="4"/>
   </w:num>
   <w:num w:numId="6">
-    <w:abstractNumId w:val="4"/>
+    <w:abstractNumId w:val="5"/>
   </w:num>
   <w:num w:numId="7">
+    <w:abstractNumId w:val="8"/>
+  </w:num>
+  <w:num w:numId="8">
     <w:abstractNumId w:val="7"/>
   </w:num>
-  <w:num w:numId="8">
-    <w:abstractNumId w:val="6"/>
+  <w:num w:numId="9">
+    <w:abstractNumId w:val="9"/>
   </w:num>
-  <w:num w:numId="9">
-    <w:abstractNumId w:val="8"/>
+  <w:num w:numId="10">
+    <w:abstractNumId w:val="3"/>
   </w:num>
   <w:numIdMacAtCleanup w:val="9"/>
 </w:numbering>
@@ -43685,7 +44635,7 @@
 </file>
 
 <file path=customXml/itemProps1.xml><?xml version="1.0" encoding="utf-8"?>
-<ds:datastoreItem xmlns:ds="http://schemas.openxmlformats.org/officeDocument/2006/customXml" ds:itemID="{A029A909-D591-45DA-8001-842D00CDF1EF}">
+<ds:datastoreItem xmlns:ds="http://schemas.openxmlformats.org/officeDocument/2006/customXml" ds:itemID="{402F7E48-CBCA-4990-8AE7-BB895505C0BF}">
   <ds:schemaRefs>
     <ds:schemaRef ds:uri="http://schemas.openxmlformats.org/officeDocument/2006/bibliography"/>
   </ds:schemaRefs>
